--- a/Jest/Jest-Typescript-Notes/Jest-Typescript-Notes-01.docx
+++ b/Jest/Jest-Typescript-Notes/Jest-Typescript-Notes-01.docx
@@ -5,7 +5,7 @@
     <w:p>
       <w:pPr>
         <w:rPr>
-          <w:rFonts w:ascii="Sakkal Majalla" w:hAnsi="Sakkal Majalla" w:cs="Sakkal Majalla" w:hint="cs"/>
+          <w:rFonts w:ascii="Sakkal Majalla" w:hAnsi="Sakkal Majalla" w:cs="Sakkal Majalla"/>
         </w:rPr>
       </w:pPr>
       <w:r>
@@ -1623,12 +1623,2698 @@
       <w:pPr>
         <w:shd w:val="clear" w:color="auto" w:fill="FFFFFF"/>
         <w:spacing w:after="0" w:line="285" w:lineRule="atLeast"/>
+        <w:ind w:left="1440" w:firstLine="720"/>
+        <w:rPr>
+          <w:rFonts w:ascii="Sakkal Majalla" w:eastAsia="Times New Roman" w:hAnsi="Sakkal Majalla" w:cs="Sakkal Majalla"/>
+          <w:color w:val="202020"/>
+          <w:kern w:val="0"/>
+          <w14:ligatures w14:val="none"/>
+        </w:rPr>
+      </w:pPr>
+      <w:r>
         <w:rPr>
           <w:rFonts w:ascii="Sakkal Majalla" w:eastAsia="Times New Roman" w:hAnsi="Sakkal Majalla" w:cs="Sakkal Majalla" w:hint="cs"/>
           <w:color w:val="202020"/>
           <w:kern w:val="0"/>
           <w14:ligatures w14:val="none"/>
         </w:rPr>
+        <w:t>====================================================</w:t>
+      </w:r>
+    </w:p>
+    <w:p>
+      <w:pPr>
+        <w:shd w:val="clear" w:color="auto" w:fill="FFFFFF"/>
+        <w:spacing w:after="0" w:line="285" w:lineRule="atLeast"/>
+        <w:rPr>
+          <w:rFonts w:ascii="Sakkal Majalla" w:eastAsia="Times New Roman" w:hAnsi="Sakkal Majalla" w:cs="Sakkal Majalla"/>
+          <w:color w:val="202020"/>
+          <w:kern w:val="0"/>
+          <w14:ligatures w14:val="none"/>
+        </w:rPr>
+      </w:pPr>
+    </w:p>
+    <w:p>
+      <w:pPr>
+        <w:shd w:val="clear" w:color="auto" w:fill="FFFFFF"/>
+        <w:spacing w:after="0" w:line="285" w:lineRule="atLeast"/>
+        <w:rPr>
+          <w:rFonts w:ascii="Sakkal Majalla" w:eastAsia="Times New Roman" w:hAnsi="Sakkal Majalla" w:cs="Sakkal Majalla"/>
+          <w:color w:val="202020"/>
+          <w:kern w:val="0"/>
+          <w14:ligatures w14:val="none"/>
+        </w:rPr>
+      </w:pPr>
+    </w:p>
+    <w:p>
+      <w:pPr>
+        <w:shd w:val="clear" w:color="auto" w:fill="FFFFFF"/>
+        <w:spacing w:after="0" w:line="285" w:lineRule="atLeast"/>
+        <w:rPr>
+          <w:rFonts w:ascii="Sakkal Majalla" w:eastAsia="Times New Roman" w:hAnsi="Sakkal Majalla" w:cs="Sakkal Majalla"/>
+          <w:color w:val="202020"/>
+          <w:kern w:val="0"/>
+          <w14:ligatures w14:val="none"/>
+        </w:rPr>
+      </w:pPr>
+    </w:p>
+    <w:p>
+      <w:pPr>
+        <w:shd w:val="clear" w:color="auto" w:fill="FFFFFF"/>
+        <w:spacing w:after="0" w:line="285" w:lineRule="atLeast"/>
+        <w:rPr>
+          <w:rFonts w:ascii="Sakkal Majalla" w:eastAsia="Times New Roman" w:hAnsi="Sakkal Majalla" w:cs="Sakkal Majalla"/>
+          <w:color w:val="202020"/>
+          <w:kern w:val="0"/>
+          <w14:ligatures w14:val="none"/>
+        </w:rPr>
+      </w:pPr>
+    </w:p>
+    <w:p>
+      <w:pPr>
+        <w:shd w:val="clear" w:color="auto" w:fill="FFFFFF"/>
+        <w:spacing w:after="0" w:line="285" w:lineRule="atLeast"/>
+        <w:rPr>
+          <w:rFonts w:ascii="Sakkal Majalla" w:eastAsia="Times New Roman" w:hAnsi="Sakkal Majalla" w:cs="Sakkal Majalla"/>
+          <w:color w:val="202020"/>
+          <w:kern w:val="0"/>
+          <w14:ligatures w14:val="none"/>
+        </w:rPr>
+      </w:pPr>
+    </w:p>
+    <w:p>
+      <w:pPr>
+        <w:shd w:val="clear" w:color="auto" w:fill="FFFFFF"/>
+        <w:spacing w:after="0" w:line="285" w:lineRule="atLeast"/>
+        <w:rPr>
+          <w:rFonts w:ascii="Sakkal Majalla" w:eastAsia="Times New Roman" w:hAnsi="Sakkal Majalla" w:cs="Sakkal Majalla"/>
+          <w:color w:val="202020"/>
+          <w:kern w:val="0"/>
+          <w14:ligatures w14:val="none"/>
+        </w:rPr>
+      </w:pPr>
+    </w:p>
+    <w:p>
+      <w:pPr>
+        <w:shd w:val="clear" w:color="auto" w:fill="FFFFFF"/>
+        <w:spacing w:after="0" w:line="285" w:lineRule="atLeast"/>
+        <w:rPr>
+          <w:rFonts w:ascii="Sakkal Majalla" w:eastAsia="Times New Roman" w:hAnsi="Sakkal Majalla" w:cs="Sakkal Majalla"/>
+          <w:color w:val="202020"/>
+          <w:kern w:val="0"/>
+          <w14:ligatures w14:val="none"/>
+        </w:rPr>
+      </w:pPr>
+    </w:p>
+    <w:p>
+      <w:pPr>
+        <w:shd w:val="clear" w:color="auto" w:fill="FFFFFF"/>
+        <w:spacing w:after="0" w:line="285" w:lineRule="atLeast"/>
+        <w:rPr>
+          <w:rFonts w:ascii="Sakkal Majalla" w:eastAsia="Times New Roman" w:hAnsi="Sakkal Majalla" w:cs="Sakkal Majalla"/>
+          <w:color w:val="202020"/>
+          <w:kern w:val="0"/>
+          <w14:ligatures w14:val="none"/>
+        </w:rPr>
+      </w:pPr>
+    </w:p>
+    <w:p>
+      <w:pPr>
+        <w:shd w:val="clear" w:color="auto" w:fill="FFFFFF"/>
+        <w:spacing w:after="0" w:line="285" w:lineRule="atLeast"/>
+        <w:rPr>
+          <w:rFonts w:ascii="Sakkal Majalla" w:eastAsia="Times New Roman" w:hAnsi="Sakkal Majalla" w:cs="Sakkal Majalla"/>
+          <w:color w:val="202020"/>
+          <w:kern w:val="0"/>
+          <w14:ligatures w14:val="none"/>
+        </w:rPr>
+      </w:pPr>
+    </w:p>
+    <w:p>
+      <w:pPr>
+        <w:shd w:val="clear" w:color="auto" w:fill="FFFFFF"/>
+        <w:spacing w:after="0" w:line="285" w:lineRule="atLeast"/>
+        <w:rPr>
+          <w:rFonts w:ascii="Sakkal Majalla" w:eastAsia="Times New Roman" w:hAnsi="Sakkal Majalla" w:cs="Sakkal Majalla"/>
+          <w:color w:val="202020"/>
+          <w:kern w:val="0"/>
+          <w14:ligatures w14:val="none"/>
+        </w:rPr>
+      </w:pPr>
+    </w:p>
+    <w:p>
+      <w:pPr>
+        <w:shd w:val="clear" w:color="auto" w:fill="FFFFFF"/>
+        <w:spacing w:after="0" w:line="285" w:lineRule="atLeast"/>
+        <w:rPr>
+          <w:rFonts w:ascii="Sakkal Majalla" w:eastAsia="Times New Roman" w:hAnsi="Sakkal Majalla" w:cs="Sakkal Majalla"/>
+          <w:color w:val="202020"/>
+          <w:kern w:val="0"/>
+          <w14:ligatures w14:val="none"/>
+        </w:rPr>
+      </w:pPr>
+    </w:p>
+    <w:p>
+      <w:pPr>
+        <w:shd w:val="clear" w:color="auto" w:fill="FFFFFF"/>
+        <w:spacing w:after="0" w:line="285" w:lineRule="atLeast"/>
+        <w:rPr>
+          <w:rFonts w:ascii="Sakkal Majalla" w:eastAsia="Times New Roman" w:hAnsi="Sakkal Majalla" w:cs="Sakkal Majalla"/>
+          <w:color w:val="202020"/>
+          <w:kern w:val="0"/>
+          <w14:ligatures w14:val="none"/>
+        </w:rPr>
+      </w:pPr>
+    </w:p>
+    <w:p>
+      <w:pPr>
+        <w:shd w:val="clear" w:color="auto" w:fill="FFFFFF"/>
+        <w:spacing w:after="0" w:line="285" w:lineRule="atLeast"/>
+        <w:rPr>
+          <w:rFonts w:ascii="Sakkal Majalla" w:eastAsia="Times New Roman" w:hAnsi="Sakkal Majalla" w:cs="Sakkal Majalla"/>
+          <w:color w:val="202020"/>
+          <w:kern w:val="0"/>
+          <w14:ligatures w14:val="none"/>
+        </w:rPr>
+      </w:pPr>
+    </w:p>
+    <w:p>
+      <w:pPr>
+        <w:shd w:val="clear" w:color="auto" w:fill="FFFFFF"/>
+        <w:spacing w:after="0" w:line="285" w:lineRule="atLeast"/>
+        <w:rPr>
+          <w:rFonts w:ascii="Sakkal Majalla" w:eastAsia="Times New Roman" w:hAnsi="Sakkal Majalla" w:cs="Sakkal Majalla"/>
+          <w:color w:val="202020"/>
+          <w:kern w:val="0"/>
+          <w14:ligatures w14:val="none"/>
+        </w:rPr>
+      </w:pPr>
+      <w:r>
+        <w:rPr>
+          <w:rFonts w:ascii="Sakkal Majalla" w:eastAsia="Times New Roman" w:hAnsi="Sakkal Majalla" w:cs="Sakkal Majalla"/>
+          <w:color w:val="202020"/>
+          <w:kern w:val="0"/>
+          <w14:ligatures w14:val="none"/>
+        </w:rPr>
+        <w:lastRenderedPageBreak/>
+        <w:t>The function to test is:</w:t>
+      </w:r>
+    </w:p>
+    <w:p>
+      <w:pPr>
+        <w:shd w:val="clear" w:color="auto" w:fill="FFFFFF"/>
+        <w:spacing w:after="0" w:line="285" w:lineRule="atLeast"/>
+        <w:rPr>
+          <w:rFonts w:ascii="Consolas" w:eastAsia="Times New Roman" w:hAnsi="Consolas" w:cs="Times New Roman"/>
+          <w:color w:val="202020"/>
+          <w:kern w:val="0"/>
+          <w:sz w:val="21"/>
+          <w:szCs w:val="21"/>
+          <w14:ligatures w14:val="none"/>
+        </w:rPr>
+      </w:pPr>
+      <w:r>
+        <w:rPr>
+          <w:rFonts w:ascii="Consolas" w:eastAsia="Times New Roman" w:hAnsi="Consolas" w:cs="Times New Roman"/>
+          <w:color w:val="AF00DB"/>
+          <w:kern w:val="0"/>
+          <w:sz w:val="21"/>
+          <w:szCs w:val="21"/>
+          <w14:ligatures w14:val="none"/>
+        </w:rPr>
+        <w:t>export</w:t>
+      </w:r>
+      <w:r>
+        <w:rPr>
+          <w:rFonts w:ascii="Consolas" w:eastAsia="Times New Roman" w:hAnsi="Consolas" w:cs="Times New Roman"/>
+          <w:color w:val="202020"/>
+          <w:kern w:val="0"/>
+          <w:sz w:val="21"/>
+          <w:szCs w:val="21"/>
+          <w14:ligatures w14:val="none"/>
+        </w:rPr>
+        <w:t xml:space="preserve"> </w:t>
+      </w:r>
+      <w:r>
+        <w:rPr>
+          <w:rFonts w:ascii="Consolas" w:eastAsia="Times New Roman" w:hAnsi="Consolas" w:cs="Times New Roman"/>
+          <w:color w:val="CF222E"/>
+          <w:kern w:val="0"/>
+          <w:sz w:val="21"/>
+          <w:szCs w:val="21"/>
+          <w14:ligatures w14:val="none"/>
+        </w:rPr>
+        <w:t>function</w:t>
+      </w:r>
+      <w:r>
+        <w:rPr>
+          <w:rFonts w:ascii="Consolas" w:eastAsia="Times New Roman" w:hAnsi="Consolas" w:cs="Times New Roman"/>
+          <w:color w:val="202020"/>
+          <w:kern w:val="0"/>
+          <w:sz w:val="21"/>
+          <w:szCs w:val="21"/>
+          <w14:ligatures w14:val="none"/>
+        </w:rPr>
+        <w:t xml:space="preserve"> </w:t>
+      </w:r>
+      <w:proofErr w:type="gramStart"/>
+      <w:r>
+        <w:rPr>
+          <w:rFonts w:ascii="Consolas" w:eastAsia="Times New Roman" w:hAnsi="Consolas" w:cs="Times New Roman"/>
+          <w:color w:val="8250DF"/>
+          <w:kern w:val="0"/>
+          <w:sz w:val="21"/>
+          <w:szCs w:val="21"/>
+          <w14:ligatures w14:val="none"/>
+        </w:rPr>
+        <w:t>getStringInfo</w:t>
+      </w:r>
+      <w:r>
+        <w:rPr>
+          <w:rFonts w:ascii="Consolas" w:eastAsia="Times New Roman" w:hAnsi="Consolas" w:cs="Times New Roman"/>
+          <w:color w:val="202020"/>
+          <w:kern w:val="0"/>
+          <w:sz w:val="21"/>
+          <w:szCs w:val="21"/>
+          <w14:ligatures w14:val="none"/>
+        </w:rPr>
+        <w:t>(</w:t>
+      </w:r>
+      <w:proofErr w:type="gramEnd"/>
+      <w:r>
+        <w:rPr>
+          <w:rFonts w:ascii="Consolas" w:eastAsia="Times New Roman" w:hAnsi="Consolas" w:cs="Times New Roman"/>
+          <w:color w:val="953800"/>
+          <w:kern w:val="0"/>
+          <w:sz w:val="21"/>
+          <w:szCs w:val="21"/>
+          <w14:ligatures w14:val="none"/>
+        </w:rPr>
+        <w:t>arg</w:t>
+      </w:r>
+      <w:r>
+        <w:rPr>
+          <w:rFonts w:ascii="Consolas" w:eastAsia="Times New Roman" w:hAnsi="Consolas" w:cs="Times New Roman"/>
+          <w:color w:val="000000"/>
+          <w:kern w:val="0"/>
+          <w:sz w:val="21"/>
+          <w:szCs w:val="21"/>
+          <w14:ligatures w14:val="none"/>
+        </w:rPr>
+        <w:t>:</w:t>
+      </w:r>
+      <w:r>
+        <w:rPr>
+          <w:rFonts w:ascii="Consolas" w:eastAsia="Times New Roman" w:hAnsi="Consolas" w:cs="Times New Roman"/>
+          <w:color w:val="202020"/>
+          <w:kern w:val="0"/>
+          <w:sz w:val="21"/>
+          <w:szCs w:val="21"/>
+          <w14:ligatures w14:val="none"/>
+        </w:rPr>
+        <w:t xml:space="preserve"> </w:t>
+      </w:r>
+      <w:r>
+        <w:rPr>
+          <w:rFonts w:ascii="Consolas" w:eastAsia="Times New Roman" w:hAnsi="Consolas" w:cs="Times New Roman"/>
+          <w:color w:val="267F99"/>
+          <w:kern w:val="0"/>
+          <w:sz w:val="21"/>
+          <w:szCs w:val="21"/>
+          <w14:ligatures w14:val="none"/>
+        </w:rPr>
+        <w:t>string</w:t>
+      </w:r>
+      <w:r>
+        <w:rPr>
+          <w:rFonts w:ascii="Consolas" w:eastAsia="Times New Roman" w:hAnsi="Consolas" w:cs="Times New Roman"/>
+          <w:color w:val="202020"/>
+          <w:kern w:val="0"/>
+          <w:sz w:val="21"/>
+          <w:szCs w:val="21"/>
+          <w14:ligatures w14:val="none"/>
+        </w:rPr>
+        <w:t>)</w:t>
+      </w:r>
+      <w:r>
+        <w:rPr>
+          <w:rFonts w:ascii="Consolas" w:eastAsia="Times New Roman" w:hAnsi="Consolas" w:cs="Times New Roman"/>
+          <w:color w:val="000000"/>
+          <w:kern w:val="0"/>
+          <w:sz w:val="21"/>
+          <w:szCs w:val="21"/>
+          <w14:ligatures w14:val="none"/>
+        </w:rPr>
+        <w:t>:</w:t>
+      </w:r>
+      <w:r>
+        <w:rPr>
+          <w:rFonts w:ascii="Consolas" w:eastAsia="Times New Roman" w:hAnsi="Consolas" w:cs="Times New Roman"/>
+          <w:color w:val="202020"/>
+          <w:kern w:val="0"/>
+          <w:sz w:val="21"/>
+          <w:szCs w:val="21"/>
+          <w14:ligatures w14:val="none"/>
+        </w:rPr>
+        <w:t xml:space="preserve"> </w:t>
+      </w:r>
+      <w:r>
+        <w:rPr>
+          <w:rFonts w:ascii="Consolas" w:eastAsia="Times New Roman" w:hAnsi="Consolas" w:cs="Times New Roman"/>
+          <w:color w:val="267F99"/>
+          <w:kern w:val="0"/>
+          <w:sz w:val="21"/>
+          <w:szCs w:val="21"/>
+          <w14:ligatures w14:val="none"/>
+        </w:rPr>
+        <w:t>stringInfo</w:t>
+      </w:r>
+      <w:r>
+        <w:rPr>
+          <w:rFonts w:ascii="Consolas" w:eastAsia="Times New Roman" w:hAnsi="Consolas" w:cs="Times New Roman"/>
+          <w:color w:val="202020"/>
+          <w:kern w:val="0"/>
+          <w:sz w:val="21"/>
+          <w:szCs w:val="21"/>
+          <w14:ligatures w14:val="none"/>
+        </w:rPr>
+        <w:t xml:space="preserve"> </w:t>
+      </w:r>
+      <w:r>
+        <w:rPr>
+          <w:rFonts w:ascii="Consolas" w:eastAsia="Times New Roman" w:hAnsi="Consolas" w:cs="Times New Roman"/>
+          <w:color w:val="1F2328"/>
+          <w:kern w:val="0"/>
+          <w:sz w:val="21"/>
+          <w:szCs w:val="21"/>
+          <w14:ligatures w14:val="none"/>
+        </w:rPr>
+        <w:t>{</w:t>
+      </w:r>
+    </w:p>
+    <w:p>
+      <w:pPr>
+        <w:shd w:val="clear" w:color="auto" w:fill="FFFFFF"/>
+        <w:spacing w:after="0" w:line="285" w:lineRule="atLeast"/>
+        <w:rPr>
+          <w:rFonts w:ascii="Consolas" w:eastAsia="Times New Roman" w:hAnsi="Consolas" w:cs="Times New Roman"/>
+          <w:color w:val="202020"/>
+          <w:kern w:val="0"/>
+          <w:sz w:val="21"/>
+          <w:szCs w:val="21"/>
+          <w14:ligatures w14:val="none"/>
+        </w:rPr>
+      </w:pPr>
+      <w:r>
+        <w:rPr>
+          <w:rFonts w:ascii="Consolas" w:eastAsia="Times New Roman" w:hAnsi="Consolas" w:cs="Times New Roman"/>
+          <w:color w:val="1F2328"/>
+          <w:kern w:val="0"/>
+          <w:sz w:val="21"/>
+          <w:szCs w:val="21"/>
+          <w14:ligatures w14:val="none"/>
+        </w:rPr>
+        <w:t xml:space="preserve">    </w:t>
+      </w:r>
+      <w:r>
+        <w:rPr>
+          <w:rFonts w:ascii="Consolas" w:eastAsia="Times New Roman" w:hAnsi="Consolas" w:cs="Times New Roman"/>
+          <w:color w:val="AF00DB"/>
+          <w:kern w:val="0"/>
+          <w:sz w:val="21"/>
+          <w:szCs w:val="21"/>
+          <w14:ligatures w14:val="none"/>
+        </w:rPr>
+        <w:t>return</w:t>
+      </w:r>
+      <w:r>
+        <w:rPr>
+          <w:rFonts w:ascii="Consolas" w:eastAsia="Times New Roman" w:hAnsi="Consolas" w:cs="Times New Roman"/>
+          <w:color w:val="1F2328"/>
+          <w:kern w:val="0"/>
+          <w:sz w:val="21"/>
+          <w:szCs w:val="21"/>
+          <w14:ligatures w14:val="none"/>
+        </w:rPr>
+        <w:t xml:space="preserve"> {</w:t>
+      </w:r>
+    </w:p>
+    <w:p>
+      <w:pPr>
+        <w:shd w:val="clear" w:color="auto" w:fill="FFFFFF"/>
+        <w:spacing w:after="0" w:line="285" w:lineRule="atLeast"/>
+        <w:rPr>
+          <w:rFonts w:ascii="Consolas" w:eastAsia="Times New Roman" w:hAnsi="Consolas" w:cs="Times New Roman"/>
+          <w:color w:val="202020"/>
+          <w:kern w:val="0"/>
+          <w:sz w:val="21"/>
+          <w:szCs w:val="21"/>
+          <w14:ligatures w14:val="none"/>
+        </w:rPr>
+      </w:pPr>
+      <w:r>
+        <w:rPr>
+          <w:rFonts w:ascii="Consolas" w:eastAsia="Times New Roman" w:hAnsi="Consolas" w:cs="Times New Roman"/>
+          <w:color w:val="1F2328"/>
+          <w:kern w:val="0"/>
+          <w:sz w:val="21"/>
+          <w:szCs w:val="21"/>
+          <w14:ligatures w14:val="none"/>
+        </w:rPr>
+        <w:t>        lowercase</w:t>
+      </w:r>
+      <w:r>
+        <w:rPr>
+          <w:rFonts w:ascii="Consolas" w:eastAsia="Times New Roman" w:hAnsi="Consolas" w:cs="Times New Roman"/>
+          <w:color w:val="001080"/>
+          <w:kern w:val="0"/>
+          <w:sz w:val="21"/>
+          <w:szCs w:val="21"/>
+          <w14:ligatures w14:val="none"/>
+        </w:rPr>
+        <w:t>:</w:t>
+      </w:r>
+      <w:r>
+        <w:rPr>
+          <w:rFonts w:ascii="Consolas" w:eastAsia="Times New Roman" w:hAnsi="Consolas" w:cs="Times New Roman"/>
+          <w:color w:val="1F2328"/>
+          <w:kern w:val="0"/>
+          <w:sz w:val="21"/>
+          <w:szCs w:val="21"/>
+          <w14:ligatures w14:val="none"/>
+        </w:rPr>
+        <w:t xml:space="preserve"> </w:t>
+      </w:r>
+      <w:proofErr w:type="gramStart"/>
+      <w:r>
+        <w:rPr>
+          <w:rFonts w:ascii="Consolas" w:eastAsia="Times New Roman" w:hAnsi="Consolas" w:cs="Times New Roman"/>
+          <w:color w:val="953800"/>
+          <w:kern w:val="0"/>
+          <w:sz w:val="21"/>
+          <w:szCs w:val="21"/>
+          <w14:ligatures w14:val="none"/>
+        </w:rPr>
+        <w:t>arg</w:t>
+      </w:r>
+      <w:r>
+        <w:rPr>
+          <w:rFonts w:ascii="Consolas" w:eastAsia="Times New Roman" w:hAnsi="Consolas" w:cs="Times New Roman"/>
+          <w:color w:val="1F2328"/>
+          <w:kern w:val="0"/>
+          <w:sz w:val="21"/>
+          <w:szCs w:val="21"/>
+          <w14:ligatures w14:val="none"/>
+        </w:rPr>
+        <w:t>.</w:t>
+      </w:r>
+      <w:r>
+        <w:rPr>
+          <w:rFonts w:ascii="Consolas" w:eastAsia="Times New Roman" w:hAnsi="Consolas" w:cs="Times New Roman"/>
+          <w:color w:val="8250DF"/>
+          <w:kern w:val="0"/>
+          <w:sz w:val="21"/>
+          <w:szCs w:val="21"/>
+          <w14:ligatures w14:val="none"/>
+        </w:rPr>
+        <w:t>toLowerCase</w:t>
+      </w:r>
+      <w:proofErr w:type="gramEnd"/>
+      <w:r>
+        <w:rPr>
+          <w:rFonts w:ascii="Consolas" w:eastAsia="Times New Roman" w:hAnsi="Consolas" w:cs="Times New Roman"/>
+          <w:color w:val="1F2328"/>
+          <w:kern w:val="0"/>
+          <w:sz w:val="21"/>
+          <w:szCs w:val="21"/>
+          <w14:ligatures w14:val="none"/>
+        </w:rPr>
+        <w:t>(),</w:t>
+      </w:r>
+    </w:p>
+    <w:p>
+      <w:pPr>
+        <w:shd w:val="clear" w:color="auto" w:fill="FFFFFF"/>
+        <w:spacing w:after="0" w:line="285" w:lineRule="atLeast"/>
+        <w:rPr>
+          <w:rFonts w:ascii="Consolas" w:eastAsia="Times New Roman" w:hAnsi="Consolas" w:cs="Times New Roman"/>
+          <w:color w:val="202020"/>
+          <w:kern w:val="0"/>
+          <w:sz w:val="21"/>
+          <w:szCs w:val="21"/>
+          <w14:ligatures w14:val="none"/>
+        </w:rPr>
+      </w:pPr>
+      <w:r>
+        <w:rPr>
+          <w:rFonts w:ascii="Consolas" w:eastAsia="Times New Roman" w:hAnsi="Consolas" w:cs="Times New Roman"/>
+          <w:color w:val="1F2328"/>
+          <w:kern w:val="0"/>
+          <w:sz w:val="21"/>
+          <w:szCs w:val="21"/>
+          <w14:ligatures w14:val="none"/>
+        </w:rPr>
+        <w:t>        upperCase</w:t>
+      </w:r>
+      <w:r>
+        <w:rPr>
+          <w:rFonts w:ascii="Consolas" w:eastAsia="Times New Roman" w:hAnsi="Consolas" w:cs="Times New Roman"/>
+          <w:color w:val="001080"/>
+          <w:kern w:val="0"/>
+          <w:sz w:val="21"/>
+          <w:szCs w:val="21"/>
+          <w14:ligatures w14:val="none"/>
+        </w:rPr>
+        <w:t>:</w:t>
+      </w:r>
+      <w:r>
+        <w:rPr>
+          <w:rFonts w:ascii="Consolas" w:eastAsia="Times New Roman" w:hAnsi="Consolas" w:cs="Times New Roman"/>
+          <w:color w:val="1F2328"/>
+          <w:kern w:val="0"/>
+          <w:sz w:val="21"/>
+          <w:szCs w:val="21"/>
+          <w14:ligatures w14:val="none"/>
+        </w:rPr>
+        <w:t xml:space="preserve"> </w:t>
+      </w:r>
+      <w:proofErr w:type="gramStart"/>
+      <w:r>
+        <w:rPr>
+          <w:rFonts w:ascii="Consolas" w:eastAsia="Times New Roman" w:hAnsi="Consolas" w:cs="Times New Roman"/>
+          <w:color w:val="953800"/>
+          <w:kern w:val="0"/>
+          <w:sz w:val="21"/>
+          <w:szCs w:val="21"/>
+          <w14:ligatures w14:val="none"/>
+        </w:rPr>
+        <w:t>arg</w:t>
+      </w:r>
+      <w:r>
+        <w:rPr>
+          <w:rFonts w:ascii="Consolas" w:eastAsia="Times New Roman" w:hAnsi="Consolas" w:cs="Times New Roman"/>
+          <w:color w:val="1F2328"/>
+          <w:kern w:val="0"/>
+          <w:sz w:val="21"/>
+          <w:szCs w:val="21"/>
+          <w14:ligatures w14:val="none"/>
+        </w:rPr>
+        <w:t>.</w:t>
+      </w:r>
+      <w:r>
+        <w:rPr>
+          <w:rFonts w:ascii="Consolas" w:eastAsia="Times New Roman" w:hAnsi="Consolas" w:cs="Times New Roman"/>
+          <w:color w:val="8250DF"/>
+          <w:kern w:val="0"/>
+          <w:sz w:val="21"/>
+          <w:szCs w:val="21"/>
+          <w14:ligatures w14:val="none"/>
+        </w:rPr>
+        <w:t>toUpperCase</w:t>
+      </w:r>
+      <w:proofErr w:type="gramEnd"/>
+      <w:r>
+        <w:rPr>
+          <w:rFonts w:ascii="Consolas" w:eastAsia="Times New Roman" w:hAnsi="Consolas" w:cs="Times New Roman"/>
+          <w:color w:val="1F2328"/>
+          <w:kern w:val="0"/>
+          <w:sz w:val="21"/>
+          <w:szCs w:val="21"/>
+          <w14:ligatures w14:val="none"/>
+        </w:rPr>
+        <w:t>(),</w:t>
+      </w:r>
+    </w:p>
+    <w:p>
+      <w:pPr>
+        <w:shd w:val="clear" w:color="auto" w:fill="FFFFFF"/>
+        <w:spacing w:after="0" w:line="285" w:lineRule="atLeast"/>
+        <w:rPr>
+          <w:rFonts w:ascii="Consolas" w:eastAsia="Times New Roman" w:hAnsi="Consolas" w:cs="Times New Roman"/>
+          <w:color w:val="202020"/>
+          <w:kern w:val="0"/>
+          <w:sz w:val="21"/>
+          <w:szCs w:val="21"/>
+          <w14:ligatures w14:val="none"/>
+        </w:rPr>
+      </w:pPr>
+      <w:r>
+        <w:rPr>
+          <w:rFonts w:ascii="Consolas" w:eastAsia="Times New Roman" w:hAnsi="Consolas" w:cs="Times New Roman"/>
+          <w:color w:val="1F2328"/>
+          <w:kern w:val="0"/>
+          <w:sz w:val="21"/>
+          <w:szCs w:val="21"/>
+          <w14:ligatures w14:val="none"/>
+        </w:rPr>
+        <w:t>        characters</w:t>
+      </w:r>
+      <w:r>
+        <w:rPr>
+          <w:rFonts w:ascii="Consolas" w:eastAsia="Times New Roman" w:hAnsi="Consolas" w:cs="Times New Roman"/>
+          <w:color w:val="001080"/>
+          <w:kern w:val="0"/>
+          <w:sz w:val="21"/>
+          <w:szCs w:val="21"/>
+          <w14:ligatures w14:val="none"/>
+        </w:rPr>
+        <w:t>:</w:t>
+      </w:r>
+      <w:r>
+        <w:rPr>
+          <w:rFonts w:ascii="Consolas" w:eastAsia="Times New Roman" w:hAnsi="Consolas" w:cs="Times New Roman"/>
+          <w:color w:val="1F2328"/>
+          <w:kern w:val="0"/>
+          <w:sz w:val="21"/>
+          <w:szCs w:val="21"/>
+          <w14:ligatures w14:val="none"/>
+        </w:rPr>
+        <w:t xml:space="preserve"> [</w:t>
+      </w:r>
+      <w:r>
+        <w:rPr>
+          <w:rFonts w:ascii="Consolas" w:eastAsia="Times New Roman" w:hAnsi="Consolas" w:cs="Times New Roman"/>
+          <w:color w:val="000000"/>
+          <w:kern w:val="0"/>
+          <w:sz w:val="21"/>
+          <w:szCs w:val="21"/>
+          <w14:ligatures w14:val="none"/>
+        </w:rPr>
+        <w:t>...</w:t>
+      </w:r>
+      <w:r>
+        <w:rPr>
+          <w:rFonts w:ascii="Consolas" w:eastAsia="Times New Roman" w:hAnsi="Consolas" w:cs="Times New Roman"/>
+          <w:color w:val="953800"/>
+          <w:kern w:val="0"/>
+          <w:sz w:val="21"/>
+          <w:szCs w:val="21"/>
+          <w14:ligatures w14:val="none"/>
+        </w:rPr>
+        <w:t>arg</w:t>
+      </w:r>
+      <w:r>
+        <w:rPr>
+          <w:rFonts w:ascii="Consolas" w:eastAsia="Times New Roman" w:hAnsi="Consolas" w:cs="Times New Roman"/>
+          <w:color w:val="1F2328"/>
+          <w:kern w:val="0"/>
+          <w:sz w:val="21"/>
+          <w:szCs w:val="21"/>
+          <w14:ligatures w14:val="none"/>
+        </w:rPr>
+        <w:t>],</w:t>
+      </w:r>
+    </w:p>
+    <w:p>
+      <w:pPr>
+        <w:shd w:val="clear" w:color="auto" w:fill="FFFFFF"/>
+        <w:spacing w:after="0" w:line="285" w:lineRule="atLeast"/>
+        <w:rPr>
+          <w:rFonts w:ascii="Consolas" w:eastAsia="Times New Roman" w:hAnsi="Consolas" w:cs="Times New Roman"/>
+          <w:color w:val="202020"/>
+          <w:kern w:val="0"/>
+          <w:sz w:val="21"/>
+          <w:szCs w:val="21"/>
+          <w14:ligatures w14:val="none"/>
+        </w:rPr>
+      </w:pPr>
+      <w:r>
+        <w:rPr>
+          <w:rFonts w:ascii="Consolas" w:eastAsia="Times New Roman" w:hAnsi="Consolas" w:cs="Times New Roman"/>
+          <w:color w:val="1F2328"/>
+          <w:kern w:val="0"/>
+          <w:sz w:val="21"/>
+          <w:szCs w:val="21"/>
+          <w14:ligatures w14:val="none"/>
+        </w:rPr>
+        <w:t>        length</w:t>
+      </w:r>
+      <w:r>
+        <w:rPr>
+          <w:rFonts w:ascii="Consolas" w:eastAsia="Times New Roman" w:hAnsi="Consolas" w:cs="Times New Roman"/>
+          <w:color w:val="001080"/>
+          <w:kern w:val="0"/>
+          <w:sz w:val="21"/>
+          <w:szCs w:val="21"/>
+          <w14:ligatures w14:val="none"/>
+        </w:rPr>
+        <w:t>:</w:t>
+      </w:r>
+      <w:r>
+        <w:rPr>
+          <w:rFonts w:ascii="Consolas" w:eastAsia="Times New Roman" w:hAnsi="Consolas" w:cs="Times New Roman"/>
+          <w:color w:val="1F2328"/>
+          <w:kern w:val="0"/>
+          <w:sz w:val="21"/>
+          <w:szCs w:val="21"/>
+          <w14:ligatures w14:val="none"/>
+        </w:rPr>
+        <w:t xml:space="preserve"> </w:t>
+      </w:r>
+      <w:proofErr w:type="gramStart"/>
+      <w:r>
+        <w:rPr>
+          <w:rFonts w:ascii="Consolas" w:eastAsia="Times New Roman" w:hAnsi="Consolas" w:cs="Times New Roman"/>
+          <w:color w:val="953800"/>
+          <w:kern w:val="0"/>
+          <w:sz w:val="21"/>
+          <w:szCs w:val="21"/>
+          <w14:ligatures w14:val="none"/>
+        </w:rPr>
+        <w:t>arg</w:t>
+      </w:r>
+      <w:r>
+        <w:rPr>
+          <w:rFonts w:ascii="Consolas" w:eastAsia="Times New Roman" w:hAnsi="Consolas" w:cs="Times New Roman"/>
+          <w:color w:val="1F2328"/>
+          <w:kern w:val="0"/>
+          <w:sz w:val="21"/>
+          <w:szCs w:val="21"/>
+          <w14:ligatures w14:val="none"/>
+        </w:rPr>
+        <w:t>.</w:t>
+      </w:r>
+      <w:r>
+        <w:rPr>
+          <w:rFonts w:ascii="Consolas" w:eastAsia="Times New Roman" w:hAnsi="Consolas" w:cs="Times New Roman"/>
+          <w:color w:val="0550AE"/>
+          <w:kern w:val="0"/>
+          <w:sz w:val="21"/>
+          <w:szCs w:val="21"/>
+          <w14:ligatures w14:val="none"/>
+        </w:rPr>
+        <w:t>length</w:t>
+      </w:r>
+      <w:proofErr w:type="gramEnd"/>
+      <w:r>
+        <w:rPr>
+          <w:rFonts w:ascii="Consolas" w:eastAsia="Times New Roman" w:hAnsi="Consolas" w:cs="Times New Roman"/>
+          <w:color w:val="1F2328"/>
+          <w:kern w:val="0"/>
+          <w:sz w:val="21"/>
+          <w:szCs w:val="21"/>
+          <w14:ligatures w14:val="none"/>
+        </w:rPr>
+        <w:t>,</w:t>
+      </w:r>
+    </w:p>
+    <w:p>
+      <w:pPr>
+        <w:shd w:val="clear" w:color="auto" w:fill="FFFFFF"/>
+        <w:spacing w:after="0" w:line="285" w:lineRule="atLeast"/>
+        <w:rPr>
+          <w:rFonts w:ascii="Consolas" w:eastAsia="Times New Roman" w:hAnsi="Consolas" w:cs="Times New Roman"/>
+          <w:color w:val="202020"/>
+          <w:kern w:val="0"/>
+          <w:sz w:val="21"/>
+          <w:szCs w:val="21"/>
+          <w14:ligatures w14:val="none"/>
+        </w:rPr>
+      </w:pPr>
+      <w:r>
+        <w:rPr>
+          <w:rFonts w:ascii="Consolas" w:eastAsia="Times New Roman" w:hAnsi="Consolas" w:cs="Times New Roman"/>
+          <w:color w:val="1F2328"/>
+          <w:kern w:val="0"/>
+          <w:sz w:val="21"/>
+          <w:szCs w:val="21"/>
+          <w14:ligatures w14:val="none"/>
+        </w:rPr>
+        <w:t>        extraInfo</w:t>
+      </w:r>
+      <w:r>
+        <w:rPr>
+          <w:rFonts w:ascii="Consolas" w:eastAsia="Times New Roman" w:hAnsi="Consolas" w:cs="Times New Roman"/>
+          <w:color w:val="001080"/>
+          <w:kern w:val="0"/>
+          <w:sz w:val="21"/>
+          <w:szCs w:val="21"/>
+          <w14:ligatures w14:val="none"/>
+        </w:rPr>
+        <w:t>:</w:t>
+      </w:r>
+      <w:r>
+        <w:rPr>
+          <w:rFonts w:ascii="Consolas" w:eastAsia="Times New Roman" w:hAnsi="Consolas" w:cs="Times New Roman"/>
+          <w:color w:val="1F2328"/>
+          <w:kern w:val="0"/>
+          <w:sz w:val="21"/>
+          <w:szCs w:val="21"/>
+          <w14:ligatures w14:val="none"/>
+        </w:rPr>
+        <w:t xml:space="preserve"> {}</w:t>
+      </w:r>
+    </w:p>
+    <w:p>
+      <w:pPr>
+        <w:shd w:val="clear" w:color="auto" w:fill="FFFFFF"/>
+        <w:spacing w:after="0" w:line="285" w:lineRule="atLeast"/>
+        <w:rPr>
+          <w:rFonts w:ascii="Consolas" w:eastAsia="Times New Roman" w:hAnsi="Consolas" w:cs="Times New Roman"/>
+          <w:color w:val="202020"/>
+          <w:kern w:val="0"/>
+          <w:sz w:val="21"/>
+          <w:szCs w:val="21"/>
+          <w14:ligatures w14:val="none"/>
+        </w:rPr>
+      </w:pPr>
+      <w:r>
+        <w:rPr>
+          <w:rFonts w:ascii="Consolas" w:eastAsia="Times New Roman" w:hAnsi="Consolas" w:cs="Times New Roman"/>
+          <w:color w:val="1F2328"/>
+          <w:kern w:val="0"/>
+          <w:sz w:val="21"/>
+          <w:szCs w:val="21"/>
+          <w14:ligatures w14:val="none"/>
+        </w:rPr>
+        <w:t>    }</w:t>
+      </w:r>
+    </w:p>
+    <w:p>
+      <w:pPr>
+        <w:shd w:val="clear" w:color="auto" w:fill="FFFFFF"/>
+        <w:spacing w:after="0" w:line="285" w:lineRule="atLeast"/>
+        <w:rPr>
+          <w:rFonts w:ascii="Consolas" w:eastAsia="Times New Roman" w:hAnsi="Consolas" w:cs="Times New Roman"/>
+          <w:color w:val="202020"/>
+          <w:kern w:val="0"/>
+          <w:sz w:val="21"/>
+          <w:szCs w:val="21"/>
+          <w14:ligatures w14:val="none"/>
+        </w:rPr>
+      </w:pPr>
+      <w:r>
+        <w:rPr>
+          <w:rFonts w:ascii="Consolas" w:eastAsia="Times New Roman" w:hAnsi="Consolas" w:cs="Times New Roman"/>
+          <w:color w:val="1F2328"/>
+          <w:kern w:val="0"/>
+          <w:sz w:val="21"/>
+          <w:szCs w:val="21"/>
+          <w14:ligatures w14:val="none"/>
+        </w:rPr>
+        <w:t>}</w:t>
+      </w:r>
+    </w:p>
+    <w:p>
+      <w:pPr>
+        <w:shd w:val="clear" w:color="auto" w:fill="FFFFFF"/>
+        <w:spacing w:after="0" w:line="285" w:lineRule="atLeast"/>
+        <w:rPr>
+          <w:rFonts w:ascii="Sakkal Majalla" w:eastAsia="Times New Roman" w:hAnsi="Sakkal Majalla" w:cs="Sakkal Majalla"/>
+          <w:color w:val="202020"/>
+          <w:kern w:val="0"/>
+          <w14:ligatures w14:val="none"/>
+        </w:rPr>
+      </w:pPr>
+    </w:p>
+    <w:p>
+      <w:pPr>
+        <w:shd w:val="clear" w:color="auto" w:fill="FFFFFF"/>
+        <w:spacing w:after="0" w:line="285" w:lineRule="atLeast"/>
+        <w:rPr>
+          <w:rFonts w:ascii="Sakkal Majalla" w:eastAsia="Times New Roman" w:hAnsi="Sakkal Majalla" w:cs="Sakkal Majalla"/>
+          <w:color w:val="202020"/>
+          <w:kern w:val="0"/>
+          <w14:ligatures w14:val="none"/>
+        </w:rPr>
+      </w:pPr>
+      <w:r>
+        <w:rPr>
+          <w:rFonts w:ascii="Sakkal Majalla" w:eastAsia="Times New Roman" w:hAnsi="Sakkal Majalla" w:cs="Sakkal Majalla"/>
+          <w:color w:val="202020"/>
+          <w:kern w:val="0"/>
+          <w14:ligatures w14:val="none"/>
+        </w:rPr>
+        <w:t>The testing matchers:</w:t>
+      </w:r>
+    </w:p>
+    <w:p>
+      <w:pPr>
+        <w:shd w:val="clear" w:color="auto" w:fill="FFFFFF"/>
+        <w:spacing w:after="0" w:line="285" w:lineRule="atLeast"/>
+        <w:rPr>
+          <w:rFonts w:ascii="Consolas" w:eastAsia="Times New Roman" w:hAnsi="Consolas" w:cs="Times New Roman"/>
+          <w:color w:val="202020"/>
+          <w:kern w:val="0"/>
+          <w:sz w:val="21"/>
+          <w:szCs w:val="21"/>
+          <w14:ligatures w14:val="none"/>
+        </w:rPr>
+      </w:pPr>
+      <w:proofErr w:type="gramStart"/>
+      <w:r>
+        <w:rPr>
+          <w:rFonts w:ascii="Consolas" w:eastAsia="Times New Roman" w:hAnsi="Consolas" w:cs="Times New Roman"/>
+          <w:color w:val="8250DF"/>
+          <w:kern w:val="0"/>
+          <w:sz w:val="21"/>
+          <w:szCs w:val="21"/>
+          <w14:ligatures w14:val="none"/>
+        </w:rPr>
+        <w:t>describe</w:t>
+      </w:r>
+      <w:r>
+        <w:rPr>
+          <w:rFonts w:ascii="Consolas" w:eastAsia="Times New Roman" w:hAnsi="Consolas" w:cs="Times New Roman"/>
+          <w:color w:val="202020"/>
+          <w:kern w:val="0"/>
+          <w:sz w:val="21"/>
+          <w:szCs w:val="21"/>
+          <w14:ligatures w14:val="none"/>
+        </w:rPr>
+        <w:t>(</w:t>
+      </w:r>
+      <w:proofErr w:type="gramEnd"/>
+      <w:r>
+        <w:rPr>
+          <w:rFonts w:ascii="Consolas" w:eastAsia="Times New Roman" w:hAnsi="Consolas" w:cs="Times New Roman"/>
+          <w:color w:val="0A3069"/>
+          <w:kern w:val="0"/>
+          <w:sz w:val="21"/>
+          <w:szCs w:val="21"/>
+          <w14:ligatures w14:val="none"/>
+        </w:rPr>
+        <w:t>"Utils test suite"</w:t>
+      </w:r>
+      <w:r>
+        <w:rPr>
+          <w:rFonts w:ascii="Consolas" w:eastAsia="Times New Roman" w:hAnsi="Consolas" w:cs="Times New Roman"/>
+          <w:color w:val="202020"/>
+          <w:kern w:val="0"/>
+          <w:sz w:val="21"/>
+          <w:szCs w:val="21"/>
+          <w14:ligatures w14:val="none"/>
+        </w:rPr>
+        <w:t xml:space="preserve">, () </w:t>
+      </w:r>
+      <w:r>
+        <w:rPr>
+          <w:rFonts w:ascii="Consolas" w:eastAsia="Times New Roman" w:hAnsi="Consolas" w:cs="Times New Roman"/>
+          <w:color w:val="CF222E"/>
+          <w:kern w:val="0"/>
+          <w:sz w:val="21"/>
+          <w:szCs w:val="21"/>
+          <w14:ligatures w14:val="none"/>
+        </w:rPr>
+        <w:t>=&gt;</w:t>
+      </w:r>
+      <w:r>
+        <w:rPr>
+          <w:rFonts w:ascii="Consolas" w:eastAsia="Times New Roman" w:hAnsi="Consolas" w:cs="Times New Roman"/>
+          <w:color w:val="202020"/>
+          <w:kern w:val="0"/>
+          <w:sz w:val="21"/>
+          <w:szCs w:val="21"/>
+          <w14:ligatures w14:val="none"/>
+        </w:rPr>
+        <w:t xml:space="preserve"> </w:t>
+      </w:r>
+      <w:r>
+        <w:rPr>
+          <w:rFonts w:ascii="Consolas" w:eastAsia="Times New Roman" w:hAnsi="Consolas" w:cs="Times New Roman"/>
+          <w:color w:val="1F2328"/>
+          <w:kern w:val="0"/>
+          <w:sz w:val="21"/>
+          <w:szCs w:val="21"/>
+          <w14:ligatures w14:val="none"/>
+        </w:rPr>
+        <w:t>{</w:t>
+      </w:r>
+    </w:p>
+    <w:p>
+      <w:pPr>
+        <w:shd w:val="clear" w:color="auto" w:fill="FFFFFF"/>
+        <w:spacing w:after="0" w:line="285" w:lineRule="atLeast"/>
+        <w:rPr>
+          <w:rFonts w:ascii="Consolas" w:eastAsia="Times New Roman" w:hAnsi="Consolas" w:cs="Times New Roman"/>
+          <w:color w:val="202020"/>
+          <w:kern w:val="0"/>
+          <w:sz w:val="21"/>
+          <w:szCs w:val="21"/>
+          <w14:ligatures w14:val="none"/>
+        </w:rPr>
+      </w:pPr>
+      <w:r>
+        <w:rPr>
+          <w:rFonts w:ascii="Consolas" w:eastAsia="Times New Roman" w:hAnsi="Consolas" w:cs="Times New Roman"/>
+          <w:color w:val="1F2328"/>
+          <w:kern w:val="0"/>
+          <w:sz w:val="21"/>
+          <w:szCs w:val="21"/>
+          <w14:ligatures w14:val="none"/>
+        </w:rPr>
+        <w:t xml:space="preserve">    </w:t>
+      </w:r>
+      <w:proofErr w:type="gramStart"/>
+      <w:r>
+        <w:rPr>
+          <w:rFonts w:ascii="Consolas" w:eastAsia="Times New Roman" w:hAnsi="Consolas" w:cs="Times New Roman"/>
+          <w:color w:val="8250DF"/>
+          <w:kern w:val="0"/>
+          <w:sz w:val="21"/>
+          <w:szCs w:val="21"/>
+          <w14:ligatures w14:val="none"/>
+        </w:rPr>
+        <w:t>it</w:t>
+      </w:r>
+      <w:r>
+        <w:rPr>
+          <w:rFonts w:ascii="Consolas" w:eastAsia="Times New Roman" w:hAnsi="Consolas" w:cs="Times New Roman"/>
+          <w:color w:val="1F2328"/>
+          <w:kern w:val="0"/>
+          <w:sz w:val="21"/>
+          <w:szCs w:val="21"/>
+          <w14:ligatures w14:val="none"/>
+        </w:rPr>
+        <w:t>(</w:t>
+      </w:r>
+      <w:proofErr w:type="gramEnd"/>
+      <w:r>
+        <w:rPr>
+          <w:rFonts w:ascii="Consolas" w:eastAsia="Times New Roman" w:hAnsi="Consolas" w:cs="Times New Roman"/>
+          <w:color w:val="0A3069"/>
+          <w:kern w:val="0"/>
+          <w:sz w:val="21"/>
+          <w:szCs w:val="21"/>
+          <w14:ligatures w14:val="none"/>
+        </w:rPr>
+        <w:t>"should be upper case"</w:t>
+      </w:r>
+      <w:r>
+        <w:rPr>
+          <w:rFonts w:ascii="Consolas" w:eastAsia="Times New Roman" w:hAnsi="Consolas" w:cs="Times New Roman"/>
+          <w:color w:val="1F2328"/>
+          <w:kern w:val="0"/>
+          <w:sz w:val="21"/>
+          <w:szCs w:val="21"/>
+          <w14:ligatures w14:val="none"/>
+        </w:rPr>
+        <w:t xml:space="preserve">, () </w:t>
+      </w:r>
+      <w:r>
+        <w:rPr>
+          <w:rFonts w:ascii="Consolas" w:eastAsia="Times New Roman" w:hAnsi="Consolas" w:cs="Times New Roman"/>
+          <w:color w:val="CF222E"/>
+          <w:kern w:val="0"/>
+          <w:sz w:val="21"/>
+          <w:szCs w:val="21"/>
+          <w14:ligatures w14:val="none"/>
+        </w:rPr>
+        <w:t>=&gt;</w:t>
+      </w:r>
+      <w:r>
+        <w:rPr>
+          <w:rFonts w:ascii="Consolas" w:eastAsia="Times New Roman" w:hAnsi="Consolas" w:cs="Times New Roman"/>
+          <w:color w:val="1F2328"/>
+          <w:kern w:val="0"/>
+          <w:sz w:val="21"/>
+          <w:szCs w:val="21"/>
+          <w14:ligatures w14:val="none"/>
+        </w:rPr>
+        <w:t xml:space="preserve"> {</w:t>
+      </w:r>
+    </w:p>
+    <w:p>
+      <w:pPr>
+        <w:shd w:val="clear" w:color="auto" w:fill="FFFFFF"/>
+        <w:spacing w:after="0" w:line="285" w:lineRule="atLeast"/>
+        <w:rPr>
+          <w:rFonts w:ascii="Consolas" w:eastAsia="Times New Roman" w:hAnsi="Consolas" w:cs="Times New Roman"/>
+          <w:color w:val="202020"/>
+          <w:kern w:val="0"/>
+          <w:sz w:val="21"/>
+          <w:szCs w:val="21"/>
+          <w14:ligatures w14:val="none"/>
+        </w:rPr>
+      </w:pPr>
+      <w:r>
+        <w:rPr>
+          <w:rFonts w:ascii="Consolas" w:eastAsia="Times New Roman" w:hAnsi="Consolas" w:cs="Times New Roman"/>
+          <w:color w:val="1F2328"/>
+          <w:kern w:val="0"/>
+          <w:sz w:val="21"/>
+          <w:szCs w:val="21"/>
+          <w14:ligatures w14:val="none"/>
+        </w:rPr>
+        <w:t xml:space="preserve">        </w:t>
+      </w:r>
+      <w:r>
+        <w:rPr>
+          <w:rFonts w:ascii="Consolas" w:eastAsia="Times New Roman" w:hAnsi="Consolas" w:cs="Times New Roman"/>
+          <w:color w:val="8250DF"/>
+          <w:kern w:val="0"/>
+          <w:sz w:val="21"/>
+          <w:szCs w:val="21"/>
+          <w14:ligatures w14:val="none"/>
+        </w:rPr>
+        <w:t>expect</w:t>
+      </w:r>
+      <w:r>
+        <w:rPr>
+          <w:rFonts w:ascii="Consolas" w:eastAsia="Times New Roman" w:hAnsi="Consolas" w:cs="Times New Roman"/>
+          <w:color w:val="1F2328"/>
+          <w:kern w:val="0"/>
+          <w:sz w:val="21"/>
+          <w:szCs w:val="21"/>
+          <w14:ligatures w14:val="none"/>
+        </w:rPr>
+        <w:t>(</w:t>
+      </w:r>
+      <w:r>
+        <w:rPr>
+          <w:rFonts w:ascii="Consolas" w:eastAsia="Times New Roman" w:hAnsi="Consolas" w:cs="Times New Roman"/>
+          <w:color w:val="8250DF"/>
+          <w:kern w:val="0"/>
+          <w:sz w:val="21"/>
+          <w:szCs w:val="21"/>
+          <w14:ligatures w14:val="none"/>
+        </w:rPr>
+        <w:t>toUpperCase</w:t>
+      </w:r>
+      <w:r>
+        <w:rPr>
+          <w:rFonts w:ascii="Consolas" w:eastAsia="Times New Roman" w:hAnsi="Consolas" w:cs="Times New Roman"/>
+          <w:color w:val="1F2328"/>
+          <w:kern w:val="0"/>
+          <w:sz w:val="21"/>
+          <w:szCs w:val="21"/>
+          <w14:ligatures w14:val="none"/>
+        </w:rPr>
+        <w:t>(</w:t>
+      </w:r>
+      <w:r>
+        <w:rPr>
+          <w:rFonts w:ascii="Consolas" w:eastAsia="Times New Roman" w:hAnsi="Consolas" w:cs="Times New Roman"/>
+          <w:color w:val="0A3069"/>
+          <w:kern w:val="0"/>
+          <w:sz w:val="21"/>
+          <w:szCs w:val="21"/>
+          <w14:ligatures w14:val="none"/>
+        </w:rPr>
+        <w:t>'jloka'</w:t>
+      </w:r>
+      <w:r>
+        <w:rPr>
+          <w:rFonts w:ascii="Consolas" w:eastAsia="Times New Roman" w:hAnsi="Consolas" w:cs="Times New Roman"/>
+          <w:color w:val="1F2328"/>
+          <w:kern w:val="0"/>
+          <w:sz w:val="21"/>
+          <w:szCs w:val="21"/>
+          <w14:ligatures w14:val="none"/>
+        </w:rPr>
+        <w:t>)</w:t>
+      </w:r>
+      <w:proofErr w:type="gramStart"/>
+      <w:r>
+        <w:rPr>
+          <w:rFonts w:ascii="Consolas" w:eastAsia="Times New Roman" w:hAnsi="Consolas" w:cs="Times New Roman"/>
+          <w:color w:val="1F2328"/>
+          <w:kern w:val="0"/>
+          <w:sz w:val="21"/>
+          <w:szCs w:val="21"/>
+          <w14:ligatures w14:val="none"/>
+        </w:rPr>
+        <w:t>).</w:t>
+      </w:r>
+      <w:r>
+        <w:rPr>
+          <w:rFonts w:ascii="Consolas" w:eastAsia="Times New Roman" w:hAnsi="Consolas" w:cs="Times New Roman"/>
+          <w:color w:val="8250DF"/>
+          <w:kern w:val="0"/>
+          <w:sz w:val="21"/>
+          <w:szCs w:val="21"/>
+          <w14:ligatures w14:val="none"/>
+        </w:rPr>
+        <w:t>toBe</w:t>
+      </w:r>
+      <w:proofErr w:type="gramEnd"/>
+      <w:r>
+        <w:rPr>
+          <w:rFonts w:ascii="Consolas" w:eastAsia="Times New Roman" w:hAnsi="Consolas" w:cs="Times New Roman"/>
+          <w:color w:val="1F2328"/>
+          <w:kern w:val="0"/>
+          <w:sz w:val="21"/>
+          <w:szCs w:val="21"/>
+          <w14:ligatures w14:val="none"/>
+        </w:rPr>
+        <w:t>(</w:t>
+      </w:r>
+      <w:r>
+        <w:rPr>
+          <w:rFonts w:ascii="Consolas" w:eastAsia="Times New Roman" w:hAnsi="Consolas" w:cs="Times New Roman"/>
+          <w:color w:val="0A3069"/>
+          <w:kern w:val="0"/>
+          <w:sz w:val="21"/>
+          <w:szCs w:val="21"/>
+          <w14:ligatures w14:val="none"/>
+        </w:rPr>
+        <w:t>"JLOKA"</w:t>
+      </w:r>
+      <w:r>
+        <w:rPr>
+          <w:rFonts w:ascii="Consolas" w:eastAsia="Times New Roman" w:hAnsi="Consolas" w:cs="Times New Roman"/>
+          <w:color w:val="1F2328"/>
+          <w:kern w:val="0"/>
+          <w:sz w:val="21"/>
+          <w:szCs w:val="21"/>
+          <w14:ligatures w14:val="none"/>
+        </w:rPr>
+        <w:t>)</w:t>
+      </w:r>
+    </w:p>
+    <w:p>
+      <w:pPr>
+        <w:shd w:val="clear" w:color="auto" w:fill="FFFFFF"/>
+        <w:spacing w:after="0" w:line="285" w:lineRule="atLeast"/>
+        <w:rPr>
+          <w:rFonts w:ascii="Consolas" w:eastAsia="Times New Roman" w:hAnsi="Consolas" w:cs="Times New Roman"/>
+          <w:color w:val="202020"/>
+          <w:kern w:val="0"/>
+          <w:sz w:val="21"/>
+          <w:szCs w:val="21"/>
+          <w14:ligatures w14:val="none"/>
+        </w:rPr>
+      </w:pPr>
+      <w:r>
+        <w:rPr>
+          <w:rFonts w:ascii="Consolas" w:eastAsia="Times New Roman" w:hAnsi="Consolas" w:cs="Times New Roman"/>
+          <w:color w:val="1F2328"/>
+          <w:kern w:val="0"/>
+          <w:sz w:val="21"/>
+          <w:szCs w:val="21"/>
+          <w14:ligatures w14:val="none"/>
+        </w:rPr>
+        <w:t>    })</w:t>
+      </w:r>
+    </w:p>
+    <w:p>
+      <w:pPr>
+        <w:shd w:val="clear" w:color="auto" w:fill="FFFFFF"/>
+        <w:spacing w:after="0" w:line="285" w:lineRule="atLeast"/>
+        <w:rPr>
+          <w:rFonts w:ascii="Consolas" w:eastAsia="Times New Roman" w:hAnsi="Consolas" w:cs="Times New Roman"/>
+          <w:color w:val="202020"/>
+          <w:kern w:val="0"/>
+          <w:sz w:val="21"/>
+          <w:szCs w:val="21"/>
+          <w14:ligatures w14:val="none"/>
+        </w:rPr>
+      </w:pPr>
+    </w:p>
+    <w:p>
+      <w:pPr>
+        <w:shd w:val="clear" w:color="auto" w:fill="FFFFFF"/>
+        <w:spacing w:after="0" w:line="285" w:lineRule="atLeast"/>
+        <w:rPr>
+          <w:rFonts w:ascii="Consolas" w:eastAsia="Times New Roman" w:hAnsi="Consolas" w:cs="Times New Roman"/>
+          <w:color w:val="202020"/>
+          <w:kern w:val="0"/>
+          <w:sz w:val="21"/>
+          <w:szCs w:val="21"/>
+          <w14:ligatures w14:val="none"/>
+        </w:rPr>
+      </w:pPr>
+      <w:r>
+        <w:rPr>
+          <w:rFonts w:ascii="Consolas" w:eastAsia="Times New Roman" w:hAnsi="Consolas" w:cs="Times New Roman"/>
+          <w:color w:val="1F2328"/>
+          <w:kern w:val="0"/>
+          <w:sz w:val="21"/>
+          <w:szCs w:val="21"/>
+          <w14:ligatures w14:val="none"/>
+        </w:rPr>
+        <w:t xml:space="preserve">    </w:t>
+      </w:r>
+      <w:proofErr w:type="gramStart"/>
+      <w:r>
+        <w:rPr>
+          <w:rFonts w:ascii="Consolas" w:eastAsia="Times New Roman" w:hAnsi="Consolas" w:cs="Times New Roman"/>
+          <w:color w:val="8250DF"/>
+          <w:kern w:val="0"/>
+          <w:sz w:val="21"/>
+          <w:szCs w:val="21"/>
+          <w14:ligatures w14:val="none"/>
+        </w:rPr>
+        <w:t>it</w:t>
+      </w:r>
+      <w:r>
+        <w:rPr>
+          <w:rFonts w:ascii="Consolas" w:eastAsia="Times New Roman" w:hAnsi="Consolas" w:cs="Times New Roman"/>
+          <w:color w:val="1F2328"/>
+          <w:kern w:val="0"/>
+          <w:sz w:val="21"/>
+          <w:szCs w:val="21"/>
+          <w14:ligatures w14:val="none"/>
+        </w:rPr>
+        <w:t>(</w:t>
+      </w:r>
+      <w:proofErr w:type="gramEnd"/>
+      <w:r>
+        <w:rPr>
+          <w:rFonts w:ascii="Consolas" w:eastAsia="Times New Roman" w:hAnsi="Consolas" w:cs="Times New Roman"/>
+          <w:color w:val="0A3069"/>
+          <w:kern w:val="0"/>
+          <w:sz w:val="21"/>
+          <w:szCs w:val="21"/>
+          <w14:ligatures w14:val="none"/>
+        </w:rPr>
+        <w:t>"should test stringInfo function"</w:t>
+      </w:r>
+      <w:r>
+        <w:rPr>
+          <w:rFonts w:ascii="Consolas" w:eastAsia="Times New Roman" w:hAnsi="Consolas" w:cs="Times New Roman"/>
+          <w:color w:val="1F2328"/>
+          <w:kern w:val="0"/>
+          <w:sz w:val="21"/>
+          <w:szCs w:val="21"/>
+          <w14:ligatures w14:val="none"/>
+        </w:rPr>
+        <w:t xml:space="preserve">, () </w:t>
+      </w:r>
+      <w:r>
+        <w:rPr>
+          <w:rFonts w:ascii="Consolas" w:eastAsia="Times New Roman" w:hAnsi="Consolas" w:cs="Times New Roman"/>
+          <w:color w:val="CF222E"/>
+          <w:kern w:val="0"/>
+          <w:sz w:val="21"/>
+          <w:szCs w:val="21"/>
+          <w14:ligatures w14:val="none"/>
+        </w:rPr>
+        <w:t>=&gt;</w:t>
+      </w:r>
+      <w:r>
+        <w:rPr>
+          <w:rFonts w:ascii="Consolas" w:eastAsia="Times New Roman" w:hAnsi="Consolas" w:cs="Times New Roman"/>
+          <w:color w:val="1F2328"/>
+          <w:kern w:val="0"/>
+          <w:sz w:val="21"/>
+          <w:szCs w:val="21"/>
+          <w14:ligatures w14:val="none"/>
+        </w:rPr>
+        <w:t xml:space="preserve"> {</w:t>
+      </w:r>
+    </w:p>
+    <w:p>
+      <w:pPr>
+        <w:shd w:val="clear" w:color="auto" w:fill="FFFFFF"/>
+        <w:spacing w:after="0" w:line="285" w:lineRule="atLeast"/>
+        <w:rPr>
+          <w:rFonts w:ascii="Consolas" w:eastAsia="Times New Roman" w:hAnsi="Consolas" w:cs="Times New Roman"/>
+          <w:color w:val="202020"/>
+          <w:kern w:val="0"/>
+          <w:sz w:val="21"/>
+          <w:szCs w:val="21"/>
+          <w14:ligatures w14:val="none"/>
+        </w:rPr>
+      </w:pPr>
+      <w:r>
+        <w:rPr>
+          <w:rFonts w:ascii="Consolas" w:eastAsia="Times New Roman" w:hAnsi="Consolas" w:cs="Times New Roman"/>
+          <w:color w:val="1F2328"/>
+          <w:kern w:val="0"/>
+          <w:sz w:val="21"/>
+          <w:szCs w:val="21"/>
+          <w14:ligatures w14:val="none"/>
+        </w:rPr>
+        <w:t xml:space="preserve">        </w:t>
+      </w:r>
+      <w:r>
+        <w:rPr>
+          <w:rFonts w:ascii="Consolas" w:eastAsia="Times New Roman" w:hAnsi="Consolas" w:cs="Times New Roman"/>
+          <w:color w:val="CF222E"/>
+          <w:kern w:val="0"/>
+          <w:sz w:val="21"/>
+          <w:szCs w:val="21"/>
+          <w14:ligatures w14:val="none"/>
+        </w:rPr>
+        <w:t>const</w:t>
+      </w:r>
+      <w:r>
+        <w:rPr>
+          <w:rFonts w:ascii="Consolas" w:eastAsia="Times New Roman" w:hAnsi="Consolas" w:cs="Times New Roman"/>
+          <w:color w:val="1F2328"/>
+          <w:kern w:val="0"/>
+          <w:sz w:val="21"/>
+          <w:szCs w:val="21"/>
+          <w14:ligatures w14:val="none"/>
+        </w:rPr>
+        <w:t xml:space="preserve"> </w:t>
+      </w:r>
+      <w:r>
+        <w:rPr>
+          <w:rFonts w:ascii="Consolas" w:eastAsia="Times New Roman" w:hAnsi="Consolas" w:cs="Times New Roman"/>
+          <w:color w:val="0550AE"/>
+          <w:kern w:val="0"/>
+          <w:sz w:val="21"/>
+          <w:szCs w:val="21"/>
+          <w14:ligatures w14:val="none"/>
+        </w:rPr>
+        <w:t>testData</w:t>
+      </w:r>
+      <w:r>
+        <w:rPr>
+          <w:rFonts w:ascii="Consolas" w:eastAsia="Times New Roman" w:hAnsi="Consolas" w:cs="Times New Roman"/>
+          <w:color w:val="1F2328"/>
+          <w:kern w:val="0"/>
+          <w:sz w:val="21"/>
+          <w:szCs w:val="21"/>
+          <w14:ligatures w14:val="none"/>
+        </w:rPr>
+        <w:t xml:space="preserve"> </w:t>
+      </w:r>
+      <w:r>
+        <w:rPr>
+          <w:rFonts w:ascii="Consolas" w:eastAsia="Times New Roman" w:hAnsi="Consolas" w:cs="Times New Roman"/>
+          <w:color w:val="000000"/>
+          <w:kern w:val="0"/>
+          <w:sz w:val="21"/>
+          <w:szCs w:val="21"/>
+          <w14:ligatures w14:val="none"/>
+        </w:rPr>
+        <w:t>=</w:t>
+      </w:r>
+      <w:r>
+        <w:rPr>
+          <w:rFonts w:ascii="Consolas" w:eastAsia="Times New Roman" w:hAnsi="Consolas" w:cs="Times New Roman"/>
+          <w:color w:val="1F2328"/>
+          <w:kern w:val="0"/>
+          <w:sz w:val="21"/>
+          <w:szCs w:val="21"/>
+          <w14:ligatures w14:val="none"/>
+        </w:rPr>
+        <w:t xml:space="preserve"> </w:t>
+      </w:r>
+      <w:r>
+        <w:rPr>
+          <w:rFonts w:ascii="Consolas" w:eastAsia="Times New Roman" w:hAnsi="Consolas" w:cs="Times New Roman"/>
+          <w:color w:val="0A3069"/>
+          <w:kern w:val="0"/>
+          <w:sz w:val="21"/>
+          <w:szCs w:val="21"/>
+          <w14:ligatures w14:val="none"/>
+        </w:rPr>
+        <w:t>"Jafar-Loka"</w:t>
+      </w:r>
+    </w:p>
+    <w:p>
+      <w:pPr>
+        <w:shd w:val="clear" w:color="auto" w:fill="FFFFFF"/>
+        <w:spacing w:after="0" w:line="285" w:lineRule="atLeast"/>
+        <w:rPr>
+          <w:rFonts w:ascii="Consolas" w:eastAsia="Times New Roman" w:hAnsi="Consolas" w:cs="Times New Roman"/>
+          <w:color w:val="202020"/>
+          <w:kern w:val="0"/>
+          <w:sz w:val="21"/>
+          <w:szCs w:val="21"/>
+          <w14:ligatures w14:val="none"/>
+        </w:rPr>
+      </w:pPr>
+      <w:r>
+        <w:rPr>
+          <w:rFonts w:ascii="Consolas" w:eastAsia="Times New Roman" w:hAnsi="Consolas" w:cs="Times New Roman"/>
+          <w:color w:val="1F2328"/>
+          <w:kern w:val="0"/>
+          <w:sz w:val="21"/>
+          <w:szCs w:val="21"/>
+          <w14:ligatures w14:val="none"/>
+        </w:rPr>
+        <w:t xml:space="preserve">        </w:t>
+      </w:r>
+      <w:r>
+        <w:rPr>
+          <w:rFonts w:ascii="Consolas" w:eastAsia="Times New Roman" w:hAnsi="Consolas" w:cs="Times New Roman"/>
+          <w:color w:val="CF222E"/>
+          <w:kern w:val="0"/>
+          <w:sz w:val="21"/>
+          <w:szCs w:val="21"/>
+          <w14:ligatures w14:val="none"/>
+        </w:rPr>
+        <w:t>const</w:t>
+      </w:r>
+      <w:r>
+        <w:rPr>
+          <w:rFonts w:ascii="Consolas" w:eastAsia="Times New Roman" w:hAnsi="Consolas" w:cs="Times New Roman"/>
+          <w:color w:val="1F2328"/>
+          <w:kern w:val="0"/>
+          <w:sz w:val="21"/>
+          <w:szCs w:val="21"/>
+          <w14:ligatures w14:val="none"/>
+        </w:rPr>
+        <w:t xml:space="preserve"> </w:t>
+      </w:r>
+      <w:r>
+        <w:rPr>
+          <w:rFonts w:ascii="Consolas" w:eastAsia="Times New Roman" w:hAnsi="Consolas" w:cs="Times New Roman"/>
+          <w:color w:val="0550AE"/>
+          <w:kern w:val="0"/>
+          <w:sz w:val="21"/>
+          <w:szCs w:val="21"/>
+          <w14:ligatures w14:val="none"/>
+        </w:rPr>
+        <w:t>actual</w:t>
+      </w:r>
+      <w:r>
+        <w:rPr>
+          <w:rFonts w:ascii="Consolas" w:eastAsia="Times New Roman" w:hAnsi="Consolas" w:cs="Times New Roman"/>
+          <w:color w:val="1F2328"/>
+          <w:kern w:val="0"/>
+          <w:sz w:val="21"/>
+          <w:szCs w:val="21"/>
+          <w14:ligatures w14:val="none"/>
+        </w:rPr>
+        <w:t xml:space="preserve"> </w:t>
+      </w:r>
+      <w:r>
+        <w:rPr>
+          <w:rFonts w:ascii="Consolas" w:eastAsia="Times New Roman" w:hAnsi="Consolas" w:cs="Times New Roman"/>
+          <w:color w:val="000000"/>
+          <w:kern w:val="0"/>
+          <w:sz w:val="21"/>
+          <w:szCs w:val="21"/>
+          <w14:ligatures w14:val="none"/>
+        </w:rPr>
+        <w:t>=</w:t>
+      </w:r>
+      <w:r>
+        <w:rPr>
+          <w:rFonts w:ascii="Consolas" w:eastAsia="Times New Roman" w:hAnsi="Consolas" w:cs="Times New Roman"/>
+          <w:color w:val="1F2328"/>
+          <w:kern w:val="0"/>
+          <w:sz w:val="21"/>
+          <w:szCs w:val="21"/>
+          <w14:ligatures w14:val="none"/>
+        </w:rPr>
+        <w:t xml:space="preserve"> </w:t>
+      </w:r>
+      <w:r>
+        <w:rPr>
+          <w:rFonts w:ascii="Consolas" w:eastAsia="Times New Roman" w:hAnsi="Consolas" w:cs="Times New Roman"/>
+          <w:color w:val="8250DF"/>
+          <w:kern w:val="0"/>
+          <w:sz w:val="21"/>
+          <w:szCs w:val="21"/>
+          <w14:ligatures w14:val="none"/>
+        </w:rPr>
+        <w:t>getStringInfo</w:t>
+      </w:r>
+      <w:r>
+        <w:rPr>
+          <w:rFonts w:ascii="Consolas" w:eastAsia="Times New Roman" w:hAnsi="Consolas" w:cs="Times New Roman"/>
+          <w:color w:val="1F2328"/>
+          <w:kern w:val="0"/>
+          <w:sz w:val="21"/>
+          <w:szCs w:val="21"/>
+          <w14:ligatures w14:val="none"/>
+        </w:rPr>
+        <w:t>(</w:t>
+      </w:r>
+      <w:r>
+        <w:rPr>
+          <w:rFonts w:ascii="Consolas" w:eastAsia="Times New Roman" w:hAnsi="Consolas" w:cs="Times New Roman"/>
+          <w:color w:val="0550AE"/>
+          <w:kern w:val="0"/>
+          <w:sz w:val="21"/>
+          <w:szCs w:val="21"/>
+          <w14:ligatures w14:val="none"/>
+        </w:rPr>
+        <w:t>testData</w:t>
+      </w:r>
+      <w:r>
+        <w:rPr>
+          <w:rFonts w:ascii="Consolas" w:eastAsia="Times New Roman" w:hAnsi="Consolas" w:cs="Times New Roman"/>
+          <w:color w:val="1F2328"/>
+          <w:kern w:val="0"/>
+          <w:sz w:val="21"/>
+          <w:szCs w:val="21"/>
+          <w14:ligatures w14:val="none"/>
+        </w:rPr>
+        <w:t>)</w:t>
+      </w:r>
+    </w:p>
+    <w:p>
+      <w:pPr>
+        <w:shd w:val="clear" w:color="auto" w:fill="FFFFFF"/>
+        <w:spacing w:after="0" w:line="285" w:lineRule="atLeast"/>
+        <w:rPr>
+          <w:rFonts w:ascii="Consolas" w:eastAsia="Times New Roman" w:hAnsi="Consolas" w:cs="Times New Roman"/>
+          <w:color w:val="202020"/>
+          <w:kern w:val="0"/>
+          <w:sz w:val="21"/>
+          <w:szCs w:val="21"/>
+          <w14:ligatures w14:val="none"/>
+        </w:rPr>
+      </w:pPr>
+    </w:p>
+    <w:p>
+      <w:pPr>
+        <w:shd w:val="clear" w:color="auto" w:fill="FFFFFF"/>
+        <w:spacing w:after="0" w:line="285" w:lineRule="atLeast"/>
+        <w:rPr>
+          <w:rFonts w:ascii="Consolas" w:eastAsia="Times New Roman" w:hAnsi="Consolas" w:cs="Times New Roman"/>
+          <w:color w:val="202020"/>
+          <w:kern w:val="0"/>
+          <w:sz w:val="21"/>
+          <w:szCs w:val="21"/>
+          <w14:ligatures w14:val="none"/>
+        </w:rPr>
+      </w:pPr>
+      <w:r>
+        <w:rPr>
+          <w:rFonts w:ascii="Consolas" w:eastAsia="Times New Roman" w:hAnsi="Consolas" w:cs="Times New Roman"/>
+          <w:color w:val="1F2328"/>
+          <w:kern w:val="0"/>
+          <w:sz w:val="21"/>
+          <w:szCs w:val="21"/>
+          <w14:ligatures w14:val="none"/>
+        </w:rPr>
+        <w:t xml:space="preserve">        </w:t>
+      </w:r>
+      <w:r>
+        <w:rPr>
+          <w:rFonts w:ascii="Consolas" w:eastAsia="Times New Roman" w:hAnsi="Consolas" w:cs="Times New Roman"/>
+          <w:color w:val="8250DF"/>
+          <w:kern w:val="0"/>
+          <w:sz w:val="21"/>
+          <w:szCs w:val="21"/>
+          <w14:ligatures w14:val="none"/>
+        </w:rPr>
+        <w:t>expect</w:t>
+      </w:r>
+      <w:r>
+        <w:rPr>
+          <w:rFonts w:ascii="Consolas" w:eastAsia="Times New Roman" w:hAnsi="Consolas" w:cs="Times New Roman"/>
+          <w:color w:val="1F2328"/>
+          <w:kern w:val="0"/>
+          <w:sz w:val="21"/>
+          <w:szCs w:val="21"/>
+          <w14:ligatures w14:val="none"/>
+        </w:rPr>
+        <w:t>(</w:t>
+      </w:r>
+      <w:r>
+        <w:rPr>
+          <w:rFonts w:ascii="Consolas" w:eastAsia="Times New Roman" w:hAnsi="Consolas" w:cs="Times New Roman"/>
+          <w:color w:val="0550AE"/>
+          <w:kern w:val="0"/>
+          <w:sz w:val="21"/>
+          <w:szCs w:val="21"/>
+          <w14:ligatures w14:val="none"/>
+        </w:rPr>
+        <w:t>actual</w:t>
+      </w:r>
+      <w:proofErr w:type="gramStart"/>
+      <w:r>
+        <w:rPr>
+          <w:rFonts w:ascii="Consolas" w:eastAsia="Times New Roman" w:hAnsi="Consolas" w:cs="Times New Roman"/>
+          <w:color w:val="1F2328"/>
+          <w:kern w:val="0"/>
+          <w:sz w:val="21"/>
+          <w:szCs w:val="21"/>
+          <w14:ligatures w14:val="none"/>
+        </w:rPr>
+        <w:t>).not</w:t>
+      </w:r>
+      <w:proofErr w:type="gramEnd"/>
+      <w:r>
+        <w:rPr>
+          <w:rFonts w:ascii="Consolas" w:eastAsia="Times New Roman" w:hAnsi="Consolas" w:cs="Times New Roman"/>
+          <w:color w:val="1F2328"/>
+          <w:kern w:val="0"/>
+          <w:sz w:val="21"/>
+          <w:szCs w:val="21"/>
+          <w14:ligatures w14:val="none"/>
+        </w:rPr>
+        <w:t>.</w:t>
+      </w:r>
+      <w:proofErr w:type="gramStart"/>
+      <w:r>
+        <w:rPr>
+          <w:rFonts w:ascii="Consolas" w:eastAsia="Times New Roman" w:hAnsi="Consolas" w:cs="Times New Roman"/>
+          <w:color w:val="8250DF"/>
+          <w:kern w:val="0"/>
+          <w:sz w:val="21"/>
+          <w:szCs w:val="21"/>
+          <w14:ligatures w14:val="none"/>
+        </w:rPr>
+        <w:t>toBeNull</w:t>
+      </w:r>
+      <w:r>
+        <w:rPr>
+          <w:rFonts w:ascii="Consolas" w:eastAsia="Times New Roman" w:hAnsi="Consolas" w:cs="Times New Roman"/>
+          <w:color w:val="1F2328"/>
+          <w:kern w:val="0"/>
+          <w:sz w:val="21"/>
+          <w:szCs w:val="21"/>
+          <w14:ligatures w14:val="none"/>
+        </w:rPr>
+        <w:t>(</w:t>
+      </w:r>
+      <w:proofErr w:type="gramEnd"/>
+      <w:r>
+        <w:rPr>
+          <w:rFonts w:ascii="Consolas" w:eastAsia="Times New Roman" w:hAnsi="Consolas" w:cs="Times New Roman"/>
+          <w:color w:val="1F2328"/>
+          <w:kern w:val="0"/>
+          <w:sz w:val="21"/>
+          <w:szCs w:val="21"/>
+          <w14:ligatures w14:val="none"/>
+        </w:rPr>
+        <w:t>)</w:t>
+      </w:r>
+    </w:p>
+    <w:p>
+      <w:pPr>
+        <w:shd w:val="clear" w:color="auto" w:fill="FFFFFF"/>
+        <w:spacing w:after="0" w:line="285" w:lineRule="atLeast"/>
+        <w:rPr>
+          <w:rFonts w:ascii="Consolas" w:eastAsia="Times New Roman" w:hAnsi="Consolas" w:cs="Times New Roman"/>
+          <w:color w:val="202020"/>
+          <w:kern w:val="0"/>
+          <w:sz w:val="21"/>
+          <w:szCs w:val="21"/>
+          <w14:ligatures w14:val="none"/>
+        </w:rPr>
+      </w:pPr>
+      <w:r>
+        <w:rPr>
+          <w:rFonts w:ascii="Consolas" w:eastAsia="Times New Roman" w:hAnsi="Consolas" w:cs="Times New Roman"/>
+          <w:color w:val="1F2328"/>
+          <w:kern w:val="0"/>
+          <w:sz w:val="21"/>
+          <w:szCs w:val="21"/>
+          <w14:ligatures w14:val="none"/>
+        </w:rPr>
+        <w:t xml:space="preserve">        </w:t>
+      </w:r>
+      <w:r>
+        <w:rPr>
+          <w:rFonts w:ascii="Consolas" w:eastAsia="Times New Roman" w:hAnsi="Consolas" w:cs="Times New Roman"/>
+          <w:color w:val="8250DF"/>
+          <w:kern w:val="0"/>
+          <w:sz w:val="21"/>
+          <w:szCs w:val="21"/>
+          <w14:ligatures w14:val="none"/>
+        </w:rPr>
+        <w:t>expect</w:t>
+      </w:r>
+      <w:r>
+        <w:rPr>
+          <w:rFonts w:ascii="Consolas" w:eastAsia="Times New Roman" w:hAnsi="Consolas" w:cs="Times New Roman"/>
+          <w:color w:val="1F2328"/>
+          <w:kern w:val="0"/>
+          <w:sz w:val="21"/>
+          <w:szCs w:val="21"/>
+          <w14:ligatures w14:val="none"/>
+        </w:rPr>
+        <w:t>(</w:t>
+      </w:r>
+      <w:proofErr w:type="gramStart"/>
+      <w:r>
+        <w:rPr>
+          <w:rFonts w:ascii="Consolas" w:eastAsia="Times New Roman" w:hAnsi="Consolas" w:cs="Times New Roman"/>
+          <w:color w:val="0550AE"/>
+          <w:kern w:val="0"/>
+          <w:sz w:val="21"/>
+          <w:szCs w:val="21"/>
+          <w14:ligatures w14:val="none"/>
+        </w:rPr>
+        <w:t>actual</w:t>
+      </w:r>
+      <w:r>
+        <w:rPr>
+          <w:rFonts w:ascii="Consolas" w:eastAsia="Times New Roman" w:hAnsi="Consolas" w:cs="Times New Roman"/>
+          <w:color w:val="1F2328"/>
+          <w:kern w:val="0"/>
+          <w:sz w:val="21"/>
+          <w:szCs w:val="21"/>
+          <w14:ligatures w14:val="none"/>
+        </w:rPr>
+        <w:t>.lowercase).</w:t>
+      </w:r>
+      <w:r>
+        <w:rPr>
+          <w:rFonts w:ascii="Consolas" w:eastAsia="Times New Roman" w:hAnsi="Consolas" w:cs="Times New Roman"/>
+          <w:color w:val="8250DF"/>
+          <w:kern w:val="0"/>
+          <w:sz w:val="21"/>
+          <w:szCs w:val="21"/>
+          <w14:ligatures w14:val="none"/>
+        </w:rPr>
+        <w:t>toBe</w:t>
+      </w:r>
+      <w:proofErr w:type="gramEnd"/>
+      <w:r>
+        <w:rPr>
+          <w:rFonts w:ascii="Consolas" w:eastAsia="Times New Roman" w:hAnsi="Consolas" w:cs="Times New Roman"/>
+          <w:color w:val="1F2328"/>
+          <w:kern w:val="0"/>
+          <w:sz w:val="21"/>
+          <w:szCs w:val="21"/>
+          <w14:ligatures w14:val="none"/>
+        </w:rPr>
+        <w:t>(</w:t>
+      </w:r>
+      <w:r>
+        <w:rPr>
+          <w:rFonts w:ascii="Consolas" w:eastAsia="Times New Roman" w:hAnsi="Consolas" w:cs="Times New Roman"/>
+          <w:color w:val="0550AE"/>
+          <w:kern w:val="0"/>
+          <w:sz w:val="21"/>
+          <w:szCs w:val="21"/>
+          <w14:ligatures w14:val="none"/>
+        </w:rPr>
+        <w:t>testData</w:t>
+      </w:r>
+      <w:r>
+        <w:rPr>
+          <w:rFonts w:ascii="Consolas" w:eastAsia="Times New Roman" w:hAnsi="Consolas" w:cs="Times New Roman"/>
+          <w:color w:val="1F2328"/>
+          <w:kern w:val="0"/>
+          <w:sz w:val="21"/>
+          <w:szCs w:val="21"/>
+          <w14:ligatures w14:val="none"/>
+        </w:rPr>
+        <w:t>.</w:t>
+      </w:r>
+      <w:r>
+        <w:rPr>
+          <w:rFonts w:ascii="Consolas" w:eastAsia="Times New Roman" w:hAnsi="Consolas" w:cs="Times New Roman"/>
+          <w:color w:val="8250DF"/>
+          <w:kern w:val="0"/>
+          <w:sz w:val="21"/>
+          <w:szCs w:val="21"/>
+          <w14:ligatures w14:val="none"/>
+        </w:rPr>
+        <w:t>toLowerCase</w:t>
+      </w:r>
+      <w:r>
+        <w:rPr>
+          <w:rFonts w:ascii="Consolas" w:eastAsia="Times New Roman" w:hAnsi="Consolas" w:cs="Times New Roman"/>
+          <w:color w:val="1F2328"/>
+          <w:kern w:val="0"/>
+          <w:sz w:val="21"/>
+          <w:szCs w:val="21"/>
+          <w14:ligatures w14:val="none"/>
+        </w:rPr>
+        <w:t>())</w:t>
+      </w:r>
+    </w:p>
+    <w:p>
+      <w:pPr>
+        <w:shd w:val="clear" w:color="auto" w:fill="FFFFFF"/>
+        <w:spacing w:after="0" w:line="285" w:lineRule="atLeast"/>
+        <w:rPr>
+          <w:rFonts w:ascii="Consolas" w:eastAsia="Times New Roman" w:hAnsi="Consolas" w:cs="Times New Roman"/>
+          <w:color w:val="202020"/>
+          <w:kern w:val="0"/>
+          <w:sz w:val="21"/>
+          <w:szCs w:val="21"/>
+          <w14:ligatures w14:val="none"/>
+        </w:rPr>
+      </w:pPr>
+      <w:r>
+        <w:rPr>
+          <w:rFonts w:ascii="Consolas" w:eastAsia="Times New Roman" w:hAnsi="Consolas" w:cs="Times New Roman"/>
+          <w:color w:val="1F2328"/>
+          <w:kern w:val="0"/>
+          <w:sz w:val="21"/>
+          <w:szCs w:val="21"/>
+          <w14:ligatures w14:val="none"/>
+        </w:rPr>
+        <w:t xml:space="preserve">        </w:t>
+      </w:r>
+      <w:r>
+        <w:rPr>
+          <w:rFonts w:ascii="Consolas" w:eastAsia="Times New Roman" w:hAnsi="Consolas" w:cs="Times New Roman"/>
+          <w:color w:val="8250DF"/>
+          <w:kern w:val="0"/>
+          <w:sz w:val="21"/>
+          <w:szCs w:val="21"/>
+          <w14:ligatures w14:val="none"/>
+        </w:rPr>
+        <w:t>expect</w:t>
+      </w:r>
+      <w:r>
+        <w:rPr>
+          <w:rFonts w:ascii="Consolas" w:eastAsia="Times New Roman" w:hAnsi="Consolas" w:cs="Times New Roman"/>
+          <w:color w:val="1F2328"/>
+          <w:kern w:val="0"/>
+          <w:sz w:val="21"/>
+          <w:szCs w:val="21"/>
+          <w14:ligatures w14:val="none"/>
+        </w:rPr>
+        <w:t>(</w:t>
+      </w:r>
+      <w:proofErr w:type="gramStart"/>
+      <w:r>
+        <w:rPr>
+          <w:rFonts w:ascii="Consolas" w:eastAsia="Times New Roman" w:hAnsi="Consolas" w:cs="Times New Roman"/>
+          <w:color w:val="0550AE"/>
+          <w:kern w:val="0"/>
+          <w:sz w:val="21"/>
+          <w:szCs w:val="21"/>
+          <w14:ligatures w14:val="none"/>
+        </w:rPr>
+        <w:t>actual</w:t>
+      </w:r>
+      <w:r>
+        <w:rPr>
+          <w:rFonts w:ascii="Consolas" w:eastAsia="Times New Roman" w:hAnsi="Consolas" w:cs="Times New Roman"/>
+          <w:color w:val="1F2328"/>
+          <w:kern w:val="0"/>
+          <w:sz w:val="21"/>
+          <w:szCs w:val="21"/>
+          <w14:ligatures w14:val="none"/>
+        </w:rPr>
+        <w:t>.upperCase).</w:t>
+      </w:r>
+      <w:r>
+        <w:rPr>
+          <w:rFonts w:ascii="Consolas" w:eastAsia="Times New Roman" w:hAnsi="Consolas" w:cs="Times New Roman"/>
+          <w:color w:val="8250DF"/>
+          <w:kern w:val="0"/>
+          <w:sz w:val="21"/>
+          <w:szCs w:val="21"/>
+          <w14:ligatures w14:val="none"/>
+        </w:rPr>
+        <w:t>toBe</w:t>
+      </w:r>
+      <w:proofErr w:type="gramEnd"/>
+      <w:r>
+        <w:rPr>
+          <w:rFonts w:ascii="Consolas" w:eastAsia="Times New Roman" w:hAnsi="Consolas" w:cs="Times New Roman"/>
+          <w:color w:val="1F2328"/>
+          <w:kern w:val="0"/>
+          <w:sz w:val="21"/>
+          <w:szCs w:val="21"/>
+          <w14:ligatures w14:val="none"/>
+        </w:rPr>
+        <w:t>(</w:t>
+      </w:r>
+      <w:r>
+        <w:rPr>
+          <w:rFonts w:ascii="Consolas" w:eastAsia="Times New Roman" w:hAnsi="Consolas" w:cs="Times New Roman"/>
+          <w:color w:val="0550AE"/>
+          <w:kern w:val="0"/>
+          <w:sz w:val="21"/>
+          <w:szCs w:val="21"/>
+          <w14:ligatures w14:val="none"/>
+        </w:rPr>
+        <w:t>testData</w:t>
+      </w:r>
+      <w:r>
+        <w:rPr>
+          <w:rFonts w:ascii="Consolas" w:eastAsia="Times New Roman" w:hAnsi="Consolas" w:cs="Times New Roman"/>
+          <w:color w:val="1F2328"/>
+          <w:kern w:val="0"/>
+          <w:sz w:val="21"/>
+          <w:szCs w:val="21"/>
+          <w14:ligatures w14:val="none"/>
+        </w:rPr>
+        <w:t>.</w:t>
+      </w:r>
+      <w:r>
+        <w:rPr>
+          <w:rFonts w:ascii="Consolas" w:eastAsia="Times New Roman" w:hAnsi="Consolas" w:cs="Times New Roman"/>
+          <w:color w:val="8250DF"/>
+          <w:kern w:val="0"/>
+          <w:sz w:val="21"/>
+          <w:szCs w:val="21"/>
+          <w14:ligatures w14:val="none"/>
+        </w:rPr>
+        <w:t>toUpperCase</w:t>
+      </w:r>
+      <w:r>
+        <w:rPr>
+          <w:rFonts w:ascii="Consolas" w:eastAsia="Times New Roman" w:hAnsi="Consolas" w:cs="Times New Roman"/>
+          <w:color w:val="1F2328"/>
+          <w:kern w:val="0"/>
+          <w:sz w:val="21"/>
+          <w:szCs w:val="21"/>
+          <w14:ligatures w14:val="none"/>
+        </w:rPr>
+        <w:t>())</w:t>
+      </w:r>
+    </w:p>
+    <w:p>
+      <w:pPr>
+        <w:shd w:val="clear" w:color="auto" w:fill="FFFFFF"/>
+        <w:spacing w:after="0" w:line="285" w:lineRule="atLeast"/>
+        <w:rPr>
+          <w:rFonts w:ascii="Consolas" w:eastAsia="Times New Roman" w:hAnsi="Consolas" w:cs="Times New Roman"/>
+          <w:color w:val="202020"/>
+          <w:kern w:val="0"/>
+          <w:sz w:val="21"/>
+          <w:szCs w:val="21"/>
+          <w14:ligatures w14:val="none"/>
+        </w:rPr>
+      </w:pPr>
+      <w:r>
+        <w:rPr>
+          <w:rFonts w:ascii="Consolas" w:eastAsia="Times New Roman" w:hAnsi="Consolas" w:cs="Times New Roman"/>
+          <w:color w:val="1F2328"/>
+          <w:kern w:val="0"/>
+          <w:sz w:val="21"/>
+          <w:szCs w:val="21"/>
+          <w14:ligatures w14:val="none"/>
+        </w:rPr>
+        <w:t xml:space="preserve">        </w:t>
+      </w:r>
+      <w:r>
+        <w:rPr>
+          <w:rFonts w:ascii="Consolas" w:eastAsia="Times New Roman" w:hAnsi="Consolas" w:cs="Times New Roman"/>
+          <w:color w:val="8250DF"/>
+          <w:kern w:val="0"/>
+          <w:sz w:val="21"/>
+          <w:szCs w:val="21"/>
+          <w14:ligatures w14:val="none"/>
+        </w:rPr>
+        <w:t>expect</w:t>
+      </w:r>
+      <w:r>
+        <w:rPr>
+          <w:rFonts w:ascii="Consolas" w:eastAsia="Times New Roman" w:hAnsi="Consolas" w:cs="Times New Roman"/>
+          <w:color w:val="1F2328"/>
+          <w:kern w:val="0"/>
+          <w:sz w:val="21"/>
+          <w:szCs w:val="21"/>
+          <w14:ligatures w14:val="none"/>
+        </w:rPr>
+        <w:t>(</w:t>
+      </w:r>
+      <w:proofErr w:type="gramStart"/>
+      <w:r>
+        <w:rPr>
+          <w:rFonts w:ascii="Consolas" w:eastAsia="Times New Roman" w:hAnsi="Consolas" w:cs="Times New Roman"/>
+          <w:color w:val="0550AE"/>
+          <w:kern w:val="0"/>
+          <w:sz w:val="21"/>
+          <w:szCs w:val="21"/>
+          <w14:ligatures w14:val="none"/>
+        </w:rPr>
+        <w:t>actual</w:t>
+      </w:r>
+      <w:r>
+        <w:rPr>
+          <w:rFonts w:ascii="Consolas" w:eastAsia="Times New Roman" w:hAnsi="Consolas" w:cs="Times New Roman"/>
+          <w:color w:val="1F2328"/>
+          <w:kern w:val="0"/>
+          <w:sz w:val="21"/>
+          <w:szCs w:val="21"/>
+          <w14:ligatures w14:val="none"/>
+        </w:rPr>
+        <w:t>.length).</w:t>
+      </w:r>
+      <w:r>
+        <w:rPr>
+          <w:rFonts w:ascii="Consolas" w:eastAsia="Times New Roman" w:hAnsi="Consolas" w:cs="Times New Roman"/>
+          <w:color w:val="8250DF"/>
+          <w:kern w:val="0"/>
+          <w:sz w:val="21"/>
+          <w:szCs w:val="21"/>
+          <w14:ligatures w14:val="none"/>
+        </w:rPr>
+        <w:t>toEqual</w:t>
+      </w:r>
+      <w:proofErr w:type="gramEnd"/>
+      <w:r>
+        <w:rPr>
+          <w:rFonts w:ascii="Consolas" w:eastAsia="Times New Roman" w:hAnsi="Consolas" w:cs="Times New Roman"/>
+          <w:color w:val="1F2328"/>
+          <w:kern w:val="0"/>
+          <w:sz w:val="21"/>
+          <w:szCs w:val="21"/>
+          <w14:ligatures w14:val="none"/>
+        </w:rPr>
+        <w:t>(</w:t>
+      </w:r>
+      <w:r>
+        <w:rPr>
+          <w:rFonts w:ascii="Consolas" w:eastAsia="Times New Roman" w:hAnsi="Consolas" w:cs="Times New Roman"/>
+          <w:color w:val="0550AE"/>
+          <w:kern w:val="0"/>
+          <w:sz w:val="21"/>
+          <w:szCs w:val="21"/>
+          <w14:ligatures w14:val="none"/>
+        </w:rPr>
+        <w:t>testData</w:t>
+      </w:r>
+      <w:r>
+        <w:rPr>
+          <w:rFonts w:ascii="Consolas" w:eastAsia="Times New Roman" w:hAnsi="Consolas" w:cs="Times New Roman"/>
+          <w:color w:val="1F2328"/>
+          <w:kern w:val="0"/>
+          <w:sz w:val="21"/>
+          <w:szCs w:val="21"/>
+          <w14:ligatures w14:val="none"/>
+        </w:rPr>
+        <w:t>.</w:t>
+      </w:r>
+      <w:r>
+        <w:rPr>
+          <w:rFonts w:ascii="Consolas" w:eastAsia="Times New Roman" w:hAnsi="Consolas" w:cs="Times New Roman"/>
+          <w:color w:val="0550AE"/>
+          <w:kern w:val="0"/>
+          <w:sz w:val="21"/>
+          <w:szCs w:val="21"/>
+          <w14:ligatures w14:val="none"/>
+        </w:rPr>
+        <w:t>length</w:t>
+      </w:r>
+      <w:r>
+        <w:rPr>
+          <w:rFonts w:ascii="Consolas" w:eastAsia="Times New Roman" w:hAnsi="Consolas" w:cs="Times New Roman"/>
+          <w:color w:val="1F2328"/>
+          <w:kern w:val="0"/>
+          <w:sz w:val="21"/>
+          <w:szCs w:val="21"/>
+          <w14:ligatures w14:val="none"/>
+        </w:rPr>
+        <w:t>)</w:t>
+      </w:r>
+    </w:p>
+    <w:p>
+      <w:pPr>
+        <w:shd w:val="clear" w:color="auto" w:fill="FFFFFF"/>
+        <w:spacing w:after="0" w:line="285" w:lineRule="atLeast"/>
+        <w:rPr>
+          <w:rFonts w:ascii="Consolas" w:eastAsia="Times New Roman" w:hAnsi="Consolas" w:cs="Times New Roman"/>
+          <w:color w:val="202020"/>
+          <w:kern w:val="0"/>
+          <w:sz w:val="21"/>
+          <w:szCs w:val="21"/>
+          <w14:ligatures w14:val="none"/>
+        </w:rPr>
+      </w:pPr>
+      <w:r>
+        <w:rPr>
+          <w:rFonts w:ascii="Consolas" w:eastAsia="Times New Roman" w:hAnsi="Consolas" w:cs="Times New Roman"/>
+          <w:color w:val="1F2328"/>
+          <w:kern w:val="0"/>
+          <w:sz w:val="21"/>
+          <w:szCs w:val="21"/>
+          <w14:ligatures w14:val="none"/>
+        </w:rPr>
+        <w:t xml:space="preserve">        </w:t>
+      </w:r>
+      <w:r>
+        <w:rPr>
+          <w:rFonts w:ascii="Consolas" w:eastAsia="Times New Roman" w:hAnsi="Consolas" w:cs="Times New Roman"/>
+          <w:color w:val="8250DF"/>
+          <w:kern w:val="0"/>
+          <w:sz w:val="21"/>
+          <w:szCs w:val="21"/>
+          <w14:ligatures w14:val="none"/>
+        </w:rPr>
+        <w:t>expect</w:t>
+      </w:r>
+      <w:r>
+        <w:rPr>
+          <w:rFonts w:ascii="Consolas" w:eastAsia="Times New Roman" w:hAnsi="Consolas" w:cs="Times New Roman"/>
+          <w:color w:val="1F2328"/>
+          <w:kern w:val="0"/>
+          <w:sz w:val="21"/>
+          <w:szCs w:val="21"/>
+          <w14:ligatures w14:val="none"/>
+        </w:rPr>
+        <w:t>(</w:t>
+      </w:r>
+      <w:proofErr w:type="gramStart"/>
+      <w:r>
+        <w:rPr>
+          <w:rFonts w:ascii="Consolas" w:eastAsia="Times New Roman" w:hAnsi="Consolas" w:cs="Times New Roman"/>
+          <w:color w:val="0550AE"/>
+          <w:kern w:val="0"/>
+          <w:sz w:val="21"/>
+          <w:szCs w:val="21"/>
+          <w14:ligatures w14:val="none"/>
+        </w:rPr>
+        <w:t>actual</w:t>
+      </w:r>
+      <w:r>
+        <w:rPr>
+          <w:rFonts w:ascii="Consolas" w:eastAsia="Times New Roman" w:hAnsi="Consolas" w:cs="Times New Roman"/>
+          <w:color w:val="1F2328"/>
+          <w:kern w:val="0"/>
+          <w:sz w:val="21"/>
+          <w:szCs w:val="21"/>
+          <w14:ligatures w14:val="none"/>
+        </w:rPr>
+        <w:t>.characters).</w:t>
+      </w:r>
+      <w:r>
+        <w:rPr>
+          <w:rFonts w:ascii="Consolas" w:eastAsia="Times New Roman" w:hAnsi="Consolas" w:cs="Times New Roman"/>
+          <w:color w:val="8250DF"/>
+          <w:kern w:val="0"/>
+          <w:sz w:val="21"/>
+          <w:szCs w:val="21"/>
+          <w14:ligatures w14:val="none"/>
+        </w:rPr>
+        <w:t>toBeInstanceOf</w:t>
+      </w:r>
+      <w:proofErr w:type="gramEnd"/>
+      <w:r>
+        <w:rPr>
+          <w:rFonts w:ascii="Consolas" w:eastAsia="Times New Roman" w:hAnsi="Consolas" w:cs="Times New Roman"/>
+          <w:color w:val="1F2328"/>
+          <w:kern w:val="0"/>
+          <w:sz w:val="21"/>
+          <w:szCs w:val="21"/>
+          <w14:ligatures w14:val="none"/>
+        </w:rPr>
+        <w:t>(</w:t>
+      </w:r>
+      <w:r>
+        <w:rPr>
+          <w:rFonts w:ascii="Consolas" w:eastAsia="Times New Roman" w:hAnsi="Consolas" w:cs="Times New Roman"/>
+          <w:color w:val="267F99"/>
+          <w:kern w:val="0"/>
+          <w:sz w:val="21"/>
+          <w:szCs w:val="21"/>
+          <w14:ligatures w14:val="none"/>
+        </w:rPr>
+        <w:t>Array</w:t>
+      </w:r>
+      <w:r>
+        <w:rPr>
+          <w:rFonts w:ascii="Consolas" w:eastAsia="Times New Roman" w:hAnsi="Consolas" w:cs="Times New Roman"/>
+          <w:color w:val="1F2328"/>
+          <w:kern w:val="0"/>
+          <w:sz w:val="21"/>
+          <w:szCs w:val="21"/>
+          <w14:ligatures w14:val="none"/>
+        </w:rPr>
+        <w:t>)</w:t>
+      </w:r>
+    </w:p>
+    <w:p>
+      <w:pPr>
+        <w:shd w:val="clear" w:color="auto" w:fill="FFFFFF"/>
+        <w:spacing w:after="0" w:line="285" w:lineRule="atLeast"/>
+        <w:rPr>
+          <w:rFonts w:ascii="Consolas" w:eastAsia="Times New Roman" w:hAnsi="Consolas" w:cs="Times New Roman"/>
+          <w:color w:val="202020"/>
+          <w:kern w:val="0"/>
+          <w:sz w:val="21"/>
+          <w:szCs w:val="21"/>
+          <w14:ligatures w14:val="none"/>
+        </w:rPr>
+      </w:pPr>
+      <w:r>
+        <w:rPr>
+          <w:rFonts w:ascii="Consolas" w:eastAsia="Times New Roman" w:hAnsi="Consolas" w:cs="Times New Roman"/>
+          <w:color w:val="1F2328"/>
+          <w:kern w:val="0"/>
+          <w:sz w:val="21"/>
+          <w:szCs w:val="21"/>
+          <w14:ligatures w14:val="none"/>
+        </w:rPr>
+        <w:t xml:space="preserve">        </w:t>
+      </w:r>
+      <w:r>
+        <w:rPr>
+          <w:rFonts w:ascii="Consolas" w:eastAsia="Times New Roman" w:hAnsi="Consolas" w:cs="Times New Roman"/>
+          <w:color w:val="8250DF"/>
+          <w:kern w:val="0"/>
+          <w:sz w:val="21"/>
+          <w:szCs w:val="21"/>
+          <w14:ligatures w14:val="none"/>
+        </w:rPr>
+        <w:t>expect</w:t>
+      </w:r>
+      <w:r>
+        <w:rPr>
+          <w:rFonts w:ascii="Consolas" w:eastAsia="Times New Roman" w:hAnsi="Consolas" w:cs="Times New Roman"/>
+          <w:color w:val="1F2328"/>
+          <w:kern w:val="0"/>
+          <w:sz w:val="21"/>
+          <w:szCs w:val="21"/>
+          <w14:ligatures w14:val="none"/>
+        </w:rPr>
+        <w:t>(</w:t>
+      </w:r>
+      <w:proofErr w:type="gramStart"/>
+      <w:r>
+        <w:rPr>
+          <w:rFonts w:ascii="Consolas" w:eastAsia="Times New Roman" w:hAnsi="Consolas" w:cs="Times New Roman"/>
+          <w:color w:val="0550AE"/>
+          <w:kern w:val="0"/>
+          <w:sz w:val="21"/>
+          <w:szCs w:val="21"/>
+          <w14:ligatures w14:val="none"/>
+        </w:rPr>
+        <w:t>actual</w:t>
+      </w:r>
+      <w:r>
+        <w:rPr>
+          <w:rFonts w:ascii="Consolas" w:eastAsia="Times New Roman" w:hAnsi="Consolas" w:cs="Times New Roman"/>
+          <w:color w:val="1F2328"/>
+          <w:kern w:val="0"/>
+          <w:sz w:val="21"/>
+          <w:szCs w:val="21"/>
+          <w14:ligatures w14:val="none"/>
+        </w:rPr>
+        <w:t>.characters).</w:t>
+      </w:r>
+      <w:r>
+        <w:rPr>
+          <w:rFonts w:ascii="Consolas" w:eastAsia="Times New Roman" w:hAnsi="Consolas" w:cs="Times New Roman"/>
+          <w:color w:val="8250DF"/>
+          <w:kern w:val="0"/>
+          <w:sz w:val="21"/>
+          <w:szCs w:val="21"/>
+          <w14:ligatures w14:val="none"/>
+        </w:rPr>
+        <w:t>toEqual</w:t>
+      </w:r>
+      <w:proofErr w:type="gramEnd"/>
+      <w:r>
+        <w:rPr>
+          <w:rFonts w:ascii="Consolas" w:eastAsia="Times New Roman" w:hAnsi="Consolas" w:cs="Times New Roman"/>
+          <w:color w:val="1F2328"/>
+          <w:kern w:val="0"/>
+          <w:sz w:val="21"/>
+          <w:szCs w:val="21"/>
+          <w14:ligatures w14:val="none"/>
+        </w:rPr>
+        <w:t>([</w:t>
+      </w:r>
+      <w:r>
+        <w:rPr>
+          <w:rFonts w:ascii="Consolas" w:eastAsia="Times New Roman" w:hAnsi="Consolas" w:cs="Times New Roman"/>
+          <w:color w:val="000000"/>
+          <w:kern w:val="0"/>
+          <w:sz w:val="21"/>
+          <w:szCs w:val="21"/>
+          <w14:ligatures w14:val="none"/>
+        </w:rPr>
+        <w:t>...</w:t>
+      </w:r>
+      <w:r>
+        <w:rPr>
+          <w:rFonts w:ascii="Consolas" w:eastAsia="Times New Roman" w:hAnsi="Consolas" w:cs="Times New Roman"/>
+          <w:color w:val="0550AE"/>
+          <w:kern w:val="0"/>
+          <w:sz w:val="21"/>
+          <w:szCs w:val="21"/>
+          <w14:ligatures w14:val="none"/>
+        </w:rPr>
+        <w:t>testData</w:t>
+      </w:r>
+      <w:r>
+        <w:rPr>
+          <w:rFonts w:ascii="Consolas" w:eastAsia="Times New Roman" w:hAnsi="Consolas" w:cs="Times New Roman"/>
+          <w:color w:val="1F2328"/>
+          <w:kern w:val="0"/>
+          <w:sz w:val="21"/>
+          <w:szCs w:val="21"/>
+          <w14:ligatures w14:val="none"/>
+        </w:rPr>
+        <w:t>])</w:t>
+      </w:r>
+    </w:p>
+    <w:p>
+      <w:pPr>
+        <w:shd w:val="clear" w:color="auto" w:fill="FFFFFF"/>
+        <w:spacing w:after="0" w:line="285" w:lineRule="atLeast"/>
+        <w:rPr>
+          <w:rFonts w:ascii="Consolas" w:eastAsia="Times New Roman" w:hAnsi="Consolas" w:cs="Times New Roman"/>
+          <w:color w:val="202020"/>
+          <w:kern w:val="0"/>
+          <w:sz w:val="21"/>
+          <w:szCs w:val="21"/>
+          <w14:ligatures w14:val="none"/>
+        </w:rPr>
+      </w:pPr>
+      <w:r>
+        <w:rPr>
+          <w:rFonts w:ascii="Consolas" w:eastAsia="Times New Roman" w:hAnsi="Consolas" w:cs="Times New Roman"/>
+          <w:color w:val="1F2328"/>
+          <w:kern w:val="0"/>
+          <w:sz w:val="21"/>
+          <w:szCs w:val="21"/>
+          <w14:ligatures w14:val="none"/>
+        </w:rPr>
+        <w:t xml:space="preserve">        </w:t>
+      </w:r>
+      <w:r>
+        <w:rPr>
+          <w:rFonts w:ascii="Consolas" w:eastAsia="Times New Roman" w:hAnsi="Consolas" w:cs="Times New Roman"/>
+          <w:color w:val="8250DF"/>
+          <w:kern w:val="0"/>
+          <w:sz w:val="21"/>
+          <w:szCs w:val="21"/>
+          <w14:ligatures w14:val="none"/>
+        </w:rPr>
+        <w:t>expect</w:t>
+      </w:r>
+      <w:r>
+        <w:rPr>
+          <w:rFonts w:ascii="Consolas" w:eastAsia="Times New Roman" w:hAnsi="Consolas" w:cs="Times New Roman"/>
+          <w:color w:val="1F2328"/>
+          <w:kern w:val="0"/>
+          <w:sz w:val="21"/>
+          <w:szCs w:val="21"/>
+          <w14:ligatures w14:val="none"/>
+        </w:rPr>
+        <w:t>(</w:t>
+      </w:r>
+      <w:proofErr w:type="gramStart"/>
+      <w:r>
+        <w:rPr>
+          <w:rFonts w:ascii="Consolas" w:eastAsia="Times New Roman" w:hAnsi="Consolas" w:cs="Times New Roman"/>
+          <w:color w:val="0550AE"/>
+          <w:kern w:val="0"/>
+          <w:sz w:val="21"/>
+          <w:szCs w:val="21"/>
+          <w14:ligatures w14:val="none"/>
+        </w:rPr>
+        <w:t>actual</w:t>
+      </w:r>
+      <w:r>
+        <w:rPr>
+          <w:rFonts w:ascii="Consolas" w:eastAsia="Times New Roman" w:hAnsi="Consolas" w:cs="Times New Roman"/>
+          <w:color w:val="1F2328"/>
+          <w:kern w:val="0"/>
+          <w:sz w:val="21"/>
+          <w:szCs w:val="21"/>
+          <w14:ligatures w14:val="none"/>
+        </w:rPr>
+        <w:t>.characters).</w:t>
+      </w:r>
+      <w:r>
+        <w:rPr>
+          <w:rFonts w:ascii="Consolas" w:eastAsia="Times New Roman" w:hAnsi="Consolas" w:cs="Times New Roman"/>
+          <w:color w:val="8250DF"/>
+          <w:kern w:val="0"/>
+          <w:sz w:val="21"/>
+          <w:szCs w:val="21"/>
+          <w14:ligatures w14:val="none"/>
+        </w:rPr>
+        <w:t>toContainEqual</w:t>
+      </w:r>
+      <w:proofErr w:type="gramEnd"/>
+      <w:r>
+        <w:rPr>
+          <w:rFonts w:ascii="Consolas" w:eastAsia="Times New Roman" w:hAnsi="Consolas" w:cs="Times New Roman"/>
+          <w:color w:val="1F2328"/>
+          <w:kern w:val="0"/>
+          <w:sz w:val="21"/>
+          <w:szCs w:val="21"/>
+          <w14:ligatures w14:val="none"/>
+        </w:rPr>
+        <w:t>(</w:t>
+      </w:r>
+      <w:r>
+        <w:rPr>
+          <w:rFonts w:ascii="Consolas" w:eastAsia="Times New Roman" w:hAnsi="Consolas" w:cs="Times New Roman"/>
+          <w:color w:val="0A3069"/>
+          <w:kern w:val="0"/>
+          <w:sz w:val="21"/>
+          <w:szCs w:val="21"/>
+          <w14:ligatures w14:val="none"/>
+        </w:rPr>
+        <w:t>'J'</w:t>
+      </w:r>
+      <w:r>
+        <w:rPr>
+          <w:rFonts w:ascii="Consolas" w:eastAsia="Times New Roman" w:hAnsi="Consolas" w:cs="Times New Roman"/>
+          <w:color w:val="1F2328"/>
+          <w:kern w:val="0"/>
+          <w:sz w:val="21"/>
+          <w:szCs w:val="21"/>
+          <w14:ligatures w14:val="none"/>
+        </w:rPr>
+        <w:t>)</w:t>
+      </w:r>
+    </w:p>
+    <w:p>
+      <w:pPr>
+        <w:shd w:val="clear" w:color="auto" w:fill="FFFFFF"/>
+        <w:spacing w:after="0" w:line="285" w:lineRule="atLeast"/>
+        <w:rPr>
+          <w:rFonts w:ascii="Consolas" w:eastAsia="Times New Roman" w:hAnsi="Consolas" w:cs="Times New Roman"/>
+          <w:color w:val="202020"/>
+          <w:kern w:val="0"/>
+          <w:sz w:val="21"/>
+          <w:szCs w:val="21"/>
+          <w14:ligatures w14:val="none"/>
+        </w:rPr>
+      </w:pPr>
+      <w:r>
+        <w:rPr>
+          <w:rFonts w:ascii="Consolas" w:eastAsia="Times New Roman" w:hAnsi="Consolas" w:cs="Times New Roman"/>
+          <w:color w:val="1F2328"/>
+          <w:kern w:val="0"/>
+          <w:sz w:val="21"/>
+          <w:szCs w:val="21"/>
+          <w14:ligatures w14:val="none"/>
+        </w:rPr>
+        <w:t xml:space="preserve">        </w:t>
+      </w:r>
+      <w:r>
+        <w:rPr>
+          <w:rFonts w:ascii="Consolas" w:eastAsia="Times New Roman" w:hAnsi="Consolas" w:cs="Times New Roman"/>
+          <w:color w:val="8250DF"/>
+          <w:kern w:val="0"/>
+          <w:sz w:val="21"/>
+          <w:szCs w:val="21"/>
+          <w14:ligatures w14:val="none"/>
+        </w:rPr>
+        <w:t>expect</w:t>
+      </w:r>
+      <w:r>
+        <w:rPr>
+          <w:rFonts w:ascii="Consolas" w:eastAsia="Times New Roman" w:hAnsi="Consolas" w:cs="Times New Roman"/>
+          <w:color w:val="1F2328"/>
+          <w:kern w:val="0"/>
+          <w:sz w:val="21"/>
+          <w:szCs w:val="21"/>
+          <w14:ligatures w14:val="none"/>
+        </w:rPr>
+        <w:t>(</w:t>
+      </w:r>
+      <w:proofErr w:type="gramStart"/>
+      <w:r>
+        <w:rPr>
+          <w:rFonts w:ascii="Consolas" w:eastAsia="Times New Roman" w:hAnsi="Consolas" w:cs="Times New Roman"/>
+          <w:color w:val="0550AE"/>
+          <w:kern w:val="0"/>
+          <w:sz w:val="21"/>
+          <w:szCs w:val="21"/>
+          <w14:ligatures w14:val="none"/>
+        </w:rPr>
+        <w:t>actual</w:t>
+      </w:r>
+      <w:r>
+        <w:rPr>
+          <w:rFonts w:ascii="Consolas" w:eastAsia="Times New Roman" w:hAnsi="Consolas" w:cs="Times New Roman"/>
+          <w:color w:val="1F2328"/>
+          <w:kern w:val="0"/>
+          <w:sz w:val="21"/>
+          <w:szCs w:val="21"/>
+          <w14:ligatures w14:val="none"/>
+        </w:rPr>
+        <w:t>.extraInfo).</w:t>
+      </w:r>
+      <w:r>
+        <w:rPr>
+          <w:rFonts w:ascii="Consolas" w:eastAsia="Times New Roman" w:hAnsi="Consolas" w:cs="Times New Roman"/>
+          <w:color w:val="8250DF"/>
+          <w:kern w:val="0"/>
+          <w:sz w:val="21"/>
+          <w:szCs w:val="21"/>
+          <w14:ligatures w14:val="none"/>
+        </w:rPr>
+        <w:t>toMatchObject</w:t>
+      </w:r>
+      <w:proofErr w:type="gramEnd"/>
+      <w:r>
+        <w:rPr>
+          <w:rFonts w:ascii="Consolas" w:eastAsia="Times New Roman" w:hAnsi="Consolas" w:cs="Times New Roman"/>
+          <w:color w:val="1F2328"/>
+          <w:kern w:val="0"/>
+          <w:sz w:val="21"/>
+          <w:szCs w:val="21"/>
+          <w14:ligatures w14:val="none"/>
+        </w:rPr>
+        <w:t>({})</w:t>
+      </w:r>
+    </w:p>
+    <w:p>
+      <w:pPr>
+        <w:shd w:val="clear" w:color="auto" w:fill="FFFFFF"/>
+        <w:spacing w:after="0" w:line="285" w:lineRule="atLeast"/>
+        <w:rPr>
+          <w:rFonts w:ascii="Consolas" w:eastAsia="Times New Roman" w:hAnsi="Consolas" w:cs="Times New Roman"/>
+          <w:color w:val="202020"/>
+          <w:kern w:val="0"/>
+          <w:sz w:val="21"/>
+          <w:szCs w:val="21"/>
+          <w14:ligatures w14:val="none"/>
+        </w:rPr>
+      </w:pPr>
+      <w:r>
+        <w:rPr>
+          <w:rFonts w:ascii="Consolas" w:eastAsia="Times New Roman" w:hAnsi="Consolas" w:cs="Times New Roman"/>
+          <w:color w:val="1F2328"/>
+          <w:kern w:val="0"/>
+          <w:sz w:val="21"/>
+          <w:szCs w:val="21"/>
+          <w14:ligatures w14:val="none"/>
+        </w:rPr>
+        <w:t>    })</w:t>
+      </w:r>
+    </w:p>
+    <w:p>
+      <w:pPr>
+        <w:shd w:val="clear" w:color="auto" w:fill="FFFFFF"/>
+        <w:spacing w:after="0" w:line="285" w:lineRule="atLeast"/>
+        <w:rPr>
+          <w:rFonts w:ascii="Consolas" w:eastAsia="Times New Roman" w:hAnsi="Consolas" w:cs="Times New Roman"/>
+          <w:color w:val="202020"/>
+          <w:kern w:val="0"/>
+          <w:sz w:val="21"/>
+          <w:szCs w:val="21"/>
+          <w14:ligatures w14:val="none"/>
+        </w:rPr>
+      </w:pPr>
+      <w:r>
+        <w:rPr>
+          <w:rFonts w:ascii="Consolas" w:eastAsia="Times New Roman" w:hAnsi="Consolas" w:cs="Times New Roman"/>
+          <w:color w:val="1F2328"/>
+          <w:kern w:val="0"/>
+          <w:sz w:val="21"/>
+          <w:szCs w:val="21"/>
+          <w14:ligatures w14:val="none"/>
+        </w:rPr>
+        <w:t>}</w:t>
+      </w:r>
+      <w:r>
+        <w:rPr>
+          <w:rFonts w:ascii="Consolas" w:eastAsia="Times New Roman" w:hAnsi="Consolas" w:cs="Times New Roman"/>
+          <w:color w:val="202020"/>
+          <w:kern w:val="0"/>
+          <w:sz w:val="21"/>
+          <w:szCs w:val="21"/>
+          <w14:ligatures w14:val="none"/>
+        </w:rPr>
+        <w:t>)</w:t>
+      </w:r>
+    </w:p>
+    <w:p>
+      <w:pPr>
+        <w:shd w:val="clear" w:color="auto" w:fill="FFFFFF"/>
+        <w:spacing w:after="0" w:line="285" w:lineRule="atLeast"/>
+        <w:ind w:left="1440" w:firstLine="720"/>
+        <w:rPr>
+          <w:rFonts w:ascii="Consolas" w:eastAsia="Times New Roman" w:hAnsi="Consolas" w:cs="Times New Roman"/>
+          <w:color w:val="202020"/>
+          <w:kern w:val="0"/>
+          <w:sz w:val="21"/>
+          <w:szCs w:val="21"/>
+          <w14:ligatures w14:val="none"/>
+        </w:rPr>
       </w:pPr>
       <w:r>
         <w:rPr>
@@ -1637,39 +4323,8 @@
           <w:kern w:val="0"/>
           <w14:ligatures w14:val="none"/>
         </w:rPr>
-        <w:tab/>
-      </w:r>
-      <w:r>
-        <w:rPr>
-          <w:rFonts w:ascii="Sakkal Majalla" w:eastAsia="Times New Roman" w:hAnsi="Sakkal Majalla" w:cs="Sakkal Majalla" w:hint="cs"/>
-          <w:color w:val="202020"/>
-          <w:kern w:val="0"/>
-          <w14:ligatures w14:val="none"/>
-        </w:rPr>
-        <w:tab/>
-      </w:r>
-      <w:r>
-        <w:rPr>
-          <w:rFonts w:ascii="Sakkal Majalla" w:eastAsia="Times New Roman" w:hAnsi="Sakkal Majalla" w:cs="Sakkal Majalla" w:hint="cs"/>
-          <w:color w:val="202020"/>
-          <w:kern w:val="0"/>
-          <w14:ligatures w14:val="none"/>
-        </w:rPr>
-        <w:tab/>
         <w:t>====================================================</w:t>
       </w:r>
-    </w:p>
-    <w:p>
-      <w:pPr>
-        <w:shd w:val="clear" w:color="auto" w:fill="FFFFFF"/>
-        <w:spacing w:after="0" w:line="285" w:lineRule="atLeast"/>
-        <w:rPr>
-          <w:rFonts w:ascii="Sakkal Majalla" w:eastAsia="Times New Roman" w:hAnsi="Sakkal Majalla" w:cs="Sakkal Majalla" w:hint="cs"/>
-          <w:color w:val="202020"/>
-          <w:kern w:val="0"/>
-          <w14:ligatures w14:val="none"/>
-        </w:rPr>
-      </w:pPr>
     </w:p>
     <w:sectPr>
       <w:pgSz w:w="12240" w:h="15840"/>

--- a/Jest/Jest-Typescript-Notes/Jest-Typescript-Notes-01.docx
+++ b/Jest/Jest-Typescript-Notes/Jest-Typescript-Notes-01.docx
@@ -664,9 +664,44 @@
           <w:szCs w:val="21"/>
           <w14:ligatures w14:val="none"/>
         </w:rPr>
-        <w:t>"</w:t>
-      </w:r>
-      <w:proofErr w:type="spellStart"/>
+        <w:t>"devEngines"</w:t>
+      </w:r>
+      <w:r>
+        <w:rPr>
+          <w:rFonts w:ascii="Consolas" w:eastAsia="Times New Roman" w:hAnsi="Consolas" w:cs="Times New Roman"/>
+          <w:color w:val="202020"/>
+          <w:kern w:val="0"/>
+          <w:sz w:val="21"/>
+          <w:szCs w:val="21"/>
+          <w14:ligatures w14:val="none"/>
+        </w:rPr>
+        <w:t>: {</w:t>
+      </w:r>
+    </w:p>
+    <w:p>
+      <w:pPr>
+        <w:shd w:val="clear" w:color="auto" w:fill="FFFFFF"/>
+        <w:spacing w:after="0" w:line="285" w:lineRule="atLeast"/>
+        <w:rPr>
+          <w:rFonts w:ascii="Consolas" w:eastAsia="Times New Roman" w:hAnsi="Consolas" w:cs="Times New Roman"/>
+          <w:color w:val="202020"/>
+          <w:kern w:val="0"/>
+          <w:sz w:val="21"/>
+          <w:szCs w:val="21"/>
+          <w14:ligatures w14:val="none"/>
+        </w:rPr>
+      </w:pPr>
+      <w:r>
+        <w:rPr>
+          <w:rFonts w:ascii="Consolas" w:eastAsia="Times New Roman" w:hAnsi="Consolas" w:cs="Times New Roman"/>
+          <w:color w:val="202020"/>
+          <w:kern w:val="0"/>
+          <w:sz w:val="21"/>
+          <w:szCs w:val="21"/>
+          <w14:ligatures w14:val="none"/>
+        </w:rPr>
+        <w:t xml:space="preserve">    </w:t>
+      </w:r>
       <w:r>
         <w:rPr>
           <w:rFonts w:ascii="Consolas" w:eastAsia="Times New Roman" w:hAnsi="Consolas" w:cs="Times New Roman"/>
@@ -676,9 +711,44 @@
           <w:szCs w:val="21"/>
           <w14:ligatures w14:val="none"/>
         </w:rPr>
-        <w:t>devEngines</w:t>
-      </w:r>
-      <w:proofErr w:type="spellEnd"/>
+        <w:t>"packageManager"</w:t>
+      </w:r>
+      <w:r>
+        <w:rPr>
+          <w:rFonts w:ascii="Consolas" w:eastAsia="Times New Roman" w:hAnsi="Consolas" w:cs="Times New Roman"/>
+          <w:color w:val="202020"/>
+          <w:kern w:val="0"/>
+          <w:sz w:val="21"/>
+          <w:szCs w:val="21"/>
+          <w14:ligatures w14:val="none"/>
+        </w:rPr>
+        <w:t>: {</w:t>
+      </w:r>
+    </w:p>
+    <w:p>
+      <w:pPr>
+        <w:shd w:val="clear" w:color="auto" w:fill="FFFFFF"/>
+        <w:spacing w:after="0" w:line="285" w:lineRule="atLeast"/>
+        <w:rPr>
+          <w:rFonts w:ascii="Consolas" w:eastAsia="Times New Roman" w:hAnsi="Consolas" w:cs="Times New Roman"/>
+          <w:color w:val="202020"/>
+          <w:kern w:val="0"/>
+          <w:sz w:val="21"/>
+          <w:szCs w:val="21"/>
+          <w14:ligatures w14:val="none"/>
+        </w:rPr>
+      </w:pPr>
+      <w:r>
+        <w:rPr>
+          <w:rFonts w:ascii="Consolas" w:eastAsia="Times New Roman" w:hAnsi="Consolas" w:cs="Times New Roman"/>
+          <w:color w:val="202020"/>
+          <w:kern w:val="0"/>
+          <w:sz w:val="21"/>
+          <w:szCs w:val="21"/>
+          <w14:ligatures w14:val="none"/>
+        </w:rPr>
+        <w:t xml:space="preserve">      </w:t>
+      </w:r>
       <w:r>
         <w:rPr>
           <w:rFonts w:ascii="Consolas" w:eastAsia="Times New Roman" w:hAnsi="Consolas" w:cs="Times New Roman"/>
@@ -688,7 +758,253 @@
           <w:szCs w:val="21"/>
           <w14:ligatures w14:val="none"/>
         </w:rPr>
-        <w:t>"</w:t>
+        <w:t>"name"</w:t>
+      </w:r>
+      <w:r>
+        <w:rPr>
+          <w:rFonts w:ascii="Consolas" w:eastAsia="Times New Roman" w:hAnsi="Consolas" w:cs="Times New Roman"/>
+          <w:color w:val="202020"/>
+          <w:kern w:val="0"/>
+          <w:sz w:val="21"/>
+          <w:szCs w:val="21"/>
+          <w14:ligatures w14:val="none"/>
+        </w:rPr>
+        <w:t xml:space="preserve">: </w:t>
+      </w:r>
+      <w:r>
+        <w:rPr>
+          <w:rFonts w:ascii="Consolas" w:eastAsia="Times New Roman" w:hAnsi="Consolas" w:cs="Times New Roman"/>
+          <w:color w:val="0A3069"/>
+          <w:kern w:val="0"/>
+          <w:sz w:val="21"/>
+          <w:szCs w:val="21"/>
+          <w14:ligatures w14:val="none"/>
+        </w:rPr>
+        <w:t>"pnpm"</w:t>
+      </w:r>
+      <w:r>
+        <w:rPr>
+          <w:rFonts w:ascii="Consolas" w:eastAsia="Times New Roman" w:hAnsi="Consolas" w:cs="Times New Roman"/>
+          <w:color w:val="202020"/>
+          <w:kern w:val="0"/>
+          <w:sz w:val="21"/>
+          <w:szCs w:val="21"/>
+          <w14:ligatures w14:val="none"/>
+        </w:rPr>
+        <w:t>,</w:t>
+      </w:r>
+    </w:p>
+    <w:p>
+      <w:pPr>
+        <w:shd w:val="clear" w:color="auto" w:fill="FFFFFF"/>
+        <w:spacing w:after="0" w:line="285" w:lineRule="atLeast"/>
+        <w:rPr>
+          <w:rFonts w:ascii="Consolas" w:eastAsia="Times New Roman" w:hAnsi="Consolas" w:cs="Times New Roman"/>
+          <w:color w:val="202020"/>
+          <w:kern w:val="0"/>
+          <w:sz w:val="21"/>
+          <w:szCs w:val="21"/>
+          <w14:ligatures w14:val="none"/>
+        </w:rPr>
+      </w:pPr>
+      <w:r>
+        <w:rPr>
+          <w:rFonts w:ascii="Consolas" w:eastAsia="Times New Roman" w:hAnsi="Consolas" w:cs="Times New Roman"/>
+          <w:color w:val="202020"/>
+          <w:kern w:val="0"/>
+          <w:sz w:val="21"/>
+          <w:szCs w:val="21"/>
+          <w14:ligatures w14:val="none"/>
+        </w:rPr>
+        <w:t xml:space="preserve">      </w:t>
+      </w:r>
+      <w:r>
+        <w:rPr>
+          <w:rFonts w:ascii="Consolas" w:eastAsia="Times New Roman" w:hAnsi="Consolas" w:cs="Times New Roman"/>
+          <w:color w:val="116329"/>
+          <w:kern w:val="0"/>
+          <w:sz w:val="21"/>
+          <w:szCs w:val="21"/>
+          <w14:ligatures w14:val="none"/>
+        </w:rPr>
+        <w:t>"version"</w:t>
+      </w:r>
+      <w:r>
+        <w:rPr>
+          <w:rFonts w:ascii="Consolas" w:eastAsia="Times New Roman" w:hAnsi="Consolas" w:cs="Times New Roman"/>
+          <w:color w:val="202020"/>
+          <w:kern w:val="0"/>
+          <w:sz w:val="21"/>
+          <w:szCs w:val="21"/>
+          <w14:ligatures w14:val="none"/>
+        </w:rPr>
+        <w:t xml:space="preserve">: </w:t>
+      </w:r>
+      <w:r>
+        <w:rPr>
+          <w:rFonts w:ascii="Consolas" w:eastAsia="Times New Roman" w:hAnsi="Consolas" w:cs="Times New Roman"/>
+          <w:color w:val="0A3069"/>
+          <w:kern w:val="0"/>
+          <w:sz w:val="21"/>
+          <w:szCs w:val="21"/>
+          <w14:ligatures w14:val="none"/>
+        </w:rPr>
+        <w:t>"^12.6.0"</w:t>
+      </w:r>
+      <w:r>
+        <w:rPr>
+          <w:rFonts w:ascii="Consolas" w:eastAsia="Times New Roman" w:hAnsi="Consolas" w:cs="Times New Roman"/>
+          <w:color w:val="202020"/>
+          <w:kern w:val="0"/>
+          <w:sz w:val="21"/>
+          <w:szCs w:val="21"/>
+          <w14:ligatures w14:val="none"/>
+        </w:rPr>
+        <w:t>,</w:t>
+      </w:r>
+    </w:p>
+    <w:p>
+      <w:pPr>
+        <w:shd w:val="clear" w:color="auto" w:fill="FFFFFF"/>
+        <w:spacing w:after="0" w:line="285" w:lineRule="atLeast"/>
+        <w:rPr>
+          <w:rFonts w:ascii="Consolas" w:eastAsia="Times New Roman" w:hAnsi="Consolas" w:cs="Times New Roman"/>
+          <w:color w:val="202020"/>
+          <w:kern w:val="0"/>
+          <w:sz w:val="21"/>
+          <w:szCs w:val="21"/>
+          <w14:ligatures w14:val="none"/>
+        </w:rPr>
+      </w:pPr>
+      <w:r>
+        <w:rPr>
+          <w:rFonts w:ascii="Consolas" w:eastAsia="Times New Roman" w:hAnsi="Consolas" w:cs="Times New Roman"/>
+          <w:color w:val="202020"/>
+          <w:kern w:val="0"/>
+          <w:sz w:val="21"/>
+          <w:szCs w:val="21"/>
+          <w14:ligatures w14:val="none"/>
+        </w:rPr>
+        <w:t xml:space="preserve">      </w:t>
+      </w:r>
+      <w:r>
+        <w:rPr>
+          <w:rFonts w:ascii="Consolas" w:eastAsia="Times New Roman" w:hAnsi="Consolas" w:cs="Times New Roman"/>
+          <w:color w:val="116329"/>
+          <w:kern w:val="0"/>
+          <w:sz w:val="21"/>
+          <w:szCs w:val="21"/>
+          <w14:ligatures w14:val="none"/>
+        </w:rPr>
+        <w:t>"onFail"</w:t>
+      </w:r>
+      <w:r>
+        <w:rPr>
+          <w:rFonts w:ascii="Consolas" w:eastAsia="Times New Roman" w:hAnsi="Consolas" w:cs="Times New Roman"/>
+          <w:color w:val="202020"/>
+          <w:kern w:val="0"/>
+          <w:sz w:val="21"/>
+          <w:szCs w:val="21"/>
+          <w14:ligatures w14:val="none"/>
+        </w:rPr>
+        <w:t xml:space="preserve">: </w:t>
+      </w:r>
+      <w:r>
+        <w:rPr>
+          <w:rFonts w:ascii="Consolas" w:eastAsia="Times New Roman" w:hAnsi="Consolas" w:cs="Times New Roman"/>
+          <w:color w:val="0A3069"/>
+          <w:kern w:val="0"/>
+          <w:sz w:val="21"/>
+          <w:szCs w:val="21"/>
+          <w14:ligatures w14:val="none"/>
+        </w:rPr>
+        <w:t>"download"</w:t>
+      </w:r>
+    </w:p>
+    <w:p>
+      <w:pPr>
+        <w:shd w:val="clear" w:color="auto" w:fill="FFFFFF"/>
+        <w:spacing w:after="0" w:line="285" w:lineRule="atLeast"/>
+        <w:rPr>
+          <w:rFonts w:ascii="Consolas" w:eastAsia="Times New Roman" w:hAnsi="Consolas" w:cs="Times New Roman"/>
+          <w:color w:val="202020"/>
+          <w:kern w:val="0"/>
+          <w:sz w:val="21"/>
+          <w:szCs w:val="21"/>
+          <w14:ligatures w14:val="none"/>
+        </w:rPr>
+      </w:pPr>
+      <w:r>
+        <w:rPr>
+          <w:rFonts w:ascii="Consolas" w:eastAsia="Times New Roman" w:hAnsi="Consolas" w:cs="Times New Roman"/>
+          <w:color w:val="202020"/>
+          <w:kern w:val="0"/>
+          <w:sz w:val="21"/>
+          <w:szCs w:val="21"/>
+          <w14:ligatures w14:val="none"/>
+        </w:rPr>
+        <w:t>    }</w:t>
+      </w:r>
+    </w:p>
+    <w:p>
+      <w:pPr>
+        <w:shd w:val="clear" w:color="auto" w:fill="FFFFFF"/>
+        <w:spacing w:after="0" w:line="285" w:lineRule="atLeast"/>
+        <w:rPr>
+          <w:rFonts w:ascii="Consolas" w:eastAsia="Times New Roman" w:hAnsi="Consolas" w:cs="Times New Roman"/>
+          <w:color w:val="202020"/>
+          <w:kern w:val="0"/>
+          <w:sz w:val="21"/>
+          <w:szCs w:val="21"/>
+          <w14:ligatures w14:val="none"/>
+        </w:rPr>
+      </w:pPr>
+      <w:r>
+        <w:rPr>
+          <w:rFonts w:ascii="Consolas" w:eastAsia="Times New Roman" w:hAnsi="Consolas" w:cs="Times New Roman"/>
+          <w:color w:val="202020"/>
+          <w:kern w:val="0"/>
+          <w:sz w:val="21"/>
+          <w:szCs w:val="21"/>
+          <w14:ligatures w14:val="none"/>
+        </w:rPr>
+        <w:t>  },</w:t>
+      </w:r>
+    </w:p>
+    <w:p>
+      <w:pPr>
+        <w:shd w:val="clear" w:color="auto" w:fill="FFFFFF"/>
+        <w:spacing w:after="0" w:line="285" w:lineRule="atLeast"/>
+        <w:rPr>
+          <w:rFonts w:ascii="Consolas" w:eastAsia="Times New Roman" w:hAnsi="Consolas" w:cs="Times New Roman"/>
+          <w:color w:val="202020"/>
+          <w:kern w:val="0"/>
+          <w:sz w:val="21"/>
+          <w:szCs w:val="21"/>
+          <w14:ligatures w14:val="none"/>
+        </w:rPr>
+      </w:pPr>
+      <w:r>
+        <w:rPr>
+          <w:rFonts w:ascii="Consolas" w:eastAsia="Times New Roman" w:hAnsi="Consolas" w:cs="Times New Roman"/>
+          <w:color w:val="202020"/>
+          <w:kern w:val="0"/>
+          <w:sz w:val="21"/>
+          <w:szCs w:val="21"/>
+          <w14:ligatures w14:val="none"/>
+        </w:rPr>
+        <w:t xml:space="preserve">  </w:t>
+      </w:r>
+      <w:r>
+        <w:rPr>
+          <w:rFonts w:ascii="Consolas" w:eastAsia="Times New Roman" w:hAnsi="Consolas" w:cs="Times New Roman"/>
+          <w:color w:val="116329"/>
+          <w:kern w:val="0"/>
+          <w:sz w:val="21"/>
+          <w:szCs w:val="21"/>
+          <w14:ligatures w14:val="none"/>
+        </w:rPr>
+        <w:t>"devDependencies"</w:t>
       </w:r>
       <w:r>
         <w:rPr>
@@ -735,9 +1051,66 @@
           <w:szCs w:val="21"/>
           <w14:ligatures w14:val="none"/>
         </w:rPr>
-        <w:t>"</w:t>
-      </w:r>
-      <w:proofErr w:type="spellStart"/>
+        <w:t>"@types/jest"</w:t>
+      </w:r>
+      <w:r>
+        <w:rPr>
+          <w:rFonts w:ascii="Consolas" w:eastAsia="Times New Roman" w:hAnsi="Consolas" w:cs="Times New Roman"/>
+          <w:color w:val="202020"/>
+          <w:kern w:val="0"/>
+          <w:sz w:val="21"/>
+          <w:szCs w:val="21"/>
+          <w14:ligatures w14:val="none"/>
+        </w:rPr>
+        <w:t xml:space="preserve">: </w:t>
+      </w:r>
+      <w:r>
+        <w:rPr>
+          <w:rFonts w:ascii="Consolas" w:eastAsia="Times New Roman" w:hAnsi="Consolas" w:cs="Times New Roman"/>
+          <w:color w:val="0A3069"/>
+          <w:kern w:val="0"/>
+          <w:sz w:val="21"/>
+          <w:szCs w:val="21"/>
+          <w14:ligatures w14:val="none"/>
+        </w:rPr>
+        <w:t>"^30.0.0"</w:t>
+      </w:r>
+      <w:r>
+        <w:rPr>
+          <w:rFonts w:ascii="Consolas" w:eastAsia="Times New Roman" w:hAnsi="Consolas" w:cs="Times New Roman"/>
+          <w:color w:val="202020"/>
+          <w:kern w:val="0"/>
+          <w:sz w:val="21"/>
+          <w:szCs w:val="21"/>
+          <w14:ligatures w14:val="none"/>
+        </w:rPr>
+        <w:t>,</w:t>
+      </w:r>
+    </w:p>
+    <w:p>
+      <w:pPr>
+        <w:shd w:val="clear" w:color="auto" w:fill="FFFFFF"/>
+        <w:spacing w:after="0" w:line="285" w:lineRule="atLeast"/>
+        <w:rPr>
+          <w:rFonts w:ascii="Consolas" w:eastAsia="Times New Roman" w:hAnsi="Consolas" w:cs="Times New Roman"/>
+          <w:color w:val="202020"/>
+          <w:kern w:val="0"/>
+          <w:sz w:val="21"/>
+          <w:szCs w:val="21"/>
+          <w14:ligatures w14:val="none"/>
+        </w:rPr>
+      </w:pPr>
+      <w:r>
+        <w:rPr>
+          <w:rFonts w:ascii="Consolas" w:eastAsia="Times New Roman" w:hAnsi="Consolas" w:cs="Times New Roman"/>
+          <w:color w:val="202020"/>
+          <w:kern w:val="0"/>
+          <w:sz w:val="21"/>
+          <w:szCs w:val="21"/>
+          <w14:ligatures w14:val="none"/>
+        </w:rPr>
+        <w:t xml:space="preserve">    </w:t>
+      </w:r>
       <w:r>
         <w:rPr>
           <w:rFonts w:ascii="Consolas" w:eastAsia="Times New Roman" w:hAnsi="Consolas" w:cs="Times New Roman"/>
@@ -747,9 +1120,66 @@
           <w:szCs w:val="21"/>
           <w14:ligatures w14:val="none"/>
         </w:rPr>
-        <w:t>packageManager</w:t>
-      </w:r>
-      <w:proofErr w:type="spellEnd"/>
+        <w:t>"@types/node"</w:t>
+      </w:r>
+      <w:r>
+        <w:rPr>
+          <w:rFonts w:ascii="Consolas" w:eastAsia="Times New Roman" w:hAnsi="Consolas" w:cs="Times New Roman"/>
+          <w:color w:val="202020"/>
+          <w:kern w:val="0"/>
+          <w:sz w:val="21"/>
+          <w:szCs w:val="21"/>
+          <w14:ligatures w14:val="none"/>
+        </w:rPr>
+        <w:t xml:space="preserve">: </w:t>
+      </w:r>
+      <w:r>
+        <w:rPr>
+          <w:rFonts w:ascii="Consolas" w:eastAsia="Times New Roman" w:hAnsi="Consolas" w:cs="Times New Roman"/>
+          <w:color w:val="0A3069"/>
+          <w:kern w:val="0"/>
+          <w:sz w:val="21"/>
+          <w:szCs w:val="21"/>
+          <w14:ligatures w14:val="none"/>
+        </w:rPr>
+        <w:t>"^26.6.2"</w:t>
+      </w:r>
+      <w:r>
+        <w:rPr>
+          <w:rFonts w:ascii="Consolas" w:eastAsia="Times New Roman" w:hAnsi="Consolas" w:cs="Times New Roman"/>
+          <w:color w:val="202020"/>
+          <w:kern w:val="0"/>
+          <w:sz w:val="21"/>
+          <w:szCs w:val="21"/>
+          <w14:ligatures w14:val="none"/>
+        </w:rPr>
+        <w:t>,</w:t>
+      </w:r>
+    </w:p>
+    <w:p>
+      <w:pPr>
+        <w:shd w:val="clear" w:color="auto" w:fill="FFFFFF"/>
+        <w:spacing w:after="0" w:line="285" w:lineRule="atLeast"/>
+        <w:rPr>
+          <w:rFonts w:ascii="Consolas" w:eastAsia="Times New Roman" w:hAnsi="Consolas" w:cs="Times New Roman"/>
+          <w:color w:val="202020"/>
+          <w:kern w:val="0"/>
+          <w:sz w:val="21"/>
+          <w:szCs w:val="21"/>
+          <w14:ligatures w14:val="none"/>
+        </w:rPr>
+      </w:pPr>
+      <w:r>
+        <w:rPr>
+          <w:rFonts w:ascii="Consolas" w:eastAsia="Times New Roman" w:hAnsi="Consolas" w:cs="Times New Roman"/>
+          <w:color w:val="202020"/>
+          <w:kern w:val="0"/>
+          <w:sz w:val="21"/>
+          <w:szCs w:val="21"/>
+          <w14:ligatures w14:val="none"/>
+        </w:rPr>
+        <w:t xml:space="preserve">    </w:t>
+      </w:r>
       <w:r>
         <w:rPr>
           <w:rFonts w:ascii="Consolas" w:eastAsia="Times New Roman" w:hAnsi="Consolas" w:cs="Times New Roman"/>
@@ -759,43 +1189,65 @@
           <w:szCs w:val="21"/>
           <w14:ligatures w14:val="none"/>
         </w:rPr>
-        <w:t>"</w:t>
-      </w:r>
-      <w:r>
-        <w:rPr>
-          <w:rFonts w:ascii="Consolas" w:eastAsia="Times New Roman" w:hAnsi="Consolas" w:cs="Times New Roman"/>
-          <w:color w:val="202020"/>
-          <w:kern w:val="0"/>
-          <w:sz w:val="21"/>
-          <w:szCs w:val="21"/>
-          <w14:ligatures w14:val="none"/>
-        </w:rPr>
-        <w:t>: {</w:t>
-      </w:r>
-    </w:p>
-    <w:p>
-      <w:pPr>
-        <w:shd w:val="clear" w:color="auto" w:fill="FFFFFF"/>
-        <w:spacing w:after="0" w:line="285" w:lineRule="atLeast"/>
-        <w:rPr>
-          <w:rFonts w:ascii="Consolas" w:eastAsia="Times New Roman" w:hAnsi="Consolas" w:cs="Times New Roman"/>
-          <w:color w:val="202020"/>
-          <w:kern w:val="0"/>
-          <w:sz w:val="21"/>
-          <w:szCs w:val="21"/>
-          <w14:ligatures w14:val="none"/>
-        </w:rPr>
-      </w:pPr>
-      <w:r>
-        <w:rPr>
-          <w:rFonts w:ascii="Consolas" w:eastAsia="Times New Roman" w:hAnsi="Consolas" w:cs="Times New Roman"/>
-          <w:color w:val="202020"/>
-          <w:kern w:val="0"/>
-          <w:sz w:val="21"/>
-          <w:szCs w:val="21"/>
-          <w14:ligatures w14:val="none"/>
-        </w:rPr>
-        <w:t xml:space="preserve">      </w:t>
+        <w:t>"jest"</w:t>
+      </w:r>
+      <w:r>
+        <w:rPr>
+          <w:rFonts w:ascii="Consolas" w:eastAsia="Times New Roman" w:hAnsi="Consolas" w:cs="Times New Roman"/>
+          <w:color w:val="202020"/>
+          <w:kern w:val="0"/>
+          <w:sz w:val="21"/>
+          <w:szCs w:val="21"/>
+          <w14:ligatures w14:val="none"/>
+        </w:rPr>
+        <w:t xml:space="preserve">: </w:t>
+      </w:r>
+      <w:r>
+        <w:rPr>
+          <w:rFonts w:ascii="Consolas" w:eastAsia="Times New Roman" w:hAnsi="Consolas" w:cs="Times New Roman"/>
+          <w:color w:val="0A3069"/>
+          <w:kern w:val="0"/>
+          <w:sz w:val="21"/>
+          <w:szCs w:val="21"/>
+          <w14:ligatures w14:val="none"/>
+        </w:rPr>
+        <w:t>"^30.5.2"</w:t>
+      </w:r>
+      <w:r>
+        <w:rPr>
+          <w:rFonts w:ascii="Consolas" w:eastAsia="Times New Roman" w:hAnsi="Consolas" w:cs="Times New Roman"/>
+          <w:color w:val="202020"/>
+          <w:kern w:val="0"/>
+          <w:sz w:val="21"/>
+          <w:szCs w:val="21"/>
+          <w14:ligatures w14:val="none"/>
+        </w:rPr>
+        <w:t>,</w:t>
+      </w:r>
+    </w:p>
+    <w:p>
+      <w:pPr>
+        <w:shd w:val="clear" w:color="auto" w:fill="FFFFFF"/>
+        <w:spacing w:after="0" w:line="285" w:lineRule="atLeast"/>
+        <w:rPr>
+          <w:rFonts w:ascii="Consolas" w:eastAsia="Times New Roman" w:hAnsi="Consolas" w:cs="Times New Roman"/>
+          <w:color w:val="202020"/>
+          <w:kern w:val="0"/>
+          <w:sz w:val="21"/>
+          <w:szCs w:val="21"/>
+          <w14:ligatures w14:val="none"/>
+        </w:rPr>
+      </w:pPr>
+      <w:r>
+        <w:rPr>
+          <w:rFonts w:ascii="Consolas" w:eastAsia="Times New Roman" w:hAnsi="Consolas" w:cs="Times New Roman"/>
+          <w:color w:val="202020"/>
+          <w:kern w:val="0"/>
+          <w:sz w:val="21"/>
+          <w:szCs w:val="21"/>
+          <w14:ligatures w14:val="none"/>
+        </w:rPr>
+        <w:t xml:space="preserve">    </w:t>
       </w:r>
       <w:r>
         <w:rPr>
@@ -806,7 +1258,7 @@
           <w:szCs w:val="21"/>
           <w14:ligatures w14:val="none"/>
         </w:rPr>
-        <w:t>"name"</w:t>
+        <w:t>"ts-jest"</w:t>
       </w:r>
       <w:r>
         <w:rPr>
@@ -828,31 +1280,7 @@
           <w:szCs w:val="21"/>
           <w14:ligatures w14:val="none"/>
         </w:rPr>
-        <w:t>"</w:t>
-      </w:r>
-      <w:proofErr w:type="spellStart"/>
-      <w:r>
-        <w:rPr>
-          <w:rFonts w:ascii="Consolas" w:eastAsia="Times New Roman" w:hAnsi="Consolas" w:cs="Times New Roman"/>
-          <w:color w:val="0A3069"/>
-          <w:kern w:val="0"/>
-          <w:sz w:val="21"/>
-          <w:szCs w:val="21"/>
-          <w14:ligatures w14:val="none"/>
-        </w:rPr>
-        <w:t>pnpm</w:t>
-      </w:r>
-      <w:proofErr w:type="spellEnd"/>
-      <w:r>
-        <w:rPr>
-          <w:rFonts w:ascii="Consolas" w:eastAsia="Times New Roman" w:hAnsi="Consolas" w:cs="Times New Roman"/>
-          <w:color w:val="0A3069"/>
-          <w:kern w:val="0"/>
-          <w:sz w:val="21"/>
-          <w:szCs w:val="21"/>
-          <w14:ligatures w14:val="none"/>
-        </w:rPr>
-        <w:t>"</w:t>
+        <w:t>"^29.4.12"</w:t>
       </w:r>
       <w:r>
         <w:rPr>
@@ -888,7 +1316,7 @@
           <w:szCs w:val="21"/>
           <w14:ligatures w14:val="none"/>
         </w:rPr>
-        <w:t xml:space="preserve">      </w:t>
+        <w:t xml:space="preserve">    </w:t>
       </w:r>
       <w:r>
         <w:rPr>
@@ -899,583 +1327,7 @@
           <w:szCs w:val="21"/>
           <w14:ligatures w14:val="none"/>
         </w:rPr>
-        <w:t>"version"</w:t>
-      </w:r>
-      <w:r>
-        <w:rPr>
-          <w:rFonts w:ascii="Consolas" w:eastAsia="Times New Roman" w:hAnsi="Consolas" w:cs="Times New Roman"/>
-          <w:color w:val="202020"/>
-          <w:kern w:val="0"/>
-          <w:sz w:val="21"/>
-          <w:szCs w:val="21"/>
-          <w14:ligatures w14:val="none"/>
-        </w:rPr>
-        <w:t xml:space="preserve">: </w:t>
-      </w:r>
-      <w:r>
-        <w:rPr>
-          <w:rFonts w:ascii="Consolas" w:eastAsia="Times New Roman" w:hAnsi="Consolas" w:cs="Times New Roman"/>
-          <w:color w:val="0A3069"/>
-          <w:kern w:val="0"/>
-          <w:sz w:val="21"/>
-          <w:szCs w:val="21"/>
-          <w14:ligatures w14:val="none"/>
-        </w:rPr>
-        <w:t>"^12.6.0"</w:t>
-      </w:r>
-      <w:r>
-        <w:rPr>
-          <w:rFonts w:ascii="Consolas" w:eastAsia="Times New Roman" w:hAnsi="Consolas" w:cs="Times New Roman"/>
-          <w:color w:val="202020"/>
-          <w:kern w:val="0"/>
-          <w:sz w:val="21"/>
-          <w:szCs w:val="21"/>
-          <w14:ligatures w14:val="none"/>
-        </w:rPr>
-        <w:t>,</w:t>
-      </w:r>
-    </w:p>
-    <w:p>
-      <w:pPr>
-        <w:shd w:val="clear" w:color="auto" w:fill="FFFFFF"/>
-        <w:spacing w:after="0" w:line="285" w:lineRule="atLeast"/>
-        <w:rPr>
-          <w:rFonts w:ascii="Consolas" w:eastAsia="Times New Roman" w:hAnsi="Consolas" w:cs="Times New Roman"/>
-          <w:color w:val="202020"/>
-          <w:kern w:val="0"/>
-          <w:sz w:val="21"/>
-          <w:szCs w:val="21"/>
-          <w14:ligatures w14:val="none"/>
-        </w:rPr>
-      </w:pPr>
-      <w:r>
-        <w:rPr>
-          <w:rFonts w:ascii="Consolas" w:eastAsia="Times New Roman" w:hAnsi="Consolas" w:cs="Times New Roman"/>
-          <w:color w:val="202020"/>
-          <w:kern w:val="0"/>
-          <w:sz w:val="21"/>
-          <w:szCs w:val="21"/>
-          <w14:ligatures w14:val="none"/>
-        </w:rPr>
-        <w:t xml:space="preserve">      </w:t>
-      </w:r>
-      <w:r>
-        <w:rPr>
-          <w:rFonts w:ascii="Consolas" w:eastAsia="Times New Roman" w:hAnsi="Consolas" w:cs="Times New Roman"/>
-          <w:color w:val="116329"/>
-          <w:kern w:val="0"/>
-          <w:sz w:val="21"/>
-          <w:szCs w:val="21"/>
-          <w14:ligatures w14:val="none"/>
-        </w:rPr>
-        <w:t>"</w:t>
-      </w:r>
-      <w:proofErr w:type="spellStart"/>
-      <w:r>
-        <w:rPr>
-          <w:rFonts w:ascii="Consolas" w:eastAsia="Times New Roman" w:hAnsi="Consolas" w:cs="Times New Roman"/>
-          <w:color w:val="116329"/>
-          <w:kern w:val="0"/>
-          <w:sz w:val="21"/>
-          <w:szCs w:val="21"/>
-          <w14:ligatures w14:val="none"/>
-        </w:rPr>
-        <w:t>onFail</w:t>
-      </w:r>
-      <w:proofErr w:type="spellEnd"/>
-      <w:r>
-        <w:rPr>
-          <w:rFonts w:ascii="Consolas" w:eastAsia="Times New Roman" w:hAnsi="Consolas" w:cs="Times New Roman"/>
-          <w:color w:val="116329"/>
-          <w:kern w:val="0"/>
-          <w:sz w:val="21"/>
-          <w:szCs w:val="21"/>
-          <w14:ligatures w14:val="none"/>
-        </w:rPr>
-        <w:t>"</w:t>
-      </w:r>
-      <w:r>
-        <w:rPr>
-          <w:rFonts w:ascii="Consolas" w:eastAsia="Times New Roman" w:hAnsi="Consolas" w:cs="Times New Roman"/>
-          <w:color w:val="202020"/>
-          <w:kern w:val="0"/>
-          <w:sz w:val="21"/>
-          <w:szCs w:val="21"/>
-          <w14:ligatures w14:val="none"/>
-        </w:rPr>
-        <w:t xml:space="preserve">: </w:t>
-      </w:r>
-      <w:r>
-        <w:rPr>
-          <w:rFonts w:ascii="Consolas" w:eastAsia="Times New Roman" w:hAnsi="Consolas" w:cs="Times New Roman"/>
-          <w:color w:val="0A3069"/>
-          <w:kern w:val="0"/>
-          <w:sz w:val="21"/>
-          <w:szCs w:val="21"/>
-          <w14:ligatures w14:val="none"/>
-        </w:rPr>
-        <w:t>"download"</w:t>
-      </w:r>
-    </w:p>
-    <w:p>
-      <w:pPr>
-        <w:shd w:val="clear" w:color="auto" w:fill="FFFFFF"/>
-        <w:spacing w:after="0" w:line="285" w:lineRule="atLeast"/>
-        <w:rPr>
-          <w:rFonts w:ascii="Consolas" w:eastAsia="Times New Roman" w:hAnsi="Consolas" w:cs="Times New Roman"/>
-          <w:color w:val="202020"/>
-          <w:kern w:val="0"/>
-          <w:sz w:val="21"/>
-          <w:szCs w:val="21"/>
-          <w14:ligatures w14:val="none"/>
-        </w:rPr>
-      </w:pPr>
-      <w:r>
-        <w:rPr>
-          <w:rFonts w:ascii="Consolas" w:eastAsia="Times New Roman" w:hAnsi="Consolas" w:cs="Times New Roman"/>
-          <w:color w:val="202020"/>
-          <w:kern w:val="0"/>
-          <w:sz w:val="21"/>
-          <w:szCs w:val="21"/>
-          <w14:ligatures w14:val="none"/>
-        </w:rPr>
-        <w:t>    }</w:t>
-      </w:r>
-    </w:p>
-    <w:p>
-      <w:pPr>
-        <w:shd w:val="clear" w:color="auto" w:fill="FFFFFF"/>
-        <w:spacing w:after="0" w:line="285" w:lineRule="atLeast"/>
-        <w:rPr>
-          <w:rFonts w:ascii="Consolas" w:eastAsia="Times New Roman" w:hAnsi="Consolas" w:cs="Times New Roman"/>
-          <w:color w:val="202020"/>
-          <w:kern w:val="0"/>
-          <w:sz w:val="21"/>
-          <w:szCs w:val="21"/>
-          <w14:ligatures w14:val="none"/>
-        </w:rPr>
-      </w:pPr>
-      <w:r>
-        <w:rPr>
-          <w:rFonts w:ascii="Consolas" w:eastAsia="Times New Roman" w:hAnsi="Consolas" w:cs="Times New Roman"/>
-          <w:color w:val="202020"/>
-          <w:kern w:val="0"/>
-          <w:sz w:val="21"/>
-          <w:szCs w:val="21"/>
-          <w14:ligatures w14:val="none"/>
-        </w:rPr>
-        <w:t>  },</w:t>
-      </w:r>
-    </w:p>
-    <w:p>
-      <w:pPr>
-        <w:shd w:val="clear" w:color="auto" w:fill="FFFFFF"/>
-        <w:spacing w:after="0" w:line="285" w:lineRule="atLeast"/>
-        <w:rPr>
-          <w:rFonts w:ascii="Consolas" w:eastAsia="Times New Roman" w:hAnsi="Consolas" w:cs="Times New Roman"/>
-          <w:color w:val="202020"/>
-          <w:kern w:val="0"/>
-          <w:sz w:val="21"/>
-          <w:szCs w:val="21"/>
-          <w14:ligatures w14:val="none"/>
-        </w:rPr>
-      </w:pPr>
-      <w:r>
-        <w:rPr>
-          <w:rFonts w:ascii="Consolas" w:eastAsia="Times New Roman" w:hAnsi="Consolas" w:cs="Times New Roman"/>
-          <w:color w:val="202020"/>
-          <w:kern w:val="0"/>
-          <w:sz w:val="21"/>
-          <w:szCs w:val="21"/>
-          <w14:ligatures w14:val="none"/>
-        </w:rPr>
-        <w:t xml:space="preserve">  </w:t>
-      </w:r>
-      <w:r>
-        <w:rPr>
-          <w:rFonts w:ascii="Consolas" w:eastAsia="Times New Roman" w:hAnsi="Consolas" w:cs="Times New Roman"/>
-          <w:color w:val="116329"/>
-          <w:kern w:val="0"/>
-          <w:sz w:val="21"/>
-          <w:szCs w:val="21"/>
-          <w14:ligatures w14:val="none"/>
-        </w:rPr>
-        <w:t>"devDependencies"</w:t>
-      </w:r>
-      <w:r>
-        <w:rPr>
-          <w:rFonts w:ascii="Consolas" w:eastAsia="Times New Roman" w:hAnsi="Consolas" w:cs="Times New Roman"/>
-          <w:color w:val="202020"/>
-          <w:kern w:val="0"/>
-          <w:sz w:val="21"/>
-          <w:szCs w:val="21"/>
-          <w14:ligatures w14:val="none"/>
-        </w:rPr>
-        <w:t>: {</w:t>
-      </w:r>
-    </w:p>
-    <w:p>
-      <w:pPr>
-        <w:shd w:val="clear" w:color="auto" w:fill="FFFFFF"/>
-        <w:spacing w:after="0" w:line="285" w:lineRule="atLeast"/>
-        <w:rPr>
-          <w:rFonts w:ascii="Consolas" w:eastAsia="Times New Roman" w:hAnsi="Consolas" w:cs="Times New Roman"/>
-          <w:color w:val="202020"/>
-          <w:kern w:val="0"/>
-          <w:sz w:val="21"/>
-          <w:szCs w:val="21"/>
-          <w14:ligatures w14:val="none"/>
-        </w:rPr>
-      </w:pPr>
-      <w:r>
-        <w:rPr>
-          <w:rFonts w:ascii="Consolas" w:eastAsia="Times New Roman" w:hAnsi="Consolas" w:cs="Times New Roman"/>
-          <w:color w:val="202020"/>
-          <w:kern w:val="0"/>
-          <w:sz w:val="21"/>
-          <w:szCs w:val="21"/>
-          <w14:ligatures w14:val="none"/>
-        </w:rPr>
-        <w:t xml:space="preserve">    </w:t>
-      </w:r>
-      <w:r>
-        <w:rPr>
-          <w:rFonts w:ascii="Consolas" w:eastAsia="Times New Roman" w:hAnsi="Consolas" w:cs="Times New Roman"/>
-          <w:color w:val="116329"/>
-          <w:kern w:val="0"/>
-          <w:sz w:val="21"/>
-          <w:szCs w:val="21"/>
-          <w14:ligatures w14:val="none"/>
-        </w:rPr>
-        <w:t>"@types/jest"</w:t>
-      </w:r>
-      <w:r>
-        <w:rPr>
-          <w:rFonts w:ascii="Consolas" w:eastAsia="Times New Roman" w:hAnsi="Consolas" w:cs="Times New Roman"/>
-          <w:color w:val="202020"/>
-          <w:kern w:val="0"/>
-          <w:sz w:val="21"/>
-          <w:szCs w:val="21"/>
-          <w14:ligatures w14:val="none"/>
-        </w:rPr>
-        <w:t xml:space="preserve">: </w:t>
-      </w:r>
-      <w:r>
-        <w:rPr>
-          <w:rFonts w:ascii="Consolas" w:eastAsia="Times New Roman" w:hAnsi="Consolas" w:cs="Times New Roman"/>
-          <w:color w:val="0A3069"/>
-          <w:kern w:val="0"/>
-          <w:sz w:val="21"/>
-          <w:szCs w:val="21"/>
-          <w14:ligatures w14:val="none"/>
-        </w:rPr>
-        <w:t>"^30.0.0"</w:t>
-      </w:r>
-      <w:r>
-        <w:rPr>
-          <w:rFonts w:ascii="Consolas" w:eastAsia="Times New Roman" w:hAnsi="Consolas" w:cs="Times New Roman"/>
-          <w:color w:val="202020"/>
-          <w:kern w:val="0"/>
-          <w:sz w:val="21"/>
-          <w:szCs w:val="21"/>
-          <w14:ligatures w14:val="none"/>
-        </w:rPr>
-        <w:t>,</w:t>
-      </w:r>
-    </w:p>
-    <w:p>
-      <w:pPr>
-        <w:shd w:val="clear" w:color="auto" w:fill="FFFFFF"/>
-        <w:spacing w:after="0" w:line="285" w:lineRule="atLeast"/>
-        <w:rPr>
-          <w:rFonts w:ascii="Consolas" w:eastAsia="Times New Roman" w:hAnsi="Consolas" w:cs="Times New Roman"/>
-          <w:color w:val="202020"/>
-          <w:kern w:val="0"/>
-          <w:sz w:val="21"/>
-          <w:szCs w:val="21"/>
-          <w14:ligatures w14:val="none"/>
-        </w:rPr>
-      </w:pPr>
-      <w:r>
-        <w:rPr>
-          <w:rFonts w:ascii="Consolas" w:eastAsia="Times New Roman" w:hAnsi="Consolas" w:cs="Times New Roman"/>
-          <w:color w:val="202020"/>
-          <w:kern w:val="0"/>
-          <w:sz w:val="21"/>
-          <w:szCs w:val="21"/>
-          <w14:ligatures w14:val="none"/>
-        </w:rPr>
-        <w:t xml:space="preserve">    </w:t>
-      </w:r>
-      <w:r>
-        <w:rPr>
-          <w:rFonts w:ascii="Consolas" w:eastAsia="Times New Roman" w:hAnsi="Consolas" w:cs="Times New Roman"/>
-          <w:color w:val="116329"/>
-          <w:kern w:val="0"/>
-          <w:sz w:val="21"/>
-          <w:szCs w:val="21"/>
-          <w14:ligatures w14:val="none"/>
-        </w:rPr>
-        <w:t>"@types/node"</w:t>
-      </w:r>
-      <w:r>
-        <w:rPr>
-          <w:rFonts w:ascii="Consolas" w:eastAsia="Times New Roman" w:hAnsi="Consolas" w:cs="Times New Roman"/>
-          <w:color w:val="202020"/>
-          <w:kern w:val="0"/>
-          <w:sz w:val="21"/>
-          <w:szCs w:val="21"/>
-          <w14:ligatures w14:val="none"/>
-        </w:rPr>
-        <w:t xml:space="preserve">: </w:t>
-      </w:r>
-      <w:r>
-        <w:rPr>
-          <w:rFonts w:ascii="Consolas" w:eastAsia="Times New Roman" w:hAnsi="Consolas" w:cs="Times New Roman"/>
-          <w:color w:val="0A3069"/>
-          <w:kern w:val="0"/>
-          <w:sz w:val="21"/>
-          <w:szCs w:val="21"/>
-          <w14:ligatures w14:val="none"/>
-        </w:rPr>
-        <w:t>"^26.6.2"</w:t>
-      </w:r>
-      <w:r>
-        <w:rPr>
-          <w:rFonts w:ascii="Consolas" w:eastAsia="Times New Roman" w:hAnsi="Consolas" w:cs="Times New Roman"/>
-          <w:color w:val="202020"/>
-          <w:kern w:val="0"/>
-          <w:sz w:val="21"/>
-          <w:szCs w:val="21"/>
-          <w14:ligatures w14:val="none"/>
-        </w:rPr>
-        <w:t>,</w:t>
-      </w:r>
-    </w:p>
-    <w:p>
-      <w:pPr>
-        <w:shd w:val="clear" w:color="auto" w:fill="FFFFFF"/>
-        <w:spacing w:after="0" w:line="285" w:lineRule="atLeast"/>
-        <w:rPr>
-          <w:rFonts w:ascii="Consolas" w:eastAsia="Times New Roman" w:hAnsi="Consolas" w:cs="Times New Roman"/>
-          <w:color w:val="202020"/>
-          <w:kern w:val="0"/>
-          <w:sz w:val="21"/>
-          <w:szCs w:val="21"/>
-          <w14:ligatures w14:val="none"/>
-        </w:rPr>
-      </w:pPr>
-      <w:r>
-        <w:rPr>
-          <w:rFonts w:ascii="Consolas" w:eastAsia="Times New Roman" w:hAnsi="Consolas" w:cs="Times New Roman"/>
-          <w:color w:val="202020"/>
-          <w:kern w:val="0"/>
-          <w:sz w:val="21"/>
-          <w:szCs w:val="21"/>
-          <w14:ligatures w14:val="none"/>
-        </w:rPr>
-        <w:t xml:space="preserve">    </w:t>
-      </w:r>
-      <w:r>
-        <w:rPr>
-          <w:rFonts w:ascii="Consolas" w:eastAsia="Times New Roman" w:hAnsi="Consolas" w:cs="Times New Roman"/>
-          <w:color w:val="116329"/>
-          <w:kern w:val="0"/>
-          <w:sz w:val="21"/>
-          <w:szCs w:val="21"/>
-          <w14:ligatures w14:val="none"/>
-        </w:rPr>
-        <w:t>"jest"</w:t>
-      </w:r>
-      <w:r>
-        <w:rPr>
-          <w:rFonts w:ascii="Consolas" w:eastAsia="Times New Roman" w:hAnsi="Consolas" w:cs="Times New Roman"/>
-          <w:color w:val="202020"/>
-          <w:kern w:val="0"/>
-          <w:sz w:val="21"/>
-          <w:szCs w:val="21"/>
-          <w14:ligatures w14:val="none"/>
-        </w:rPr>
-        <w:t xml:space="preserve">: </w:t>
-      </w:r>
-      <w:r>
-        <w:rPr>
-          <w:rFonts w:ascii="Consolas" w:eastAsia="Times New Roman" w:hAnsi="Consolas" w:cs="Times New Roman"/>
-          <w:color w:val="0A3069"/>
-          <w:kern w:val="0"/>
-          <w:sz w:val="21"/>
-          <w:szCs w:val="21"/>
-          <w14:ligatures w14:val="none"/>
-        </w:rPr>
-        <w:t>"^30.5.2"</w:t>
-      </w:r>
-      <w:r>
-        <w:rPr>
-          <w:rFonts w:ascii="Consolas" w:eastAsia="Times New Roman" w:hAnsi="Consolas" w:cs="Times New Roman"/>
-          <w:color w:val="202020"/>
-          <w:kern w:val="0"/>
-          <w:sz w:val="21"/>
-          <w:szCs w:val="21"/>
-          <w14:ligatures w14:val="none"/>
-        </w:rPr>
-        <w:t>,</w:t>
-      </w:r>
-    </w:p>
-    <w:p>
-      <w:pPr>
-        <w:shd w:val="clear" w:color="auto" w:fill="FFFFFF"/>
-        <w:spacing w:after="0" w:line="285" w:lineRule="atLeast"/>
-        <w:rPr>
-          <w:rFonts w:ascii="Consolas" w:eastAsia="Times New Roman" w:hAnsi="Consolas" w:cs="Times New Roman"/>
-          <w:color w:val="202020"/>
-          <w:kern w:val="0"/>
-          <w:sz w:val="21"/>
-          <w:szCs w:val="21"/>
-          <w14:ligatures w14:val="none"/>
-        </w:rPr>
-      </w:pPr>
-      <w:r>
-        <w:rPr>
-          <w:rFonts w:ascii="Consolas" w:eastAsia="Times New Roman" w:hAnsi="Consolas" w:cs="Times New Roman"/>
-          <w:color w:val="202020"/>
-          <w:kern w:val="0"/>
-          <w:sz w:val="21"/>
-          <w:szCs w:val="21"/>
-          <w14:ligatures w14:val="none"/>
-        </w:rPr>
-        <w:t xml:space="preserve">    </w:t>
-      </w:r>
-      <w:r>
-        <w:rPr>
-          <w:rFonts w:ascii="Consolas" w:eastAsia="Times New Roman" w:hAnsi="Consolas" w:cs="Times New Roman"/>
-          <w:color w:val="116329"/>
-          <w:kern w:val="0"/>
-          <w:sz w:val="21"/>
-          <w:szCs w:val="21"/>
-          <w14:ligatures w14:val="none"/>
-        </w:rPr>
-        <w:t>"</w:t>
-      </w:r>
-      <w:proofErr w:type="spellStart"/>
-      <w:proofErr w:type="gramStart"/>
-      <w:r>
-        <w:rPr>
-          <w:rFonts w:ascii="Consolas" w:eastAsia="Times New Roman" w:hAnsi="Consolas" w:cs="Times New Roman"/>
-          <w:color w:val="116329"/>
-          <w:kern w:val="0"/>
-          <w:sz w:val="21"/>
-          <w:szCs w:val="21"/>
-          <w14:ligatures w14:val="none"/>
-        </w:rPr>
-        <w:t>ts</w:t>
-      </w:r>
-      <w:proofErr w:type="spellEnd"/>
-      <w:proofErr w:type="gramEnd"/>
-      <w:r>
-        <w:rPr>
-          <w:rFonts w:ascii="Consolas" w:eastAsia="Times New Roman" w:hAnsi="Consolas" w:cs="Times New Roman"/>
-          <w:color w:val="116329"/>
-          <w:kern w:val="0"/>
-          <w:sz w:val="21"/>
-          <w:szCs w:val="21"/>
-          <w14:ligatures w14:val="none"/>
-        </w:rPr>
-        <w:t>-jest"</w:t>
-      </w:r>
-      <w:r>
-        <w:rPr>
-          <w:rFonts w:ascii="Consolas" w:eastAsia="Times New Roman" w:hAnsi="Consolas" w:cs="Times New Roman"/>
-          <w:color w:val="202020"/>
-          <w:kern w:val="0"/>
-          <w:sz w:val="21"/>
-          <w:szCs w:val="21"/>
-          <w14:ligatures w14:val="none"/>
-        </w:rPr>
-        <w:t xml:space="preserve">: </w:t>
-      </w:r>
-      <w:r>
-        <w:rPr>
-          <w:rFonts w:ascii="Consolas" w:eastAsia="Times New Roman" w:hAnsi="Consolas" w:cs="Times New Roman"/>
-          <w:color w:val="0A3069"/>
-          <w:kern w:val="0"/>
-          <w:sz w:val="21"/>
-          <w:szCs w:val="21"/>
-          <w14:ligatures w14:val="none"/>
-        </w:rPr>
-        <w:t>"^29.4.12"</w:t>
-      </w:r>
-      <w:r>
-        <w:rPr>
-          <w:rFonts w:ascii="Consolas" w:eastAsia="Times New Roman" w:hAnsi="Consolas" w:cs="Times New Roman"/>
-          <w:color w:val="202020"/>
-          <w:kern w:val="0"/>
-          <w:sz w:val="21"/>
-          <w:szCs w:val="21"/>
-          <w14:ligatures w14:val="none"/>
-        </w:rPr>
-        <w:t>,</w:t>
-      </w:r>
-    </w:p>
-    <w:p>
-      <w:pPr>
-        <w:shd w:val="clear" w:color="auto" w:fill="FFFFFF"/>
-        <w:spacing w:after="0" w:line="285" w:lineRule="atLeast"/>
-        <w:rPr>
-          <w:rFonts w:ascii="Consolas" w:eastAsia="Times New Roman" w:hAnsi="Consolas" w:cs="Times New Roman"/>
-          <w:color w:val="202020"/>
-          <w:kern w:val="0"/>
-          <w:sz w:val="21"/>
-          <w:szCs w:val="21"/>
-          <w14:ligatures w14:val="none"/>
-        </w:rPr>
-      </w:pPr>
-      <w:r>
-        <w:rPr>
-          <w:rFonts w:ascii="Consolas" w:eastAsia="Times New Roman" w:hAnsi="Consolas" w:cs="Times New Roman"/>
-          <w:color w:val="202020"/>
-          <w:kern w:val="0"/>
-          <w:sz w:val="21"/>
-          <w:szCs w:val="21"/>
-          <w14:ligatures w14:val="none"/>
-        </w:rPr>
-        <w:t xml:space="preserve">    </w:t>
-      </w:r>
-      <w:r>
-        <w:rPr>
-          <w:rFonts w:ascii="Consolas" w:eastAsia="Times New Roman" w:hAnsi="Consolas" w:cs="Times New Roman"/>
-          <w:color w:val="116329"/>
-          <w:kern w:val="0"/>
-          <w:sz w:val="21"/>
-          <w:szCs w:val="21"/>
-          <w14:ligatures w14:val="none"/>
-        </w:rPr>
-        <w:t>"</w:t>
-      </w:r>
-      <w:proofErr w:type="spellStart"/>
-      <w:proofErr w:type="gramStart"/>
-      <w:r>
-        <w:rPr>
-          <w:rFonts w:ascii="Consolas" w:eastAsia="Times New Roman" w:hAnsi="Consolas" w:cs="Times New Roman"/>
-          <w:color w:val="116329"/>
-          <w:kern w:val="0"/>
-          <w:sz w:val="21"/>
-          <w:szCs w:val="21"/>
-          <w14:ligatures w14:val="none"/>
-        </w:rPr>
-        <w:t>ts</w:t>
-      </w:r>
-      <w:proofErr w:type="spellEnd"/>
-      <w:proofErr w:type="gramEnd"/>
-      <w:r>
-        <w:rPr>
-          <w:rFonts w:ascii="Consolas" w:eastAsia="Times New Roman" w:hAnsi="Consolas" w:cs="Times New Roman"/>
-          <w:color w:val="116329"/>
-          <w:kern w:val="0"/>
-          <w:sz w:val="21"/>
-          <w:szCs w:val="21"/>
-          <w14:ligatures w14:val="none"/>
-        </w:rPr>
-        <w:t>-node"</w:t>
+        <w:t>"ts-node"</w:t>
       </w:r>
       <w:r>
         <w:rPr>
@@ -1876,7 +1728,6 @@
         </w:rPr>
         <w:t xml:space="preserve"> </w:t>
       </w:r>
-      <w:proofErr w:type="gramStart"/>
       <w:r>
         <w:rPr>
           <w:rFonts w:ascii="Consolas" w:eastAsia="Times New Roman" w:hAnsi="Consolas" w:cs="Times New Roman"/>
@@ -1899,7 +1750,6 @@
         </w:rPr>
         <w:t>(</w:t>
       </w:r>
-      <w:proofErr w:type="gramEnd"/>
       <w:r>
         <w:rPr>
           <w:rFonts w:ascii="Consolas" w:eastAsia="Times New Roman" w:hAnsi="Consolas" w:cs="Times New Roman"/>
@@ -2104,7 +1954,6 @@
         </w:rPr>
         <w:t xml:space="preserve"> </w:t>
       </w:r>
-      <w:proofErr w:type="gramStart"/>
       <w:r>
         <w:rPr>
           <w:rFonts w:ascii="Consolas" w:eastAsia="Times New Roman" w:hAnsi="Consolas" w:cs="Times New Roman"/>
@@ -2138,7 +1987,6 @@
         </w:rPr>
         <w:t>toLowerCase</w:t>
       </w:r>
-      <w:proofErr w:type="gramEnd"/>
       <w:r>
         <w:rPr>
           <w:rFonts w:ascii="Consolas" w:eastAsia="Times New Roman" w:hAnsi="Consolas" w:cs="Times New Roman"/>
@@ -2197,7 +2045,6 @@
         </w:rPr>
         <w:t xml:space="preserve"> </w:t>
       </w:r>
-      <w:proofErr w:type="gramStart"/>
       <w:r>
         <w:rPr>
           <w:rFonts w:ascii="Consolas" w:eastAsia="Times New Roman" w:hAnsi="Consolas" w:cs="Times New Roman"/>
@@ -2231,7 +2078,6 @@
         </w:rPr>
         <w:t>toUpperCase</w:t>
       </w:r>
-      <w:proofErr w:type="gramEnd"/>
       <w:r>
         <w:rPr>
           <w:rFonts w:ascii="Consolas" w:eastAsia="Times New Roman" w:hAnsi="Consolas" w:cs="Times New Roman"/>
@@ -2370,7 +2216,6 @@
         </w:rPr>
         <w:t xml:space="preserve"> </w:t>
       </w:r>
-      <w:proofErr w:type="gramStart"/>
       <w:r>
         <w:rPr>
           <w:rFonts w:ascii="Consolas" w:eastAsia="Times New Roman" w:hAnsi="Consolas" w:cs="Times New Roman"/>
@@ -2404,7 +2249,6 @@
         </w:rPr>
         <w:t>length</w:t>
       </w:r>
-      <w:proofErr w:type="gramEnd"/>
       <w:r>
         <w:rPr>
           <w:rFonts w:ascii="Consolas" w:eastAsia="Times New Roman" w:hAnsi="Consolas" w:cs="Times New Roman"/>
@@ -2560,7 +2404,6 @@
           <w14:ligatures w14:val="none"/>
         </w:rPr>
       </w:pPr>
-      <w:proofErr w:type="gramStart"/>
       <w:r>
         <w:rPr>
           <w:rFonts w:ascii="Consolas" w:eastAsia="Times New Roman" w:hAnsi="Consolas" w:cs="Times New Roman"/>
@@ -2583,7 +2426,6 @@
         </w:rPr>
         <w:t>(</w:t>
       </w:r>
-      <w:proofErr w:type="gramEnd"/>
       <w:r>
         <w:rPr>
           <w:rFonts w:ascii="Consolas" w:eastAsia="Times New Roman" w:hAnsi="Consolas" w:cs="Times New Roman"/>
@@ -2664,7 +2506,6 @@
         </w:rPr>
         <w:t xml:space="preserve">    </w:t>
       </w:r>
-      <w:proofErr w:type="gramStart"/>
       <w:r>
         <w:rPr>
           <w:rFonts w:ascii="Consolas" w:eastAsia="Times New Roman" w:hAnsi="Consolas" w:cs="Times New Roman"/>
@@ -2687,7 +2528,6 @@
         </w:rPr>
         <w:t>(</w:t>
       </w:r>
-      <w:proofErr w:type="gramEnd"/>
       <w:r>
         <w:rPr>
           <w:rFonts w:ascii="Consolas" w:eastAsia="Times New Roman" w:hAnsi="Consolas" w:cs="Times New Roman"/>
@@ -2821,19 +2661,115 @@
           <w:szCs w:val="21"/>
           <w14:ligatures w14:val="none"/>
         </w:rPr>
+        <w:t>)).</w:t>
+      </w:r>
+      <w:r>
+        <w:rPr>
+          <w:rFonts w:ascii="Consolas" w:eastAsia="Times New Roman" w:hAnsi="Consolas" w:cs="Times New Roman"/>
+          <w:color w:val="8250DF"/>
+          <w:kern w:val="0"/>
+          <w:sz w:val="21"/>
+          <w:szCs w:val="21"/>
+          <w14:ligatures w14:val="none"/>
+        </w:rPr>
+        <w:t>toBe</w:t>
+      </w:r>
+      <w:r>
+        <w:rPr>
+          <w:rFonts w:ascii="Consolas" w:eastAsia="Times New Roman" w:hAnsi="Consolas" w:cs="Times New Roman"/>
+          <w:color w:val="1F2328"/>
+          <w:kern w:val="0"/>
+          <w:sz w:val="21"/>
+          <w:szCs w:val="21"/>
+          <w14:ligatures w14:val="none"/>
+        </w:rPr>
+        <w:t>(</w:t>
+      </w:r>
+      <w:r>
+        <w:rPr>
+          <w:rFonts w:ascii="Consolas" w:eastAsia="Times New Roman" w:hAnsi="Consolas" w:cs="Times New Roman"/>
+          <w:color w:val="0A3069"/>
+          <w:kern w:val="0"/>
+          <w:sz w:val="21"/>
+          <w:szCs w:val="21"/>
+          <w14:ligatures w14:val="none"/>
+        </w:rPr>
+        <w:t>"JLOKA"</w:t>
+      </w:r>
+      <w:r>
+        <w:rPr>
+          <w:rFonts w:ascii="Consolas" w:eastAsia="Times New Roman" w:hAnsi="Consolas" w:cs="Times New Roman"/>
+          <w:color w:val="1F2328"/>
+          <w:kern w:val="0"/>
+          <w:sz w:val="21"/>
+          <w:szCs w:val="21"/>
+          <w14:ligatures w14:val="none"/>
+        </w:rPr>
         <w:t>)</w:t>
       </w:r>
-      <w:proofErr w:type="gramStart"/>
-      <w:r>
-        <w:rPr>
-          <w:rFonts w:ascii="Consolas" w:eastAsia="Times New Roman" w:hAnsi="Consolas" w:cs="Times New Roman"/>
-          <w:color w:val="1F2328"/>
-          <w:kern w:val="0"/>
-          <w:sz w:val="21"/>
-          <w:szCs w:val="21"/>
-          <w14:ligatures w14:val="none"/>
-        </w:rPr>
-        <w:t>).</w:t>
+    </w:p>
+    <w:p>
+      <w:pPr>
+        <w:shd w:val="clear" w:color="auto" w:fill="FFFFFF"/>
+        <w:spacing w:after="0" w:line="285" w:lineRule="atLeast"/>
+        <w:rPr>
+          <w:rFonts w:ascii="Consolas" w:eastAsia="Times New Roman" w:hAnsi="Consolas" w:cs="Times New Roman"/>
+          <w:color w:val="202020"/>
+          <w:kern w:val="0"/>
+          <w:sz w:val="21"/>
+          <w:szCs w:val="21"/>
+          <w14:ligatures w14:val="none"/>
+        </w:rPr>
+      </w:pPr>
+      <w:r>
+        <w:rPr>
+          <w:rFonts w:ascii="Consolas" w:eastAsia="Times New Roman" w:hAnsi="Consolas" w:cs="Times New Roman"/>
+          <w:color w:val="1F2328"/>
+          <w:kern w:val="0"/>
+          <w:sz w:val="21"/>
+          <w:szCs w:val="21"/>
+          <w14:ligatures w14:val="none"/>
+        </w:rPr>
+        <w:t>    })</w:t>
+      </w:r>
+    </w:p>
+    <w:p>
+      <w:pPr>
+        <w:shd w:val="clear" w:color="auto" w:fill="FFFFFF"/>
+        <w:spacing w:after="0" w:line="285" w:lineRule="atLeast"/>
+        <w:rPr>
+          <w:rFonts w:ascii="Consolas" w:eastAsia="Times New Roman" w:hAnsi="Consolas" w:cs="Times New Roman"/>
+          <w:color w:val="202020"/>
+          <w:kern w:val="0"/>
+          <w:sz w:val="21"/>
+          <w:szCs w:val="21"/>
+          <w14:ligatures w14:val="none"/>
+        </w:rPr>
+      </w:pPr>
+    </w:p>
+    <w:p>
+      <w:pPr>
+        <w:shd w:val="clear" w:color="auto" w:fill="FFFFFF"/>
+        <w:spacing w:after="0" w:line="285" w:lineRule="atLeast"/>
+        <w:rPr>
+          <w:rFonts w:ascii="Consolas" w:eastAsia="Times New Roman" w:hAnsi="Consolas" w:cs="Times New Roman"/>
+          <w:color w:val="202020"/>
+          <w:kern w:val="0"/>
+          <w:sz w:val="21"/>
+          <w:szCs w:val="21"/>
+          <w14:ligatures w14:val="none"/>
+        </w:rPr>
+      </w:pPr>
+      <w:r>
+        <w:rPr>
+          <w:rFonts w:ascii="Consolas" w:eastAsia="Times New Roman" w:hAnsi="Consolas" w:cs="Times New Roman"/>
+          <w:color w:val="1F2328"/>
+          <w:kern w:val="0"/>
+          <w:sz w:val="21"/>
+          <w:szCs w:val="21"/>
+          <w14:ligatures w14:val="none"/>
+        </w:rPr>
+        <w:t xml:space="preserve">    </w:t>
       </w:r>
       <w:r>
         <w:rPr>
@@ -2844,9 +2780,485 @@
           <w:szCs w:val="21"/>
           <w14:ligatures w14:val="none"/>
         </w:rPr>
+        <w:t>it</w:t>
+      </w:r>
+      <w:r>
+        <w:rPr>
+          <w:rFonts w:ascii="Consolas" w:eastAsia="Times New Roman" w:hAnsi="Consolas" w:cs="Times New Roman"/>
+          <w:color w:val="1F2328"/>
+          <w:kern w:val="0"/>
+          <w:sz w:val="21"/>
+          <w:szCs w:val="21"/>
+          <w14:ligatures w14:val="none"/>
+        </w:rPr>
+        <w:t>(</w:t>
+      </w:r>
+      <w:r>
+        <w:rPr>
+          <w:rFonts w:ascii="Consolas" w:eastAsia="Times New Roman" w:hAnsi="Consolas" w:cs="Times New Roman"/>
+          <w:color w:val="0A3069"/>
+          <w:kern w:val="0"/>
+          <w:sz w:val="21"/>
+          <w:szCs w:val="21"/>
+          <w14:ligatures w14:val="none"/>
+        </w:rPr>
+        <w:t>"should test stringInfo function"</w:t>
+      </w:r>
+      <w:r>
+        <w:rPr>
+          <w:rFonts w:ascii="Consolas" w:eastAsia="Times New Roman" w:hAnsi="Consolas" w:cs="Times New Roman"/>
+          <w:color w:val="1F2328"/>
+          <w:kern w:val="0"/>
+          <w:sz w:val="21"/>
+          <w:szCs w:val="21"/>
+          <w14:ligatures w14:val="none"/>
+        </w:rPr>
+        <w:t xml:space="preserve">, () </w:t>
+      </w:r>
+      <w:r>
+        <w:rPr>
+          <w:rFonts w:ascii="Consolas" w:eastAsia="Times New Roman" w:hAnsi="Consolas" w:cs="Times New Roman"/>
+          <w:color w:val="CF222E"/>
+          <w:kern w:val="0"/>
+          <w:sz w:val="21"/>
+          <w:szCs w:val="21"/>
+          <w14:ligatures w14:val="none"/>
+        </w:rPr>
+        <w:t>=&gt;</w:t>
+      </w:r>
+      <w:r>
+        <w:rPr>
+          <w:rFonts w:ascii="Consolas" w:eastAsia="Times New Roman" w:hAnsi="Consolas" w:cs="Times New Roman"/>
+          <w:color w:val="1F2328"/>
+          <w:kern w:val="0"/>
+          <w:sz w:val="21"/>
+          <w:szCs w:val="21"/>
+          <w14:ligatures w14:val="none"/>
+        </w:rPr>
+        <w:t xml:space="preserve"> {</w:t>
+      </w:r>
+    </w:p>
+    <w:p>
+      <w:pPr>
+        <w:shd w:val="clear" w:color="auto" w:fill="FFFFFF"/>
+        <w:spacing w:after="0" w:line="285" w:lineRule="atLeast"/>
+        <w:rPr>
+          <w:rFonts w:ascii="Consolas" w:eastAsia="Times New Roman" w:hAnsi="Consolas" w:cs="Times New Roman"/>
+          <w:color w:val="202020"/>
+          <w:kern w:val="0"/>
+          <w:sz w:val="21"/>
+          <w:szCs w:val="21"/>
+          <w14:ligatures w14:val="none"/>
+        </w:rPr>
+      </w:pPr>
+      <w:r>
+        <w:rPr>
+          <w:rFonts w:ascii="Consolas" w:eastAsia="Times New Roman" w:hAnsi="Consolas" w:cs="Times New Roman"/>
+          <w:color w:val="1F2328"/>
+          <w:kern w:val="0"/>
+          <w:sz w:val="21"/>
+          <w:szCs w:val="21"/>
+          <w14:ligatures w14:val="none"/>
+        </w:rPr>
+        <w:t xml:space="preserve">        </w:t>
+      </w:r>
+      <w:r>
+        <w:rPr>
+          <w:rFonts w:ascii="Consolas" w:eastAsia="Times New Roman" w:hAnsi="Consolas" w:cs="Times New Roman"/>
+          <w:color w:val="CF222E"/>
+          <w:kern w:val="0"/>
+          <w:sz w:val="21"/>
+          <w:szCs w:val="21"/>
+          <w14:ligatures w14:val="none"/>
+        </w:rPr>
+        <w:t>const</w:t>
+      </w:r>
+      <w:r>
+        <w:rPr>
+          <w:rFonts w:ascii="Consolas" w:eastAsia="Times New Roman" w:hAnsi="Consolas" w:cs="Times New Roman"/>
+          <w:color w:val="1F2328"/>
+          <w:kern w:val="0"/>
+          <w:sz w:val="21"/>
+          <w:szCs w:val="21"/>
+          <w14:ligatures w14:val="none"/>
+        </w:rPr>
+        <w:t xml:space="preserve"> </w:t>
+      </w:r>
+      <w:r>
+        <w:rPr>
+          <w:rFonts w:ascii="Consolas" w:eastAsia="Times New Roman" w:hAnsi="Consolas" w:cs="Times New Roman"/>
+          <w:color w:val="0550AE"/>
+          <w:kern w:val="0"/>
+          <w:sz w:val="21"/>
+          <w:szCs w:val="21"/>
+          <w14:ligatures w14:val="none"/>
+        </w:rPr>
+        <w:t>testData</w:t>
+      </w:r>
+      <w:r>
+        <w:rPr>
+          <w:rFonts w:ascii="Consolas" w:eastAsia="Times New Roman" w:hAnsi="Consolas" w:cs="Times New Roman"/>
+          <w:color w:val="1F2328"/>
+          <w:kern w:val="0"/>
+          <w:sz w:val="21"/>
+          <w:szCs w:val="21"/>
+          <w14:ligatures w14:val="none"/>
+        </w:rPr>
+        <w:t xml:space="preserve"> </w:t>
+      </w:r>
+      <w:r>
+        <w:rPr>
+          <w:rFonts w:ascii="Consolas" w:eastAsia="Times New Roman" w:hAnsi="Consolas" w:cs="Times New Roman"/>
+          <w:color w:val="000000"/>
+          <w:kern w:val="0"/>
+          <w:sz w:val="21"/>
+          <w:szCs w:val="21"/>
+          <w14:ligatures w14:val="none"/>
+        </w:rPr>
+        <w:t>=</w:t>
+      </w:r>
+      <w:r>
+        <w:rPr>
+          <w:rFonts w:ascii="Consolas" w:eastAsia="Times New Roman" w:hAnsi="Consolas" w:cs="Times New Roman"/>
+          <w:color w:val="1F2328"/>
+          <w:kern w:val="0"/>
+          <w:sz w:val="21"/>
+          <w:szCs w:val="21"/>
+          <w14:ligatures w14:val="none"/>
+        </w:rPr>
+        <w:t xml:space="preserve"> </w:t>
+      </w:r>
+      <w:r>
+        <w:rPr>
+          <w:rFonts w:ascii="Consolas" w:eastAsia="Times New Roman" w:hAnsi="Consolas" w:cs="Times New Roman"/>
+          <w:color w:val="0A3069"/>
+          <w:kern w:val="0"/>
+          <w:sz w:val="21"/>
+          <w:szCs w:val="21"/>
+          <w14:ligatures w14:val="none"/>
+        </w:rPr>
+        <w:t>"Jafar-Loka"</w:t>
+      </w:r>
+    </w:p>
+    <w:p>
+      <w:pPr>
+        <w:shd w:val="clear" w:color="auto" w:fill="FFFFFF"/>
+        <w:spacing w:after="0" w:line="285" w:lineRule="atLeast"/>
+        <w:rPr>
+          <w:rFonts w:ascii="Consolas" w:eastAsia="Times New Roman" w:hAnsi="Consolas" w:cs="Times New Roman"/>
+          <w:color w:val="202020"/>
+          <w:kern w:val="0"/>
+          <w:sz w:val="21"/>
+          <w:szCs w:val="21"/>
+          <w14:ligatures w14:val="none"/>
+        </w:rPr>
+      </w:pPr>
+      <w:r>
+        <w:rPr>
+          <w:rFonts w:ascii="Consolas" w:eastAsia="Times New Roman" w:hAnsi="Consolas" w:cs="Times New Roman"/>
+          <w:color w:val="1F2328"/>
+          <w:kern w:val="0"/>
+          <w:sz w:val="21"/>
+          <w:szCs w:val="21"/>
+          <w14:ligatures w14:val="none"/>
+        </w:rPr>
+        <w:t xml:space="preserve">        </w:t>
+      </w:r>
+      <w:r>
+        <w:rPr>
+          <w:rFonts w:ascii="Consolas" w:eastAsia="Times New Roman" w:hAnsi="Consolas" w:cs="Times New Roman"/>
+          <w:color w:val="CF222E"/>
+          <w:kern w:val="0"/>
+          <w:sz w:val="21"/>
+          <w:szCs w:val="21"/>
+          <w14:ligatures w14:val="none"/>
+        </w:rPr>
+        <w:t>const</w:t>
+      </w:r>
+      <w:r>
+        <w:rPr>
+          <w:rFonts w:ascii="Consolas" w:eastAsia="Times New Roman" w:hAnsi="Consolas" w:cs="Times New Roman"/>
+          <w:color w:val="1F2328"/>
+          <w:kern w:val="0"/>
+          <w:sz w:val="21"/>
+          <w:szCs w:val="21"/>
+          <w14:ligatures w14:val="none"/>
+        </w:rPr>
+        <w:t xml:space="preserve"> </w:t>
+      </w:r>
+      <w:r>
+        <w:rPr>
+          <w:rFonts w:ascii="Consolas" w:eastAsia="Times New Roman" w:hAnsi="Consolas" w:cs="Times New Roman"/>
+          <w:color w:val="0550AE"/>
+          <w:kern w:val="0"/>
+          <w:sz w:val="21"/>
+          <w:szCs w:val="21"/>
+          <w14:ligatures w14:val="none"/>
+        </w:rPr>
+        <w:t>actual</w:t>
+      </w:r>
+      <w:r>
+        <w:rPr>
+          <w:rFonts w:ascii="Consolas" w:eastAsia="Times New Roman" w:hAnsi="Consolas" w:cs="Times New Roman"/>
+          <w:color w:val="1F2328"/>
+          <w:kern w:val="0"/>
+          <w:sz w:val="21"/>
+          <w:szCs w:val="21"/>
+          <w14:ligatures w14:val="none"/>
+        </w:rPr>
+        <w:t xml:space="preserve"> </w:t>
+      </w:r>
+      <w:r>
+        <w:rPr>
+          <w:rFonts w:ascii="Consolas" w:eastAsia="Times New Roman" w:hAnsi="Consolas" w:cs="Times New Roman"/>
+          <w:color w:val="000000"/>
+          <w:kern w:val="0"/>
+          <w:sz w:val="21"/>
+          <w:szCs w:val="21"/>
+          <w14:ligatures w14:val="none"/>
+        </w:rPr>
+        <w:t>=</w:t>
+      </w:r>
+      <w:r>
+        <w:rPr>
+          <w:rFonts w:ascii="Consolas" w:eastAsia="Times New Roman" w:hAnsi="Consolas" w:cs="Times New Roman"/>
+          <w:color w:val="1F2328"/>
+          <w:kern w:val="0"/>
+          <w:sz w:val="21"/>
+          <w:szCs w:val="21"/>
+          <w14:ligatures w14:val="none"/>
+        </w:rPr>
+        <w:t xml:space="preserve"> </w:t>
+      </w:r>
+      <w:r>
+        <w:rPr>
+          <w:rFonts w:ascii="Consolas" w:eastAsia="Times New Roman" w:hAnsi="Consolas" w:cs="Times New Roman"/>
+          <w:color w:val="8250DF"/>
+          <w:kern w:val="0"/>
+          <w:sz w:val="21"/>
+          <w:szCs w:val="21"/>
+          <w14:ligatures w14:val="none"/>
+        </w:rPr>
+        <w:t>getStringInfo</w:t>
+      </w:r>
+      <w:r>
+        <w:rPr>
+          <w:rFonts w:ascii="Consolas" w:eastAsia="Times New Roman" w:hAnsi="Consolas" w:cs="Times New Roman"/>
+          <w:color w:val="1F2328"/>
+          <w:kern w:val="0"/>
+          <w:sz w:val="21"/>
+          <w:szCs w:val="21"/>
+          <w14:ligatures w14:val="none"/>
+        </w:rPr>
+        <w:t>(</w:t>
+      </w:r>
+      <w:r>
+        <w:rPr>
+          <w:rFonts w:ascii="Consolas" w:eastAsia="Times New Roman" w:hAnsi="Consolas" w:cs="Times New Roman"/>
+          <w:color w:val="0550AE"/>
+          <w:kern w:val="0"/>
+          <w:sz w:val="21"/>
+          <w:szCs w:val="21"/>
+          <w14:ligatures w14:val="none"/>
+        </w:rPr>
+        <w:t>testData</w:t>
+      </w:r>
+      <w:r>
+        <w:rPr>
+          <w:rFonts w:ascii="Consolas" w:eastAsia="Times New Roman" w:hAnsi="Consolas" w:cs="Times New Roman"/>
+          <w:color w:val="1F2328"/>
+          <w:kern w:val="0"/>
+          <w:sz w:val="21"/>
+          <w:szCs w:val="21"/>
+          <w14:ligatures w14:val="none"/>
+        </w:rPr>
+        <w:t>)</w:t>
+      </w:r>
+    </w:p>
+    <w:p>
+      <w:pPr>
+        <w:shd w:val="clear" w:color="auto" w:fill="FFFFFF"/>
+        <w:spacing w:after="0" w:line="285" w:lineRule="atLeast"/>
+        <w:rPr>
+          <w:rFonts w:ascii="Consolas" w:eastAsia="Times New Roman" w:hAnsi="Consolas" w:cs="Times New Roman"/>
+          <w:color w:val="202020"/>
+          <w:kern w:val="0"/>
+          <w:sz w:val="21"/>
+          <w:szCs w:val="21"/>
+          <w14:ligatures w14:val="none"/>
+        </w:rPr>
+      </w:pPr>
+    </w:p>
+    <w:p>
+      <w:pPr>
+        <w:shd w:val="clear" w:color="auto" w:fill="FFFFFF"/>
+        <w:spacing w:after="0" w:line="285" w:lineRule="atLeast"/>
+        <w:rPr>
+          <w:rFonts w:ascii="Consolas" w:eastAsia="Times New Roman" w:hAnsi="Consolas" w:cs="Times New Roman"/>
+          <w:color w:val="202020"/>
+          <w:kern w:val="0"/>
+          <w:sz w:val="21"/>
+          <w:szCs w:val="21"/>
+          <w14:ligatures w14:val="none"/>
+        </w:rPr>
+      </w:pPr>
+      <w:r>
+        <w:rPr>
+          <w:rFonts w:ascii="Consolas" w:eastAsia="Times New Roman" w:hAnsi="Consolas" w:cs="Times New Roman"/>
+          <w:color w:val="1F2328"/>
+          <w:kern w:val="0"/>
+          <w:sz w:val="21"/>
+          <w:szCs w:val="21"/>
+          <w14:ligatures w14:val="none"/>
+        </w:rPr>
+        <w:t xml:space="preserve">        </w:t>
+      </w:r>
+      <w:r>
+        <w:rPr>
+          <w:rFonts w:ascii="Consolas" w:eastAsia="Times New Roman" w:hAnsi="Consolas" w:cs="Times New Roman"/>
+          <w:color w:val="8250DF"/>
+          <w:kern w:val="0"/>
+          <w:sz w:val="21"/>
+          <w:szCs w:val="21"/>
+          <w14:ligatures w14:val="none"/>
+        </w:rPr>
+        <w:t>expect</w:t>
+      </w:r>
+      <w:r>
+        <w:rPr>
+          <w:rFonts w:ascii="Consolas" w:eastAsia="Times New Roman" w:hAnsi="Consolas" w:cs="Times New Roman"/>
+          <w:color w:val="1F2328"/>
+          <w:kern w:val="0"/>
+          <w:sz w:val="21"/>
+          <w:szCs w:val="21"/>
+          <w14:ligatures w14:val="none"/>
+        </w:rPr>
+        <w:t>(</w:t>
+      </w:r>
+      <w:r>
+        <w:rPr>
+          <w:rFonts w:ascii="Consolas" w:eastAsia="Times New Roman" w:hAnsi="Consolas" w:cs="Times New Roman"/>
+          <w:color w:val="0550AE"/>
+          <w:kern w:val="0"/>
+          <w:sz w:val="21"/>
+          <w:szCs w:val="21"/>
+          <w14:ligatures w14:val="none"/>
+        </w:rPr>
+        <w:t>actual</w:t>
+      </w:r>
+      <w:r>
+        <w:rPr>
+          <w:rFonts w:ascii="Consolas" w:eastAsia="Times New Roman" w:hAnsi="Consolas" w:cs="Times New Roman"/>
+          <w:color w:val="1F2328"/>
+          <w:kern w:val="0"/>
+          <w:sz w:val="21"/>
+          <w:szCs w:val="21"/>
+          <w14:ligatures w14:val="none"/>
+        </w:rPr>
+        <w:t>).not.</w:t>
+      </w:r>
+      <w:r>
+        <w:rPr>
+          <w:rFonts w:ascii="Consolas" w:eastAsia="Times New Roman" w:hAnsi="Consolas" w:cs="Times New Roman"/>
+          <w:color w:val="8250DF"/>
+          <w:kern w:val="0"/>
+          <w:sz w:val="21"/>
+          <w:szCs w:val="21"/>
+          <w14:ligatures w14:val="none"/>
+        </w:rPr>
+        <w:t>toBeNull</w:t>
+      </w:r>
+      <w:r>
+        <w:rPr>
+          <w:rFonts w:ascii="Consolas" w:eastAsia="Times New Roman" w:hAnsi="Consolas" w:cs="Times New Roman"/>
+          <w:color w:val="1F2328"/>
+          <w:kern w:val="0"/>
+          <w:sz w:val="21"/>
+          <w:szCs w:val="21"/>
+          <w14:ligatures w14:val="none"/>
+        </w:rPr>
+        <w:t>()</w:t>
+      </w:r>
+    </w:p>
+    <w:p>
+      <w:pPr>
+        <w:shd w:val="clear" w:color="auto" w:fill="FFFFFF"/>
+        <w:spacing w:after="0" w:line="285" w:lineRule="atLeast"/>
+        <w:rPr>
+          <w:rFonts w:ascii="Consolas" w:eastAsia="Times New Roman" w:hAnsi="Consolas" w:cs="Times New Roman"/>
+          <w:color w:val="202020"/>
+          <w:kern w:val="0"/>
+          <w:sz w:val="21"/>
+          <w:szCs w:val="21"/>
+          <w14:ligatures w14:val="none"/>
+        </w:rPr>
+      </w:pPr>
+      <w:r>
+        <w:rPr>
+          <w:rFonts w:ascii="Consolas" w:eastAsia="Times New Roman" w:hAnsi="Consolas" w:cs="Times New Roman"/>
+          <w:color w:val="1F2328"/>
+          <w:kern w:val="0"/>
+          <w:sz w:val="21"/>
+          <w:szCs w:val="21"/>
+          <w14:ligatures w14:val="none"/>
+        </w:rPr>
+        <w:t xml:space="preserve">        </w:t>
+      </w:r>
+      <w:r>
+        <w:rPr>
+          <w:rFonts w:ascii="Consolas" w:eastAsia="Times New Roman" w:hAnsi="Consolas" w:cs="Times New Roman"/>
+          <w:color w:val="8250DF"/>
+          <w:kern w:val="0"/>
+          <w:sz w:val="21"/>
+          <w:szCs w:val="21"/>
+          <w14:ligatures w14:val="none"/>
+        </w:rPr>
+        <w:t>expect</w:t>
+      </w:r>
+      <w:r>
+        <w:rPr>
+          <w:rFonts w:ascii="Consolas" w:eastAsia="Times New Roman" w:hAnsi="Consolas" w:cs="Times New Roman"/>
+          <w:color w:val="1F2328"/>
+          <w:kern w:val="0"/>
+          <w:sz w:val="21"/>
+          <w:szCs w:val="21"/>
+          <w14:ligatures w14:val="none"/>
+        </w:rPr>
+        <w:t>(</w:t>
+      </w:r>
+      <w:r>
+        <w:rPr>
+          <w:rFonts w:ascii="Consolas" w:eastAsia="Times New Roman" w:hAnsi="Consolas" w:cs="Times New Roman"/>
+          <w:color w:val="0550AE"/>
+          <w:kern w:val="0"/>
+          <w:sz w:val="21"/>
+          <w:szCs w:val="21"/>
+          <w14:ligatures w14:val="none"/>
+        </w:rPr>
+        <w:t>actual</w:t>
+      </w:r>
+      <w:r>
+        <w:rPr>
+          <w:rFonts w:ascii="Consolas" w:eastAsia="Times New Roman" w:hAnsi="Consolas" w:cs="Times New Roman"/>
+          <w:color w:val="1F2328"/>
+          <w:kern w:val="0"/>
+          <w:sz w:val="21"/>
+          <w:szCs w:val="21"/>
+          <w14:ligatures w14:val="none"/>
+        </w:rPr>
+        <w:t>.lowercase).</w:t>
+      </w:r>
+      <w:r>
+        <w:rPr>
+          <w:rFonts w:ascii="Consolas" w:eastAsia="Times New Roman" w:hAnsi="Consolas" w:cs="Times New Roman"/>
+          <w:color w:val="8250DF"/>
+          <w:kern w:val="0"/>
+          <w:sz w:val="21"/>
+          <w:szCs w:val="21"/>
+          <w14:ligatures w14:val="none"/>
+        </w:rPr>
         <w:t>toBe</w:t>
       </w:r>
-      <w:proofErr w:type="gramEnd"/>
       <w:r>
         <w:rPr>
           <w:rFonts w:ascii="Consolas" w:eastAsia="Times New Roman" w:hAnsi="Consolas" w:cs="Times New Roman"/>
@@ -2861,13 +3273,899 @@
       <w:r>
         <w:rPr>
           <w:rFonts w:ascii="Consolas" w:eastAsia="Times New Roman" w:hAnsi="Consolas" w:cs="Times New Roman"/>
+          <w:color w:val="0550AE"/>
+          <w:kern w:val="0"/>
+          <w:sz w:val="21"/>
+          <w:szCs w:val="21"/>
+          <w14:ligatures w14:val="none"/>
+        </w:rPr>
+        <w:t>testData</w:t>
+      </w:r>
+      <w:r>
+        <w:rPr>
+          <w:rFonts w:ascii="Consolas" w:eastAsia="Times New Roman" w:hAnsi="Consolas" w:cs="Times New Roman"/>
+          <w:color w:val="1F2328"/>
+          <w:kern w:val="0"/>
+          <w:sz w:val="21"/>
+          <w:szCs w:val="21"/>
+          <w14:ligatures w14:val="none"/>
+        </w:rPr>
+        <w:t>.</w:t>
+      </w:r>
+      <w:r>
+        <w:rPr>
+          <w:rFonts w:ascii="Consolas" w:eastAsia="Times New Roman" w:hAnsi="Consolas" w:cs="Times New Roman"/>
+          <w:color w:val="8250DF"/>
+          <w:kern w:val="0"/>
+          <w:sz w:val="21"/>
+          <w:szCs w:val="21"/>
+          <w14:ligatures w14:val="none"/>
+        </w:rPr>
+        <w:t>toLowerCase</w:t>
+      </w:r>
+      <w:r>
+        <w:rPr>
+          <w:rFonts w:ascii="Consolas" w:eastAsia="Times New Roman" w:hAnsi="Consolas" w:cs="Times New Roman"/>
+          <w:color w:val="1F2328"/>
+          <w:kern w:val="0"/>
+          <w:sz w:val="21"/>
+          <w:szCs w:val="21"/>
+          <w14:ligatures w14:val="none"/>
+        </w:rPr>
+        <w:t>())</w:t>
+      </w:r>
+    </w:p>
+    <w:p>
+      <w:pPr>
+        <w:shd w:val="clear" w:color="auto" w:fill="FFFFFF"/>
+        <w:spacing w:after="0" w:line="285" w:lineRule="atLeast"/>
+        <w:rPr>
+          <w:rFonts w:ascii="Consolas" w:eastAsia="Times New Roman" w:hAnsi="Consolas" w:cs="Times New Roman"/>
+          <w:color w:val="202020"/>
+          <w:kern w:val="0"/>
+          <w:sz w:val="21"/>
+          <w:szCs w:val="21"/>
+          <w14:ligatures w14:val="none"/>
+        </w:rPr>
+      </w:pPr>
+      <w:r>
+        <w:rPr>
+          <w:rFonts w:ascii="Consolas" w:eastAsia="Times New Roman" w:hAnsi="Consolas" w:cs="Times New Roman"/>
+          <w:color w:val="1F2328"/>
+          <w:kern w:val="0"/>
+          <w:sz w:val="21"/>
+          <w:szCs w:val="21"/>
+          <w14:ligatures w14:val="none"/>
+        </w:rPr>
+        <w:t xml:space="preserve">        </w:t>
+      </w:r>
+      <w:r>
+        <w:rPr>
+          <w:rFonts w:ascii="Consolas" w:eastAsia="Times New Roman" w:hAnsi="Consolas" w:cs="Times New Roman"/>
+          <w:color w:val="8250DF"/>
+          <w:kern w:val="0"/>
+          <w:sz w:val="21"/>
+          <w:szCs w:val="21"/>
+          <w14:ligatures w14:val="none"/>
+        </w:rPr>
+        <w:t>expect</w:t>
+      </w:r>
+      <w:r>
+        <w:rPr>
+          <w:rFonts w:ascii="Consolas" w:eastAsia="Times New Roman" w:hAnsi="Consolas" w:cs="Times New Roman"/>
+          <w:color w:val="1F2328"/>
+          <w:kern w:val="0"/>
+          <w:sz w:val="21"/>
+          <w:szCs w:val="21"/>
+          <w14:ligatures w14:val="none"/>
+        </w:rPr>
+        <w:t>(</w:t>
+      </w:r>
+      <w:r>
+        <w:rPr>
+          <w:rFonts w:ascii="Consolas" w:eastAsia="Times New Roman" w:hAnsi="Consolas" w:cs="Times New Roman"/>
+          <w:color w:val="0550AE"/>
+          <w:kern w:val="0"/>
+          <w:sz w:val="21"/>
+          <w:szCs w:val="21"/>
+          <w14:ligatures w14:val="none"/>
+        </w:rPr>
+        <w:t>actual</w:t>
+      </w:r>
+      <w:r>
+        <w:rPr>
+          <w:rFonts w:ascii="Consolas" w:eastAsia="Times New Roman" w:hAnsi="Consolas" w:cs="Times New Roman"/>
+          <w:color w:val="1F2328"/>
+          <w:kern w:val="0"/>
+          <w:sz w:val="21"/>
+          <w:szCs w:val="21"/>
+          <w14:ligatures w14:val="none"/>
+        </w:rPr>
+        <w:t>.upperCase).</w:t>
+      </w:r>
+      <w:r>
+        <w:rPr>
+          <w:rFonts w:ascii="Consolas" w:eastAsia="Times New Roman" w:hAnsi="Consolas" w:cs="Times New Roman"/>
+          <w:color w:val="8250DF"/>
+          <w:kern w:val="0"/>
+          <w:sz w:val="21"/>
+          <w:szCs w:val="21"/>
+          <w14:ligatures w14:val="none"/>
+        </w:rPr>
+        <w:t>toBe</w:t>
+      </w:r>
+      <w:r>
+        <w:rPr>
+          <w:rFonts w:ascii="Consolas" w:eastAsia="Times New Roman" w:hAnsi="Consolas" w:cs="Times New Roman"/>
+          <w:color w:val="1F2328"/>
+          <w:kern w:val="0"/>
+          <w:sz w:val="21"/>
+          <w:szCs w:val="21"/>
+          <w14:ligatures w14:val="none"/>
+        </w:rPr>
+        <w:t>(</w:t>
+      </w:r>
+      <w:r>
+        <w:rPr>
+          <w:rFonts w:ascii="Consolas" w:eastAsia="Times New Roman" w:hAnsi="Consolas" w:cs="Times New Roman"/>
+          <w:color w:val="0550AE"/>
+          <w:kern w:val="0"/>
+          <w:sz w:val="21"/>
+          <w:szCs w:val="21"/>
+          <w14:ligatures w14:val="none"/>
+        </w:rPr>
+        <w:t>testData</w:t>
+      </w:r>
+      <w:r>
+        <w:rPr>
+          <w:rFonts w:ascii="Consolas" w:eastAsia="Times New Roman" w:hAnsi="Consolas" w:cs="Times New Roman"/>
+          <w:color w:val="1F2328"/>
+          <w:kern w:val="0"/>
+          <w:sz w:val="21"/>
+          <w:szCs w:val="21"/>
+          <w14:ligatures w14:val="none"/>
+        </w:rPr>
+        <w:t>.</w:t>
+      </w:r>
+      <w:r>
+        <w:rPr>
+          <w:rFonts w:ascii="Consolas" w:eastAsia="Times New Roman" w:hAnsi="Consolas" w:cs="Times New Roman"/>
+          <w:color w:val="8250DF"/>
+          <w:kern w:val="0"/>
+          <w:sz w:val="21"/>
+          <w:szCs w:val="21"/>
+          <w14:ligatures w14:val="none"/>
+        </w:rPr>
+        <w:t>toUpperCase</w:t>
+      </w:r>
+      <w:r>
+        <w:rPr>
+          <w:rFonts w:ascii="Consolas" w:eastAsia="Times New Roman" w:hAnsi="Consolas" w:cs="Times New Roman"/>
+          <w:color w:val="1F2328"/>
+          <w:kern w:val="0"/>
+          <w:sz w:val="21"/>
+          <w:szCs w:val="21"/>
+          <w14:ligatures w14:val="none"/>
+        </w:rPr>
+        <w:t>())</w:t>
+      </w:r>
+    </w:p>
+    <w:p>
+      <w:pPr>
+        <w:shd w:val="clear" w:color="auto" w:fill="FFFFFF"/>
+        <w:spacing w:after="0" w:line="285" w:lineRule="atLeast"/>
+        <w:rPr>
+          <w:rFonts w:ascii="Consolas" w:eastAsia="Times New Roman" w:hAnsi="Consolas" w:cs="Times New Roman"/>
+          <w:color w:val="202020"/>
+          <w:kern w:val="0"/>
+          <w:sz w:val="21"/>
+          <w:szCs w:val="21"/>
+          <w14:ligatures w14:val="none"/>
+        </w:rPr>
+      </w:pPr>
+      <w:r>
+        <w:rPr>
+          <w:rFonts w:ascii="Consolas" w:eastAsia="Times New Roman" w:hAnsi="Consolas" w:cs="Times New Roman"/>
+          <w:color w:val="1F2328"/>
+          <w:kern w:val="0"/>
+          <w:sz w:val="21"/>
+          <w:szCs w:val="21"/>
+          <w14:ligatures w14:val="none"/>
+        </w:rPr>
+        <w:t xml:space="preserve">        </w:t>
+      </w:r>
+      <w:r>
+        <w:rPr>
+          <w:rFonts w:ascii="Consolas" w:eastAsia="Times New Roman" w:hAnsi="Consolas" w:cs="Times New Roman"/>
+          <w:color w:val="8250DF"/>
+          <w:kern w:val="0"/>
+          <w:sz w:val="21"/>
+          <w:szCs w:val="21"/>
+          <w14:ligatures w14:val="none"/>
+        </w:rPr>
+        <w:t>expect</w:t>
+      </w:r>
+      <w:r>
+        <w:rPr>
+          <w:rFonts w:ascii="Consolas" w:eastAsia="Times New Roman" w:hAnsi="Consolas" w:cs="Times New Roman"/>
+          <w:color w:val="1F2328"/>
+          <w:kern w:val="0"/>
+          <w:sz w:val="21"/>
+          <w:szCs w:val="21"/>
+          <w14:ligatures w14:val="none"/>
+        </w:rPr>
+        <w:t>(</w:t>
+      </w:r>
+      <w:r>
+        <w:rPr>
+          <w:rFonts w:ascii="Consolas" w:eastAsia="Times New Roman" w:hAnsi="Consolas" w:cs="Times New Roman"/>
+          <w:color w:val="0550AE"/>
+          <w:kern w:val="0"/>
+          <w:sz w:val="21"/>
+          <w:szCs w:val="21"/>
+          <w14:ligatures w14:val="none"/>
+        </w:rPr>
+        <w:t>actual</w:t>
+      </w:r>
+      <w:r>
+        <w:rPr>
+          <w:rFonts w:ascii="Consolas" w:eastAsia="Times New Roman" w:hAnsi="Consolas" w:cs="Times New Roman"/>
+          <w:color w:val="1F2328"/>
+          <w:kern w:val="0"/>
+          <w:sz w:val="21"/>
+          <w:szCs w:val="21"/>
+          <w14:ligatures w14:val="none"/>
+        </w:rPr>
+        <w:t>.length).</w:t>
+      </w:r>
+      <w:r>
+        <w:rPr>
+          <w:rFonts w:ascii="Consolas" w:eastAsia="Times New Roman" w:hAnsi="Consolas" w:cs="Times New Roman"/>
+          <w:color w:val="8250DF"/>
+          <w:kern w:val="0"/>
+          <w:sz w:val="21"/>
+          <w:szCs w:val="21"/>
+          <w14:ligatures w14:val="none"/>
+        </w:rPr>
+        <w:t>toEqual</w:t>
+      </w:r>
+      <w:r>
+        <w:rPr>
+          <w:rFonts w:ascii="Consolas" w:eastAsia="Times New Roman" w:hAnsi="Consolas" w:cs="Times New Roman"/>
+          <w:color w:val="1F2328"/>
+          <w:kern w:val="0"/>
+          <w:sz w:val="21"/>
+          <w:szCs w:val="21"/>
+          <w14:ligatures w14:val="none"/>
+        </w:rPr>
+        <w:t>(</w:t>
+      </w:r>
+      <w:r>
+        <w:rPr>
+          <w:rFonts w:ascii="Consolas" w:eastAsia="Times New Roman" w:hAnsi="Consolas" w:cs="Times New Roman"/>
+          <w:color w:val="0550AE"/>
+          <w:kern w:val="0"/>
+          <w:sz w:val="21"/>
+          <w:szCs w:val="21"/>
+          <w14:ligatures w14:val="none"/>
+        </w:rPr>
+        <w:t>testData</w:t>
+      </w:r>
+      <w:r>
+        <w:rPr>
+          <w:rFonts w:ascii="Consolas" w:eastAsia="Times New Roman" w:hAnsi="Consolas" w:cs="Times New Roman"/>
+          <w:color w:val="1F2328"/>
+          <w:kern w:val="0"/>
+          <w:sz w:val="21"/>
+          <w:szCs w:val="21"/>
+          <w14:ligatures w14:val="none"/>
+        </w:rPr>
+        <w:t>.</w:t>
+      </w:r>
+      <w:r>
+        <w:rPr>
+          <w:rFonts w:ascii="Consolas" w:eastAsia="Times New Roman" w:hAnsi="Consolas" w:cs="Times New Roman"/>
+          <w:color w:val="0550AE"/>
+          <w:kern w:val="0"/>
+          <w:sz w:val="21"/>
+          <w:szCs w:val="21"/>
+          <w14:ligatures w14:val="none"/>
+        </w:rPr>
+        <w:t>length</w:t>
+      </w:r>
+      <w:r>
+        <w:rPr>
+          <w:rFonts w:ascii="Consolas" w:eastAsia="Times New Roman" w:hAnsi="Consolas" w:cs="Times New Roman"/>
+          <w:color w:val="1F2328"/>
+          <w:kern w:val="0"/>
+          <w:sz w:val="21"/>
+          <w:szCs w:val="21"/>
+          <w14:ligatures w14:val="none"/>
+        </w:rPr>
+        <w:t>)</w:t>
+      </w:r>
+    </w:p>
+    <w:p>
+      <w:pPr>
+        <w:shd w:val="clear" w:color="auto" w:fill="FFFFFF"/>
+        <w:spacing w:after="0" w:line="285" w:lineRule="atLeast"/>
+        <w:rPr>
+          <w:rFonts w:ascii="Consolas" w:eastAsia="Times New Roman" w:hAnsi="Consolas" w:cs="Times New Roman"/>
+          <w:color w:val="202020"/>
+          <w:kern w:val="0"/>
+          <w:sz w:val="21"/>
+          <w:szCs w:val="21"/>
+          <w14:ligatures w14:val="none"/>
+        </w:rPr>
+      </w:pPr>
+      <w:r>
+        <w:rPr>
+          <w:rFonts w:ascii="Consolas" w:eastAsia="Times New Roman" w:hAnsi="Consolas" w:cs="Times New Roman"/>
+          <w:color w:val="1F2328"/>
+          <w:kern w:val="0"/>
+          <w:sz w:val="21"/>
+          <w:szCs w:val="21"/>
+          <w14:ligatures w14:val="none"/>
+        </w:rPr>
+        <w:t xml:space="preserve">        </w:t>
+      </w:r>
+      <w:r>
+        <w:rPr>
+          <w:rFonts w:ascii="Consolas" w:eastAsia="Times New Roman" w:hAnsi="Consolas" w:cs="Times New Roman"/>
+          <w:color w:val="8250DF"/>
+          <w:kern w:val="0"/>
+          <w:sz w:val="21"/>
+          <w:szCs w:val="21"/>
+          <w14:ligatures w14:val="none"/>
+        </w:rPr>
+        <w:t>expect</w:t>
+      </w:r>
+      <w:r>
+        <w:rPr>
+          <w:rFonts w:ascii="Consolas" w:eastAsia="Times New Roman" w:hAnsi="Consolas" w:cs="Times New Roman"/>
+          <w:color w:val="1F2328"/>
+          <w:kern w:val="0"/>
+          <w:sz w:val="21"/>
+          <w:szCs w:val="21"/>
+          <w14:ligatures w14:val="none"/>
+        </w:rPr>
+        <w:t>(</w:t>
+      </w:r>
+      <w:r>
+        <w:rPr>
+          <w:rFonts w:ascii="Consolas" w:eastAsia="Times New Roman" w:hAnsi="Consolas" w:cs="Times New Roman"/>
+          <w:color w:val="0550AE"/>
+          <w:kern w:val="0"/>
+          <w:sz w:val="21"/>
+          <w:szCs w:val="21"/>
+          <w14:ligatures w14:val="none"/>
+        </w:rPr>
+        <w:t>actual</w:t>
+      </w:r>
+      <w:r>
+        <w:rPr>
+          <w:rFonts w:ascii="Consolas" w:eastAsia="Times New Roman" w:hAnsi="Consolas" w:cs="Times New Roman"/>
+          <w:color w:val="1F2328"/>
+          <w:kern w:val="0"/>
+          <w:sz w:val="21"/>
+          <w:szCs w:val="21"/>
+          <w14:ligatures w14:val="none"/>
+        </w:rPr>
+        <w:t>.characters).</w:t>
+      </w:r>
+      <w:r>
+        <w:rPr>
+          <w:rFonts w:ascii="Consolas" w:eastAsia="Times New Roman" w:hAnsi="Consolas" w:cs="Times New Roman"/>
+          <w:color w:val="8250DF"/>
+          <w:kern w:val="0"/>
+          <w:sz w:val="21"/>
+          <w:szCs w:val="21"/>
+          <w14:ligatures w14:val="none"/>
+        </w:rPr>
+        <w:t>toBeInstanceOf</w:t>
+      </w:r>
+      <w:r>
+        <w:rPr>
+          <w:rFonts w:ascii="Consolas" w:eastAsia="Times New Roman" w:hAnsi="Consolas" w:cs="Times New Roman"/>
+          <w:color w:val="1F2328"/>
+          <w:kern w:val="0"/>
+          <w:sz w:val="21"/>
+          <w:szCs w:val="21"/>
+          <w14:ligatures w14:val="none"/>
+        </w:rPr>
+        <w:t>(</w:t>
+      </w:r>
+      <w:r>
+        <w:rPr>
+          <w:rFonts w:ascii="Consolas" w:eastAsia="Times New Roman" w:hAnsi="Consolas" w:cs="Times New Roman"/>
+          <w:color w:val="267F99"/>
+          <w:kern w:val="0"/>
+          <w:sz w:val="21"/>
+          <w:szCs w:val="21"/>
+          <w14:ligatures w14:val="none"/>
+        </w:rPr>
+        <w:t>Array</w:t>
+      </w:r>
+      <w:r>
+        <w:rPr>
+          <w:rFonts w:ascii="Consolas" w:eastAsia="Times New Roman" w:hAnsi="Consolas" w:cs="Times New Roman"/>
+          <w:color w:val="1F2328"/>
+          <w:kern w:val="0"/>
+          <w:sz w:val="21"/>
+          <w:szCs w:val="21"/>
+          <w14:ligatures w14:val="none"/>
+        </w:rPr>
+        <w:t>)</w:t>
+      </w:r>
+    </w:p>
+    <w:p>
+      <w:pPr>
+        <w:shd w:val="clear" w:color="auto" w:fill="FFFFFF"/>
+        <w:spacing w:after="0" w:line="285" w:lineRule="atLeast"/>
+        <w:rPr>
+          <w:rFonts w:ascii="Consolas" w:eastAsia="Times New Roman" w:hAnsi="Consolas" w:cs="Times New Roman"/>
+          <w:color w:val="1F2328"/>
+          <w:kern w:val="0"/>
+          <w:sz w:val="21"/>
+          <w:szCs w:val="21"/>
+          <w14:ligatures w14:val="none"/>
+        </w:rPr>
+      </w:pPr>
+      <w:r>
+        <w:rPr>
+          <w:rFonts w:ascii="Consolas" w:eastAsia="Times New Roman" w:hAnsi="Consolas" w:cs="Times New Roman"/>
+          <w:color w:val="1F2328"/>
+          <w:kern w:val="0"/>
+          <w:sz w:val="21"/>
+          <w:szCs w:val="21"/>
+          <w14:ligatures w14:val="none"/>
+        </w:rPr>
+        <w:t xml:space="preserve">        </w:t>
+      </w:r>
+      <w:r>
+        <w:rPr>
+          <w:rFonts w:ascii="Consolas" w:eastAsia="Times New Roman" w:hAnsi="Consolas" w:cs="Times New Roman"/>
+          <w:color w:val="8250DF"/>
+          <w:kern w:val="0"/>
+          <w:sz w:val="21"/>
+          <w:szCs w:val="21"/>
+          <w14:ligatures w14:val="none"/>
+        </w:rPr>
+        <w:t>expect</w:t>
+      </w:r>
+      <w:r>
+        <w:rPr>
+          <w:rFonts w:ascii="Consolas" w:eastAsia="Times New Roman" w:hAnsi="Consolas" w:cs="Times New Roman"/>
+          <w:color w:val="1F2328"/>
+          <w:kern w:val="0"/>
+          <w:sz w:val="21"/>
+          <w:szCs w:val="21"/>
+          <w14:ligatures w14:val="none"/>
+        </w:rPr>
+        <w:t>(</w:t>
+      </w:r>
+      <w:r>
+        <w:rPr>
+          <w:rFonts w:ascii="Consolas" w:eastAsia="Times New Roman" w:hAnsi="Consolas" w:cs="Times New Roman"/>
+          <w:color w:val="0550AE"/>
+          <w:kern w:val="0"/>
+          <w:sz w:val="21"/>
+          <w:szCs w:val="21"/>
+          <w14:ligatures w14:val="none"/>
+        </w:rPr>
+        <w:t>actual</w:t>
+      </w:r>
+      <w:r>
+        <w:rPr>
+          <w:rFonts w:ascii="Consolas" w:eastAsia="Times New Roman" w:hAnsi="Consolas" w:cs="Times New Roman"/>
+          <w:color w:val="1F2328"/>
+          <w:kern w:val="0"/>
+          <w:sz w:val="21"/>
+          <w:szCs w:val="21"/>
+          <w14:ligatures w14:val="none"/>
+        </w:rPr>
+        <w:t>.characters).</w:t>
+      </w:r>
+      <w:r>
+        <w:rPr>
+          <w:rFonts w:ascii="Consolas" w:eastAsia="Times New Roman" w:hAnsi="Consolas" w:cs="Times New Roman"/>
+          <w:color w:val="8250DF"/>
+          <w:kern w:val="0"/>
+          <w:sz w:val="21"/>
+          <w:szCs w:val="21"/>
+          <w14:ligatures w14:val="none"/>
+        </w:rPr>
+        <w:t>toEqual</w:t>
+      </w:r>
+      <w:r>
+        <w:rPr>
+          <w:rFonts w:ascii="Consolas" w:eastAsia="Times New Roman" w:hAnsi="Consolas" w:cs="Times New Roman"/>
+          <w:color w:val="1F2328"/>
+          <w:kern w:val="0"/>
+          <w:sz w:val="21"/>
+          <w:szCs w:val="21"/>
+          <w14:ligatures w14:val="none"/>
+        </w:rPr>
+        <w:t>([</w:t>
+      </w:r>
+      <w:r>
+        <w:rPr>
+          <w:rFonts w:ascii="Consolas" w:eastAsia="Times New Roman" w:hAnsi="Consolas" w:cs="Times New Roman"/>
+          <w:color w:val="000000"/>
+          <w:kern w:val="0"/>
+          <w:sz w:val="21"/>
+          <w:szCs w:val="21"/>
+          <w14:ligatures w14:val="none"/>
+        </w:rPr>
+        <w:t>...</w:t>
+      </w:r>
+      <w:r>
+        <w:rPr>
+          <w:rFonts w:ascii="Consolas" w:eastAsia="Times New Roman" w:hAnsi="Consolas" w:cs="Times New Roman"/>
+          <w:color w:val="0550AE"/>
+          <w:kern w:val="0"/>
+          <w:sz w:val="21"/>
+          <w:szCs w:val="21"/>
+          <w14:ligatures w14:val="none"/>
+        </w:rPr>
+        <w:t>testData</w:t>
+      </w:r>
+      <w:r>
+        <w:rPr>
+          <w:rFonts w:ascii="Consolas" w:eastAsia="Times New Roman" w:hAnsi="Consolas" w:cs="Times New Roman"/>
+          <w:color w:val="1F2328"/>
+          <w:kern w:val="0"/>
+          <w:sz w:val="21"/>
+          <w:szCs w:val="21"/>
+          <w14:ligatures w14:val="none"/>
+        </w:rPr>
+        <w:t>])</w:t>
+      </w:r>
+    </w:p>
+    <w:p>
+      <w:pPr>
+        <w:shd w:val="clear" w:color="auto" w:fill="FFFFFF"/>
+        <w:spacing w:after="0" w:line="285" w:lineRule="atLeast"/>
+        <w:ind w:left="720"/>
+        <w:rPr>
+          <w:rFonts w:ascii="Consolas" w:eastAsia="Times New Roman" w:hAnsi="Consolas" w:cs="Times New Roman"/>
+          <w:color w:val="202020"/>
+          <w:kern w:val="0"/>
+          <w:sz w:val="21"/>
+          <w:szCs w:val="21"/>
+          <w14:ligatures w14:val="none"/>
+        </w:rPr>
+      </w:pPr>
+      <w:r>
+        <w:rPr>
+          <w:rFonts w:ascii="Consolas" w:eastAsia="Times New Roman" w:hAnsi="Consolas" w:cs="Times New Roman"/>
+          <w:color w:val="8250DF"/>
+          <w:kern w:val="0"/>
+          <w:sz w:val="21"/>
+          <w:szCs w:val="21"/>
+          <w14:ligatures w14:val="none"/>
+        </w:rPr>
+        <w:t xml:space="preserve">  </w:t>
+      </w:r>
+      <w:r>
+        <w:rPr>
+          <w:rFonts w:ascii="Consolas" w:eastAsia="Times New Roman" w:hAnsi="Consolas" w:cs="Times New Roman"/>
+          <w:color w:val="8250DF"/>
+          <w:kern w:val="0"/>
+          <w:sz w:val="21"/>
+          <w:szCs w:val="21"/>
+          <w14:ligatures w14:val="none"/>
+        </w:rPr>
+        <w:t>expect</w:t>
+      </w:r>
+      <w:r>
+        <w:rPr>
+          <w:rFonts w:ascii="Consolas" w:eastAsia="Times New Roman" w:hAnsi="Consolas" w:cs="Times New Roman"/>
+          <w:color w:val="1F2328"/>
+          <w:kern w:val="0"/>
+          <w:sz w:val="21"/>
+          <w:szCs w:val="21"/>
+          <w14:ligatures w14:val="none"/>
+        </w:rPr>
+        <w:t>(</w:t>
+      </w:r>
+      <w:r>
+        <w:rPr>
+          <w:rFonts w:ascii="Consolas" w:eastAsia="Times New Roman" w:hAnsi="Consolas" w:cs="Times New Roman"/>
+          <w:color w:val="0550AE"/>
+          <w:kern w:val="0"/>
+          <w:sz w:val="21"/>
+          <w:szCs w:val="21"/>
+          <w14:ligatures w14:val="none"/>
+        </w:rPr>
+        <w:t>actual</w:t>
+      </w:r>
+      <w:r>
+        <w:rPr>
+          <w:rFonts w:ascii="Consolas" w:eastAsia="Times New Roman" w:hAnsi="Consolas" w:cs="Times New Roman"/>
+          <w:color w:val="1F2328"/>
+          <w:kern w:val="0"/>
+          <w:sz w:val="21"/>
+          <w:szCs w:val="21"/>
+          <w14:ligatures w14:val="none"/>
+        </w:rPr>
+        <w:t>.characters).</w:t>
+      </w:r>
+      <w:r>
+        <w:rPr>
+          <w:rFonts w:ascii="Consolas" w:eastAsia="Times New Roman" w:hAnsi="Consolas" w:cs="Times New Roman"/>
+          <w:color w:val="8250DF"/>
+          <w:kern w:val="0"/>
+          <w:sz w:val="21"/>
+          <w:szCs w:val="21"/>
+          <w14:ligatures w14:val="none"/>
+        </w:rPr>
+        <w:t>toEqual</w:t>
+      </w:r>
+      <w:r>
+        <w:rPr>
+          <w:rFonts w:ascii="Consolas" w:eastAsia="Times New Roman" w:hAnsi="Consolas" w:cs="Times New Roman"/>
+          <w:color w:val="1F2328"/>
+          <w:kern w:val="0"/>
+          <w:sz w:val="21"/>
+          <w:szCs w:val="21"/>
+          <w14:ligatures w14:val="none"/>
+        </w:rPr>
+        <w:t>(</w:t>
+      </w:r>
+    </w:p>
+    <w:p>
+      <w:pPr>
+        <w:shd w:val="clear" w:color="auto" w:fill="FFFFFF"/>
+        <w:spacing w:after="0" w:line="285" w:lineRule="atLeast"/>
+        <w:rPr>
+          <w:rFonts w:ascii="Consolas" w:eastAsia="Times New Roman" w:hAnsi="Consolas" w:cs="Times New Roman"/>
+          <w:color w:val="202020"/>
+          <w:kern w:val="0"/>
+          <w:sz w:val="21"/>
+          <w:szCs w:val="21"/>
+          <w14:ligatures w14:val="none"/>
+        </w:rPr>
+      </w:pPr>
+      <w:r>
+        <w:rPr>
+          <w:rFonts w:ascii="Consolas" w:eastAsia="Times New Roman" w:hAnsi="Consolas" w:cs="Times New Roman"/>
+          <w:color w:val="1F2328"/>
+          <w:kern w:val="0"/>
+          <w:sz w:val="21"/>
+          <w:szCs w:val="21"/>
+          <w14:ligatures w14:val="none"/>
+        </w:rPr>
+        <w:t xml:space="preserve">            </w:t>
+      </w:r>
+      <w:r>
+        <w:rPr>
+          <w:rFonts w:ascii="Consolas" w:eastAsia="Times New Roman" w:hAnsi="Consolas" w:cs="Times New Roman"/>
+          <w:color w:val="0550AE"/>
+          <w:kern w:val="0"/>
+          <w:sz w:val="21"/>
+          <w:szCs w:val="21"/>
+          <w14:ligatures w14:val="none"/>
+        </w:rPr>
+        <w:t>expect</w:t>
+      </w:r>
+      <w:r>
+        <w:rPr>
+          <w:rFonts w:ascii="Consolas" w:eastAsia="Times New Roman" w:hAnsi="Consolas" w:cs="Times New Roman"/>
+          <w:color w:val="1F2328"/>
+          <w:kern w:val="0"/>
+          <w:sz w:val="21"/>
+          <w:szCs w:val="21"/>
+          <w14:ligatures w14:val="none"/>
+        </w:rPr>
+        <w:t>.</w:t>
+      </w:r>
+      <w:r>
+        <w:rPr>
+          <w:rFonts w:ascii="Consolas" w:eastAsia="Times New Roman" w:hAnsi="Consolas" w:cs="Times New Roman"/>
+          <w:color w:val="8250DF"/>
+          <w:kern w:val="0"/>
+          <w:sz w:val="21"/>
+          <w:szCs w:val="21"/>
+          <w14:ligatures w14:val="none"/>
+        </w:rPr>
+        <w:t>arrayContaining</w:t>
+      </w:r>
+      <w:r>
+        <w:rPr>
+          <w:rFonts w:ascii="Consolas" w:eastAsia="Times New Roman" w:hAnsi="Consolas" w:cs="Times New Roman"/>
+          <w:color w:val="1F2328"/>
+          <w:kern w:val="0"/>
+          <w:sz w:val="21"/>
+          <w:szCs w:val="21"/>
+          <w14:ligatures w14:val="none"/>
+        </w:rPr>
+        <w:t>([</w:t>
+      </w:r>
+      <w:r>
+        <w:rPr>
+          <w:rFonts w:ascii="Consolas" w:eastAsia="Times New Roman" w:hAnsi="Consolas" w:cs="Times New Roman"/>
           <w:color w:val="0A3069"/>
           <w:kern w:val="0"/>
           <w:sz w:val="21"/>
           <w:szCs w:val="21"/>
           <w14:ligatures w14:val="none"/>
         </w:rPr>
-        <w:t>"JLOKA"</w:t>
+        <w:t>'J'</w:t>
+      </w:r>
+      <w:r>
+        <w:rPr>
+          <w:rFonts w:ascii="Consolas" w:eastAsia="Times New Roman" w:hAnsi="Consolas" w:cs="Times New Roman"/>
+          <w:color w:val="1F2328"/>
+          <w:kern w:val="0"/>
+          <w:sz w:val="21"/>
+          <w:szCs w:val="21"/>
+          <w14:ligatures w14:val="none"/>
+        </w:rPr>
+        <w:t xml:space="preserve">, </w:t>
+      </w:r>
+      <w:r>
+        <w:rPr>
+          <w:rFonts w:ascii="Consolas" w:eastAsia="Times New Roman" w:hAnsi="Consolas" w:cs="Times New Roman"/>
+          <w:color w:val="0A3069"/>
+          <w:kern w:val="0"/>
+          <w:sz w:val="21"/>
+          <w:szCs w:val="21"/>
+          <w14:ligatures w14:val="none"/>
+        </w:rPr>
+        <w:t>'L'</w:t>
+      </w:r>
+      <w:r>
+        <w:rPr>
+          <w:rFonts w:ascii="Consolas" w:eastAsia="Times New Roman" w:hAnsi="Consolas" w:cs="Times New Roman"/>
+          <w:color w:val="1F2328"/>
+          <w:kern w:val="0"/>
+          <w:sz w:val="21"/>
+          <w:szCs w:val="21"/>
+          <w14:ligatures w14:val="none"/>
+        </w:rPr>
+        <w:t>])</w:t>
+      </w:r>
+    </w:p>
+    <w:p>
+      <w:pPr>
+        <w:shd w:val="clear" w:color="auto" w:fill="FFFFFF"/>
+        <w:spacing w:after="0" w:line="285" w:lineRule="atLeast"/>
+        <w:rPr>
+          <w:rFonts w:ascii="Consolas" w:eastAsia="Times New Roman" w:hAnsi="Consolas" w:cs="Times New Roman"/>
+          <w:color w:val="202020"/>
+          <w:kern w:val="0"/>
+          <w:sz w:val="21"/>
+          <w:szCs w:val="21"/>
+          <w14:ligatures w14:val="none"/>
+        </w:rPr>
+      </w:pPr>
+      <w:r>
+        <w:rPr>
+          <w:rFonts w:ascii="Consolas" w:eastAsia="Times New Roman" w:hAnsi="Consolas" w:cs="Times New Roman"/>
+          <w:color w:val="1F2328"/>
+          <w:kern w:val="0"/>
+          <w:sz w:val="21"/>
+          <w:szCs w:val="21"/>
+          <w14:ligatures w14:val="none"/>
+        </w:rPr>
+        <w:t>        )</w:t>
+      </w:r>
+    </w:p>
+    <w:p>
+      <w:pPr>
+        <w:shd w:val="clear" w:color="auto" w:fill="FFFFFF"/>
+        <w:spacing w:after="0" w:line="285" w:lineRule="atLeast"/>
+        <w:rPr>
+          <w:rFonts w:ascii="Consolas" w:eastAsia="Times New Roman" w:hAnsi="Consolas" w:cs="Times New Roman"/>
+          <w:color w:val="202020"/>
+          <w:kern w:val="0"/>
+          <w:sz w:val="21"/>
+          <w:szCs w:val="21"/>
+          <w14:ligatures w14:val="none"/>
+        </w:rPr>
+      </w:pPr>
+    </w:p>
+    <w:p>
+      <w:pPr>
+        <w:shd w:val="clear" w:color="auto" w:fill="FFFFFF"/>
+        <w:spacing w:after="0" w:line="285" w:lineRule="atLeast"/>
+        <w:rPr>
+          <w:rFonts w:ascii="Consolas" w:eastAsia="Times New Roman" w:hAnsi="Consolas" w:cs="Times New Roman"/>
+          <w:color w:val="202020"/>
+          <w:kern w:val="0"/>
+          <w:sz w:val="21"/>
+          <w:szCs w:val="21"/>
+          <w14:ligatures w14:val="none"/>
+        </w:rPr>
+      </w:pPr>
+      <w:r>
+        <w:rPr>
+          <w:rFonts w:ascii="Consolas" w:eastAsia="Times New Roman" w:hAnsi="Consolas" w:cs="Times New Roman"/>
+          <w:color w:val="1F2328"/>
+          <w:kern w:val="0"/>
+          <w:sz w:val="21"/>
+          <w:szCs w:val="21"/>
+          <w14:ligatures w14:val="none"/>
+        </w:rPr>
+        <w:t xml:space="preserve">        </w:t>
+      </w:r>
+      <w:r>
+        <w:rPr>
+          <w:rFonts w:ascii="Consolas" w:eastAsia="Times New Roman" w:hAnsi="Consolas" w:cs="Times New Roman"/>
+          <w:color w:val="8250DF"/>
+          <w:kern w:val="0"/>
+          <w:sz w:val="21"/>
+          <w:szCs w:val="21"/>
+          <w14:ligatures w14:val="none"/>
+        </w:rPr>
+        <w:t>expect</w:t>
+      </w:r>
+      <w:r>
+        <w:rPr>
+          <w:rFonts w:ascii="Consolas" w:eastAsia="Times New Roman" w:hAnsi="Consolas" w:cs="Times New Roman"/>
+          <w:color w:val="1F2328"/>
+          <w:kern w:val="0"/>
+          <w:sz w:val="21"/>
+          <w:szCs w:val="21"/>
+          <w14:ligatures w14:val="none"/>
+        </w:rPr>
+        <w:t>(</w:t>
+      </w:r>
+      <w:r>
+        <w:rPr>
+          <w:rFonts w:ascii="Consolas" w:eastAsia="Times New Roman" w:hAnsi="Consolas" w:cs="Times New Roman"/>
+          <w:color w:val="0550AE"/>
+          <w:kern w:val="0"/>
+          <w:sz w:val="21"/>
+          <w:szCs w:val="21"/>
+          <w14:ligatures w14:val="none"/>
+        </w:rPr>
+        <w:t>actual</w:t>
+      </w:r>
+      <w:r>
+        <w:rPr>
+          <w:rFonts w:ascii="Consolas" w:eastAsia="Times New Roman" w:hAnsi="Consolas" w:cs="Times New Roman"/>
+          <w:color w:val="1F2328"/>
+          <w:kern w:val="0"/>
+          <w:sz w:val="21"/>
+          <w:szCs w:val="21"/>
+          <w14:ligatures w14:val="none"/>
+        </w:rPr>
+        <w:t>.characters).</w:t>
+      </w:r>
+      <w:r>
+        <w:rPr>
+          <w:rFonts w:ascii="Consolas" w:eastAsia="Times New Roman" w:hAnsi="Consolas" w:cs="Times New Roman"/>
+          <w:color w:val="8250DF"/>
+          <w:kern w:val="0"/>
+          <w:sz w:val="21"/>
+          <w:szCs w:val="21"/>
+          <w14:ligatures w14:val="none"/>
+        </w:rPr>
+        <w:t>toContainEqual</w:t>
+      </w:r>
+      <w:r>
+        <w:rPr>
+          <w:rFonts w:ascii="Consolas" w:eastAsia="Times New Roman" w:hAnsi="Consolas" w:cs="Times New Roman"/>
+          <w:color w:val="1F2328"/>
+          <w:kern w:val="0"/>
+          <w:sz w:val="21"/>
+          <w:szCs w:val="21"/>
+          <w14:ligatures w14:val="none"/>
+        </w:rPr>
+        <w:t>(</w:t>
+      </w:r>
+      <w:r>
+        <w:rPr>
+          <w:rFonts w:ascii="Consolas" w:eastAsia="Times New Roman" w:hAnsi="Consolas" w:cs="Times New Roman"/>
+          <w:color w:val="0A3069"/>
+          <w:kern w:val="0"/>
+          <w:sz w:val="21"/>
+          <w:szCs w:val="21"/>
+          <w14:ligatures w14:val="none"/>
+        </w:rPr>
+        <w:t>'J'</w:t>
       </w:r>
       <w:r>
         <w:rPr>
@@ -2903,6 +4201,97 @@
           <w:szCs w:val="21"/>
           <w14:ligatures w14:val="none"/>
         </w:rPr>
+        <w:t xml:space="preserve">        </w:t>
+      </w:r>
+      <w:r>
+        <w:rPr>
+          <w:rFonts w:ascii="Consolas" w:eastAsia="Times New Roman" w:hAnsi="Consolas" w:cs="Times New Roman"/>
+          <w:color w:val="8250DF"/>
+          <w:kern w:val="0"/>
+          <w:sz w:val="21"/>
+          <w:szCs w:val="21"/>
+          <w14:ligatures w14:val="none"/>
+        </w:rPr>
+        <w:t>expect</w:t>
+      </w:r>
+      <w:r>
+        <w:rPr>
+          <w:rFonts w:ascii="Consolas" w:eastAsia="Times New Roman" w:hAnsi="Consolas" w:cs="Times New Roman"/>
+          <w:color w:val="1F2328"/>
+          <w:kern w:val="0"/>
+          <w:sz w:val="21"/>
+          <w:szCs w:val="21"/>
+          <w14:ligatures w14:val="none"/>
+        </w:rPr>
+        <w:t>(</w:t>
+      </w:r>
+      <w:r>
+        <w:rPr>
+          <w:rFonts w:ascii="Consolas" w:eastAsia="Times New Roman" w:hAnsi="Consolas" w:cs="Times New Roman"/>
+          <w:color w:val="0550AE"/>
+          <w:kern w:val="0"/>
+          <w:sz w:val="21"/>
+          <w:szCs w:val="21"/>
+          <w14:ligatures w14:val="none"/>
+        </w:rPr>
+        <w:t>actual</w:t>
+      </w:r>
+      <w:r>
+        <w:rPr>
+          <w:rFonts w:ascii="Consolas" w:eastAsia="Times New Roman" w:hAnsi="Consolas" w:cs="Times New Roman"/>
+          <w:color w:val="1F2328"/>
+          <w:kern w:val="0"/>
+          <w:sz w:val="21"/>
+          <w:szCs w:val="21"/>
+          <w14:ligatures w14:val="none"/>
+        </w:rPr>
+        <w:t>.extraInfo).</w:t>
+      </w:r>
+      <w:r>
+        <w:rPr>
+          <w:rFonts w:ascii="Consolas" w:eastAsia="Times New Roman" w:hAnsi="Consolas" w:cs="Times New Roman"/>
+          <w:color w:val="8250DF"/>
+          <w:kern w:val="0"/>
+          <w:sz w:val="21"/>
+          <w:szCs w:val="21"/>
+          <w14:ligatures w14:val="none"/>
+        </w:rPr>
+        <w:t>toMatchObject</w:t>
+      </w:r>
+      <w:r>
+        <w:rPr>
+          <w:rFonts w:ascii="Consolas" w:eastAsia="Times New Roman" w:hAnsi="Consolas" w:cs="Times New Roman"/>
+          <w:color w:val="1F2328"/>
+          <w:kern w:val="0"/>
+          <w:sz w:val="21"/>
+          <w:szCs w:val="21"/>
+          <w14:ligatures w14:val="none"/>
+        </w:rPr>
+        <w:t>({})</w:t>
+      </w:r>
+    </w:p>
+    <w:p>
+      <w:pPr>
+        <w:shd w:val="clear" w:color="auto" w:fill="FFFFFF"/>
+        <w:spacing w:after="0" w:line="285" w:lineRule="atLeast"/>
+        <w:rPr>
+          <w:rFonts w:ascii="Consolas" w:eastAsia="Times New Roman" w:hAnsi="Consolas" w:cs="Times New Roman"/>
+          <w:color w:val="202020"/>
+          <w:kern w:val="0"/>
+          <w:sz w:val="21"/>
+          <w:szCs w:val="21"/>
+          <w14:ligatures w14:val="none"/>
+        </w:rPr>
+      </w:pPr>
+      <w:r>
+        <w:rPr>
+          <w:rFonts w:ascii="Consolas" w:eastAsia="Times New Roman" w:hAnsi="Consolas" w:cs="Times New Roman"/>
+          <w:color w:val="1F2328"/>
+          <w:kern w:val="0"/>
+          <w:sz w:val="21"/>
+          <w:szCs w:val="21"/>
+          <w14:ligatures w14:val="none"/>
+        </w:rPr>
         <w:t>    })</w:t>
       </w:r>
     </w:p>
@@ -2919,6 +4308,193 @@
           <w14:ligatures w14:val="none"/>
         </w:rPr>
       </w:pPr>
+      <w:r>
+        <w:rPr>
+          <w:rFonts w:ascii="Consolas" w:eastAsia="Times New Roman" w:hAnsi="Consolas" w:cs="Times New Roman"/>
+          <w:color w:val="1F2328"/>
+          <w:kern w:val="0"/>
+          <w:sz w:val="21"/>
+          <w:szCs w:val="21"/>
+          <w14:ligatures w14:val="none"/>
+        </w:rPr>
+        <w:t>}</w:t>
+      </w:r>
+      <w:r>
+        <w:rPr>
+          <w:rFonts w:ascii="Consolas" w:eastAsia="Times New Roman" w:hAnsi="Consolas" w:cs="Times New Roman"/>
+          <w:color w:val="202020"/>
+          <w:kern w:val="0"/>
+          <w:sz w:val="21"/>
+          <w:szCs w:val="21"/>
+          <w14:ligatures w14:val="none"/>
+        </w:rPr>
+        <w:t>)</w:t>
+      </w:r>
+    </w:p>
+    <w:p>
+      <w:pPr>
+        <w:shd w:val="clear" w:color="auto" w:fill="FFFFFF"/>
+        <w:spacing w:after="0" w:line="285" w:lineRule="atLeast"/>
+        <w:ind w:left="1440" w:firstLine="720"/>
+        <w:rPr>
+          <w:rFonts w:ascii="Sakkal Majalla" w:eastAsia="Times New Roman" w:hAnsi="Sakkal Majalla" w:cs="Sakkal Majalla"/>
+          <w:color w:val="202020"/>
+          <w:kern w:val="0"/>
+          <w14:ligatures w14:val="none"/>
+        </w:rPr>
+      </w:pPr>
+      <w:r>
+        <w:rPr>
+          <w:rFonts w:ascii="Sakkal Majalla" w:eastAsia="Times New Roman" w:hAnsi="Sakkal Majalla" w:cs="Sakkal Majalla" w:hint="cs"/>
+          <w:color w:val="202020"/>
+          <w:kern w:val="0"/>
+          <w14:ligatures w14:val="none"/>
+        </w:rPr>
+        <w:t>====================================================</w:t>
+      </w:r>
+    </w:p>
+    <w:p>
+      <w:pPr>
+        <w:shd w:val="clear" w:color="auto" w:fill="FFFFFF"/>
+        <w:spacing w:after="0" w:line="285" w:lineRule="atLeast"/>
+        <w:rPr>
+          <w:rFonts w:ascii="Consolas" w:eastAsia="Times New Roman" w:hAnsi="Consolas" w:cs="Times New Roman"/>
+          <w:color w:val="202020"/>
+          <w:kern w:val="0"/>
+          <w:sz w:val="21"/>
+          <w:szCs w:val="21"/>
+          <w14:ligatures w14:val="none"/>
+        </w:rPr>
+      </w:pPr>
+    </w:p>
+    <w:p>
+      <w:pPr>
+        <w:shd w:val="clear" w:color="auto" w:fill="FFFFFF"/>
+        <w:spacing w:after="0" w:line="285" w:lineRule="atLeast"/>
+        <w:rPr>
+          <w:rFonts w:ascii="Consolas" w:eastAsia="Times New Roman" w:hAnsi="Consolas" w:cs="Times New Roman"/>
+          <w:color w:val="202020"/>
+          <w:kern w:val="0"/>
+          <w:sz w:val="21"/>
+          <w:szCs w:val="21"/>
+          <w14:ligatures w14:val="none"/>
+        </w:rPr>
+      </w:pPr>
+    </w:p>
+    <w:p>
+      <w:pPr>
+        <w:shd w:val="clear" w:color="auto" w:fill="FFFFFF"/>
+        <w:spacing w:after="0" w:line="285" w:lineRule="atLeast"/>
+        <w:rPr>
+          <w:rFonts w:ascii="Consolas" w:eastAsia="Times New Roman" w:hAnsi="Consolas" w:cs="Times New Roman"/>
+          <w:color w:val="202020"/>
+          <w:kern w:val="0"/>
+          <w:sz w:val="21"/>
+          <w:szCs w:val="21"/>
+          <w14:ligatures w14:val="none"/>
+        </w:rPr>
+      </w:pPr>
+    </w:p>
+    <w:p>
+      <w:pPr>
+        <w:shd w:val="clear" w:color="auto" w:fill="FFFFFF"/>
+        <w:spacing w:after="0" w:line="285" w:lineRule="atLeast"/>
+        <w:rPr>
+          <w:rFonts w:ascii="Consolas" w:eastAsia="Times New Roman" w:hAnsi="Consolas" w:cs="Times New Roman"/>
+          <w:color w:val="202020"/>
+          <w:kern w:val="0"/>
+          <w:sz w:val="21"/>
+          <w:szCs w:val="21"/>
+          <w14:ligatures w14:val="none"/>
+        </w:rPr>
+      </w:pPr>
+    </w:p>
+    <w:p>
+      <w:pPr>
+        <w:shd w:val="clear" w:color="auto" w:fill="FFFFFF"/>
+        <w:spacing w:after="0" w:line="285" w:lineRule="atLeast"/>
+        <w:rPr>
+          <w:rFonts w:ascii="Consolas" w:eastAsia="Times New Roman" w:hAnsi="Consolas" w:cs="Times New Roman"/>
+          <w:color w:val="202020"/>
+          <w:kern w:val="0"/>
+          <w:sz w:val="21"/>
+          <w:szCs w:val="21"/>
+          <w14:ligatures w14:val="none"/>
+        </w:rPr>
+      </w:pPr>
+    </w:p>
+    <w:p>
+      <w:pPr>
+        <w:shd w:val="clear" w:color="auto" w:fill="FFFFFF"/>
+        <w:spacing w:after="0" w:line="285" w:lineRule="atLeast"/>
+        <w:rPr>
+          <w:rFonts w:ascii="Consolas" w:eastAsia="Times New Roman" w:hAnsi="Consolas" w:cs="Times New Roman"/>
+          <w:color w:val="202020"/>
+          <w:kern w:val="0"/>
+          <w:sz w:val="21"/>
+          <w:szCs w:val="21"/>
+          <w14:ligatures w14:val="none"/>
+        </w:rPr>
+      </w:pPr>
+    </w:p>
+    <w:p>
+      <w:pPr>
+        <w:shd w:val="clear" w:color="auto" w:fill="FFFFFF"/>
+        <w:spacing w:after="0" w:line="285" w:lineRule="atLeast"/>
+        <w:rPr>
+          <w:rFonts w:ascii="Consolas" w:eastAsia="Times New Roman" w:hAnsi="Consolas" w:cs="Times New Roman"/>
+          <w:color w:val="202020"/>
+          <w:kern w:val="0"/>
+          <w:sz w:val="21"/>
+          <w:szCs w:val="21"/>
+          <w14:ligatures w14:val="none"/>
+        </w:rPr>
+      </w:pPr>
+    </w:p>
+    <w:p>
+      <w:pPr>
+        <w:shd w:val="clear" w:color="auto" w:fill="FFFFFF"/>
+        <w:spacing w:after="0" w:line="285" w:lineRule="atLeast"/>
+        <w:rPr>
+          <w:rFonts w:ascii="Consolas" w:eastAsia="Times New Roman" w:hAnsi="Consolas" w:cs="Times New Roman"/>
+          <w:color w:val="202020"/>
+          <w:kern w:val="0"/>
+          <w:sz w:val="21"/>
+          <w:szCs w:val="21"/>
+          <w14:ligatures w14:val="none"/>
+        </w:rPr>
+      </w:pPr>
+    </w:p>
+    <w:p>
+      <w:pPr>
+        <w:shd w:val="clear" w:color="auto" w:fill="FFFFFF"/>
+        <w:spacing w:after="0" w:line="285" w:lineRule="atLeast"/>
+        <w:rPr>
+          <w:rFonts w:ascii="Sakkal Majalla" w:eastAsia="Times New Roman" w:hAnsi="Sakkal Majalla" w:cs="Sakkal Majalla"/>
+          <w:color w:val="202020"/>
+          <w:kern w:val="0"/>
+          <w14:ligatures w14:val="none"/>
+        </w:rPr>
+      </w:pPr>
+      <w:r>
+        <w:rPr>
+          <w:rFonts w:ascii="Sakkal Majalla" w:eastAsia="Times New Roman" w:hAnsi="Sakkal Majalla" w:cs="Sakkal Majalla" w:hint="cs"/>
+          <w:color w:val="202020"/>
+          <w:kern w:val="0"/>
+          <w14:ligatures w14:val="none"/>
+        </w:rPr>
+        <w:lastRenderedPageBreak/>
+        <w:t xml:space="preserve">To use </w:t>
+      </w:r>
+      <w:r>
+        <w:rPr>
+          <w:rFonts w:ascii="Sakkal Majalla" w:eastAsia="Times New Roman" w:hAnsi="Sakkal Majalla" w:cs="Sakkal Majalla"/>
+          <w:color w:val="202020"/>
+          <w:kern w:val="0"/>
+          <w14:ligatures w14:val="none"/>
+        </w:rPr>
+        <w:t>parameterized tests:</w:t>
+      </w:r>
     </w:p>
     <w:p>
       <w:pPr>
@@ -2944,7 +4520,6 @@
         </w:rPr>
         <w:t xml:space="preserve">    </w:t>
       </w:r>
-      <w:proofErr w:type="gramStart"/>
       <w:r>
         <w:rPr>
           <w:rFonts w:ascii="Consolas" w:eastAsia="Times New Roman" w:hAnsi="Consolas" w:cs="Times New Roman"/>
@@ -2954,7 +4529,7 @@
           <w:szCs w:val="21"/>
           <w14:ligatures w14:val="none"/>
         </w:rPr>
-        <w:t>it</w:t>
+        <w:t>describe</w:t>
       </w:r>
       <w:r>
         <w:rPr>
@@ -2967,7 +4542,6 @@
         </w:rPr>
         <w:t>(</w:t>
       </w:r>
-      <w:proofErr w:type="gramEnd"/>
       <w:r>
         <w:rPr>
           <w:rFonts w:ascii="Consolas" w:eastAsia="Times New Roman" w:hAnsi="Consolas" w:cs="Times New Roman"/>
@@ -2977,7 +4551,7 @@
           <w:szCs w:val="21"/>
           <w14:ligatures w14:val="none"/>
         </w:rPr>
-        <w:t>"should test stringInfo function"</w:t>
+        <w:t>"toUpperCase tests"</w:t>
       </w:r>
       <w:r>
         <w:rPr>
@@ -3035,7 +4609,459 @@
           <w:szCs w:val="21"/>
           <w14:ligatures w14:val="none"/>
         </w:rPr>
-        <w:t xml:space="preserve">        </w:t>
+        <w:t>        it.</w:t>
+      </w:r>
+      <w:r>
+        <w:rPr>
+          <w:rFonts w:ascii="Consolas" w:eastAsia="Times New Roman" w:hAnsi="Consolas" w:cs="Times New Roman"/>
+          <w:color w:val="8250DF"/>
+          <w:kern w:val="0"/>
+          <w:sz w:val="21"/>
+          <w:szCs w:val="21"/>
+          <w14:ligatures w14:val="none"/>
+        </w:rPr>
+        <w:t>each</w:t>
+      </w:r>
+      <w:r>
+        <w:rPr>
+          <w:rFonts w:ascii="Consolas" w:eastAsia="Times New Roman" w:hAnsi="Consolas" w:cs="Times New Roman"/>
+          <w:color w:val="1F2328"/>
+          <w:kern w:val="0"/>
+          <w:sz w:val="21"/>
+          <w:szCs w:val="21"/>
+          <w14:ligatures w14:val="none"/>
+        </w:rPr>
+        <w:t>([</w:t>
+      </w:r>
+    </w:p>
+    <w:p>
+      <w:pPr>
+        <w:shd w:val="clear" w:color="auto" w:fill="FFFFFF"/>
+        <w:spacing w:after="0" w:line="285" w:lineRule="atLeast"/>
+        <w:rPr>
+          <w:rFonts w:ascii="Consolas" w:eastAsia="Times New Roman" w:hAnsi="Consolas" w:cs="Times New Roman"/>
+          <w:color w:val="202020"/>
+          <w:kern w:val="0"/>
+          <w:sz w:val="21"/>
+          <w:szCs w:val="21"/>
+          <w14:ligatures w14:val="none"/>
+        </w:rPr>
+      </w:pPr>
+      <w:r>
+        <w:rPr>
+          <w:rFonts w:ascii="Consolas" w:eastAsia="Times New Roman" w:hAnsi="Consolas" w:cs="Times New Roman"/>
+          <w:color w:val="1F2328"/>
+          <w:kern w:val="0"/>
+          <w:sz w:val="21"/>
+          <w:szCs w:val="21"/>
+          <w14:ligatures w14:val="none"/>
+        </w:rPr>
+        <w:t>            {data</w:t>
+      </w:r>
+      <w:r>
+        <w:rPr>
+          <w:rFonts w:ascii="Consolas" w:eastAsia="Times New Roman" w:hAnsi="Consolas" w:cs="Times New Roman"/>
+          <w:color w:val="001080"/>
+          <w:kern w:val="0"/>
+          <w:sz w:val="21"/>
+          <w:szCs w:val="21"/>
+          <w14:ligatures w14:val="none"/>
+        </w:rPr>
+        <w:t>:</w:t>
+      </w:r>
+      <w:r>
+        <w:rPr>
+          <w:rFonts w:ascii="Consolas" w:eastAsia="Times New Roman" w:hAnsi="Consolas" w:cs="Times New Roman"/>
+          <w:color w:val="1F2328"/>
+          <w:kern w:val="0"/>
+          <w:sz w:val="21"/>
+          <w:szCs w:val="21"/>
+          <w14:ligatures w14:val="none"/>
+        </w:rPr>
+        <w:t xml:space="preserve"> </w:t>
+      </w:r>
+      <w:r>
+        <w:rPr>
+          <w:rFonts w:ascii="Consolas" w:eastAsia="Times New Roman" w:hAnsi="Consolas" w:cs="Times New Roman"/>
+          <w:color w:val="0A3069"/>
+          <w:kern w:val="0"/>
+          <w:sz w:val="21"/>
+          <w:szCs w:val="21"/>
+          <w14:ligatures w14:val="none"/>
+        </w:rPr>
+        <w:t>'Jafar-Loka-01'</w:t>
+      </w:r>
+      <w:r>
+        <w:rPr>
+          <w:rFonts w:ascii="Consolas" w:eastAsia="Times New Roman" w:hAnsi="Consolas" w:cs="Times New Roman"/>
+          <w:color w:val="1F2328"/>
+          <w:kern w:val="0"/>
+          <w:sz w:val="21"/>
+          <w:szCs w:val="21"/>
+          <w14:ligatures w14:val="none"/>
+        </w:rPr>
+        <w:t>, expected</w:t>
+      </w:r>
+      <w:r>
+        <w:rPr>
+          <w:rFonts w:ascii="Consolas" w:eastAsia="Times New Roman" w:hAnsi="Consolas" w:cs="Times New Roman"/>
+          <w:color w:val="001080"/>
+          <w:kern w:val="0"/>
+          <w:sz w:val="21"/>
+          <w:szCs w:val="21"/>
+          <w14:ligatures w14:val="none"/>
+        </w:rPr>
+        <w:t>:</w:t>
+      </w:r>
+      <w:r>
+        <w:rPr>
+          <w:rFonts w:ascii="Consolas" w:eastAsia="Times New Roman" w:hAnsi="Consolas" w:cs="Times New Roman"/>
+          <w:color w:val="1F2328"/>
+          <w:kern w:val="0"/>
+          <w:sz w:val="21"/>
+          <w:szCs w:val="21"/>
+          <w14:ligatures w14:val="none"/>
+        </w:rPr>
+        <w:t xml:space="preserve"> </w:t>
+      </w:r>
+      <w:r>
+        <w:rPr>
+          <w:rFonts w:ascii="Consolas" w:eastAsia="Times New Roman" w:hAnsi="Consolas" w:cs="Times New Roman"/>
+          <w:color w:val="0A3069"/>
+          <w:kern w:val="0"/>
+          <w:sz w:val="21"/>
+          <w:szCs w:val="21"/>
+          <w14:ligatures w14:val="none"/>
+        </w:rPr>
+        <w:t>'JAFAR-LOKA-01'</w:t>
+      </w:r>
+      <w:r>
+        <w:rPr>
+          <w:rFonts w:ascii="Consolas" w:eastAsia="Times New Roman" w:hAnsi="Consolas" w:cs="Times New Roman"/>
+          <w:color w:val="1F2328"/>
+          <w:kern w:val="0"/>
+          <w:sz w:val="21"/>
+          <w:szCs w:val="21"/>
+          <w14:ligatures w14:val="none"/>
+        </w:rPr>
+        <w:t>},</w:t>
+      </w:r>
+    </w:p>
+    <w:p>
+      <w:pPr>
+        <w:shd w:val="clear" w:color="auto" w:fill="FFFFFF"/>
+        <w:spacing w:after="0" w:line="285" w:lineRule="atLeast"/>
+        <w:rPr>
+          <w:rFonts w:ascii="Consolas" w:eastAsia="Times New Roman" w:hAnsi="Consolas" w:cs="Times New Roman"/>
+          <w:color w:val="202020"/>
+          <w:kern w:val="0"/>
+          <w:sz w:val="21"/>
+          <w:szCs w:val="21"/>
+          <w14:ligatures w14:val="none"/>
+        </w:rPr>
+      </w:pPr>
+      <w:r>
+        <w:rPr>
+          <w:rFonts w:ascii="Consolas" w:eastAsia="Times New Roman" w:hAnsi="Consolas" w:cs="Times New Roman"/>
+          <w:color w:val="1F2328"/>
+          <w:kern w:val="0"/>
+          <w:sz w:val="21"/>
+          <w:szCs w:val="21"/>
+          <w14:ligatures w14:val="none"/>
+        </w:rPr>
+        <w:t>            {data</w:t>
+      </w:r>
+      <w:r>
+        <w:rPr>
+          <w:rFonts w:ascii="Consolas" w:eastAsia="Times New Roman" w:hAnsi="Consolas" w:cs="Times New Roman"/>
+          <w:color w:val="001080"/>
+          <w:kern w:val="0"/>
+          <w:sz w:val="21"/>
+          <w:szCs w:val="21"/>
+          <w14:ligatures w14:val="none"/>
+        </w:rPr>
+        <w:t>:</w:t>
+      </w:r>
+      <w:r>
+        <w:rPr>
+          <w:rFonts w:ascii="Consolas" w:eastAsia="Times New Roman" w:hAnsi="Consolas" w:cs="Times New Roman"/>
+          <w:color w:val="1F2328"/>
+          <w:kern w:val="0"/>
+          <w:sz w:val="21"/>
+          <w:szCs w:val="21"/>
+          <w14:ligatures w14:val="none"/>
+        </w:rPr>
+        <w:t xml:space="preserve"> </w:t>
+      </w:r>
+      <w:r>
+        <w:rPr>
+          <w:rFonts w:ascii="Consolas" w:eastAsia="Times New Roman" w:hAnsi="Consolas" w:cs="Times New Roman"/>
+          <w:color w:val="0A3069"/>
+          <w:kern w:val="0"/>
+          <w:sz w:val="21"/>
+          <w:szCs w:val="21"/>
+          <w14:ligatures w14:val="none"/>
+        </w:rPr>
+        <w:t>'j-l-01'</w:t>
+      </w:r>
+      <w:r>
+        <w:rPr>
+          <w:rFonts w:ascii="Consolas" w:eastAsia="Times New Roman" w:hAnsi="Consolas" w:cs="Times New Roman"/>
+          <w:color w:val="1F2328"/>
+          <w:kern w:val="0"/>
+          <w:sz w:val="21"/>
+          <w:szCs w:val="21"/>
+          <w14:ligatures w14:val="none"/>
+        </w:rPr>
+        <w:t>, expected</w:t>
+      </w:r>
+      <w:r>
+        <w:rPr>
+          <w:rFonts w:ascii="Consolas" w:eastAsia="Times New Roman" w:hAnsi="Consolas" w:cs="Times New Roman"/>
+          <w:color w:val="001080"/>
+          <w:kern w:val="0"/>
+          <w:sz w:val="21"/>
+          <w:szCs w:val="21"/>
+          <w14:ligatures w14:val="none"/>
+        </w:rPr>
+        <w:t>:</w:t>
+      </w:r>
+      <w:r>
+        <w:rPr>
+          <w:rFonts w:ascii="Consolas" w:eastAsia="Times New Roman" w:hAnsi="Consolas" w:cs="Times New Roman"/>
+          <w:color w:val="1F2328"/>
+          <w:kern w:val="0"/>
+          <w:sz w:val="21"/>
+          <w:szCs w:val="21"/>
+          <w14:ligatures w14:val="none"/>
+        </w:rPr>
+        <w:t xml:space="preserve"> </w:t>
+      </w:r>
+      <w:r>
+        <w:rPr>
+          <w:rFonts w:ascii="Consolas" w:eastAsia="Times New Roman" w:hAnsi="Consolas" w:cs="Times New Roman"/>
+          <w:color w:val="0A3069"/>
+          <w:kern w:val="0"/>
+          <w:sz w:val="21"/>
+          <w:szCs w:val="21"/>
+          <w14:ligatures w14:val="none"/>
+        </w:rPr>
+        <w:t>'J-L-01'</w:t>
+      </w:r>
+      <w:r>
+        <w:rPr>
+          <w:rFonts w:ascii="Consolas" w:eastAsia="Times New Roman" w:hAnsi="Consolas" w:cs="Times New Roman"/>
+          <w:color w:val="1F2328"/>
+          <w:kern w:val="0"/>
+          <w:sz w:val="21"/>
+          <w:szCs w:val="21"/>
+          <w14:ligatures w14:val="none"/>
+        </w:rPr>
+        <w:t>},</w:t>
+      </w:r>
+    </w:p>
+    <w:p>
+      <w:pPr>
+        <w:shd w:val="clear" w:color="auto" w:fill="FFFFFF"/>
+        <w:spacing w:after="0" w:line="285" w:lineRule="atLeast"/>
+        <w:rPr>
+          <w:rFonts w:ascii="Consolas" w:eastAsia="Times New Roman" w:hAnsi="Consolas" w:cs="Times New Roman"/>
+          <w:color w:val="202020"/>
+          <w:kern w:val="0"/>
+          <w:sz w:val="21"/>
+          <w:szCs w:val="21"/>
+          <w14:ligatures w14:val="none"/>
+        </w:rPr>
+      </w:pPr>
+      <w:r>
+        <w:rPr>
+          <w:rFonts w:ascii="Consolas" w:eastAsia="Times New Roman" w:hAnsi="Consolas" w:cs="Times New Roman"/>
+          <w:color w:val="1F2328"/>
+          <w:kern w:val="0"/>
+          <w:sz w:val="21"/>
+          <w:szCs w:val="21"/>
+          <w14:ligatures w14:val="none"/>
+        </w:rPr>
+        <w:t>            {data</w:t>
+      </w:r>
+      <w:r>
+        <w:rPr>
+          <w:rFonts w:ascii="Consolas" w:eastAsia="Times New Roman" w:hAnsi="Consolas" w:cs="Times New Roman"/>
+          <w:color w:val="001080"/>
+          <w:kern w:val="0"/>
+          <w:sz w:val="21"/>
+          <w:szCs w:val="21"/>
+          <w14:ligatures w14:val="none"/>
+        </w:rPr>
+        <w:t>:</w:t>
+      </w:r>
+      <w:r>
+        <w:rPr>
+          <w:rFonts w:ascii="Consolas" w:eastAsia="Times New Roman" w:hAnsi="Consolas" w:cs="Times New Roman"/>
+          <w:color w:val="1F2328"/>
+          <w:kern w:val="0"/>
+          <w:sz w:val="21"/>
+          <w:szCs w:val="21"/>
+          <w14:ligatures w14:val="none"/>
+        </w:rPr>
+        <w:t xml:space="preserve"> </w:t>
+      </w:r>
+      <w:r>
+        <w:rPr>
+          <w:rFonts w:ascii="Consolas" w:eastAsia="Times New Roman" w:hAnsi="Consolas" w:cs="Times New Roman"/>
+          <w:color w:val="0A3069"/>
+          <w:kern w:val="0"/>
+          <w:sz w:val="21"/>
+          <w:szCs w:val="21"/>
+          <w14:ligatures w14:val="none"/>
+        </w:rPr>
+        <w:t>'Jafar-Test-01'</w:t>
+      </w:r>
+      <w:r>
+        <w:rPr>
+          <w:rFonts w:ascii="Consolas" w:eastAsia="Times New Roman" w:hAnsi="Consolas" w:cs="Times New Roman"/>
+          <w:color w:val="1F2328"/>
+          <w:kern w:val="0"/>
+          <w:sz w:val="21"/>
+          <w:szCs w:val="21"/>
+          <w14:ligatures w14:val="none"/>
+        </w:rPr>
+        <w:t>, expected</w:t>
+      </w:r>
+      <w:r>
+        <w:rPr>
+          <w:rFonts w:ascii="Consolas" w:eastAsia="Times New Roman" w:hAnsi="Consolas" w:cs="Times New Roman"/>
+          <w:color w:val="001080"/>
+          <w:kern w:val="0"/>
+          <w:sz w:val="21"/>
+          <w:szCs w:val="21"/>
+          <w14:ligatures w14:val="none"/>
+        </w:rPr>
+        <w:t>:</w:t>
+      </w:r>
+      <w:r>
+        <w:rPr>
+          <w:rFonts w:ascii="Consolas" w:eastAsia="Times New Roman" w:hAnsi="Consolas" w:cs="Times New Roman"/>
+          <w:color w:val="1F2328"/>
+          <w:kern w:val="0"/>
+          <w:sz w:val="21"/>
+          <w:szCs w:val="21"/>
+          <w14:ligatures w14:val="none"/>
+        </w:rPr>
+        <w:t xml:space="preserve"> </w:t>
+      </w:r>
+      <w:r>
+        <w:rPr>
+          <w:rFonts w:ascii="Consolas" w:eastAsia="Times New Roman" w:hAnsi="Consolas" w:cs="Times New Roman"/>
+          <w:color w:val="0A3069"/>
+          <w:kern w:val="0"/>
+          <w:sz w:val="21"/>
+          <w:szCs w:val="21"/>
+          <w14:ligatures w14:val="none"/>
+        </w:rPr>
+        <w:t>'JAFAR-TEST-01'</w:t>
+      </w:r>
+      <w:r>
+        <w:rPr>
+          <w:rFonts w:ascii="Consolas" w:eastAsia="Times New Roman" w:hAnsi="Consolas" w:cs="Times New Roman"/>
+          <w:color w:val="1F2328"/>
+          <w:kern w:val="0"/>
+          <w:sz w:val="21"/>
+          <w:szCs w:val="21"/>
+          <w14:ligatures w14:val="none"/>
+        </w:rPr>
+        <w:t>},</w:t>
+      </w:r>
+    </w:p>
+    <w:p>
+      <w:pPr>
+        <w:shd w:val="clear" w:color="auto" w:fill="FFFFFF"/>
+        <w:spacing w:after="0" w:line="285" w:lineRule="atLeast"/>
+        <w:rPr>
+          <w:rFonts w:ascii="Consolas" w:eastAsia="Times New Roman" w:hAnsi="Consolas" w:cs="Times New Roman"/>
+          <w:color w:val="202020"/>
+          <w:kern w:val="0"/>
+          <w:sz w:val="21"/>
+          <w:szCs w:val="21"/>
+          <w14:ligatures w14:val="none"/>
+        </w:rPr>
+      </w:pPr>
+      <w:r>
+        <w:rPr>
+          <w:rFonts w:ascii="Consolas" w:eastAsia="Times New Roman" w:hAnsi="Consolas" w:cs="Times New Roman"/>
+          <w:color w:val="1F2328"/>
+          <w:kern w:val="0"/>
+          <w:sz w:val="21"/>
+          <w:szCs w:val="21"/>
+          <w14:ligatures w14:val="none"/>
+        </w:rPr>
+        <w:t>        ])(</w:t>
+      </w:r>
+      <w:r>
+        <w:rPr>
+          <w:rFonts w:ascii="Consolas" w:eastAsia="Times New Roman" w:hAnsi="Consolas" w:cs="Times New Roman"/>
+          <w:color w:val="0A3069"/>
+          <w:kern w:val="0"/>
+          <w:sz w:val="21"/>
+          <w:szCs w:val="21"/>
+          <w14:ligatures w14:val="none"/>
+        </w:rPr>
+        <w:t>"Test parametrize with $data expected $expected"</w:t>
+      </w:r>
+      <w:r>
+        <w:rPr>
+          <w:rFonts w:ascii="Consolas" w:eastAsia="Times New Roman" w:hAnsi="Consolas" w:cs="Times New Roman"/>
+          <w:color w:val="1F2328"/>
+          <w:kern w:val="0"/>
+          <w:sz w:val="21"/>
+          <w:szCs w:val="21"/>
+          <w14:ligatures w14:val="none"/>
+        </w:rPr>
+        <w:t xml:space="preserve">, ({ </w:t>
+      </w:r>
+      <w:r>
+        <w:rPr>
+          <w:rFonts w:ascii="Consolas" w:eastAsia="Times New Roman" w:hAnsi="Consolas" w:cs="Times New Roman"/>
+          <w:color w:val="953800"/>
+          <w:kern w:val="0"/>
+          <w:sz w:val="21"/>
+          <w:szCs w:val="21"/>
+          <w14:ligatures w14:val="none"/>
+        </w:rPr>
+        <w:t>data</w:t>
+      </w:r>
+      <w:r>
+        <w:rPr>
+          <w:rFonts w:ascii="Consolas" w:eastAsia="Times New Roman" w:hAnsi="Consolas" w:cs="Times New Roman"/>
+          <w:color w:val="1F2328"/>
+          <w:kern w:val="0"/>
+          <w:sz w:val="21"/>
+          <w:szCs w:val="21"/>
+          <w14:ligatures w14:val="none"/>
+        </w:rPr>
+        <w:t xml:space="preserve">, </w:t>
+      </w:r>
+      <w:r>
+        <w:rPr>
+          <w:rFonts w:ascii="Consolas" w:eastAsia="Times New Roman" w:hAnsi="Consolas" w:cs="Times New Roman"/>
+          <w:color w:val="953800"/>
+          <w:kern w:val="0"/>
+          <w:sz w:val="21"/>
+          <w:szCs w:val="21"/>
+          <w14:ligatures w14:val="none"/>
+        </w:rPr>
+        <w:t>expected</w:t>
+      </w:r>
+      <w:r>
+        <w:rPr>
+          <w:rFonts w:ascii="Consolas" w:eastAsia="Times New Roman" w:hAnsi="Consolas" w:cs="Times New Roman"/>
+          <w:color w:val="1F2328"/>
+          <w:kern w:val="0"/>
+          <w:sz w:val="21"/>
+          <w:szCs w:val="21"/>
+          <w14:ligatures w14:val="none"/>
+        </w:rPr>
+        <w:t xml:space="preserve"> }) </w:t>
       </w:r>
       <w:r>
         <w:rPr>
@@ -3046,164 +5072,43 @@
           <w:szCs w:val="21"/>
           <w14:ligatures w14:val="none"/>
         </w:rPr>
-        <w:t>const</w:t>
-      </w:r>
-      <w:r>
-        <w:rPr>
-          <w:rFonts w:ascii="Consolas" w:eastAsia="Times New Roman" w:hAnsi="Consolas" w:cs="Times New Roman"/>
-          <w:color w:val="1F2328"/>
-          <w:kern w:val="0"/>
-          <w:sz w:val="21"/>
-          <w:szCs w:val="21"/>
-          <w14:ligatures w14:val="none"/>
-        </w:rPr>
-        <w:t xml:space="preserve"> </w:t>
-      </w:r>
-      <w:r>
-        <w:rPr>
-          <w:rFonts w:ascii="Consolas" w:eastAsia="Times New Roman" w:hAnsi="Consolas" w:cs="Times New Roman"/>
-          <w:color w:val="0550AE"/>
-          <w:kern w:val="0"/>
-          <w:sz w:val="21"/>
-          <w:szCs w:val="21"/>
-          <w14:ligatures w14:val="none"/>
-        </w:rPr>
-        <w:t>testData</w:t>
-      </w:r>
-      <w:r>
-        <w:rPr>
-          <w:rFonts w:ascii="Consolas" w:eastAsia="Times New Roman" w:hAnsi="Consolas" w:cs="Times New Roman"/>
-          <w:color w:val="1F2328"/>
-          <w:kern w:val="0"/>
-          <w:sz w:val="21"/>
-          <w:szCs w:val="21"/>
-          <w14:ligatures w14:val="none"/>
-        </w:rPr>
-        <w:t xml:space="preserve"> </w:t>
-      </w:r>
-      <w:r>
-        <w:rPr>
-          <w:rFonts w:ascii="Consolas" w:eastAsia="Times New Roman" w:hAnsi="Consolas" w:cs="Times New Roman"/>
-          <w:color w:val="000000"/>
-          <w:kern w:val="0"/>
-          <w:sz w:val="21"/>
-          <w:szCs w:val="21"/>
-          <w14:ligatures w14:val="none"/>
-        </w:rPr>
-        <w:t>=</w:t>
-      </w:r>
-      <w:r>
-        <w:rPr>
-          <w:rFonts w:ascii="Consolas" w:eastAsia="Times New Roman" w:hAnsi="Consolas" w:cs="Times New Roman"/>
-          <w:color w:val="1F2328"/>
-          <w:kern w:val="0"/>
-          <w:sz w:val="21"/>
-          <w:szCs w:val="21"/>
-          <w14:ligatures w14:val="none"/>
-        </w:rPr>
-        <w:t xml:space="preserve"> </w:t>
-      </w:r>
-      <w:r>
-        <w:rPr>
-          <w:rFonts w:ascii="Consolas" w:eastAsia="Times New Roman" w:hAnsi="Consolas" w:cs="Times New Roman"/>
-          <w:color w:val="0A3069"/>
-          <w:kern w:val="0"/>
-          <w:sz w:val="21"/>
-          <w:szCs w:val="21"/>
-          <w14:ligatures w14:val="none"/>
-        </w:rPr>
-        <w:t>"Jafar-Loka"</w:t>
-      </w:r>
-    </w:p>
-    <w:p>
-      <w:pPr>
-        <w:shd w:val="clear" w:color="auto" w:fill="FFFFFF"/>
-        <w:spacing w:after="0" w:line="285" w:lineRule="atLeast"/>
-        <w:rPr>
-          <w:rFonts w:ascii="Consolas" w:eastAsia="Times New Roman" w:hAnsi="Consolas" w:cs="Times New Roman"/>
-          <w:color w:val="202020"/>
-          <w:kern w:val="0"/>
-          <w:sz w:val="21"/>
-          <w:szCs w:val="21"/>
-          <w14:ligatures w14:val="none"/>
-        </w:rPr>
-      </w:pPr>
-      <w:r>
-        <w:rPr>
-          <w:rFonts w:ascii="Consolas" w:eastAsia="Times New Roman" w:hAnsi="Consolas" w:cs="Times New Roman"/>
-          <w:color w:val="1F2328"/>
-          <w:kern w:val="0"/>
-          <w:sz w:val="21"/>
-          <w:szCs w:val="21"/>
-          <w14:ligatures w14:val="none"/>
-        </w:rPr>
-        <w:t xml:space="preserve">        </w:t>
-      </w:r>
-      <w:r>
-        <w:rPr>
-          <w:rFonts w:ascii="Consolas" w:eastAsia="Times New Roman" w:hAnsi="Consolas" w:cs="Times New Roman"/>
-          <w:color w:val="CF222E"/>
-          <w:kern w:val="0"/>
-          <w:sz w:val="21"/>
-          <w:szCs w:val="21"/>
-          <w14:ligatures w14:val="none"/>
-        </w:rPr>
-        <w:t>const</w:t>
-      </w:r>
-      <w:r>
-        <w:rPr>
-          <w:rFonts w:ascii="Consolas" w:eastAsia="Times New Roman" w:hAnsi="Consolas" w:cs="Times New Roman"/>
-          <w:color w:val="1F2328"/>
-          <w:kern w:val="0"/>
-          <w:sz w:val="21"/>
-          <w:szCs w:val="21"/>
-          <w14:ligatures w14:val="none"/>
-        </w:rPr>
-        <w:t xml:space="preserve"> </w:t>
-      </w:r>
-      <w:r>
-        <w:rPr>
-          <w:rFonts w:ascii="Consolas" w:eastAsia="Times New Roman" w:hAnsi="Consolas" w:cs="Times New Roman"/>
-          <w:color w:val="0550AE"/>
-          <w:kern w:val="0"/>
-          <w:sz w:val="21"/>
-          <w:szCs w:val="21"/>
-          <w14:ligatures w14:val="none"/>
-        </w:rPr>
-        <w:t>actual</w:t>
-      </w:r>
-      <w:r>
-        <w:rPr>
-          <w:rFonts w:ascii="Consolas" w:eastAsia="Times New Roman" w:hAnsi="Consolas" w:cs="Times New Roman"/>
-          <w:color w:val="1F2328"/>
-          <w:kern w:val="0"/>
-          <w:sz w:val="21"/>
-          <w:szCs w:val="21"/>
-          <w14:ligatures w14:val="none"/>
-        </w:rPr>
-        <w:t xml:space="preserve"> </w:t>
-      </w:r>
-      <w:r>
-        <w:rPr>
-          <w:rFonts w:ascii="Consolas" w:eastAsia="Times New Roman" w:hAnsi="Consolas" w:cs="Times New Roman"/>
-          <w:color w:val="000000"/>
-          <w:kern w:val="0"/>
-          <w:sz w:val="21"/>
-          <w:szCs w:val="21"/>
-          <w14:ligatures w14:val="none"/>
-        </w:rPr>
-        <w:t>=</w:t>
-      </w:r>
-      <w:r>
-        <w:rPr>
-          <w:rFonts w:ascii="Consolas" w:eastAsia="Times New Roman" w:hAnsi="Consolas" w:cs="Times New Roman"/>
-          <w:color w:val="1F2328"/>
-          <w:kern w:val="0"/>
-          <w:sz w:val="21"/>
-          <w:szCs w:val="21"/>
-          <w14:ligatures w14:val="none"/>
-        </w:rPr>
-        <w:t xml:space="preserve"> </w:t>
+        <w:t>=&gt;</w:t>
+      </w:r>
+      <w:r>
+        <w:rPr>
+          <w:rFonts w:ascii="Consolas" w:eastAsia="Times New Roman" w:hAnsi="Consolas" w:cs="Times New Roman"/>
+          <w:color w:val="1F2328"/>
+          <w:kern w:val="0"/>
+          <w:sz w:val="21"/>
+          <w:szCs w:val="21"/>
+          <w14:ligatures w14:val="none"/>
+        </w:rPr>
+        <w:t xml:space="preserve"> {</w:t>
+      </w:r>
+    </w:p>
+    <w:p>
+      <w:pPr>
+        <w:shd w:val="clear" w:color="auto" w:fill="FFFFFF"/>
+        <w:spacing w:after="0" w:line="285" w:lineRule="atLeast"/>
+        <w:rPr>
+          <w:rFonts w:ascii="Consolas" w:eastAsia="Times New Roman" w:hAnsi="Consolas" w:cs="Times New Roman"/>
+          <w:color w:val="202020"/>
+          <w:kern w:val="0"/>
+          <w:sz w:val="21"/>
+          <w:szCs w:val="21"/>
+          <w14:ligatures w14:val="none"/>
+        </w:rPr>
+      </w:pPr>
+      <w:r>
+        <w:rPr>
+          <w:rFonts w:ascii="Consolas" w:eastAsia="Times New Roman" w:hAnsi="Consolas" w:cs="Times New Roman"/>
+          <w:color w:val="1F2328"/>
+          <w:kern w:val="0"/>
+          <w:sz w:val="21"/>
+          <w:szCs w:val="21"/>
+          <w14:ligatures w14:val="none"/>
+        </w:rPr>
+        <w:t xml:space="preserve">            </w:t>
       </w:r>
       <w:r>
         <w:rPr>
@@ -3214,7 +5119,7 @@
           <w:szCs w:val="21"/>
           <w14:ligatures w14:val="none"/>
         </w:rPr>
-        <w:t>getStringInfo</w:t>
+        <w:t>expect</w:t>
       </w:r>
       <w:r>
         <w:rPr>
@@ -3230,13 +5135,79 @@
       <w:r>
         <w:rPr>
           <w:rFonts w:ascii="Consolas" w:eastAsia="Times New Roman" w:hAnsi="Consolas" w:cs="Times New Roman"/>
-          <w:color w:val="0550AE"/>
-          <w:kern w:val="0"/>
-          <w:sz w:val="21"/>
-          <w:szCs w:val="21"/>
-          <w14:ligatures w14:val="none"/>
-        </w:rPr>
-        <w:t>testData</w:t>
+          <w:color w:val="8250DF"/>
+          <w:kern w:val="0"/>
+          <w:sz w:val="21"/>
+          <w:szCs w:val="21"/>
+          <w14:ligatures w14:val="none"/>
+        </w:rPr>
+        <w:t>toUpperCase</w:t>
+      </w:r>
+      <w:r>
+        <w:rPr>
+          <w:rFonts w:ascii="Consolas" w:eastAsia="Times New Roman" w:hAnsi="Consolas" w:cs="Times New Roman"/>
+          <w:color w:val="1F2328"/>
+          <w:kern w:val="0"/>
+          <w:sz w:val="21"/>
+          <w:szCs w:val="21"/>
+          <w14:ligatures w14:val="none"/>
+        </w:rPr>
+        <w:t>(</w:t>
+      </w:r>
+      <w:r>
+        <w:rPr>
+          <w:rFonts w:ascii="Consolas" w:eastAsia="Times New Roman" w:hAnsi="Consolas" w:cs="Times New Roman"/>
+          <w:color w:val="953800"/>
+          <w:kern w:val="0"/>
+          <w:sz w:val="21"/>
+          <w:szCs w:val="21"/>
+          <w14:ligatures w14:val="none"/>
+        </w:rPr>
+        <w:t>data</w:t>
+      </w:r>
+      <w:r>
+        <w:rPr>
+          <w:rFonts w:ascii="Consolas" w:eastAsia="Times New Roman" w:hAnsi="Consolas" w:cs="Times New Roman"/>
+          <w:color w:val="1F2328"/>
+          <w:kern w:val="0"/>
+          <w:sz w:val="21"/>
+          <w:szCs w:val="21"/>
+          <w14:ligatures w14:val="none"/>
+        </w:rPr>
+        <w:t>)).</w:t>
+      </w:r>
+      <w:r>
+        <w:rPr>
+          <w:rFonts w:ascii="Consolas" w:eastAsia="Times New Roman" w:hAnsi="Consolas" w:cs="Times New Roman"/>
+          <w:color w:val="8250DF"/>
+          <w:kern w:val="0"/>
+          <w:sz w:val="21"/>
+          <w:szCs w:val="21"/>
+          <w14:ligatures w14:val="none"/>
+        </w:rPr>
+        <w:t>toBe</w:t>
+      </w:r>
+      <w:r>
+        <w:rPr>
+          <w:rFonts w:ascii="Consolas" w:eastAsia="Times New Roman" w:hAnsi="Consolas" w:cs="Times New Roman"/>
+          <w:color w:val="1F2328"/>
+          <w:kern w:val="0"/>
+          <w:sz w:val="21"/>
+          <w:szCs w:val="21"/>
+          <w14:ligatures w14:val="none"/>
+        </w:rPr>
+        <w:t>(</w:t>
+      </w:r>
+      <w:r>
+        <w:rPr>
+          <w:rFonts w:ascii="Consolas" w:eastAsia="Times New Roman" w:hAnsi="Consolas" w:cs="Times New Roman"/>
+          <w:color w:val="953800"/>
+          <w:kern w:val="0"/>
+          <w:sz w:val="21"/>
+          <w:szCs w:val="21"/>
+          <w14:ligatures w14:val="none"/>
+        </w:rPr>
+        <w:t>expected</w:t>
       </w:r>
       <w:r>
         <w:rPr>
@@ -3263,991 +5234,25 @@
           <w14:ligatures w14:val="none"/>
         </w:rPr>
       </w:pPr>
-    </w:p>
-    <w:p>
-      <w:pPr>
-        <w:shd w:val="clear" w:color="auto" w:fill="FFFFFF"/>
-        <w:spacing w:after="0" w:line="285" w:lineRule="atLeast"/>
-        <w:rPr>
-          <w:rFonts w:ascii="Consolas" w:eastAsia="Times New Roman" w:hAnsi="Consolas" w:cs="Times New Roman"/>
-          <w:color w:val="202020"/>
-          <w:kern w:val="0"/>
-          <w:sz w:val="21"/>
-          <w:szCs w:val="21"/>
-          <w14:ligatures w14:val="none"/>
-        </w:rPr>
-      </w:pPr>
-      <w:r>
-        <w:rPr>
-          <w:rFonts w:ascii="Consolas" w:eastAsia="Times New Roman" w:hAnsi="Consolas" w:cs="Times New Roman"/>
-          <w:color w:val="1F2328"/>
-          <w:kern w:val="0"/>
-          <w:sz w:val="21"/>
-          <w:szCs w:val="21"/>
-          <w14:ligatures w14:val="none"/>
-        </w:rPr>
-        <w:t xml:space="preserve">        </w:t>
-      </w:r>
-      <w:r>
-        <w:rPr>
-          <w:rFonts w:ascii="Consolas" w:eastAsia="Times New Roman" w:hAnsi="Consolas" w:cs="Times New Roman"/>
-          <w:color w:val="8250DF"/>
-          <w:kern w:val="0"/>
-          <w:sz w:val="21"/>
-          <w:szCs w:val="21"/>
-          <w14:ligatures w14:val="none"/>
-        </w:rPr>
-        <w:t>expect</w:t>
-      </w:r>
-      <w:r>
-        <w:rPr>
-          <w:rFonts w:ascii="Consolas" w:eastAsia="Times New Roman" w:hAnsi="Consolas" w:cs="Times New Roman"/>
-          <w:color w:val="1F2328"/>
-          <w:kern w:val="0"/>
-          <w:sz w:val="21"/>
-          <w:szCs w:val="21"/>
-          <w14:ligatures w14:val="none"/>
-        </w:rPr>
-        <w:t>(</w:t>
-      </w:r>
-      <w:r>
-        <w:rPr>
-          <w:rFonts w:ascii="Consolas" w:eastAsia="Times New Roman" w:hAnsi="Consolas" w:cs="Times New Roman"/>
-          <w:color w:val="0550AE"/>
-          <w:kern w:val="0"/>
-          <w:sz w:val="21"/>
-          <w:szCs w:val="21"/>
-          <w14:ligatures w14:val="none"/>
-        </w:rPr>
-        <w:t>actual</w:t>
-      </w:r>
-      <w:proofErr w:type="gramStart"/>
-      <w:r>
-        <w:rPr>
-          <w:rFonts w:ascii="Consolas" w:eastAsia="Times New Roman" w:hAnsi="Consolas" w:cs="Times New Roman"/>
-          <w:color w:val="1F2328"/>
-          <w:kern w:val="0"/>
-          <w:sz w:val="21"/>
-          <w:szCs w:val="21"/>
-          <w14:ligatures w14:val="none"/>
-        </w:rPr>
-        <w:t>).not</w:t>
-      </w:r>
-      <w:proofErr w:type="gramEnd"/>
-      <w:r>
-        <w:rPr>
-          <w:rFonts w:ascii="Consolas" w:eastAsia="Times New Roman" w:hAnsi="Consolas" w:cs="Times New Roman"/>
-          <w:color w:val="1F2328"/>
-          <w:kern w:val="0"/>
-          <w:sz w:val="21"/>
-          <w:szCs w:val="21"/>
-          <w14:ligatures w14:val="none"/>
-        </w:rPr>
-        <w:t>.</w:t>
-      </w:r>
-      <w:proofErr w:type="gramStart"/>
-      <w:r>
-        <w:rPr>
-          <w:rFonts w:ascii="Consolas" w:eastAsia="Times New Roman" w:hAnsi="Consolas" w:cs="Times New Roman"/>
-          <w:color w:val="8250DF"/>
-          <w:kern w:val="0"/>
-          <w:sz w:val="21"/>
-          <w:szCs w:val="21"/>
-          <w14:ligatures w14:val="none"/>
-        </w:rPr>
-        <w:t>toBeNull</w:t>
-      </w:r>
-      <w:r>
-        <w:rPr>
-          <w:rFonts w:ascii="Consolas" w:eastAsia="Times New Roman" w:hAnsi="Consolas" w:cs="Times New Roman"/>
-          <w:color w:val="1F2328"/>
-          <w:kern w:val="0"/>
-          <w:sz w:val="21"/>
-          <w:szCs w:val="21"/>
-          <w14:ligatures w14:val="none"/>
-        </w:rPr>
-        <w:t>(</w:t>
-      </w:r>
-      <w:proofErr w:type="gramEnd"/>
-      <w:r>
-        <w:rPr>
-          <w:rFonts w:ascii="Consolas" w:eastAsia="Times New Roman" w:hAnsi="Consolas" w:cs="Times New Roman"/>
-          <w:color w:val="1F2328"/>
-          <w:kern w:val="0"/>
-          <w:sz w:val="21"/>
-          <w:szCs w:val="21"/>
-          <w14:ligatures w14:val="none"/>
-        </w:rPr>
-        <w:t>)</w:t>
-      </w:r>
-    </w:p>
-    <w:p>
-      <w:pPr>
-        <w:shd w:val="clear" w:color="auto" w:fill="FFFFFF"/>
-        <w:spacing w:after="0" w:line="285" w:lineRule="atLeast"/>
-        <w:rPr>
-          <w:rFonts w:ascii="Consolas" w:eastAsia="Times New Roman" w:hAnsi="Consolas" w:cs="Times New Roman"/>
-          <w:color w:val="202020"/>
-          <w:kern w:val="0"/>
-          <w:sz w:val="21"/>
-          <w:szCs w:val="21"/>
-          <w14:ligatures w14:val="none"/>
-        </w:rPr>
-      </w:pPr>
-      <w:r>
-        <w:rPr>
-          <w:rFonts w:ascii="Consolas" w:eastAsia="Times New Roman" w:hAnsi="Consolas" w:cs="Times New Roman"/>
-          <w:color w:val="1F2328"/>
-          <w:kern w:val="0"/>
-          <w:sz w:val="21"/>
-          <w:szCs w:val="21"/>
-          <w14:ligatures w14:val="none"/>
-        </w:rPr>
-        <w:t xml:space="preserve">        </w:t>
-      </w:r>
-      <w:r>
-        <w:rPr>
-          <w:rFonts w:ascii="Consolas" w:eastAsia="Times New Roman" w:hAnsi="Consolas" w:cs="Times New Roman"/>
-          <w:color w:val="8250DF"/>
-          <w:kern w:val="0"/>
-          <w:sz w:val="21"/>
-          <w:szCs w:val="21"/>
-          <w14:ligatures w14:val="none"/>
-        </w:rPr>
-        <w:t>expect</w:t>
-      </w:r>
-      <w:r>
-        <w:rPr>
-          <w:rFonts w:ascii="Consolas" w:eastAsia="Times New Roman" w:hAnsi="Consolas" w:cs="Times New Roman"/>
-          <w:color w:val="1F2328"/>
-          <w:kern w:val="0"/>
-          <w:sz w:val="21"/>
-          <w:szCs w:val="21"/>
-          <w14:ligatures w14:val="none"/>
-        </w:rPr>
-        <w:t>(</w:t>
-      </w:r>
-      <w:proofErr w:type="gramStart"/>
-      <w:r>
-        <w:rPr>
-          <w:rFonts w:ascii="Consolas" w:eastAsia="Times New Roman" w:hAnsi="Consolas" w:cs="Times New Roman"/>
-          <w:color w:val="0550AE"/>
-          <w:kern w:val="0"/>
-          <w:sz w:val="21"/>
-          <w:szCs w:val="21"/>
-          <w14:ligatures w14:val="none"/>
-        </w:rPr>
-        <w:t>actual</w:t>
-      </w:r>
-      <w:r>
-        <w:rPr>
-          <w:rFonts w:ascii="Consolas" w:eastAsia="Times New Roman" w:hAnsi="Consolas" w:cs="Times New Roman"/>
-          <w:color w:val="1F2328"/>
-          <w:kern w:val="0"/>
-          <w:sz w:val="21"/>
-          <w:szCs w:val="21"/>
-          <w14:ligatures w14:val="none"/>
-        </w:rPr>
-        <w:t>.lowercase).</w:t>
-      </w:r>
-      <w:r>
-        <w:rPr>
-          <w:rFonts w:ascii="Consolas" w:eastAsia="Times New Roman" w:hAnsi="Consolas" w:cs="Times New Roman"/>
-          <w:color w:val="8250DF"/>
-          <w:kern w:val="0"/>
-          <w:sz w:val="21"/>
-          <w:szCs w:val="21"/>
-          <w14:ligatures w14:val="none"/>
-        </w:rPr>
-        <w:t>toBe</w:t>
-      </w:r>
-      <w:proofErr w:type="gramEnd"/>
-      <w:r>
-        <w:rPr>
-          <w:rFonts w:ascii="Consolas" w:eastAsia="Times New Roman" w:hAnsi="Consolas" w:cs="Times New Roman"/>
-          <w:color w:val="1F2328"/>
-          <w:kern w:val="0"/>
-          <w:sz w:val="21"/>
-          <w:szCs w:val="21"/>
-          <w14:ligatures w14:val="none"/>
-        </w:rPr>
-        <w:t>(</w:t>
-      </w:r>
-      <w:r>
-        <w:rPr>
-          <w:rFonts w:ascii="Consolas" w:eastAsia="Times New Roman" w:hAnsi="Consolas" w:cs="Times New Roman"/>
-          <w:color w:val="0550AE"/>
-          <w:kern w:val="0"/>
-          <w:sz w:val="21"/>
-          <w:szCs w:val="21"/>
-          <w14:ligatures w14:val="none"/>
-        </w:rPr>
-        <w:t>testData</w:t>
-      </w:r>
-      <w:r>
-        <w:rPr>
-          <w:rFonts w:ascii="Consolas" w:eastAsia="Times New Roman" w:hAnsi="Consolas" w:cs="Times New Roman"/>
-          <w:color w:val="1F2328"/>
-          <w:kern w:val="0"/>
-          <w:sz w:val="21"/>
-          <w:szCs w:val="21"/>
-          <w14:ligatures w14:val="none"/>
-        </w:rPr>
-        <w:t>.</w:t>
-      </w:r>
-      <w:r>
-        <w:rPr>
-          <w:rFonts w:ascii="Consolas" w:eastAsia="Times New Roman" w:hAnsi="Consolas" w:cs="Times New Roman"/>
-          <w:color w:val="8250DF"/>
-          <w:kern w:val="0"/>
-          <w:sz w:val="21"/>
-          <w:szCs w:val="21"/>
-          <w14:ligatures w14:val="none"/>
-        </w:rPr>
-        <w:t>toLowerCase</w:t>
-      </w:r>
-      <w:r>
-        <w:rPr>
-          <w:rFonts w:ascii="Consolas" w:eastAsia="Times New Roman" w:hAnsi="Consolas" w:cs="Times New Roman"/>
-          <w:color w:val="1F2328"/>
-          <w:kern w:val="0"/>
-          <w:sz w:val="21"/>
-          <w:szCs w:val="21"/>
-          <w14:ligatures w14:val="none"/>
-        </w:rPr>
-        <w:t>())</w:t>
-      </w:r>
-    </w:p>
-    <w:p>
-      <w:pPr>
-        <w:shd w:val="clear" w:color="auto" w:fill="FFFFFF"/>
-        <w:spacing w:after="0" w:line="285" w:lineRule="atLeast"/>
-        <w:rPr>
-          <w:rFonts w:ascii="Consolas" w:eastAsia="Times New Roman" w:hAnsi="Consolas" w:cs="Times New Roman"/>
-          <w:color w:val="202020"/>
-          <w:kern w:val="0"/>
-          <w:sz w:val="21"/>
-          <w:szCs w:val="21"/>
-          <w14:ligatures w14:val="none"/>
-        </w:rPr>
-      </w:pPr>
-      <w:r>
-        <w:rPr>
-          <w:rFonts w:ascii="Consolas" w:eastAsia="Times New Roman" w:hAnsi="Consolas" w:cs="Times New Roman"/>
-          <w:color w:val="1F2328"/>
-          <w:kern w:val="0"/>
-          <w:sz w:val="21"/>
-          <w:szCs w:val="21"/>
-          <w14:ligatures w14:val="none"/>
-        </w:rPr>
-        <w:t xml:space="preserve">        </w:t>
-      </w:r>
-      <w:r>
-        <w:rPr>
-          <w:rFonts w:ascii="Consolas" w:eastAsia="Times New Roman" w:hAnsi="Consolas" w:cs="Times New Roman"/>
-          <w:color w:val="8250DF"/>
-          <w:kern w:val="0"/>
-          <w:sz w:val="21"/>
-          <w:szCs w:val="21"/>
-          <w14:ligatures w14:val="none"/>
-        </w:rPr>
-        <w:t>expect</w:t>
-      </w:r>
-      <w:r>
-        <w:rPr>
-          <w:rFonts w:ascii="Consolas" w:eastAsia="Times New Roman" w:hAnsi="Consolas" w:cs="Times New Roman"/>
-          <w:color w:val="1F2328"/>
-          <w:kern w:val="0"/>
-          <w:sz w:val="21"/>
-          <w:szCs w:val="21"/>
-          <w14:ligatures w14:val="none"/>
-        </w:rPr>
-        <w:t>(</w:t>
-      </w:r>
-      <w:proofErr w:type="gramStart"/>
-      <w:r>
-        <w:rPr>
-          <w:rFonts w:ascii="Consolas" w:eastAsia="Times New Roman" w:hAnsi="Consolas" w:cs="Times New Roman"/>
-          <w:color w:val="0550AE"/>
-          <w:kern w:val="0"/>
-          <w:sz w:val="21"/>
-          <w:szCs w:val="21"/>
-          <w14:ligatures w14:val="none"/>
-        </w:rPr>
-        <w:t>actual</w:t>
-      </w:r>
-      <w:r>
-        <w:rPr>
-          <w:rFonts w:ascii="Consolas" w:eastAsia="Times New Roman" w:hAnsi="Consolas" w:cs="Times New Roman"/>
-          <w:color w:val="1F2328"/>
-          <w:kern w:val="0"/>
-          <w:sz w:val="21"/>
-          <w:szCs w:val="21"/>
-          <w14:ligatures w14:val="none"/>
-        </w:rPr>
-        <w:t>.upperCase).</w:t>
-      </w:r>
-      <w:r>
-        <w:rPr>
-          <w:rFonts w:ascii="Consolas" w:eastAsia="Times New Roman" w:hAnsi="Consolas" w:cs="Times New Roman"/>
-          <w:color w:val="8250DF"/>
-          <w:kern w:val="0"/>
-          <w:sz w:val="21"/>
-          <w:szCs w:val="21"/>
-          <w14:ligatures w14:val="none"/>
-        </w:rPr>
-        <w:t>toBe</w:t>
-      </w:r>
-      <w:proofErr w:type="gramEnd"/>
-      <w:r>
-        <w:rPr>
-          <w:rFonts w:ascii="Consolas" w:eastAsia="Times New Roman" w:hAnsi="Consolas" w:cs="Times New Roman"/>
-          <w:color w:val="1F2328"/>
-          <w:kern w:val="0"/>
-          <w:sz w:val="21"/>
-          <w:szCs w:val="21"/>
-          <w14:ligatures w14:val="none"/>
-        </w:rPr>
-        <w:t>(</w:t>
-      </w:r>
-      <w:r>
-        <w:rPr>
-          <w:rFonts w:ascii="Consolas" w:eastAsia="Times New Roman" w:hAnsi="Consolas" w:cs="Times New Roman"/>
-          <w:color w:val="0550AE"/>
-          <w:kern w:val="0"/>
-          <w:sz w:val="21"/>
-          <w:szCs w:val="21"/>
-          <w14:ligatures w14:val="none"/>
-        </w:rPr>
-        <w:t>testData</w:t>
-      </w:r>
-      <w:r>
-        <w:rPr>
-          <w:rFonts w:ascii="Consolas" w:eastAsia="Times New Roman" w:hAnsi="Consolas" w:cs="Times New Roman"/>
-          <w:color w:val="1F2328"/>
-          <w:kern w:val="0"/>
-          <w:sz w:val="21"/>
-          <w:szCs w:val="21"/>
-          <w14:ligatures w14:val="none"/>
-        </w:rPr>
-        <w:t>.</w:t>
-      </w:r>
-      <w:r>
-        <w:rPr>
-          <w:rFonts w:ascii="Consolas" w:eastAsia="Times New Roman" w:hAnsi="Consolas" w:cs="Times New Roman"/>
-          <w:color w:val="8250DF"/>
-          <w:kern w:val="0"/>
-          <w:sz w:val="21"/>
-          <w:szCs w:val="21"/>
-          <w14:ligatures w14:val="none"/>
-        </w:rPr>
-        <w:t>toUpperCase</w:t>
-      </w:r>
-      <w:r>
-        <w:rPr>
-          <w:rFonts w:ascii="Consolas" w:eastAsia="Times New Roman" w:hAnsi="Consolas" w:cs="Times New Roman"/>
-          <w:color w:val="1F2328"/>
-          <w:kern w:val="0"/>
-          <w:sz w:val="21"/>
-          <w:szCs w:val="21"/>
-          <w14:ligatures w14:val="none"/>
-        </w:rPr>
-        <w:t>())</w:t>
-      </w:r>
-    </w:p>
-    <w:p>
-      <w:pPr>
-        <w:shd w:val="clear" w:color="auto" w:fill="FFFFFF"/>
-        <w:spacing w:after="0" w:line="285" w:lineRule="atLeast"/>
-        <w:rPr>
-          <w:rFonts w:ascii="Consolas" w:eastAsia="Times New Roman" w:hAnsi="Consolas" w:cs="Times New Roman"/>
-          <w:color w:val="202020"/>
-          <w:kern w:val="0"/>
-          <w:sz w:val="21"/>
-          <w:szCs w:val="21"/>
-          <w14:ligatures w14:val="none"/>
-        </w:rPr>
-      </w:pPr>
-      <w:r>
-        <w:rPr>
-          <w:rFonts w:ascii="Consolas" w:eastAsia="Times New Roman" w:hAnsi="Consolas" w:cs="Times New Roman"/>
-          <w:color w:val="1F2328"/>
-          <w:kern w:val="0"/>
-          <w:sz w:val="21"/>
-          <w:szCs w:val="21"/>
-          <w14:ligatures w14:val="none"/>
-        </w:rPr>
-        <w:t xml:space="preserve">        </w:t>
-      </w:r>
-      <w:r>
-        <w:rPr>
-          <w:rFonts w:ascii="Consolas" w:eastAsia="Times New Roman" w:hAnsi="Consolas" w:cs="Times New Roman"/>
-          <w:color w:val="8250DF"/>
-          <w:kern w:val="0"/>
-          <w:sz w:val="21"/>
-          <w:szCs w:val="21"/>
-          <w14:ligatures w14:val="none"/>
-        </w:rPr>
-        <w:t>expect</w:t>
-      </w:r>
-      <w:r>
-        <w:rPr>
-          <w:rFonts w:ascii="Consolas" w:eastAsia="Times New Roman" w:hAnsi="Consolas" w:cs="Times New Roman"/>
-          <w:color w:val="1F2328"/>
-          <w:kern w:val="0"/>
-          <w:sz w:val="21"/>
-          <w:szCs w:val="21"/>
-          <w14:ligatures w14:val="none"/>
-        </w:rPr>
-        <w:t>(</w:t>
-      </w:r>
-      <w:proofErr w:type="gramStart"/>
-      <w:r>
-        <w:rPr>
-          <w:rFonts w:ascii="Consolas" w:eastAsia="Times New Roman" w:hAnsi="Consolas" w:cs="Times New Roman"/>
-          <w:color w:val="0550AE"/>
-          <w:kern w:val="0"/>
-          <w:sz w:val="21"/>
-          <w:szCs w:val="21"/>
-          <w14:ligatures w14:val="none"/>
-        </w:rPr>
-        <w:t>actual</w:t>
-      </w:r>
-      <w:r>
-        <w:rPr>
-          <w:rFonts w:ascii="Consolas" w:eastAsia="Times New Roman" w:hAnsi="Consolas" w:cs="Times New Roman"/>
-          <w:color w:val="1F2328"/>
-          <w:kern w:val="0"/>
-          <w:sz w:val="21"/>
-          <w:szCs w:val="21"/>
-          <w14:ligatures w14:val="none"/>
-        </w:rPr>
-        <w:t>.length).</w:t>
-      </w:r>
-      <w:r>
-        <w:rPr>
-          <w:rFonts w:ascii="Consolas" w:eastAsia="Times New Roman" w:hAnsi="Consolas" w:cs="Times New Roman"/>
-          <w:color w:val="8250DF"/>
-          <w:kern w:val="0"/>
-          <w:sz w:val="21"/>
-          <w:szCs w:val="21"/>
-          <w14:ligatures w14:val="none"/>
-        </w:rPr>
-        <w:t>toEqual</w:t>
-      </w:r>
-      <w:proofErr w:type="gramEnd"/>
-      <w:r>
-        <w:rPr>
-          <w:rFonts w:ascii="Consolas" w:eastAsia="Times New Roman" w:hAnsi="Consolas" w:cs="Times New Roman"/>
-          <w:color w:val="1F2328"/>
-          <w:kern w:val="0"/>
-          <w:sz w:val="21"/>
-          <w:szCs w:val="21"/>
-          <w14:ligatures w14:val="none"/>
-        </w:rPr>
-        <w:t>(</w:t>
-      </w:r>
-      <w:r>
-        <w:rPr>
-          <w:rFonts w:ascii="Consolas" w:eastAsia="Times New Roman" w:hAnsi="Consolas" w:cs="Times New Roman"/>
-          <w:color w:val="0550AE"/>
-          <w:kern w:val="0"/>
-          <w:sz w:val="21"/>
-          <w:szCs w:val="21"/>
-          <w14:ligatures w14:val="none"/>
-        </w:rPr>
-        <w:t>testData</w:t>
-      </w:r>
-      <w:r>
-        <w:rPr>
-          <w:rFonts w:ascii="Consolas" w:eastAsia="Times New Roman" w:hAnsi="Consolas" w:cs="Times New Roman"/>
-          <w:color w:val="1F2328"/>
-          <w:kern w:val="0"/>
-          <w:sz w:val="21"/>
-          <w:szCs w:val="21"/>
-          <w14:ligatures w14:val="none"/>
-        </w:rPr>
-        <w:t>.</w:t>
-      </w:r>
-      <w:r>
-        <w:rPr>
-          <w:rFonts w:ascii="Consolas" w:eastAsia="Times New Roman" w:hAnsi="Consolas" w:cs="Times New Roman"/>
-          <w:color w:val="0550AE"/>
-          <w:kern w:val="0"/>
-          <w:sz w:val="21"/>
-          <w:szCs w:val="21"/>
-          <w14:ligatures w14:val="none"/>
-        </w:rPr>
-        <w:t>length</w:t>
-      </w:r>
-      <w:r>
-        <w:rPr>
-          <w:rFonts w:ascii="Consolas" w:eastAsia="Times New Roman" w:hAnsi="Consolas" w:cs="Times New Roman"/>
-          <w:color w:val="1F2328"/>
-          <w:kern w:val="0"/>
-          <w:sz w:val="21"/>
-          <w:szCs w:val="21"/>
-          <w14:ligatures w14:val="none"/>
-        </w:rPr>
-        <w:t>)</w:t>
-      </w:r>
-    </w:p>
-    <w:p>
-      <w:pPr>
-        <w:shd w:val="clear" w:color="auto" w:fill="FFFFFF"/>
-        <w:spacing w:after="0" w:line="285" w:lineRule="atLeast"/>
-        <w:rPr>
-          <w:rFonts w:ascii="Consolas" w:eastAsia="Times New Roman" w:hAnsi="Consolas" w:cs="Times New Roman"/>
-          <w:color w:val="202020"/>
-          <w:kern w:val="0"/>
-          <w:sz w:val="21"/>
-          <w:szCs w:val="21"/>
-          <w14:ligatures w14:val="none"/>
-        </w:rPr>
-      </w:pPr>
-      <w:r>
-        <w:rPr>
-          <w:rFonts w:ascii="Consolas" w:eastAsia="Times New Roman" w:hAnsi="Consolas" w:cs="Times New Roman"/>
-          <w:color w:val="1F2328"/>
-          <w:kern w:val="0"/>
-          <w:sz w:val="21"/>
-          <w:szCs w:val="21"/>
-          <w14:ligatures w14:val="none"/>
-        </w:rPr>
-        <w:t xml:space="preserve">        </w:t>
-      </w:r>
-      <w:r>
-        <w:rPr>
-          <w:rFonts w:ascii="Consolas" w:eastAsia="Times New Roman" w:hAnsi="Consolas" w:cs="Times New Roman"/>
-          <w:color w:val="8250DF"/>
-          <w:kern w:val="0"/>
-          <w:sz w:val="21"/>
-          <w:szCs w:val="21"/>
-          <w14:ligatures w14:val="none"/>
-        </w:rPr>
-        <w:t>expect</w:t>
-      </w:r>
-      <w:r>
-        <w:rPr>
-          <w:rFonts w:ascii="Consolas" w:eastAsia="Times New Roman" w:hAnsi="Consolas" w:cs="Times New Roman"/>
-          <w:color w:val="1F2328"/>
-          <w:kern w:val="0"/>
-          <w:sz w:val="21"/>
-          <w:szCs w:val="21"/>
-          <w14:ligatures w14:val="none"/>
-        </w:rPr>
-        <w:t>(</w:t>
-      </w:r>
-      <w:proofErr w:type="gramStart"/>
-      <w:r>
-        <w:rPr>
-          <w:rFonts w:ascii="Consolas" w:eastAsia="Times New Roman" w:hAnsi="Consolas" w:cs="Times New Roman"/>
-          <w:color w:val="0550AE"/>
-          <w:kern w:val="0"/>
-          <w:sz w:val="21"/>
-          <w:szCs w:val="21"/>
-          <w14:ligatures w14:val="none"/>
-        </w:rPr>
-        <w:t>actual</w:t>
-      </w:r>
-      <w:r>
-        <w:rPr>
-          <w:rFonts w:ascii="Consolas" w:eastAsia="Times New Roman" w:hAnsi="Consolas" w:cs="Times New Roman"/>
-          <w:color w:val="1F2328"/>
-          <w:kern w:val="0"/>
-          <w:sz w:val="21"/>
-          <w:szCs w:val="21"/>
-          <w14:ligatures w14:val="none"/>
-        </w:rPr>
-        <w:t>.characters).</w:t>
-      </w:r>
-      <w:r>
-        <w:rPr>
-          <w:rFonts w:ascii="Consolas" w:eastAsia="Times New Roman" w:hAnsi="Consolas" w:cs="Times New Roman"/>
-          <w:color w:val="8250DF"/>
-          <w:kern w:val="0"/>
-          <w:sz w:val="21"/>
-          <w:szCs w:val="21"/>
-          <w14:ligatures w14:val="none"/>
-        </w:rPr>
-        <w:t>toBeInstanceOf</w:t>
-      </w:r>
-      <w:proofErr w:type="gramEnd"/>
-      <w:r>
-        <w:rPr>
-          <w:rFonts w:ascii="Consolas" w:eastAsia="Times New Roman" w:hAnsi="Consolas" w:cs="Times New Roman"/>
-          <w:color w:val="1F2328"/>
-          <w:kern w:val="0"/>
-          <w:sz w:val="21"/>
-          <w:szCs w:val="21"/>
-          <w14:ligatures w14:val="none"/>
-        </w:rPr>
-        <w:t>(</w:t>
-      </w:r>
-      <w:r>
-        <w:rPr>
-          <w:rFonts w:ascii="Consolas" w:eastAsia="Times New Roman" w:hAnsi="Consolas" w:cs="Times New Roman"/>
-          <w:color w:val="267F99"/>
-          <w:kern w:val="0"/>
-          <w:sz w:val="21"/>
-          <w:szCs w:val="21"/>
-          <w14:ligatures w14:val="none"/>
-        </w:rPr>
-        <w:t>Array</w:t>
-      </w:r>
-      <w:r>
-        <w:rPr>
-          <w:rFonts w:ascii="Consolas" w:eastAsia="Times New Roman" w:hAnsi="Consolas" w:cs="Times New Roman"/>
-          <w:color w:val="1F2328"/>
-          <w:kern w:val="0"/>
-          <w:sz w:val="21"/>
-          <w:szCs w:val="21"/>
-          <w14:ligatures w14:val="none"/>
-        </w:rPr>
-        <w:t>)</w:t>
-      </w:r>
-    </w:p>
-    <w:p>
-      <w:pPr>
-        <w:shd w:val="clear" w:color="auto" w:fill="FFFFFF"/>
-        <w:spacing w:after="0" w:line="285" w:lineRule="atLeast"/>
-        <w:rPr>
-          <w:rFonts w:ascii="Consolas" w:eastAsia="Times New Roman" w:hAnsi="Consolas" w:cs="Times New Roman"/>
-          <w:color w:val="202020"/>
-          <w:kern w:val="0"/>
-          <w:sz w:val="21"/>
-          <w:szCs w:val="21"/>
-          <w14:ligatures w14:val="none"/>
-        </w:rPr>
-      </w:pPr>
-      <w:r>
-        <w:rPr>
-          <w:rFonts w:ascii="Consolas" w:eastAsia="Times New Roman" w:hAnsi="Consolas" w:cs="Times New Roman"/>
-          <w:color w:val="1F2328"/>
-          <w:kern w:val="0"/>
-          <w:sz w:val="21"/>
-          <w:szCs w:val="21"/>
-          <w14:ligatures w14:val="none"/>
-        </w:rPr>
-        <w:t xml:space="preserve">        </w:t>
-      </w:r>
-      <w:r>
-        <w:rPr>
-          <w:rFonts w:ascii="Consolas" w:eastAsia="Times New Roman" w:hAnsi="Consolas" w:cs="Times New Roman"/>
-          <w:color w:val="8250DF"/>
-          <w:kern w:val="0"/>
-          <w:sz w:val="21"/>
-          <w:szCs w:val="21"/>
-          <w14:ligatures w14:val="none"/>
-        </w:rPr>
-        <w:t>expect</w:t>
-      </w:r>
-      <w:r>
-        <w:rPr>
-          <w:rFonts w:ascii="Consolas" w:eastAsia="Times New Roman" w:hAnsi="Consolas" w:cs="Times New Roman"/>
-          <w:color w:val="1F2328"/>
-          <w:kern w:val="0"/>
-          <w:sz w:val="21"/>
-          <w:szCs w:val="21"/>
-          <w14:ligatures w14:val="none"/>
-        </w:rPr>
-        <w:t>(</w:t>
-      </w:r>
-      <w:proofErr w:type="gramStart"/>
-      <w:r>
-        <w:rPr>
-          <w:rFonts w:ascii="Consolas" w:eastAsia="Times New Roman" w:hAnsi="Consolas" w:cs="Times New Roman"/>
-          <w:color w:val="0550AE"/>
-          <w:kern w:val="0"/>
-          <w:sz w:val="21"/>
-          <w:szCs w:val="21"/>
-          <w14:ligatures w14:val="none"/>
-        </w:rPr>
-        <w:t>actual</w:t>
-      </w:r>
-      <w:r>
-        <w:rPr>
-          <w:rFonts w:ascii="Consolas" w:eastAsia="Times New Roman" w:hAnsi="Consolas" w:cs="Times New Roman"/>
-          <w:color w:val="1F2328"/>
-          <w:kern w:val="0"/>
-          <w:sz w:val="21"/>
-          <w:szCs w:val="21"/>
-          <w14:ligatures w14:val="none"/>
-        </w:rPr>
-        <w:t>.characters).</w:t>
-      </w:r>
-      <w:r>
-        <w:rPr>
-          <w:rFonts w:ascii="Consolas" w:eastAsia="Times New Roman" w:hAnsi="Consolas" w:cs="Times New Roman"/>
-          <w:color w:val="8250DF"/>
-          <w:kern w:val="0"/>
-          <w:sz w:val="21"/>
-          <w:szCs w:val="21"/>
-          <w14:ligatures w14:val="none"/>
-        </w:rPr>
-        <w:t>toEqual</w:t>
-      </w:r>
-      <w:proofErr w:type="gramEnd"/>
-      <w:r>
-        <w:rPr>
-          <w:rFonts w:ascii="Consolas" w:eastAsia="Times New Roman" w:hAnsi="Consolas" w:cs="Times New Roman"/>
-          <w:color w:val="1F2328"/>
-          <w:kern w:val="0"/>
-          <w:sz w:val="21"/>
-          <w:szCs w:val="21"/>
-          <w14:ligatures w14:val="none"/>
-        </w:rPr>
-        <w:t>([</w:t>
-      </w:r>
-      <w:r>
-        <w:rPr>
-          <w:rFonts w:ascii="Consolas" w:eastAsia="Times New Roman" w:hAnsi="Consolas" w:cs="Times New Roman"/>
-          <w:color w:val="000000"/>
-          <w:kern w:val="0"/>
-          <w:sz w:val="21"/>
-          <w:szCs w:val="21"/>
-          <w14:ligatures w14:val="none"/>
-        </w:rPr>
-        <w:t>...</w:t>
-      </w:r>
-      <w:r>
-        <w:rPr>
-          <w:rFonts w:ascii="Consolas" w:eastAsia="Times New Roman" w:hAnsi="Consolas" w:cs="Times New Roman"/>
-          <w:color w:val="0550AE"/>
-          <w:kern w:val="0"/>
-          <w:sz w:val="21"/>
-          <w:szCs w:val="21"/>
-          <w14:ligatures w14:val="none"/>
-        </w:rPr>
-        <w:t>testData</w:t>
-      </w:r>
-      <w:r>
-        <w:rPr>
-          <w:rFonts w:ascii="Consolas" w:eastAsia="Times New Roman" w:hAnsi="Consolas" w:cs="Times New Roman"/>
-          <w:color w:val="1F2328"/>
-          <w:kern w:val="0"/>
-          <w:sz w:val="21"/>
-          <w:szCs w:val="21"/>
-          <w14:ligatures w14:val="none"/>
-        </w:rPr>
-        <w:t>])</w:t>
-      </w:r>
-    </w:p>
-    <w:p>
-      <w:pPr>
-        <w:shd w:val="clear" w:color="auto" w:fill="FFFFFF"/>
-        <w:spacing w:after="0" w:line="285" w:lineRule="atLeast"/>
-        <w:rPr>
-          <w:rFonts w:ascii="Consolas" w:eastAsia="Times New Roman" w:hAnsi="Consolas" w:cs="Times New Roman"/>
-          <w:color w:val="202020"/>
-          <w:kern w:val="0"/>
-          <w:sz w:val="21"/>
-          <w:szCs w:val="21"/>
-          <w14:ligatures w14:val="none"/>
-        </w:rPr>
-      </w:pPr>
-      <w:r>
-        <w:rPr>
-          <w:rFonts w:ascii="Consolas" w:eastAsia="Times New Roman" w:hAnsi="Consolas" w:cs="Times New Roman"/>
-          <w:color w:val="1F2328"/>
-          <w:kern w:val="0"/>
-          <w:sz w:val="21"/>
-          <w:szCs w:val="21"/>
-          <w14:ligatures w14:val="none"/>
-        </w:rPr>
-        <w:t xml:space="preserve">        </w:t>
-      </w:r>
-      <w:r>
-        <w:rPr>
-          <w:rFonts w:ascii="Consolas" w:eastAsia="Times New Roman" w:hAnsi="Consolas" w:cs="Times New Roman"/>
-          <w:color w:val="8250DF"/>
-          <w:kern w:val="0"/>
-          <w:sz w:val="21"/>
-          <w:szCs w:val="21"/>
-          <w14:ligatures w14:val="none"/>
-        </w:rPr>
-        <w:t>expect</w:t>
-      </w:r>
-      <w:r>
-        <w:rPr>
-          <w:rFonts w:ascii="Consolas" w:eastAsia="Times New Roman" w:hAnsi="Consolas" w:cs="Times New Roman"/>
-          <w:color w:val="1F2328"/>
-          <w:kern w:val="0"/>
-          <w:sz w:val="21"/>
-          <w:szCs w:val="21"/>
-          <w14:ligatures w14:val="none"/>
-        </w:rPr>
-        <w:t>(</w:t>
-      </w:r>
-      <w:proofErr w:type="gramStart"/>
-      <w:r>
-        <w:rPr>
-          <w:rFonts w:ascii="Consolas" w:eastAsia="Times New Roman" w:hAnsi="Consolas" w:cs="Times New Roman"/>
-          <w:color w:val="0550AE"/>
-          <w:kern w:val="0"/>
-          <w:sz w:val="21"/>
-          <w:szCs w:val="21"/>
-          <w14:ligatures w14:val="none"/>
-        </w:rPr>
-        <w:t>actual</w:t>
-      </w:r>
-      <w:r>
-        <w:rPr>
-          <w:rFonts w:ascii="Consolas" w:eastAsia="Times New Roman" w:hAnsi="Consolas" w:cs="Times New Roman"/>
-          <w:color w:val="1F2328"/>
-          <w:kern w:val="0"/>
-          <w:sz w:val="21"/>
-          <w:szCs w:val="21"/>
-          <w14:ligatures w14:val="none"/>
-        </w:rPr>
-        <w:t>.characters).</w:t>
-      </w:r>
-      <w:r>
-        <w:rPr>
-          <w:rFonts w:ascii="Consolas" w:eastAsia="Times New Roman" w:hAnsi="Consolas" w:cs="Times New Roman"/>
-          <w:color w:val="8250DF"/>
-          <w:kern w:val="0"/>
-          <w:sz w:val="21"/>
-          <w:szCs w:val="21"/>
-          <w14:ligatures w14:val="none"/>
-        </w:rPr>
-        <w:t>toContainEqual</w:t>
-      </w:r>
-      <w:proofErr w:type="gramEnd"/>
-      <w:r>
-        <w:rPr>
-          <w:rFonts w:ascii="Consolas" w:eastAsia="Times New Roman" w:hAnsi="Consolas" w:cs="Times New Roman"/>
-          <w:color w:val="1F2328"/>
-          <w:kern w:val="0"/>
-          <w:sz w:val="21"/>
-          <w:szCs w:val="21"/>
-          <w14:ligatures w14:val="none"/>
-        </w:rPr>
-        <w:t>(</w:t>
-      </w:r>
-      <w:r>
-        <w:rPr>
-          <w:rFonts w:ascii="Consolas" w:eastAsia="Times New Roman" w:hAnsi="Consolas" w:cs="Times New Roman"/>
-          <w:color w:val="0A3069"/>
-          <w:kern w:val="0"/>
-          <w:sz w:val="21"/>
-          <w:szCs w:val="21"/>
-          <w14:ligatures w14:val="none"/>
-        </w:rPr>
-        <w:t>'J'</w:t>
-      </w:r>
-      <w:r>
-        <w:rPr>
-          <w:rFonts w:ascii="Consolas" w:eastAsia="Times New Roman" w:hAnsi="Consolas" w:cs="Times New Roman"/>
-          <w:color w:val="1F2328"/>
-          <w:kern w:val="0"/>
-          <w:sz w:val="21"/>
-          <w:szCs w:val="21"/>
-          <w14:ligatures w14:val="none"/>
-        </w:rPr>
-        <w:t>)</w:t>
-      </w:r>
-    </w:p>
-    <w:p>
-      <w:pPr>
-        <w:shd w:val="clear" w:color="auto" w:fill="FFFFFF"/>
-        <w:spacing w:after="0" w:line="285" w:lineRule="atLeast"/>
-        <w:rPr>
-          <w:rFonts w:ascii="Consolas" w:eastAsia="Times New Roman" w:hAnsi="Consolas" w:cs="Times New Roman"/>
-          <w:color w:val="202020"/>
-          <w:kern w:val="0"/>
-          <w:sz w:val="21"/>
-          <w:szCs w:val="21"/>
-          <w14:ligatures w14:val="none"/>
-        </w:rPr>
-      </w:pPr>
-      <w:r>
-        <w:rPr>
-          <w:rFonts w:ascii="Consolas" w:eastAsia="Times New Roman" w:hAnsi="Consolas" w:cs="Times New Roman"/>
-          <w:color w:val="1F2328"/>
-          <w:kern w:val="0"/>
-          <w:sz w:val="21"/>
-          <w:szCs w:val="21"/>
-          <w14:ligatures w14:val="none"/>
-        </w:rPr>
-        <w:t xml:space="preserve">        </w:t>
-      </w:r>
-      <w:r>
-        <w:rPr>
-          <w:rFonts w:ascii="Consolas" w:eastAsia="Times New Roman" w:hAnsi="Consolas" w:cs="Times New Roman"/>
-          <w:color w:val="8250DF"/>
-          <w:kern w:val="0"/>
-          <w:sz w:val="21"/>
-          <w:szCs w:val="21"/>
-          <w14:ligatures w14:val="none"/>
-        </w:rPr>
-        <w:t>expect</w:t>
-      </w:r>
-      <w:r>
-        <w:rPr>
-          <w:rFonts w:ascii="Consolas" w:eastAsia="Times New Roman" w:hAnsi="Consolas" w:cs="Times New Roman"/>
-          <w:color w:val="1F2328"/>
-          <w:kern w:val="0"/>
-          <w:sz w:val="21"/>
-          <w:szCs w:val="21"/>
-          <w14:ligatures w14:val="none"/>
-        </w:rPr>
-        <w:t>(</w:t>
-      </w:r>
-      <w:proofErr w:type="gramStart"/>
-      <w:r>
-        <w:rPr>
-          <w:rFonts w:ascii="Consolas" w:eastAsia="Times New Roman" w:hAnsi="Consolas" w:cs="Times New Roman"/>
-          <w:color w:val="0550AE"/>
-          <w:kern w:val="0"/>
-          <w:sz w:val="21"/>
-          <w:szCs w:val="21"/>
-          <w14:ligatures w14:val="none"/>
-        </w:rPr>
-        <w:t>actual</w:t>
-      </w:r>
-      <w:r>
-        <w:rPr>
-          <w:rFonts w:ascii="Consolas" w:eastAsia="Times New Roman" w:hAnsi="Consolas" w:cs="Times New Roman"/>
-          <w:color w:val="1F2328"/>
-          <w:kern w:val="0"/>
-          <w:sz w:val="21"/>
-          <w:szCs w:val="21"/>
-          <w14:ligatures w14:val="none"/>
-        </w:rPr>
-        <w:t>.extraInfo).</w:t>
-      </w:r>
-      <w:r>
-        <w:rPr>
-          <w:rFonts w:ascii="Consolas" w:eastAsia="Times New Roman" w:hAnsi="Consolas" w:cs="Times New Roman"/>
-          <w:color w:val="8250DF"/>
-          <w:kern w:val="0"/>
-          <w:sz w:val="21"/>
-          <w:szCs w:val="21"/>
-          <w14:ligatures w14:val="none"/>
-        </w:rPr>
-        <w:t>toMatchObject</w:t>
-      </w:r>
-      <w:proofErr w:type="gramEnd"/>
-      <w:r>
-        <w:rPr>
-          <w:rFonts w:ascii="Consolas" w:eastAsia="Times New Roman" w:hAnsi="Consolas" w:cs="Times New Roman"/>
-          <w:color w:val="1F2328"/>
-          <w:kern w:val="0"/>
-          <w:sz w:val="21"/>
-          <w:szCs w:val="21"/>
-          <w14:ligatures w14:val="none"/>
-        </w:rPr>
-        <w:t>({})</w:t>
-      </w:r>
-    </w:p>
-    <w:p>
-      <w:pPr>
-        <w:shd w:val="clear" w:color="auto" w:fill="FFFFFF"/>
-        <w:spacing w:after="0" w:line="285" w:lineRule="atLeast"/>
-        <w:rPr>
-          <w:rFonts w:ascii="Consolas" w:eastAsia="Times New Roman" w:hAnsi="Consolas" w:cs="Times New Roman"/>
-          <w:color w:val="202020"/>
+      <w:r>
+        <w:rPr>
+          <w:rFonts w:ascii="Consolas" w:eastAsia="Times New Roman" w:hAnsi="Consolas" w:cs="Times New Roman"/>
+          <w:color w:val="1F2328"/>
+          <w:kern w:val="0"/>
+          <w:sz w:val="21"/>
+          <w:szCs w:val="21"/>
+          <w14:ligatures w14:val="none"/>
+        </w:rPr>
+        <w:t>        })</w:t>
+      </w:r>
+    </w:p>
+    <w:p>
+      <w:pPr>
+        <w:shd w:val="clear" w:color="auto" w:fill="FFFFFF"/>
+        <w:spacing w:after="0" w:line="285" w:lineRule="atLeast"/>
+        <w:rPr>
+          <w:rFonts w:ascii="Consolas" w:eastAsia="Times New Roman" w:hAnsi="Consolas" w:cs="Times New Roman"/>
+          <w:color w:val="1F2328"/>
           <w:kern w:val="0"/>
           <w:sz w:val="21"/>
           <w:szCs w:val="21"/>
@@ -4270,49 +5275,11 @@
       <w:pPr>
         <w:shd w:val="clear" w:color="auto" w:fill="FFFFFF"/>
         <w:spacing w:after="0" w:line="285" w:lineRule="atLeast"/>
-        <w:rPr>
-          <w:rFonts w:ascii="Consolas" w:eastAsia="Times New Roman" w:hAnsi="Consolas" w:cs="Times New Roman"/>
-          <w:color w:val="202020"/>
-          <w:kern w:val="0"/>
-          <w:sz w:val="21"/>
-          <w:szCs w:val="21"/>
-          <w14:ligatures w14:val="none"/>
-        </w:rPr>
-      </w:pPr>
-      <w:r>
-        <w:rPr>
-          <w:rFonts w:ascii="Consolas" w:eastAsia="Times New Roman" w:hAnsi="Consolas" w:cs="Times New Roman"/>
-          <w:color w:val="1F2328"/>
-          <w:kern w:val="0"/>
-          <w:sz w:val="21"/>
-          <w:szCs w:val="21"/>
-          <w14:ligatures w14:val="none"/>
-        </w:rPr>
-        <w:t>}</w:t>
-      </w:r>
-      <w:r>
-        <w:rPr>
-          <w:rFonts w:ascii="Consolas" w:eastAsia="Times New Roman" w:hAnsi="Consolas" w:cs="Times New Roman"/>
-          <w:color w:val="202020"/>
-          <w:kern w:val="0"/>
-          <w:sz w:val="21"/>
-          <w:szCs w:val="21"/>
-          <w14:ligatures w14:val="none"/>
-        </w:rPr>
-        <w:t>)</w:t>
-      </w:r>
-    </w:p>
-    <w:p>
-      <w:pPr>
-        <w:shd w:val="clear" w:color="auto" w:fill="FFFFFF"/>
-        <w:spacing w:after="0" w:line="285" w:lineRule="atLeast"/>
         <w:ind w:left="1440" w:firstLine="720"/>
         <w:rPr>
-          <w:rFonts w:ascii="Consolas" w:eastAsia="Times New Roman" w:hAnsi="Consolas" w:cs="Times New Roman"/>
-          <w:color w:val="202020"/>
-          <w:kern w:val="0"/>
-          <w:sz w:val="21"/>
-          <w:szCs w:val="21"/>
+          <w:rFonts w:ascii="Sakkal Majalla" w:eastAsia="Times New Roman" w:hAnsi="Sakkal Majalla" w:cs="Sakkal Majalla"/>
+          <w:color w:val="202020"/>
+          <w:kern w:val="0"/>
           <w14:ligatures w14:val="none"/>
         </w:rPr>
       </w:pPr>
@@ -4325,6 +5292,264 @@
         </w:rPr>
         <w:t>====================================================</w:t>
       </w:r>
+    </w:p>
+    <w:p>
+      <w:pPr>
+        <w:shd w:val="clear" w:color="auto" w:fill="FFFFFF"/>
+        <w:spacing w:after="0" w:line="285" w:lineRule="atLeast"/>
+        <w:rPr>
+          <w:rFonts w:ascii="Consolas" w:eastAsia="Times New Roman" w:hAnsi="Consolas" w:cs="Times New Roman"/>
+          <w:color w:val="202020"/>
+          <w:kern w:val="0"/>
+          <w:sz w:val="21"/>
+          <w:szCs w:val="21"/>
+          <w14:ligatures w14:val="none"/>
+        </w:rPr>
+      </w:pPr>
+    </w:p>
+    <w:p>
+      <w:pPr>
+        <w:shd w:val="clear" w:color="auto" w:fill="FFFFFF"/>
+        <w:spacing w:after="0" w:line="285" w:lineRule="atLeast"/>
+        <w:rPr>
+          <w:rFonts w:ascii="Sakkal Majalla" w:eastAsia="Times New Roman" w:hAnsi="Sakkal Majalla" w:cs="Sakkal Majalla"/>
+          <w:color w:val="202020"/>
+          <w:kern w:val="0"/>
+          <w14:ligatures w14:val="none"/>
+        </w:rPr>
+      </w:pPr>
+      <w:r>
+        <w:rPr>
+          <w:rFonts w:ascii="Sakkal Majalla" w:eastAsia="Times New Roman" w:hAnsi="Sakkal Majalla" w:cs="Sakkal Majalla"/>
+          <w:color w:val="202020"/>
+          <w:kern w:val="0"/>
+          <w14:ligatures w14:val="none"/>
+        </w:rPr>
+        <w:drawing>
+          <wp:inline distT="0" distB="0" distL="0" distR="0" wp14:anchorId="2B3B0DF7" wp14:editId="69CB2EBD">
+            <wp:extent cx="5943600" cy="3361690"/>
+            <wp:effectExtent l="0" t="0" r="0" b="0"/>
+            <wp:docPr id="434498150" name="Picture 1"/>
+            <wp:cNvGraphicFramePr>
+              <a:graphicFrameLocks xmlns:a="http://schemas.openxmlformats.org/drawingml/2006/main" noChangeAspect="1"/>
+            </wp:cNvGraphicFramePr>
+            <a:graphic xmlns:a="http://schemas.openxmlformats.org/drawingml/2006/main">
+              <a:graphicData uri="http://schemas.openxmlformats.org/drawingml/2006/picture">
+                <pic:pic xmlns:pic="http://schemas.openxmlformats.org/drawingml/2006/picture">
+                  <pic:nvPicPr>
+                    <pic:cNvPr id="434498150" name=""/>
+                    <pic:cNvPicPr/>
+                  </pic:nvPicPr>
+                  <pic:blipFill>
+                    <a:blip r:embed="rId4"/>
+                    <a:stretch>
+                      <a:fillRect/>
+                    </a:stretch>
+                  </pic:blipFill>
+                  <pic:spPr>
+                    <a:xfrm>
+                      <a:off x="0" y="0"/>
+                      <a:ext cx="5943600" cy="3361690"/>
+                    </a:xfrm>
+                    <a:prstGeom prst="rect">
+                      <a:avLst/>
+                    </a:prstGeom>
+                  </pic:spPr>
+                </pic:pic>
+              </a:graphicData>
+            </a:graphic>
+          </wp:inline>
+        </w:drawing>
+      </w:r>
+    </w:p>
+    <w:p>
+      <w:pPr>
+        <w:shd w:val="clear" w:color="auto" w:fill="FFFFFF"/>
+        <w:spacing w:after="0" w:line="285" w:lineRule="atLeast"/>
+        <w:ind w:left="1440" w:firstLine="720"/>
+        <w:rPr>
+          <w:rFonts w:ascii="Sakkal Majalla" w:eastAsia="Times New Roman" w:hAnsi="Sakkal Majalla" w:cs="Sakkal Majalla"/>
+          <w:color w:val="202020"/>
+          <w:kern w:val="0"/>
+          <w14:ligatures w14:val="none"/>
+        </w:rPr>
+      </w:pPr>
+      <w:r>
+        <w:rPr>
+          <w:rFonts w:ascii="Sakkal Majalla" w:eastAsia="Times New Roman" w:hAnsi="Sakkal Majalla" w:cs="Sakkal Majalla" w:hint="cs"/>
+          <w:color w:val="202020"/>
+          <w:kern w:val="0"/>
+          <w14:ligatures w14:val="none"/>
+        </w:rPr>
+        <w:t>====================================================</w:t>
+      </w:r>
+    </w:p>
+    <w:p>
+      <w:pPr>
+        <w:shd w:val="clear" w:color="auto" w:fill="FFFFFF"/>
+        <w:spacing w:after="0" w:line="285" w:lineRule="atLeast"/>
+        <w:rPr>
+          <w:rFonts w:ascii="Sakkal Majalla" w:eastAsia="Times New Roman" w:hAnsi="Sakkal Majalla" w:cs="Sakkal Majalla"/>
+          <w:color w:val="202020"/>
+          <w:kern w:val="0"/>
+          <w14:ligatures w14:val="none"/>
+        </w:rPr>
+      </w:pPr>
+      <w:r>
+        <w:rPr>
+          <w:rFonts w:ascii="Sakkal Majalla" w:eastAsia="Times New Roman" w:hAnsi="Sakkal Majalla" w:cs="Sakkal Majalla"/>
+          <w:color w:val="202020"/>
+          <w:kern w:val="0"/>
+          <w14:ligatures w14:val="none"/>
+        </w:rPr>
+        <w:lastRenderedPageBreak/>
+        <w:drawing>
+          <wp:inline distT="0" distB="0" distL="0" distR="0" wp14:anchorId="4E22CA04" wp14:editId="7EE5599E">
+            <wp:extent cx="5943600" cy="2433955"/>
+            <wp:effectExtent l="0" t="0" r="0" b="4445"/>
+            <wp:docPr id="1372863795" name="Picture 1"/>
+            <wp:cNvGraphicFramePr>
+              <a:graphicFrameLocks xmlns:a="http://schemas.openxmlformats.org/drawingml/2006/main" noChangeAspect="1"/>
+            </wp:cNvGraphicFramePr>
+            <a:graphic xmlns:a="http://schemas.openxmlformats.org/drawingml/2006/main">
+              <a:graphicData uri="http://schemas.openxmlformats.org/drawingml/2006/picture">
+                <pic:pic xmlns:pic="http://schemas.openxmlformats.org/drawingml/2006/picture">
+                  <pic:nvPicPr>
+                    <pic:cNvPr id="1372863795" name=""/>
+                    <pic:cNvPicPr/>
+                  </pic:nvPicPr>
+                  <pic:blipFill>
+                    <a:blip r:embed="rId5"/>
+                    <a:stretch>
+                      <a:fillRect/>
+                    </a:stretch>
+                  </pic:blipFill>
+                  <pic:spPr>
+                    <a:xfrm>
+                      <a:off x="0" y="0"/>
+                      <a:ext cx="5943600" cy="2433955"/>
+                    </a:xfrm>
+                    <a:prstGeom prst="rect">
+                      <a:avLst/>
+                    </a:prstGeom>
+                  </pic:spPr>
+                </pic:pic>
+              </a:graphicData>
+            </a:graphic>
+          </wp:inline>
+        </w:drawing>
+      </w:r>
+    </w:p>
+    <w:p>
+      <w:pPr>
+        <w:shd w:val="clear" w:color="auto" w:fill="FFFFFF"/>
+        <w:spacing w:after="0" w:line="285" w:lineRule="atLeast"/>
+        <w:ind w:left="1440" w:firstLine="720"/>
+        <w:rPr>
+          <w:rFonts w:ascii="Sakkal Majalla" w:eastAsia="Times New Roman" w:hAnsi="Sakkal Majalla" w:cs="Sakkal Majalla"/>
+          <w:color w:val="202020"/>
+          <w:kern w:val="0"/>
+          <w14:ligatures w14:val="none"/>
+        </w:rPr>
+      </w:pPr>
+      <w:r>
+        <w:rPr>
+          <w:rFonts w:ascii="Sakkal Majalla" w:eastAsia="Times New Roman" w:hAnsi="Sakkal Majalla" w:cs="Sakkal Majalla" w:hint="cs"/>
+          <w:color w:val="202020"/>
+          <w:kern w:val="0"/>
+          <w14:ligatures w14:val="none"/>
+        </w:rPr>
+        <w:t>====================================================</w:t>
+      </w:r>
+    </w:p>
+    <w:p>
+      <w:pPr>
+        <w:shd w:val="clear" w:color="auto" w:fill="FFFFFF"/>
+        <w:spacing w:after="0" w:line="285" w:lineRule="atLeast"/>
+        <w:rPr>
+          <w:rFonts w:ascii="Sakkal Majalla" w:eastAsia="Times New Roman" w:hAnsi="Sakkal Majalla" w:cs="Sakkal Majalla"/>
+          <w:color w:val="202020"/>
+          <w:kern w:val="0"/>
+          <w14:ligatures w14:val="none"/>
+        </w:rPr>
+      </w:pPr>
+      <w:r>
+        <w:rPr>
+          <w:rFonts w:ascii="Sakkal Majalla" w:eastAsia="Times New Roman" w:hAnsi="Sakkal Majalla" w:cs="Sakkal Majalla"/>
+          <w:color w:val="202020"/>
+          <w:kern w:val="0"/>
+          <w14:ligatures w14:val="none"/>
+        </w:rPr>
+        <w:drawing>
+          <wp:inline distT="0" distB="0" distL="0" distR="0" wp14:anchorId="646EBE17" wp14:editId="32DE6320">
+            <wp:extent cx="5943600" cy="1736725"/>
+            <wp:effectExtent l="0" t="0" r="0" b="0"/>
+            <wp:docPr id="816501069" name="Picture 1"/>
+            <wp:cNvGraphicFramePr>
+              <a:graphicFrameLocks xmlns:a="http://schemas.openxmlformats.org/drawingml/2006/main" noChangeAspect="1"/>
+            </wp:cNvGraphicFramePr>
+            <a:graphic xmlns:a="http://schemas.openxmlformats.org/drawingml/2006/main">
+              <a:graphicData uri="http://schemas.openxmlformats.org/drawingml/2006/picture">
+                <pic:pic xmlns:pic="http://schemas.openxmlformats.org/drawingml/2006/picture">
+                  <pic:nvPicPr>
+                    <pic:cNvPr id="816501069" name=""/>
+                    <pic:cNvPicPr/>
+                  </pic:nvPicPr>
+                  <pic:blipFill>
+                    <a:blip r:embed="rId6"/>
+                    <a:stretch>
+                      <a:fillRect/>
+                    </a:stretch>
+                  </pic:blipFill>
+                  <pic:spPr>
+                    <a:xfrm>
+                      <a:off x="0" y="0"/>
+                      <a:ext cx="5943600" cy="1736725"/>
+                    </a:xfrm>
+                    <a:prstGeom prst="rect">
+                      <a:avLst/>
+                    </a:prstGeom>
+                  </pic:spPr>
+                </pic:pic>
+              </a:graphicData>
+            </a:graphic>
+          </wp:inline>
+        </w:drawing>
+      </w:r>
+    </w:p>
+    <w:p>
+      <w:pPr>
+        <w:shd w:val="clear" w:color="auto" w:fill="FFFFFF"/>
+        <w:spacing w:after="0" w:line="285" w:lineRule="atLeast"/>
+        <w:ind w:left="1440" w:firstLine="720"/>
+        <w:rPr>
+          <w:rFonts w:ascii="Sakkal Majalla" w:eastAsia="Times New Roman" w:hAnsi="Sakkal Majalla" w:cs="Sakkal Majalla"/>
+          <w:color w:val="202020"/>
+          <w:kern w:val="0"/>
+          <w14:ligatures w14:val="none"/>
+        </w:rPr>
+      </w:pPr>
+      <w:r>
+        <w:rPr>
+          <w:rFonts w:ascii="Sakkal Majalla" w:eastAsia="Times New Roman" w:hAnsi="Sakkal Majalla" w:cs="Sakkal Majalla" w:hint="cs"/>
+          <w:color w:val="202020"/>
+          <w:kern w:val="0"/>
+          <w14:ligatures w14:val="none"/>
+        </w:rPr>
+        <w:t>====================================================</w:t>
+      </w:r>
+    </w:p>
+    <w:p>
+      <w:pPr>
+        <w:shd w:val="clear" w:color="auto" w:fill="FFFFFF"/>
+        <w:spacing w:after="0" w:line="285" w:lineRule="atLeast"/>
+        <w:rPr>
+          <w:rFonts w:ascii="Sakkal Majalla" w:eastAsia="Times New Roman" w:hAnsi="Sakkal Majalla" w:cs="Sakkal Majalla" w:hint="cs"/>
+          <w:color w:val="202020"/>
+          <w:kern w:val="0"/>
+          <w14:ligatures w14:val="none"/>
+        </w:rPr>
+      </w:pPr>
     </w:p>
     <w:sectPr>
       <w:pgSz w:w="12240" w:h="15840"/>

--- a/Jest/Jest-Typescript-Notes/Jest-Typescript-Notes-01.docx
+++ b/Jest/Jest-Typescript-Notes/Jest-Typescript-Notes-01.docx
@@ -12,7 +12,19 @@
         <w:rPr>
           <w:rFonts w:ascii="Sakkal Majalla" w:hAnsi="Sakkal Majalla" w:cs="Sakkal Majalla" w:hint="cs"/>
         </w:rPr>
-        <w:t>The required packages to use Jest with Typescript:</w:t>
+        <w:t xml:space="preserve">The required packages to use Jest with </w:t>
+      </w:r>
+      <w:r>
+        <w:rPr>
+          <w:rFonts w:ascii="Sakkal Majalla" w:hAnsi="Sakkal Majalla" w:cs="Sakkal Majalla"/>
+        </w:rPr>
+        <w:t>TypeScript</w:t>
+      </w:r>
+      <w:r>
+        <w:rPr>
+          <w:rFonts w:ascii="Sakkal Majalla" w:hAnsi="Sakkal Majalla" w:cs="Sakkal Majalla" w:hint="cs"/>
+        </w:rPr>
+        <w:t>:</w:t>
       </w:r>
     </w:p>
     <w:p>
@@ -664,7 +676,31 @@
           <w:szCs w:val="21"/>
           <w14:ligatures w14:val="none"/>
         </w:rPr>
-        <w:t>"devEngines"</w:t>
+        <w:t>"</w:t>
+      </w:r>
+      <w:proofErr w:type="spellStart"/>
+      <w:r>
+        <w:rPr>
+          <w:rFonts w:ascii="Consolas" w:eastAsia="Times New Roman" w:hAnsi="Consolas" w:cs="Times New Roman"/>
+          <w:color w:val="116329"/>
+          <w:kern w:val="0"/>
+          <w:sz w:val="21"/>
+          <w:szCs w:val="21"/>
+          <w14:ligatures w14:val="none"/>
+        </w:rPr>
+        <w:t>devEngines</w:t>
+      </w:r>
+      <w:proofErr w:type="spellEnd"/>
+      <w:r>
+        <w:rPr>
+          <w:rFonts w:ascii="Consolas" w:eastAsia="Times New Roman" w:hAnsi="Consolas" w:cs="Times New Roman"/>
+          <w:color w:val="116329"/>
+          <w:kern w:val="0"/>
+          <w:sz w:val="21"/>
+          <w:szCs w:val="21"/>
+          <w14:ligatures w14:val="none"/>
+        </w:rPr>
+        <w:t>"</w:t>
       </w:r>
       <w:r>
         <w:rPr>
@@ -711,7 +747,31 @@
           <w:szCs w:val="21"/>
           <w14:ligatures w14:val="none"/>
         </w:rPr>
-        <w:t>"packageManager"</w:t>
+        <w:t>"</w:t>
+      </w:r>
+      <w:proofErr w:type="spellStart"/>
+      <w:r>
+        <w:rPr>
+          <w:rFonts w:ascii="Consolas" w:eastAsia="Times New Roman" w:hAnsi="Consolas" w:cs="Times New Roman"/>
+          <w:color w:val="116329"/>
+          <w:kern w:val="0"/>
+          <w:sz w:val="21"/>
+          <w:szCs w:val="21"/>
+          <w14:ligatures w14:val="none"/>
+        </w:rPr>
+        <w:t>packageManager</w:t>
+      </w:r>
+      <w:proofErr w:type="spellEnd"/>
+      <w:r>
+        <w:rPr>
+          <w:rFonts w:ascii="Consolas" w:eastAsia="Times New Roman" w:hAnsi="Consolas" w:cs="Times New Roman"/>
+          <w:color w:val="116329"/>
+          <w:kern w:val="0"/>
+          <w:sz w:val="21"/>
+          <w:szCs w:val="21"/>
+          <w14:ligatures w14:val="none"/>
+        </w:rPr>
+        <w:t>"</w:t>
       </w:r>
       <w:r>
         <w:rPr>
@@ -780,7 +840,31 @@
           <w:szCs w:val="21"/>
           <w14:ligatures w14:val="none"/>
         </w:rPr>
-        <w:t>"pnpm"</w:t>
+        <w:t>"</w:t>
+      </w:r>
+      <w:proofErr w:type="spellStart"/>
+      <w:r>
+        <w:rPr>
+          <w:rFonts w:ascii="Consolas" w:eastAsia="Times New Roman" w:hAnsi="Consolas" w:cs="Times New Roman"/>
+          <w:color w:val="0A3069"/>
+          <w:kern w:val="0"/>
+          <w:sz w:val="21"/>
+          <w:szCs w:val="21"/>
+          <w14:ligatures w14:val="none"/>
+        </w:rPr>
+        <w:t>pnpm</w:t>
+      </w:r>
+      <w:proofErr w:type="spellEnd"/>
+      <w:r>
+        <w:rPr>
+          <w:rFonts w:ascii="Consolas" w:eastAsia="Times New Roman" w:hAnsi="Consolas" w:cs="Times New Roman"/>
+          <w:color w:val="0A3069"/>
+          <w:kern w:val="0"/>
+          <w:sz w:val="21"/>
+          <w:szCs w:val="21"/>
+          <w14:ligatures w14:val="none"/>
+        </w:rPr>
+        <w:t>"</w:t>
       </w:r>
       <w:r>
         <w:rPr>
@@ -896,7 +980,31 @@
           <w:szCs w:val="21"/>
           <w14:ligatures w14:val="none"/>
         </w:rPr>
-        <w:t>"onFail"</w:t>
+        <w:t>"</w:t>
+      </w:r>
+      <w:proofErr w:type="spellStart"/>
+      <w:r>
+        <w:rPr>
+          <w:rFonts w:ascii="Consolas" w:eastAsia="Times New Roman" w:hAnsi="Consolas" w:cs="Times New Roman"/>
+          <w:color w:val="116329"/>
+          <w:kern w:val="0"/>
+          <w:sz w:val="21"/>
+          <w:szCs w:val="21"/>
+          <w14:ligatures w14:val="none"/>
+        </w:rPr>
+        <w:t>onFail</w:t>
+      </w:r>
+      <w:proofErr w:type="spellEnd"/>
+      <w:r>
+        <w:rPr>
+          <w:rFonts w:ascii="Consolas" w:eastAsia="Times New Roman" w:hAnsi="Consolas" w:cs="Times New Roman"/>
+          <w:color w:val="116329"/>
+          <w:kern w:val="0"/>
+          <w:sz w:val="21"/>
+          <w:szCs w:val="21"/>
+          <w14:ligatures w14:val="none"/>
+        </w:rPr>
+        <w:t>"</w:t>
       </w:r>
       <w:r>
         <w:rPr>
@@ -1258,7 +1366,33 @@
           <w:szCs w:val="21"/>
           <w14:ligatures w14:val="none"/>
         </w:rPr>
-        <w:t>"ts-jest"</w:t>
+        <w:t>"</w:t>
+      </w:r>
+      <w:proofErr w:type="spellStart"/>
+      <w:proofErr w:type="gramStart"/>
+      <w:r>
+        <w:rPr>
+          <w:rFonts w:ascii="Consolas" w:eastAsia="Times New Roman" w:hAnsi="Consolas" w:cs="Times New Roman"/>
+          <w:color w:val="116329"/>
+          <w:kern w:val="0"/>
+          <w:sz w:val="21"/>
+          <w:szCs w:val="21"/>
+          <w14:ligatures w14:val="none"/>
+        </w:rPr>
+        <w:t>ts</w:t>
+      </w:r>
+      <w:proofErr w:type="spellEnd"/>
+      <w:proofErr w:type="gramEnd"/>
+      <w:r>
+        <w:rPr>
+          <w:rFonts w:ascii="Consolas" w:eastAsia="Times New Roman" w:hAnsi="Consolas" w:cs="Times New Roman"/>
+          <w:color w:val="116329"/>
+          <w:kern w:val="0"/>
+          <w:sz w:val="21"/>
+          <w:szCs w:val="21"/>
+          <w14:ligatures w14:val="none"/>
+        </w:rPr>
+        <w:t>-jest"</w:t>
       </w:r>
       <w:r>
         <w:rPr>
@@ -1327,7 +1461,33 @@
           <w:szCs w:val="21"/>
           <w14:ligatures w14:val="none"/>
         </w:rPr>
-        <w:t>"ts-node"</w:t>
+        <w:t>"</w:t>
+      </w:r>
+      <w:proofErr w:type="spellStart"/>
+      <w:proofErr w:type="gramStart"/>
+      <w:r>
+        <w:rPr>
+          <w:rFonts w:ascii="Consolas" w:eastAsia="Times New Roman" w:hAnsi="Consolas" w:cs="Times New Roman"/>
+          <w:color w:val="116329"/>
+          <w:kern w:val="0"/>
+          <w:sz w:val="21"/>
+          <w:szCs w:val="21"/>
+          <w14:ligatures w14:val="none"/>
+        </w:rPr>
+        <w:t>ts</w:t>
+      </w:r>
+      <w:proofErr w:type="spellEnd"/>
+      <w:proofErr w:type="gramEnd"/>
+      <w:r>
+        <w:rPr>
+          <w:rFonts w:ascii="Consolas" w:eastAsia="Times New Roman" w:hAnsi="Consolas" w:cs="Times New Roman"/>
+          <w:color w:val="116329"/>
+          <w:kern w:val="0"/>
+          <w:sz w:val="21"/>
+          <w:szCs w:val="21"/>
+          <w14:ligatures w14:val="none"/>
+        </w:rPr>
+        <w:t>-node"</w:t>
       </w:r>
       <w:r>
         <w:rPr>
@@ -1728,6 +1888,7 @@
         </w:rPr>
         <w:t xml:space="preserve"> </w:t>
       </w:r>
+      <w:proofErr w:type="gramStart"/>
       <w:r>
         <w:rPr>
           <w:rFonts w:ascii="Consolas" w:eastAsia="Times New Roman" w:hAnsi="Consolas" w:cs="Times New Roman"/>
@@ -1750,6 +1911,7 @@
         </w:rPr>
         <w:t>(</w:t>
       </w:r>
+      <w:proofErr w:type="gramEnd"/>
       <w:r>
         <w:rPr>
           <w:rFonts w:ascii="Consolas" w:eastAsia="Times New Roman" w:hAnsi="Consolas" w:cs="Times New Roman"/>
@@ -1954,6 +2116,7 @@
         </w:rPr>
         <w:t xml:space="preserve"> </w:t>
       </w:r>
+      <w:proofErr w:type="gramStart"/>
       <w:r>
         <w:rPr>
           <w:rFonts w:ascii="Consolas" w:eastAsia="Times New Roman" w:hAnsi="Consolas" w:cs="Times New Roman"/>
@@ -1987,6 +2150,7 @@
         </w:rPr>
         <w:t>toLowerCase</w:t>
       </w:r>
+      <w:proofErr w:type="gramEnd"/>
       <w:r>
         <w:rPr>
           <w:rFonts w:ascii="Consolas" w:eastAsia="Times New Roman" w:hAnsi="Consolas" w:cs="Times New Roman"/>
@@ -2045,6 +2209,7 @@
         </w:rPr>
         <w:t xml:space="preserve"> </w:t>
       </w:r>
+      <w:proofErr w:type="gramStart"/>
       <w:r>
         <w:rPr>
           <w:rFonts w:ascii="Consolas" w:eastAsia="Times New Roman" w:hAnsi="Consolas" w:cs="Times New Roman"/>
@@ -2078,6 +2243,7 @@
         </w:rPr>
         <w:t>toUpperCase</w:t>
       </w:r>
+      <w:proofErr w:type="gramEnd"/>
       <w:r>
         <w:rPr>
           <w:rFonts w:ascii="Consolas" w:eastAsia="Times New Roman" w:hAnsi="Consolas" w:cs="Times New Roman"/>
@@ -2216,6 +2382,7 @@
         </w:rPr>
         <w:t xml:space="preserve"> </w:t>
       </w:r>
+      <w:proofErr w:type="gramStart"/>
       <w:r>
         <w:rPr>
           <w:rFonts w:ascii="Consolas" w:eastAsia="Times New Roman" w:hAnsi="Consolas" w:cs="Times New Roman"/>
@@ -2249,6 +2416,7 @@
         </w:rPr>
         <w:t>length</w:t>
       </w:r>
+      <w:proofErr w:type="gramEnd"/>
       <w:r>
         <w:rPr>
           <w:rFonts w:ascii="Consolas" w:eastAsia="Times New Roman" w:hAnsi="Consolas" w:cs="Times New Roman"/>
@@ -2404,6 +2572,7 @@
           <w14:ligatures w14:val="none"/>
         </w:rPr>
       </w:pPr>
+      <w:proofErr w:type="gramStart"/>
       <w:r>
         <w:rPr>
           <w:rFonts w:ascii="Consolas" w:eastAsia="Times New Roman" w:hAnsi="Consolas" w:cs="Times New Roman"/>
@@ -2426,6 +2595,7 @@
         </w:rPr>
         <w:t>(</w:t>
       </w:r>
+      <w:proofErr w:type="gramEnd"/>
       <w:r>
         <w:rPr>
           <w:rFonts w:ascii="Consolas" w:eastAsia="Times New Roman" w:hAnsi="Consolas" w:cs="Times New Roman"/>
@@ -2506,6 +2676,7 @@
         </w:rPr>
         <w:t xml:space="preserve">    </w:t>
       </w:r>
+      <w:proofErr w:type="gramStart"/>
       <w:r>
         <w:rPr>
           <w:rFonts w:ascii="Consolas" w:eastAsia="Times New Roman" w:hAnsi="Consolas" w:cs="Times New Roman"/>
@@ -2528,6 +2699,7 @@
         </w:rPr>
         <w:t>(</w:t>
       </w:r>
+      <w:proofErr w:type="gramEnd"/>
       <w:r>
         <w:rPr>
           <w:rFonts w:ascii="Consolas" w:eastAsia="Times New Roman" w:hAnsi="Consolas" w:cs="Times New Roman"/>
@@ -2661,7 +2833,19 @@
           <w:szCs w:val="21"/>
           <w14:ligatures w14:val="none"/>
         </w:rPr>
-        <w:t>)).</w:t>
+        <w:t>)</w:t>
+      </w:r>
+      <w:proofErr w:type="gramStart"/>
+      <w:r>
+        <w:rPr>
+          <w:rFonts w:ascii="Consolas" w:eastAsia="Times New Roman" w:hAnsi="Consolas" w:cs="Times New Roman"/>
+          <w:color w:val="1F2328"/>
+          <w:kern w:val="0"/>
+          <w:sz w:val="21"/>
+          <w:szCs w:val="21"/>
+          <w14:ligatures w14:val="none"/>
+        </w:rPr>
+        <w:t>).</w:t>
       </w:r>
       <w:r>
         <w:rPr>
@@ -2674,6 +2858,7 @@
         </w:rPr>
         <w:t>toBe</w:t>
       </w:r>
+      <w:proofErr w:type="gramEnd"/>
       <w:r>
         <w:rPr>
           <w:rFonts w:ascii="Consolas" w:eastAsia="Times New Roman" w:hAnsi="Consolas" w:cs="Times New Roman"/>
@@ -2771,6 +2956,7 @@
         </w:rPr>
         <w:t xml:space="preserve">    </w:t>
       </w:r>
+      <w:proofErr w:type="gramStart"/>
       <w:r>
         <w:rPr>
           <w:rFonts w:ascii="Consolas" w:eastAsia="Times New Roman" w:hAnsi="Consolas" w:cs="Times New Roman"/>
@@ -2793,6 +2979,7 @@
         </w:rPr>
         <w:t>(</w:t>
       </w:r>
+      <w:proofErr w:type="gramEnd"/>
       <w:r>
         <w:rPr>
           <w:rFonts w:ascii="Consolas" w:eastAsia="Times New Roman" w:hAnsi="Consolas" w:cs="Times New Roman"/>
@@ -3146,17 +3333,31 @@
         </w:rPr>
         <w:t>actual</w:t>
       </w:r>
-      <w:r>
-        <w:rPr>
-          <w:rFonts w:ascii="Consolas" w:eastAsia="Times New Roman" w:hAnsi="Consolas" w:cs="Times New Roman"/>
-          <w:color w:val="1F2328"/>
-          <w:kern w:val="0"/>
-          <w:sz w:val="21"/>
-          <w:szCs w:val="21"/>
-          <w14:ligatures w14:val="none"/>
-        </w:rPr>
-        <w:t>).not.</w:t>
-      </w:r>
+      <w:proofErr w:type="gramStart"/>
+      <w:r>
+        <w:rPr>
+          <w:rFonts w:ascii="Consolas" w:eastAsia="Times New Roman" w:hAnsi="Consolas" w:cs="Times New Roman"/>
+          <w:color w:val="1F2328"/>
+          <w:kern w:val="0"/>
+          <w:sz w:val="21"/>
+          <w:szCs w:val="21"/>
+          <w14:ligatures w14:val="none"/>
+        </w:rPr>
+        <w:t>).not</w:t>
+      </w:r>
+      <w:proofErr w:type="gramEnd"/>
+      <w:r>
+        <w:rPr>
+          <w:rFonts w:ascii="Consolas" w:eastAsia="Times New Roman" w:hAnsi="Consolas" w:cs="Times New Roman"/>
+          <w:color w:val="1F2328"/>
+          <w:kern w:val="0"/>
+          <w:sz w:val="21"/>
+          <w:szCs w:val="21"/>
+          <w14:ligatures w14:val="none"/>
+        </w:rPr>
+        <w:t>.</w:t>
+      </w:r>
+      <w:proofErr w:type="gramStart"/>
       <w:r>
         <w:rPr>
           <w:rFonts w:ascii="Consolas" w:eastAsia="Times New Roman" w:hAnsi="Consolas" w:cs="Times New Roman"/>
@@ -3177,7 +3378,19 @@
           <w:szCs w:val="21"/>
           <w14:ligatures w14:val="none"/>
         </w:rPr>
-        <w:t>()</w:t>
+        <w:t>(</w:t>
+      </w:r>
+      <w:proofErr w:type="gramEnd"/>
+      <w:r>
+        <w:rPr>
+          <w:rFonts w:ascii="Consolas" w:eastAsia="Times New Roman" w:hAnsi="Consolas" w:cs="Times New Roman"/>
+          <w:color w:val="1F2328"/>
+          <w:kern w:val="0"/>
+          <w:sz w:val="21"/>
+          <w:szCs w:val="21"/>
+          <w14:ligatures w14:val="none"/>
+        </w:rPr>
+        <w:t>)</w:t>
       </w:r>
     </w:p>
     <w:p>
@@ -3226,6 +3439,7 @@
         </w:rPr>
         <w:t>(</w:t>
       </w:r>
+      <w:proofErr w:type="gramStart"/>
       <w:r>
         <w:rPr>
           <w:rFonts w:ascii="Consolas" w:eastAsia="Times New Roman" w:hAnsi="Consolas" w:cs="Times New Roman"/>
@@ -3259,6 +3473,7 @@
         </w:rPr>
         <w:t>toBe</w:t>
       </w:r>
+      <w:proofErr w:type="gramEnd"/>
       <w:r>
         <w:rPr>
           <w:rFonts w:ascii="Consolas" w:eastAsia="Times New Roman" w:hAnsi="Consolas" w:cs="Times New Roman"/>
@@ -3361,6 +3576,7 @@
         </w:rPr>
         <w:t>(</w:t>
       </w:r>
+      <w:proofErr w:type="gramStart"/>
       <w:r>
         <w:rPr>
           <w:rFonts w:ascii="Consolas" w:eastAsia="Times New Roman" w:hAnsi="Consolas" w:cs="Times New Roman"/>
@@ -3394,6 +3610,7 @@
         </w:rPr>
         <w:t>toBe</w:t>
       </w:r>
+      <w:proofErr w:type="gramEnd"/>
       <w:r>
         <w:rPr>
           <w:rFonts w:ascii="Consolas" w:eastAsia="Times New Roman" w:hAnsi="Consolas" w:cs="Times New Roman"/>
@@ -3496,6 +3713,7 @@
         </w:rPr>
         <w:t>(</w:t>
       </w:r>
+      <w:proofErr w:type="gramStart"/>
       <w:r>
         <w:rPr>
           <w:rFonts w:ascii="Consolas" w:eastAsia="Times New Roman" w:hAnsi="Consolas" w:cs="Times New Roman"/>
@@ -3529,6 +3747,7 @@
         </w:rPr>
         <w:t>toEqual</w:t>
       </w:r>
+      <w:proofErr w:type="gramEnd"/>
       <w:r>
         <w:rPr>
           <w:rFonts w:ascii="Consolas" w:eastAsia="Times New Roman" w:hAnsi="Consolas" w:cs="Times New Roman"/>
@@ -3631,6 +3850,7 @@
         </w:rPr>
         <w:t>(</w:t>
       </w:r>
+      <w:proofErr w:type="gramStart"/>
       <w:r>
         <w:rPr>
           <w:rFonts w:ascii="Consolas" w:eastAsia="Times New Roman" w:hAnsi="Consolas" w:cs="Times New Roman"/>
@@ -3664,6 +3884,7 @@
         </w:rPr>
         <w:t>toBeInstanceOf</w:t>
       </w:r>
+      <w:proofErr w:type="gramEnd"/>
       <w:r>
         <w:rPr>
           <w:rFonts w:ascii="Consolas" w:eastAsia="Times New Roman" w:hAnsi="Consolas" w:cs="Times New Roman"/>
@@ -3744,6 +3965,7 @@
         </w:rPr>
         <w:t>(</w:t>
       </w:r>
+      <w:proofErr w:type="gramStart"/>
       <w:r>
         <w:rPr>
           <w:rFonts w:ascii="Consolas" w:eastAsia="Times New Roman" w:hAnsi="Consolas" w:cs="Times New Roman"/>
@@ -3777,6 +3999,7 @@
         </w:rPr>
         <w:t>toEqual</w:t>
       </w:r>
+      <w:proofErr w:type="gramEnd"/>
       <w:r>
         <w:rPr>
           <w:rFonts w:ascii="Consolas" w:eastAsia="Times New Roman" w:hAnsi="Consolas" w:cs="Times New Roman"/>
@@ -3869,6 +4092,7 @@
         </w:rPr>
         <w:t>(</w:t>
       </w:r>
+      <w:proofErr w:type="gramStart"/>
       <w:r>
         <w:rPr>
           <w:rFonts w:ascii="Consolas" w:eastAsia="Times New Roman" w:hAnsi="Consolas" w:cs="Times New Roman"/>
@@ -3902,6 +4126,7 @@
         </w:rPr>
         <w:t>toEqual</w:t>
       </w:r>
+      <w:proofErr w:type="gramEnd"/>
       <w:r>
         <w:rPr>
           <w:rFonts w:ascii="Consolas" w:eastAsia="Times New Roman" w:hAnsi="Consolas" w:cs="Times New Roman"/>
@@ -3938,6 +4163,7 @@
         </w:rPr>
         <w:t xml:space="preserve">            </w:t>
       </w:r>
+      <w:proofErr w:type="gramStart"/>
       <w:r>
         <w:rPr>
           <w:rFonts w:ascii="Consolas" w:eastAsia="Times New Roman" w:hAnsi="Consolas" w:cs="Times New Roman"/>
@@ -3971,6 +4197,7 @@
         </w:rPr>
         <w:t>arrayContaining</w:t>
       </w:r>
+      <w:proofErr w:type="gramEnd"/>
       <w:r>
         <w:rPr>
           <w:rFonts w:ascii="Consolas" w:eastAsia="Times New Roman" w:hAnsi="Consolas" w:cs="Times New Roman"/>
@@ -4112,6 +4339,7 @@
         </w:rPr>
         <w:t>(</w:t>
       </w:r>
+      <w:proofErr w:type="gramStart"/>
       <w:r>
         <w:rPr>
           <w:rFonts w:ascii="Consolas" w:eastAsia="Times New Roman" w:hAnsi="Consolas" w:cs="Times New Roman"/>
@@ -4145,6 +4373,7 @@
         </w:rPr>
         <w:t>toContainEqual</w:t>
       </w:r>
+      <w:proofErr w:type="gramEnd"/>
       <w:r>
         <w:rPr>
           <w:rFonts w:ascii="Consolas" w:eastAsia="Times New Roman" w:hAnsi="Consolas" w:cs="Times New Roman"/>
@@ -4225,6 +4454,7 @@
         </w:rPr>
         <w:t>(</w:t>
       </w:r>
+      <w:proofErr w:type="gramStart"/>
       <w:r>
         <w:rPr>
           <w:rFonts w:ascii="Consolas" w:eastAsia="Times New Roman" w:hAnsi="Consolas" w:cs="Times New Roman"/>
@@ -4258,6 +4488,7 @@
         </w:rPr>
         <w:t>toMatchObject</w:t>
       </w:r>
+      <w:proofErr w:type="gramEnd"/>
       <w:r>
         <w:rPr>
           <w:rFonts w:ascii="Consolas" w:eastAsia="Times New Roman" w:hAnsi="Consolas" w:cs="Times New Roman"/>
@@ -4520,6 +4751,7 @@
         </w:rPr>
         <w:t xml:space="preserve">    </w:t>
       </w:r>
+      <w:proofErr w:type="gramStart"/>
       <w:r>
         <w:rPr>
           <w:rFonts w:ascii="Consolas" w:eastAsia="Times New Roman" w:hAnsi="Consolas" w:cs="Times New Roman"/>
@@ -4542,6 +4774,7 @@
         </w:rPr>
         <w:t>(</w:t>
       </w:r>
+      <w:proofErr w:type="gramEnd"/>
       <w:r>
         <w:rPr>
           <w:rFonts w:ascii="Consolas" w:eastAsia="Times New Roman" w:hAnsi="Consolas" w:cs="Times New Roman"/>
@@ -4609,7 +4842,19 @@
           <w:szCs w:val="21"/>
           <w14:ligatures w14:val="none"/>
         </w:rPr>
-        <w:t>        it.</w:t>
+        <w:t xml:space="preserve">        </w:t>
+      </w:r>
+      <w:proofErr w:type="gramStart"/>
+      <w:r>
+        <w:rPr>
+          <w:rFonts w:ascii="Consolas" w:eastAsia="Times New Roman" w:hAnsi="Consolas" w:cs="Times New Roman"/>
+          <w:color w:val="1F2328"/>
+          <w:kern w:val="0"/>
+          <w:sz w:val="21"/>
+          <w:szCs w:val="21"/>
+          <w14:ligatures w14:val="none"/>
+        </w:rPr>
+        <w:t>it.</w:t>
       </w:r>
       <w:r>
         <w:rPr>
@@ -4622,6 +4867,7 @@
         </w:rPr>
         <w:t>each</w:t>
       </w:r>
+      <w:proofErr w:type="gramEnd"/>
       <w:r>
         <w:rPr>
           <w:rFonts w:ascii="Consolas" w:eastAsia="Times New Roman" w:hAnsi="Consolas" w:cs="Times New Roman"/>
@@ -4995,8 +5241,21 @@
           <w:szCs w:val="21"/>
           <w14:ligatures w14:val="none"/>
         </w:rPr>
-        <w:t>        ])(</w:t>
-      </w:r>
+        <w:t xml:space="preserve">        </w:t>
+      </w:r>
+      <w:proofErr w:type="gramStart"/>
+      <w:r>
+        <w:rPr>
+          <w:rFonts w:ascii="Consolas" w:eastAsia="Times New Roman" w:hAnsi="Consolas" w:cs="Times New Roman"/>
+          <w:color w:val="1F2328"/>
+          <w:kern w:val="0"/>
+          <w:sz w:val="21"/>
+          <w:szCs w:val="21"/>
+          <w14:ligatures w14:val="none"/>
+        </w:rPr>
+        <w:t>])(</w:t>
+      </w:r>
+      <w:proofErr w:type="gramEnd"/>
       <w:r>
         <w:rPr>
           <w:rFonts w:ascii="Consolas" w:eastAsia="Times New Roman" w:hAnsi="Consolas" w:cs="Times New Roman"/>
@@ -5017,7 +5276,19 @@
           <w:szCs w:val="21"/>
           <w14:ligatures w14:val="none"/>
         </w:rPr>
-        <w:t xml:space="preserve">, ({ </w:t>
+        <w:t xml:space="preserve">, </w:t>
+      </w:r>
+      <w:proofErr w:type="gramStart"/>
+      <w:r>
+        <w:rPr>
+          <w:rFonts w:ascii="Consolas" w:eastAsia="Times New Roman" w:hAnsi="Consolas" w:cs="Times New Roman"/>
+          <w:color w:val="1F2328"/>
+          <w:kern w:val="0"/>
+          <w:sz w:val="21"/>
+          <w:szCs w:val="21"/>
+          <w14:ligatures w14:val="none"/>
+        </w:rPr>
+        <w:t xml:space="preserve">({ </w:t>
       </w:r>
       <w:r>
         <w:rPr>
@@ -5030,6 +5301,7 @@
         </w:rPr>
         <w:t>data</w:t>
       </w:r>
+      <w:proofErr w:type="gramEnd"/>
       <w:r>
         <w:rPr>
           <w:rFonts w:ascii="Consolas" w:eastAsia="Times New Roman" w:hAnsi="Consolas" w:cs="Times New Roman"/>
@@ -5041,6 +5313,7 @@
         </w:rPr>
         <w:t xml:space="preserve">, </w:t>
       </w:r>
+      <w:proofErr w:type="gramStart"/>
       <w:r>
         <w:rPr>
           <w:rFonts w:ascii="Consolas" w:eastAsia="Times New Roman" w:hAnsi="Consolas" w:cs="Times New Roman"/>
@@ -5061,7 +5334,19 @@
           <w:szCs w:val="21"/>
           <w14:ligatures w14:val="none"/>
         </w:rPr>
-        <w:t xml:space="preserve"> }) </w:t>
+        <w:t xml:space="preserve"> }</w:t>
+      </w:r>
+      <w:proofErr w:type="gramEnd"/>
+      <w:r>
+        <w:rPr>
+          <w:rFonts w:ascii="Consolas" w:eastAsia="Times New Roman" w:hAnsi="Consolas" w:cs="Times New Roman"/>
+          <w:color w:val="1F2328"/>
+          <w:kern w:val="0"/>
+          <w:sz w:val="21"/>
+          <w:szCs w:val="21"/>
+          <w14:ligatures w14:val="none"/>
+        </w:rPr>
+        <w:t xml:space="preserve">) </w:t>
       </w:r>
       <w:r>
         <w:rPr>
@@ -5174,7 +5459,19 @@
           <w:szCs w:val="21"/>
           <w14:ligatures w14:val="none"/>
         </w:rPr>
-        <w:t>)).</w:t>
+        <w:t>)</w:t>
+      </w:r>
+      <w:proofErr w:type="gramStart"/>
+      <w:r>
+        <w:rPr>
+          <w:rFonts w:ascii="Consolas" w:eastAsia="Times New Roman" w:hAnsi="Consolas" w:cs="Times New Roman"/>
+          <w:color w:val="1F2328"/>
+          <w:kern w:val="0"/>
+          <w:sz w:val="21"/>
+          <w:szCs w:val="21"/>
+          <w14:ligatures w14:val="none"/>
+        </w:rPr>
+        <w:t>).</w:t>
       </w:r>
       <w:r>
         <w:rPr>
@@ -5187,6 +5484,7 @@
         </w:rPr>
         <w:t>toBe</w:t>
       </w:r>
+      <w:proofErr w:type="gramEnd"/>
       <w:r>
         <w:rPr>
           <w:rFonts w:ascii="Consolas" w:eastAsia="Times New Roman" w:hAnsi="Consolas" w:cs="Times New Roman"/>
@@ -5321,6 +5619,7 @@
       <w:r>
         <w:rPr>
           <w:rFonts w:ascii="Sakkal Majalla" w:eastAsia="Times New Roman" w:hAnsi="Sakkal Majalla" w:cs="Sakkal Majalla"/>
+          <w:noProof/>
           <w:color w:val="202020"/>
           <w:kern w:val="0"/>
           <w14:ligatures w14:val="none"/>
@@ -5341,7 +5640,7 @@
                     <pic:cNvPicPr/>
                   </pic:nvPicPr>
                   <pic:blipFill>
-                    <a:blip r:embed="rId4"/>
+                    <a:blip r:embed="rId5"/>
                     <a:stretch>
                       <a:fillRect/>
                     </a:stretch>
@@ -5398,6 +5697,7 @@
       <w:r>
         <w:rPr>
           <w:rFonts w:ascii="Sakkal Majalla" w:eastAsia="Times New Roman" w:hAnsi="Sakkal Majalla" w:cs="Sakkal Majalla"/>
+          <w:noProof/>
           <w:color w:val="202020"/>
           <w:kern w:val="0"/>
           <w14:ligatures w14:val="none"/>
@@ -5419,7 +5719,7 @@
                     <pic:cNvPicPr/>
                   </pic:nvPicPr>
                   <pic:blipFill>
-                    <a:blip r:embed="rId5"/>
+                    <a:blip r:embed="rId6"/>
                     <a:stretch>
                       <a:fillRect/>
                     </a:stretch>
@@ -5476,6 +5776,7 @@
       <w:r>
         <w:rPr>
           <w:rFonts w:ascii="Sakkal Majalla" w:eastAsia="Times New Roman" w:hAnsi="Sakkal Majalla" w:cs="Sakkal Majalla"/>
+          <w:noProof/>
           <w:color w:val="202020"/>
           <w:kern w:val="0"/>
           <w14:ligatures w14:val="none"/>
@@ -5496,7 +5797,7 @@
                     <pic:cNvPicPr/>
                   </pic:nvPicPr>
                   <pic:blipFill>
-                    <a:blip r:embed="rId6"/>
+                    <a:blip r:embed="rId7"/>
                     <a:stretch>
                       <a:fillRect/>
                     </a:stretch>
@@ -5544,6 +5845,4682 @@
         <w:shd w:val="clear" w:color="auto" w:fill="FFFFFF"/>
         <w:spacing w:after="0" w:line="285" w:lineRule="atLeast"/>
         <w:rPr>
+          <w:rFonts w:ascii="Sakkal Majalla" w:eastAsia="Times New Roman" w:hAnsi="Sakkal Majalla" w:cs="Sakkal Majalla"/>
+          <w:color w:val="202020"/>
+          <w:kern w:val="0"/>
+          <w14:ligatures w14:val="none"/>
+        </w:rPr>
+      </w:pPr>
+      <w:r>
+        <w:rPr>
+          <w:rFonts w:ascii="Sakkal Majalla" w:eastAsia="Times New Roman" w:hAnsi="Sakkal Majalla" w:cs="Sakkal Majalla"/>
+          <w:color w:val="202020"/>
+          <w:kern w:val="0"/>
+          <w14:ligatures w14:val="none"/>
+        </w:rPr>
+        <w:t>Using skip, only, concurrent, and each to build the test cases:</w:t>
+      </w:r>
+    </w:p>
+    <w:p>
+      <w:pPr>
+        <w:pStyle w:val="ListParagraph"/>
+        <w:numPr>
+          <w:ilvl w:val="0"/>
+          <w:numId w:val="2"/>
+        </w:numPr>
+        <w:shd w:val="clear" w:color="auto" w:fill="FFFFFF"/>
+        <w:spacing w:after="0" w:line="285" w:lineRule="atLeast"/>
+        <w:rPr>
+          <w:rFonts w:ascii="Sakkal Majalla" w:eastAsia="Times New Roman" w:hAnsi="Sakkal Majalla" w:cs="Sakkal Majalla"/>
+          <w:color w:val="202020"/>
+          <w:kern w:val="0"/>
+          <w14:ligatures w14:val="none"/>
+        </w:rPr>
+      </w:pPr>
+      <w:r>
+        <w:rPr>
+          <w:rFonts w:ascii="Sakkal Majalla" w:eastAsia="Times New Roman" w:hAnsi="Sakkal Majalla" w:cs="Sakkal Majalla"/>
+          <w:color w:val="202020"/>
+          <w:kern w:val="0"/>
+          <w14:ligatures w14:val="none"/>
+        </w:rPr>
+        <w:t xml:space="preserve">Using </w:t>
+      </w:r>
+      <w:r>
+        <w:rPr>
+          <w:rFonts w:ascii="Sakkal Majalla" w:eastAsia="Times New Roman" w:hAnsi="Sakkal Majalla" w:cs="Sakkal Majalla"/>
+          <w:color w:val="3A7C22" w:themeColor="accent6" w:themeShade="BF"/>
+          <w:kern w:val="0"/>
+          <w14:ligatures w14:val="none"/>
+        </w:rPr>
+        <w:t xml:space="preserve">only </w:t>
+      </w:r>
+      <w:r>
+        <w:rPr>
+          <w:rFonts w:ascii="Sakkal Majalla" w:eastAsia="Times New Roman" w:hAnsi="Sakkal Majalla" w:cs="Sakkal Majalla"/>
+          <w:color w:val="202020"/>
+          <w:kern w:val="0"/>
+          <w14:ligatures w14:val="none"/>
+        </w:rPr>
+        <w:t>to run the target test.</w:t>
+      </w:r>
+    </w:p>
+    <w:p>
+      <w:pPr>
+        <w:pStyle w:val="ListParagraph"/>
+        <w:numPr>
+          <w:ilvl w:val="0"/>
+          <w:numId w:val="2"/>
+        </w:numPr>
+        <w:shd w:val="clear" w:color="auto" w:fill="FFFFFF"/>
+        <w:spacing w:after="0" w:line="285" w:lineRule="atLeast"/>
+        <w:rPr>
+          <w:rFonts w:ascii="Sakkal Majalla" w:eastAsia="Times New Roman" w:hAnsi="Sakkal Majalla" w:cs="Sakkal Majalla"/>
+          <w:color w:val="202020"/>
+          <w:kern w:val="0"/>
+          <w14:ligatures w14:val="none"/>
+        </w:rPr>
+      </w:pPr>
+      <w:r>
+        <w:rPr>
+          <w:rFonts w:ascii="Sakkal Majalla" w:eastAsia="Times New Roman" w:hAnsi="Sakkal Majalla" w:cs="Sakkal Majalla"/>
+          <w:color w:val="202020"/>
+          <w:kern w:val="0"/>
+          <w14:ligatures w14:val="none"/>
+        </w:rPr>
+        <w:t xml:space="preserve">Using </w:t>
+      </w:r>
+      <w:r>
+        <w:rPr>
+          <w:rFonts w:ascii="Sakkal Majalla" w:eastAsia="Times New Roman" w:hAnsi="Sakkal Majalla" w:cs="Sakkal Majalla"/>
+          <w:color w:val="3A7C22" w:themeColor="accent6" w:themeShade="BF"/>
+          <w:kern w:val="0"/>
+          <w14:ligatures w14:val="none"/>
+        </w:rPr>
+        <w:t xml:space="preserve">skip </w:t>
+      </w:r>
+      <w:r>
+        <w:rPr>
+          <w:rFonts w:ascii="Sakkal Majalla" w:eastAsia="Times New Roman" w:hAnsi="Sakkal Majalla" w:cs="Sakkal Majalla"/>
+          <w:color w:val="202020"/>
+          <w:kern w:val="0"/>
+          <w14:ligatures w14:val="none"/>
+        </w:rPr>
+        <w:t>to skip the target test.</w:t>
+      </w:r>
+    </w:p>
+    <w:p>
+      <w:pPr>
+        <w:pStyle w:val="ListParagraph"/>
+        <w:numPr>
+          <w:ilvl w:val="0"/>
+          <w:numId w:val="2"/>
+        </w:numPr>
+        <w:shd w:val="clear" w:color="auto" w:fill="FFFFFF"/>
+        <w:spacing w:after="0" w:line="285" w:lineRule="atLeast"/>
+        <w:rPr>
+          <w:rFonts w:ascii="Sakkal Majalla" w:eastAsia="Times New Roman" w:hAnsi="Sakkal Majalla" w:cs="Sakkal Majalla"/>
+          <w:color w:val="202020"/>
+          <w:kern w:val="0"/>
+          <w14:ligatures w14:val="none"/>
+        </w:rPr>
+      </w:pPr>
+      <w:r>
+        <w:rPr>
+          <w:rFonts w:ascii="Sakkal Majalla" w:eastAsia="Times New Roman" w:hAnsi="Sakkal Majalla" w:cs="Sakkal Majalla"/>
+          <w:color w:val="202020"/>
+          <w:kern w:val="0"/>
+          <w14:ligatures w14:val="none"/>
+        </w:rPr>
+        <w:t xml:space="preserve">Using </w:t>
+      </w:r>
+      <w:r>
+        <w:rPr>
+          <w:rFonts w:ascii="Sakkal Majalla" w:eastAsia="Times New Roman" w:hAnsi="Sakkal Majalla" w:cs="Sakkal Majalla"/>
+          <w:color w:val="3A7C22" w:themeColor="accent6" w:themeShade="BF"/>
+          <w:kern w:val="0"/>
+          <w14:ligatures w14:val="none"/>
+        </w:rPr>
+        <w:t xml:space="preserve">concurrent </w:t>
+      </w:r>
+      <w:r>
+        <w:rPr>
+          <w:rFonts w:ascii="Sakkal Majalla" w:eastAsia="Times New Roman" w:hAnsi="Sakkal Majalla" w:cs="Sakkal Majalla"/>
+          <w:color w:val="202020"/>
+          <w:kern w:val="0"/>
+          <w14:ligatures w14:val="none"/>
+        </w:rPr>
+        <w:t xml:space="preserve">to run the test with </w:t>
+      </w:r>
+      <w:r>
+        <w:rPr>
+          <w:rFonts w:ascii="Sakkal Majalla" w:eastAsia="Times New Roman" w:hAnsi="Sakkal Majalla" w:cs="Sakkal Majalla"/>
+          <w:color w:val="202020"/>
+          <w:kern w:val="0"/>
+          <w14:ligatures w14:val="none"/>
+        </w:rPr>
+        <w:t>others</w:t>
+      </w:r>
+      <w:r>
+        <w:rPr>
+          <w:rFonts w:ascii="Sakkal Majalla" w:eastAsia="Times New Roman" w:hAnsi="Sakkal Majalla" w:cs="Sakkal Majalla"/>
+          <w:color w:val="202020"/>
+          <w:kern w:val="0"/>
+          <w14:ligatures w14:val="none"/>
+        </w:rPr>
+        <w:t>.</w:t>
+      </w:r>
+    </w:p>
+    <w:p>
+      <w:pPr>
+        <w:pStyle w:val="ListParagraph"/>
+        <w:numPr>
+          <w:ilvl w:val="0"/>
+          <w:numId w:val="2"/>
+        </w:numPr>
+        <w:shd w:val="clear" w:color="auto" w:fill="FFFFFF"/>
+        <w:spacing w:after="0" w:line="285" w:lineRule="atLeast"/>
+        <w:rPr>
+          <w:rFonts w:ascii="Sakkal Majalla" w:eastAsia="Times New Roman" w:hAnsi="Sakkal Majalla" w:cs="Sakkal Majalla"/>
+          <w:color w:val="202020"/>
+          <w:kern w:val="0"/>
+          <w14:ligatures w14:val="none"/>
+        </w:rPr>
+      </w:pPr>
+      <w:r>
+        <w:rPr>
+          <w:rFonts w:ascii="Sakkal Majalla" w:eastAsia="Times New Roman" w:hAnsi="Sakkal Majalla" w:cs="Sakkal Majalla"/>
+          <w:color w:val="202020"/>
+          <w:kern w:val="0"/>
+          <w14:ligatures w14:val="none"/>
+        </w:rPr>
+        <w:t xml:space="preserve">Using </w:t>
+      </w:r>
+      <w:r>
+        <w:rPr>
+          <w:rFonts w:ascii="Sakkal Majalla" w:eastAsia="Times New Roman" w:hAnsi="Sakkal Majalla" w:cs="Sakkal Majalla"/>
+          <w:color w:val="3A7C22" w:themeColor="accent6" w:themeShade="BF"/>
+          <w:kern w:val="0"/>
+          <w14:ligatures w14:val="none"/>
+        </w:rPr>
+        <w:t xml:space="preserve">todo </w:t>
+      </w:r>
+      <w:r>
+        <w:rPr>
+          <w:rFonts w:ascii="Sakkal Majalla" w:eastAsia="Times New Roman" w:hAnsi="Sakkal Majalla" w:cs="Sakkal Majalla"/>
+          <w:color w:val="202020"/>
+          <w:kern w:val="0"/>
+          <w14:ligatures w14:val="none"/>
+        </w:rPr>
+        <w:t xml:space="preserve">to </w:t>
+      </w:r>
+      <w:r>
+        <w:rPr>
+          <w:rFonts w:ascii="Sakkal Majalla" w:eastAsia="Times New Roman" w:hAnsi="Sakkal Majalla" w:cs="Sakkal Majalla"/>
+          <w:color w:val="202020"/>
+          <w:kern w:val="0"/>
+          <w14:ligatures w14:val="none"/>
+        </w:rPr>
+        <w:t>build</w:t>
+      </w:r>
+      <w:r>
+        <w:rPr>
+          <w:rFonts w:ascii="Sakkal Majalla" w:eastAsia="Times New Roman" w:hAnsi="Sakkal Majalla" w:cs="Sakkal Majalla"/>
+          <w:color w:val="202020"/>
+          <w:kern w:val="0"/>
+          <w14:ligatures w14:val="none"/>
+        </w:rPr>
+        <w:t xml:space="preserve"> test cases</w:t>
+      </w:r>
+      <w:r>
+        <w:rPr>
+          <w:rFonts w:ascii="Sakkal Majalla" w:eastAsia="Times New Roman" w:hAnsi="Sakkal Majalla" w:cs="Sakkal Majalla"/>
+          <w:color w:val="202020"/>
+          <w:kern w:val="0"/>
+          <w14:ligatures w14:val="none"/>
+        </w:rPr>
+        <w:t>.</w:t>
+      </w:r>
+    </w:p>
+    <w:p>
+      <w:pPr>
+        <w:shd w:val="clear" w:color="auto" w:fill="FFFFFF"/>
+        <w:spacing w:after="0" w:line="285" w:lineRule="atLeast"/>
+        <w:rPr>
+          <w:rFonts w:ascii="Sakkal Majalla" w:eastAsia="Times New Roman" w:hAnsi="Sakkal Majalla" w:cs="Sakkal Majalla"/>
+          <w:color w:val="202020"/>
+          <w:kern w:val="0"/>
+          <w14:ligatures w14:val="none"/>
+        </w:rPr>
+      </w:pPr>
+      <w:r>
+        <w:rPr>
+          <w:rFonts w:ascii="Sakkal Majalla" w:eastAsia="Times New Roman" w:hAnsi="Sakkal Majalla" w:cs="Sakkal Majalla"/>
+          <w:color w:val="C00000"/>
+          <w:kern w:val="0"/>
+          <w14:ligatures w14:val="none"/>
+        </w:rPr>
+        <w:t>Note</w:t>
+      </w:r>
+      <w:r>
+        <w:rPr>
+          <w:rFonts w:ascii="Sakkal Majalla" w:eastAsia="Times New Roman" w:hAnsi="Sakkal Majalla" w:cs="Sakkal Majalla"/>
+          <w:color w:val="202020"/>
+          <w:kern w:val="0"/>
+          <w14:ligatures w14:val="none"/>
+        </w:rPr>
+        <w:t>: we can nest only between describe and it.</w:t>
+      </w:r>
+    </w:p>
+    <w:p>
+      <w:pPr>
+        <w:shd w:val="clear" w:color="auto" w:fill="FFFFFF"/>
+        <w:spacing w:after="0" w:line="285" w:lineRule="atLeast"/>
+        <w:ind w:left="2160"/>
+        <w:rPr>
+          <w:rFonts w:ascii="Sakkal Majalla" w:eastAsia="Times New Roman" w:hAnsi="Sakkal Majalla" w:cs="Sakkal Majalla"/>
+          <w:color w:val="202020"/>
+          <w:kern w:val="0"/>
+          <w14:ligatures w14:val="none"/>
+        </w:rPr>
+      </w:pPr>
+      <w:r>
+        <w:rPr>
+          <w:rFonts w:ascii="Sakkal Majalla" w:eastAsia="Times New Roman" w:hAnsi="Sakkal Majalla" w:cs="Sakkal Majalla"/>
+          <w:color w:val="202020"/>
+          <w:kern w:val="0"/>
+          <w14:ligatures w14:val="none"/>
+        </w:rPr>
+        <w:t>***************************************************************</w:t>
+      </w:r>
+    </w:p>
+    <w:p>
+      <w:pPr>
+        <w:shd w:val="clear" w:color="auto" w:fill="FFFFFF"/>
+        <w:spacing w:after="0" w:line="285" w:lineRule="atLeast"/>
+        <w:rPr>
+          <w:rFonts w:ascii="Consolas" w:eastAsia="Times New Roman" w:hAnsi="Consolas" w:cs="Times New Roman"/>
+          <w:color w:val="202020"/>
+          <w:kern w:val="0"/>
+          <w:sz w:val="21"/>
+          <w:szCs w:val="21"/>
+          <w14:ligatures w14:val="none"/>
+        </w:rPr>
+      </w:pPr>
+      <w:r>
+        <w:rPr>
+          <w:rFonts w:ascii="Consolas" w:eastAsia="Times New Roman" w:hAnsi="Consolas" w:cs="Times New Roman"/>
+          <w:color w:val="1F2328"/>
+          <w:kern w:val="0"/>
+          <w:sz w:val="21"/>
+          <w:szCs w:val="21"/>
+          <w14:ligatures w14:val="none"/>
+        </w:rPr>
+        <w:t xml:space="preserve">    </w:t>
+      </w:r>
+      <w:proofErr w:type="gramStart"/>
+      <w:r>
+        <w:rPr>
+          <w:rFonts w:ascii="Consolas" w:eastAsia="Times New Roman" w:hAnsi="Consolas" w:cs="Times New Roman"/>
+          <w:color w:val="1F2328"/>
+          <w:kern w:val="0"/>
+          <w:sz w:val="21"/>
+          <w:szCs w:val="21"/>
+          <w14:ligatures w14:val="none"/>
+        </w:rPr>
+        <w:t>it.</w:t>
+      </w:r>
+      <w:r>
+        <w:rPr>
+          <w:rFonts w:ascii="Consolas" w:eastAsia="Times New Roman" w:hAnsi="Consolas" w:cs="Times New Roman"/>
+          <w:color w:val="8250DF"/>
+          <w:kern w:val="0"/>
+          <w:sz w:val="21"/>
+          <w:szCs w:val="21"/>
+          <w14:ligatures w14:val="none"/>
+        </w:rPr>
+        <w:t>concurrent</w:t>
+      </w:r>
+      <w:proofErr w:type="gramEnd"/>
+      <w:r>
+        <w:rPr>
+          <w:rFonts w:ascii="Consolas" w:eastAsia="Times New Roman" w:hAnsi="Consolas" w:cs="Times New Roman"/>
+          <w:color w:val="1F2328"/>
+          <w:kern w:val="0"/>
+          <w:sz w:val="21"/>
+          <w:szCs w:val="21"/>
+          <w14:ligatures w14:val="none"/>
+        </w:rPr>
+        <w:t>(</w:t>
+      </w:r>
+      <w:r>
+        <w:rPr>
+          <w:rFonts w:ascii="Consolas" w:eastAsia="Times New Roman" w:hAnsi="Consolas" w:cs="Times New Roman"/>
+          <w:color w:val="0A3069"/>
+          <w:kern w:val="0"/>
+          <w:sz w:val="21"/>
+          <w:szCs w:val="21"/>
+          <w14:ligatures w14:val="none"/>
+        </w:rPr>
+        <w:t>"should be upper case"</w:t>
+      </w:r>
+      <w:r>
+        <w:rPr>
+          <w:rFonts w:ascii="Consolas" w:eastAsia="Times New Roman" w:hAnsi="Consolas" w:cs="Times New Roman"/>
+          <w:color w:val="1F2328"/>
+          <w:kern w:val="0"/>
+          <w:sz w:val="21"/>
+          <w:szCs w:val="21"/>
+          <w14:ligatures w14:val="none"/>
+        </w:rPr>
+        <w:t xml:space="preserve">, () </w:t>
+      </w:r>
+      <w:r>
+        <w:rPr>
+          <w:rFonts w:ascii="Consolas" w:eastAsia="Times New Roman" w:hAnsi="Consolas" w:cs="Times New Roman"/>
+          <w:color w:val="CF222E"/>
+          <w:kern w:val="0"/>
+          <w:sz w:val="21"/>
+          <w:szCs w:val="21"/>
+          <w14:ligatures w14:val="none"/>
+        </w:rPr>
+        <w:t>=&gt;</w:t>
+      </w:r>
+      <w:r>
+        <w:rPr>
+          <w:rFonts w:ascii="Consolas" w:eastAsia="Times New Roman" w:hAnsi="Consolas" w:cs="Times New Roman"/>
+          <w:color w:val="1F2328"/>
+          <w:kern w:val="0"/>
+          <w:sz w:val="21"/>
+          <w:szCs w:val="21"/>
+          <w14:ligatures w14:val="none"/>
+        </w:rPr>
+        <w:t xml:space="preserve"> {</w:t>
+      </w:r>
+    </w:p>
+    <w:p>
+      <w:pPr>
+        <w:shd w:val="clear" w:color="auto" w:fill="FFFFFF"/>
+        <w:spacing w:after="0" w:line="285" w:lineRule="atLeast"/>
+        <w:rPr>
+          <w:rFonts w:ascii="Consolas" w:eastAsia="Times New Roman" w:hAnsi="Consolas" w:cs="Times New Roman"/>
+          <w:color w:val="202020"/>
+          <w:kern w:val="0"/>
+          <w:sz w:val="21"/>
+          <w:szCs w:val="21"/>
+          <w14:ligatures w14:val="none"/>
+        </w:rPr>
+      </w:pPr>
+      <w:r>
+        <w:rPr>
+          <w:rFonts w:ascii="Consolas" w:eastAsia="Times New Roman" w:hAnsi="Consolas" w:cs="Times New Roman"/>
+          <w:color w:val="1F2328"/>
+          <w:kern w:val="0"/>
+          <w:sz w:val="21"/>
+          <w:szCs w:val="21"/>
+          <w14:ligatures w14:val="none"/>
+        </w:rPr>
+        <w:t xml:space="preserve">        </w:t>
+      </w:r>
+      <w:r>
+        <w:rPr>
+          <w:rFonts w:ascii="Consolas" w:eastAsia="Times New Roman" w:hAnsi="Consolas" w:cs="Times New Roman"/>
+          <w:color w:val="8250DF"/>
+          <w:kern w:val="0"/>
+          <w:sz w:val="21"/>
+          <w:szCs w:val="21"/>
+          <w14:ligatures w14:val="none"/>
+        </w:rPr>
+        <w:t>expect</w:t>
+      </w:r>
+      <w:r>
+        <w:rPr>
+          <w:rFonts w:ascii="Consolas" w:eastAsia="Times New Roman" w:hAnsi="Consolas" w:cs="Times New Roman"/>
+          <w:color w:val="1F2328"/>
+          <w:kern w:val="0"/>
+          <w:sz w:val="21"/>
+          <w:szCs w:val="21"/>
+          <w14:ligatures w14:val="none"/>
+        </w:rPr>
+        <w:t>(</w:t>
+      </w:r>
+      <w:r>
+        <w:rPr>
+          <w:rFonts w:ascii="Consolas" w:eastAsia="Times New Roman" w:hAnsi="Consolas" w:cs="Times New Roman"/>
+          <w:color w:val="8250DF"/>
+          <w:kern w:val="0"/>
+          <w:sz w:val="21"/>
+          <w:szCs w:val="21"/>
+          <w14:ligatures w14:val="none"/>
+        </w:rPr>
+        <w:t>toUpperCase</w:t>
+      </w:r>
+      <w:r>
+        <w:rPr>
+          <w:rFonts w:ascii="Consolas" w:eastAsia="Times New Roman" w:hAnsi="Consolas" w:cs="Times New Roman"/>
+          <w:color w:val="1F2328"/>
+          <w:kern w:val="0"/>
+          <w:sz w:val="21"/>
+          <w:szCs w:val="21"/>
+          <w14:ligatures w14:val="none"/>
+        </w:rPr>
+        <w:t>(</w:t>
+      </w:r>
+      <w:r>
+        <w:rPr>
+          <w:rFonts w:ascii="Consolas" w:eastAsia="Times New Roman" w:hAnsi="Consolas" w:cs="Times New Roman"/>
+          <w:color w:val="0A3069"/>
+          <w:kern w:val="0"/>
+          <w:sz w:val="21"/>
+          <w:szCs w:val="21"/>
+          <w14:ligatures w14:val="none"/>
+        </w:rPr>
+        <w:t>'jloka'</w:t>
+      </w:r>
+      <w:r>
+        <w:rPr>
+          <w:rFonts w:ascii="Consolas" w:eastAsia="Times New Roman" w:hAnsi="Consolas" w:cs="Times New Roman"/>
+          <w:color w:val="1F2328"/>
+          <w:kern w:val="0"/>
+          <w:sz w:val="21"/>
+          <w:szCs w:val="21"/>
+          <w14:ligatures w14:val="none"/>
+        </w:rPr>
+        <w:t>)</w:t>
+      </w:r>
+      <w:proofErr w:type="gramStart"/>
+      <w:r>
+        <w:rPr>
+          <w:rFonts w:ascii="Consolas" w:eastAsia="Times New Roman" w:hAnsi="Consolas" w:cs="Times New Roman"/>
+          <w:color w:val="1F2328"/>
+          <w:kern w:val="0"/>
+          <w:sz w:val="21"/>
+          <w:szCs w:val="21"/>
+          <w14:ligatures w14:val="none"/>
+        </w:rPr>
+        <w:t>).</w:t>
+      </w:r>
+      <w:r>
+        <w:rPr>
+          <w:rFonts w:ascii="Consolas" w:eastAsia="Times New Roman" w:hAnsi="Consolas" w:cs="Times New Roman"/>
+          <w:color w:val="8250DF"/>
+          <w:kern w:val="0"/>
+          <w:sz w:val="21"/>
+          <w:szCs w:val="21"/>
+          <w14:ligatures w14:val="none"/>
+        </w:rPr>
+        <w:t>toBe</w:t>
+      </w:r>
+      <w:proofErr w:type="gramEnd"/>
+      <w:r>
+        <w:rPr>
+          <w:rFonts w:ascii="Consolas" w:eastAsia="Times New Roman" w:hAnsi="Consolas" w:cs="Times New Roman"/>
+          <w:color w:val="1F2328"/>
+          <w:kern w:val="0"/>
+          <w:sz w:val="21"/>
+          <w:szCs w:val="21"/>
+          <w14:ligatures w14:val="none"/>
+        </w:rPr>
+        <w:t>(</w:t>
+      </w:r>
+      <w:r>
+        <w:rPr>
+          <w:rFonts w:ascii="Consolas" w:eastAsia="Times New Roman" w:hAnsi="Consolas" w:cs="Times New Roman"/>
+          <w:color w:val="0A3069"/>
+          <w:kern w:val="0"/>
+          <w:sz w:val="21"/>
+          <w:szCs w:val="21"/>
+          <w14:ligatures w14:val="none"/>
+        </w:rPr>
+        <w:t>"JLOKA"</w:t>
+      </w:r>
+      <w:r>
+        <w:rPr>
+          <w:rFonts w:ascii="Consolas" w:eastAsia="Times New Roman" w:hAnsi="Consolas" w:cs="Times New Roman"/>
+          <w:color w:val="1F2328"/>
+          <w:kern w:val="0"/>
+          <w:sz w:val="21"/>
+          <w:szCs w:val="21"/>
+          <w14:ligatures w14:val="none"/>
+        </w:rPr>
+        <w:t>)</w:t>
+      </w:r>
+    </w:p>
+    <w:p>
+      <w:pPr>
+        <w:shd w:val="clear" w:color="auto" w:fill="FFFFFF"/>
+        <w:spacing w:after="0" w:line="285" w:lineRule="atLeast"/>
+        <w:rPr>
+          <w:rFonts w:ascii="Consolas" w:eastAsia="Times New Roman" w:hAnsi="Consolas" w:cs="Times New Roman"/>
+          <w:color w:val="202020"/>
+          <w:kern w:val="0"/>
+          <w:sz w:val="21"/>
+          <w:szCs w:val="21"/>
+          <w14:ligatures w14:val="none"/>
+        </w:rPr>
+      </w:pPr>
+      <w:r>
+        <w:rPr>
+          <w:rFonts w:ascii="Consolas" w:eastAsia="Times New Roman" w:hAnsi="Consolas" w:cs="Times New Roman"/>
+          <w:color w:val="1F2328"/>
+          <w:kern w:val="0"/>
+          <w:sz w:val="21"/>
+          <w:szCs w:val="21"/>
+          <w14:ligatures w14:val="none"/>
+        </w:rPr>
+        <w:t>    })</w:t>
+      </w:r>
+    </w:p>
+    <w:p>
+      <w:pPr>
+        <w:shd w:val="clear" w:color="auto" w:fill="FFFFFF"/>
+        <w:spacing w:after="0" w:line="285" w:lineRule="atLeast"/>
+        <w:ind w:left="2160"/>
+        <w:rPr>
+          <w:rFonts w:ascii="Sakkal Majalla" w:eastAsia="Times New Roman" w:hAnsi="Sakkal Majalla" w:cs="Sakkal Majalla"/>
+          <w:color w:val="202020"/>
+          <w:kern w:val="0"/>
+          <w14:ligatures w14:val="none"/>
+        </w:rPr>
+      </w:pPr>
+      <w:r>
+        <w:rPr>
+          <w:rFonts w:ascii="Sakkal Majalla" w:eastAsia="Times New Roman" w:hAnsi="Sakkal Majalla" w:cs="Sakkal Majalla"/>
+          <w:color w:val="202020"/>
+          <w:kern w:val="0"/>
+          <w14:ligatures w14:val="none"/>
+        </w:rPr>
+        <w:t>***************************************************************</w:t>
+      </w:r>
+    </w:p>
+    <w:p>
+      <w:pPr>
+        <w:shd w:val="clear" w:color="auto" w:fill="FFFFFF"/>
+        <w:spacing w:after="0" w:line="285" w:lineRule="atLeast"/>
+        <w:rPr>
+          <w:rFonts w:ascii="Consolas" w:eastAsia="Times New Roman" w:hAnsi="Consolas" w:cs="Times New Roman"/>
+          <w:color w:val="202020"/>
+          <w:kern w:val="0"/>
+          <w:sz w:val="21"/>
+          <w:szCs w:val="21"/>
+          <w14:ligatures w14:val="none"/>
+        </w:rPr>
+      </w:pPr>
+      <w:r>
+        <w:rPr>
+          <w:rFonts w:ascii="Consolas" w:eastAsia="Times New Roman" w:hAnsi="Consolas" w:cs="Times New Roman"/>
+          <w:color w:val="1F2328"/>
+          <w:kern w:val="0"/>
+          <w:sz w:val="21"/>
+          <w:szCs w:val="21"/>
+          <w14:ligatures w14:val="none"/>
+        </w:rPr>
+        <w:t xml:space="preserve">    </w:t>
+      </w:r>
+      <w:proofErr w:type="gramStart"/>
+      <w:r>
+        <w:rPr>
+          <w:rFonts w:ascii="Consolas" w:eastAsia="Times New Roman" w:hAnsi="Consolas" w:cs="Times New Roman"/>
+          <w:color w:val="1F2328"/>
+          <w:kern w:val="0"/>
+          <w:sz w:val="21"/>
+          <w:szCs w:val="21"/>
+          <w14:ligatures w14:val="none"/>
+        </w:rPr>
+        <w:t>describe.</w:t>
+      </w:r>
+      <w:r>
+        <w:rPr>
+          <w:rFonts w:ascii="Consolas" w:eastAsia="Times New Roman" w:hAnsi="Consolas" w:cs="Times New Roman"/>
+          <w:color w:val="8250DF"/>
+          <w:kern w:val="0"/>
+          <w:sz w:val="21"/>
+          <w:szCs w:val="21"/>
+          <w14:ligatures w14:val="none"/>
+        </w:rPr>
+        <w:t>only</w:t>
+      </w:r>
+      <w:proofErr w:type="gramEnd"/>
+      <w:r>
+        <w:rPr>
+          <w:rFonts w:ascii="Consolas" w:eastAsia="Times New Roman" w:hAnsi="Consolas" w:cs="Times New Roman"/>
+          <w:color w:val="1F2328"/>
+          <w:kern w:val="0"/>
+          <w:sz w:val="21"/>
+          <w:szCs w:val="21"/>
+          <w14:ligatures w14:val="none"/>
+        </w:rPr>
+        <w:t>(</w:t>
+      </w:r>
+      <w:r>
+        <w:rPr>
+          <w:rFonts w:ascii="Consolas" w:eastAsia="Times New Roman" w:hAnsi="Consolas" w:cs="Times New Roman"/>
+          <w:color w:val="0A3069"/>
+          <w:kern w:val="0"/>
+          <w:sz w:val="21"/>
+          <w:szCs w:val="21"/>
+          <w14:ligatures w14:val="none"/>
+        </w:rPr>
+        <w:t>"toUpperCase tests"</w:t>
+      </w:r>
+      <w:r>
+        <w:rPr>
+          <w:rFonts w:ascii="Consolas" w:eastAsia="Times New Roman" w:hAnsi="Consolas" w:cs="Times New Roman"/>
+          <w:color w:val="1F2328"/>
+          <w:kern w:val="0"/>
+          <w:sz w:val="21"/>
+          <w:szCs w:val="21"/>
+          <w14:ligatures w14:val="none"/>
+        </w:rPr>
+        <w:t xml:space="preserve">, () </w:t>
+      </w:r>
+      <w:r>
+        <w:rPr>
+          <w:rFonts w:ascii="Consolas" w:eastAsia="Times New Roman" w:hAnsi="Consolas" w:cs="Times New Roman"/>
+          <w:color w:val="CF222E"/>
+          <w:kern w:val="0"/>
+          <w:sz w:val="21"/>
+          <w:szCs w:val="21"/>
+          <w14:ligatures w14:val="none"/>
+        </w:rPr>
+        <w:t>=&gt;</w:t>
+      </w:r>
+      <w:r>
+        <w:rPr>
+          <w:rFonts w:ascii="Consolas" w:eastAsia="Times New Roman" w:hAnsi="Consolas" w:cs="Times New Roman"/>
+          <w:color w:val="1F2328"/>
+          <w:kern w:val="0"/>
+          <w:sz w:val="21"/>
+          <w:szCs w:val="21"/>
+          <w14:ligatures w14:val="none"/>
+        </w:rPr>
+        <w:t xml:space="preserve"> {</w:t>
+      </w:r>
+    </w:p>
+    <w:p>
+      <w:pPr>
+        <w:shd w:val="clear" w:color="auto" w:fill="FFFFFF"/>
+        <w:spacing w:after="0" w:line="285" w:lineRule="atLeast"/>
+        <w:rPr>
+          <w:rFonts w:ascii="Consolas" w:eastAsia="Times New Roman" w:hAnsi="Consolas" w:cs="Times New Roman"/>
+          <w:color w:val="202020"/>
+          <w:kern w:val="0"/>
+          <w:sz w:val="21"/>
+          <w:szCs w:val="21"/>
+          <w14:ligatures w14:val="none"/>
+        </w:rPr>
+      </w:pPr>
+      <w:r>
+        <w:rPr>
+          <w:rFonts w:ascii="Consolas" w:eastAsia="Times New Roman" w:hAnsi="Consolas" w:cs="Times New Roman"/>
+          <w:color w:val="1F2328"/>
+          <w:kern w:val="0"/>
+          <w:sz w:val="21"/>
+          <w:szCs w:val="21"/>
+          <w14:ligatures w14:val="none"/>
+        </w:rPr>
+        <w:t xml:space="preserve">        </w:t>
+      </w:r>
+      <w:proofErr w:type="gramStart"/>
+      <w:r>
+        <w:rPr>
+          <w:rFonts w:ascii="Consolas" w:eastAsia="Times New Roman" w:hAnsi="Consolas" w:cs="Times New Roman"/>
+          <w:color w:val="1F2328"/>
+          <w:kern w:val="0"/>
+          <w:sz w:val="21"/>
+          <w:szCs w:val="21"/>
+          <w14:ligatures w14:val="none"/>
+        </w:rPr>
+        <w:t>it.</w:t>
+      </w:r>
+      <w:r>
+        <w:rPr>
+          <w:rFonts w:ascii="Consolas" w:eastAsia="Times New Roman" w:hAnsi="Consolas" w:cs="Times New Roman"/>
+          <w:color w:val="8250DF"/>
+          <w:kern w:val="0"/>
+          <w:sz w:val="21"/>
+          <w:szCs w:val="21"/>
+          <w14:ligatures w14:val="none"/>
+        </w:rPr>
+        <w:t>each</w:t>
+      </w:r>
+      <w:proofErr w:type="gramEnd"/>
+      <w:r>
+        <w:rPr>
+          <w:rFonts w:ascii="Consolas" w:eastAsia="Times New Roman" w:hAnsi="Consolas" w:cs="Times New Roman"/>
+          <w:color w:val="1F2328"/>
+          <w:kern w:val="0"/>
+          <w:sz w:val="21"/>
+          <w:szCs w:val="21"/>
+          <w14:ligatures w14:val="none"/>
+        </w:rPr>
+        <w:t>([</w:t>
+      </w:r>
+    </w:p>
+    <w:p>
+      <w:pPr>
+        <w:shd w:val="clear" w:color="auto" w:fill="FFFFFF"/>
+        <w:spacing w:after="0" w:line="285" w:lineRule="atLeast"/>
+        <w:rPr>
+          <w:rFonts w:ascii="Consolas" w:eastAsia="Times New Roman" w:hAnsi="Consolas" w:cs="Times New Roman"/>
+          <w:color w:val="202020"/>
+          <w:kern w:val="0"/>
+          <w:sz w:val="21"/>
+          <w:szCs w:val="21"/>
+          <w14:ligatures w14:val="none"/>
+        </w:rPr>
+      </w:pPr>
+      <w:r>
+        <w:rPr>
+          <w:rFonts w:ascii="Consolas" w:eastAsia="Times New Roman" w:hAnsi="Consolas" w:cs="Times New Roman"/>
+          <w:color w:val="1F2328"/>
+          <w:kern w:val="0"/>
+          <w:sz w:val="21"/>
+          <w:szCs w:val="21"/>
+          <w14:ligatures w14:val="none"/>
+        </w:rPr>
+        <w:t>            {data</w:t>
+      </w:r>
+      <w:r>
+        <w:rPr>
+          <w:rFonts w:ascii="Consolas" w:eastAsia="Times New Roman" w:hAnsi="Consolas" w:cs="Times New Roman"/>
+          <w:color w:val="001080"/>
+          <w:kern w:val="0"/>
+          <w:sz w:val="21"/>
+          <w:szCs w:val="21"/>
+          <w14:ligatures w14:val="none"/>
+        </w:rPr>
+        <w:t>:</w:t>
+      </w:r>
+      <w:r>
+        <w:rPr>
+          <w:rFonts w:ascii="Consolas" w:eastAsia="Times New Roman" w:hAnsi="Consolas" w:cs="Times New Roman"/>
+          <w:color w:val="1F2328"/>
+          <w:kern w:val="0"/>
+          <w:sz w:val="21"/>
+          <w:szCs w:val="21"/>
+          <w14:ligatures w14:val="none"/>
+        </w:rPr>
+        <w:t xml:space="preserve"> </w:t>
+      </w:r>
+      <w:r>
+        <w:rPr>
+          <w:rFonts w:ascii="Consolas" w:eastAsia="Times New Roman" w:hAnsi="Consolas" w:cs="Times New Roman"/>
+          <w:color w:val="0A3069"/>
+          <w:kern w:val="0"/>
+          <w:sz w:val="21"/>
+          <w:szCs w:val="21"/>
+          <w14:ligatures w14:val="none"/>
+        </w:rPr>
+        <w:t>'Jafar-Loka-01'</w:t>
+      </w:r>
+      <w:r>
+        <w:rPr>
+          <w:rFonts w:ascii="Consolas" w:eastAsia="Times New Roman" w:hAnsi="Consolas" w:cs="Times New Roman"/>
+          <w:color w:val="1F2328"/>
+          <w:kern w:val="0"/>
+          <w:sz w:val="21"/>
+          <w:szCs w:val="21"/>
+          <w14:ligatures w14:val="none"/>
+        </w:rPr>
+        <w:t>, expected</w:t>
+      </w:r>
+      <w:r>
+        <w:rPr>
+          <w:rFonts w:ascii="Consolas" w:eastAsia="Times New Roman" w:hAnsi="Consolas" w:cs="Times New Roman"/>
+          <w:color w:val="001080"/>
+          <w:kern w:val="0"/>
+          <w:sz w:val="21"/>
+          <w:szCs w:val="21"/>
+          <w14:ligatures w14:val="none"/>
+        </w:rPr>
+        <w:t>:</w:t>
+      </w:r>
+      <w:r>
+        <w:rPr>
+          <w:rFonts w:ascii="Consolas" w:eastAsia="Times New Roman" w:hAnsi="Consolas" w:cs="Times New Roman"/>
+          <w:color w:val="1F2328"/>
+          <w:kern w:val="0"/>
+          <w:sz w:val="21"/>
+          <w:szCs w:val="21"/>
+          <w14:ligatures w14:val="none"/>
+        </w:rPr>
+        <w:t xml:space="preserve"> </w:t>
+      </w:r>
+      <w:r>
+        <w:rPr>
+          <w:rFonts w:ascii="Consolas" w:eastAsia="Times New Roman" w:hAnsi="Consolas" w:cs="Times New Roman"/>
+          <w:color w:val="0A3069"/>
+          <w:kern w:val="0"/>
+          <w:sz w:val="21"/>
+          <w:szCs w:val="21"/>
+          <w14:ligatures w14:val="none"/>
+        </w:rPr>
+        <w:t>'JAFAR-LOKA-01'</w:t>
+      </w:r>
+      <w:r>
+        <w:rPr>
+          <w:rFonts w:ascii="Consolas" w:eastAsia="Times New Roman" w:hAnsi="Consolas" w:cs="Times New Roman"/>
+          <w:color w:val="1F2328"/>
+          <w:kern w:val="0"/>
+          <w:sz w:val="21"/>
+          <w:szCs w:val="21"/>
+          <w14:ligatures w14:val="none"/>
+        </w:rPr>
+        <w:t>},</w:t>
+      </w:r>
+    </w:p>
+    <w:p>
+      <w:pPr>
+        <w:shd w:val="clear" w:color="auto" w:fill="FFFFFF"/>
+        <w:spacing w:after="0" w:line="285" w:lineRule="atLeast"/>
+        <w:rPr>
+          <w:rFonts w:ascii="Consolas" w:eastAsia="Times New Roman" w:hAnsi="Consolas" w:cs="Times New Roman"/>
+          <w:color w:val="202020"/>
+          <w:kern w:val="0"/>
+          <w:sz w:val="21"/>
+          <w:szCs w:val="21"/>
+          <w14:ligatures w14:val="none"/>
+        </w:rPr>
+      </w:pPr>
+      <w:r>
+        <w:rPr>
+          <w:rFonts w:ascii="Consolas" w:eastAsia="Times New Roman" w:hAnsi="Consolas" w:cs="Times New Roman"/>
+          <w:color w:val="1F2328"/>
+          <w:kern w:val="0"/>
+          <w:sz w:val="21"/>
+          <w:szCs w:val="21"/>
+          <w14:ligatures w14:val="none"/>
+        </w:rPr>
+        <w:t>            {data</w:t>
+      </w:r>
+      <w:r>
+        <w:rPr>
+          <w:rFonts w:ascii="Consolas" w:eastAsia="Times New Roman" w:hAnsi="Consolas" w:cs="Times New Roman"/>
+          <w:color w:val="001080"/>
+          <w:kern w:val="0"/>
+          <w:sz w:val="21"/>
+          <w:szCs w:val="21"/>
+          <w14:ligatures w14:val="none"/>
+        </w:rPr>
+        <w:t>:</w:t>
+      </w:r>
+      <w:r>
+        <w:rPr>
+          <w:rFonts w:ascii="Consolas" w:eastAsia="Times New Roman" w:hAnsi="Consolas" w:cs="Times New Roman"/>
+          <w:color w:val="1F2328"/>
+          <w:kern w:val="0"/>
+          <w:sz w:val="21"/>
+          <w:szCs w:val="21"/>
+          <w14:ligatures w14:val="none"/>
+        </w:rPr>
+        <w:t xml:space="preserve"> </w:t>
+      </w:r>
+      <w:r>
+        <w:rPr>
+          <w:rFonts w:ascii="Consolas" w:eastAsia="Times New Roman" w:hAnsi="Consolas" w:cs="Times New Roman"/>
+          <w:color w:val="0A3069"/>
+          <w:kern w:val="0"/>
+          <w:sz w:val="21"/>
+          <w:szCs w:val="21"/>
+          <w14:ligatures w14:val="none"/>
+        </w:rPr>
+        <w:t>'j-l-01'</w:t>
+      </w:r>
+      <w:r>
+        <w:rPr>
+          <w:rFonts w:ascii="Consolas" w:eastAsia="Times New Roman" w:hAnsi="Consolas" w:cs="Times New Roman"/>
+          <w:color w:val="1F2328"/>
+          <w:kern w:val="0"/>
+          <w:sz w:val="21"/>
+          <w:szCs w:val="21"/>
+          <w14:ligatures w14:val="none"/>
+        </w:rPr>
+        <w:t>, expected</w:t>
+      </w:r>
+      <w:r>
+        <w:rPr>
+          <w:rFonts w:ascii="Consolas" w:eastAsia="Times New Roman" w:hAnsi="Consolas" w:cs="Times New Roman"/>
+          <w:color w:val="001080"/>
+          <w:kern w:val="0"/>
+          <w:sz w:val="21"/>
+          <w:szCs w:val="21"/>
+          <w14:ligatures w14:val="none"/>
+        </w:rPr>
+        <w:t>:</w:t>
+      </w:r>
+      <w:r>
+        <w:rPr>
+          <w:rFonts w:ascii="Consolas" w:eastAsia="Times New Roman" w:hAnsi="Consolas" w:cs="Times New Roman"/>
+          <w:color w:val="1F2328"/>
+          <w:kern w:val="0"/>
+          <w:sz w:val="21"/>
+          <w:szCs w:val="21"/>
+          <w14:ligatures w14:val="none"/>
+        </w:rPr>
+        <w:t xml:space="preserve"> </w:t>
+      </w:r>
+      <w:r>
+        <w:rPr>
+          <w:rFonts w:ascii="Consolas" w:eastAsia="Times New Roman" w:hAnsi="Consolas" w:cs="Times New Roman"/>
+          <w:color w:val="0A3069"/>
+          <w:kern w:val="0"/>
+          <w:sz w:val="21"/>
+          <w:szCs w:val="21"/>
+          <w14:ligatures w14:val="none"/>
+        </w:rPr>
+        <w:t>'J-L-01'</w:t>
+      </w:r>
+      <w:r>
+        <w:rPr>
+          <w:rFonts w:ascii="Consolas" w:eastAsia="Times New Roman" w:hAnsi="Consolas" w:cs="Times New Roman"/>
+          <w:color w:val="1F2328"/>
+          <w:kern w:val="0"/>
+          <w:sz w:val="21"/>
+          <w:szCs w:val="21"/>
+          <w14:ligatures w14:val="none"/>
+        </w:rPr>
+        <w:t>},</w:t>
+      </w:r>
+    </w:p>
+    <w:p>
+      <w:pPr>
+        <w:shd w:val="clear" w:color="auto" w:fill="FFFFFF"/>
+        <w:spacing w:after="0" w:line="285" w:lineRule="atLeast"/>
+        <w:rPr>
+          <w:rFonts w:ascii="Consolas" w:eastAsia="Times New Roman" w:hAnsi="Consolas" w:cs="Times New Roman"/>
+          <w:color w:val="202020"/>
+          <w:kern w:val="0"/>
+          <w:sz w:val="21"/>
+          <w:szCs w:val="21"/>
+          <w14:ligatures w14:val="none"/>
+        </w:rPr>
+      </w:pPr>
+      <w:r>
+        <w:rPr>
+          <w:rFonts w:ascii="Consolas" w:eastAsia="Times New Roman" w:hAnsi="Consolas" w:cs="Times New Roman"/>
+          <w:color w:val="1F2328"/>
+          <w:kern w:val="0"/>
+          <w:sz w:val="21"/>
+          <w:szCs w:val="21"/>
+          <w14:ligatures w14:val="none"/>
+        </w:rPr>
+        <w:t>            {data</w:t>
+      </w:r>
+      <w:r>
+        <w:rPr>
+          <w:rFonts w:ascii="Consolas" w:eastAsia="Times New Roman" w:hAnsi="Consolas" w:cs="Times New Roman"/>
+          <w:color w:val="001080"/>
+          <w:kern w:val="0"/>
+          <w:sz w:val="21"/>
+          <w:szCs w:val="21"/>
+          <w14:ligatures w14:val="none"/>
+        </w:rPr>
+        <w:t>:</w:t>
+      </w:r>
+      <w:r>
+        <w:rPr>
+          <w:rFonts w:ascii="Consolas" w:eastAsia="Times New Roman" w:hAnsi="Consolas" w:cs="Times New Roman"/>
+          <w:color w:val="1F2328"/>
+          <w:kern w:val="0"/>
+          <w:sz w:val="21"/>
+          <w:szCs w:val="21"/>
+          <w14:ligatures w14:val="none"/>
+        </w:rPr>
+        <w:t xml:space="preserve"> </w:t>
+      </w:r>
+      <w:r>
+        <w:rPr>
+          <w:rFonts w:ascii="Consolas" w:eastAsia="Times New Roman" w:hAnsi="Consolas" w:cs="Times New Roman"/>
+          <w:color w:val="0A3069"/>
+          <w:kern w:val="0"/>
+          <w:sz w:val="21"/>
+          <w:szCs w:val="21"/>
+          <w14:ligatures w14:val="none"/>
+        </w:rPr>
+        <w:t>'Jafar-Test-01'</w:t>
+      </w:r>
+      <w:r>
+        <w:rPr>
+          <w:rFonts w:ascii="Consolas" w:eastAsia="Times New Roman" w:hAnsi="Consolas" w:cs="Times New Roman"/>
+          <w:color w:val="1F2328"/>
+          <w:kern w:val="0"/>
+          <w:sz w:val="21"/>
+          <w:szCs w:val="21"/>
+          <w14:ligatures w14:val="none"/>
+        </w:rPr>
+        <w:t>, expected</w:t>
+      </w:r>
+      <w:r>
+        <w:rPr>
+          <w:rFonts w:ascii="Consolas" w:eastAsia="Times New Roman" w:hAnsi="Consolas" w:cs="Times New Roman"/>
+          <w:color w:val="001080"/>
+          <w:kern w:val="0"/>
+          <w:sz w:val="21"/>
+          <w:szCs w:val="21"/>
+          <w14:ligatures w14:val="none"/>
+        </w:rPr>
+        <w:t>:</w:t>
+      </w:r>
+      <w:r>
+        <w:rPr>
+          <w:rFonts w:ascii="Consolas" w:eastAsia="Times New Roman" w:hAnsi="Consolas" w:cs="Times New Roman"/>
+          <w:color w:val="1F2328"/>
+          <w:kern w:val="0"/>
+          <w:sz w:val="21"/>
+          <w:szCs w:val="21"/>
+          <w14:ligatures w14:val="none"/>
+        </w:rPr>
+        <w:t xml:space="preserve"> </w:t>
+      </w:r>
+      <w:r>
+        <w:rPr>
+          <w:rFonts w:ascii="Consolas" w:eastAsia="Times New Roman" w:hAnsi="Consolas" w:cs="Times New Roman"/>
+          <w:color w:val="0A3069"/>
+          <w:kern w:val="0"/>
+          <w:sz w:val="21"/>
+          <w:szCs w:val="21"/>
+          <w14:ligatures w14:val="none"/>
+        </w:rPr>
+        <w:t>'JAFAR-TEST-01'</w:t>
+      </w:r>
+      <w:r>
+        <w:rPr>
+          <w:rFonts w:ascii="Consolas" w:eastAsia="Times New Roman" w:hAnsi="Consolas" w:cs="Times New Roman"/>
+          <w:color w:val="1F2328"/>
+          <w:kern w:val="0"/>
+          <w:sz w:val="21"/>
+          <w:szCs w:val="21"/>
+          <w14:ligatures w14:val="none"/>
+        </w:rPr>
+        <w:t>},</w:t>
+      </w:r>
+    </w:p>
+    <w:p>
+      <w:pPr>
+        <w:shd w:val="clear" w:color="auto" w:fill="FFFFFF"/>
+        <w:spacing w:after="0" w:line="285" w:lineRule="atLeast"/>
+        <w:rPr>
+          <w:rFonts w:ascii="Consolas" w:eastAsia="Times New Roman" w:hAnsi="Consolas" w:cs="Times New Roman"/>
+          <w:color w:val="202020"/>
+          <w:kern w:val="0"/>
+          <w:sz w:val="21"/>
+          <w:szCs w:val="21"/>
+          <w14:ligatures w14:val="none"/>
+        </w:rPr>
+      </w:pPr>
+      <w:r>
+        <w:rPr>
+          <w:rFonts w:ascii="Consolas" w:eastAsia="Times New Roman" w:hAnsi="Consolas" w:cs="Times New Roman"/>
+          <w:color w:val="1F2328"/>
+          <w:kern w:val="0"/>
+          <w:sz w:val="21"/>
+          <w:szCs w:val="21"/>
+          <w14:ligatures w14:val="none"/>
+        </w:rPr>
+        <w:t xml:space="preserve">        </w:t>
+      </w:r>
+      <w:proofErr w:type="gramStart"/>
+      <w:r>
+        <w:rPr>
+          <w:rFonts w:ascii="Consolas" w:eastAsia="Times New Roman" w:hAnsi="Consolas" w:cs="Times New Roman"/>
+          <w:color w:val="1F2328"/>
+          <w:kern w:val="0"/>
+          <w:sz w:val="21"/>
+          <w:szCs w:val="21"/>
+          <w14:ligatures w14:val="none"/>
+        </w:rPr>
+        <w:t>])(</w:t>
+      </w:r>
+      <w:proofErr w:type="gramEnd"/>
+      <w:r>
+        <w:rPr>
+          <w:rFonts w:ascii="Consolas" w:eastAsia="Times New Roman" w:hAnsi="Consolas" w:cs="Times New Roman"/>
+          <w:color w:val="0A3069"/>
+          <w:kern w:val="0"/>
+          <w:sz w:val="21"/>
+          <w:szCs w:val="21"/>
+          <w14:ligatures w14:val="none"/>
+        </w:rPr>
+        <w:t>"Test parametrize with $data expected $expected"</w:t>
+      </w:r>
+      <w:r>
+        <w:rPr>
+          <w:rFonts w:ascii="Consolas" w:eastAsia="Times New Roman" w:hAnsi="Consolas" w:cs="Times New Roman"/>
+          <w:color w:val="1F2328"/>
+          <w:kern w:val="0"/>
+          <w:sz w:val="21"/>
+          <w:szCs w:val="21"/>
+          <w14:ligatures w14:val="none"/>
+        </w:rPr>
+        <w:t xml:space="preserve">, </w:t>
+      </w:r>
+      <w:proofErr w:type="gramStart"/>
+      <w:r>
+        <w:rPr>
+          <w:rFonts w:ascii="Consolas" w:eastAsia="Times New Roman" w:hAnsi="Consolas" w:cs="Times New Roman"/>
+          <w:color w:val="1F2328"/>
+          <w:kern w:val="0"/>
+          <w:sz w:val="21"/>
+          <w:szCs w:val="21"/>
+          <w14:ligatures w14:val="none"/>
+        </w:rPr>
+        <w:t xml:space="preserve">({ </w:t>
+      </w:r>
+      <w:r>
+        <w:rPr>
+          <w:rFonts w:ascii="Consolas" w:eastAsia="Times New Roman" w:hAnsi="Consolas" w:cs="Times New Roman"/>
+          <w:color w:val="953800"/>
+          <w:kern w:val="0"/>
+          <w:sz w:val="21"/>
+          <w:szCs w:val="21"/>
+          <w14:ligatures w14:val="none"/>
+        </w:rPr>
+        <w:t>data</w:t>
+      </w:r>
+      <w:proofErr w:type="gramEnd"/>
+      <w:r>
+        <w:rPr>
+          <w:rFonts w:ascii="Consolas" w:eastAsia="Times New Roman" w:hAnsi="Consolas" w:cs="Times New Roman"/>
+          <w:color w:val="1F2328"/>
+          <w:kern w:val="0"/>
+          <w:sz w:val="21"/>
+          <w:szCs w:val="21"/>
+          <w14:ligatures w14:val="none"/>
+        </w:rPr>
+        <w:t xml:space="preserve">, </w:t>
+      </w:r>
+      <w:proofErr w:type="gramStart"/>
+      <w:r>
+        <w:rPr>
+          <w:rFonts w:ascii="Consolas" w:eastAsia="Times New Roman" w:hAnsi="Consolas" w:cs="Times New Roman"/>
+          <w:color w:val="953800"/>
+          <w:kern w:val="0"/>
+          <w:sz w:val="21"/>
+          <w:szCs w:val="21"/>
+          <w14:ligatures w14:val="none"/>
+        </w:rPr>
+        <w:t>expected</w:t>
+      </w:r>
+      <w:r>
+        <w:rPr>
+          <w:rFonts w:ascii="Consolas" w:eastAsia="Times New Roman" w:hAnsi="Consolas" w:cs="Times New Roman"/>
+          <w:color w:val="1F2328"/>
+          <w:kern w:val="0"/>
+          <w:sz w:val="21"/>
+          <w:szCs w:val="21"/>
+          <w14:ligatures w14:val="none"/>
+        </w:rPr>
+        <w:t xml:space="preserve"> }</w:t>
+      </w:r>
+      <w:proofErr w:type="gramEnd"/>
+      <w:r>
+        <w:rPr>
+          <w:rFonts w:ascii="Consolas" w:eastAsia="Times New Roman" w:hAnsi="Consolas" w:cs="Times New Roman"/>
+          <w:color w:val="1F2328"/>
+          <w:kern w:val="0"/>
+          <w:sz w:val="21"/>
+          <w:szCs w:val="21"/>
+          <w14:ligatures w14:val="none"/>
+        </w:rPr>
+        <w:t xml:space="preserve">) </w:t>
+      </w:r>
+      <w:r>
+        <w:rPr>
+          <w:rFonts w:ascii="Consolas" w:eastAsia="Times New Roman" w:hAnsi="Consolas" w:cs="Times New Roman"/>
+          <w:color w:val="CF222E"/>
+          <w:kern w:val="0"/>
+          <w:sz w:val="21"/>
+          <w:szCs w:val="21"/>
+          <w14:ligatures w14:val="none"/>
+        </w:rPr>
+        <w:t>=&gt;</w:t>
+      </w:r>
+      <w:r>
+        <w:rPr>
+          <w:rFonts w:ascii="Consolas" w:eastAsia="Times New Roman" w:hAnsi="Consolas" w:cs="Times New Roman"/>
+          <w:color w:val="1F2328"/>
+          <w:kern w:val="0"/>
+          <w:sz w:val="21"/>
+          <w:szCs w:val="21"/>
+          <w14:ligatures w14:val="none"/>
+        </w:rPr>
+        <w:t xml:space="preserve"> {</w:t>
+      </w:r>
+    </w:p>
+    <w:p>
+      <w:pPr>
+        <w:shd w:val="clear" w:color="auto" w:fill="FFFFFF"/>
+        <w:spacing w:after="0" w:line="285" w:lineRule="atLeast"/>
+        <w:rPr>
+          <w:rFonts w:ascii="Consolas" w:eastAsia="Times New Roman" w:hAnsi="Consolas" w:cs="Times New Roman"/>
+          <w:color w:val="202020"/>
+          <w:kern w:val="0"/>
+          <w:sz w:val="21"/>
+          <w:szCs w:val="21"/>
+          <w14:ligatures w14:val="none"/>
+        </w:rPr>
+      </w:pPr>
+      <w:r>
+        <w:rPr>
+          <w:rFonts w:ascii="Consolas" w:eastAsia="Times New Roman" w:hAnsi="Consolas" w:cs="Times New Roman"/>
+          <w:color w:val="1F2328"/>
+          <w:kern w:val="0"/>
+          <w:sz w:val="21"/>
+          <w:szCs w:val="21"/>
+          <w14:ligatures w14:val="none"/>
+        </w:rPr>
+        <w:lastRenderedPageBreak/>
+        <w:t xml:space="preserve">            </w:t>
+      </w:r>
+      <w:r>
+        <w:rPr>
+          <w:rFonts w:ascii="Consolas" w:eastAsia="Times New Roman" w:hAnsi="Consolas" w:cs="Times New Roman"/>
+          <w:color w:val="8250DF"/>
+          <w:kern w:val="0"/>
+          <w:sz w:val="21"/>
+          <w:szCs w:val="21"/>
+          <w14:ligatures w14:val="none"/>
+        </w:rPr>
+        <w:t>expect</w:t>
+      </w:r>
+      <w:r>
+        <w:rPr>
+          <w:rFonts w:ascii="Consolas" w:eastAsia="Times New Roman" w:hAnsi="Consolas" w:cs="Times New Roman"/>
+          <w:color w:val="1F2328"/>
+          <w:kern w:val="0"/>
+          <w:sz w:val="21"/>
+          <w:szCs w:val="21"/>
+          <w14:ligatures w14:val="none"/>
+        </w:rPr>
+        <w:t>(</w:t>
+      </w:r>
+      <w:r>
+        <w:rPr>
+          <w:rFonts w:ascii="Consolas" w:eastAsia="Times New Roman" w:hAnsi="Consolas" w:cs="Times New Roman"/>
+          <w:color w:val="8250DF"/>
+          <w:kern w:val="0"/>
+          <w:sz w:val="21"/>
+          <w:szCs w:val="21"/>
+          <w14:ligatures w14:val="none"/>
+        </w:rPr>
+        <w:t>toUpperCase</w:t>
+      </w:r>
+      <w:r>
+        <w:rPr>
+          <w:rFonts w:ascii="Consolas" w:eastAsia="Times New Roman" w:hAnsi="Consolas" w:cs="Times New Roman"/>
+          <w:color w:val="1F2328"/>
+          <w:kern w:val="0"/>
+          <w:sz w:val="21"/>
+          <w:szCs w:val="21"/>
+          <w14:ligatures w14:val="none"/>
+        </w:rPr>
+        <w:t>(</w:t>
+      </w:r>
+      <w:r>
+        <w:rPr>
+          <w:rFonts w:ascii="Consolas" w:eastAsia="Times New Roman" w:hAnsi="Consolas" w:cs="Times New Roman"/>
+          <w:color w:val="953800"/>
+          <w:kern w:val="0"/>
+          <w:sz w:val="21"/>
+          <w:szCs w:val="21"/>
+          <w14:ligatures w14:val="none"/>
+        </w:rPr>
+        <w:t>data</w:t>
+      </w:r>
+      <w:r>
+        <w:rPr>
+          <w:rFonts w:ascii="Consolas" w:eastAsia="Times New Roman" w:hAnsi="Consolas" w:cs="Times New Roman"/>
+          <w:color w:val="1F2328"/>
+          <w:kern w:val="0"/>
+          <w:sz w:val="21"/>
+          <w:szCs w:val="21"/>
+          <w14:ligatures w14:val="none"/>
+        </w:rPr>
+        <w:t>)</w:t>
+      </w:r>
+      <w:proofErr w:type="gramStart"/>
+      <w:r>
+        <w:rPr>
+          <w:rFonts w:ascii="Consolas" w:eastAsia="Times New Roman" w:hAnsi="Consolas" w:cs="Times New Roman"/>
+          <w:color w:val="1F2328"/>
+          <w:kern w:val="0"/>
+          <w:sz w:val="21"/>
+          <w:szCs w:val="21"/>
+          <w14:ligatures w14:val="none"/>
+        </w:rPr>
+        <w:t>).</w:t>
+      </w:r>
+      <w:r>
+        <w:rPr>
+          <w:rFonts w:ascii="Consolas" w:eastAsia="Times New Roman" w:hAnsi="Consolas" w:cs="Times New Roman"/>
+          <w:color w:val="8250DF"/>
+          <w:kern w:val="0"/>
+          <w:sz w:val="21"/>
+          <w:szCs w:val="21"/>
+          <w14:ligatures w14:val="none"/>
+        </w:rPr>
+        <w:t>toBe</w:t>
+      </w:r>
+      <w:proofErr w:type="gramEnd"/>
+      <w:r>
+        <w:rPr>
+          <w:rFonts w:ascii="Consolas" w:eastAsia="Times New Roman" w:hAnsi="Consolas" w:cs="Times New Roman"/>
+          <w:color w:val="1F2328"/>
+          <w:kern w:val="0"/>
+          <w:sz w:val="21"/>
+          <w:szCs w:val="21"/>
+          <w14:ligatures w14:val="none"/>
+        </w:rPr>
+        <w:t>(</w:t>
+      </w:r>
+      <w:r>
+        <w:rPr>
+          <w:rFonts w:ascii="Consolas" w:eastAsia="Times New Roman" w:hAnsi="Consolas" w:cs="Times New Roman"/>
+          <w:color w:val="953800"/>
+          <w:kern w:val="0"/>
+          <w:sz w:val="21"/>
+          <w:szCs w:val="21"/>
+          <w14:ligatures w14:val="none"/>
+        </w:rPr>
+        <w:t>expected</w:t>
+      </w:r>
+      <w:r>
+        <w:rPr>
+          <w:rFonts w:ascii="Consolas" w:eastAsia="Times New Roman" w:hAnsi="Consolas" w:cs="Times New Roman"/>
+          <w:color w:val="1F2328"/>
+          <w:kern w:val="0"/>
+          <w:sz w:val="21"/>
+          <w:szCs w:val="21"/>
+          <w14:ligatures w14:val="none"/>
+        </w:rPr>
+        <w:t>)</w:t>
+      </w:r>
+    </w:p>
+    <w:p>
+      <w:pPr>
+        <w:shd w:val="clear" w:color="auto" w:fill="FFFFFF"/>
+        <w:spacing w:after="0" w:line="285" w:lineRule="atLeast"/>
+        <w:rPr>
+          <w:rFonts w:ascii="Consolas" w:eastAsia="Times New Roman" w:hAnsi="Consolas" w:cs="Times New Roman"/>
+          <w:color w:val="202020"/>
+          <w:kern w:val="0"/>
+          <w:sz w:val="21"/>
+          <w:szCs w:val="21"/>
+          <w14:ligatures w14:val="none"/>
+        </w:rPr>
+      </w:pPr>
+      <w:r>
+        <w:rPr>
+          <w:rFonts w:ascii="Consolas" w:eastAsia="Times New Roman" w:hAnsi="Consolas" w:cs="Times New Roman"/>
+          <w:color w:val="1F2328"/>
+          <w:kern w:val="0"/>
+          <w:sz w:val="21"/>
+          <w:szCs w:val="21"/>
+          <w14:ligatures w14:val="none"/>
+        </w:rPr>
+        <w:t>        })</w:t>
+      </w:r>
+    </w:p>
+    <w:p>
+      <w:pPr>
+        <w:shd w:val="clear" w:color="auto" w:fill="FFFFFF"/>
+        <w:spacing w:after="0" w:line="285" w:lineRule="atLeast"/>
+        <w:rPr>
+          <w:rFonts w:ascii="Consolas" w:eastAsia="Times New Roman" w:hAnsi="Consolas" w:cs="Times New Roman"/>
+          <w:color w:val="202020"/>
+          <w:kern w:val="0"/>
+          <w:sz w:val="21"/>
+          <w:szCs w:val="21"/>
+          <w14:ligatures w14:val="none"/>
+        </w:rPr>
+      </w:pPr>
+      <w:r>
+        <w:rPr>
+          <w:rFonts w:ascii="Consolas" w:eastAsia="Times New Roman" w:hAnsi="Consolas" w:cs="Times New Roman"/>
+          <w:color w:val="1F2328"/>
+          <w:kern w:val="0"/>
+          <w:sz w:val="21"/>
+          <w:szCs w:val="21"/>
+          <w14:ligatures w14:val="none"/>
+        </w:rPr>
+        <w:t>    })</w:t>
+      </w:r>
+    </w:p>
+    <w:p>
+      <w:pPr>
+        <w:shd w:val="clear" w:color="auto" w:fill="FFFFFF"/>
+        <w:spacing w:after="0" w:line="285" w:lineRule="atLeast"/>
+        <w:ind w:left="2160"/>
+        <w:rPr>
+          <w:rFonts w:ascii="Sakkal Majalla" w:eastAsia="Times New Roman" w:hAnsi="Sakkal Majalla" w:cs="Sakkal Majalla"/>
+          <w:color w:val="202020"/>
+          <w:kern w:val="0"/>
+          <w14:ligatures w14:val="none"/>
+        </w:rPr>
+      </w:pPr>
+      <w:r>
+        <w:rPr>
+          <w:rFonts w:ascii="Sakkal Majalla" w:eastAsia="Times New Roman" w:hAnsi="Sakkal Majalla" w:cs="Sakkal Majalla"/>
+          <w:color w:val="202020"/>
+          <w:kern w:val="0"/>
+          <w14:ligatures w14:val="none"/>
+        </w:rPr>
+        <w:t>***************************************************************</w:t>
+      </w:r>
+    </w:p>
+    <w:p>
+      <w:pPr>
+        <w:shd w:val="clear" w:color="auto" w:fill="FFFFFF"/>
+        <w:spacing w:after="0" w:line="285" w:lineRule="atLeast"/>
+        <w:rPr>
+          <w:rFonts w:ascii="Consolas" w:eastAsia="Times New Roman" w:hAnsi="Consolas" w:cs="Times New Roman"/>
+          <w:color w:val="202020"/>
+          <w:kern w:val="0"/>
+          <w:sz w:val="21"/>
+          <w:szCs w:val="21"/>
+          <w14:ligatures w14:val="none"/>
+        </w:rPr>
+      </w:pPr>
+      <w:r>
+        <w:rPr>
+          <w:rFonts w:ascii="Consolas" w:eastAsia="Times New Roman" w:hAnsi="Consolas" w:cs="Times New Roman"/>
+          <w:color w:val="1F2328"/>
+          <w:kern w:val="0"/>
+          <w:sz w:val="21"/>
+          <w:szCs w:val="21"/>
+          <w14:ligatures w14:val="none"/>
+        </w:rPr>
+        <w:t xml:space="preserve">    </w:t>
+      </w:r>
+      <w:proofErr w:type="gramStart"/>
+      <w:r>
+        <w:rPr>
+          <w:rFonts w:ascii="Consolas" w:eastAsia="Times New Roman" w:hAnsi="Consolas" w:cs="Times New Roman"/>
+          <w:color w:val="1F2328"/>
+          <w:kern w:val="0"/>
+          <w:sz w:val="21"/>
+          <w:szCs w:val="21"/>
+          <w14:ligatures w14:val="none"/>
+        </w:rPr>
+        <w:t>describe.</w:t>
+      </w:r>
+      <w:r>
+        <w:rPr>
+          <w:rFonts w:ascii="Consolas" w:eastAsia="Times New Roman" w:hAnsi="Consolas" w:cs="Times New Roman"/>
+          <w:color w:val="8250DF"/>
+          <w:kern w:val="0"/>
+          <w:sz w:val="21"/>
+          <w:szCs w:val="21"/>
+          <w14:ligatures w14:val="none"/>
+        </w:rPr>
+        <w:t>skip</w:t>
+      </w:r>
+      <w:proofErr w:type="gramEnd"/>
+      <w:r>
+        <w:rPr>
+          <w:rFonts w:ascii="Consolas" w:eastAsia="Times New Roman" w:hAnsi="Consolas" w:cs="Times New Roman"/>
+          <w:color w:val="1F2328"/>
+          <w:kern w:val="0"/>
+          <w:sz w:val="21"/>
+          <w:szCs w:val="21"/>
+          <w14:ligatures w14:val="none"/>
+        </w:rPr>
+        <w:t>(</w:t>
+      </w:r>
+      <w:r>
+        <w:rPr>
+          <w:rFonts w:ascii="Consolas" w:eastAsia="Times New Roman" w:hAnsi="Consolas" w:cs="Times New Roman"/>
+          <w:color w:val="0A3069"/>
+          <w:kern w:val="0"/>
+          <w:sz w:val="21"/>
+          <w:szCs w:val="21"/>
+          <w14:ligatures w14:val="none"/>
+        </w:rPr>
+        <w:t>"toUpperCase tests"</w:t>
+      </w:r>
+      <w:r>
+        <w:rPr>
+          <w:rFonts w:ascii="Consolas" w:eastAsia="Times New Roman" w:hAnsi="Consolas" w:cs="Times New Roman"/>
+          <w:color w:val="1F2328"/>
+          <w:kern w:val="0"/>
+          <w:sz w:val="21"/>
+          <w:szCs w:val="21"/>
+          <w14:ligatures w14:val="none"/>
+        </w:rPr>
+        <w:t xml:space="preserve">, () </w:t>
+      </w:r>
+      <w:r>
+        <w:rPr>
+          <w:rFonts w:ascii="Consolas" w:eastAsia="Times New Roman" w:hAnsi="Consolas" w:cs="Times New Roman"/>
+          <w:color w:val="CF222E"/>
+          <w:kern w:val="0"/>
+          <w:sz w:val="21"/>
+          <w:szCs w:val="21"/>
+          <w14:ligatures w14:val="none"/>
+        </w:rPr>
+        <w:t>=&gt;</w:t>
+      </w:r>
+      <w:r>
+        <w:rPr>
+          <w:rFonts w:ascii="Consolas" w:eastAsia="Times New Roman" w:hAnsi="Consolas" w:cs="Times New Roman"/>
+          <w:color w:val="1F2328"/>
+          <w:kern w:val="0"/>
+          <w:sz w:val="21"/>
+          <w:szCs w:val="21"/>
+          <w14:ligatures w14:val="none"/>
+        </w:rPr>
+        <w:t xml:space="preserve"> {</w:t>
+      </w:r>
+    </w:p>
+    <w:p>
+      <w:pPr>
+        <w:shd w:val="clear" w:color="auto" w:fill="FFFFFF"/>
+        <w:spacing w:after="0" w:line="285" w:lineRule="atLeast"/>
+        <w:rPr>
+          <w:rFonts w:ascii="Consolas" w:eastAsia="Times New Roman" w:hAnsi="Consolas" w:cs="Times New Roman"/>
+          <w:color w:val="202020"/>
+          <w:kern w:val="0"/>
+          <w:sz w:val="21"/>
+          <w:szCs w:val="21"/>
+          <w14:ligatures w14:val="none"/>
+        </w:rPr>
+      </w:pPr>
+      <w:r>
+        <w:rPr>
+          <w:rFonts w:ascii="Consolas" w:eastAsia="Times New Roman" w:hAnsi="Consolas" w:cs="Times New Roman"/>
+          <w:color w:val="1F2328"/>
+          <w:kern w:val="0"/>
+          <w:sz w:val="21"/>
+          <w:szCs w:val="21"/>
+          <w14:ligatures w14:val="none"/>
+        </w:rPr>
+        <w:t xml:space="preserve">        </w:t>
+      </w:r>
+      <w:proofErr w:type="gramStart"/>
+      <w:r>
+        <w:rPr>
+          <w:rFonts w:ascii="Consolas" w:eastAsia="Times New Roman" w:hAnsi="Consolas" w:cs="Times New Roman"/>
+          <w:color w:val="1F2328"/>
+          <w:kern w:val="0"/>
+          <w:sz w:val="21"/>
+          <w:szCs w:val="21"/>
+          <w14:ligatures w14:val="none"/>
+        </w:rPr>
+        <w:t>it.</w:t>
+      </w:r>
+      <w:r>
+        <w:rPr>
+          <w:rFonts w:ascii="Consolas" w:eastAsia="Times New Roman" w:hAnsi="Consolas" w:cs="Times New Roman"/>
+          <w:color w:val="8250DF"/>
+          <w:kern w:val="0"/>
+          <w:sz w:val="21"/>
+          <w:szCs w:val="21"/>
+          <w14:ligatures w14:val="none"/>
+        </w:rPr>
+        <w:t>each</w:t>
+      </w:r>
+      <w:proofErr w:type="gramEnd"/>
+      <w:r>
+        <w:rPr>
+          <w:rFonts w:ascii="Consolas" w:eastAsia="Times New Roman" w:hAnsi="Consolas" w:cs="Times New Roman"/>
+          <w:color w:val="1F2328"/>
+          <w:kern w:val="0"/>
+          <w:sz w:val="21"/>
+          <w:szCs w:val="21"/>
+          <w14:ligatures w14:val="none"/>
+        </w:rPr>
+        <w:t>([</w:t>
+      </w:r>
+    </w:p>
+    <w:p>
+      <w:pPr>
+        <w:shd w:val="clear" w:color="auto" w:fill="FFFFFF"/>
+        <w:spacing w:after="0" w:line="285" w:lineRule="atLeast"/>
+        <w:rPr>
+          <w:rFonts w:ascii="Consolas" w:eastAsia="Times New Roman" w:hAnsi="Consolas" w:cs="Times New Roman"/>
+          <w:color w:val="202020"/>
+          <w:kern w:val="0"/>
+          <w:sz w:val="21"/>
+          <w:szCs w:val="21"/>
+          <w14:ligatures w14:val="none"/>
+        </w:rPr>
+      </w:pPr>
+      <w:r>
+        <w:rPr>
+          <w:rFonts w:ascii="Consolas" w:eastAsia="Times New Roman" w:hAnsi="Consolas" w:cs="Times New Roman"/>
+          <w:color w:val="1F2328"/>
+          <w:kern w:val="0"/>
+          <w:sz w:val="21"/>
+          <w:szCs w:val="21"/>
+          <w14:ligatures w14:val="none"/>
+        </w:rPr>
+        <w:t>            {data</w:t>
+      </w:r>
+      <w:r>
+        <w:rPr>
+          <w:rFonts w:ascii="Consolas" w:eastAsia="Times New Roman" w:hAnsi="Consolas" w:cs="Times New Roman"/>
+          <w:color w:val="001080"/>
+          <w:kern w:val="0"/>
+          <w:sz w:val="21"/>
+          <w:szCs w:val="21"/>
+          <w14:ligatures w14:val="none"/>
+        </w:rPr>
+        <w:t>:</w:t>
+      </w:r>
+      <w:r>
+        <w:rPr>
+          <w:rFonts w:ascii="Consolas" w:eastAsia="Times New Roman" w:hAnsi="Consolas" w:cs="Times New Roman"/>
+          <w:color w:val="1F2328"/>
+          <w:kern w:val="0"/>
+          <w:sz w:val="21"/>
+          <w:szCs w:val="21"/>
+          <w14:ligatures w14:val="none"/>
+        </w:rPr>
+        <w:t xml:space="preserve"> </w:t>
+      </w:r>
+      <w:r>
+        <w:rPr>
+          <w:rFonts w:ascii="Consolas" w:eastAsia="Times New Roman" w:hAnsi="Consolas" w:cs="Times New Roman"/>
+          <w:color w:val="0A3069"/>
+          <w:kern w:val="0"/>
+          <w:sz w:val="21"/>
+          <w:szCs w:val="21"/>
+          <w14:ligatures w14:val="none"/>
+        </w:rPr>
+        <w:t>'Jafar-Loka-01'</w:t>
+      </w:r>
+      <w:r>
+        <w:rPr>
+          <w:rFonts w:ascii="Consolas" w:eastAsia="Times New Roman" w:hAnsi="Consolas" w:cs="Times New Roman"/>
+          <w:color w:val="1F2328"/>
+          <w:kern w:val="0"/>
+          <w:sz w:val="21"/>
+          <w:szCs w:val="21"/>
+          <w14:ligatures w14:val="none"/>
+        </w:rPr>
+        <w:t>, expected</w:t>
+      </w:r>
+      <w:r>
+        <w:rPr>
+          <w:rFonts w:ascii="Consolas" w:eastAsia="Times New Roman" w:hAnsi="Consolas" w:cs="Times New Roman"/>
+          <w:color w:val="001080"/>
+          <w:kern w:val="0"/>
+          <w:sz w:val="21"/>
+          <w:szCs w:val="21"/>
+          <w14:ligatures w14:val="none"/>
+        </w:rPr>
+        <w:t>:</w:t>
+      </w:r>
+      <w:r>
+        <w:rPr>
+          <w:rFonts w:ascii="Consolas" w:eastAsia="Times New Roman" w:hAnsi="Consolas" w:cs="Times New Roman"/>
+          <w:color w:val="1F2328"/>
+          <w:kern w:val="0"/>
+          <w:sz w:val="21"/>
+          <w:szCs w:val="21"/>
+          <w14:ligatures w14:val="none"/>
+        </w:rPr>
+        <w:t xml:space="preserve"> </w:t>
+      </w:r>
+      <w:r>
+        <w:rPr>
+          <w:rFonts w:ascii="Consolas" w:eastAsia="Times New Roman" w:hAnsi="Consolas" w:cs="Times New Roman"/>
+          <w:color w:val="0A3069"/>
+          <w:kern w:val="0"/>
+          <w:sz w:val="21"/>
+          <w:szCs w:val="21"/>
+          <w14:ligatures w14:val="none"/>
+        </w:rPr>
+        <w:t>'JAFAR-LOKA-01'</w:t>
+      </w:r>
+      <w:r>
+        <w:rPr>
+          <w:rFonts w:ascii="Consolas" w:eastAsia="Times New Roman" w:hAnsi="Consolas" w:cs="Times New Roman"/>
+          <w:color w:val="1F2328"/>
+          <w:kern w:val="0"/>
+          <w:sz w:val="21"/>
+          <w:szCs w:val="21"/>
+          <w14:ligatures w14:val="none"/>
+        </w:rPr>
+        <w:t>},</w:t>
+      </w:r>
+    </w:p>
+    <w:p>
+      <w:pPr>
+        <w:shd w:val="clear" w:color="auto" w:fill="FFFFFF"/>
+        <w:spacing w:after="0" w:line="285" w:lineRule="atLeast"/>
+        <w:rPr>
+          <w:rFonts w:ascii="Consolas" w:eastAsia="Times New Roman" w:hAnsi="Consolas" w:cs="Times New Roman"/>
+          <w:color w:val="202020"/>
+          <w:kern w:val="0"/>
+          <w:sz w:val="21"/>
+          <w:szCs w:val="21"/>
+          <w14:ligatures w14:val="none"/>
+        </w:rPr>
+      </w:pPr>
+      <w:r>
+        <w:rPr>
+          <w:rFonts w:ascii="Consolas" w:eastAsia="Times New Roman" w:hAnsi="Consolas" w:cs="Times New Roman"/>
+          <w:color w:val="1F2328"/>
+          <w:kern w:val="0"/>
+          <w:sz w:val="21"/>
+          <w:szCs w:val="21"/>
+          <w14:ligatures w14:val="none"/>
+        </w:rPr>
+        <w:t>            {data</w:t>
+      </w:r>
+      <w:r>
+        <w:rPr>
+          <w:rFonts w:ascii="Consolas" w:eastAsia="Times New Roman" w:hAnsi="Consolas" w:cs="Times New Roman"/>
+          <w:color w:val="001080"/>
+          <w:kern w:val="0"/>
+          <w:sz w:val="21"/>
+          <w:szCs w:val="21"/>
+          <w14:ligatures w14:val="none"/>
+        </w:rPr>
+        <w:t>:</w:t>
+      </w:r>
+      <w:r>
+        <w:rPr>
+          <w:rFonts w:ascii="Consolas" w:eastAsia="Times New Roman" w:hAnsi="Consolas" w:cs="Times New Roman"/>
+          <w:color w:val="1F2328"/>
+          <w:kern w:val="0"/>
+          <w:sz w:val="21"/>
+          <w:szCs w:val="21"/>
+          <w14:ligatures w14:val="none"/>
+        </w:rPr>
+        <w:t xml:space="preserve"> </w:t>
+      </w:r>
+      <w:r>
+        <w:rPr>
+          <w:rFonts w:ascii="Consolas" w:eastAsia="Times New Roman" w:hAnsi="Consolas" w:cs="Times New Roman"/>
+          <w:color w:val="0A3069"/>
+          <w:kern w:val="0"/>
+          <w:sz w:val="21"/>
+          <w:szCs w:val="21"/>
+          <w14:ligatures w14:val="none"/>
+        </w:rPr>
+        <w:t>'j-l-01'</w:t>
+      </w:r>
+      <w:r>
+        <w:rPr>
+          <w:rFonts w:ascii="Consolas" w:eastAsia="Times New Roman" w:hAnsi="Consolas" w:cs="Times New Roman"/>
+          <w:color w:val="1F2328"/>
+          <w:kern w:val="0"/>
+          <w:sz w:val="21"/>
+          <w:szCs w:val="21"/>
+          <w14:ligatures w14:val="none"/>
+        </w:rPr>
+        <w:t>, expected</w:t>
+      </w:r>
+      <w:r>
+        <w:rPr>
+          <w:rFonts w:ascii="Consolas" w:eastAsia="Times New Roman" w:hAnsi="Consolas" w:cs="Times New Roman"/>
+          <w:color w:val="001080"/>
+          <w:kern w:val="0"/>
+          <w:sz w:val="21"/>
+          <w:szCs w:val="21"/>
+          <w14:ligatures w14:val="none"/>
+        </w:rPr>
+        <w:t>:</w:t>
+      </w:r>
+      <w:r>
+        <w:rPr>
+          <w:rFonts w:ascii="Consolas" w:eastAsia="Times New Roman" w:hAnsi="Consolas" w:cs="Times New Roman"/>
+          <w:color w:val="1F2328"/>
+          <w:kern w:val="0"/>
+          <w:sz w:val="21"/>
+          <w:szCs w:val="21"/>
+          <w14:ligatures w14:val="none"/>
+        </w:rPr>
+        <w:t xml:space="preserve"> </w:t>
+      </w:r>
+      <w:r>
+        <w:rPr>
+          <w:rFonts w:ascii="Consolas" w:eastAsia="Times New Roman" w:hAnsi="Consolas" w:cs="Times New Roman"/>
+          <w:color w:val="0A3069"/>
+          <w:kern w:val="0"/>
+          <w:sz w:val="21"/>
+          <w:szCs w:val="21"/>
+          <w14:ligatures w14:val="none"/>
+        </w:rPr>
+        <w:t>'J-L-01'</w:t>
+      </w:r>
+      <w:r>
+        <w:rPr>
+          <w:rFonts w:ascii="Consolas" w:eastAsia="Times New Roman" w:hAnsi="Consolas" w:cs="Times New Roman"/>
+          <w:color w:val="1F2328"/>
+          <w:kern w:val="0"/>
+          <w:sz w:val="21"/>
+          <w:szCs w:val="21"/>
+          <w14:ligatures w14:val="none"/>
+        </w:rPr>
+        <w:t>},</w:t>
+      </w:r>
+    </w:p>
+    <w:p>
+      <w:pPr>
+        <w:shd w:val="clear" w:color="auto" w:fill="FFFFFF"/>
+        <w:spacing w:after="0" w:line="285" w:lineRule="atLeast"/>
+        <w:rPr>
+          <w:rFonts w:ascii="Consolas" w:eastAsia="Times New Roman" w:hAnsi="Consolas" w:cs="Times New Roman"/>
+          <w:color w:val="202020"/>
+          <w:kern w:val="0"/>
+          <w:sz w:val="21"/>
+          <w:szCs w:val="21"/>
+          <w14:ligatures w14:val="none"/>
+        </w:rPr>
+      </w:pPr>
+      <w:r>
+        <w:rPr>
+          <w:rFonts w:ascii="Consolas" w:eastAsia="Times New Roman" w:hAnsi="Consolas" w:cs="Times New Roman"/>
+          <w:color w:val="1F2328"/>
+          <w:kern w:val="0"/>
+          <w:sz w:val="21"/>
+          <w:szCs w:val="21"/>
+          <w14:ligatures w14:val="none"/>
+        </w:rPr>
+        <w:t>            {data</w:t>
+      </w:r>
+      <w:r>
+        <w:rPr>
+          <w:rFonts w:ascii="Consolas" w:eastAsia="Times New Roman" w:hAnsi="Consolas" w:cs="Times New Roman"/>
+          <w:color w:val="001080"/>
+          <w:kern w:val="0"/>
+          <w:sz w:val="21"/>
+          <w:szCs w:val="21"/>
+          <w14:ligatures w14:val="none"/>
+        </w:rPr>
+        <w:t>:</w:t>
+      </w:r>
+      <w:r>
+        <w:rPr>
+          <w:rFonts w:ascii="Consolas" w:eastAsia="Times New Roman" w:hAnsi="Consolas" w:cs="Times New Roman"/>
+          <w:color w:val="1F2328"/>
+          <w:kern w:val="0"/>
+          <w:sz w:val="21"/>
+          <w:szCs w:val="21"/>
+          <w14:ligatures w14:val="none"/>
+        </w:rPr>
+        <w:t xml:space="preserve"> </w:t>
+      </w:r>
+      <w:r>
+        <w:rPr>
+          <w:rFonts w:ascii="Consolas" w:eastAsia="Times New Roman" w:hAnsi="Consolas" w:cs="Times New Roman"/>
+          <w:color w:val="0A3069"/>
+          <w:kern w:val="0"/>
+          <w:sz w:val="21"/>
+          <w:szCs w:val="21"/>
+          <w14:ligatures w14:val="none"/>
+        </w:rPr>
+        <w:t>'Jafar-Test-01'</w:t>
+      </w:r>
+      <w:r>
+        <w:rPr>
+          <w:rFonts w:ascii="Consolas" w:eastAsia="Times New Roman" w:hAnsi="Consolas" w:cs="Times New Roman"/>
+          <w:color w:val="1F2328"/>
+          <w:kern w:val="0"/>
+          <w:sz w:val="21"/>
+          <w:szCs w:val="21"/>
+          <w14:ligatures w14:val="none"/>
+        </w:rPr>
+        <w:t>, expected</w:t>
+      </w:r>
+      <w:r>
+        <w:rPr>
+          <w:rFonts w:ascii="Consolas" w:eastAsia="Times New Roman" w:hAnsi="Consolas" w:cs="Times New Roman"/>
+          <w:color w:val="001080"/>
+          <w:kern w:val="0"/>
+          <w:sz w:val="21"/>
+          <w:szCs w:val="21"/>
+          <w14:ligatures w14:val="none"/>
+        </w:rPr>
+        <w:t>:</w:t>
+      </w:r>
+      <w:r>
+        <w:rPr>
+          <w:rFonts w:ascii="Consolas" w:eastAsia="Times New Roman" w:hAnsi="Consolas" w:cs="Times New Roman"/>
+          <w:color w:val="1F2328"/>
+          <w:kern w:val="0"/>
+          <w:sz w:val="21"/>
+          <w:szCs w:val="21"/>
+          <w14:ligatures w14:val="none"/>
+        </w:rPr>
+        <w:t xml:space="preserve"> </w:t>
+      </w:r>
+      <w:r>
+        <w:rPr>
+          <w:rFonts w:ascii="Consolas" w:eastAsia="Times New Roman" w:hAnsi="Consolas" w:cs="Times New Roman"/>
+          <w:color w:val="0A3069"/>
+          <w:kern w:val="0"/>
+          <w:sz w:val="21"/>
+          <w:szCs w:val="21"/>
+          <w14:ligatures w14:val="none"/>
+        </w:rPr>
+        <w:t>'JAFAR-TEST-01'</w:t>
+      </w:r>
+      <w:r>
+        <w:rPr>
+          <w:rFonts w:ascii="Consolas" w:eastAsia="Times New Roman" w:hAnsi="Consolas" w:cs="Times New Roman"/>
+          <w:color w:val="1F2328"/>
+          <w:kern w:val="0"/>
+          <w:sz w:val="21"/>
+          <w:szCs w:val="21"/>
+          <w14:ligatures w14:val="none"/>
+        </w:rPr>
+        <w:t>},</w:t>
+      </w:r>
+    </w:p>
+    <w:p>
+      <w:pPr>
+        <w:shd w:val="clear" w:color="auto" w:fill="FFFFFF"/>
+        <w:spacing w:after="0" w:line="285" w:lineRule="atLeast"/>
+        <w:rPr>
+          <w:rFonts w:ascii="Consolas" w:eastAsia="Times New Roman" w:hAnsi="Consolas" w:cs="Times New Roman"/>
+          <w:color w:val="202020"/>
+          <w:kern w:val="0"/>
+          <w:sz w:val="21"/>
+          <w:szCs w:val="21"/>
+          <w14:ligatures w14:val="none"/>
+        </w:rPr>
+      </w:pPr>
+      <w:r>
+        <w:rPr>
+          <w:rFonts w:ascii="Consolas" w:eastAsia="Times New Roman" w:hAnsi="Consolas" w:cs="Times New Roman"/>
+          <w:color w:val="1F2328"/>
+          <w:kern w:val="0"/>
+          <w:sz w:val="21"/>
+          <w:szCs w:val="21"/>
+          <w14:ligatures w14:val="none"/>
+        </w:rPr>
+        <w:t xml:space="preserve">        </w:t>
+      </w:r>
+      <w:proofErr w:type="gramStart"/>
+      <w:r>
+        <w:rPr>
+          <w:rFonts w:ascii="Consolas" w:eastAsia="Times New Roman" w:hAnsi="Consolas" w:cs="Times New Roman"/>
+          <w:color w:val="1F2328"/>
+          <w:kern w:val="0"/>
+          <w:sz w:val="21"/>
+          <w:szCs w:val="21"/>
+          <w14:ligatures w14:val="none"/>
+        </w:rPr>
+        <w:t>])(</w:t>
+      </w:r>
+      <w:proofErr w:type="gramEnd"/>
+      <w:r>
+        <w:rPr>
+          <w:rFonts w:ascii="Consolas" w:eastAsia="Times New Roman" w:hAnsi="Consolas" w:cs="Times New Roman"/>
+          <w:color w:val="0A3069"/>
+          <w:kern w:val="0"/>
+          <w:sz w:val="21"/>
+          <w:szCs w:val="21"/>
+          <w14:ligatures w14:val="none"/>
+        </w:rPr>
+        <w:t>"Test parametrize with $data expected $expected"</w:t>
+      </w:r>
+      <w:r>
+        <w:rPr>
+          <w:rFonts w:ascii="Consolas" w:eastAsia="Times New Roman" w:hAnsi="Consolas" w:cs="Times New Roman"/>
+          <w:color w:val="1F2328"/>
+          <w:kern w:val="0"/>
+          <w:sz w:val="21"/>
+          <w:szCs w:val="21"/>
+          <w14:ligatures w14:val="none"/>
+        </w:rPr>
+        <w:t xml:space="preserve">, </w:t>
+      </w:r>
+      <w:proofErr w:type="gramStart"/>
+      <w:r>
+        <w:rPr>
+          <w:rFonts w:ascii="Consolas" w:eastAsia="Times New Roman" w:hAnsi="Consolas" w:cs="Times New Roman"/>
+          <w:color w:val="1F2328"/>
+          <w:kern w:val="0"/>
+          <w:sz w:val="21"/>
+          <w:szCs w:val="21"/>
+          <w14:ligatures w14:val="none"/>
+        </w:rPr>
+        <w:t xml:space="preserve">({ </w:t>
+      </w:r>
+      <w:r>
+        <w:rPr>
+          <w:rFonts w:ascii="Consolas" w:eastAsia="Times New Roman" w:hAnsi="Consolas" w:cs="Times New Roman"/>
+          <w:color w:val="953800"/>
+          <w:kern w:val="0"/>
+          <w:sz w:val="21"/>
+          <w:szCs w:val="21"/>
+          <w14:ligatures w14:val="none"/>
+        </w:rPr>
+        <w:t>data</w:t>
+      </w:r>
+      <w:proofErr w:type="gramEnd"/>
+      <w:r>
+        <w:rPr>
+          <w:rFonts w:ascii="Consolas" w:eastAsia="Times New Roman" w:hAnsi="Consolas" w:cs="Times New Roman"/>
+          <w:color w:val="1F2328"/>
+          <w:kern w:val="0"/>
+          <w:sz w:val="21"/>
+          <w:szCs w:val="21"/>
+          <w14:ligatures w14:val="none"/>
+        </w:rPr>
+        <w:t xml:space="preserve">, </w:t>
+      </w:r>
+      <w:proofErr w:type="gramStart"/>
+      <w:r>
+        <w:rPr>
+          <w:rFonts w:ascii="Consolas" w:eastAsia="Times New Roman" w:hAnsi="Consolas" w:cs="Times New Roman"/>
+          <w:color w:val="953800"/>
+          <w:kern w:val="0"/>
+          <w:sz w:val="21"/>
+          <w:szCs w:val="21"/>
+          <w14:ligatures w14:val="none"/>
+        </w:rPr>
+        <w:t>expected</w:t>
+      </w:r>
+      <w:r>
+        <w:rPr>
+          <w:rFonts w:ascii="Consolas" w:eastAsia="Times New Roman" w:hAnsi="Consolas" w:cs="Times New Roman"/>
+          <w:color w:val="1F2328"/>
+          <w:kern w:val="0"/>
+          <w:sz w:val="21"/>
+          <w:szCs w:val="21"/>
+          <w14:ligatures w14:val="none"/>
+        </w:rPr>
+        <w:t xml:space="preserve"> }</w:t>
+      </w:r>
+      <w:proofErr w:type="gramEnd"/>
+      <w:r>
+        <w:rPr>
+          <w:rFonts w:ascii="Consolas" w:eastAsia="Times New Roman" w:hAnsi="Consolas" w:cs="Times New Roman"/>
+          <w:color w:val="1F2328"/>
+          <w:kern w:val="0"/>
+          <w:sz w:val="21"/>
+          <w:szCs w:val="21"/>
+          <w14:ligatures w14:val="none"/>
+        </w:rPr>
+        <w:t xml:space="preserve">) </w:t>
+      </w:r>
+      <w:r>
+        <w:rPr>
+          <w:rFonts w:ascii="Consolas" w:eastAsia="Times New Roman" w:hAnsi="Consolas" w:cs="Times New Roman"/>
+          <w:color w:val="CF222E"/>
+          <w:kern w:val="0"/>
+          <w:sz w:val="21"/>
+          <w:szCs w:val="21"/>
+          <w14:ligatures w14:val="none"/>
+        </w:rPr>
+        <w:t>=&gt;</w:t>
+      </w:r>
+      <w:r>
+        <w:rPr>
+          <w:rFonts w:ascii="Consolas" w:eastAsia="Times New Roman" w:hAnsi="Consolas" w:cs="Times New Roman"/>
+          <w:color w:val="1F2328"/>
+          <w:kern w:val="0"/>
+          <w:sz w:val="21"/>
+          <w:szCs w:val="21"/>
+          <w14:ligatures w14:val="none"/>
+        </w:rPr>
+        <w:t xml:space="preserve"> {</w:t>
+      </w:r>
+    </w:p>
+    <w:p>
+      <w:pPr>
+        <w:shd w:val="clear" w:color="auto" w:fill="FFFFFF"/>
+        <w:spacing w:after="0" w:line="285" w:lineRule="atLeast"/>
+        <w:rPr>
+          <w:rFonts w:ascii="Consolas" w:eastAsia="Times New Roman" w:hAnsi="Consolas" w:cs="Times New Roman"/>
+          <w:color w:val="202020"/>
+          <w:kern w:val="0"/>
+          <w:sz w:val="21"/>
+          <w:szCs w:val="21"/>
+          <w14:ligatures w14:val="none"/>
+        </w:rPr>
+      </w:pPr>
+      <w:r>
+        <w:rPr>
+          <w:rFonts w:ascii="Consolas" w:eastAsia="Times New Roman" w:hAnsi="Consolas" w:cs="Times New Roman"/>
+          <w:color w:val="1F2328"/>
+          <w:kern w:val="0"/>
+          <w:sz w:val="21"/>
+          <w:szCs w:val="21"/>
+          <w14:ligatures w14:val="none"/>
+        </w:rPr>
+        <w:t xml:space="preserve">            </w:t>
+      </w:r>
+      <w:r>
+        <w:rPr>
+          <w:rFonts w:ascii="Consolas" w:eastAsia="Times New Roman" w:hAnsi="Consolas" w:cs="Times New Roman"/>
+          <w:color w:val="8250DF"/>
+          <w:kern w:val="0"/>
+          <w:sz w:val="21"/>
+          <w:szCs w:val="21"/>
+          <w14:ligatures w14:val="none"/>
+        </w:rPr>
+        <w:t>expect</w:t>
+      </w:r>
+      <w:r>
+        <w:rPr>
+          <w:rFonts w:ascii="Consolas" w:eastAsia="Times New Roman" w:hAnsi="Consolas" w:cs="Times New Roman"/>
+          <w:color w:val="1F2328"/>
+          <w:kern w:val="0"/>
+          <w:sz w:val="21"/>
+          <w:szCs w:val="21"/>
+          <w14:ligatures w14:val="none"/>
+        </w:rPr>
+        <w:t>(</w:t>
+      </w:r>
+      <w:r>
+        <w:rPr>
+          <w:rFonts w:ascii="Consolas" w:eastAsia="Times New Roman" w:hAnsi="Consolas" w:cs="Times New Roman"/>
+          <w:color w:val="8250DF"/>
+          <w:kern w:val="0"/>
+          <w:sz w:val="21"/>
+          <w:szCs w:val="21"/>
+          <w14:ligatures w14:val="none"/>
+        </w:rPr>
+        <w:t>toUpperCase</w:t>
+      </w:r>
+      <w:r>
+        <w:rPr>
+          <w:rFonts w:ascii="Consolas" w:eastAsia="Times New Roman" w:hAnsi="Consolas" w:cs="Times New Roman"/>
+          <w:color w:val="1F2328"/>
+          <w:kern w:val="0"/>
+          <w:sz w:val="21"/>
+          <w:szCs w:val="21"/>
+          <w14:ligatures w14:val="none"/>
+        </w:rPr>
+        <w:t>(</w:t>
+      </w:r>
+      <w:r>
+        <w:rPr>
+          <w:rFonts w:ascii="Consolas" w:eastAsia="Times New Roman" w:hAnsi="Consolas" w:cs="Times New Roman"/>
+          <w:color w:val="953800"/>
+          <w:kern w:val="0"/>
+          <w:sz w:val="21"/>
+          <w:szCs w:val="21"/>
+          <w14:ligatures w14:val="none"/>
+        </w:rPr>
+        <w:t>data</w:t>
+      </w:r>
+      <w:r>
+        <w:rPr>
+          <w:rFonts w:ascii="Consolas" w:eastAsia="Times New Roman" w:hAnsi="Consolas" w:cs="Times New Roman"/>
+          <w:color w:val="1F2328"/>
+          <w:kern w:val="0"/>
+          <w:sz w:val="21"/>
+          <w:szCs w:val="21"/>
+          <w14:ligatures w14:val="none"/>
+        </w:rPr>
+        <w:t>)</w:t>
+      </w:r>
+      <w:proofErr w:type="gramStart"/>
+      <w:r>
+        <w:rPr>
+          <w:rFonts w:ascii="Consolas" w:eastAsia="Times New Roman" w:hAnsi="Consolas" w:cs="Times New Roman"/>
+          <w:color w:val="1F2328"/>
+          <w:kern w:val="0"/>
+          <w:sz w:val="21"/>
+          <w:szCs w:val="21"/>
+          <w14:ligatures w14:val="none"/>
+        </w:rPr>
+        <w:t>).</w:t>
+      </w:r>
+      <w:r>
+        <w:rPr>
+          <w:rFonts w:ascii="Consolas" w:eastAsia="Times New Roman" w:hAnsi="Consolas" w:cs="Times New Roman"/>
+          <w:color w:val="8250DF"/>
+          <w:kern w:val="0"/>
+          <w:sz w:val="21"/>
+          <w:szCs w:val="21"/>
+          <w14:ligatures w14:val="none"/>
+        </w:rPr>
+        <w:t>toBe</w:t>
+      </w:r>
+      <w:proofErr w:type="gramEnd"/>
+      <w:r>
+        <w:rPr>
+          <w:rFonts w:ascii="Consolas" w:eastAsia="Times New Roman" w:hAnsi="Consolas" w:cs="Times New Roman"/>
+          <w:color w:val="1F2328"/>
+          <w:kern w:val="0"/>
+          <w:sz w:val="21"/>
+          <w:szCs w:val="21"/>
+          <w14:ligatures w14:val="none"/>
+        </w:rPr>
+        <w:t>(</w:t>
+      </w:r>
+      <w:r>
+        <w:rPr>
+          <w:rFonts w:ascii="Consolas" w:eastAsia="Times New Roman" w:hAnsi="Consolas" w:cs="Times New Roman"/>
+          <w:color w:val="953800"/>
+          <w:kern w:val="0"/>
+          <w:sz w:val="21"/>
+          <w:szCs w:val="21"/>
+          <w14:ligatures w14:val="none"/>
+        </w:rPr>
+        <w:t>expected</w:t>
+      </w:r>
+      <w:r>
+        <w:rPr>
+          <w:rFonts w:ascii="Consolas" w:eastAsia="Times New Roman" w:hAnsi="Consolas" w:cs="Times New Roman"/>
+          <w:color w:val="1F2328"/>
+          <w:kern w:val="0"/>
+          <w:sz w:val="21"/>
+          <w:szCs w:val="21"/>
+          <w14:ligatures w14:val="none"/>
+        </w:rPr>
+        <w:t>)</w:t>
+      </w:r>
+    </w:p>
+    <w:p>
+      <w:pPr>
+        <w:shd w:val="clear" w:color="auto" w:fill="FFFFFF"/>
+        <w:spacing w:after="0" w:line="285" w:lineRule="atLeast"/>
+        <w:rPr>
+          <w:rFonts w:ascii="Consolas" w:eastAsia="Times New Roman" w:hAnsi="Consolas" w:cs="Times New Roman"/>
+          <w:color w:val="202020"/>
+          <w:kern w:val="0"/>
+          <w:sz w:val="21"/>
+          <w:szCs w:val="21"/>
+          <w14:ligatures w14:val="none"/>
+        </w:rPr>
+      </w:pPr>
+      <w:r>
+        <w:rPr>
+          <w:rFonts w:ascii="Consolas" w:eastAsia="Times New Roman" w:hAnsi="Consolas" w:cs="Times New Roman"/>
+          <w:color w:val="1F2328"/>
+          <w:kern w:val="0"/>
+          <w:sz w:val="21"/>
+          <w:szCs w:val="21"/>
+          <w14:ligatures w14:val="none"/>
+        </w:rPr>
+        <w:t>        })</w:t>
+      </w:r>
+    </w:p>
+    <w:p>
+      <w:pPr>
+        <w:shd w:val="clear" w:color="auto" w:fill="FFFFFF"/>
+        <w:spacing w:after="0" w:line="285" w:lineRule="atLeast"/>
+        <w:rPr>
+          <w:rFonts w:ascii="Consolas" w:eastAsia="Times New Roman" w:hAnsi="Consolas" w:cs="Times New Roman"/>
+          <w:color w:val="202020"/>
+          <w:kern w:val="0"/>
+          <w:sz w:val="21"/>
+          <w:szCs w:val="21"/>
+          <w14:ligatures w14:val="none"/>
+        </w:rPr>
+      </w:pPr>
+      <w:r>
+        <w:rPr>
+          <w:rFonts w:ascii="Consolas" w:eastAsia="Times New Roman" w:hAnsi="Consolas" w:cs="Times New Roman"/>
+          <w:color w:val="1F2328"/>
+          <w:kern w:val="0"/>
+          <w:sz w:val="21"/>
+          <w:szCs w:val="21"/>
+          <w14:ligatures w14:val="none"/>
+        </w:rPr>
+        <w:t>    })</w:t>
+      </w:r>
+    </w:p>
+    <w:p>
+      <w:pPr>
+        <w:shd w:val="clear" w:color="auto" w:fill="FFFFFF"/>
+        <w:spacing w:after="0" w:line="285" w:lineRule="atLeast"/>
+        <w:ind w:left="2160"/>
+        <w:rPr>
+          <w:rFonts w:ascii="Sakkal Majalla" w:eastAsia="Times New Roman" w:hAnsi="Sakkal Majalla" w:cs="Sakkal Majalla"/>
+          <w:color w:val="202020"/>
+          <w:kern w:val="0"/>
+          <w14:ligatures w14:val="none"/>
+        </w:rPr>
+      </w:pPr>
+      <w:r>
+        <w:rPr>
+          <w:rFonts w:ascii="Sakkal Majalla" w:eastAsia="Times New Roman" w:hAnsi="Sakkal Majalla" w:cs="Sakkal Majalla"/>
+          <w:color w:val="202020"/>
+          <w:kern w:val="0"/>
+          <w14:ligatures w14:val="none"/>
+        </w:rPr>
+        <w:t>***************************************************************</w:t>
+      </w:r>
+    </w:p>
+    <w:p>
+      <w:pPr>
+        <w:shd w:val="clear" w:color="auto" w:fill="FFFFFF"/>
+        <w:spacing w:after="0" w:line="285" w:lineRule="atLeast"/>
+        <w:rPr>
+          <w:rFonts w:ascii="Consolas" w:eastAsia="Times New Roman" w:hAnsi="Consolas" w:cs="Times New Roman"/>
+          <w:color w:val="202020"/>
+          <w:kern w:val="0"/>
+          <w:sz w:val="21"/>
+          <w:szCs w:val="21"/>
+          <w14:ligatures w14:val="none"/>
+        </w:rPr>
+      </w:pPr>
+      <w:r>
+        <w:rPr>
+          <w:rFonts w:ascii="Consolas" w:eastAsia="Times New Roman" w:hAnsi="Consolas" w:cs="Times New Roman"/>
+          <w:color w:val="1F2328"/>
+          <w:kern w:val="0"/>
+          <w:sz w:val="21"/>
+          <w:szCs w:val="21"/>
+          <w14:ligatures w14:val="none"/>
+        </w:rPr>
+        <w:t xml:space="preserve">    </w:t>
+      </w:r>
+      <w:proofErr w:type="gramStart"/>
+      <w:r>
+        <w:rPr>
+          <w:rFonts w:ascii="Consolas" w:eastAsia="Times New Roman" w:hAnsi="Consolas" w:cs="Times New Roman"/>
+          <w:color w:val="8250DF"/>
+          <w:kern w:val="0"/>
+          <w:sz w:val="21"/>
+          <w:szCs w:val="21"/>
+          <w14:ligatures w14:val="none"/>
+        </w:rPr>
+        <w:t>describe</w:t>
+      </w:r>
+      <w:r>
+        <w:rPr>
+          <w:rFonts w:ascii="Consolas" w:eastAsia="Times New Roman" w:hAnsi="Consolas" w:cs="Times New Roman"/>
+          <w:color w:val="1F2328"/>
+          <w:kern w:val="0"/>
+          <w:sz w:val="21"/>
+          <w:szCs w:val="21"/>
+          <w14:ligatures w14:val="none"/>
+        </w:rPr>
+        <w:t>(</w:t>
+      </w:r>
+      <w:proofErr w:type="gramEnd"/>
+      <w:r>
+        <w:rPr>
+          <w:rFonts w:ascii="Consolas" w:eastAsia="Times New Roman" w:hAnsi="Consolas" w:cs="Times New Roman"/>
+          <w:color w:val="0A3069"/>
+          <w:kern w:val="0"/>
+          <w:sz w:val="21"/>
+          <w:szCs w:val="21"/>
+          <w14:ligatures w14:val="none"/>
+        </w:rPr>
+        <w:t>"toUpperCase tests"</w:t>
+      </w:r>
+      <w:r>
+        <w:rPr>
+          <w:rFonts w:ascii="Consolas" w:eastAsia="Times New Roman" w:hAnsi="Consolas" w:cs="Times New Roman"/>
+          <w:color w:val="1F2328"/>
+          <w:kern w:val="0"/>
+          <w:sz w:val="21"/>
+          <w:szCs w:val="21"/>
+          <w14:ligatures w14:val="none"/>
+        </w:rPr>
+        <w:t xml:space="preserve">, () </w:t>
+      </w:r>
+      <w:r>
+        <w:rPr>
+          <w:rFonts w:ascii="Consolas" w:eastAsia="Times New Roman" w:hAnsi="Consolas" w:cs="Times New Roman"/>
+          <w:color w:val="CF222E"/>
+          <w:kern w:val="0"/>
+          <w:sz w:val="21"/>
+          <w:szCs w:val="21"/>
+          <w14:ligatures w14:val="none"/>
+        </w:rPr>
+        <w:t>=&gt;</w:t>
+      </w:r>
+      <w:r>
+        <w:rPr>
+          <w:rFonts w:ascii="Consolas" w:eastAsia="Times New Roman" w:hAnsi="Consolas" w:cs="Times New Roman"/>
+          <w:color w:val="1F2328"/>
+          <w:kern w:val="0"/>
+          <w:sz w:val="21"/>
+          <w:szCs w:val="21"/>
+          <w14:ligatures w14:val="none"/>
+        </w:rPr>
+        <w:t xml:space="preserve"> {</w:t>
+      </w:r>
+    </w:p>
+    <w:p>
+      <w:pPr>
+        <w:shd w:val="clear" w:color="auto" w:fill="FFFFFF"/>
+        <w:spacing w:after="0" w:line="285" w:lineRule="atLeast"/>
+        <w:rPr>
+          <w:rFonts w:ascii="Consolas" w:eastAsia="Times New Roman" w:hAnsi="Consolas" w:cs="Times New Roman"/>
+          <w:color w:val="202020"/>
+          <w:kern w:val="0"/>
+          <w:sz w:val="21"/>
+          <w:szCs w:val="21"/>
+          <w14:ligatures w14:val="none"/>
+        </w:rPr>
+      </w:pPr>
+      <w:r>
+        <w:rPr>
+          <w:rFonts w:ascii="Consolas" w:eastAsia="Times New Roman" w:hAnsi="Consolas" w:cs="Times New Roman"/>
+          <w:color w:val="1F2328"/>
+          <w:kern w:val="0"/>
+          <w:sz w:val="21"/>
+          <w:szCs w:val="21"/>
+          <w14:ligatures w14:val="none"/>
+        </w:rPr>
+        <w:t xml:space="preserve">        </w:t>
+      </w:r>
+      <w:proofErr w:type="gramStart"/>
+      <w:r>
+        <w:rPr>
+          <w:rFonts w:ascii="Consolas" w:eastAsia="Times New Roman" w:hAnsi="Consolas" w:cs="Times New Roman"/>
+          <w:color w:val="1F2328"/>
+          <w:kern w:val="0"/>
+          <w:sz w:val="21"/>
+          <w:szCs w:val="21"/>
+          <w14:ligatures w14:val="none"/>
+        </w:rPr>
+        <w:t>it.</w:t>
+      </w:r>
+      <w:r>
+        <w:rPr>
+          <w:rFonts w:ascii="Consolas" w:eastAsia="Times New Roman" w:hAnsi="Consolas" w:cs="Times New Roman"/>
+          <w:color w:val="8250DF"/>
+          <w:kern w:val="0"/>
+          <w:sz w:val="21"/>
+          <w:szCs w:val="21"/>
+          <w14:ligatures w14:val="none"/>
+        </w:rPr>
+        <w:t>each</w:t>
+      </w:r>
+      <w:proofErr w:type="gramEnd"/>
+      <w:r>
+        <w:rPr>
+          <w:rFonts w:ascii="Consolas" w:eastAsia="Times New Roman" w:hAnsi="Consolas" w:cs="Times New Roman"/>
+          <w:color w:val="1F2328"/>
+          <w:kern w:val="0"/>
+          <w:sz w:val="21"/>
+          <w:szCs w:val="21"/>
+          <w14:ligatures w14:val="none"/>
+        </w:rPr>
+        <w:t>([</w:t>
+      </w:r>
+    </w:p>
+    <w:p>
+      <w:pPr>
+        <w:shd w:val="clear" w:color="auto" w:fill="FFFFFF"/>
+        <w:spacing w:after="0" w:line="285" w:lineRule="atLeast"/>
+        <w:rPr>
+          <w:rFonts w:ascii="Consolas" w:eastAsia="Times New Roman" w:hAnsi="Consolas" w:cs="Times New Roman"/>
+          <w:color w:val="202020"/>
+          <w:kern w:val="0"/>
+          <w:sz w:val="21"/>
+          <w:szCs w:val="21"/>
+          <w14:ligatures w14:val="none"/>
+        </w:rPr>
+      </w:pPr>
+      <w:r>
+        <w:rPr>
+          <w:rFonts w:ascii="Consolas" w:eastAsia="Times New Roman" w:hAnsi="Consolas" w:cs="Times New Roman"/>
+          <w:color w:val="1F2328"/>
+          <w:kern w:val="0"/>
+          <w:sz w:val="21"/>
+          <w:szCs w:val="21"/>
+          <w14:ligatures w14:val="none"/>
+        </w:rPr>
+        <w:t>            {data</w:t>
+      </w:r>
+      <w:r>
+        <w:rPr>
+          <w:rFonts w:ascii="Consolas" w:eastAsia="Times New Roman" w:hAnsi="Consolas" w:cs="Times New Roman"/>
+          <w:color w:val="001080"/>
+          <w:kern w:val="0"/>
+          <w:sz w:val="21"/>
+          <w:szCs w:val="21"/>
+          <w14:ligatures w14:val="none"/>
+        </w:rPr>
+        <w:t>:</w:t>
+      </w:r>
+      <w:r>
+        <w:rPr>
+          <w:rFonts w:ascii="Consolas" w:eastAsia="Times New Roman" w:hAnsi="Consolas" w:cs="Times New Roman"/>
+          <w:color w:val="1F2328"/>
+          <w:kern w:val="0"/>
+          <w:sz w:val="21"/>
+          <w:szCs w:val="21"/>
+          <w14:ligatures w14:val="none"/>
+        </w:rPr>
+        <w:t xml:space="preserve"> </w:t>
+      </w:r>
+      <w:r>
+        <w:rPr>
+          <w:rFonts w:ascii="Consolas" w:eastAsia="Times New Roman" w:hAnsi="Consolas" w:cs="Times New Roman"/>
+          <w:color w:val="0A3069"/>
+          <w:kern w:val="0"/>
+          <w:sz w:val="21"/>
+          <w:szCs w:val="21"/>
+          <w14:ligatures w14:val="none"/>
+        </w:rPr>
+        <w:t>'Jafar-Loka-01'</w:t>
+      </w:r>
+      <w:r>
+        <w:rPr>
+          <w:rFonts w:ascii="Consolas" w:eastAsia="Times New Roman" w:hAnsi="Consolas" w:cs="Times New Roman"/>
+          <w:color w:val="1F2328"/>
+          <w:kern w:val="0"/>
+          <w:sz w:val="21"/>
+          <w:szCs w:val="21"/>
+          <w14:ligatures w14:val="none"/>
+        </w:rPr>
+        <w:t>, expected</w:t>
+      </w:r>
+      <w:r>
+        <w:rPr>
+          <w:rFonts w:ascii="Consolas" w:eastAsia="Times New Roman" w:hAnsi="Consolas" w:cs="Times New Roman"/>
+          <w:color w:val="001080"/>
+          <w:kern w:val="0"/>
+          <w:sz w:val="21"/>
+          <w:szCs w:val="21"/>
+          <w14:ligatures w14:val="none"/>
+        </w:rPr>
+        <w:t>:</w:t>
+      </w:r>
+      <w:r>
+        <w:rPr>
+          <w:rFonts w:ascii="Consolas" w:eastAsia="Times New Roman" w:hAnsi="Consolas" w:cs="Times New Roman"/>
+          <w:color w:val="1F2328"/>
+          <w:kern w:val="0"/>
+          <w:sz w:val="21"/>
+          <w:szCs w:val="21"/>
+          <w14:ligatures w14:val="none"/>
+        </w:rPr>
+        <w:t xml:space="preserve"> </w:t>
+      </w:r>
+      <w:r>
+        <w:rPr>
+          <w:rFonts w:ascii="Consolas" w:eastAsia="Times New Roman" w:hAnsi="Consolas" w:cs="Times New Roman"/>
+          <w:color w:val="0A3069"/>
+          <w:kern w:val="0"/>
+          <w:sz w:val="21"/>
+          <w:szCs w:val="21"/>
+          <w14:ligatures w14:val="none"/>
+        </w:rPr>
+        <w:t>'JAFAR-LOKA-01'</w:t>
+      </w:r>
+      <w:r>
+        <w:rPr>
+          <w:rFonts w:ascii="Consolas" w:eastAsia="Times New Roman" w:hAnsi="Consolas" w:cs="Times New Roman"/>
+          <w:color w:val="1F2328"/>
+          <w:kern w:val="0"/>
+          <w:sz w:val="21"/>
+          <w:szCs w:val="21"/>
+          <w14:ligatures w14:val="none"/>
+        </w:rPr>
+        <w:t>},</w:t>
+      </w:r>
+    </w:p>
+    <w:p>
+      <w:pPr>
+        <w:shd w:val="clear" w:color="auto" w:fill="FFFFFF"/>
+        <w:spacing w:after="0" w:line="285" w:lineRule="atLeast"/>
+        <w:rPr>
+          <w:rFonts w:ascii="Consolas" w:eastAsia="Times New Roman" w:hAnsi="Consolas" w:cs="Times New Roman"/>
+          <w:color w:val="202020"/>
+          <w:kern w:val="0"/>
+          <w:sz w:val="21"/>
+          <w:szCs w:val="21"/>
+          <w14:ligatures w14:val="none"/>
+        </w:rPr>
+      </w:pPr>
+      <w:r>
+        <w:rPr>
+          <w:rFonts w:ascii="Consolas" w:eastAsia="Times New Roman" w:hAnsi="Consolas" w:cs="Times New Roman"/>
+          <w:color w:val="1F2328"/>
+          <w:kern w:val="0"/>
+          <w:sz w:val="21"/>
+          <w:szCs w:val="21"/>
+          <w14:ligatures w14:val="none"/>
+        </w:rPr>
+        <w:t>            {data</w:t>
+      </w:r>
+      <w:r>
+        <w:rPr>
+          <w:rFonts w:ascii="Consolas" w:eastAsia="Times New Roman" w:hAnsi="Consolas" w:cs="Times New Roman"/>
+          <w:color w:val="001080"/>
+          <w:kern w:val="0"/>
+          <w:sz w:val="21"/>
+          <w:szCs w:val="21"/>
+          <w14:ligatures w14:val="none"/>
+        </w:rPr>
+        <w:t>:</w:t>
+      </w:r>
+      <w:r>
+        <w:rPr>
+          <w:rFonts w:ascii="Consolas" w:eastAsia="Times New Roman" w:hAnsi="Consolas" w:cs="Times New Roman"/>
+          <w:color w:val="1F2328"/>
+          <w:kern w:val="0"/>
+          <w:sz w:val="21"/>
+          <w:szCs w:val="21"/>
+          <w14:ligatures w14:val="none"/>
+        </w:rPr>
+        <w:t xml:space="preserve"> </w:t>
+      </w:r>
+      <w:r>
+        <w:rPr>
+          <w:rFonts w:ascii="Consolas" w:eastAsia="Times New Roman" w:hAnsi="Consolas" w:cs="Times New Roman"/>
+          <w:color w:val="0A3069"/>
+          <w:kern w:val="0"/>
+          <w:sz w:val="21"/>
+          <w:szCs w:val="21"/>
+          <w14:ligatures w14:val="none"/>
+        </w:rPr>
+        <w:t>'j-l-01'</w:t>
+      </w:r>
+      <w:r>
+        <w:rPr>
+          <w:rFonts w:ascii="Consolas" w:eastAsia="Times New Roman" w:hAnsi="Consolas" w:cs="Times New Roman"/>
+          <w:color w:val="1F2328"/>
+          <w:kern w:val="0"/>
+          <w:sz w:val="21"/>
+          <w:szCs w:val="21"/>
+          <w14:ligatures w14:val="none"/>
+        </w:rPr>
+        <w:t>, expected</w:t>
+      </w:r>
+      <w:r>
+        <w:rPr>
+          <w:rFonts w:ascii="Consolas" w:eastAsia="Times New Roman" w:hAnsi="Consolas" w:cs="Times New Roman"/>
+          <w:color w:val="001080"/>
+          <w:kern w:val="0"/>
+          <w:sz w:val="21"/>
+          <w:szCs w:val="21"/>
+          <w14:ligatures w14:val="none"/>
+        </w:rPr>
+        <w:t>:</w:t>
+      </w:r>
+      <w:r>
+        <w:rPr>
+          <w:rFonts w:ascii="Consolas" w:eastAsia="Times New Roman" w:hAnsi="Consolas" w:cs="Times New Roman"/>
+          <w:color w:val="1F2328"/>
+          <w:kern w:val="0"/>
+          <w:sz w:val="21"/>
+          <w:szCs w:val="21"/>
+          <w14:ligatures w14:val="none"/>
+        </w:rPr>
+        <w:t xml:space="preserve"> </w:t>
+      </w:r>
+      <w:r>
+        <w:rPr>
+          <w:rFonts w:ascii="Consolas" w:eastAsia="Times New Roman" w:hAnsi="Consolas" w:cs="Times New Roman"/>
+          <w:color w:val="0A3069"/>
+          <w:kern w:val="0"/>
+          <w:sz w:val="21"/>
+          <w:szCs w:val="21"/>
+          <w14:ligatures w14:val="none"/>
+        </w:rPr>
+        <w:t>'J-L-01'</w:t>
+      </w:r>
+      <w:r>
+        <w:rPr>
+          <w:rFonts w:ascii="Consolas" w:eastAsia="Times New Roman" w:hAnsi="Consolas" w:cs="Times New Roman"/>
+          <w:color w:val="1F2328"/>
+          <w:kern w:val="0"/>
+          <w:sz w:val="21"/>
+          <w:szCs w:val="21"/>
+          <w14:ligatures w14:val="none"/>
+        </w:rPr>
+        <w:t>},</w:t>
+      </w:r>
+    </w:p>
+    <w:p>
+      <w:pPr>
+        <w:shd w:val="clear" w:color="auto" w:fill="FFFFFF"/>
+        <w:spacing w:after="0" w:line="285" w:lineRule="atLeast"/>
+        <w:rPr>
+          <w:rFonts w:ascii="Consolas" w:eastAsia="Times New Roman" w:hAnsi="Consolas" w:cs="Times New Roman"/>
+          <w:color w:val="202020"/>
+          <w:kern w:val="0"/>
+          <w:sz w:val="21"/>
+          <w:szCs w:val="21"/>
+          <w14:ligatures w14:val="none"/>
+        </w:rPr>
+      </w:pPr>
+      <w:r>
+        <w:rPr>
+          <w:rFonts w:ascii="Consolas" w:eastAsia="Times New Roman" w:hAnsi="Consolas" w:cs="Times New Roman"/>
+          <w:color w:val="1F2328"/>
+          <w:kern w:val="0"/>
+          <w:sz w:val="21"/>
+          <w:szCs w:val="21"/>
+          <w14:ligatures w14:val="none"/>
+        </w:rPr>
+        <w:t>            {data</w:t>
+      </w:r>
+      <w:r>
+        <w:rPr>
+          <w:rFonts w:ascii="Consolas" w:eastAsia="Times New Roman" w:hAnsi="Consolas" w:cs="Times New Roman"/>
+          <w:color w:val="001080"/>
+          <w:kern w:val="0"/>
+          <w:sz w:val="21"/>
+          <w:szCs w:val="21"/>
+          <w14:ligatures w14:val="none"/>
+        </w:rPr>
+        <w:t>:</w:t>
+      </w:r>
+      <w:r>
+        <w:rPr>
+          <w:rFonts w:ascii="Consolas" w:eastAsia="Times New Roman" w:hAnsi="Consolas" w:cs="Times New Roman"/>
+          <w:color w:val="1F2328"/>
+          <w:kern w:val="0"/>
+          <w:sz w:val="21"/>
+          <w:szCs w:val="21"/>
+          <w14:ligatures w14:val="none"/>
+        </w:rPr>
+        <w:t xml:space="preserve"> </w:t>
+      </w:r>
+      <w:r>
+        <w:rPr>
+          <w:rFonts w:ascii="Consolas" w:eastAsia="Times New Roman" w:hAnsi="Consolas" w:cs="Times New Roman"/>
+          <w:color w:val="0A3069"/>
+          <w:kern w:val="0"/>
+          <w:sz w:val="21"/>
+          <w:szCs w:val="21"/>
+          <w14:ligatures w14:val="none"/>
+        </w:rPr>
+        <w:t>'Jafar-Test-01'</w:t>
+      </w:r>
+      <w:r>
+        <w:rPr>
+          <w:rFonts w:ascii="Consolas" w:eastAsia="Times New Roman" w:hAnsi="Consolas" w:cs="Times New Roman"/>
+          <w:color w:val="1F2328"/>
+          <w:kern w:val="0"/>
+          <w:sz w:val="21"/>
+          <w:szCs w:val="21"/>
+          <w14:ligatures w14:val="none"/>
+        </w:rPr>
+        <w:t>, expected</w:t>
+      </w:r>
+      <w:r>
+        <w:rPr>
+          <w:rFonts w:ascii="Consolas" w:eastAsia="Times New Roman" w:hAnsi="Consolas" w:cs="Times New Roman"/>
+          <w:color w:val="001080"/>
+          <w:kern w:val="0"/>
+          <w:sz w:val="21"/>
+          <w:szCs w:val="21"/>
+          <w14:ligatures w14:val="none"/>
+        </w:rPr>
+        <w:t>:</w:t>
+      </w:r>
+      <w:r>
+        <w:rPr>
+          <w:rFonts w:ascii="Consolas" w:eastAsia="Times New Roman" w:hAnsi="Consolas" w:cs="Times New Roman"/>
+          <w:color w:val="1F2328"/>
+          <w:kern w:val="0"/>
+          <w:sz w:val="21"/>
+          <w:szCs w:val="21"/>
+          <w14:ligatures w14:val="none"/>
+        </w:rPr>
+        <w:t xml:space="preserve"> </w:t>
+      </w:r>
+      <w:r>
+        <w:rPr>
+          <w:rFonts w:ascii="Consolas" w:eastAsia="Times New Roman" w:hAnsi="Consolas" w:cs="Times New Roman"/>
+          <w:color w:val="0A3069"/>
+          <w:kern w:val="0"/>
+          <w:sz w:val="21"/>
+          <w:szCs w:val="21"/>
+          <w14:ligatures w14:val="none"/>
+        </w:rPr>
+        <w:t>'JAFAR-TEST-01'</w:t>
+      </w:r>
+      <w:r>
+        <w:rPr>
+          <w:rFonts w:ascii="Consolas" w:eastAsia="Times New Roman" w:hAnsi="Consolas" w:cs="Times New Roman"/>
+          <w:color w:val="1F2328"/>
+          <w:kern w:val="0"/>
+          <w:sz w:val="21"/>
+          <w:szCs w:val="21"/>
+          <w14:ligatures w14:val="none"/>
+        </w:rPr>
+        <w:t>},</w:t>
+      </w:r>
+    </w:p>
+    <w:p>
+      <w:pPr>
+        <w:shd w:val="clear" w:color="auto" w:fill="FFFFFF"/>
+        <w:spacing w:after="0" w:line="285" w:lineRule="atLeast"/>
+        <w:rPr>
+          <w:rFonts w:ascii="Consolas" w:eastAsia="Times New Roman" w:hAnsi="Consolas" w:cs="Times New Roman"/>
+          <w:color w:val="202020"/>
+          <w:kern w:val="0"/>
+          <w:sz w:val="21"/>
+          <w:szCs w:val="21"/>
+          <w14:ligatures w14:val="none"/>
+        </w:rPr>
+      </w:pPr>
+      <w:r>
+        <w:rPr>
+          <w:rFonts w:ascii="Consolas" w:eastAsia="Times New Roman" w:hAnsi="Consolas" w:cs="Times New Roman"/>
+          <w:color w:val="1F2328"/>
+          <w:kern w:val="0"/>
+          <w:sz w:val="21"/>
+          <w:szCs w:val="21"/>
+          <w14:ligatures w14:val="none"/>
+        </w:rPr>
+        <w:t xml:space="preserve">        </w:t>
+      </w:r>
+      <w:proofErr w:type="gramStart"/>
+      <w:r>
+        <w:rPr>
+          <w:rFonts w:ascii="Consolas" w:eastAsia="Times New Roman" w:hAnsi="Consolas" w:cs="Times New Roman"/>
+          <w:color w:val="1F2328"/>
+          <w:kern w:val="0"/>
+          <w:sz w:val="21"/>
+          <w:szCs w:val="21"/>
+          <w14:ligatures w14:val="none"/>
+        </w:rPr>
+        <w:t>])(</w:t>
+      </w:r>
+      <w:proofErr w:type="gramEnd"/>
+      <w:r>
+        <w:rPr>
+          <w:rFonts w:ascii="Consolas" w:eastAsia="Times New Roman" w:hAnsi="Consolas" w:cs="Times New Roman"/>
+          <w:color w:val="0A3069"/>
+          <w:kern w:val="0"/>
+          <w:sz w:val="21"/>
+          <w:szCs w:val="21"/>
+          <w14:ligatures w14:val="none"/>
+        </w:rPr>
+        <w:t>"Test parametrize with $data expected $expected"</w:t>
+      </w:r>
+      <w:r>
+        <w:rPr>
+          <w:rFonts w:ascii="Consolas" w:eastAsia="Times New Roman" w:hAnsi="Consolas" w:cs="Times New Roman"/>
+          <w:color w:val="1F2328"/>
+          <w:kern w:val="0"/>
+          <w:sz w:val="21"/>
+          <w:szCs w:val="21"/>
+          <w14:ligatures w14:val="none"/>
+        </w:rPr>
+        <w:t xml:space="preserve">, </w:t>
+      </w:r>
+      <w:proofErr w:type="gramStart"/>
+      <w:r>
+        <w:rPr>
+          <w:rFonts w:ascii="Consolas" w:eastAsia="Times New Roman" w:hAnsi="Consolas" w:cs="Times New Roman"/>
+          <w:color w:val="1F2328"/>
+          <w:kern w:val="0"/>
+          <w:sz w:val="21"/>
+          <w:szCs w:val="21"/>
+          <w14:ligatures w14:val="none"/>
+        </w:rPr>
+        <w:t xml:space="preserve">({ </w:t>
+      </w:r>
+      <w:r>
+        <w:rPr>
+          <w:rFonts w:ascii="Consolas" w:eastAsia="Times New Roman" w:hAnsi="Consolas" w:cs="Times New Roman"/>
+          <w:color w:val="953800"/>
+          <w:kern w:val="0"/>
+          <w:sz w:val="21"/>
+          <w:szCs w:val="21"/>
+          <w14:ligatures w14:val="none"/>
+        </w:rPr>
+        <w:t>data</w:t>
+      </w:r>
+      <w:proofErr w:type="gramEnd"/>
+      <w:r>
+        <w:rPr>
+          <w:rFonts w:ascii="Consolas" w:eastAsia="Times New Roman" w:hAnsi="Consolas" w:cs="Times New Roman"/>
+          <w:color w:val="1F2328"/>
+          <w:kern w:val="0"/>
+          <w:sz w:val="21"/>
+          <w:szCs w:val="21"/>
+          <w14:ligatures w14:val="none"/>
+        </w:rPr>
+        <w:t xml:space="preserve">, </w:t>
+      </w:r>
+      <w:proofErr w:type="gramStart"/>
+      <w:r>
+        <w:rPr>
+          <w:rFonts w:ascii="Consolas" w:eastAsia="Times New Roman" w:hAnsi="Consolas" w:cs="Times New Roman"/>
+          <w:color w:val="953800"/>
+          <w:kern w:val="0"/>
+          <w:sz w:val="21"/>
+          <w:szCs w:val="21"/>
+          <w14:ligatures w14:val="none"/>
+        </w:rPr>
+        <w:t>expected</w:t>
+      </w:r>
+      <w:r>
+        <w:rPr>
+          <w:rFonts w:ascii="Consolas" w:eastAsia="Times New Roman" w:hAnsi="Consolas" w:cs="Times New Roman"/>
+          <w:color w:val="1F2328"/>
+          <w:kern w:val="0"/>
+          <w:sz w:val="21"/>
+          <w:szCs w:val="21"/>
+          <w14:ligatures w14:val="none"/>
+        </w:rPr>
+        <w:t xml:space="preserve"> }</w:t>
+      </w:r>
+      <w:proofErr w:type="gramEnd"/>
+      <w:r>
+        <w:rPr>
+          <w:rFonts w:ascii="Consolas" w:eastAsia="Times New Roman" w:hAnsi="Consolas" w:cs="Times New Roman"/>
+          <w:color w:val="1F2328"/>
+          <w:kern w:val="0"/>
+          <w:sz w:val="21"/>
+          <w:szCs w:val="21"/>
+          <w14:ligatures w14:val="none"/>
+        </w:rPr>
+        <w:t xml:space="preserve">) </w:t>
+      </w:r>
+      <w:r>
+        <w:rPr>
+          <w:rFonts w:ascii="Consolas" w:eastAsia="Times New Roman" w:hAnsi="Consolas" w:cs="Times New Roman"/>
+          <w:color w:val="CF222E"/>
+          <w:kern w:val="0"/>
+          <w:sz w:val="21"/>
+          <w:szCs w:val="21"/>
+          <w14:ligatures w14:val="none"/>
+        </w:rPr>
+        <w:t>=&gt;</w:t>
+      </w:r>
+      <w:r>
+        <w:rPr>
+          <w:rFonts w:ascii="Consolas" w:eastAsia="Times New Roman" w:hAnsi="Consolas" w:cs="Times New Roman"/>
+          <w:color w:val="1F2328"/>
+          <w:kern w:val="0"/>
+          <w:sz w:val="21"/>
+          <w:szCs w:val="21"/>
+          <w14:ligatures w14:val="none"/>
+        </w:rPr>
+        <w:t xml:space="preserve"> {</w:t>
+      </w:r>
+    </w:p>
+    <w:p>
+      <w:pPr>
+        <w:shd w:val="clear" w:color="auto" w:fill="FFFFFF"/>
+        <w:spacing w:after="0" w:line="285" w:lineRule="atLeast"/>
+        <w:rPr>
+          <w:rFonts w:ascii="Consolas" w:eastAsia="Times New Roman" w:hAnsi="Consolas" w:cs="Times New Roman"/>
+          <w:color w:val="202020"/>
+          <w:kern w:val="0"/>
+          <w:sz w:val="21"/>
+          <w:szCs w:val="21"/>
+          <w14:ligatures w14:val="none"/>
+        </w:rPr>
+      </w:pPr>
+      <w:r>
+        <w:rPr>
+          <w:rFonts w:ascii="Consolas" w:eastAsia="Times New Roman" w:hAnsi="Consolas" w:cs="Times New Roman"/>
+          <w:color w:val="1F2328"/>
+          <w:kern w:val="0"/>
+          <w:sz w:val="21"/>
+          <w:szCs w:val="21"/>
+          <w14:ligatures w14:val="none"/>
+        </w:rPr>
+        <w:t xml:space="preserve">            </w:t>
+      </w:r>
+      <w:r>
+        <w:rPr>
+          <w:rFonts w:ascii="Consolas" w:eastAsia="Times New Roman" w:hAnsi="Consolas" w:cs="Times New Roman"/>
+          <w:color w:val="8250DF"/>
+          <w:kern w:val="0"/>
+          <w:sz w:val="21"/>
+          <w:szCs w:val="21"/>
+          <w14:ligatures w14:val="none"/>
+        </w:rPr>
+        <w:t>expect</w:t>
+      </w:r>
+      <w:r>
+        <w:rPr>
+          <w:rFonts w:ascii="Consolas" w:eastAsia="Times New Roman" w:hAnsi="Consolas" w:cs="Times New Roman"/>
+          <w:color w:val="1F2328"/>
+          <w:kern w:val="0"/>
+          <w:sz w:val="21"/>
+          <w:szCs w:val="21"/>
+          <w14:ligatures w14:val="none"/>
+        </w:rPr>
+        <w:t>(</w:t>
+      </w:r>
+      <w:r>
+        <w:rPr>
+          <w:rFonts w:ascii="Consolas" w:eastAsia="Times New Roman" w:hAnsi="Consolas" w:cs="Times New Roman"/>
+          <w:color w:val="8250DF"/>
+          <w:kern w:val="0"/>
+          <w:sz w:val="21"/>
+          <w:szCs w:val="21"/>
+          <w14:ligatures w14:val="none"/>
+        </w:rPr>
+        <w:t>toUpperCase</w:t>
+      </w:r>
+      <w:r>
+        <w:rPr>
+          <w:rFonts w:ascii="Consolas" w:eastAsia="Times New Roman" w:hAnsi="Consolas" w:cs="Times New Roman"/>
+          <w:color w:val="1F2328"/>
+          <w:kern w:val="0"/>
+          <w:sz w:val="21"/>
+          <w:szCs w:val="21"/>
+          <w14:ligatures w14:val="none"/>
+        </w:rPr>
+        <w:t>(</w:t>
+      </w:r>
+      <w:r>
+        <w:rPr>
+          <w:rFonts w:ascii="Consolas" w:eastAsia="Times New Roman" w:hAnsi="Consolas" w:cs="Times New Roman"/>
+          <w:color w:val="953800"/>
+          <w:kern w:val="0"/>
+          <w:sz w:val="21"/>
+          <w:szCs w:val="21"/>
+          <w14:ligatures w14:val="none"/>
+        </w:rPr>
+        <w:t>data</w:t>
+      </w:r>
+      <w:r>
+        <w:rPr>
+          <w:rFonts w:ascii="Consolas" w:eastAsia="Times New Roman" w:hAnsi="Consolas" w:cs="Times New Roman"/>
+          <w:color w:val="1F2328"/>
+          <w:kern w:val="0"/>
+          <w:sz w:val="21"/>
+          <w:szCs w:val="21"/>
+          <w14:ligatures w14:val="none"/>
+        </w:rPr>
+        <w:t>)</w:t>
+      </w:r>
+      <w:proofErr w:type="gramStart"/>
+      <w:r>
+        <w:rPr>
+          <w:rFonts w:ascii="Consolas" w:eastAsia="Times New Roman" w:hAnsi="Consolas" w:cs="Times New Roman"/>
+          <w:color w:val="1F2328"/>
+          <w:kern w:val="0"/>
+          <w:sz w:val="21"/>
+          <w:szCs w:val="21"/>
+          <w14:ligatures w14:val="none"/>
+        </w:rPr>
+        <w:t>).</w:t>
+      </w:r>
+      <w:r>
+        <w:rPr>
+          <w:rFonts w:ascii="Consolas" w:eastAsia="Times New Roman" w:hAnsi="Consolas" w:cs="Times New Roman"/>
+          <w:color w:val="8250DF"/>
+          <w:kern w:val="0"/>
+          <w:sz w:val="21"/>
+          <w:szCs w:val="21"/>
+          <w14:ligatures w14:val="none"/>
+        </w:rPr>
+        <w:t>toBe</w:t>
+      </w:r>
+      <w:proofErr w:type="gramEnd"/>
+      <w:r>
+        <w:rPr>
+          <w:rFonts w:ascii="Consolas" w:eastAsia="Times New Roman" w:hAnsi="Consolas" w:cs="Times New Roman"/>
+          <w:color w:val="1F2328"/>
+          <w:kern w:val="0"/>
+          <w:sz w:val="21"/>
+          <w:szCs w:val="21"/>
+          <w14:ligatures w14:val="none"/>
+        </w:rPr>
+        <w:t>(</w:t>
+      </w:r>
+      <w:r>
+        <w:rPr>
+          <w:rFonts w:ascii="Consolas" w:eastAsia="Times New Roman" w:hAnsi="Consolas" w:cs="Times New Roman"/>
+          <w:color w:val="953800"/>
+          <w:kern w:val="0"/>
+          <w:sz w:val="21"/>
+          <w:szCs w:val="21"/>
+          <w14:ligatures w14:val="none"/>
+        </w:rPr>
+        <w:t>expected</w:t>
+      </w:r>
+      <w:r>
+        <w:rPr>
+          <w:rFonts w:ascii="Consolas" w:eastAsia="Times New Roman" w:hAnsi="Consolas" w:cs="Times New Roman"/>
+          <w:color w:val="1F2328"/>
+          <w:kern w:val="0"/>
+          <w:sz w:val="21"/>
+          <w:szCs w:val="21"/>
+          <w14:ligatures w14:val="none"/>
+        </w:rPr>
+        <w:t>)</w:t>
+      </w:r>
+    </w:p>
+    <w:p>
+      <w:pPr>
+        <w:shd w:val="clear" w:color="auto" w:fill="FFFFFF"/>
+        <w:spacing w:after="0" w:line="285" w:lineRule="atLeast"/>
+        <w:rPr>
+          <w:rFonts w:ascii="Consolas" w:eastAsia="Times New Roman" w:hAnsi="Consolas" w:cs="Times New Roman"/>
+          <w:color w:val="202020"/>
+          <w:kern w:val="0"/>
+          <w:sz w:val="21"/>
+          <w:szCs w:val="21"/>
+          <w14:ligatures w14:val="none"/>
+        </w:rPr>
+      </w:pPr>
+      <w:r>
+        <w:rPr>
+          <w:rFonts w:ascii="Consolas" w:eastAsia="Times New Roman" w:hAnsi="Consolas" w:cs="Times New Roman"/>
+          <w:color w:val="1F2328"/>
+          <w:kern w:val="0"/>
+          <w:sz w:val="21"/>
+          <w:szCs w:val="21"/>
+          <w14:ligatures w14:val="none"/>
+        </w:rPr>
+        <w:t>        })</w:t>
+      </w:r>
+    </w:p>
+    <w:p>
+      <w:pPr>
+        <w:shd w:val="clear" w:color="auto" w:fill="FFFFFF"/>
+        <w:spacing w:after="0" w:line="285" w:lineRule="atLeast"/>
+        <w:rPr>
+          <w:rFonts w:ascii="Consolas" w:eastAsia="Times New Roman" w:hAnsi="Consolas" w:cs="Times New Roman"/>
+          <w:color w:val="202020"/>
+          <w:kern w:val="0"/>
+          <w:sz w:val="21"/>
+          <w:szCs w:val="21"/>
+          <w14:ligatures w14:val="none"/>
+        </w:rPr>
+      </w:pPr>
+    </w:p>
+    <w:p>
+      <w:pPr>
+        <w:shd w:val="clear" w:color="auto" w:fill="FFFFFF"/>
+        <w:spacing w:after="0" w:line="285" w:lineRule="atLeast"/>
+        <w:rPr>
+          <w:rFonts w:ascii="Consolas" w:eastAsia="Times New Roman" w:hAnsi="Consolas" w:cs="Times New Roman"/>
+          <w:color w:val="202020"/>
+          <w:kern w:val="0"/>
+          <w:sz w:val="21"/>
+          <w:szCs w:val="21"/>
+          <w14:ligatures w14:val="none"/>
+        </w:rPr>
+      </w:pPr>
+      <w:r>
+        <w:rPr>
+          <w:rFonts w:ascii="Consolas" w:eastAsia="Times New Roman" w:hAnsi="Consolas" w:cs="Times New Roman"/>
+          <w:color w:val="1F2328"/>
+          <w:kern w:val="0"/>
+          <w:sz w:val="21"/>
+          <w:szCs w:val="21"/>
+          <w14:ligatures w14:val="none"/>
+        </w:rPr>
+        <w:t xml:space="preserve">        </w:t>
+      </w:r>
+      <w:proofErr w:type="gramStart"/>
+      <w:r>
+        <w:rPr>
+          <w:rFonts w:ascii="Consolas" w:eastAsia="Times New Roman" w:hAnsi="Consolas" w:cs="Times New Roman"/>
+          <w:color w:val="1F2328"/>
+          <w:kern w:val="0"/>
+          <w:sz w:val="21"/>
+          <w:szCs w:val="21"/>
+          <w14:ligatures w14:val="none"/>
+        </w:rPr>
+        <w:t>it.</w:t>
+      </w:r>
+      <w:r>
+        <w:rPr>
+          <w:rFonts w:ascii="Consolas" w:eastAsia="Times New Roman" w:hAnsi="Consolas" w:cs="Times New Roman"/>
+          <w:color w:val="8250DF"/>
+          <w:kern w:val="0"/>
+          <w:sz w:val="21"/>
+          <w:szCs w:val="21"/>
+          <w14:ligatures w14:val="none"/>
+        </w:rPr>
+        <w:t>todo</w:t>
+      </w:r>
+      <w:proofErr w:type="gramEnd"/>
+      <w:r>
+        <w:rPr>
+          <w:rFonts w:ascii="Consolas" w:eastAsia="Times New Roman" w:hAnsi="Consolas" w:cs="Times New Roman"/>
+          <w:color w:val="1F2328"/>
+          <w:kern w:val="0"/>
+          <w:sz w:val="21"/>
+          <w:szCs w:val="21"/>
+          <w14:ligatures w14:val="none"/>
+        </w:rPr>
+        <w:t>(</w:t>
+      </w:r>
+      <w:r>
+        <w:rPr>
+          <w:rFonts w:ascii="Consolas" w:eastAsia="Times New Roman" w:hAnsi="Consolas" w:cs="Times New Roman"/>
+          <w:color w:val="0A3069"/>
+          <w:kern w:val="0"/>
+          <w:sz w:val="21"/>
+          <w:szCs w:val="21"/>
+          <w14:ligatures w14:val="none"/>
+        </w:rPr>
+        <w:t>"Test long strings"</w:t>
+      </w:r>
+      <w:r>
+        <w:rPr>
+          <w:rFonts w:ascii="Consolas" w:eastAsia="Times New Roman" w:hAnsi="Consolas" w:cs="Times New Roman"/>
+          <w:color w:val="1F2328"/>
+          <w:kern w:val="0"/>
+          <w:sz w:val="21"/>
+          <w:szCs w:val="21"/>
+          <w14:ligatures w14:val="none"/>
+        </w:rPr>
+        <w:t>)</w:t>
+      </w:r>
+    </w:p>
+    <w:p>
+      <w:pPr>
+        <w:shd w:val="clear" w:color="auto" w:fill="FFFFFF"/>
+        <w:spacing w:after="0" w:line="285" w:lineRule="atLeast"/>
+        <w:rPr>
+          <w:rFonts w:ascii="Consolas" w:eastAsia="Times New Roman" w:hAnsi="Consolas" w:cs="Times New Roman"/>
+          <w:color w:val="202020"/>
+          <w:kern w:val="0"/>
+          <w:sz w:val="21"/>
+          <w:szCs w:val="21"/>
+          <w14:ligatures w14:val="none"/>
+        </w:rPr>
+      </w:pPr>
+      <w:r>
+        <w:rPr>
+          <w:rFonts w:ascii="Consolas" w:eastAsia="Times New Roman" w:hAnsi="Consolas" w:cs="Times New Roman"/>
+          <w:color w:val="1F2328"/>
+          <w:kern w:val="0"/>
+          <w:sz w:val="21"/>
+          <w:szCs w:val="21"/>
+          <w14:ligatures w14:val="none"/>
+        </w:rPr>
+        <w:t>    })</w:t>
+      </w:r>
+    </w:p>
+    <w:p>
+      <w:pPr>
+        <w:shd w:val="clear" w:color="auto" w:fill="FFFFFF"/>
+        <w:spacing w:after="0" w:line="285" w:lineRule="atLeast"/>
+        <w:ind w:left="1440" w:firstLine="720"/>
+        <w:rPr>
+          <w:rFonts w:ascii="Sakkal Majalla" w:eastAsia="Times New Roman" w:hAnsi="Sakkal Majalla" w:cs="Sakkal Majalla"/>
+          <w:color w:val="202020"/>
+          <w:kern w:val="0"/>
+          <w14:ligatures w14:val="none"/>
+        </w:rPr>
+      </w:pPr>
+      <w:r>
+        <w:rPr>
+          <w:rFonts w:ascii="Sakkal Majalla" w:eastAsia="Times New Roman" w:hAnsi="Sakkal Majalla" w:cs="Sakkal Majalla" w:hint="cs"/>
+          <w:color w:val="202020"/>
+          <w:kern w:val="0"/>
+          <w14:ligatures w14:val="none"/>
+        </w:rPr>
+        <w:t>====================================================</w:t>
+      </w:r>
+    </w:p>
+    <w:p>
+      <w:pPr>
+        <w:shd w:val="clear" w:color="auto" w:fill="FFFFFF"/>
+        <w:spacing w:after="0" w:line="285" w:lineRule="atLeast"/>
+        <w:rPr>
+          <w:rFonts w:ascii="Sakkal Majalla" w:eastAsia="Times New Roman" w:hAnsi="Sakkal Majalla" w:cs="Sakkal Majalla"/>
+          <w:color w:val="202020"/>
+          <w:kern w:val="0"/>
+          <w14:ligatures w14:val="none"/>
+        </w:rPr>
+      </w:pPr>
+      <w:r>
+        <w:rPr>
+          <w:rFonts w:ascii="Sakkal Majalla" w:eastAsia="Times New Roman" w:hAnsi="Sakkal Majalla" w:cs="Sakkal Majalla" w:hint="cs"/>
+          <w:color w:val="202020"/>
+          <w:kern w:val="0"/>
+          <w14:ligatures w14:val="none"/>
+        </w:rPr>
+        <w:t>T</w:t>
+      </w:r>
+      <w:r>
+        <w:rPr>
+          <w:rFonts w:ascii="Sakkal Majalla" w:eastAsia="Times New Roman" w:hAnsi="Sakkal Majalla" w:cs="Sakkal Majalla"/>
+          <w:color w:val="202020"/>
+          <w:kern w:val="0"/>
+          <w14:ligatures w14:val="none"/>
+        </w:rPr>
+        <w:t>o</w:t>
+      </w:r>
+      <w:r>
+        <w:rPr>
+          <w:rFonts w:ascii="Sakkal Majalla" w:eastAsia="Times New Roman" w:hAnsi="Sakkal Majalla" w:cs="Sakkal Majalla" w:hint="cs"/>
+          <w:color w:val="202020"/>
+          <w:kern w:val="0"/>
+          <w14:ligatures w14:val="none"/>
+        </w:rPr>
+        <w:t xml:space="preserve"> </w:t>
+      </w:r>
+      <w:r>
+        <w:rPr>
+          <w:rFonts w:ascii="Sakkal Majalla" w:eastAsia="Times New Roman" w:hAnsi="Sakkal Majalla" w:cs="Sakkal Majalla"/>
+          <w:color w:val="202020"/>
+          <w:kern w:val="0"/>
+          <w14:ligatures w14:val="none"/>
+        </w:rPr>
+        <w:t>collect the coverage data, we can update the jest.config.ts</w:t>
+      </w:r>
+      <w:r>
+        <w:rPr>
+          <w:rFonts w:ascii="Sakkal Majalla" w:eastAsia="Times New Roman" w:hAnsi="Sakkal Majalla" w:cs="Sakkal Majalla"/>
+          <w:color w:val="202020"/>
+          <w:kern w:val="0"/>
+          <w14:ligatures w14:val="none"/>
+        </w:rPr>
+        <w:t>/</w:t>
+      </w:r>
+      <w:proofErr w:type="spellStart"/>
+      <w:r>
+        <w:rPr>
+          <w:rFonts w:ascii="Sakkal Majalla" w:eastAsia="Times New Roman" w:hAnsi="Sakkal Majalla" w:cs="Sakkal Majalla"/>
+          <w:color w:val="202020"/>
+          <w:kern w:val="0"/>
+          <w14:ligatures w14:val="none"/>
+        </w:rPr>
+        <w:t>js</w:t>
+      </w:r>
+      <w:proofErr w:type="spellEnd"/>
+      <w:r>
+        <w:rPr>
+          <w:rFonts w:ascii="Sakkal Majalla" w:eastAsia="Times New Roman" w:hAnsi="Sakkal Majalla" w:cs="Sakkal Majalla"/>
+          <w:color w:val="202020"/>
+          <w:kern w:val="0"/>
+          <w14:ligatures w14:val="none"/>
+        </w:rPr>
+        <w:t xml:space="preserve"> by adding the required configurations:</w:t>
+      </w:r>
+    </w:p>
+    <w:p>
+      <w:pPr>
+        <w:shd w:val="clear" w:color="auto" w:fill="FFFFFF"/>
+        <w:spacing w:after="0" w:line="285" w:lineRule="atLeast"/>
+        <w:rPr>
+          <w:rFonts w:ascii="Consolas" w:eastAsia="Times New Roman" w:hAnsi="Consolas" w:cs="Times New Roman"/>
+          <w:color w:val="202020"/>
+          <w:kern w:val="0"/>
+          <w:sz w:val="21"/>
+          <w:szCs w:val="21"/>
+          <w14:ligatures w14:val="none"/>
+        </w:rPr>
+      </w:pPr>
+      <w:r>
+        <w:rPr>
+          <w:rFonts w:ascii="Consolas" w:eastAsia="Times New Roman" w:hAnsi="Consolas" w:cs="Times New Roman"/>
+          <w:color w:val="202020"/>
+          <w:kern w:val="0"/>
+          <w:sz w:val="21"/>
+          <w:szCs w:val="21"/>
+          <w14:ligatures w14:val="none"/>
+        </w:rPr>
+        <w:t xml:space="preserve">  </w:t>
+      </w:r>
+      <w:r>
+        <w:rPr>
+          <w:rFonts w:ascii="Consolas" w:eastAsia="Times New Roman" w:hAnsi="Consolas" w:cs="Times New Roman"/>
+          <w:color w:val="1F2328"/>
+          <w:kern w:val="0"/>
+          <w:sz w:val="21"/>
+          <w:szCs w:val="21"/>
+          <w14:ligatures w14:val="none"/>
+        </w:rPr>
+        <w:t>coveragePathIgnorePatterns</w:t>
+      </w:r>
+      <w:r>
+        <w:rPr>
+          <w:rFonts w:ascii="Consolas" w:eastAsia="Times New Roman" w:hAnsi="Consolas" w:cs="Times New Roman"/>
+          <w:color w:val="001080"/>
+          <w:kern w:val="0"/>
+          <w:sz w:val="21"/>
+          <w:szCs w:val="21"/>
+          <w14:ligatures w14:val="none"/>
+        </w:rPr>
+        <w:t>:</w:t>
+      </w:r>
+      <w:r>
+        <w:rPr>
+          <w:rFonts w:ascii="Consolas" w:eastAsia="Times New Roman" w:hAnsi="Consolas" w:cs="Times New Roman"/>
+          <w:color w:val="1F2328"/>
+          <w:kern w:val="0"/>
+          <w:sz w:val="21"/>
+          <w:szCs w:val="21"/>
+          <w14:ligatures w14:val="none"/>
+        </w:rPr>
+        <w:t xml:space="preserve"> [</w:t>
+      </w:r>
+    </w:p>
+    <w:p>
+      <w:pPr>
+        <w:shd w:val="clear" w:color="auto" w:fill="FFFFFF"/>
+        <w:spacing w:after="0" w:line="285" w:lineRule="atLeast"/>
+        <w:rPr>
+          <w:rFonts w:ascii="Consolas" w:eastAsia="Times New Roman" w:hAnsi="Consolas" w:cs="Times New Roman"/>
+          <w:color w:val="202020"/>
+          <w:kern w:val="0"/>
+          <w:sz w:val="21"/>
+          <w:szCs w:val="21"/>
+          <w14:ligatures w14:val="none"/>
+        </w:rPr>
+      </w:pPr>
+      <w:r>
+        <w:rPr>
+          <w:rFonts w:ascii="Consolas" w:eastAsia="Times New Roman" w:hAnsi="Consolas" w:cs="Times New Roman"/>
+          <w:color w:val="1F2328"/>
+          <w:kern w:val="0"/>
+          <w:sz w:val="21"/>
+          <w:szCs w:val="21"/>
+          <w14:ligatures w14:val="none"/>
+        </w:rPr>
+        <w:t xml:space="preserve">    </w:t>
+      </w:r>
+      <w:r>
+        <w:rPr>
+          <w:rFonts w:ascii="Consolas" w:eastAsia="Times New Roman" w:hAnsi="Consolas" w:cs="Times New Roman"/>
+          <w:color w:val="0A3069"/>
+          <w:kern w:val="0"/>
+          <w:sz w:val="21"/>
+          <w:szCs w:val="21"/>
+          <w14:ligatures w14:val="none"/>
+        </w:rPr>
+        <w:t>"</w:t>
+      </w:r>
+      <w:r>
+        <w:rPr>
+          <w:rFonts w:ascii="Consolas" w:eastAsia="Times New Roman" w:hAnsi="Consolas" w:cs="Times New Roman"/>
+          <w:color w:val="EE0000"/>
+          <w:kern w:val="0"/>
+          <w:sz w:val="21"/>
+          <w:szCs w:val="21"/>
+          <w14:ligatures w14:val="none"/>
+        </w:rPr>
+        <w:t>\\\\</w:t>
+      </w:r>
+      <w:r>
+        <w:rPr>
+          <w:rFonts w:ascii="Consolas" w:eastAsia="Times New Roman" w:hAnsi="Consolas" w:cs="Times New Roman"/>
+          <w:color w:val="0A3069"/>
+          <w:kern w:val="0"/>
+          <w:sz w:val="21"/>
+          <w:szCs w:val="21"/>
+          <w14:ligatures w14:val="none"/>
+        </w:rPr>
+        <w:t>node_modules</w:t>
+      </w:r>
+      <w:r>
+        <w:rPr>
+          <w:rFonts w:ascii="Consolas" w:eastAsia="Times New Roman" w:hAnsi="Consolas" w:cs="Times New Roman"/>
+          <w:color w:val="EE0000"/>
+          <w:kern w:val="0"/>
+          <w:sz w:val="21"/>
+          <w:szCs w:val="21"/>
+          <w14:ligatures w14:val="none"/>
+        </w:rPr>
+        <w:t>\\\\</w:t>
+      </w:r>
+      <w:r>
+        <w:rPr>
+          <w:rFonts w:ascii="Consolas" w:eastAsia="Times New Roman" w:hAnsi="Consolas" w:cs="Times New Roman"/>
+          <w:color w:val="0A3069"/>
+          <w:kern w:val="0"/>
+          <w:sz w:val="21"/>
+          <w:szCs w:val="21"/>
+          <w14:ligatures w14:val="none"/>
+        </w:rPr>
+        <w:t>"</w:t>
+      </w:r>
+      <w:r>
+        <w:rPr>
+          <w:rFonts w:ascii="Consolas" w:eastAsia="Times New Roman" w:hAnsi="Consolas" w:cs="Times New Roman"/>
+          <w:color w:val="1F2328"/>
+          <w:kern w:val="0"/>
+          <w:sz w:val="21"/>
+          <w:szCs w:val="21"/>
+          <w14:ligatures w14:val="none"/>
+        </w:rPr>
+        <w:t>,</w:t>
+      </w:r>
+    </w:p>
+    <w:p>
+      <w:pPr>
+        <w:shd w:val="clear" w:color="auto" w:fill="FFFFFF"/>
+        <w:spacing w:after="0" w:line="285" w:lineRule="atLeast"/>
+        <w:rPr>
+          <w:rFonts w:ascii="Consolas" w:eastAsia="Times New Roman" w:hAnsi="Consolas" w:cs="Times New Roman"/>
+          <w:color w:val="202020"/>
+          <w:kern w:val="0"/>
+          <w:sz w:val="21"/>
+          <w:szCs w:val="21"/>
+          <w14:ligatures w14:val="none"/>
+        </w:rPr>
+      </w:pPr>
+      <w:r>
+        <w:rPr>
+          <w:rFonts w:ascii="Consolas" w:eastAsia="Times New Roman" w:hAnsi="Consolas" w:cs="Times New Roman"/>
+          <w:color w:val="1F2328"/>
+          <w:kern w:val="0"/>
+          <w:sz w:val="21"/>
+          <w:szCs w:val="21"/>
+          <w14:ligatures w14:val="none"/>
+        </w:rPr>
+        <w:t>  ]</w:t>
+      </w:r>
+      <w:r>
+        <w:rPr>
+          <w:rFonts w:ascii="Consolas" w:eastAsia="Times New Roman" w:hAnsi="Consolas" w:cs="Times New Roman"/>
+          <w:color w:val="202020"/>
+          <w:kern w:val="0"/>
+          <w:sz w:val="21"/>
+          <w:szCs w:val="21"/>
+          <w14:ligatures w14:val="none"/>
+        </w:rPr>
+        <w:t>,</w:t>
+      </w:r>
+    </w:p>
+    <w:p>
+      <w:pPr>
+        <w:shd w:val="clear" w:color="auto" w:fill="FFFFFF"/>
+        <w:spacing w:after="0" w:line="285" w:lineRule="atLeast"/>
+        <w:rPr>
+          <w:rFonts w:ascii="Consolas" w:eastAsia="Times New Roman" w:hAnsi="Consolas" w:cs="Times New Roman"/>
+          <w:color w:val="202020"/>
+          <w:kern w:val="0"/>
+          <w:sz w:val="21"/>
+          <w:szCs w:val="21"/>
+          <w14:ligatures w14:val="none"/>
+        </w:rPr>
+      </w:pPr>
+    </w:p>
+    <w:p>
+      <w:pPr>
+        <w:shd w:val="clear" w:color="auto" w:fill="FFFFFF"/>
+        <w:spacing w:after="0" w:line="285" w:lineRule="atLeast"/>
+        <w:rPr>
+          <w:rFonts w:ascii="Consolas" w:eastAsia="Times New Roman" w:hAnsi="Consolas" w:cs="Times New Roman"/>
+          <w:color w:val="202020"/>
+          <w:kern w:val="0"/>
+          <w:sz w:val="21"/>
+          <w:szCs w:val="21"/>
+          <w14:ligatures w14:val="none"/>
+        </w:rPr>
+      </w:pPr>
+      <w:r>
+        <w:rPr>
+          <w:rFonts w:ascii="Consolas" w:eastAsia="Times New Roman" w:hAnsi="Consolas" w:cs="Times New Roman"/>
+          <w:color w:val="202020"/>
+          <w:kern w:val="0"/>
+          <w:sz w:val="21"/>
+          <w:szCs w:val="21"/>
+          <w14:ligatures w14:val="none"/>
+        </w:rPr>
+        <w:t xml:space="preserve">  </w:t>
+      </w:r>
+      <w:r>
+        <w:rPr>
+          <w:rFonts w:ascii="Consolas" w:eastAsia="Times New Roman" w:hAnsi="Consolas" w:cs="Times New Roman"/>
+          <w:color w:val="1F2328"/>
+          <w:kern w:val="0"/>
+          <w:sz w:val="21"/>
+          <w:szCs w:val="21"/>
+          <w14:ligatures w14:val="none"/>
+        </w:rPr>
+        <w:t>collectCoverage</w:t>
+      </w:r>
+      <w:r>
+        <w:rPr>
+          <w:rFonts w:ascii="Consolas" w:eastAsia="Times New Roman" w:hAnsi="Consolas" w:cs="Times New Roman"/>
+          <w:color w:val="001080"/>
+          <w:kern w:val="0"/>
+          <w:sz w:val="21"/>
+          <w:szCs w:val="21"/>
+          <w14:ligatures w14:val="none"/>
+        </w:rPr>
+        <w:t>:</w:t>
+      </w:r>
+      <w:r>
+        <w:rPr>
+          <w:rFonts w:ascii="Consolas" w:eastAsia="Times New Roman" w:hAnsi="Consolas" w:cs="Times New Roman"/>
+          <w:color w:val="1F2328"/>
+          <w:kern w:val="0"/>
+          <w:sz w:val="21"/>
+          <w:szCs w:val="21"/>
+          <w14:ligatures w14:val="none"/>
+        </w:rPr>
+        <w:t xml:space="preserve"> </w:t>
+      </w:r>
+      <w:r>
+        <w:rPr>
+          <w:rFonts w:ascii="Consolas" w:eastAsia="Times New Roman" w:hAnsi="Consolas" w:cs="Times New Roman"/>
+          <w:color w:val="0000FF"/>
+          <w:kern w:val="0"/>
+          <w:sz w:val="21"/>
+          <w:szCs w:val="21"/>
+          <w14:ligatures w14:val="none"/>
+        </w:rPr>
+        <w:t>true</w:t>
+      </w:r>
+      <w:r>
+        <w:rPr>
+          <w:rFonts w:ascii="Consolas" w:eastAsia="Times New Roman" w:hAnsi="Consolas" w:cs="Times New Roman"/>
+          <w:color w:val="202020"/>
+          <w:kern w:val="0"/>
+          <w:sz w:val="21"/>
+          <w:szCs w:val="21"/>
+          <w14:ligatures w14:val="none"/>
+        </w:rPr>
+        <w:t>,</w:t>
+      </w:r>
+    </w:p>
+    <w:p>
+      <w:pPr>
+        <w:shd w:val="clear" w:color="auto" w:fill="FFFFFF"/>
+        <w:spacing w:after="0" w:line="285" w:lineRule="atLeast"/>
+        <w:rPr>
+          <w:rFonts w:ascii="Consolas" w:eastAsia="Times New Roman" w:hAnsi="Consolas" w:cs="Times New Roman"/>
+          <w:color w:val="202020"/>
+          <w:kern w:val="0"/>
+          <w:sz w:val="21"/>
+          <w:szCs w:val="21"/>
+          <w14:ligatures w14:val="none"/>
+        </w:rPr>
+      </w:pPr>
+      <w:r>
+        <w:rPr>
+          <w:rFonts w:ascii="Consolas" w:eastAsia="Times New Roman" w:hAnsi="Consolas" w:cs="Times New Roman"/>
+          <w:color w:val="202020"/>
+          <w:kern w:val="0"/>
+          <w:sz w:val="21"/>
+          <w:szCs w:val="21"/>
+          <w14:ligatures w14:val="none"/>
+        </w:rPr>
+        <w:t xml:space="preserve">  </w:t>
+      </w:r>
+      <w:r>
+        <w:rPr>
+          <w:rFonts w:ascii="Consolas" w:eastAsia="Times New Roman" w:hAnsi="Consolas" w:cs="Times New Roman"/>
+          <w:color w:val="1F2328"/>
+          <w:kern w:val="0"/>
+          <w:sz w:val="21"/>
+          <w:szCs w:val="21"/>
+          <w14:ligatures w14:val="none"/>
+        </w:rPr>
+        <w:t>collectCoverageFrom</w:t>
+      </w:r>
+      <w:r>
+        <w:rPr>
+          <w:rFonts w:ascii="Consolas" w:eastAsia="Times New Roman" w:hAnsi="Consolas" w:cs="Times New Roman"/>
+          <w:color w:val="001080"/>
+          <w:kern w:val="0"/>
+          <w:sz w:val="21"/>
+          <w:szCs w:val="21"/>
+          <w14:ligatures w14:val="none"/>
+        </w:rPr>
+        <w:t>:</w:t>
+      </w:r>
+      <w:r>
+        <w:rPr>
+          <w:rFonts w:ascii="Consolas" w:eastAsia="Times New Roman" w:hAnsi="Consolas" w:cs="Times New Roman"/>
+          <w:color w:val="1F2328"/>
+          <w:kern w:val="0"/>
+          <w:sz w:val="21"/>
+          <w:szCs w:val="21"/>
+          <w14:ligatures w14:val="none"/>
+        </w:rPr>
+        <w:t xml:space="preserve"> [</w:t>
+      </w:r>
+    </w:p>
+    <w:p>
+      <w:pPr>
+        <w:shd w:val="clear" w:color="auto" w:fill="FFFFFF"/>
+        <w:spacing w:after="0" w:line="285" w:lineRule="atLeast"/>
+        <w:rPr>
+          <w:rFonts w:ascii="Consolas" w:eastAsia="Times New Roman" w:hAnsi="Consolas" w:cs="Times New Roman"/>
+          <w:color w:val="202020"/>
+          <w:kern w:val="0"/>
+          <w:sz w:val="21"/>
+          <w:szCs w:val="21"/>
+          <w14:ligatures w14:val="none"/>
+        </w:rPr>
+      </w:pPr>
+      <w:r>
+        <w:rPr>
+          <w:rFonts w:ascii="Consolas" w:eastAsia="Times New Roman" w:hAnsi="Consolas" w:cs="Times New Roman"/>
+          <w:color w:val="1F2328"/>
+          <w:kern w:val="0"/>
+          <w:sz w:val="21"/>
+          <w:szCs w:val="21"/>
+          <w14:ligatures w14:val="none"/>
+        </w:rPr>
+        <w:t xml:space="preserve">    </w:t>
+      </w:r>
+      <w:r>
+        <w:rPr>
+          <w:rFonts w:ascii="Consolas" w:eastAsia="Times New Roman" w:hAnsi="Consolas" w:cs="Times New Roman"/>
+          <w:color w:val="0A3069"/>
+          <w:kern w:val="0"/>
+          <w:sz w:val="21"/>
+          <w:szCs w:val="21"/>
+          <w14:ligatures w14:val="none"/>
+        </w:rPr>
+        <w:t>'&lt;rootDir&gt;/src/app/**/*.ts'</w:t>
+      </w:r>
+    </w:p>
+    <w:p>
+      <w:pPr>
+        <w:shd w:val="clear" w:color="auto" w:fill="FFFFFF"/>
+        <w:spacing w:after="0" w:line="285" w:lineRule="atLeast"/>
+        <w:rPr>
+          <w:rFonts w:ascii="Consolas" w:eastAsia="Times New Roman" w:hAnsi="Consolas" w:cs="Times New Roman"/>
+          <w:color w:val="202020"/>
+          <w:kern w:val="0"/>
+          <w:sz w:val="21"/>
+          <w:szCs w:val="21"/>
+          <w14:ligatures w14:val="none"/>
+        </w:rPr>
+      </w:pPr>
+      <w:r>
+        <w:rPr>
+          <w:rFonts w:ascii="Consolas" w:eastAsia="Times New Roman" w:hAnsi="Consolas" w:cs="Times New Roman"/>
+          <w:color w:val="1F2328"/>
+          <w:kern w:val="0"/>
+          <w:sz w:val="21"/>
+          <w:szCs w:val="21"/>
+          <w14:ligatures w14:val="none"/>
+        </w:rPr>
+        <w:t>  ]</w:t>
+      </w:r>
+      <w:r>
+        <w:rPr>
+          <w:rFonts w:ascii="Consolas" w:eastAsia="Times New Roman" w:hAnsi="Consolas" w:cs="Times New Roman"/>
+          <w:color w:val="202020"/>
+          <w:kern w:val="0"/>
+          <w:sz w:val="21"/>
+          <w:szCs w:val="21"/>
+          <w14:ligatures w14:val="none"/>
+        </w:rPr>
+        <w:t>,</w:t>
+      </w:r>
+    </w:p>
+    <w:p>
+      <w:pPr>
+        <w:shd w:val="clear" w:color="auto" w:fill="FFFFFF"/>
+        <w:spacing w:after="0" w:line="285" w:lineRule="atLeast"/>
+        <w:rPr>
+          <w:rFonts w:ascii="Consolas" w:eastAsia="Times New Roman" w:hAnsi="Consolas" w:cs="Times New Roman"/>
+          <w:color w:val="202020"/>
+          <w:kern w:val="0"/>
+          <w:sz w:val="21"/>
+          <w:szCs w:val="21"/>
+          <w14:ligatures w14:val="none"/>
+        </w:rPr>
+      </w:pPr>
+    </w:p>
+    <w:p>
+      <w:pPr>
+        <w:shd w:val="clear" w:color="auto" w:fill="FFFFFF"/>
+        <w:spacing w:after="0" w:line="285" w:lineRule="atLeast"/>
+        <w:rPr>
+          <w:rFonts w:ascii="Consolas" w:eastAsia="Times New Roman" w:hAnsi="Consolas" w:cs="Times New Roman"/>
+          <w:color w:val="202020"/>
+          <w:kern w:val="0"/>
+          <w:sz w:val="21"/>
+          <w:szCs w:val="21"/>
+          <w14:ligatures w14:val="none"/>
+        </w:rPr>
+      </w:pPr>
+      <w:r>
+        <w:rPr>
+          <w:rFonts w:ascii="Consolas" w:eastAsia="Times New Roman" w:hAnsi="Consolas" w:cs="Times New Roman"/>
+          <w:color w:val="202020"/>
+          <w:kern w:val="0"/>
+          <w:sz w:val="21"/>
+          <w:szCs w:val="21"/>
+          <w14:ligatures w14:val="none"/>
+        </w:rPr>
+        <w:t xml:space="preserve">  </w:t>
+      </w:r>
+      <w:r>
+        <w:rPr>
+          <w:rFonts w:ascii="Consolas" w:eastAsia="Times New Roman" w:hAnsi="Consolas" w:cs="Times New Roman"/>
+          <w:color w:val="6E7781"/>
+          <w:kern w:val="0"/>
+          <w:sz w:val="21"/>
+          <w:szCs w:val="21"/>
+          <w14:ligatures w14:val="none"/>
+        </w:rPr>
+        <w:t>// Indicates which provider should be used to instrument code for coverage</w:t>
+      </w:r>
+    </w:p>
+    <w:p>
+      <w:pPr>
+        <w:shd w:val="clear" w:color="auto" w:fill="FFFFFF"/>
+        <w:spacing w:after="0" w:line="285" w:lineRule="atLeast"/>
+        <w:rPr>
+          <w:rFonts w:ascii="Consolas" w:eastAsia="Times New Roman" w:hAnsi="Consolas" w:cs="Times New Roman"/>
+          <w:color w:val="202020"/>
+          <w:kern w:val="0"/>
+          <w:sz w:val="21"/>
+          <w:szCs w:val="21"/>
+          <w14:ligatures w14:val="none"/>
+        </w:rPr>
+      </w:pPr>
+      <w:r>
+        <w:rPr>
+          <w:rFonts w:ascii="Consolas" w:eastAsia="Times New Roman" w:hAnsi="Consolas" w:cs="Times New Roman"/>
+          <w:color w:val="202020"/>
+          <w:kern w:val="0"/>
+          <w:sz w:val="21"/>
+          <w:szCs w:val="21"/>
+          <w14:ligatures w14:val="none"/>
+        </w:rPr>
+        <w:t xml:space="preserve">  </w:t>
+      </w:r>
+      <w:r>
+        <w:rPr>
+          <w:rFonts w:ascii="Consolas" w:eastAsia="Times New Roman" w:hAnsi="Consolas" w:cs="Times New Roman"/>
+          <w:color w:val="1F2328"/>
+          <w:kern w:val="0"/>
+          <w:sz w:val="21"/>
+          <w:szCs w:val="21"/>
+          <w14:ligatures w14:val="none"/>
+        </w:rPr>
+        <w:t>coverageProvider</w:t>
+      </w:r>
+      <w:r>
+        <w:rPr>
+          <w:rFonts w:ascii="Consolas" w:eastAsia="Times New Roman" w:hAnsi="Consolas" w:cs="Times New Roman"/>
+          <w:color w:val="001080"/>
+          <w:kern w:val="0"/>
+          <w:sz w:val="21"/>
+          <w:szCs w:val="21"/>
+          <w14:ligatures w14:val="none"/>
+        </w:rPr>
+        <w:t>:</w:t>
+      </w:r>
+      <w:r>
+        <w:rPr>
+          <w:rFonts w:ascii="Consolas" w:eastAsia="Times New Roman" w:hAnsi="Consolas" w:cs="Times New Roman"/>
+          <w:color w:val="1F2328"/>
+          <w:kern w:val="0"/>
+          <w:sz w:val="21"/>
+          <w:szCs w:val="21"/>
+          <w14:ligatures w14:val="none"/>
+        </w:rPr>
+        <w:t xml:space="preserve"> </w:t>
+      </w:r>
+      <w:r>
+        <w:rPr>
+          <w:rFonts w:ascii="Consolas" w:eastAsia="Times New Roman" w:hAnsi="Consolas" w:cs="Times New Roman"/>
+          <w:color w:val="0A3069"/>
+          <w:kern w:val="0"/>
+          <w:sz w:val="21"/>
+          <w:szCs w:val="21"/>
+          <w14:ligatures w14:val="none"/>
+        </w:rPr>
+        <w:t>"v8"</w:t>
+      </w:r>
+      <w:r>
+        <w:rPr>
+          <w:rFonts w:ascii="Consolas" w:eastAsia="Times New Roman" w:hAnsi="Consolas" w:cs="Times New Roman"/>
+          <w:color w:val="202020"/>
+          <w:kern w:val="0"/>
+          <w:sz w:val="21"/>
+          <w:szCs w:val="21"/>
+          <w14:ligatures w14:val="none"/>
+        </w:rPr>
+        <w:t>,</w:t>
+      </w:r>
+    </w:p>
+    <w:p>
+      <w:pPr>
+        <w:shd w:val="clear" w:color="auto" w:fill="FFFFFF"/>
+        <w:spacing w:after="0" w:line="285" w:lineRule="atLeast"/>
+        <w:rPr>
+          <w:rFonts w:ascii="Consolas" w:eastAsia="Times New Roman" w:hAnsi="Consolas" w:cs="Times New Roman"/>
+          <w:color w:val="202020"/>
+          <w:kern w:val="0"/>
+          <w:sz w:val="21"/>
+          <w:szCs w:val="21"/>
+          <w14:ligatures w14:val="none"/>
+        </w:rPr>
+      </w:pPr>
+    </w:p>
+    <w:p>
+      <w:pPr>
+        <w:shd w:val="clear" w:color="auto" w:fill="FFFFFF"/>
+        <w:spacing w:after="0" w:line="285" w:lineRule="atLeast"/>
+        <w:rPr>
+          <w:rFonts w:ascii="Consolas" w:eastAsia="Times New Roman" w:hAnsi="Consolas" w:cs="Times New Roman"/>
+          <w:color w:val="202020"/>
+          <w:kern w:val="0"/>
+          <w:sz w:val="21"/>
+          <w:szCs w:val="21"/>
+          <w14:ligatures w14:val="none"/>
+        </w:rPr>
+      </w:pPr>
+      <w:r>
+        <w:rPr>
+          <w:rFonts w:ascii="Consolas" w:eastAsia="Times New Roman" w:hAnsi="Consolas" w:cs="Times New Roman"/>
+          <w:color w:val="202020"/>
+          <w:kern w:val="0"/>
+          <w:sz w:val="21"/>
+          <w:szCs w:val="21"/>
+          <w14:ligatures w14:val="none"/>
+        </w:rPr>
+        <w:t xml:space="preserve">  </w:t>
+      </w:r>
+      <w:r>
+        <w:rPr>
+          <w:rFonts w:ascii="Consolas" w:eastAsia="Times New Roman" w:hAnsi="Consolas" w:cs="Times New Roman"/>
+          <w:color w:val="6E7781"/>
+          <w:kern w:val="0"/>
+          <w:sz w:val="21"/>
+          <w:szCs w:val="21"/>
+          <w14:ligatures w14:val="none"/>
+        </w:rPr>
+        <w:t>// An object that configures minimum threshold enforcement for coverage results</w:t>
+      </w:r>
+    </w:p>
+    <w:p>
+      <w:pPr>
+        <w:shd w:val="clear" w:color="auto" w:fill="FFFFFF"/>
+        <w:spacing w:after="0" w:line="285" w:lineRule="atLeast"/>
+        <w:rPr>
+          <w:rFonts w:ascii="Consolas" w:eastAsia="Times New Roman" w:hAnsi="Consolas" w:cs="Times New Roman"/>
+          <w:color w:val="202020"/>
+          <w:kern w:val="0"/>
+          <w:sz w:val="21"/>
+          <w:szCs w:val="21"/>
+          <w14:ligatures w14:val="none"/>
+        </w:rPr>
+      </w:pPr>
+      <w:r>
+        <w:rPr>
+          <w:rFonts w:ascii="Consolas" w:eastAsia="Times New Roman" w:hAnsi="Consolas" w:cs="Times New Roman"/>
+          <w:color w:val="202020"/>
+          <w:kern w:val="0"/>
+          <w:sz w:val="21"/>
+          <w:szCs w:val="21"/>
+          <w14:ligatures w14:val="none"/>
+        </w:rPr>
+        <w:t xml:space="preserve">  </w:t>
+      </w:r>
+      <w:r>
+        <w:rPr>
+          <w:rFonts w:ascii="Consolas" w:eastAsia="Times New Roman" w:hAnsi="Consolas" w:cs="Times New Roman"/>
+          <w:color w:val="1F2328"/>
+          <w:kern w:val="0"/>
+          <w:sz w:val="21"/>
+          <w:szCs w:val="21"/>
+          <w14:ligatures w14:val="none"/>
+        </w:rPr>
+        <w:t>coverageThreshold</w:t>
+      </w:r>
+      <w:r>
+        <w:rPr>
+          <w:rFonts w:ascii="Consolas" w:eastAsia="Times New Roman" w:hAnsi="Consolas" w:cs="Times New Roman"/>
+          <w:color w:val="001080"/>
+          <w:kern w:val="0"/>
+          <w:sz w:val="21"/>
+          <w:szCs w:val="21"/>
+          <w14:ligatures w14:val="none"/>
+        </w:rPr>
+        <w:t>:</w:t>
+      </w:r>
+      <w:r>
+        <w:rPr>
+          <w:rFonts w:ascii="Consolas" w:eastAsia="Times New Roman" w:hAnsi="Consolas" w:cs="Times New Roman"/>
+          <w:color w:val="1F2328"/>
+          <w:kern w:val="0"/>
+          <w:sz w:val="21"/>
+          <w:szCs w:val="21"/>
+          <w14:ligatures w14:val="none"/>
+        </w:rPr>
+        <w:t xml:space="preserve"> {</w:t>
+      </w:r>
+    </w:p>
+    <w:p>
+      <w:pPr>
+        <w:shd w:val="clear" w:color="auto" w:fill="FFFFFF"/>
+        <w:spacing w:after="0" w:line="285" w:lineRule="atLeast"/>
+        <w:rPr>
+          <w:rFonts w:ascii="Consolas" w:eastAsia="Times New Roman" w:hAnsi="Consolas" w:cs="Times New Roman"/>
+          <w:color w:val="202020"/>
+          <w:kern w:val="0"/>
+          <w:sz w:val="21"/>
+          <w:szCs w:val="21"/>
+          <w14:ligatures w14:val="none"/>
+        </w:rPr>
+      </w:pPr>
+      <w:r>
+        <w:rPr>
+          <w:rFonts w:ascii="Consolas" w:eastAsia="Times New Roman" w:hAnsi="Consolas" w:cs="Times New Roman"/>
+          <w:color w:val="1F2328"/>
+          <w:kern w:val="0"/>
+          <w:sz w:val="21"/>
+          <w:szCs w:val="21"/>
+          <w14:ligatures w14:val="none"/>
+        </w:rPr>
+        <w:t>    global</w:t>
+      </w:r>
+      <w:r>
+        <w:rPr>
+          <w:rFonts w:ascii="Consolas" w:eastAsia="Times New Roman" w:hAnsi="Consolas" w:cs="Times New Roman"/>
+          <w:color w:val="001080"/>
+          <w:kern w:val="0"/>
+          <w:sz w:val="21"/>
+          <w:szCs w:val="21"/>
+          <w14:ligatures w14:val="none"/>
+        </w:rPr>
+        <w:t>:</w:t>
+      </w:r>
+      <w:r>
+        <w:rPr>
+          <w:rFonts w:ascii="Consolas" w:eastAsia="Times New Roman" w:hAnsi="Consolas" w:cs="Times New Roman"/>
+          <w:color w:val="1F2328"/>
+          <w:kern w:val="0"/>
+          <w:sz w:val="21"/>
+          <w:szCs w:val="21"/>
+          <w14:ligatures w14:val="none"/>
+        </w:rPr>
+        <w:t xml:space="preserve"> {</w:t>
+      </w:r>
+    </w:p>
+    <w:p>
+      <w:pPr>
+        <w:shd w:val="clear" w:color="auto" w:fill="FFFFFF"/>
+        <w:spacing w:after="0" w:line="285" w:lineRule="atLeast"/>
+        <w:rPr>
+          <w:rFonts w:ascii="Consolas" w:eastAsia="Times New Roman" w:hAnsi="Consolas" w:cs="Times New Roman"/>
+          <w:color w:val="202020"/>
+          <w:kern w:val="0"/>
+          <w:sz w:val="21"/>
+          <w:szCs w:val="21"/>
+          <w14:ligatures w14:val="none"/>
+        </w:rPr>
+      </w:pPr>
+      <w:r>
+        <w:rPr>
+          <w:rFonts w:ascii="Consolas" w:eastAsia="Times New Roman" w:hAnsi="Consolas" w:cs="Times New Roman"/>
+          <w:color w:val="1F2328"/>
+          <w:kern w:val="0"/>
+          <w:sz w:val="21"/>
+          <w:szCs w:val="21"/>
+          <w14:ligatures w14:val="none"/>
+        </w:rPr>
+        <w:lastRenderedPageBreak/>
+        <w:t>      branches</w:t>
+      </w:r>
+      <w:r>
+        <w:rPr>
+          <w:rFonts w:ascii="Consolas" w:eastAsia="Times New Roman" w:hAnsi="Consolas" w:cs="Times New Roman"/>
+          <w:color w:val="001080"/>
+          <w:kern w:val="0"/>
+          <w:sz w:val="21"/>
+          <w:szCs w:val="21"/>
+          <w14:ligatures w14:val="none"/>
+        </w:rPr>
+        <w:t>:</w:t>
+      </w:r>
+      <w:r>
+        <w:rPr>
+          <w:rFonts w:ascii="Consolas" w:eastAsia="Times New Roman" w:hAnsi="Consolas" w:cs="Times New Roman"/>
+          <w:color w:val="1F2328"/>
+          <w:kern w:val="0"/>
+          <w:sz w:val="21"/>
+          <w:szCs w:val="21"/>
+          <w14:ligatures w14:val="none"/>
+        </w:rPr>
+        <w:t xml:space="preserve"> </w:t>
+      </w:r>
+      <w:r>
+        <w:rPr>
+          <w:rFonts w:ascii="Consolas" w:eastAsia="Times New Roman" w:hAnsi="Consolas" w:cs="Times New Roman"/>
+          <w:color w:val="098658"/>
+          <w:kern w:val="0"/>
+          <w:sz w:val="21"/>
+          <w:szCs w:val="21"/>
+          <w14:ligatures w14:val="none"/>
+        </w:rPr>
+        <w:t>80</w:t>
+      </w:r>
+      <w:r>
+        <w:rPr>
+          <w:rFonts w:ascii="Consolas" w:eastAsia="Times New Roman" w:hAnsi="Consolas" w:cs="Times New Roman"/>
+          <w:color w:val="1F2328"/>
+          <w:kern w:val="0"/>
+          <w:sz w:val="21"/>
+          <w:szCs w:val="21"/>
+          <w14:ligatures w14:val="none"/>
+        </w:rPr>
+        <w:t>,</w:t>
+      </w:r>
+    </w:p>
+    <w:p>
+      <w:pPr>
+        <w:shd w:val="clear" w:color="auto" w:fill="FFFFFF"/>
+        <w:spacing w:after="0" w:line="285" w:lineRule="atLeast"/>
+        <w:rPr>
+          <w:rFonts w:ascii="Consolas" w:eastAsia="Times New Roman" w:hAnsi="Consolas" w:cs="Times New Roman"/>
+          <w:color w:val="202020"/>
+          <w:kern w:val="0"/>
+          <w:sz w:val="21"/>
+          <w:szCs w:val="21"/>
+          <w14:ligatures w14:val="none"/>
+        </w:rPr>
+      </w:pPr>
+      <w:r>
+        <w:rPr>
+          <w:rFonts w:ascii="Consolas" w:eastAsia="Times New Roman" w:hAnsi="Consolas" w:cs="Times New Roman"/>
+          <w:color w:val="1F2328"/>
+          <w:kern w:val="0"/>
+          <w:sz w:val="21"/>
+          <w:szCs w:val="21"/>
+          <w14:ligatures w14:val="none"/>
+        </w:rPr>
+        <w:t>      functions</w:t>
+      </w:r>
+      <w:r>
+        <w:rPr>
+          <w:rFonts w:ascii="Consolas" w:eastAsia="Times New Roman" w:hAnsi="Consolas" w:cs="Times New Roman"/>
+          <w:color w:val="001080"/>
+          <w:kern w:val="0"/>
+          <w:sz w:val="21"/>
+          <w:szCs w:val="21"/>
+          <w14:ligatures w14:val="none"/>
+        </w:rPr>
+        <w:t>:</w:t>
+      </w:r>
+      <w:r>
+        <w:rPr>
+          <w:rFonts w:ascii="Consolas" w:eastAsia="Times New Roman" w:hAnsi="Consolas" w:cs="Times New Roman"/>
+          <w:color w:val="1F2328"/>
+          <w:kern w:val="0"/>
+          <w:sz w:val="21"/>
+          <w:szCs w:val="21"/>
+          <w14:ligatures w14:val="none"/>
+        </w:rPr>
+        <w:t xml:space="preserve"> </w:t>
+      </w:r>
+      <w:r>
+        <w:rPr>
+          <w:rFonts w:ascii="Consolas" w:eastAsia="Times New Roman" w:hAnsi="Consolas" w:cs="Times New Roman"/>
+          <w:color w:val="098658"/>
+          <w:kern w:val="0"/>
+          <w:sz w:val="21"/>
+          <w:szCs w:val="21"/>
+          <w14:ligatures w14:val="none"/>
+        </w:rPr>
+        <w:t>80</w:t>
+      </w:r>
+      <w:r>
+        <w:rPr>
+          <w:rFonts w:ascii="Consolas" w:eastAsia="Times New Roman" w:hAnsi="Consolas" w:cs="Times New Roman"/>
+          <w:color w:val="1F2328"/>
+          <w:kern w:val="0"/>
+          <w:sz w:val="21"/>
+          <w:szCs w:val="21"/>
+          <w14:ligatures w14:val="none"/>
+        </w:rPr>
+        <w:t>,</w:t>
+      </w:r>
+    </w:p>
+    <w:p>
+      <w:pPr>
+        <w:shd w:val="clear" w:color="auto" w:fill="FFFFFF"/>
+        <w:spacing w:after="0" w:line="285" w:lineRule="atLeast"/>
+        <w:rPr>
+          <w:rFonts w:ascii="Consolas" w:eastAsia="Times New Roman" w:hAnsi="Consolas" w:cs="Times New Roman"/>
+          <w:color w:val="202020"/>
+          <w:kern w:val="0"/>
+          <w:sz w:val="21"/>
+          <w:szCs w:val="21"/>
+          <w14:ligatures w14:val="none"/>
+        </w:rPr>
+      </w:pPr>
+      <w:r>
+        <w:rPr>
+          <w:rFonts w:ascii="Consolas" w:eastAsia="Times New Roman" w:hAnsi="Consolas" w:cs="Times New Roman"/>
+          <w:color w:val="1F2328"/>
+          <w:kern w:val="0"/>
+          <w:sz w:val="21"/>
+          <w:szCs w:val="21"/>
+          <w14:ligatures w14:val="none"/>
+        </w:rPr>
+        <w:t>      lines</w:t>
+      </w:r>
+      <w:r>
+        <w:rPr>
+          <w:rFonts w:ascii="Consolas" w:eastAsia="Times New Roman" w:hAnsi="Consolas" w:cs="Times New Roman"/>
+          <w:color w:val="001080"/>
+          <w:kern w:val="0"/>
+          <w:sz w:val="21"/>
+          <w:szCs w:val="21"/>
+          <w14:ligatures w14:val="none"/>
+        </w:rPr>
+        <w:t>:</w:t>
+      </w:r>
+      <w:r>
+        <w:rPr>
+          <w:rFonts w:ascii="Consolas" w:eastAsia="Times New Roman" w:hAnsi="Consolas" w:cs="Times New Roman"/>
+          <w:color w:val="1F2328"/>
+          <w:kern w:val="0"/>
+          <w:sz w:val="21"/>
+          <w:szCs w:val="21"/>
+          <w14:ligatures w14:val="none"/>
+        </w:rPr>
+        <w:t xml:space="preserve"> </w:t>
+      </w:r>
+      <w:r>
+        <w:rPr>
+          <w:rFonts w:ascii="Consolas" w:eastAsia="Times New Roman" w:hAnsi="Consolas" w:cs="Times New Roman"/>
+          <w:color w:val="098658"/>
+          <w:kern w:val="0"/>
+          <w:sz w:val="21"/>
+          <w:szCs w:val="21"/>
+          <w14:ligatures w14:val="none"/>
+        </w:rPr>
+        <w:t>80</w:t>
+      </w:r>
+      <w:r>
+        <w:rPr>
+          <w:rFonts w:ascii="Consolas" w:eastAsia="Times New Roman" w:hAnsi="Consolas" w:cs="Times New Roman"/>
+          <w:color w:val="1F2328"/>
+          <w:kern w:val="0"/>
+          <w:sz w:val="21"/>
+          <w:szCs w:val="21"/>
+          <w14:ligatures w14:val="none"/>
+        </w:rPr>
+        <w:t>,</w:t>
+      </w:r>
+    </w:p>
+    <w:p>
+      <w:pPr>
+        <w:shd w:val="clear" w:color="auto" w:fill="FFFFFF"/>
+        <w:spacing w:after="0" w:line="285" w:lineRule="atLeast"/>
+        <w:rPr>
+          <w:rFonts w:ascii="Consolas" w:eastAsia="Times New Roman" w:hAnsi="Consolas" w:cs="Times New Roman"/>
+          <w:color w:val="202020"/>
+          <w:kern w:val="0"/>
+          <w:sz w:val="21"/>
+          <w:szCs w:val="21"/>
+          <w14:ligatures w14:val="none"/>
+        </w:rPr>
+      </w:pPr>
+      <w:r>
+        <w:rPr>
+          <w:rFonts w:ascii="Consolas" w:eastAsia="Times New Roman" w:hAnsi="Consolas" w:cs="Times New Roman"/>
+          <w:color w:val="1F2328"/>
+          <w:kern w:val="0"/>
+          <w:sz w:val="21"/>
+          <w:szCs w:val="21"/>
+          <w14:ligatures w14:val="none"/>
+        </w:rPr>
+        <w:t>      statements</w:t>
+      </w:r>
+      <w:r>
+        <w:rPr>
+          <w:rFonts w:ascii="Consolas" w:eastAsia="Times New Roman" w:hAnsi="Consolas" w:cs="Times New Roman"/>
+          <w:color w:val="001080"/>
+          <w:kern w:val="0"/>
+          <w:sz w:val="21"/>
+          <w:szCs w:val="21"/>
+          <w14:ligatures w14:val="none"/>
+        </w:rPr>
+        <w:t>:</w:t>
+      </w:r>
+      <w:r>
+        <w:rPr>
+          <w:rFonts w:ascii="Consolas" w:eastAsia="Times New Roman" w:hAnsi="Consolas" w:cs="Times New Roman"/>
+          <w:color w:val="1F2328"/>
+          <w:kern w:val="0"/>
+          <w:sz w:val="21"/>
+          <w:szCs w:val="21"/>
+          <w14:ligatures w14:val="none"/>
+        </w:rPr>
+        <w:t xml:space="preserve"> </w:t>
+      </w:r>
+      <w:r>
+        <w:rPr>
+          <w:rFonts w:ascii="Consolas" w:eastAsia="Times New Roman" w:hAnsi="Consolas" w:cs="Times New Roman"/>
+          <w:color w:val="098658"/>
+          <w:kern w:val="0"/>
+          <w:sz w:val="21"/>
+          <w:szCs w:val="21"/>
+          <w14:ligatures w14:val="none"/>
+        </w:rPr>
+        <w:t>80</w:t>
+      </w:r>
+      <w:r>
+        <w:rPr>
+          <w:rFonts w:ascii="Consolas" w:eastAsia="Times New Roman" w:hAnsi="Consolas" w:cs="Times New Roman"/>
+          <w:color w:val="1F2328"/>
+          <w:kern w:val="0"/>
+          <w:sz w:val="21"/>
+          <w:szCs w:val="21"/>
+          <w14:ligatures w14:val="none"/>
+        </w:rPr>
+        <w:t>,</w:t>
+      </w:r>
+    </w:p>
+    <w:p>
+      <w:pPr>
+        <w:shd w:val="clear" w:color="auto" w:fill="FFFFFF"/>
+        <w:spacing w:after="0" w:line="285" w:lineRule="atLeast"/>
+        <w:rPr>
+          <w:rFonts w:ascii="Consolas" w:eastAsia="Times New Roman" w:hAnsi="Consolas" w:cs="Times New Roman"/>
+          <w:color w:val="202020"/>
+          <w:kern w:val="0"/>
+          <w:sz w:val="21"/>
+          <w:szCs w:val="21"/>
+          <w14:ligatures w14:val="none"/>
+        </w:rPr>
+      </w:pPr>
+      <w:r>
+        <w:rPr>
+          <w:rFonts w:ascii="Consolas" w:eastAsia="Times New Roman" w:hAnsi="Consolas" w:cs="Times New Roman"/>
+          <w:color w:val="1F2328"/>
+          <w:kern w:val="0"/>
+          <w:sz w:val="21"/>
+          <w:szCs w:val="21"/>
+          <w14:ligatures w14:val="none"/>
+        </w:rPr>
+        <w:t>    },</w:t>
+      </w:r>
+    </w:p>
+    <w:p>
+      <w:pPr>
+        <w:shd w:val="clear" w:color="auto" w:fill="FFFFFF"/>
+        <w:spacing w:after="0" w:line="285" w:lineRule="atLeast"/>
+        <w:rPr>
+          <w:rFonts w:ascii="Consolas" w:eastAsia="Times New Roman" w:hAnsi="Consolas" w:cs="Times New Roman"/>
+          <w:color w:val="202020"/>
+          <w:kern w:val="0"/>
+          <w:sz w:val="21"/>
+          <w:szCs w:val="21"/>
+          <w14:ligatures w14:val="none"/>
+        </w:rPr>
+      </w:pPr>
+      <w:r>
+        <w:rPr>
+          <w:rFonts w:ascii="Consolas" w:eastAsia="Times New Roman" w:hAnsi="Consolas" w:cs="Times New Roman"/>
+          <w:color w:val="1F2328"/>
+          <w:kern w:val="0"/>
+          <w:sz w:val="21"/>
+          <w:szCs w:val="21"/>
+          <w14:ligatures w14:val="none"/>
+        </w:rPr>
+        <w:t>  }</w:t>
+      </w:r>
+      <w:r>
+        <w:rPr>
+          <w:rFonts w:ascii="Consolas" w:eastAsia="Times New Roman" w:hAnsi="Consolas" w:cs="Times New Roman"/>
+          <w:color w:val="202020"/>
+          <w:kern w:val="0"/>
+          <w:sz w:val="21"/>
+          <w:szCs w:val="21"/>
+          <w14:ligatures w14:val="none"/>
+        </w:rPr>
+        <w:t>,</w:t>
+      </w:r>
+    </w:p>
+    <w:p>
+      <w:pPr>
+        <w:shd w:val="clear" w:color="auto" w:fill="FFFFFF"/>
+        <w:spacing w:after="0" w:line="285" w:lineRule="atLeast"/>
+        <w:rPr>
+          <w:rFonts w:ascii="Consolas" w:eastAsia="Times New Roman" w:hAnsi="Consolas" w:cs="Times New Roman"/>
+          <w:color w:val="202020"/>
+          <w:kern w:val="0"/>
+          <w:sz w:val="21"/>
+          <w:szCs w:val="21"/>
+          <w14:ligatures w14:val="none"/>
+        </w:rPr>
+      </w:pPr>
+    </w:p>
+    <w:p>
+      <w:pPr>
+        <w:shd w:val="clear" w:color="auto" w:fill="FFFFFF"/>
+        <w:spacing w:after="0" w:line="285" w:lineRule="atLeast"/>
+        <w:rPr>
+          <w:rFonts w:ascii="Consolas" w:eastAsia="Times New Roman" w:hAnsi="Consolas" w:cs="Times New Roman"/>
+          <w:color w:val="202020"/>
+          <w:kern w:val="0"/>
+          <w:sz w:val="21"/>
+          <w:szCs w:val="21"/>
+          <w14:ligatures w14:val="none"/>
+        </w:rPr>
+      </w:pPr>
+      <w:r>
+        <w:rPr>
+          <w:rFonts w:ascii="Consolas" w:eastAsia="Times New Roman" w:hAnsi="Consolas" w:cs="Times New Roman"/>
+          <w:color w:val="202020"/>
+          <w:kern w:val="0"/>
+          <w:sz w:val="21"/>
+          <w:szCs w:val="21"/>
+          <w14:ligatures w14:val="none"/>
+        </w:rPr>
+        <w:t xml:space="preserve">  </w:t>
+      </w:r>
+      <w:r>
+        <w:rPr>
+          <w:rFonts w:ascii="Consolas" w:eastAsia="Times New Roman" w:hAnsi="Consolas" w:cs="Times New Roman"/>
+          <w:color w:val="1F2328"/>
+          <w:kern w:val="0"/>
+          <w:sz w:val="21"/>
+          <w:szCs w:val="21"/>
+          <w14:ligatures w14:val="none"/>
+        </w:rPr>
+        <w:t>coverageDirectory</w:t>
+      </w:r>
+      <w:r>
+        <w:rPr>
+          <w:rFonts w:ascii="Consolas" w:eastAsia="Times New Roman" w:hAnsi="Consolas" w:cs="Times New Roman"/>
+          <w:color w:val="001080"/>
+          <w:kern w:val="0"/>
+          <w:sz w:val="21"/>
+          <w:szCs w:val="21"/>
+          <w14:ligatures w14:val="none"/>
+        </w:rPr>
+        <w:t>:</w:t>
+      </w:r>
+      <w:r>
+        <w:rPr>
+          <w:rFonts w:ascii="Consolas" w:eastAsia="Times New Roman" w:hAnsi="Consolas" w:cs="Times New Roman"/>
+          <w:color w:val="1F2328"/>
+          <w:kern w:val="0"/>
+          <w:sz w:val="21"/>
+          <w:szCs w:val="21"/>
+          <w14:ligatures w14:val="none"/>
+        </w:rPr>
+        <w:t xml:space="preserve"> </w:t>
+      </w:r>
+      <w:r>
+        <w:rPr>
+          <w:rFonts w:ascii="Consolas" w:eastAsia="Times New Roman" w:hAnsi="Consolas" w:cs="Times New Roman"/>
+          <w:color w:val="0A3069"/>
+          <w:kern w:val="0"/>
+          <w:sz w:val="21"/>
+          <w:szCs w:val="21"/>
+          <w14:ligatures w14:val="none"/>
+        </w:rPr>
+        <w:t>'coverage'</w:t>
+      </w:r>
+      <w:r>
+        <w:rPr>
+          <w:rFonts w:ascii="Consolas" w:eastAsia="Times New Roman" w:hAnsi="Consolas" w:cs="Times New Roman"/>
+          <w:color w:val="202020"/>
+          <w:kern w:val="0"/>
+          <w:sz w:val="21"/>
+          <w:szCs w:val="21"/>
+          <w14:ligatures w14:val="none"/>
+        </w:rPr>
+        <w:t xml:space="preserve">, </w:t>
+      </w:r>
+      <w:r>
+        <w:rPr>
+          <w:rFonts w:ascii="Consolas" w:eastAsia="Times New Roman" w:hAnsi="Consolas" w:cs="Times New Roman"/>
+          <w:color w:val="6E7781"/>
+          <w:kern w:val="0"/>
+          <w:sz w:val="21"/>
+          <w:szCs w:val="21"/>
+          <w14:ligatures w14:val="none"/>
+        </w:rPr>
+        <w:t>// Default</w:t>
+      </w:r>
+    </w:p>
+    <w:p>
+      <w:pPr>
+        <w:shd w:val="clear" w:color="auto" w:fill="FFFFFF"/>
+        <w:spacing w:after="0" w:line="285" w:lineRule="atLeast"/>
+        <w:rPr>
+          <w:rFonts w:ascii="Consolas" w:eastAsia="Times New Roman" w:hAnsi="Consolas" w:cs="Times New Roman"/>
+          <w:color w:val="202020"/>
+          <w:kern w:val="0"/>
+          <w:sz w:val="21"/>
+          <w:szCs w:val="21"/>
+          <w14:ligatures w14:val="none"/>
+        </w:rPr>
+      </w:pPr>
+      <w:r>
+        <w:rPr>
+          <w:rFonts w:ascii="Consolas" w:eastAsia="Times New Roman" w:hAnsi="Consolas" w:cs="Times New Roman"/>
+          <w:color w:val="202020"/>
+          <w:kern w:val="0"/>
+          <w:sz w:val="21"/>
+          <w:szCs w:val="21"/>
+          <w14:ligatures w14:val="none"/>
+        </w:rPr>
+        <w:t xml:space="preserve">  </w:t>
+      </w:r>
+      <w:r>
+        <w:rPr>
+          <w:rFonts w:ascii="Consolas" w:eastAsia="Times New Roman" w:hAnsi="Consolas" w:cs="Times New Roman"/>
+          <w:color w:val="1F2328"/>
+          <w:kern w:val="0"/>
+          <w:sz w:val="21"/>
+          <w:szCs w:val="21"/>
+          <w14:ligatures w14:val="none"/>
+        </w:rPr>
+        <w:t>coverageReporters</w:t>
+      </w:r>
+      <w:r>
+        <w:rPr>
+          <w:rFonts w:ascii="Consolas" w:eastAsia="Times New Roman" w:hAnsi="Consolas" w:cs="Times New Roman"/>
+          <w:color w:val="001080"/>
+          <w:kern w:val="0"/>
+          <w:sz w:val="21"/>
+          <w:szCs w:val="21"/>
+          <w14:ligatures w14:val="none"/>
+        </w:rPr>
+        <w:t>:</w:t>
+      </w:r>
+      <w:r>
+        <w:rPr>
+          <w:rFonts w:ascii="Consolas" w:eastAsia="Times New Roman" w:hAnsi="Consolas" w:cs="Times New Roman"/>
+          <w:color w:val="1F2328"/>
+          <w:kern w:val="0"/>
+          <w:sz w:val="21"/>
+          <w:szCs w:val="21"/>
+          <w14:ligatures w14:val="none"/>
+        </w:rPr>
+        <w:t xml:space="preserve"> [</w:t>
+      </w:r>
+      <w:r>
+        <w:rPr>
+          <w:rFonts w:ascii="Consolas" w:eastAsia="Times New Roman" w:hAnsi="Consolas" w:cs="Times New Roman"/>
+          <w:color w:val="0A3069"/>
+          <w:kern w:val="0"/>
+          <w:sz w:val="21"/>
+          <w:szCs w:val="21"/>
+          <w14:ligatures w14:val="none"/>
+        </w:rPr>
+        <w:t>'text'</w:t>
+      </w:r>
+      <w:r>
+        <w:rPr>
+          <w:rFonts w:ascii="Consolas" w:eastAsia="Times New Roman" w:hAnsi="Consolas" w:cs="Times New Roman"/>
+          <w:color w:val="1F2328"/>
+          <w:kern w:val="0"/>
+          <w:sz w:val="21"/>
+          <w:szCs w:val="21"/>
+          <w14:ligatures w14:val="none"/>
+        </w:rPr>
+        <w:t xml:space="preserve">, </w:t>
+      </w:r>
+      <w:r>
+        <w:rPr>
+          <w:rFonts w:ascii="Consolas" w:eastAsia="Times New Roman" w:hAnsi="Consolas" w:cs="Times New Roman"/>
+          <w:color w:val="0A3069"/>
+          <w:kern w:val="0"/>
+          <w:sz w:val="21"/>
+          <w:szCs w:val="21"/>
+          <w14:ligatures w14:val="none"/>
+        </w:rPr>
+        <w:t>'lcov'</w:t>
+      </w:r>
+      <w:r>
+        <w:rPr>
+          <w:rFonts w:ascii="Consolas" w:eastAsia="Times New Roman" w:hAnsi="Consolas" w:cs="Times New Roman"/>
+          <w:color w:val="1F2328"/>
+          <w:kern w:val="0"/>
+          <w:sz w:val="21"/>
+          <w:szCs w:val="21"/>
+          <w14:ligatures w14:val="none"/>
+        </w:rPr>
+        <w:t xml:space="preserve">, </w:t>
+      </w:r>
+      <w:r>
+        <w:rPr>
+          <w:rFonts w:ascii="Consolas" w:eastAsia="Times New Roman" w:hAnsi="Consolas" w:cs="Times New Roman"/>
+          <w:color w:val="0A3069"/>
+          <w:kern w:val="0"/>
+          <w:sz w:val="21"/>
+          <w:szCs w:val="21"/>
+          <w14:ligatures w14:val="none"/>
+        </w:rPr>
+        <w:t>'html'</w:t>
+      </w:r>
+      <w:r>
+        <w:rPr>
+          <w:rFonts w:ascii="Consolas" w:eastAsia="Times New Roman" w:hAnsi="Consolas" w:cs="Times New Roman"/>
+          <w:color w:val="1F2328"/>
+          <w:kern w:val="0"/>
+          <w:sz w:val="21"/>
+          <w:szCs w:val="21"/>
+          <w14:ligatures w14:val="none"/>
+        </w:rPr>
+        <w:t>]</w:t>
+      </w:r>
+      <w:r>
+        <w:rPr>
+          <w:rFonts w:ascii="Consolas" w:eastAsia="Times New Roman" w:hAnsi="Consolas" w:cs="Times New Roman"/>
+          <w:color w:val="202020"/>
+          <w:kern w:val="0"/>
+          <w:sz w:val="21"/>
+          <w:szCs w:val="21"/>
+          <w14:ligatures w14:val="none"/>
+        </w:rPr>
+        <w:t xml:space="preserve">, </w:t>
+      </w:r>
+      <w:r>
+        <w:rPr>
+          <w:rFonts w:ascii="Consolas" w:eastAsia="Times New Roman" w:hAnsi="Consolas" w:cs="Times New Roman"/>
+          <w:color w:val="6E7781"/>
+          <w:kern w:val="0"/>
+          <w:sz w:val="21"/>
+          <w:szCs w:val="21"/>
+          <w14:ligatures w14:val="none"/>
+        </w:rPr>
+        <w:t>// Ensure reporters are set</w:t>
+      </w:r>
+    </w:p>
+    <w:p>
+      <w:pPr>
+        <w:shd w:val="clear" w:color="auto" w:fill="FFFFFF"/>
+        <w:spacing w:after="0" w:line="285" w:lineRule="atLeast"/>
+        <w:rPr>
+          <w:rFonts w:ascii="Sakkal Majalla" w:eastAsia="Times New Roman" w:hAnsi="Sakkal Majalla" w:cs="Sakkal Majalla" w:hint="cs"/>
+          <w:color w:val="202020"/>
+          <w:kern w:val="0"/>
+          <w14:ligatures w14:val="none"/>
+        </w:rPr>
+      </w:pPr>
+    </w:p>
+    <w:p>
+      <w:pPr>
+        <w:shd w:val="clear" w:color="auto" w:fill="FFFFFF"/>
+        <w:spacing w:after="0" w:line="285" w:lineRule="atLeast"/>
+        <w:rPr>
           <w:rFonts w:ascii="Sakkal Majalla" w:eastAsia="Times New Roman" w:hAnsi="Sakkal Majalla" w:cs="Sakkal Majalla" w:hint="cs"/>
           <w:color w:val="202020"/>
           <w:kern w:val="0"/>
@@ -5559,6 +10536,241 @@
     </w:sectPr>
   </w:body>
 </w:document>
+</file>
+
+<file path=word/numbering.xml><?xml version="1.0" encoding="utf-8"?>
+<w:numbering xmlns:wpc="http://schemas.microsoft.com/office/word/2010/wordprocessingCanvas" xmlns:cx="http://schemas.microsoft.com/office/drawing/2014/chartex" xmlns:cx1="http://schemas.microsoft.com/office/drawing/2015/9/8/chartex" xmlns:cx2="http://schemas.microsoft.com/office/drawing/2015/10/21/chartex" xmlns:cx3="http://schemas.microsoft.com/office/drawing/2016/5/9/chartex" xmlns:cx4="http://schemas.microsoft.com/office/drawing/2016/5/10/chartex" xmlns:cx5="http://schemas.microsoft.com/office/drawing/2016/5/11/chartex" xmlns:cx6="http://schemas.microsoft.com/office/drawing/2016/5/12/chartex" xmlns:cx7="http://schemas.microsoft.com/office/drawing/2016/5/13/chartex" xmlns:cx8="http://schemas.microsoft.com/office/drawing/2016/5/14/chartex" xmlns:mc="http://schemas.openxmlformats.org/markup-compatibility/2006" xmlns:aink="http://schemas.microsoft.com/office/drawing/2016/ink" xmlns:am3d="http://schemas.microsoft.com/office/drawing/2017/model3d" xmlns:o="urn:schemas-microsoft-com:office:office" xmlns:oel="http://schemas.microsoft.com/office/2019/extlst" xmlns:r="http://schemas.openxmlformats.org/officeDocument/2006/relationships" xmlns:m="http://schemas.openxmlformats.org/officeDocument/2006/math" xmlns:v="urn:schemas-microsoft-com:vml" xmlns:wp14="http://schemas.microsoft.com/office/word/2010/wordprocessingDrawing" xmlns:wp="http://schemas.openxmlformats.org/drawingml/2006/wordprocessingDrawing" xmlns:w10="urn:schemas-microsoft-com:office:word" xmlns:w="http://schemas.openxmlformats.org/wordprocessingml/2006/main" xmlns:w14="http://schemas.microsoft.com/office/word/2010/wordml" xmlns:w15="http://schemas.microsoft.com/office/word/2012/wordml" xmlns:w16cex="http://schemas.microsoft.com/office/word/2018/wordml/cex" xmlns:w16cid="http://schemas.microsoft.com/office/word/2016/wordml/cid" xmlns:w16="http://schemas.microsoft.com/office/word/2018/wordml" xmlns:w16du="http://schemas.microsoft.com/office/word/2023/wordml/word16du" xmlns:w16sdtdh="http://schemas.microsoft.com/office/word/2020/wordml/sdtdatahash" xmlns:w16sdtfl="http://schemas.microsoft.com/office/word/2024/wordml/sdtformatlock" xmlns:w16se="http://schemas.microsoft.com/office/word/2015/wordml/symex" xmlns:wpg="http://schemas.microsoft.com/office/word/2010/wordprocessingGroup" xmlns:wpi="http://schemas.microsoft.com/office/word/2010/wordprocessingInk" xmlns:wne="http://schemas.microsoft.com/office/word/2006/wordml" xmlns:wps="http://schemas.microsoft.com/office/word/2010/wordprocessingShape" mc:Ignorable="w14 w15 w16se w16cid w16 w16cex w16sdtdh w16sdtfl w16du wp14">
+  <w:abstractNum w:abstractNumId="0" w15:restartNumberingAfterBreak="0">
+    <w:nsid w:val="19B317FA"/>
+    <w:multiLevelType w:val="hybridMultilevel"/>
+    <w:tmpl w:val="B1CA2830"/>
+    <w:lvl w:ilvl="0" w:tplc="3BCEBF18">
+      <w:numFmt w:val="bullet"/>
+      <w:lvlText w:val=""/>
+      <w:lvlJc w:val="left"/>
+      <w:pPr>
+        <w:ind w:left="720" w:hanging="360"/>
+      </w:pPr>
+      <w:rPr>
+        <w:rFonts w:ascii="Symbol" w:eastAsia="Times New Roman" w:hAnsi="Symbol" w:cs="Sakkal Majalla" w:hint="default"/>
+      </w:rPr>
+    </w:lvl>
+    <w:lvl w:ilvl="1" w:tplc="04090003" w:tentative="1">
+      <w:start w:val="1"/>
+      <w:numFmt w:val="bullet"/>
+      <w:lvlText w:val="o"/>
+      <w:lvlJc w:val="left"/>
+      <w:pPr>
+        <w:ind w:left="1440" w:hanging="360"/>
+      </w:pPr>
+      <w:rPr>
+        <w:rFonts w:ascii="Courier New" w:hAnsi="Courier New" w:cs="Courier New" w:hint="default"/>
+      </w:rPr>
+    </w:lvl>
+    <w:lvl w:ilvl="2" w:tplc="04090005" w:tentative="1">
+      <w:start w:val="1"/>
+      <w:numFmt w:val="bullet"/>
+      <w:lvlText w:val=""/>
+      <w:lvlJc w:val="left"/>
+      <w:pPr>
+        <w:ind w:left="2160" w:hanging="360"/>
+      </w:pPr>
+      <w:rPr>
+        <w:rFonts w:ascii="Wingdings" w:hAnsi="Wingdings" w:hint="default"/>
+      </w:rPr>
+    </w:lvl>
+    <w:lvl w:ilvl="3" w:tplc="04090001" w:tentative="1">
+      <w:start w:val="1"/>
+      <w:numFmt w:val="bullet"/>
+      <w:lvlText w:val=""/>
+      <w:lvlJc w:val="left"/>
+      <w:pPr>
+        <w:ind w:left="2880" w:hanging="360"/>
+      </w:pPr>
+      <w:rPr>
+        <w:rFonts w:ascii="Symbol" w:hAnsi="Symbol" w:hint="default"/>
+      </w:rPr>
+    </w:lvl>
+    <w:lvl w:ilvl="4" w:tplc="04090003" w:tentative="1">
+      <w:start w:val="1"/>
+      <w:numFmt w:val="bullet"/>
+      <w:lvlText w:val="o"/>
+      <w:lvlJc w:val="left"/>
+      <w:pPr>
+        <w:ind w:left="3600" w:hanging="360"/>
+      </w:pPr>
+      <w:rPr>
+        <w:rFonts w:ascii="Courier New" w:hAnsi="Courier New" w:cs="Courier New" w:hint="default"/>
+      </w:rPr>
+    </w:lvl>
+    <w:lvl w:ilvl="5" w:tplc="04090005" w:tentative="1">
+      <w:start w:val="1"/>
+      <w:numFmt w:val="bullet"/>
+      <w:lvlText w:val=""/>
+      <w:lvlJc w:val="left"/>
+      <w:pPr>
+        <w:ind w:left="4320" w:hanging="360"/>
+      </w:pPr>
+      <w:rPr>
+        <w:rFonts w:ascii="Wingdings" w:hAnsi="Wingdings" w:hint="default"/>
+      </w:rPr>
+    </w:lvl>
+    <w:lvl w:ilvl="6" w:tplc="04090001" w:tentative="1">
+      <w:start w:val="1"/>
+      <w:numFmt w:val="bullet"/>
+      <w:lvlText w:val=""/>
+      <w:lvlJc w:val="left"/>
+      <w:pPr>
+        <w:ind w:left="5040" w:hanging="360"/>
+      </w:pPr>
+      <w:rPr>
+        <w:rFonts w:ascii="Symbol" w:hAnsi="Symbol" w:hint="default"/>
+      </w:rPr>
+    </w:lvl>
+    <w:lvl w:ilvl="7" w:tplc="04090003" w:tentative="1">
+      <w:start w:val="1"/>
+      <w:numFmt w:val="bullet"/>
+      <w:lvlText w:val="o"/>
+      <w:lvlJc w:val="left"/>
+      <w:pPr>
+        <w:ind w:left="5760" w:hanging="360"/>
+      </w:pPr>
+      <w:rPr>
+        <w:rFonts w:ascii="Courier New" w:hAnsi="Courier New" w:cs="Courier New" w:hint="default"/>
+      </w:rPr>
+    </w:lvl>
+    <w:lvl w:ilvl="8" w:tplc="04090005" w:tentative="1">
+      <w:start w:val="1"/>
+      <w:numFmt w:val="bullet"/>
+      <w:lvlText w:val=""/>
+      <w:lvlJc w:val="left"/>
+      <w:pPr>
+        <w:ind w:left="6480" w:hanging="360"/>
+      </w:pPr>
+      <w:rPr>
+        <w:rFonts w:ascii="Wingdings" w:hAnsi="Wingdings" w:hint="default"/>
+      </w:rPr>
+    </w:lvl>
+  </w:abstractNum>
+  <w:abstractNum w:abstractNumId="1" w15:restartNumberingAfterBreak="0">
+    <w:nsid w:val="79520C76"/>
+    <w:multiLevelType w:val="hybridMultilevel"/>
+    <w:tmpl w:val="341ED632"/>
+    <w:lvl w:ilvl="0" w:tplc="4C746AF8">
+      <w:numFmt w:val="bullet"/>
+      <w:lvlText w:val=""/>
+      <w:lvlJc w:val="left"/>
+      <w:pPr>
+        <w:ind w:left="720" w:hanging="360"/>
+      </w:pPr>
+      <w:rPr>
+        <w:rFonts w:ascii="Symbol" w:eastAsia="Times New Roman" w:hAnsi="Symbol" w:cs="Sakkal Majalla" w:hint="default"/>
+      </w:rPr>
+    </w:lvl>
+    <w:lvl w:ilvl="1" w:tplc="04090003" w:tentative="1">
+      <w:start w:val="1"/>
+      <w:numFmt w:val="bullet"/>
+      <w:lvlText w:val="o"/>
+      <w:lvlJc w:val="left"/>
+      <w:pPr>
+        <w:ind w:left="1440" w:hanging="360"/>
+      </w:pPr>
+      <w:rPr>
+        <w:rFonts w:ascii="Courier New" w:hAnsi="Courier New" w:cs="Courier New" w:hint="default"/>
+      </w:rPr>
+    </w:lvl>
+    <w:lvl w:ilvl="2" w:tplc="04090005" w:tentative="1">
+      <w:start w:val="1"/>
+      <w:numFmt w:val="bullet"/>
+      <w:lvlText w:val=""/>
+      <w:lvlJc w:val="left"/>
+      <w:pPr>
+        <w:ind w:left="2160" w:hanging="360"/>
+      </w:pPr>
+      <w:rPr>
+        <w:rFonts w:ascii="Wingdings" w:hAnsi="Wingdings" w:hint="default"/>
+      </w:rPr>
+    </w:lvl>
+    <w:lvl w:ilvl="3" w:tplc="04090001" w:tentative="1">
+      <w:start w:val="1"/>
+      <w:numFmt w:val="bullet"/>
+      <w:lvlText w:val=""/>
+      <w:lvlJc w:val="left"/>
+      <w:pPr>
+        <w:ind w:left="2880" w:hanging="360"/>
+      </w:pPr>
+      <w:rPr>
+        <w:rFonts w:ascii="Symbol" w:hAnsi="Symbol" w:hint="default"/>
+      </w:rPr>
+    </w:lvl>
+    <w:lvl w:ilvl="4" w:tplc="04090003" w:tentative="1">
+      <w:start w:val="1"/>
+      <w:numFmt w:val="bullet"/>
+      <w:lvlText w:val="o"/>
+      <w:lvlJc w:val="left"/>
+      <w:pPr>
+        <w:ind w:left="3600" w:hanging="360"/>
+      </w:pPr>
+      <w:rPr>
+        <w:rFonts w:ascii="Courier New" w:hAnsi="Courier New" w:cs="Courier New" w:hint="default"/>
+      </w:rPr>
+    </w:lvl>
+    <w:lvl w:ilvl="5" w:tplc="04090005" w:tentative="1">
+      <w:start w:val="1"/>
+      <w:numFmt w:val="bullet"/>
+      <w:lvlText w:val=""/>
+      <w:lvlJc w:val="left"/>
+      <w:pPr>
+        <w:ind w:left="4320" w:hanging="360"/>
+      </w:pPr>
+      <w:rPr>
+        <w:rFonts w:ascii="Wingdings" w:hAnsi="Wingdings" w:hint="default"/>
+      </w:rPr>
+    </w:lvl>
+    <w:lvl w:ilvl="6" w:tplc="04090001" w:tentative="1">
+      <w:start w:val="1"/>
+      <w:numFmt w:val="bullet"/>
+      <w:lvlText w:val=""/>
+      <w:lvlJc w:val="left"/>
+      <w:pPr>
+        <w:ind w:left="5040" w:hanging="360"/>
+      </w:pPr>
+      <w:rPr>
+        <w:rFonts w:ascii="Symbol" w:hAnsi="Symbol" w:hint="default"/>
+      </w:rPr>
+    </w:lvl>
+    <w:lvl w:ilvl="7" w:tplc="04090003" w:tentative="1">
+      <w:start w:val="1"/>
+      <w:numFmt w:val="bullet"/>
+      <w:lvlText w:val="o"/>
+      <w:lvlJc w:val="left"/>
+      <w:pPr>
+        <w:ind w:left="5760" w:hanging="360"/>
+      </w:pPr>
+      <w:rPr>
+        <w:rFonts w:ascii="Courier New" w:hAnsi="Courier New" w:cs="Courier New" w:hint="default"/>
+      </w:rPr>
+    </w:lvl>
+    <w:lvl w:ilvl="8" w:tplc="04090005" w:tentative="1">
+      <w:start w:val="1"/>
+      <w:numFmt w:val="bullet"/>
+      <w:lvlText w:val=""/>
+      <w:lvlJc w:val="left"/>
+      <w:pPr>
+        <w:ind w:left="6480" w:hanging="360"/>
+      </w:pPr>
+      <w:rPr>
+        <w:rFonts w:ascii="Wingdings" w:hAnsi="Wingdings" w:hint="default"/>
+      </w:rPr>
+    </w:lvl>
+  </w:abstractNum>
+  <w:num w:numId="1" w16cid:durableId="255096463">
+    <w:abstractNumId w:val="0"/>
+  </w:num>
+  <w:num w:numId="2" w16cid:durableId="1534920871">
+    <w:abstractNumId w:val="1"/>
+  </w:num>
+</w:numbering>
 </file>
 
 <file path=word/styles.xml><?xml version="1.0" encoding="utf-8"?>

--- a/Jest/Jest-Typescript-Notes/Jest-Typescript-Notes-01.docx
+++ b/Jest/Jest-Typescript-Notes/Jest-Typescript-Notes-01.docx
@@ -1369,7 +1369,6 @@
         <w:t>"</w:t>
       </w:r>
       <w:proofErr w:type="spellStart"/>
-      <w:proofErr w:type="gramStart"/>
       <w:r>
         <w:rPr>
           <w:rFonts w:ascii="Consolas" w:eastAsia="Times New Roman" w:hAnsi="Consolas" w:cs="Times New Roman"/>
@@ -1382,7 +1381,6 @@
         <w:t>ts</w:t>
       </w:r>
       <w:proofErr w:type="spellEnd"/>
-      <w:proofErr w:type="gramEnd"/>
       <w:r>
         <w:rPr>
           <w:rFonts w:ascii="Consolas" w:eastAsia="Times New Roman" w:hAnsi="Consolas" w:cs="Times New Roman"/>
@@ -1464,7 +1462,6 @@
         <w:t>"</w:t>
       </w:r>
       <w:proofErr w:type="spellStart"/>
-      <w:proofErr w:type="gramStart"/>
       <w:r>
         <w:rPr>
           <w:rFonts w:ascii="Consolas" w:eastAsia="Times New Roman" w:hAnsi="Consolas" w:cs="Times New Roman"/>
@@ -1477,7 +1474,6 @@
         <w:t>ts</w:t>
       </w:r>
       <w:proofErr w:type="spellEnd"/>
-      <w:proofErr w:type="gramEnd"/>
       <w:r>
         <w:rPr>
           <w:rFonts w:ascii="Consolas" w:eastAsia="Times New Roman" w:hAnsi="Consolas" w:cs="Times New Roman"/>
@@ -1888,7 +1884,6 @@
         </w:rPr>
         <w:t xml:space="preserve"> </w:t>
       </w:r>
-      <w:proofErr w:type="gramStart"/>
       <w:r>
         <w:rPr>
           <w:rFonts w:ascii="Consolas" w:eastAsia="Times New Roman" w:hAnsi="Consolas" w:cs="Times New Roman"/>
@@ -1911,7 +1906,6 @@
         </w:rPr>
         <w:t>(</w:t>
       </w:r>
-      <w:proofErr w:type="gramEnd"/>
       <w:r>
         <w:rPr>
           <w:rFonts w:ascii="Consolas" w:eastAsia="Times New Roman" w:hAnsi="Consolas" w:cs="Times New Roman"/>
@@ -2116,7 +2110,6 @@
         </w:rPr>
         <w:t xml:space="preserve"> </w:t>
       </w:r>
-      <w:proofErr w:type="gramStart"/>
       <w:r>
         <w:rPr>
           <w:rFonts w:ascii="Consolas" w:eastAsia="Times New Roman" w:hAnsi="Consolas" w:cs="Times New Roman"/>
@@ -2150,7 +2143,6 @@
         </w:rPr>
         <w:t>toLowerCase</w:t>
       </w:r>
-      <w:proofErr w:type="gramEnd"/>
       <w:r>
         <w:rPr>
           <w:rFonts w:ascii="Consolas" w:eastAsia="Times New Roman" w:hAnsi="Consolas" w:cs="Times New Roman"/>
@@ -2209,7 +2201,6 @@
         </w:rPr>
         <w:t xml:space="preserve"> </w:t>
       </w:r>
-      <w:proofErr w:type="gramStart"/>
       <w:r>
         <w:rPr>
           <w:rFonts w:ascii="Consolas" w:eastAsia="Times New Roman" w:hAnsi="Consolas" w:cs="Times New Roman"/>
@@ -2243,7 +2234,6 @@
         </w:rPr>
         <w:t>toUpperCase</w:t>
       </w:r>
-      <w:proofErr w:type="gramEnd"/>
       <w:r>
         <w:rPr>
           <w:rFonts w:ascii="Consolas" w:eastAsia="Times New Roman" w:hAnsi="Consolas" w:cs="Times New Roman"/>
@@ -2382,7 +2372,6 @@
         </w:rPr>
         <w:t xml:space="preserve"> </w:t>
       </w:r>
-      <w:proofErr w:type="gramStart"/>
       <w:r>
         <w:rPr>
           <w:rFonts w:ascii="Consolas" w:eastAsia="Times New Roman" w:hAnsi="Consolas" w:cs="Times New Roman"/>
@@ -2416,7 +2405,6 @@
         </w:rPr>
         <w:t>length</w:t>
       </w:r>
-      <w:proofErr w:type="gramEnd"/>
       <w:r>
         <w:rPr>
           <w:rFonts w:ascii="Consolas" w:eastAsia="Times New Roman" w:hAnsi="Consolas" w:cs="Times New Roman"/>
@@ -2572,7 +2560,6 @@
           <w14:ligatures w14:val="none"/>
         </w:rPr>
       </w:pPr>
-      <w:proofErr w:type="gramStart"/>
       <w:r>
         <w:rPr>
           <w:rFonts w:ascii="Consolas" w:eastAsia="Times New Roman" w:hAnsi="Consolas" w:cs="Times New Roman"/>
@@ -2595,7 +2582,6 @@
         </w:rPr>
         <w:t>(</w:t>
       </w:r>
-      <w:proofErr w:type="gramEnd"/>
       <w:r>
         <w:rPr>
           <w:rFonts w:ascii="Consolas" w:eastAsia="Times New Roman" w:hAnsi="Consolas" w:cs="Times New Roman"/>
@@ -2676,7 +2662,6 @@
         </w:rPr>
         <w:t xml:space="preserve">    </w:t>
       </w:r>
-      <w:proofErr w:type="gramStart"/>
       <w:r>
         <w:rPr>
           <w:rFonts w:ascii="Consolas" w:eastAsia="Times New Roman" w:hAnsi="Consolas" w:cs="Times New Roman"/>
@@ -2699,7 +2684,6 @@
         </w:rPr>
         <w:t>(</w:t>
       </w:r>
-      <w:proofErr w:type="gramEnd"/>
       <w:r>
         <w:rPr>
           <w:rFonts w:ascii="Consolas" w:eastAsia="Times New Roman" w:hAnsi="Consolas" w:cs="Times New Roman"/>
@@ -2833,19 +2817,115 @@
           <w:szCs w:val="21"/>
           <w14:ligatures w14:val="none"/>
         </w:rPr>
+        <w:t>)).</w:t>
+      </w:r>
+      <w:r>
+        <w:rPr>
+          <w:rFonts w:ascii="Consolas" w:eastAsia="Times New Roman" w:hAnsi="Consolas" w:cs="Times New Roman"/>
+          <w:color w:val="8250DF"/>
+          <w:kern w:val="0"/>
+          <w:sz w:val="21"/>
+          <w:szCs w:val="21"/>
+          <w14:ligatures w14:val="none"/>
+        </w:rPr>
+        <w:t>toBe</w:t>
+      </w:r>
+      <w:r>
+        <w:rPr>
+          <w:rFonts w:ascii="Consolas" w:eastAsia="Times New Roman" w:hAnsi="Consolas" w:cs="Times New Roman"/>
+          <w:color w:val="1F2328"/>
+          <w:kern w:val="0"/>
+          <w:sz w:val="21"/>
+          <w:szCs w:val="21"/>
+          <w14:ligatures w14:val="none"/>
+        </w:rPr>
+        <w:t>(</w:t>
+      </w:r>
+      <w:r>
+        <w:rPr>
+          <w:rFonts w:ascii="Consolas" w:eastAsia="Times New Roman" w:hAnsi="Consolas" w:cs="Times New Roman"/>
+          <w:color w:val="0A3069"/>
+          <w:kern w:val="0"/>
+          <w:sz w:val="21"/>
+          <w:szCs w:val="21"/>
+          <w14:ligatures w14:val="none"/>
+        </w:rPr>
+        <w:t>"JLOKA"</w:t>
+      </w:r>
+      <w:r>
+        <w:rPr>
+          <w:rFonts w:ascii="Consolas" w:eastAsia="Times New Roman" w:hAnsi="Consolas" w:cs="Times New Roman"/>
+          <w:color w:val="1F2328"/>
+          <w:kern w:val="0"/>
+          <w:sz w:val="21"/>
+          <w:szCs w:val="21"/>
+          <w14:ligatures w14:val="none"/>
+        </w:rPr>
         <w:t>)</w:t>
       </w:r>
-      <w:proofErr w:type="gramStart"/>
-      <w:r>
-        <w:rPr>
-          <w:rFonts w:ascii="Consolas" w:eastAsia="Times New Roman" w:hAnsi="Consolas" w:cs="Times New Roman"/>
-          <w:color w:val="1F2328"/>
-          <w:kern w:val="0"/>
-          <w:sz w:val="21"/>
-          <w:szCs w:val="21"/>
-          <w14:ligatures w14:val="none"/>
-        </w:rPr>
-        <w:t>).</w:t>
+    </w:p>
+    <w:p>
+      <w:pPr>
+        <w:shd w:val="clear" w:color="auto" w:fill="FFFFFF"/>
+        <w:spacing w:after="0" w:line="285" w:lineRule="atLeast"/>
+        <w:rPr>
+          <w:rFonts w:ascii="Consolas" w:eastAsia="Times New Roman" w:hAnsi="Consolas" w:cs="Times New Roman"/>
+          <w:color w:val="202020"/>
+          <w:kern w:val="0"/>
+          <w:sz w:val="21"/>
+          <w:szCs w:val="21"/>
+          <w14:ligatures w14:val="none"/>
+        </w:rPr>
+      </w:pPr>
+      <w:r>
+        <w:rPr>
+          <w:rFonts w:ascii="Consolas" w:eastAsia="Times New Roman" w:hAnsi="Consolas" w:cs="Times New Roman"/>
+          <w:color w:val="1F2328"/>
+          <w:kern w:val="0"/>
+          <w:sz w:val="21"/>
+          <w:szCs w:val="21"/>
+          <w14:ligatures w14:val="none"/>
+        </w:rPr>
+        <w:t>    })</w:t>
+      </w:r>
+    </w:p>
+    <w:p>
+      <w:pPr>
+        <w:shd w:val="clear" w:color="auto" w:fill="FFFFFF"/>
+        <w:spacing w:after="0" w:line="285" w:lineRule="atLeast"/>
+        <w:rPr>
+          <w:rFonts w:ascii="Consolas" w:eastAsia="Times New Roman" w:hAnsi="Consolas" w:cs="Times New Roman"/>
+          <w:color w:val="202020"/>
+          <w:kern w:val="0"/>
+          <w:sz w:val="21"/>
+          <w:szCs w:val="21"/>
+          <w14:ligatures w14:val="none"/>
+        </w:rPr>
+      </w:pPr>
+    </w:p>
+    <w:p>
+      <w:pPr>
+        <w:shd w:val="clear" w:color="auto" w:fill="FFFFFF"/>
+        <w:spacing w:after="0" w:line="285" w:lineRule="atLeast"/>
+        <w:rPr>
+          <w:rFonts w:ascii="Consolas" w:eastAsia="Times New Roman" w:hAnsi="Consolas" w:cs="Times New Roman"/>
+          <w:color w:val="202020"/>
+          <w:kern w:val="0"/>
+          <w:sz w:val="21"/>
+          <w:szCs w:val="21"/>
+          <w14:ligatures w14:val="none"/>
+        </w:rPr>
+      </w:pPr>
+      <w:r>
+        <w:rPr>
+          <w:rFonts w:ascii="Consolas" w:eastAsia="Times New Roman" w:hAnsi="Consolas" w:cs="Times New Roman"/>
+          <w:color w:val="1F2328"/>
+          <w:kern w:val="0"/>
+          <w:sz w:val="21"/>
+          <w:szCs w:val="21"/>
+          <w14:ligatures w14:val="none"/>
+        </w:rPr>
+        <w:t xml:space="preserve">    </w:t>
       </w:r>
       <w:r>
         <w:rPr>
@@ -2856,9 +2936,485 @@
           <w:szCs w:val="21"/>
           <w14:ligatures w14:val="none"/>
         </w:rPr>
+        <w:t>it</w:t>
+      </w:r>
+      <w:r>
+        <w:rPr>
+          <w:rFonts w:ascii="Consolas" w:eastAsia="Times New Roman" w:hAnsi="Consolas" w:cs="Times New Roman"/>
+          <w:color w:val="1F2328"/>
+          <w:kern w:val="0"/>
+          <w:sz w:val="21"/>
+          <w:szCs w:val="21"/>
+          <w14:ligatures w14:val="none"/>
+        </w:rPr>
+        <w:t>(</w:t>
+      </w:r>
+      <w:r>
+        <w:rPr>
+          <w:rFonts w:ascii="Consolas" w:eastAsia="Times New Roman" w:hAnsi="Consolas" w:cs="Times New Roman"/>
+          <w:color w:val="0A3069"/>
+          <w:kern w:val="0"/>
+          <w:sz w:val="21"/>
+          <w:szCs w:val="21"/>
+          <w14:ligatures w14:val="none"/>
+        </w:rPr>
+        <w:t>"should test stringInfo function"</w:t>
+      </w:r>
+      <w:r>
+        <w:rPr>
+          <w:rFonts w:ascii="Consolas" w:eastAsia="Times New Roman" w:hAnsi="Consolas" w:cs="Times New Roman"/>
+          <w:color w:val="1F2328"/>
+          <w:kern w:val="0"/>
+          <w:sz w:val="21"/>
+          <w:szCs w:val="21"/>
+          <w14:ligatures w14:val="none"/>
+        </w:rPr>
+        <w:t xml:space="preserve">, () </w:t>
+      </w:r>
+      <w:r>
+        <w:rPr>
+          <w:rFonts w:ascii="Consolas" w:eastAsia="Times New Roman" w:hAnsi="Consolas" w:cs="Times New Roman"/>
+          <w:color w:val="CF222E"/>
+          <w:kern w:val="0"/>
+          <w:sz w:val="21"/>
+          <w:szCs w:val="21"/>
+          <w14:ligatures w14:val="none"/>
+        </w:rPr>
+        <w:t>=&gt;</w:t>
+      </w:r>
+      <w:r>
+        <w:rPr>
+          <w:rFonts w:ascii="Consolas" w:eastAsia="Times New Roman" w:hAnsi="Consolas" w:cs="Times New Roman"/>
+          <w:color w:val="1F2328"/>
+          <w:kern w:val="0"/>
+          <w:sz w:val="21"/>
+          <w:szCs w:val="21"/>
+          <w14:ligatures w14:val="none"/>
+        </w:rPr>
+        <w:t xml:space="preserve"> {</w:t>
+      </w:r>
+    </w:p>
+    <w:p>
+      <w:pPr>
+        <w:shd w:val="clear" w:color="auto" w:fill="FFFFFF"/>
+        <w:spacing w:after="0" w:line="285" w:lineRule="atLeast"/>
+        <w:rPr>
+          <w:rFonts w:ascii="Consolas" w:eastAsia="Times New Roman" w:hAnsi="Consolas" w:cs="Times New Roman"/>
+          <w:color w:val="202020"/>
+          <w:kern w:val="0"/>
+          <w:sz w:val="21"/>
+          <w:szCs w:val="21"/>
+          <w14:ligatures w14:val="none"/>
+        </w:rPr>
+      </w:pPr>
+      <w:r>
+        <w:rPr>
+          <w:rFonts w:ascii="Consolas" w:eastAsia="Times New Roman" w:hAnsi="Consolas" w:cs="Times New Roman"/>
+          <w:color w:val="1F2328"/>
+          <w:kern w:val="0"/>
+          <w:sz w:val="21"/>
+          <w:szCs w:val="21"/>
+          <w14:ligatures w14:val="none"/>
+        </w:rPr>
+        <w:t xml:space="preserve">        </w:t>
+      </w:r>
+      <w:r>
+        <w:rPr>
+          <w:rFonts w:ascii="Consolas" w:eastAsia="Times New Roman" w:hAnsi="Consolas" w:cs="Times New Roman"/>
+          <w:color w:val="CF222E"/>
+          <w:kern w:val="0"/>
+          <w:sz w:val="21"/>
+          <w:szCs w:val="21"/>
+          <w14:ligatures w14:val="none"/>
+        </w:rPr>
+        <w:t>const</w:t>
+      </w:r>
+      <w:r>
+        <w:rPr>
+          <w:rFonts w:ascii="Consolas" w:eastAsia="Times New Roman" w:hAnsi="Consolas" w:cs="Times New Roman"/>
+          <w:color w:val="1F2328"/>
+          <w:kern w:val="0"/>
+          <w:sz w:val="21"/>
+          <w:szCs w:val="21"/>
+          <w14:ligatures w14:val="none"/>
+        </w:rPr>
+        <w:t xml:space="preserve"> </w:t>
+      </w:r>
+      <w:r>
+        <w:rPr>
+          <w:rFonts w:ascii="Consolas" w:eastAsia="Times New Roman" w:hAnsi="Consolas" w:cs="Times New Roman"/>
+          <w:color w:val="0550AE"/>
+          <w:kern w:val="0"/>
+          <w:sz w:val="21"/>
+          <w:szCs w:val="21"/>
+          <w14:ligatures w14:val="none"/>
+        </w:rPr>
+        <w:t>testData</w:t>
+      </w:r>
+      <w:r>
+        <w:rPr>
+          <w:rFonts w:ascii="Consolas" w:eastAsia="Times New Roman" w:hAnsi="Consolas" w:cs="Times New Roman"/>
+          <w:color w:val="1F2328"/>
+          <w:kern w:val="0"/>
+          <w:sz w:val="21"/>
+          <w:szCs w:val="21"/>
+          <w14:ligatures w14:val="none"/>
+        </w:rPr>
+        <w:t xml:space="preserve"> </w:t>
+      </w:r>
+      <w:r>
+        <w:rPr>
+          <w:rFonts w:ascii="Consolas" w:eastAsia="Times New Roman" w:hAnsi="Consolas" w:cs="Times New Roman"/>
+          <w:color w:val="000000"/>
+          <w:kern w:val="0"/>
+          <w:sz w:val="21"/>
+          <w:szCs w:val="21"/>
+          <w14:ligatures w14:val="none"/>
+        </w:rPr>
+        <w:t>=</w:t>
+      </w:r>
+      <w:r>
+        <w:rPr>
+          <w:rFonts w:ascii="Consolas" w:eastAsia="Times New Roman" w:hAnsi="Consolas" w:cs="Times New Roman"/>
+          <w:color w:val="1F2328"/>
+          <w:kern w:val="0"/>
+          <w:sz w:val="21"/>
+          <w:szCs w:val="21"/>
+          <w14:ligatures w14:val="none"/>
+        </w:rPr>
+        <w:t xml:space="preserve"> </w:t>
+      </w:r>
+      <w:r>
+        <w:rPr>
+          <w:rFonts w:ascii="Consolas" w:eastAsia="Times New Roman" w:hAnsi="Consolas" w:cs="Times New Roman"/>
+          <w:color w:val="0A3069"/>
+          <w:kern w:val="0"/>
+          <w:sz w:val="21"/>
+          <w:szCs w:val="21"/>
+          <w14:ligatures w14:val="none"/>
+        </w:rPr>
+        <w:t>"Jafar-Loka"</w:t>
+      </w:r>
+    </w:p>
+    <w:p>
+      <w:pPr>
+        <w:shd w:val="clear" w:color="auto" w:fill="FFFFFF"/>
+        <w:spacing w:after="0" w:line="285" w:lineRule="atLeast"/>
+        <w:rPr>
+          <w:rFonts w:ascii="Consolas" w:eastAsia="Times New Roman" w:hAnsi="Consolas" w:cs="Times New Roman"/>
+          <w:color w:val="202020"/>
+          <w:kern w:val="0"/>
+          <w:sz w:val="21"/>
+          <w:szCs w:val="21"/>
+          <w14:ligatures w14:val="none"/>
+        </w:rPr>
+      </w:pPr>
+      <w:r>
+        <w:rPr>
+          <w:rFonts w:ascii="Consolas" w:eastAsia="Times New Roman" w:hAnsi="Consolas" w:cs="Times New Roman"/>
+          <w:color w:val="1F2328"/>
+          <w:kern w:val="0"/>
+          <w:sz w:val="21"/>
+          <w:szCs w:val="21"/>
+          <w14:ligatures w14:val="none"/>
+        </w:rPr>
+        <w:t xml:space="preserve">        </w:t>
+      </w:r>
+      <w:r>
+        <w:rPr>
+          <w:rFonts w:ascii="Consolas" w:eastAsia="Times New Roman" w:hAnsi="Consolas" w:cs="Times New Roman"/>
+          <w:color w:val="CF222E"/>
+          <w:kern w:val="0"/>
+          <w:sz w:val="21"/>
+          <w:szCs w:val="21"/>
+          <w14:ligatures w14:val="none"/>
+        </w:rPr>
+        <w:t>const</w:t>
+      </w:r>
+      <w:r>
+        <w:rPr>
+          <w:rFonts w:ascii="Consolas" w:eastAsia="Times New Roman" w:hAnsi="Consolas" w:cs="Times New Roman"/>
+          <w:color w:val="1F2328"/>
+          <w:kern w:val="0"/>
+          <w:sz w:val="21"/>
+          <w:szCs w:val="21"/>
+          <w14:ligatures w14:val="none"/>
+        </w:rPr>
+        <w:t xml:space="preserve"> </w:t>
+      </w:r>
+      <w:r>
+        <w:rPr>
+          <w:rFonts w:ascii="Consolas" w:eastAsia="Times New Roman" w:hAnsi="Consolas" w:cs="Times New Roman"/>
+          <w:color w:val="0550AE"/>
+          <w:kern w:val="0"/>
+          <w:sz w:val="21"/>
+          <w:szCs w:val="21"/>
+          <w14:ligatures w14:val="none"/>
+        </w:rPr>
+        <w:t>actual</w:t>
+      </w:r>
+      <w:r>
+        <w:rPr>
+          <w:rFonts w:ascii="Consolas" w:eastAsia="Times New Roman" w:hAnsi="Consolas" w:cs="Times New Roman"/>
+          <w:color w:val="1F2328"/>
+          <w:kern w:val="0"/>
+          <w:sz w:val="21"/>
+          <w:szCs w:val="21"/>
+          <w14:ligatures w14:val="none"/>
+        </w:rPr>
+        <w:t xml:space="preserve"> </w:t>
+      </w:r>
+      <w:r>
+        <w:rPr>
+          <w:rFonts w:ascii="Consolas" w:eastAsia="Times New Roman" w:hAnsi="Consolas" w:cs="Times New Roman"/>
+          <w:color w:val="000000"/>
+          <w:kern w:val="0"/>
+          <w:sz w:val="21"/>
+          <w:szCs w:val="21"/>
+          <w14:ligatures w14:val="none"/>
+        </w:rPr>
+        <w:t>=</w:t>
+      </w:r>
+      <w:r>
+        <w:rPr>
+          <w:rFonts w:ascii="Consolas" w:eastAsia="Times New Roman" w:hAnsi="Consolas" w:cs="Times New Roman"/>
+          <w:color w:val="1F2328"/>
+          <w:kern w:val="0"/>
+          <w:sz w:val="21"/>
+          <w:szCs w:val="21"/>
+          <w14:ligatures w14:val="none"/>
+        </w:rPr>
+        <w:t xml:space="preserve"> </w:t>
+      </w:r>
+      <w:r>
+        <w:rPr>
+          <w:rFonts w:ascii="Consolas" w:eastAsia="Times New Roman" w:hAnsi="Consolas" w:cs="Times New Roman"/>
+          <w:color w:val="8250DF"/>
+          <w:kern w:val="0"/>
+          <w:sz w:val="21"/>
+          <w:szCs w:val="21"/>
+          <w14:ligatures w14:val="none"/>
+        </w:rPr>
+        <w:t>getStringInfo</w:t>
+      </w:r>
+      <w:r>
+        <w:rPr>
+          <w:rFonts w:ascii="Consolas" w:eastAsia="Times New Roman" w:hAnsi="Consolas" w:cs="Times New Roman"/>
+          <w:color w:val="1F2328"/>
+          <w:kern w:val="0"/>
+          <w:sz w:val="21"/>
+          <w:szCs w:val="21"/>
+          <w14:ligatures w14:val="none"/>
+        </w:rPr>
+        <w:t>(</w:t>
+      </w:r>
+      <w:r>
+        <w:rPr>
+          <w:rFonts w:ascii="Consolas" w:eastAsia="Times New Roman" w:hAnsi="Consolas" w:cs="Times New Roman"/>
+          <w:color w:val="0550AE"/>
+          <w:kern w:val="0"/>
+          <w:sz w:val="21"/>
+          <w:szCs w:val="21"/>
+          <w14:ligatures w14:val="none"/>
+        </w:rPr>
+        <w:t>testData</w:t>
+      </w:r>
+      <w:r>
+        <w:rPr>
+          <w:rFonts w:ascii="Consolas" w:eastAsia="Times New Roman" w:hAnsi="Consolas" w:cs="Times New Roman"/>
+          <w:color w:val="1F2328"/>
+          <w:kern w:val="0"/>
+          <w:sz w:val="21"/>
+          <w:szCs w:val="21"/>
+          <w14:ligatures w14:val="none"/>
+        </w:rPr>
+        <w:t>)</w:t>
+      </w:r>
+    </w:p>
+    <w:p>
+      <w:pPr>
+        <w:shd w:val="clear" w:color="auto" w:fill="FFFFFF"/>
+        <w:spacing w:after="0" w:line="285" w:lineRule="atLeast"/>
+        <w:rPr>
+          <w:rFonts w:ascii="Consolas" w:eastAsia="Times New Roman" w:hAnsi="Consolas" w:cs="Times New Roman"/>
+          <w:color w:val="202020"/>
+          <w:kern w:val="0"/>
+          <w:sz w:val="21"/>
+          <w:szCs w:val="21"/>
+          <w14:ligatures w14:val="none"/>
+        </w:rPr>
+      </w:pPr>
+    </w:p>
+    <w:p>
+      <w:pPr>
+        <w:shd w:val="clear" w:color="auto" w:fill="FFFFFF"/>
+        <w:spacing w:after="0" w:line="285" w:lineRule="atLeast"/>
+        <w:rPr>
+          <w:rFonts w:ascii="Consolas" w:eastAsia="Times New Roman" w:hAnsi="Consolas" w:cs="Times New Roman"/>
+          <w:color w:val="202020"/>
+          <w:kern w:val="0"/>
+          <w:sz w:val="21"/>
+          <w:szCs w:val="21"/>
+          <w14:ligatures w14:val="none"/>
+        </w:rPr>
+      </w:pPr>
+      <w:r>
+        <w:rPr>
+          <w:rFonts w:ascii="Consolas" w:eastAsia="Times New Roman" w:hAnsi="Consolas" w:cs="Times New Roman"/>
+          <w:color w:val="1F2328"/>
+          <w:kern w:val="0"/>
+          <w:sz w:val="21"/>
+          <w:szCs w:val="21"/>
+          <w14:ligatures w14:val="none"/>
+        </w:rPr>
+        <w:t xml:space="preserve">        </w:t>
+      </w:r>
+      <w:r>
+        <w:rPr>
+          <w:rFonts w:ascii="Consolas" w:eastAsia="Times New Roman" w:hAnsi="Consolas" w:cs="Times New Roman"/>
+          <w:color w:val="8250DF"/>
+          <w:kern w:val="0"/>
+          <w:sz w:val="21"/>
+          <w:szCs w:val="21"/>
+          <w14:ligatures w14:val="none"/>
+        </w:rPr>
+        <w:t>expect</w:t>
+      </w:r>
+      <w:r>
+        <w:rPr>
+          <w:rFonts w:ascii="Consolas" w:eastAsia="Times New Roman" w:hAnsi="Consolas" w:cs="Times New Roman"/>
+          <w:color w:val="1F2328"/>
+          <w:kern w:val="0"/>
+          <w:sz w:val="21"/>
+          <w:szCs w:val="21"/>
+          <w14:ligatures w14:val="none"/>
+        </w:rPr>
+        <w:t>(</w:t>
+      </w:r>
+      <w:r>
+        <w:rPr>
+          <w:rFonts w:ascii="Consolas" w:eastAsia="Times New Roman" w:hAnsi="Consolas" w:cs="Times New Roman"/>
+          <w:color w:val="0550AE"/>
+          <w:kern w:val="0"/>
+          <w:sz w:val="21"/>
+          <w:szCs w:val="21"/>
+          <w14:ligatures w14:val="none"/>
+        </w:rPr>
+        <w:t>actual</w:t>
+      </w:r>
+      <w:r>
+        <w:rPr>
+          <w:rFonts w:ascii="Consolas" w:eastAsia="Times New Roman" w:hAnsi="Consolas" w:cs="Times New Roman"/>
+          <w:color w:val="1F2328"/>
+          <w:kern w:val="0"/>
+          <w:sz w:val="21"/>
+          <w:szCs w:val="21"/>
+          <w14:ligatures w14:val="none"/>
+        </w:rPr>
+        <w:t>).not.</w:t>
+      </w:r>
+      <w:r>
+        <w:rPr>
+          <w:rFonts w:ascii="Consolas" w:eastAsia="Times New Roman" w:hAnsi="Consolas" w:cs="Times New Roman"/>
+          <w:color w:val="8250DF"/>
+          <w:kern w:val="0"/>
+          <w:sz w:val="21"/>
+          <w:szCs w:val="21"/>
+          <w14:ligatures w14:val="none"/>
+        </w:rPr>
+        <w:t>toBeNull</w:t>
+      </w:r>
+      <w:r>
+        <w:rPr>
+          <w:rFonts w:ascii="Consolas" w:eastAsia="Times New Roman" w:hAnsi="Consolas" w:cs="Times New Roman"/>
+          <w:color w:val="1F2328"/>
+          <w:kern w:val="0"/>
+          <w:sz w:val="21"/>
+          <w:szCs w:val="21"/>
+          <w14:ligatures w14:val="none"/>
+        </w:rPr>
+        <w:t>()</w:t>
+      </w:r>
+    </w:p>
+    <w:p>
+      <w:pPr>
+        <w:shd w:val="clear" w:color="auto" w:fill="FFFFFF"/>
+        <w:spacing w:after="0" w:line="285" w:lineRule="atLeast"/>
+        <w:rPr>
+          <w:rFonts w:ascii="Consolas" w:eastAsia="Times New Roman" w:hAnsi="Consolas" w:cs="Times New Roman"/>
+          <w:color w:val="202020"/>
+          <w:kern w:val="0"/>
+          <w:sz w:val="21"/>
+          <w:szCs w:val="21"/>
+          <w14:ligatures w14:val="none"/>
+        </w:rPr>
+      </w:pPr>
+      <w:r>
+        <w:rPr>
+          <w:rFonts w:ascii="Consolas" w:eastAsia="Times New Roman" w:hAnsi="Consolas" w:cs="Times New Roman"/>
+          <w:color w:val="1F2328"/>
+          <w:kern w:val="0"/>
+          <w:sz w:val="21"/>
+          <w:szCs w:val="21"/>
+          <w14:ligatures w14:val="none"/>
+        </w:rPr>
+        <w:t xml:space="preserve">        </w:t>
+      </w:r>
+      <w:r>
+        <w:rPr>
+          <w:rFonts w:ascii="Consolas" w:eastAsia="Times New Roman" w:hAnsi="Consolas" w:cs="Times New Roman"/>
+          <w:color w:val="8250DF"/>
+          <w:kern w:val="0"/>
+          <w:sz w:val="21"/>
+          <w:szCs w:val="21"/>
+          <w14:ligatures w14:val="none"/>
+        </w:rPr>
+        <w:t>expect</w:t>
+      </w:r>
+      <w:r>
+        <w:rPr>
+          <w:rFonts w:ascii="Consolas" w:eastAsia="Times New Roman" w:hAnsi="Consolas" w:cs="Times New Roman"/>
+          <w:color w:val="1F2328"/>
+          <w:kern w:val="0"/>
+          <w:sz w:val="21"/>
+          <w:szCs w:val="21"/>
+          <w14:ligatures w14:val="none"/>
+        </w:rPr>
+        <w:t>(</w:t>
+      </w:r>
+      <w:r>
+        <w:rPr>
+          <w:rFonts w:ascii="Consolas" w:eastAsia="Times New Roman" w:hAnsi="Consolas" w:cs="Times New Roman"/>
+          <w:color w:val="0550AE"/>
+          <w:kern w:val="0"/>
+          <w:sz w:val="21"/>
+          <w:szCs w:val="21"/>
+          <w14:ligatures w14:val="none"/>
+        </w:rPr>
+        <w:t>actual</w:t>
+      </w:r>
+      <w:r>
+        <w:rPr>
+          <w:rFonts w:ascii="Consolas" w:eastAsia="Times New Roman" w:hAnsi="Consolas" w:cs="Times New Roman"/>
+          <w:color w:val="1F2328"/>
+          <w:kern w:val="0"/>
+          <w:sz w:val="21"/>
+          <w:szCs w:val="21"/>
+          <w14:ligatures w14:val="none"/>
+        </w:rPr>
+        <w:t>.lowercase).</w:t>
+      </w:r>
+      <w:r>
+        <w:rPr>
+          <w:rFonts w:ascii="Consolas" w:eastAsia="Times New Roman" w:hAnsi="Consolas" w:cs="Times New Roman"/>
+          <w:color w:val="8250DF"/>
+          <w:kern w:val="0"/>
+          <w:sz w:val="21"/>
+          <w:szCs w:val="21"/>
+          <w14:ligatures w14:val="none"/>
+        </w:rPr>
         <w:t>toBe</w:t>
       </w:r>
-      <w:proofErr w:type="gramEnd"/>
       <w:r>
         <w:rPr>
           <w:rFonts w:ascii="Consolas" w:eastAsia="Times New Roman" w:hAnsi="Consolas" w:cs="Times New Roman"/>
@@ -2873,13 +3429,899 @@
       <w:r>
         <w:rPr>
           <w:rFonts w:ascii="Consolas" w:eastAsia="Times New Roman" w:hAnsi="Consolas" w:cs="Times New Roman"/>
+          <w:color w:val="0550AE"/>
+          <w:kern w:val="0"/>
+          <w:sz w:val="21"/>
+          <w:szCs w:val="21"/>
+          <w14:ligatures w14:val="none"/>
+        </w:rPr>
+        <w:t>testData</w:t>
+      </w:r>
+      <w:r>
+        <w:rPr>
+          <w:rFonts w:ascii="Consolas" w:eastAsia="Times New Roman" w:hAnsi="Consolas" w:cs="Times New Roman"/>
+          <w:color w:val="1F2328"/>
+          <w:kern w:val="0"/>
+          <w:sz w:val="21"/>
+          <w:szCs w:val="21"/>
+          <w14:ligatures w14:val="none"/>
+        </w:rPr>
+        <w:t>.</w:t>
+      </w:r>
+      <w:r>
+        <w:rPr>
+          <w:rFonts w:ascii="Consolas" w:eastAsia="Times New Roman" w:hAnsi="Consolas" w:cs="Times New Roman"/>
+          <w:color w:val="8250DF"/>
+          <w:kern w:val="0"/>
+          <w:sz w:val="21"/>
+          <w:szCs w:val="21"/>
+          <w14:ligatures w14:val="none"/>
+        </w:rPr>
+        <w:t>toLowerCase</w:t>
+      </w:r>
+      <w:r>
+        <w:rPr>
+          <w:rFonts w:ascii="Consolas" w:eastAsia="Times New Roman" w:hAnsi="Consolas" w:cs="Times New Roman"/>
+          <w:color w:val="1F2328"/>
+          <w:kern w:val="0"/>
+          <w:sz w:val="21"/>
+          <w:szCs w:val="21"/>
+          <w14:ligatures w14:val="none"/>
+        </w:rPr>
+        <w:t>())</w:t>
+      </w:r>
+    </w:p>
+    <w:p>
+      <w:pPr>
+        <w:shd w:val="clear" w:color="auto" w:fill="FFFFFF"/>
+        <w:spacing w:after="0" w:line="285" w:lineRule="atLeast"/>
+        <w:rPr>
+          <w:rFonts w:ascii="Consolas" w:eastAsia="Times New Roman" w:hAnsi="Consolas" w:cs="Times New Roman"/>
+          <w:color w:val="202020"/>
+          <w:kern w:val="0"/>
+          <w:sz w:val="21"/>
+          <w:szCs w:val="21"/>
+          <w14:ligatures w14:val="none"/>
+        </w:rPr>
+      </w:pPr>
+      <w:r>
+        <w:rPr>
+          <w:rFonts w:ascii="Consolas" w:eastAsia="Times New Roman" w:hAnsi="Consolas" w:cs="Times New Roman"/>
+          <w:color w:val="1F2328"/>
+          <w:kern w:val="0"/>
+          <w:sz w:val="21"/>
+          <w:szCs w:val="21"/>
+          <w14:ligatures w14:val="none"/>
+        </w:rPr>
+        <w:t xml:space="preserve">        </w:t>
+      </w:r>
+      <w:r>
+        <w:rPr>
+          <w:rFonts w:ascii="Consolas" w:eastAsia="Times New Roman" w:hAnsi="Consolas" w:cs="Times New Roman"/>
+          <w:color w:val="8250DF"/>
+          <w:kern w:val="0"/>
+          <w:sz w:val="21"/>
+          <w:szCs w:val="21"/>
+          <w14:ligatures w14:val="none"/>
+        </w:rPr>
+        <w:t>expect</w:t>
+      </w:r>
+      <w:r>
+        <w:rPr>
+          <w:rFonts w:ascii="Consolas" w:eastAsia="Times New Roman" w:hAnsi="Consolas" w:cs="Times New Roman"/>
+          <w:color w:val="1F2328"/>
+          <w:kern w:val="0"/>
+          <w:sz w:val="21"/>
+          <w:szCs w:val="21"/>
+          <w14:ligatures w14:val="none"/>
+        </w:rPr>
+        <w:t>(</w:t>
+      </w:r>
+      <w:r>
+        <w:rPr>
+          <w:rFonts w:ascii="Consolas" w:eastAsia="Times New Roman" w:hAnsi="Consolas" w:cs="Times New Roman"/>
+          <w:color w:val="0550AE"/>
+          <w:kern w:val="0"/>
+          <w:sz w:val="21"/>
+          <w:szCs w:val="21"/>
+          <w14:ligatures w14:val="none"/>
+        </w:rPr>
+        <w:t>actual</w:t>
+      </w:r>
+      <w:r>
+        <w:rPr>
+          <w:rFonts w:ascii="Consolas" w:eastAsia="Times New Roman" w:hAnsi="Consolas" w:cs="Times New Roman"/>
+          <w:color w:val="1F2328"/>
+          <w:kern w:val="0"/>
+          <w:sz w:val="21"/>
+          <w:szCs w:val="21"/>
+          <w14:ligatures w14:val="none"/>
+        </w:rPr>
+        <w:t>.upperCase).</w:t>
+      </w:r>
+      <w:r>
+        <w:rPr>
+          <w:rFonts w:ascii="Consolas" w:eastAsia="Times New Roman" w:hAnsi="Consolas" w:cs="Times New Roman"/>
+          <w:color w:val="8250DF"/>
+          <w:kern w:val="0"/>
+          <w:sz w:val="21"/>
+          <w:szCs w:val="21"/>
+          <w14:ligatures w14:val="none"/>
+        </w:rPr>
+        <w:t>toBe</w:t>
+      </w:r>
+      <w:r>
+        <w:rPr>
+          <w:rFonts w:ascii="Consolas" w:eastAsia="Times New Roman" w:hAnsi="Consolas" w:cs="Times New Roman"/>
+          <w:color w:val="1F2328"/>
+          <w:kern w:val="0"/>
+          <w:sz w:val="21"/>
+          <w:szCs w:val="21"/>
+          <w14:ligatures w14:val="none"/>
+        </w:rPr>
+        <w:t>(</w:t>
+      </w:r>
+      <w:r>
+        <w:rPr>
+          <w:rFonts w:ascii="Consolas" w:eastAsia="Times New Roman" w:hAnsi="Consolas" w:cs="Times New Roman"/>
+          <w:color w:val="0550AE"/>
+          <w:kern w:val="0"/>
+          <w:sz w:val="21"/>
+          <w:szCs w:val="21"/>
+          <w14:ligatures w14:val="none"/>
+        </w:rPr>
+        <w:t>testData</w:t>
+      </w:r>
+      <w:r>
+        <w:rPr>
+          <w:rFonts w:ascii="Consolas" w:eastAsia="Times New Roman" w:hAnsi="Consolas" w:cs="Times New Roman"/>
+          <w:color w:val="1F2328"/>
+          <w:kern w:val="0"/>
+          <w:sz w:val="21"/>
+          <w:szCs w:val="21"/>
+          <w14:ligatures w14:val="none"/>
+        </w:rPr>
+        <w:t>.</w:t>
+      </w:r>
+      <w:r>
+        <w:rPr>
+          <w:rFonts w:ascii="Consolas" w:eastAsia="Times New Roman" w:hAnsi="Consolas" w:cs="Times New Roman"/>
+          <w:color w:val="8250DF"/>
+          <w:kern w:val="0"/>
+          <w:sz w:val="21"/>
+          <w:szCs w:val="21"/>
+          <w14:ligatures w14:val="none"/>
+        </w:rPr>
+        <w:t>toUpperCase</w:t>
+      </w:r>
+      <w:r>
+        <w:rPr>
+          <w:rFonts w:ascii="Consolas" w:eastAsia="Times New Roman" w:hAnsi="Consolas" w:cs="Times New Roman"/>
+          <w:color w:val="1F2328"/>
+          <w:kern w:val="0"/>
+          <w:sz w:val="21"/>
+          <w:szCs w:val="21"/>
+          <w14:ligatures w14:val="none"/>
+        </w:rPr>
+        <w:t>())</w:t>
+      </w:r>
+    </w:p>
+    <w:p>
+      <w:pPr>
+        <w:shd w:val="clear" w:color="auto" w:fill="FFFFFF"/>
+        <w:spacing w:after="0" w:line="285" w:lineRule="atLeast"/>
+        <w:rPr>
+          <w:rFonts w:ascii="Consolas" w:eastAsia="Times New Roman" w:hAnsi="Consolas" w:cs="Times New Roman"/>
+          <w:color w:val="202020"/>
+          <w:kern w:val="0"/>
+          <w:sz w:val="21"/>
+          <w:szCs w:val="21"/>
+          <w14:ligatures w14:val="none"/>
+        </w:rPr>
+      </w:pPr>
+      <w:r>
+        <w:rPr>
+          <w:rFonts w:ascii="Consolas" w:eastAsia="Times New Roman" w:hAnsi="Consolas" w:cs="Times New Roman"/>
+          <w:color w:val="1F2328"/>
+          <w:kern w:val="0"/>
+          <w:sz w:val="21"/>
+          <w:szCs w:val="21"/>
+          <w14:ligatures w14:val="none"/>
+        </w:rPr>
+        <w:t xml:space="preserve">        </w:t>
+      </w:r>
+      <w:r>
+        <w:rPr>
+          <w:rFonts w:ascii="Consolas" w:eastAsia="Times New Roman" w:hAnsi="Consolas" w:cs="Times New Roman"/>
+          <w:color w:val="8250DF"/>
+          <w:kern w:val="0"/>
+          <w:sz w:val="21"/>
+          <w:szCs w:val="21"/>
+          <w14:ligatures w14:val="none"/>
+        </w:rPr>
+        <w:t>expect</w:t>
+      </w:r>
+      <w:r>
+        <w:rPr>
+          <w:rFonts w:ascii="Consolas" w:eastAsia="Times New Roman" w:hAnsi="Consolas" w:cs="Times New Roman"/>
+          <w:color w:val="1F2328"/>
+          <w:kern w:val="0"/>
+          <w:sz w:val="21"/>
+          <w:szCs w:val="21"/>
+          <w14:ligatures w14:val="none"/>
+        </w:rPr>
+        <w:t>(</w:t>
+      </w:r>
+      <w:r>
+        <w:rPr>
+          <w:rFonts w:ascii="Consolas" w:eastAsia="Times New Roman" w:hAnsi="Consolas" w:cs="Times New Roman"/>
+          <w:color w:val="0550AE"/>
+          <w:kern w:val="0"/>
+          <w:sz w:val="21"/>
+          <w:szCs w:val="21"/>
+          <w14:ligatures w14:val="none"/>
+        </w:rPr>
+        <w:t>actual</w:t>
+      </w:r>
+      <w:r>
+        <w:rPr>
+          <w:rFonts w:ascii="Consolas" w:eastAsia="Times New Roman" w:hAnsi="Consolas" w:cs="Times New Roman"/>
+          <w:color w:val="1F2328"/>
+          <w:kern w:val="0"/>
+          <w:sz w:val="21"/>
+          <w:szCs w:val="21"/>
+          <w14:ligatures w14:val="none"/>
+        </w:rPr>
+        <w:t>.length).</w:t>
+      </w:r>
+      <w:r>
+        <w:rPr>
+          <w:rFonts w:ascii="Consolas" w:eastAsia="Times New Roman" w:hAnsi="Consolas" w:cs="Times New Roman"/>
+          <w:color w:val="8250DF"/>
+          <w:kern w:val="0"/>
+          <w:sz w:val="21"/>
+          <w:szCs w:val="21"/>
+          <w14:ligatures w14:val="none"/>
+        </w:rPr>
+        <w:t>toEqual</w:t>
+      </w:r>
+      <w:r>
+        <w:rPr>
+          <w:rFonts w:ascii="Consolas" w:eastAsia="Times New Roman" w:hAnsi="Consolas" w:cs="Times New Roman"/>
+          <w:color w:val="1F2328"/>
+          <w:kern w:val="0"/>
+          <w:sz w:val="21"/>
+          <w:szCs w:val="21"/>
+          <w14:ligatures w14:val="none"/>
+        </w:rPr>
+        <w:t>(</w:t>
+      </w:r>
+      <w:r>
+        <w:rPr>
+          <w:rFonts w:ascii="Consolas" w:eastAsia="Times New Roman" w:hAnsi="Consolas" w:cs="Times New Roman"/>
+          <w:color w:val="0550AE"/>
+          <w:kern w:val="0"/>
+          <w:sz w:val="21"/>
+          <w:szCs w:val="21"/>
+          <w14:ligatures w14:val="none"/>
+        </w:rPr>
+        <w:t>testData</w:t>
+      </w:r>
+      <w:r>
+        <w:rPr>
+          <w:rFonts w:ascii="Consolas" w:eastAsia="Times New Roman" w:hAnsi="Consolas" w:cs="Times New Roman"/>
+          <w:color w:val="1F2328"/>
+          <w:kern w:val="0"/>
+          <w:sz w:val="21"/>
+          <w:szCs w:val="21"/>
+          <w14:ligatures w14:val="none"/>
+        </w:rPr>
+        <w:t>.</w:t>
+      </w:r>
+      <w:r>
+        <w:rPr>
+          <w:rFonts w:ascii="Consolas" w:eastAsia="Times New Roman" w:hAnsi="Consolas" w:cs="Times New Roman"/>
+          <w:color w:val="0550AE"/>
+          <w:kern w:val="0"/>
+          <w:sz w:val="21"/>
+          <w:szCs w:val="21"/>
+          <w14:ligatures w14:val="none"/>
+        </w:rPr>
+        <w:t>length</w:t>
+      </w:r>
+      <w:r>
+        <w:rPr>
+          <w:rFonts w:ascii="Consolas" w:eastAsia="Times New Roman" w:hAnsi="Consolas" w:cs="Times New Roman"/>
+          <w:color w:val="1F2328"/>
+          <w:kern w:val="0"/>
+          <w:sz w:val="21"/>
+          <w:szCs w:val="21"/>
+          <w14:ligatures w14:val="none"/>
+        </w:rPr>
+        <w:t>)</w:t>
+      </w:r>
+    </w:p>
+    <w:p>
+      <w:pPr>
+        <w:shd w:val="clear" w:color="auto" w:fill="FFFFFF"/>
+        <w:spacing w:after="0" w:line="285" w:lineRule="atLeast"/>
+        <w:rPr>
+          <w:rFonts w:ascii="Consolas" w:eastAsia="Times New Roman" w:hAnsi="Consolas" w:cs="Times New Roman"/>
+          <w:color w:val="202020"/>
+          <w:kern w:val="0"/>
+          <w:sz w:val="21"/>
+          <w:szCs w:val="21"/>
+          <w14:ligatures w14:val="none"/>
+        </w:rPr>
+      </w:pPr>
+      <w:r>
+        <w:rPr>
+          <w:rFonts w:ascii="Consolas" w:eastAsia="Times New Roman" w:hAnsi="Consolas" w:cs="Times New Roman"/>
+          <w:color w:val="1F2328"/>
+          <w:kern w:val="0"/>
+          <w:sz w:val="21"/>
+          <w:szCs w:val="21"/>
+          <w14:ligatures w14:val="none"/>
+        </w:rPr>
+        <w:t xml:space="preserve">        </w:t>
+      </w:r>
+      <w:r>
+        <w:rPr>
+          <w:rFonts w:ascii="Consolas" w:eastAsia="Times New Roman" w:hAnsi="Consolas" w:cs="Times New Roman"/>
+          <w:color w:val="8250DF"/>
+          <w:kern w:val="0"/>
+          <w:sz w:val="21"/>
+          <w:szCs w:val="21"/>
+          <w14:ligatures w14:val="none"/>
+        </w:rPr>
+        <w:t>expect</w:t>
+      </w:r>
+      <w:r>
+        <w:rPr>
+          <w:rFonts w:ascii="Consolas" w:eastAsia="Times New Roman" w:hAnsi="Consolas" w:cs="Times New Roman"/>
+          <w:color w:val="1F2328"/>
+          <w:kern w:val="0"/>
+          <w:sz w:val="21"/>
+          <w:szCs w:val="21"/>
+          <w14:ligatures w14:val="none"/>
+        </w:rPr>
+        <w:t>(</w:t>
+      </w:r>
+      <w:r>
+        <w:rPr>
+          <w:rFonts w:ascii="Consolas" w:eastAsia="Times New Roman" w:hAnsi="Consolas" w:cs="Times New Roman"/>
+          <w:color w:val="0550AE"/>
+          <w:kern w:val="0"/>
+          <w:sz w:val="21"/>
+          <w:szCs w:val="21"/>
+          <w14:ligatures w14:val="none"/>
+        </w:rPr>
+        <w:t>actual</w:t>
+      </w:r>
+      <w:r>
+        <w:rPr>
+          <w:rFonts w:ascii="Consolas" w:eastAsia="Times New Roman" w:hAnsi="Consolas" w:cs="Times New Roman"/>
+          <w:color w:val="1F2328"/>
+          <w:kern w:val="0"/>
+          <w:sz w:val="21"/>
+          <w:szCs w:val="21"/>
+          <w14:ligatures w14:val="none"/>
+        </w:rPr>
+        <w:t>.characters).</w:t>
+      </w:r>
+      <w:r>
+        <w:rPr>
+          <w:rFonts w:ascii="Consolas" w:eastAsia="Times New Roman" w:hAnsi="Consolas" w:cs="Times New Roman"/>
+          <w:color w:val="8250DF"/>
+          <w:kern w:val="0"/>
+          <w:sz w:val="21"/>
+          <w:szCs w:val="21"/>
+          <w14:ligatures w14:val="none"/>
+        </w:rPr>
+        <w:t>toBeInstanceOf</w:t>
+      </w:r>
+      <w:r>
+        <w:rPr>
+          <w:rFonts w:ascii="Consolas" w:eastAsia="Times New Roman" w:hAnsi="Consolas" w:cs="Times New Roman"/>
+          <w:color w:val="1F2328"/>
+          <w:kern w:val="0"/>
+          <w:sz w:val="21"/>
+          <w:szCs w:val="21"/>
+          <w14:ligatures w14:val="none"/>
+        </w:rPr>
+        <w:t>(</w:t>
+      </w:r>
+      <w:r>
+        <w:rPr>
+          <w:rFonts w:ascii="Consolas" w:eastAsia="Times New Roman" w:hAnsi="Consolas" w:cs="Times New Roman"/>
+          <w:color w:val="267F99"/>
+          <w:kern w:val="0"/>
+          <w:sz w:val="21"/>
+          <w:szCs w:val="21"/>
+          <w14:ligatures w14:val="none"/>
+        </w:rPr>
+        <w:t>Array</w:t>
+      </w:r>
+      <w:r>
+        <w:rPr>
+          <w:rFonts w:ascii="Consolas" w:eastAsia="Times New Roman" w:hAnsi="Consolas" w:cs="Times New Roman"/>
+          <w:color w:val="1F2328"/>
+          <w:kern w:val="0"/>
+          <w:sz w:val="21"/>
+          <w:szCs w:val="21"/>
+          <w14:ligatures w14:val="none"/>
+        </w:rPr>
+        <w:t>)</w:t>
+      </w:r>
+    </w:p>
+    <w:p>
+      <w:pPr>
+        <w:shd w:val="clear" w:color="auto" w:fill="FFFFFF"/>
+        <w:spacing w:after="0" w:line="285" w:lineRule="atLeast"/>
+        <w:rPr>
+          <w:rFonts w:ascii="Consolas" w:eastAsia="Times New Roman" w:hAnsi="Consolas" w:cs="Times New Roman"/>
+          <w:color w:val="1F2328"/>
+          <w:kern w:val="0"/>
+          <w:sz w:val="21"/>
+          <w:szCs w:val="21"/>
+          <w14:ligatures w14:val="none"/>
+        </w:rPr>
+      </w:pPr>
+      <w:r>
+        <w:rPr>
+          <w:rFonts w:ascii="Consolas" w:eastAsia="Times New Roman" w:hAnsi="Consolas" w:cs="Times New Roman"/>
+          <w:color w:val="1F2328"/>
+          <w:kern w:val="0"/>
+          <w:sz w:val="21"/>
+          <w:szCs w:val="21"/>
+          <w14:ligatures w14:val="none"/>
+        </w:rPr>
+        <w:t xml:space="preserve">        </w:t>
+      </w:r>
+      <w:r>
+        <w:rPr>
+          <w:rFonts w:ascii="Consolas" w:eastAsia="Times New Roman" w:hAnsi="Consolas" w:cs="Times New Roman"/>
+          <w:color w:val="8250DF"/>
+          <w:kern w:val="0"/>
+          <w:sz w:val="21"/>
+          <w:szCs w:val="21"/>
+          <w14:ligatures w14:val="none"/>
+        </w:rPr>
+        <w:t>expect</w:t>
+      </w:r>
+      <w:r>
+        <w:rPr>
+          <w:rFonts w:ascii="Consolas" w:eastAsia="Times New Roman" w:hAnsi="Consolas" w:cs="Times New Roman"/>
+          <w:color w:val="1F2328"/>
+          <w:kern w:val="0"/>
+          <w:sz w:val="21"/>
+          <w:szCs w:val="21"/>
+          <w14:ligatures w14:val="none"/>
+        </w:rPr>
+        <w:t>(</w:t>
+      </w:r>
+      <w:r>
+        <w:rPr>
+          <w:rFonts w:ascii="Consolas" w:eastAsia="Times New Roman" w:hAnsi="Consolas" w:cs="Times New Roman"/>
+          <w:color w:val="0550AE"/>
+          <w:kern w:val="0"/>
+          <w:sz w:val="21"/>
+          <w:szCs w:val="21"/>
+          <w14:ligatures w14:val="none"/>
+        </w:rPr>
+        <w:t>actual</w:t>
+      </w:r>
+      <w:r>
+        <w:rPr>
+          <w:rFonts w:ascii="Consolas" w:eastAsia="Times New Roman" w:hAnsi="Consolas" w:cs="Times New Roman"/>
+          <w:color w:val="1F2328"/>
+          <w:kern w:val="0"/>
+          <w:sz w:val="21"/>
+          <w:szCs w:val="21"/>
+          <w14:ligatures w14:val="none"/>
+        </w:rPr>
+        <w:t>.characters).</w:t>
+      </w:r>
+      <w:r>
+        <w:rPr>
+          <w:rFonts w:ascii="Consolas" w:eastAsia="Times New Roman" w:hAnsi="Consolas" w:cs="Times New Roman"/>
+          <w:color w:val="8250DF"/>
+          <w:kern w:val="0"/>
+          <w:sz w:val="21"/>
+          <w:szCs w:val="21"/>
+          <w14:ligatures w14:val="none"/>
+        </w:rPr>
+        <w:t>toEqual</w:t>
+      </w:r>
+      <w:r>
+        <w:rPr>
+          <w:rFonts w:ascii="Consolas" w:eastAsia="Times New Roman" w:hAnsi="Consolas" w:cs="Times New Roman"/>
+          <w:color w:val="1F2328"/>
+          <w:kern w:val="0"/>
+          <w:sz w:val="21"/>
+          <w:szCs w:val="21"/>
+          <w14:ligatures w14:val="none"/>
+        </w:rPr>
+        <w:t>([</w:t>
+      </w:r>
+      <w:r>
+        <w:rPr>
+          <w:rFonts w:ascii="Consolas" w:eastAsia="Times New Roman" w:hAnsi="Consolas" w:cs="Times New Roman"/>
+          <w:color w:val="000000"/>
+          <w:kern w:val="0"/>
+          <w:sz w:val="21"/>
+          <w:szCs w:val="21"/>
+          <w14:ligatures w14:val="none"/>
+        </w:rPr>
+        <w:t>...</w:t>
+      </w:r>
+      <w:r>
+        <w:rPr>
+          <w:rFonts w:ascii="Consolas" w:eastAsia="Times New Roman" w:hAnsi="Consolas" w:cs="Times New Roman"/>
+          <w:color w:val="0550AE"/>
+          <w:kern w:val="0"/>
+          <w:sz w:val="21"/>
+          <w:szCs w:val="21"/>
+          <w14:ligatures w14:val="none"/>
+        </w:rPr>
+        <w:t>testData</w:t>
+      </w:r>
+      <w:r>
+        <w:rPr>
+          <w:rFonts w:ascii="Consolas" w:eastAsia="Times New Roman" w:hAnsi="Consolas" w:cs="Times New Roman"/>
+          <w:color w:val="1F2328"/>
+          <w:kern w:val="0"/>
+          <w:sz w:val="21"/>
+          <w:szCs w:val="21"/>
+          <w14:ligatures w14:val="none"/>
+        </w:rPr>
+        <w:t>])</w:t>
+      </w:r>
+    </w:p>
+    <w:p>
+      <w:pPr>
+        <w:shd w:val="clear" w:color="auto" w:fill="FFFFFF"/>
+        <w:spacing w:after="0" w:line="285" w:lineRule="atLeast"/>
+        <w:ind w:left="720"/>
+        <w:rPr>
+          <w:rFonts w:ascii="Consolas" w:eastAsia="Times New Roman" w:hAnsi="Consolas" w:cs="Times New Roman"/>
+          <w:color w:val="202020"/>
+          <w:kern w:val="0"/>
+          <w:sz w:val="21"/>
+          <w:szCs w:val="21"/>
+          <w14:ligatures w14:val="none"/>
+        </w:rPr>
+      </w:pPr>
+      <w:r>
+        <w:rPr>
+          <w:rFonts w:ascii="Consolas" w:eastAsia="Times New Roman" w:hAnsi="Consolas" w:cs="Times New Roman"/>
+          <w:color w:val="8250DF"/>
+          <w:kern w:val="0"/>
+          <w:sz w:val="21"/>
+          <w:szCs w:val="21"/>
+          <w14:ligatures w14:val="none"/>
+        </w:rPr>
+        <w:t xml:space="preserve">  </w:t>
+      </w:r>
+      <w:r>
+        <w:rPr>
+          <w:rFonts w:ascii="Consolas" w:eastAsia="Times New Roman" w:hAnsi="Consolas" w:cs="Times New Roman"/>
+          <w:color w:val="8250DF"/>
+          <w:kern w:val="0"/>
+          <w:sz w:val="21"/>
+          <w:szCs w:val="21"/>
+          <w14:ligatures w14:val="none"/>
+        </w:rPr>
+        <w:t>expect</w:t>
+      </w:r>
+      <w:r>
+        <w:rPr>
+          <w:rFonts w:ascii="Consolas" w:eastAsia="Times New Roman" w:hAnsi="Consolas" w:cs="Times New Roman"/>
+          <w:color w:val="1F2328"/>
+          <w:kern w:val="0"/>
+          <w:sz w:val="21"/>
+          <w:szCs w:val="21"/>
+          <w14:ligatures w14:val="none"/>
+        </w:rPr>
+        <w:t>(</w:t>
+      </w:r>
+      <w:r>
+        <w:rPr>
+          <w:rFonts w:ascii="Consolas" w:eastAsia="Times New Roman" w:hAnsi="Consolas" w:cs="Times New Roman"/>
+          <w:color w:val="0550AE"/>
+          <w:kern w:val="0"/>
+          <w:sz w:val="21"/>
+          <w:szCs w:val="21"/>
+          <w14:ligatures w14:val="none"/>
+        </w:rPr>
+        <w:t>actual</w:t>
+      </w:r>
+      <w:r>
+        <w:rPr>
+          <w:rFonts w:ascii="Consolas" w:eastAsia="Times New Roman" w:hAnsi="Consolas" w:cs="Times New Roman"/>
+          <w:color w:val="1F2328"/>
+          <w:kern w:val="0"/>
+          <w:sz w:val="21"/>
+          <w:szCs w:val="21"/>
+          <w14:ligatures w14:val="none"/>
+        </w:rPr>
+        <w:t>.characters).</w:t>
+      </w:r>
+      <w:r>
+        <w:rPr>
+          <w:rFonts w:ascii="Consolas" w:eastAsia="Times New Roman" w:hAnsi="Consolas" w:cs="Times New Roman"/>
+          <w:color w:val="8250DF"/>
+          <w:kern w:val="0"/>
+          <w:sz w:val="21"/>
+          <w:szCs w:val="21"/>
+          <w14:ligatures w14:val="none"/>
+        </w:rPr>
+        <w:t>toEqual</w:t>
+      </w:r>
+      <w:r>
+        <w:rPr>
+          <w:rFonts w:ascii="Consolas" w:eastAsia="Times New Roman" w:hAnsi="Consolas" w:cs="Times New Roman"/>
+          <w:color w:val="1F2328"/>
+          <w:kern w:val="0"/>
+          <w:sz w:val="21"/>
+          <w:szCs w:val="21"/>
+          <w14:ligatures w14:val="none"/>
+        </w:rPr>
+        <w:t>(</w:t>
+      </w:r>
+    </w:p>
+    <w:p>
+      <w:pPr>
+        <w:shd w:val="clear" w:color="auto" w:fill="FFFFFF"/>
+        <w:spacing w:after="0" w:line="285" w:lineRule="atLeast"/>
+        <w:rPr>
+          <w:rFonts w:ascii="Consolas" w:eastAsia="Times New Roman" w:hAnsi="Consolas" w:cs="Times New Roman"/>
+          <w:color w:val="202020"/>
+          <w:kern w:val="0"/>
+          <w:sz w:val="21"/>
+          <w:szCs w:val="21"/>
+          <w14:ligatures w14:val="none"/>
+        </w:rPr>
+      </w:pPr>
+      <w:r>
+        <w:rPr>
+          <w:rFonts w:ascii="Consolas" w:eastAsia="Times New Roman" w:hAnsi="Consolas" w:cs="Times New Roman"/>
+          <w:color w:val="1F2328"/>
+          <w:kern w:val="0"/>
+          <w:sz w:val="21"/>
+          <w:szCs w:val="21"/>
+          <w14:ligatures w14:val="none"/>
+        </w:rPr>
+        <w:t xml:space="preserve">            </w:t>
+      </w:r>
+      <w:r>
+        <w:rPr>
+          <w:rFonts w:ascii="Consolas" w:eastAsia="Times New Roman" w:hAnsi="Consolas" w:cs="Times New Roman"/>
+          <w:color w:val="0550AE"/>
+          <w:kern w:val="0"/>
+          <w:sz w:val="21"/>
+          <w:szCs w:val="21"/>
+          <w14:ligatures w14:val="none"/>
+        </w:rPr>
+        <w:t>expect</w:t>
+      </w:r>
+      <w:r>
+        <w:rPr>
+          <w:rFonts w:ascii="Consolas" w:eastAsia="Times New Roman" w:hAnsi="Consolas" w:cs="Times New Roman"/>
+          <w:color w:val="1F2328"/>
+          <w:kern w:val="0"/>
+          <w:sz w:val="21"/>
+          <w:szCs w:val="21"/>
+          <w14:ligatures w14:val="none"/>
+        </w:rPr>
+        <w:t>.</w:t>
+      </w:r>
+      <w:r>
+        <w:rPr>
+          <w:rFonts w:ascii="Consolas" w:eastAsia="Times New Roman" w:hAnsi="Consolas" w:cs="Times New Roman"/>
+          <w:color w:val="8250DF"/>
+          <w:kern w:val="0"/>
+          <w:sz w:val="21"/>
+          <w:szCs w:val="21"/>
+          <w14:ligatures w14:val="none"/>
+        </w:rPr>
+        <w:t>arrayContaining</w:t>
+      </w:r>
+      <w:r>
+        <w:rPr>
+          <w:rFonts w:ascii="Consolas" w:eastAsia="Times New Roman" w:hAnsi="Consolas" w:cs="Times New Roman"/>
+          <w:color w:val="1F2328"/>
+          <w:kern w:val="0"/>
+          <w:sz w:val="21"/>
+          <w:szCs w:val="21"/>
+          <w14:ligatures w14:val="none"/>
+        </w:rPr>
+        <w:t>([</w:t>
+      </w:r>
+      <w:r>
+        <w:rPr>
+          <w:rFonts w:ascii="Consolas" w:eastAsia="Times New Roman" w:hAnsi="Consolas" w:cs="Times New Roman"/>
           <w:color w:val="0A3069"/>
           <w:kern w:val="0"/>
           <w:sz w:val="21"/>
           <w:szCs w:val="21"/>
           <w14:ligatures w14:val="none"/>
         </w:rPr>
-        <w:t>"JLOKA"</w:t>
+        <w:t>'J'</w:t>
+      </w:r>
+      <w:r>
+        <w:rPr>
+          <w:rFonts w:ascii="Consolas" w:eastAsia="Times New Roman" w:hAnsi="Consolas" w:cs="Times New Roman"/>
+          <w:color w:val="1F2328"/>
+          <w:kern w:val="0"/>
+          <w:sz w:val="21"/>
+          <w:szCs w:val="21"/>
+          <w14:ligatures w14:val="none"/>
+        </w:rPr>
+        <w:t xml:space="preserve">, </w:t>
+      </w:r>
+      <w:r>
+        <w:rPr>
+          <w:rFonts w:ascii="Consolas" w:eastAsia="Times New Roman" w:hAnsi="Consolas" w:cs="Times New Roman"/>
+          <w:color w:val="0A3069"/>
+          <w:kern w:val="0"/>
+          <w:sz w:val="21"/>
+          <w:szCs w:val="21"/>
+          <w14:ligatures w14:val="none"/>
+        </w:rPr>
+        <w:t>'L'</w:t>
+      </w:r>
+      <w:r>
+        <w:rPr>
+          <w:rFonts w:ascii="Consolas" w:eastAsia="Times New Roman" w:hAnsi="Consolas" w:cs="Times New Roman"/>
+          <w:color w:val="1F2328"/>
+          <w:kern w:val="0"/>
+          <w:sz w:val="21"/>
+          <w:szCs w:val="21"/>
+          <w14:ligatures w14:val="none"/>
+        </w:rPr>
+        <w:t>])</w:t>
+      </w:r>
+    </w:p>
+    <w:p>
+      <w:pPr>
+        <w:shd w:val="clear" w:color="auto" w:fill="FFFFFF"/>
+        <w:spacing w:after="0" w:line="285" w:lineRule="atLeast"/>
+        <w:rPr>
+          <w:rFonts w:ascii="Consolas" w:eastAsia="Times New Roman" w:hAnsi="Consolas" w:cs="Times New Roman"/>
+          <w:color w:val="202020"/>
+          <w:kern w:val="0"/>
+          <w:sz w:val="21"/>
+          <w:szCs w:val="21"/>
+          <w14:ligatures w14:val="none"/>
+        </w:rPr>
+      </w:pPr>
+      <w:r>
+        <w:rPr>
+          <w:rFonts w:ascii="Consolas" w:eastAsia="Times New Roman" w:hAnsi="Consolas" w:cs="Times New Roman"/>
+          <w:color w:val="1F2328"/>
+          <w:kern w:val="0"/>
+          <w:sz w:val="21"/>
+          <w:szCs w:val="21"/>
+          <w14:ligatures w14:val="none"/>
+        </w:rPr>
+        <w:t>        )</w:t>
+      </w:r>
+    </w:p>
+    <w:p>
+      <w:pPr>
+        <w:shd w:val="clear" w:color="auto" w:fill="FFFFFF"/>
+        <w:spacing w:after="0" w:line="285" w:lineRule="atLeast"/>
+        <w:rPr>
+          <w:rFonts w:ascii="Consolas" w:eastAsia="Times New Roman" w:hAnsi="Consolas" w:cs="Times New Roman"/>
+          <w:color w:val="202020"/>
+          <w:kern w:val="0"/>
+          <w:sz w:val="21"/>
+          <w:szCs w:val="21"/>
+          <w14:ligatures w14:val="none"/>
+        </w:rPr>
+      </w:pPr>
+    </w:p>
+    <w:p>
+      <w:pPr>
+        <w:shd w:val="clear" w:color="auto" w:fill="FFFFFF"/>
+        <w:spacing w:after="0" w:line="285" w:lineRule="atLeast"/>
+        <w:rPr>
+          <w:rFonts w:ascii="Consolas" w:eastAsia="Times New Roman" w:hAnsi="Consolas" w:cs="Times New Roman"/>
+          <w:color w:val="202020"/>
+          <w:kern w:val="0"/>
+          <w:sz w:val="21"/>
+          <w:szCs w:val="21"/>
+          <w14:ligatures w14:val="none"/>
+        </w:rPr>
+      </w:pPr>
+      <w:r>
+        <w:rPr>
+          <w:rFonts w:ascii="Consolas" w:eastAsia="Times New Roman" w:hAnsi="Consolas" w:cs="Times New Roman"/>
+          <w:color w:val="1F2328"/>
+          <w:kern w:val="0"/>
+          <w:sz w:val="21"/>
+          <w:szCs w:val="21"/>
+          <w14:ligatures w14:val="none"/>
+        </w:rPr>
+        <w:t xml:space="preserve">        </w:t>
+      </w:r>
+      <w:r>
+        <w:rPr>
+          <w:rFonts w:ascii="Consolas" w:eastAsia="Times New Roman" w:hAnsi="Consolas" w:cs="Times New Roman"/>
+          <w:color w:val="8250DF"/>
+          <w:kern w:val="0"/>
+          <w:sz w:val="21"/>
+          <w:szCs w:val="21"/>
+          <w14:ligatures w14:val="none"/>
+        </w:rPr>
+        <w:t>expect</w:t>
+      </w:r>
+      <w:r>
+        <w:rPr>
+          <w:rFonts w:ascii="Consolas" w:eastAsia="Times New Roman" w:hAnsi="Consolas" w:cs="Times New Roman"/>
+          <w:color w:val="1F2328"/>
+          <w:kern w:val="0"/>
+          <w:sz w:val="21"/>
+          <w:szCs w:val="21"/>
+          <w14:ligatures w14:val="none"/>
+        </w:rPr>
+        <w:t>(</w:t>
+      </w:r>
+      <w:r>
+        <w:rPr>
+          <w:rFonts w:ascii="Consolas" w:eastAsia="Times New Roman" w:hAnsi="Consolas" w:cs="Times New Roman"/>
+          <w:color w:val="0550AE"/>
+          <w:kern w:val="0"/>
+          <w:sz w:val="21"/>
+          <w:szCs w:val="21"/>
+          <w14:ligatures w14:val="none"/>
+        </w:rPr>
+        <w:t>actual</w:t>
+      </w:r>
+      <w:r>
+        <w:rPr>
+          <w:rFonts w:ascii="Consolas" w:eastAsia="Times New Roman" w:hAnsi="Consolas" w:cs="Times New Roman"/>
+          <w:color w:val="1F2328"/>
+          <w:kern w:val="0"/>
+          <w:sz w:val="21"/>
+          <w:szCs w:val="21"/>
+          <w14:ligatures w14:val="none"/>
+        </w:rPr>
+        <w:t>.characters).</w:t>
+      </w:r>
+      <w:r>
+        <w:rPr>
+          <w:rFonts w:ascii="Consolas" w:eastAsia="Times New Roman" w:hAnsi="Consolas" w:cs="Times New Roman"/>
+          <w:color w:val="8250DF"/>
+          <w:kern w:val="0"/>
+          <w:sz w:val="21"/>
+          <w:szCs w:val="21"/>
+          <w14:ligatures w14:val="none"/>
+        </w:rPr>
+        <w:t>toContainEqual</w:t>
+      </w:r>
+      <w:r>
+        <w:rPr>
+          <w:rFonts w:ascii="Consolas" w:eastAsia="Times New Roman" w:hAnsi="Consolas" w:cs="Times New Roman"/>
+          <w:color w:val="1F2328"/>
+          <w:kern w:val="0"/>
+          <w:sz w:val="21"/>
+          <w:szCs w:val="21"/>
+          <w14:ligatures w14:val="none"/>
+        </w:rPr>
+        <w:t>(</w:t>
+      </w:r>
+      <w:r>
+        <w:rPr>
+          <w:rFonts w:ascii="Consolas" w:eastAsia="Times New Roman" w:hAnsi="Consolas" w:cs="Times New Roman"/>
+          <w:color w:val="0A3069"/>
+          <w:kern w:val="0"/>
+          <w:sz w:val="21"/>
+          <w:szCs w:val="21"/>
+          <w14:ligatures w14:val="none"/>
+        </w:rPr>
+        <w:t>'J'</w:t>
       </w:r>
       <w:r>
         <w:rPr>
@@ -2915,48 +4357,8 @@
           <w:szCs w:val="21"/>
           <w14:ligatures w14:val="none"/>
         </w:rPr>
-        <w:t>    })</w:t>
-      </w:r>
-    </w:p>
-    <w:p>
-      <w:pPr>
-        <w:shd w:val="clear" w:color="auto" w:fill="FFFFFF"/>
-        <w:spacing w:after="0" w:line="285" w:lineRule="atLeast"/>
-        <w:rPr>
-          <w:rFonts w:ascii="Consolas" w:eastAsia="Times New Roman" w:hAnsi="Consolas" w:cs="Times New Roman"/>
-          <w:color w:val="202020"/>
-          <w:kern w:val="0"/>
-          <w:sz w:val="21"/>
-          <w:szCs w:val="21"/>
-          <w14:ligatures w14:val="none"/>
-        </w:rPr>
-      </w:pPr>
-    </w:p>
-    <w:p>
-      <w:pPr>
-        <w:shd w:val="clear" w:color="auto" w:fill="FFFFFF"/>
-        <w:spacing w:after="0" w:line="285" w:lineRule="atLeast"/>
-        <w:rPr>
-          <w:rFonts w:ascii="Consolas" w:eastAsia="Times New Roman" w:hAnsi="Consolas" w:cs="Times New Roman"/>
-          <w:color w:val="202020"/>
-          <w:kern w:val="0"/>
-          <w:sz w:val="21"/>
-          <w:szCs w:val="21"/>
-          <w14:ligatures w14:val="none"/>
-        </w:rPr>
-      </w:pPr>
-      <w:r>
-        <w:rPr>
-          <w:rFonts w:ascii="Consolas" w:eastAsia="Times New Roman" w:hAnsi="Consolas" w:cs="Times New Roman"/>
-          <w:color w:val="1F2328"/>
-          <w:kern w:val="0"/>
-          <w:sz w:val="21"/>
-          <w:szCs w:val="21"/>
-          <w14:ligatures w14:val="none"/>
-        </w:rPr>
-        <w:t xml:space="preserve">    </w:t>
-      </w:r>
-      <w:proofErr w:type="gramStart"/>
+        <w:t xml:space="preserve">        </w:t>
+      </w:r>
       <w:r>
         <w:rPr>
           <w:rFonts w:ascii="Consolas" w:eastAsia="Times New Roman" w:hAnsi="Consolas" w:cs="Times New Roman"/>
@@ -2966,7 +4368,7 @@
           <w:szCs w:val="21"/>
           <w14:ligatures w14:val="none"/>
         </w:rPr>
-        <w:t>it</w:t>
+        <w:t>expect</w:t>
       </w:r>
       <w:r>
         <w:rPr>
@@ -2979,98 +4381,6 @@
         </w:rPr>
         <w:t>(</w:t>
       </w:r>
-      <w:proofErr w:type="gramEnd"/>
-      <w:r>
-        <w:rPr>
-          <w:rFonts w:ascii="Consolas" w:eastAsia="Times New Roman" w:hAnsi="Consolas" w:cs="Times New Roman"/>
-          <w:color w:val="0A3069"/>
-          <w:kern w:val="0"/>
-          <w:sz w:val="21"/>
-          <w:szCs w:val="21"/>
-          <w14:ligatures w14:val="none"/>
-        </w:rPr>
-        <w:t>"should test stringInfo function"</w:t>
-      </w:r>
-      <w:r>
-        <w:rPr>
-          <w:rFonts w:ascii="Consolas" w:eastAsia="Times New Roman" w:hAnsi="Consolas" w:cs="Times New Roman"/>
-          <w:color w:val="1F2328"/>
-          <w:kern w:val="0"/>
-          <w:sz w:val="21"/>
-          <w:szCs w:val="21"/>
-          <w14:ligatures w14:val="none"/>
-        </w:rPr>
-        <w:t xml:space="preserve">, () </w:t>
-      </w:r>
-      <w:r>
-        <w:rPr>
-          <w:rFonts w:ascii="Consolas" w:eastAsia="Times New Roman" w:hAnsi="Consolas" w:cs="Times New Roman"/>
-          <w:color w:val="CF222E"/>
-          <w:kern w:val="0"/>
-          <w:sz w:val="21"/>
-          <w:szCs w:val="21"/>
-          <w14:ligatures w14:val="none"/>
-        </w:rPr>
-        <w:t>=&gt;</w:t>
-      </w:r>
-      <w:r>
-        <w:rPr>
-          <w:rFonts w:ascii="Consolas" w:eastAsia="Times New Roman" w:hAnsi="Consolas" w:cs="Times New Roman"/>
-          <w:color w:val="1F2328"/>
-          <w:kern w:val="0"/>
-          <w:sz w:val="21"/>
-          <w:szCs w:val="21"/>
-          <w14:ligatures w14:val="none"/>
-        </w:rPr>
-        <w:t xml:space="preserve"> {</w:t>
-      </w:r>
-    </w:p>
-    <w:p>
-      <w:pPr>
-        <w:shd w:val="clear" w:color="auto" w:fill="FFFFFF"/>
-        <w:spacing w:after="0" w:line="285" w:lineRule="atLeast"/>
-        <w:rPr>
-          <w:rFonts w:ascii="Consolas" w:eastAsia="Times New Roman" w:hAnsi="Consolas" w:cs="Times New Roman"/>
-          <w:color w:val="202020"/>
-          <w:kern w:val="0"/>
-          <w:sz w:val="21"/>
-          <w:szCs w:val="21"/>
-          <w14:ligatures w14:val="none"/>
-        </w:rPr>
-      </w:pPr>
-      <w:r>
-        <w:rPr>
-          <w:rFonts w:ascii="Consolas" w:eastAsia="Times New Roman" w:hAnsi="Consolas" w:cs="Times New Roman"/>
-          <w:color w:val="1F2328"/>
-          <w:kern w:val="0"/>
-          <w:sz w:val="21"/>
-          <w:szCs w:val="21"/>
-          <w14:ligatures w14:val="none"/>
-        </w:rPr>
-        <w:t xml:space="preserve">        </w:t>
-      </w:r>
-      <w:r>
-        <w:rPr>
-          <w:rFonts w:ascii="Consolas" w:eastAsia="Times New Roman" w:hAnsi="Consolas" w:cs="Times New Roman"/>
-          <w:color w:val="CF222E"/>
-          <w:kern w:val="0"/>
-          <w:sz w:val="21"/>
-          <w:szCs w:val="21"/>
-          <w14:ligatures w14:val="none"/>
-        </w:rPr>
-        <w:t>const</w:t>
-      </w:r>
-      <w:r>
-        <w:rPr>
-          <w:rFonts w:ascii="Consolas" w:eastAsia="Times New Roman" w:hAnsi="Consolas" w:cs="Times New Roman"/>
-          <w:color w:val="1F2328"/>
-          <w:kern w:val="0"/>
-          <w:sz w:val="21"/>
-          <w:szCs w:val="21"/>
-          <w14:ligatures w14:val="none"/>
-        </w:rPr>
-        <w:t xml:space="preserve"> </w:t>
-      </w:r>
       <w:r>
         <w:rPr>
           <w:rFonts w:ascii="Consolas" w:eastAsia="Times New Roman" w:hAnsi="Consolas" w:cs="Times New Roman"/>
@@ -3080,108 +4390,6 @@
           <w:szCs w:val="21"/>
           <w14:ligatures w14:val="none"/>
         </w:rPr>
-        <w:t>testData</w:t>
-      </w:r>
-      <w:r>
-        <w:rPr>
-          <w:rFonts w:ascii="Consolas" w:eastAsia="Times New Roman" w:hAnsi="Consolas" w:cs="Times New Roman"/>
-          <w:color w:val="1F2328"/>
-          <w:kern w:val="0"/>
-          <w:sz w:val="21"/>
-          <w:szCs w:val="21"/>
-          <w14:ligatures w14:val="none"/>
-        </w:rPr>
-        <w:t xml:space="preserve"> </w:t>
-      </w:r>
-      <w:r>
-        <w:rPr>
-          <w:rFonts w:ascii="Consolas" w:eastAsia="Times New Roman" w:hAnsi="Consolas" w:cs="Times New Roman"/>
-          <w:color w:val="000000"/>
-          <w:kern w:val="0"/>
-          <w:sz w:val="21"/>
-          <w:szCs w:val="21"/>
-          <w14:ligatures w14:val="none"/>
-        </w:rPr>
-        <w:t>=</w:t>
-      </w:r>
-      <w:r>
-        <w:rPr>
-          <w:rFonts w:ascii="Consolas" w:eastAsia="Times New Roman" w:hAnsi="Consolas" w:cs="Times New Roman"/>
-          <w:color w:val="1F2328"/>
-          <w:kern w:val="0"/>
-          <w:sz w:val="21"/>
-          <w:szCs w:val="21"/>
-          <w14:ligatures w14:val="none"/>
-        </w:rPr>
-        <w:t xml:space="preserve"> </w:t>
-      </w:r>
-      <w:r>
-        <w:rPr>
-          <w:rFonts w:ascii="Consolas" w:eastAsia="Times New Roman" w:hAnsi="Consolas" w:cs="Times New Roman"/>
-          <w:color w:val="0A3069"/>
-          <w:kern w:val="0"/>
-          <w:sz w:val="21"/>
-          <w:szCs w:val="21"/>
-          <w14:ligatures w14:val="none"/>
-        </w:rPr>
-        <w:t>"Jafar-Loka"</w:t>
-      </w:r>
-    </w:p>
-    <w:p>
-      <w:pPr>
-        <w:shd w:val="clear" w:color="auto" w:fill="FFFFFF"/>
-        <w:spacing w:after="0" w:line="285" w:lineRule="atLeast"/>
-        <w:rPr>
-          <w:rFonts w:ascii="Consolas" w:eastAsia="Times New Roman" w:hAnsi="Consolas" w:cs="Times New Roman"/>
-          <w:color w:val="202020"/>
-          <w:kern w:val="0"/>
-          <w:sz w:val="21"/>
-          <w:szCs w:val="21"/>
-          <w14:ligatures w14:val="none"/>
-        </w:rPr>
-      </w:pPr>
-      <w:r>
-        <w:rPr>
-          <w:rFonts w:ascii="Consolas" w:eastAsia="Times New Roman" w:hAnsi="Consolas" w:cs="Times New Roman"/>
-          <w:color w:val="1F2328"/>
-          <w:kern w:val="0"/>
-          <w:sz w:val="21"/>
-          <w:szCs w:val="21"/>
-          <w14:ligatures w14:val="none"/>
-        </w:rPr>
-        <w:t xml:space="preserve">        </w:t>
-      </w:r>
-      <w:r>
-        <w:rPr>
-          <w:rFonts w:ascii="Consolas" w:eastAsia="Times New Roman" w:hAnsi="Consolas" w:cs="Times New Roman"/>
-          <w:color w:val="CF222E"/>
-          <w:kern w:val="0"/>
-          <w:sz w:val="21"/>
-          <w:szCs w:val="21"/>
-          <w14:ligatures w14:val="none"/>
-        </w:rPr>
-        <w:t>const</w:t>
-      </w:r>
-      <w:r>
-        <w:rPr>
-          <w:rFonts w:ascii="Consolas" w:eastAsia="Times New Roman" w:hAnsi="Consolas" w:cs="Times New Roman"/>
-          <w:color w:val="1F2328"/>
-          <w:kern w:val="0"/>
-          <w:sz w:val="21"/>
-          <w:szCs w:val="21"/>
-          <w14:ligatures w14:val="none"/>
-        </w:rPr>
-        <w:t xml:space="preserve"> </w:t>
-      </w:r>
-      <w:r>
-        <w:rPr>
-          <w:rFonts w:ascii="Consolas" w:eastAsia="Times New Roman" w:hAnsi="Consolas" w:cs="Times New Roman"/>
-          <w:color w:val="0550AE"/>
-          <w:kern w:val="0"/>
-          <w:sz w:val="21"/>
-          <w:szCs w:val="21"/>
-          <w14:ligatures w14:val="none"/>
-        </w:rPr>
         <w:t>actual</w:t>
       </w:r>
       <w:r>
@@ -3193,29 +4401,7 @@
           <w:szCs w:val="21"/>
           <w14:ligatures w14:val="none"/>
         </w:rPr>
-        <w:t xml:space="preserve"> </w:t>
-      </w:r>
-      <w:r>
-        <w:rPr>
-          <w:rFonts w:ascii="Consolas" w:eastAsia="Times New Roman" w:hAnsi="Consolas" w:cs="Times New Roman"/>
-          <w:color w:val="000000"/>
-          <w:kern w:val="0"/>
-          <w:sz w:val="21"/>
-          <w:szCs w:val="21"/>
-          <w14:ligatures w14:val="none"/>
-        </w:rPr>
-        <w:t>=</w:t>
-      </w:r>
-      <w:r>
-        <w:rPr>
-          <w:rFonts w:ascii="Consolas" w:eastAsia="Times New Roman" w:hAnsi="Consolas" w:cs="Times New Roman"/>
-          <w:color w:val="1F2328"/>
-          <w:kern w:val="0"/>
-          <w:sz w:val="21"/>
-          <w:szCs w:val="21"/>
-          <w14:ligatures w14:val="none"/>
-        </w:rPr>
-        <w:t xml:space="preserve"> </w:t>
+        <w:t>.extraInfo).</w:t>
       </w:r>
       <w:r>
         <w:rPr>
@@ -3226,1269 +4412,8 @@
           <w:szCs w:val="21"/>
           <w14:ligatures w14:val="none"/>
         </w:rPr>
-        <w:t>getStringInfo</w:t>
-      </w:r>
-      <w:r>
-        <w:rPr>
-          <w:rFonts w:ascii="Consolas" w:eastAsia="Times New Roman" w:hAnsi="Consolas" w:cs="Times New Roman"/>
-          <w:color w:val="1F2328"/>
-          <w:kern w:val="0"/>
-          <w:sz w:val="21"/>
-          <w:szCs w:val="21"/>
-          <w14:ligatures w14:val="none"/>
-        </w:rPr>
-        <w:t>(</w:t>
-      </w:r>
-      <w:r>
-        <w:rPr>
-          <w:rFonts w:ascii="Consolas" w:eastAsia="Times New Roman" w:hAnsi="Consolas" w:cs="Times New Roman"/>
-          <w:color w:val="0550AE"/>
-          <w:kern w:val="0"/>
-          <w:sz w:val="21"/>
-          <w:szCs w:val="21"/>
-          <w14:ligatures w14:val="none"/>
-        </w:rPr>
-        <w:t>testData</w:t>
-      </w:r>
-      <w:r>
-        <w:rPr>
-          <w:rFonts w:ascii="Consolas" w:eastAsia="Times New Roman" w:hAnsi="Consolas" w:cs="Times New Roman"/>
-          <w:color w:val="1F2328"/>
-          <w:kern w:val="0"/>
-          <w:sz w:val="21"/>
-          <w:szCs w:val="21"/>
-          <w14:ligatures w14:val="none"/>
-        </w:rPr>
-        <w:t>)</w:t>
-      </w:r>
-    </w:p>
-    <w:p>
-      <w:pPr>
-        <w:shd w:val="clear" w:color="auto" w:fill="FFFFFF"/>
-        <w:spacing w:after="0" w:line="285" w:lineRule="atLeast"/>
-        <w:rPr>
-          <w:rFonts w:ascii="Consolas" w:eastAsia="Times New Roman" w:hAnsi="Consolas" w:cs="Times New Roman"/>
-          <w:color w:val="202020"/>
-          <w:kern w:val="0"/>
-          <w:sz w:val="21"/>
-          <w:szCs w:val="21"/>
-          <w14:ligatures w14:val="none"/>
-        </w:rPr>
-      </w:pPr>
-    </w:p>
-    <w:p>
-      <w:pPr>
-        <w:shd w:val="clear" w:color="auto" w:fill="FFFFFF"/>
-        <w:spacing w:after="0" w:line="285" w:lineRule="atLeast"/>
-        <w:rPr>
-          <w:rFonts w:ascii="Consolas" w:eastAsia="Times New Roman" w:hAnsi="Consolas" w:cs="Times New Roman"/>
-          <w:color w:val="202020"/>
-          <w:kern w:val="0"/>
-          <w:sz w:val="21"/>
-          <w:szCs w:val="21"/>
-          <w14:ligatures w14:val="none"/>
-        </w:rPr>
-      </w:pPr>
-      <w:r>
-        <w:rPr>
-          <w:rFonts w:ascii="Consolas" w:eastAsia="Times New Roman" w:hAnsi="Consolas" w:cs="Times New Roman"/>
-          <w:color w:val="1F2328"/>
-          <w:kern w:val="0"/>
-          <w:sz w:val="21"/>
-          <w:szCs w:val="21"/>
-          <w14:ligatures w14:val="none"/>
-        </w:rPr>
-        <w:t xml:space="preserve">        </w:t>
-      </w:r>
-      <w:r>
-        <w:rPr>
-          <w:rFonts w:ascii="Consolas" w:eastAsia="Times New Roman" w:hAnsi="Consolas" w:cs="Times New Roman"/>
-          <w:color w:val="8250DF"/>
-          <w:kern w:val="0"/>
-          <w:sz w:val="21"/>
-          <w:szCs w:val="21"/>
-          <w14:ligatures w14:val="none"/>
-        </w:rPr>
-        <w:t>expect</w:t>
-      </w:r>
-      <w:r>
-        <w:rPr>
-          <w:rFonts w:ascii="Consolas" w:eastAsia="Times New Roman" w:hAnsi="Consolas" w:cs="Times New Roman"/>
-          <w:color w:val="1F2328"/>
-          <w:kern w:val="0"/>
-          <w:sz w:val="21"/>
-          <w:szCs w:val="21"/>
-          <w14:ligatures w14:val="none"/>
-        </w:rPr>
-        <w:t>(</w:t>
-      </w:r>
-      <w:r>
-        <w:rPr>
-          <w:rFonts w:ascii="Consolas" w:eastAsia="Times New Roman" w:hAnsi="Consolas" w:cs="Times New Roman"/>
-          <w:color w:val="0550AE"/>
-          <w:kern w:val="0"/>
-          <w:sz w:val="21"/>
-          <w:szCs w:val="21"/>
-          <w14:ligatures w14:val="none"/>
-        </w:rPr>
-        <w:t>actual</w:t>
-      </w:r>
-      <w:proofErr w:type="gramStart"/>
-      <w:r>
-        <w:rPr>
-          <w:rFonts w:ascii="Consolas" w:eastAsia="Times New Roman" w:hAnsi="Consolas" w:cs="Times New Roman"/>
-          <w:color w:val="1F2328"/>
-          <w:kern w:val="0"/>
-          <w:sz w:val="21"/>
-          <w:szCs w:val="21"/>
-          <w14:ligatures w14:val="none"/>
-        </w:rPr>
-        <w:t>).not</w:t>
-      </w:r>
-      <w:proofErr w:type="gramEnd"/>
-      <w:r>
-        <w:rPr>
-          <w:rFonts w:ascii="Consolas" w:eastAsia="Times New Roman" w:hAnsi="Consolas" w:cs="Times New Roman"/>
-          <w:color w:val="1F2328"/>
-          <w:kern w:val="0"/>
-          <w:sz w:val="21"/>
-          <w:szCs w:val="21"/>
-          <w14:ligatures w14:val="none"/>
-        </w:rPr>
-        <w:t>.</w:t>
-      </w:r>
-      <w:proofErr w:type="gramStart"/>
-      <w:r>
-        <w:rPr>
-          <w:rFonts w:ascii="Consolas" w:eastAsia="Times New Roman" w:hAnsi="Consolas" w:cs="Times New Roman"/>
-          <w:color w:val="8250DF"/>
-          <w:kern w:val="0"/>
-          <w:sz w:val="21"/>
-          <w:szCs w:val="21"/>
-          <w14:ligatures w14:val="none"/>
-        </w:rPr>
-        <w:t>toBeNull</w:t>
-      </w:r>
-      <w:r>
-        <w:rPr>
-          <w:rFonts w:ascii="Consolas" w:eastAsia="Times New Roman" w:hAnsi="Consolas" w:cs="Times New Roman"/>
-          <w:color w:val="1F2328"/>
-          <w:kern w:val="0"/>
-          <w:sz w:val="21"/>
-          <w:szCs w:val="21"/>
-          <w14:ligatures w14:val="none"/>
-        </w:rPr>
-        <w:t>(</w:t>
-      </w:r>
-      <w:proofErr w:type="gramEnd"/>
-      <w:r>
-        <w:rPr>
-          <w:rFonts w:ascii="Consolas" w:eastAsia="Times New Roman" w:hAnsi="Consolas" w:cs="Times New Roman"/>
-          <w:color w:val="1F2328"/>
-          <w:kern w:val="0"/>
-          <w:sz w:val="21"/>
-          <w:szCs w:val="21"/>
-          <w14:ligatures w14:val="none"/>
-        </w:rPr>
-        <w:t>)</w:t>
-      </w:r>
-    </w:p>
-    <w:p>
-      <w:pPr>
-        <w:shd w:val="clear" w:color="auto" w:fill="FFFFFF"/>
-        <w:spacing w:after="0" w:line="285" w:lineRule="atLeast"/>
-        <w:rPr>
-          <w:rFonts w:ascii="Consolas" w:eastAsia="Times New Roman" w:hAnsi="Consolas" w:cs="Times New Roman"/>
-          <w:color w:val="202020"/>
-          <w:kern w:val="0"/>
-          <w:sz w:val="21"/>
-          <w:szCs w:val="21"/>
-          <w14:ligatures w14:val="none"/>
-        </w:rPr>
-      </w:pPr>
-      <w:r>
-        <w:rPr>
-          <w:rFonts w:ascii="Consolas" w:eastAsia="Times New Roman" w:hAnsi="Consolas" w:cs="Times New Roman"/>
-          <w:color w:val="1F2328"/>
-          <w:kern w:val="0"/>
-          <w:sz w:val="21"/>
-          <w:szCs w:val="21"/>
-          <w14:ligatures w14:val="none"/>
-        </w:rPr>
-        <w:t xml:space="preserve">        </w:t>
-      </w:r>
-      <w:r>
-        <w:rPr>
-          <w:rFonts w:ascii="Consolas" w:eastAsia="Times New Roman" w:hAnsi="Consolas" w:cs="Times New Roman"/>
-          <w:color w:val="8250DF"/>
-          <w:kern w:val="0"/>
-          <w:sz w:val="21"/>
-          <w:szCs w:val="21"/>
-          <w14:ligatures w14:val="none"/>
-        </w:rPr>
-        <w:t>expect</w:t>
-      </w:r>
-      <w:r>
-        <w:rPr>
-          <w:rFonts w:ascii="Consolas" w:eastAsia="Times New Roman" w:hAnsi="Consolas" w:cs="Times New Roman"/>
-          <w:color w:val="1F2328"/>
-          <w:kern w:val="0"/>
-          <w:sz w:val="21"/>
-          <w:szCs w:val="21"/>
-          <w14:ligatures w14:val="none"/>
-        </w:rPr>
-        <w:t>(</w:t>
-      </w:r>
-      <w:proofErr w:type="gramStart"/>
-      <w:r>
-        <w:rPr>
-          <w:rFonts w:ascii="Consolas" w:eastAsia="Times New Roman" w:hAnsi="Consolas" w:cs="Times New Roman"/>
-          <w:color w:val="0550AE"/>
-          <w:kern w:val="0"/>
-          <w:sz w:val="21"/>
-          <w:szCs w:val="21"/>
-          <w14:ligatures w14:val="none"/>
-        </w:rPr>
-        <w:t>actual</w:t>
-      </w:r>
-      <w:r>
-        <w:rPr>
-          <w:rFonts w:ascii="Consolas" w:eastAsia="Times New Roman" w:hAnsi="Consolas" w:cs="Times New Roman"/>
-          <w:color w:val="1F2328"/>
-          <w:kern w:val="0"/>
-          <w:sz w:val="21"/>
-          <w:szCs w:val="21"/>
-          <w14:ligatures w14:val="none"/>
-        </w:rPr>
-        <w:t>.lowercase).</w:t>
-      </w:r>
-      <w:r>
-        <w:rPr>
-          <w:rFonts w:ascii="Consolas" w:eastAsia="Times New Roman" w:hAnsi="Consolas" w:cs="Times New Roman"/>
-          <w:color w:val="8250DF"/>
-          <w:kern w:val="0"/>
-          <w:sz w:val="21"/>
-          <w:szCs w:val="21"/>
-          <w14:ligatures w14:val="none"/>
-        </w:rPr>
-        <w:t>toBe</w:t>
-      </w:r>
-      <w:proofErr w:type="gramEnd"/>
-      <w:r>
-        <w:rPr>
-          <w:rFonts w:ascii="Consolas" w:eastAsia="Times New Roman" w:hAnsi="Consolas" w:cs="Times New Roman"/>
-          <w:color w:val="1F2328"/>
-          <w:kern w:val="0"/>
-          <w:sz w:val="21"/>
-          <w:szCs w:val="21"/>
-          <w14:ligatures w14:val="none"/>
-        </w:rPr>
-        <w:t>(</w:t>
-      </w:r>
-      <w:r>
-        <w:rPr>
-          <w:rFonts w:ascii="Consolas" w:eastAsia="Times New Roman" w:hAnsi="Consolas" w:cs="Times New Roman"/>
-          <w:color w:val="0550AE"/>
-          <w:kern w:val="0"/>
-          <w:sz w:val="21"/>
-          <w:szCs w:val="21"/>
-          <w14:ligatures w14:val="none"/>
-        </w:rPr>
-        <w:t>testData</w:t>
-      </w:r>
-      <w:r>
-        <w:rPr>
-          <w:rFonts w:ascii="Consolas" w:eastAsia="Times New Roman" w:hAnsi="Consolas" w:cs="Times New Roman"/>
-          <w:color w:val="1F2328"/>
-          <w:kern w:val="0"/>
-          <w:sz w:val="21"/>
-          <w:szCs w:val="21"/>
-          <w14:ligatures w14:val="none"/>
-        </w:rPr>
-        <w:t>.</w:t>
-      </w:r>
-      <w:r>
-        <w:rPr>
-          <w:rFonts w:ascii="Consolas" w:eastAsia="Times New Roman" w:hAnsi="Consolas" w:cs="Times New Roman"/>
-          <w:color w:val="8250DF"/>
-          <w:kern w:val="0"/>
-          <w:sz w:val="21"/>
-          <w:szCs w:val="21"/>
-          <w14:ligatures w14:val="none"/>
-        </w:rPr>
-        <w:t>toLowerCase</w:t>
-      </w:r>
-      <w:r>
-        <w:rPr>
-          <w:rFonts w:ascii="Consolas" w:eastAsia="Times New Roman" w:hAnsi="Consolas" w:cs="Times New Roman"/>
-          <w:color w:val="1F2328"/>
-          <w:kern w:val="0"/>
-          <w:sz w:val="21"/>
-          <w:szCs w:val="21"/>
-          <w14:ligatures w14:val="none"/>
-        </w:rPr>
-        <w:t>())</w:t>
-      </w:r>
-    </w:p>
-    <w:p>
-      <w:pPr>
-        <w:shd w:val="clear" w:color="auto" w:fill="FFFFFF"/>
-        <w:spacing w:after="0" w:line="285" w:lineRule="atLeast"/>
-        <w:rPr>
-          <w:rFonts w:ascii="Consolas" w:eastAsia="Times New Roman" w:hAnsi="Consolas" w:cs="Times New Roman"/>
-          <w:color w:val="202020"/>
-          <w:kern w:val="0"/>
-          <w:sz w:val="21"/>
-          <w:szCs w:val="21"/>
-          <w14:ligatures w14:val="none"/>
-        </w:rPr>
-      </w:pPr>
-      <w:r>
-        <w:rPr>
-          <w:rFonts w:ascii="Consolas" w:eastAsia="Times New Roman" w:hAnsi="Consolas" w:cs="Times New Roman"/>
-          <w:color w:val="1F2328"/>
-          <w:kern w:val="0"/>
-          <w:sz w:val="21"/>
-          <w:szCs w:val="21"/>
-          <w14:ligatures w14:val="none"/>
-        </w:rPr>
-        <w:t xml:space="preserve">        </w:t>
-      </w:r>
-      <w:r>
-        <w:rPr>
-          <w:rFonts w:ascii="Consolas" w:eastAsia="Times New Roman" w:hAnsi="Consolas" w:cs="Times New Roman"/>
-          <w:color w:val="8250DF"/>
-          <w:kern w:val="0"/>
-          <w:sz w:val="21"/>
-          <w:szCs w:val="21"/>
-          <w14:ligatures w14:val="none"/>
-        </w:rPr>
-        <w:t>expect</w:t>
-      </w:r>
-      <w:r>
-        <w:rPr>
-          <w:rFonts w:ascii="Consolas" w:eastAsia="Times New Roman" w:hAnsi="Consolas" w:cs="Times New Roman"/>
-          <w:color w:val="1F2328"/>
-          <w:kern w:val="0"/>
-          <w:sz w:val="21"/>
-          <w:szCs w:val="21"/>
-          <w14:ligatures w14:val="none"/>
-        </w:rPr>
-        <w:t>(</w:t>
-      </w:r>
-      <w:proofErr w:type="gramStart"/>
-      <w:r>
-        <w:rPr>
-          <w:rFonts w:ascii="Consolas" w:eastAsia="Times New Roman" w:hAnsi="Consolas" w:cs="Times New Roman"/>
-          <w:color w:val="0550AE"/>
-          <w:kern w:val="0"/>
-          <w:sz w:val="21"/>
-          <w:szCs w:val="21"/>
-          <w14:ligatures w14:val="none"/>
-        </w:rPr>
-        <w:t>actual</w:t>
-      </w:r>
-      <w:r>
-        <w:rPr>
-          <w:rFonts w:ascii="Consolas" w:eastAsia="Times New Roman" w:hAnsi="Consolas" w:cs="Times New Roman"/>
-          <w:color w:val="1F2328"/>
-          <w:kern w:val="0"/>
-          <w:sz w:val="21"/>
-          <w:szCs w:val="21"/>
-          <w14:ligatures w14:val="none"/>
-        </w:rPr>
-        <w:t>.upperCase).</w:t>
-      </w:r>
-      <w:r>
-        <w:rPr>
-          <w:rFonts w:ascii="Consolas" w:eastAsia="Times New Roman" w:hAnsi="Consolas" w:cs="Times New Roman"/>
-          <w:color w:val="8250DF"/>
-          <w:kern w:val="0"/>
-          <w:sz w:val="21"/>
-          <w:szCs w:val="21"/>
-          <w14:ligatures w14:val="none"/>
-        </w:rPr>
-        <w:t>toBe</w:t>
-      </w:r>
-      <w:proofErr w:type="gramEnd"/>
-      <w:r>
-        <w:rPr>
-          <w:rFonts w:ascii="Consolas" w:eastAsia="Times New Roman" w:hAnsi="Consolas" w:cs="Times New Roman"/>
-          <w:color w:val="1F2328"/>
-          <w:kern w:val="0"/>
-          <w:sz w:val="21"/>
-          <w:szCs w:val="21"/>
-          <w14:ligatures w14:val="none"/>
-        </w:rPr>
-        <w:t>(</w:t>
-      </w:r>
-      <w:r>
-        <w:rPr>
-          <w:rFonts w:ascii="Consolas" w:eastAsia="Times New Roman" w:hAnsi="Consolas" w:cs="Times New Roman"/>
-          <w:color w:val="0550AE"/>
-          <w:kern w:val="0"/>
-          <w:sz w:val="21"/>
-          <w:szCs w:val="21"/>
-          <w14:ligatures w14:val="none"/>
-        </w:rPr>
-        <w:t>testData</w:t>
-      </w:r>
-      <w:r>
-        <w:rPr>
-          <w:rFonts w:ascii="Consolas" w:eastAsia="Times New Roman" w:hAnsi="Consolas" w:cs="Times New Roman"/>
-          <w:color w:val="1F2328"/>
-          <w:kern w:val="0"/>
-          <w:sz w:val="21"/>
-          <w:szCs w:val="21"/>
-          <w14:ligatures w14:val="none"/>
-        </w:rPr>
-        <w:t>.</w:t>
-      </w:r>
-      <w:r>
-        <w:rPr>
-          <w:rFonts w:ascii="Consolas" w:eastAsia="Times New Roman" w:hAnsi="Consolas" w:cs="Times New Roman"/>
-          <w:color w:val="8250DF"/>
-          <w:kern w:val="0"/>
-          <w:sz w:val="21"/>
-          <w:szCs w:val="21"/>
-          <w14:ligatures w14:val="none"/>
-        </w:rPr>
-        <w:t>toUpperCase</w:t>
-      </w:r>
-      <w:r>
-        <w:rPr>
-          <w:rFonts w:ascii="Consolas" w:eastAsia="Times New Roman" w:hAnsi="Consolas" w:cs="Times New Roman"/>
-          <w:color w:val="1F2328"/>
-          <w:kern w:val="0"/>
-          <w:sz w:val="21"/>
-          <w:szCs w:val="21"/>
-          <w14:ligatures w14:val="none"/>
-        </w:rPr>
-        <w:t>())</w:t>
-      </w:r>
-    </w:p>
-    <w:p>
-      <w:pPr>
-        <w:shd w:val="clear" w:color="auto" w:fill="FFFFFF"/>
-        <w:spacing w:after="0" w:line="285" w:lineRule="atLeast"/>
-        <w:rPr>
-          <w:rFonts w:ascii="Consolas" w:eastAsia="Times New Roman" w:hAnsi="Consolas" w:cs="Times New Roman"/>
-          <w:color w:val="202020"/>
-          <w:kern w:val="0"/>
-          <w:sz w:val="21"/>
-          <w:szCs w:val="21"/>
-          <w14:ligatures w14:val="none"/>
-        </w:rPr>
-      </w:pPr>
-      <w:r>
-        <w:rPr>
-          <w:rFonts w:ascii="Consolas" w:eastAsia="Times New Roman" w:hAnsi="Consolas" w:cs="Times New Roman"/>
-          <w:color w:val="1F2328"/>
-          <w:kern w:val="0"/>
-          <w:sz w:val="21"/>
-          <w:szCs w:val="21"/>
-          <w14:ligatures w14:val="none"/>
-        </w:rPr>
-        <w:t xml:space="preserve">        </w:t>
-      </w:r>
-      <w:r>
-        <w:rPr>
-          <w:rFonts w:ascii="Consolas" w:eastAsia="Times New Roman" w:hAnsi="Consolas" w:cs="Times New Roman"/>
-          <w:color w:val="8250DF"/>
-          <w:kern w:val="0"/>
-          <w:sz w:val="21"/>
-          <w:szCs w:val="21"/>
-          <w14:ligatures w14:val="none"/>
-        </w:rPr>
-        <w:t>expect</w:t>
-      </w:r>
-      <w:r>
-        <w:rPr>
-          <w:rFonts w:ascii="Consolas" w:eastAsia="Times New Roman" w:hAnsi="Consolas" w:cs="Times New Roman"/>
-          <w:color w:val="1F2328"/>
-          <w:kern w:val="0"/>
-          <w:sz w:val="21"/>
-          <w:szCs w:val="21"/>
-          <w14:ligatures w14:val="none"/>
-        </w:rPr>
-        <w:t>(</w:t>
-      </w:r>
-      <w:proofErr w:type="gramStart"/>
-      <w:r>
-        <w:rPr>
-          <w:rFonts w:ascii="Consolas" w:eastAsia="Times New Roman" w:hAnsi="Consolas" w:cs="Times New Roman"/>
-          <w:color w:val="0550AE"/>
-          <w:kern w:val="0"/>
-          <w:sz w:val="21"/>
-          <w:szCs w:val="21"/>
-          <w14:ligatures w14:val="none"/>
-        </w:rPr>
-        <w:t>actual</w:t>
-      </w:r>
-      <w:r>
-        <w:rPr>
-          <w:rFonts w:ascii="Consolas" w:eastAsia="Times New Roman" w:hAnsi="Consolas" w:cs="Times New Roman"/>
-          <w:color w:val="1F2328"/>
-          <w:kern w:val="0"/>
-          <w:sz w:val="21"/>
-          <w:szCs w:val="21"/>
-          <w14:ligatures w14:val="none"/>
-        </w:rPr>
-        <w:t>.length).</w:t>
-      </w:r>
-      <w:r>
-        <w:rPr>
-          <w:rFonts w:ascii="Consolas" w:eastAsia="Times New Roman" w:hAnsi="Consolas" w:cs="Times New Roman"/>
-          <w:color w:val="8250DF"/>
-          <w:kern w:val="0"/>
-          <w:sz w:val="21"/>
-          <w:szCs w:val="21"/>
-          <w14:ligatures w14:val="none"/>
-        </w:rPr>
-        <w:t>toEqual</w:t>
-      </w:r>
-      <w:proofErr w:type="gramEnd"/>
-      <w:r>
-        <w:rPr>
-          <w:rFonts w:ascii="Consolas" w:eastAsia="Times New Roman" w:hAnsi="Consolas" w:cs="Times New Roman"/>
-          <w:color w:val="1F2328"/>
-          <w:kern w:val="0"/>
-          <w:sz w:val="21"/>
-          <w:szCs w:val="21"/>
-          <w14:ligatures w14:val="none"/>
-        </w:rPr>
-        <w:t>(</w:t>
-      </w:r>
-      <w:r>
-        <w:rPr>
-          <w:rFonts w:ascii="Consolas" w:eastAsia="Times New Roman" w:hAnsi="Consolas" w:cs="Times New Roman"/>
-          <w:color w:val="0550AE"/>
-          <w:kern w:val="0"/>
-          <w:sz w:val="21"/>
-          <w:szCs w:val="21"/>
-          <w14:ligatures w14:val="none"/>
-        </w:rPr>
-        <w:t>testData</w:t>
-      </w:r>
-      <w:r>
-        <w:rPr>
-          <w:rFonts w:ascii="Consolas" w:eastAsia="Times New Roman" w:hAnsi="Consolas" w:cs="Times New Roman"/>
-          <w:color w:val="1F2328"/>
-          <w:kern w:val="0"/>
-          <w:sz w:val="21"/>
-          <w:szCs w:val="21"/>
-          <w14:ligatures w14:val="none"/>
-        </w:rPr>
-        <w:t>.</w:t>
-      </w:r>
-      <w:r>
-        <w:rPr>
-          <w:rFonts w:ascii="Consolas" w:eastAsia="Times New Roman" w:hAnsi="Consolas" w:cs="Times New Roman"/>
-          <w:color w:val="0550AE"/>
-          <w:kern w:val="0"/>
-          <w:sz w:val="21"/>
-          <w:szCs w:val="21"/>
-          <w14:ligatures w14:val="none"/>
-        </w:rPr>
-        <w:t>length</w:t>
-      </w:r>
-      <w:r>
-        <w:rPr>
-          <w:rFonts w:ascii="Consolas" w:eastAsia="Times New Roman" w:hAnsi="Consolas" w:cs="Times New Roman"/>
-          <w:color w:val="1F2328"/>
-          <w:kern w:val="0"/>
-          <w:sz w:val="21"/>
-          <w:szCs w:val="21"/>
-          <w14:ligatures w14:val="none"/>
-        </w:rPr>
-        <w:t>)</w:t>
-      </w:r>
-    </w:p>
-    <w:p>
-      <w:pPr>
-        <w:shd w:val="clear" w:color="auto" w:fill="FFFFFF"/>
-        <w:spacing w:after="0" w:line="285" w:lineRule="atLeast"/>
-        <w:rPr>
-          <w:rFonts w:ascii="Consolas" w:eastAsia="Times New Roman" w:hAnsi="Consolas" w:cs="Times New Roman"/>
-          <w:color w:val="202020"/>
-          <w:kern w:val="0"/>
-          <w:sz w:val="21"/>
-          <w:szCs w:val="21"/>
-          <w14:ligatures w14:val="none"/>
-        </w:rPr>
-      </w:pPr>
-      <w:r>
-        <w:rPr>
-          <w:rFonts w:ascii="Consolas" w:eastAsia="Times New Roman" w:hAnsi="Consolas" w:cs="Times New Roman"/>
-          <w:color w:val="1F2328"/>
-          <w:kern w:val="0"/>
-          <w:sz w:val="21"/>
-          <w:szCs w:val="21"/>
-          <w14:ligatures w14:val="none"/>
-        </w:rPr>
-        <w:t xml:space="preserve">        </w:t>
-      </w:r>
-      <w:r>
-        <w:rPr>
-          <w:rFonts w:ascii="Consolas" w:eastAsia="Times New Roman" w:hAnsi="Consolas" w:cs="Times New Roman"/>
-          <w:color w:val="8250DF"/>
-          <w:kern w:val="0"/>
-          <w:sz w:val="21"/>
-          <w:szCs w:val="21"/>
-          <w14:ligatures w14:val="none"/>
-        </w:rPr>
-        <w:t>expect</w:t>
-      </w:r>
-      <w:r>
-        <w:rPr>
-          <w:rFonts w:ascii="Consolas" w:eastAsia="Times New Roman" w:hAnsi="Consolas" w:cs="Times New Roman"/>
-          <w:color w:val="1F2328"/>
-          <w:kern w:val="0"/>
-          <w:sz w:val="21"/>
-          <w:szCs w:val="21"/>
-          <w14:ligatures w14:val="none"/>
-        </w:rPr>
-        <w:t>(</w:t>
-      </w:r>
-      <w:proofErr w:type="gramStart"/>
-      <w:r>
-        <w:rPr>
-          <w:rFonts w:ascii="Consolas" w:eastAsia="Times New Roman" w:hAnsi="Consolas" w:cs="Times New Roman"/>
-          <w:color w:val="0550AE"/>
-          <w:kern w:val="0"/>
-          <w:sz w:val="21"/>
-          <w:szCs w:val="21"/>
-          <w14:ligatures w14:val="none"/>
-        </w:rPr>
-        <w:t>actual</w:t>
-      </w:r>
-      <w:r>
-        <w:rPr>
-          <w:rFonts w:ascii="Consolas" w:eastAsia="Times New Roman" w:hAnsi="Consolas" w:cs="Times New Roman"/>
-          <w:color w:val="1F2328"/>
-          <w:kern w:val="0"/>
-          <w:sz w:val="21"/>
-          <w:szCs w:val="21"/>
-          <w14:ligatures w14:val="none"/>
-        </w:rPr>
-        <w:t>.characters).</w:t>
-      </w:r>
-      <w:r>
-        <w:rPr>
-          <w:rFonts w:ascii="Consolas" w:eastAsia="Times New Roman" w:hAnsi="Consolas" w:cs="Times New Roman"/>
-          <w:color w:val="8250DF"/>
-          <w:kern w:val="0"/>
-          <w:sz w:val="21"/>
-          <w:szCs w:val="21"/>
-          <w14:ligatures w14:val="none"/>
-        </w:rPr>
-        <w:t>toBeInstanceOf</w:t>
-      </w:r>
-      <w:proofErr w:type="gramEnd"/>
-      <w:r>
-        <w:rPr>
-          <w:rFonts w:ascii="Consolas" w:eastAsia="Times New Roman" w:hAnsi="Consolas" w:cs="Times New Roman"/>
-          <w:color w:val="1F2328"/>
-          <w:kern w:val="0"/>
-          <w:sz w:val="21"/>
-          <w:szCs w:val="21"/>
-          <w14:ligatures w14:val="none"/>
-        </w:rPr>
-        <w:t>(</w:t>
-      </w:r>
-      <w:r>
-        <w:rPr>
-          <w:rFonts w:ascii="Consolas" w:eastAsia="Times New Roman" w:hAnsi="Consolas" w:cs="Times New Roman"/>
-          <w:color w:val="267F99"/>
-          <w:kern w:val="0"/>
-          <w:sz w:val="21"/>
-          <w:szCs w:val="21"/>
-          <w14:ligatures w14:val="none"/>
-        </w:rPr>
-        <w:t>Array</w:t>
-      </w:r>
-      <w:r>
-        <w:rPr>
-          <w:rFonts w:ascii="Consolas" w:eastAsia="Times New Roman" w:hAnsi="Consolas" w:cs="Times New Roman"/>
-          <w:color w:val="1F2328"/>
-          <w:kern w:val="0"/>
-          <w:sz w:val="21"/>
-          <w:szCs w:val="21"/>
-          <w14:ligatures w14:val="none"/>
-        </w:rPr>
-        <w:t>)</w:t>
-      </w:r>
-    </w:p>
-    <w:p>
-      <w:pPr>
-        <w:shd w:val="clear" w:color="auto" w:fill="FFFFFF"/>
-        <w:spacing w:after="0" w:line="285" w:lineRule="atLeast"/>
-        <w:rPr>
-          <w:rFonts w:ascii="Consolas" w:eastAsia="Times New Roman" w:hAnsi="Consolas" w:cs="Times New Roman"/>
-          <w:color w:val="1F2328"/>
-          <w:kern w:val="0"/>
-          <w:sz w:val="21"/>
-          <w:szCs w:val="21"/>
-          <w14:ligatures w14:val="none"/>
-        </w:rPr>
-      </w:pPr>
-      <w:r>
-        <w:rPr>
-          <w:rFonts w:ascii="Consolas" w:eastAsia="Times New Roman" w:hAnsi="Consolas" w:cs="Times New Roman"/>
-          <w:color w:val="1F2328"/>
-          <w:kern w:val="0"/>
-          <w:sz w:val="21"/>
-          <w:szCs w:val="21"/>
-          <w14:ligatures w14:val="none"/>
-        </w:rPr>
-        <w:t xml:space="preserve">        </w:t>
-      </w:r>
-      <w:r>
-        <w:rPr>
-          <w:rFonts w:ascii="Consolas" w:eastAsia="Times New Roman" w:hAnsi="Consolas" w:cs="Times New Roman"/>
-          <w:color w:val="8250DF"/>
-          <w:kern w:val="0"/>
-          <w:sz w:val="21"/>
-          <w:szCs w:val="21"/>
-          <w14:ligatures w14:val="none"/>
-        </w:rPr>
-        <w:t>expect</w:t>
-      </w:r>
-      <w:r>
-        <w:rPr>
-          <w:rFonts w:ascii="Consolas" w:eastAsia="Times New Roman" w:hAnsi="Consolas" w:cs="Times New Roman"/>
-          <w:color w:val="1F2328"/>
-          <w:kern w:val="0"/>
-          <w:sz w:val="21"/>
-          <w:szCs w:val="21"/>
-          <w14:ligatures w14:val="none"/>
-        </w:rPr>
-        <w:t>(</w:t>
-      </w:r>
-      <w:proofErr w:type="gramStart"/>
-      <w:r>
-        <w:rPr>
-          <w:rFonts w:ascii="Consolas" w:eastAsia="Times New Roman" w:hAnsi="Consolas" w:cs="Times New Roman"/>
-          <w:color w:val="0550AE"/>
-          <w:kern w:val="0"/>
-          <w:sz w:val="21"/>
-          <w:szCs w:val="21"/>
-          <w14:ligatures w14:val="none"/>
-        </w:rPr>
-        <w:t>actual</w:t>
-      </w:r>
-      <w:r>
-        <w:rPr>
-          <w:rFonts w:ascii="Consolas" w:eastAsia="Times New Roman" w:hAnsi="Consolas" w:cs="Times New Roman"/>
-          <w:color w:val="1F2328"/>
-          <w:kern w:val="0"/>
-          <w:sz w:val="21"/>
-          <w:szCs w:val="21"/>
-          <w14:ligatures w14:val="none"/>
-        </w:rPr>
-        <w:t>.characters).</w:t>
-      </w:r>
-      <w:r>
-        <w:rPr>
-          <w:rFonts w:ascii="Consolas" w:eastAsia="Times New Roman" w:hAnsi="Consolas" w:cs="Times New Roman"/>
-          <w:color w:val="8250DF"/>
-          <w:kern w:val="0"/>
-          <w:sz w:val="21"/>
-          <w:szCs w:val="21"/>
-          <w14:ligatures w14:val="none"/>
-        </w:rPr>
-        <w:t>toEqual</w:t>
-      </w:r>
-      <w:proofErr w:type="gramEnd"/>
-      <w:r>
-        <w:rPr>
-          <w:rFonts w:ascii="Consolas" w:eastAsia="Times New Roman" w:hAnsi="Consolas" w:cs="Times New Roman"/>
-          <w:color w:val="1F2328"/>
-          <w:kern w:val="0"/>
-          <w:sz w:val="21"/>
-          <w:szCs w:val="21"/>
-          <w14:ligatures w14:val="none"/>
-        </w:rPr>
-        <w:t>([</w:t>
-      </w:r>
-      <w:r>
-        <w:rPr>
-          <w:rFonts w:ascii="Consolas" w:eastAsia="Times New Roman" w:hAnsi="Consolas" w:cs="Times New Roman"/>
-          <w:color w:val="000000"/>
-          <w:kern w:val="0"/>
-          <w:sz w:val="21"/>
-          <w:szCs w:val="21"/>
-          <w14:ligatures w14:val="none"/>
-        </w:rPr>
-        <w:t>...</w:t>
-      </w:r>
-      <w:r>
-        <w:rPr>
-          <w:rFonts w:ascii="Consolas" w:eastAsia="Times New Roman" w:hAnsi="Consolas" w:cs="Times New Roman"/>
-          <w:color w:val="0550AE"/>
-          <w:kern w:val="0"/>
-          <w:sz w:val="21"/>
-          <w:szCs w:val="21"/>
-          <w14:ligatures w14:val="none"/>
-        </w:rPr>
-        <w:t>testData</w:t>
-      </w:r>
-      <w:r>
-        <w:rPr>
-          <w:rFonts w:ascii="Consolas" w:eastAsia="Times New Roman" w:hAnsi="Consolas" w:cs="Times New Roman"/>
-          <w:color w:val="1F2328"/>
-          <w:kern w:val="0"/>
-          <w:sz w:val="21"/>
-          <w:szCs w:val="21"/>
-          <w14:ligatures w14:val="none"/>
-        </w:rPr>
-        <w:t>])</w:t>
-      </w:r>
-    </w:p>
-    <w:p>
-      <w:pPr>
-        <w:shd w:val="clear" w:color="auto" w:fill="FFFFFF"/>
-        <w:spacing w:after="0" w:line="285" w:lineRule="atLeast"/>
-        <w:ind w:left="720"/>
-        <w:rPr>
-          <w:rFonts w:ascii="Consolas" w:eastAsia="Times New Roman" w:hAnsi="Consolas" w:cs="Times New Roman"/>
-          <w:color w:val="202020"/>
-          <w:kern w:val="0"/>
-          <w:sz w:val="21"/>
-          <w:szCs w:val="21"/>
-          <w14:ligatures w14:val="none"/>
-        </w:rPr>
-      </w:pPr>
-      <w:r>
-        <w:rPr>
-          <w:rFonts w:ascii="Consolas" w:eastAsia="Times New Roman" w:hAnsi="Consolas" w:cs="Times New Roman"/>
-          <w:color w:val="8250DF"/>
-          <w:kern w:val="0"/>
-          <w:sz w:val="21"/>
-          <w:szCs w:val="21"/>
-          <w14:ligatures w14:val="none"/>
-        </w:rPr>
-        <w:t xml:space="preserve">  </w:t>
-      </w:r>
-      <w:r>
-        <w:rPr>
-          <w:rFonts w:ascii="Consolas" w:eastAsia="Times New Roman" w:hAnsi="Consolas" w:cs="Times New Roman"/>
-          <w:color w:val="8250DF"/>
-          <w:kern w:val="0"/>
-          <w:sz w:val="21"/>
-          <w:szCs w:val="21"/>
-          <w14:ligatures w14:val="none"/>
-        </w:rPr>
-        <w:t>expect</w:t>
-      </w:r>
-      <w:r>
-        <w:rPr>
-          <w:rFonts w:ascii="Consolas" w:eastAsia="Times New Roman" w:hAnsi="Consolas" w:cs="Times New Roman"/>
-          <w:color w:val="1F2328"/>
-          <w:kern w:val="0"/>
-          <w:sz w:val="21"/>
-          <w:szCs w:val="21"/>
-          <w14:ligatures w14:val="none"/>
-        </w:rPr>
-        <w:t>(</w:t>
-      </w:r>
-      <w:proofErr w:type="gramStart"/>
-      <w:r>
-        <w:rPr>
-          <w:rFonts w:ascii="Consolas" w:eastAsia="Times New Roman" w:hAnsi="Consolas" w:cs="Times New Roman"/>
-          <w:color w:val="0550AE"/>
-          <w:kern w:val="0"/>
-          <w:sz w:val="21"/>
-          <w:szCs w:val="21"/>
-          <w14:ligatures w14:val="none"/>
-        </w:rPr>
-        <w:t>actual</w:t>
-      </w:r>
-      <w:r>
-        <w:rPr>
-          <w:rFonts w:ascii="Consolas" w:eastAsia="Times New Roman" w:hAnsi="Consolas" w:cs="Times New Roman"/>
-          <w:color w:val="1F2328"/>
-          <w:kern w:val="0"/>
-          <w:sz w:val="21"/>
-          <w:szCs w:val="21"/>
-          <w14:ligatures w14:val="none"/>
-        </w:rPr>
-        <w:t>.characters).</w:t>
-      </w:r>
-      <w:r>
-        <w:rPr>
-          <w:rFonts w:ascii="Consolas" w:eastAsia="Times New Roman" w:hAnsi="Consolas" w:cs="Times New Roman"/>
-          <w:color w:val="8250DF"/>
-          <w:kern w:val="0"/>
-          <w:sz w:val="21"/>
-          <w:szCs w:val="21"/>
-          <w14:ligatures w14:val="none"/>
-        </w:rPr>
-        <w:t>toEqual</w:t>
-      </w:r>
-      <w:proofErr w:type="gramEnd"/>
-      <w:r>
-        <w:rPr>
-          <w:rFonts w:ascii="Consolas" w:eastAsia="Times New Roman" w:hAnsi="Consolas" w:cs="Times New Roman"/>
-          <w:color w:val="1F2328"/>
-          <w:kern w:val="0"/>
-          <w:sz w:val="21"/>
-          <w:szCs w:val="21"/>
-          <w14:ligatures w14:val="none"/>
-        </w:rPr>
-        <w:t>(</w:t>
-      </w:r>
-    </w:p>
-    <w:p>
-      <w:pPr>
-        <w:shd w:val="clear" w:color="auto" w:fill="FFFFFF"/>
-        <w:spacing w:after="0" w:line="285" w:lineRule="atLeast"/>
-        <w:rPr>
-          <w:rFonts w:ascii="Consolas" w:eastAsia="Times New Roman" w:hAnsi="Consolas" w:cs="Times New Roman"/>
-          <w:color w:val="202020"/>
-          <w:kern w:val="0"/>
-          <w:sz w:val="21"/>
-          <w:szCs w:val="21"/>
-          <w14:ligatures w14:val="none"/>
-        </w:rPr>
-      </w:pPr>
-      <w:r>
-        <w:rPr>
-          <w:rFonts w:ascii="Consolas" w:eastAsia="Times New Roman" w:hAnsi="Consolas" w:cs="Times New Roman"/>
-          <w:color w:val="1F2328"/>
-          <w:kern w:val="0"/>
-          <w:sz w:val="21"/>
-          <w:szCs w:val="21"/>
-          <w14:ligatures w14:val="none"/>
-        </w:rPr>
-        <w:t xml:space="preserve">            </w:t>
-      </w:r>
-      <w:proofErr w:type="gramStart"/>
-      <w:r>
-        <w:rPr>
-          <w:rFonts w:ascii="Consolas" w:eastAsia="Times New Roman" w:hAnsi="Consolas" w:cs="Times New Roman"/>
-          <w:color w:val="0550AE"/>
-          <w:kern w:val="0"/>
-          <w:sz w:val="21"/>
-          <w:szCs w:val="21"/>
-          <w14:ligatures w14:val="none"/>
-        </w:rPr>
-        <w:t>expect</w:t>
-      </w:r>
-      <w:r>
-        <w:rPr>
-          <w:rFonts w:ascii="Consolas" w:eastAsia="Times New Roman" w:hAnsi="Consolas" w:cs="Times New Roman"/>
-          <w:color w:val="1F2328"/>
-          <w:kern w:val="0"/>
-          <w:sz w:val="21"/>
-          <w:szCs w:val="21"/>
-          <w14:ligatures w14:val="none"/>
-        </w:rPr>
-        <w:t>.</w:t>
-      </w:r>
-      <w:r>
-        <w:rPr>
-          <w:rFonts w:ascii="Consolas" w:eastAsia="Times New Roman" w:hAnsi="Consolas" w:cs="Times New Roman"/>
-          <w:color w:val="8250DF"/>
-          <w:kern w:val="0"/>
-          <w:sz w:val="21"/>
-          <w:szCs w:val="21"/>
-          <w14:ligatures w14:val="none"/>
-        </w:rPr>
-        <w:t>arrayContaining</w:t>
-      </w:r>
-      <w:proofErr w:type="gramEnd"/>
-      <w:r>
-        <w:rPr>
-          <w:rFonts w:ascii="Consolas" w:eastAsia="Times New Roman" w:hAnsi="Consolas" w:cs="Times New Roman"/>
-          <w:color w:val="1F2328"/>
-          <w:kern w:val="0"/>
-          <w:sz w:val="21"/>
-          <w:szCs w:val="21"/>
-          <w14:ligatures w14:val="none"/>
-        </w:rPr>
-        <w:t>([</w:t>
-      </w:r>
-      <w:r>
-        <w:rPr>
-          <w:rFonts w:ascii="Consolas" w:eastAsia="Times New Roman" w:hAnsi="Consolas" w:cs="Times New Roman"/>
-          <w:color w:val="0A3069"/>
-          <w:kern w:val="0"/>
-          <w:sz w:val="21"/>
-          <w:szCs w:val="21"/>
-          <w14:ligatures w14:val="none"/>
-        </w:rPr>
-        <w:t>'J'</w:t>
-      </w:r>
-      <w:r>
-        <w:rPr>
-          <w:rFonts w:ascii="Consolas" w:eastAsia="Times New Roman" w:hAnsi="Consolas" w:cs="Times New Roman"/>
-          <w:color w:val="1F2328"/>
-          <w:kern w:val="0"/>
-          <w:sz w:val="21"/>
-          <w:szCs w:val="21"/>
-          <w14:ligatures w14:val="none"/>
-        </w:rPr>
-        <w:t xml:space="preserve">, </w:t>
-      </w:r>
-      <w:r>
-        <w:rPr>
-          <w:rFonts w:ascii="Consolas" w:eastAsia="Times New Roman" w:hAnsi="Consolas" w:cs="Times New Roman"/>
-          <w:color w:val="0A3069"/>
-          <w:kern w:val="0"/>
-          <w:sz w:val="21"/>
-          <w:szCs w:val="21"/>
-          <w14:ligatures w14:val="none"/>
-        </w:rPr>
-        <w:t>'L'</w:t>
-      </w:r>
-      <w:r>
-        <w:rPr>
-          <w:rFonts w:ascii="Consolas" w:eastAsia="Times New Roman" w:hAnsi="Consolas" w:cs="Times New Roman"/>
-          <w:color w:val="1F2328"/>
-          <w:kern w:val="0"/>
-          <w:sz w:val="21"/>
-          <w:szCs w:val="21"/>
-          <w14:ligatures w14:val="none"/>
-        </w:rPr>
-        <w:t>])</w:t>
-      </w:r>
-    </w:p>
-    <w:p>
-      <w:pPr>
-        <w:shd w:val="clear" w:color="auto" w:fill="FFFFFF"/>
-        <w:spacing w:after="0" w:line="285" w:lineRule="atLeast"/>
-        <w:rPr>
-          <w:rFonts w:ascii="Consolas" w:eastAsia="Times New Roman" w:hAnsi="Consolas" w:cs="Times New Roman"/>
-          <w:color w:val="202020"/>
-          <w:kern w:val="0"/>
-          <w:sz w:val="21"/>
-          <w:szCs w:val="21"/>
-          <w14:ligatures w14:val="none"/>
-        </w:rPr>
-      </w:pPr>
-      <w:r>
-        <w:rPr>
-          <w:rFonts w:ascii="Consolas" w:eastAsia="Times New Roman" w:hAnsi="Consolas" w:cs="Times New Roman"/>
-          <w:color w:val="1F2328"/>
-          <w:kern w:val="0"/>
-          <w:sz w:val="21"/>
-          <w:szCs w:val="21"/>
-          <w14:ligatures w14:val="none"/>
-        </w:rPr>
-        <w:t>        )</w:t>
-      </w:r>
-    </w:p>
-    <w:p>
-      <w:pPr>
-        <w:shd w:val="clear" w:color="auto" w:fill="FFFFFF"/>
-        <w:spacing w:after="0" w:line="285" w:lineRule="atLeast"/>
-        <w:rPr>
-          <w:rFonts w:ascii="Consolas" w:eastAsia="Times New Roman" w:hAnsi="Consolas" w:cs="Times New Roman"/>
-          <w:color w:val="202020"/>
-          <w:kern w:val="0"/>
-          <w:sz w:val="21"/>
-          <w:szCs w:val="21"/>
-          <w14:ligatures w14:val="none"/>
-        </w:rPr>
-      </w:pPr>
-    </w:p>
-    <w:p>
-      <w:pPr>
-        <w:shd w:val="clear" w:color="auto" w:fill="FFFFFF"/>
-        <w:spacing w:after="0" w:line="285" w:lineRule="atLeast"/>
-        <w:rPr>
-          <w:rFonts w:ascii="Consolas" w:eastAsia="Times New Roman" w:hAnsi="Consolas" w:cs="Times New Roman"/>
-          <w:color w:val="202020"/>
-          <w:kern w:val="0"/>
-          <w:sz w:val="21"/>
-          <w:szCs w:val="21"/>
-          <w14:ligatures w14:val="none"/>
-        </w:rPr>
-      </w:pPr>
-      <w:r>
-        <w:rPr>
-          <w:rFonts w:ascii="Consolas" w:eastAsia="Times New Roman" w:hAnsi="Consolas" w:cs="Times New Roman"/>
-          <w:color w:val="1F2328"/>
-          <w:kern w:val="0"/>
-          <w:sz w:val="21"/>
-          <w:szCs w:val="21"/>
-          <w14:ligatures w14:val="none"/>
-        </w:rPr>
-        <w:t xml:space="preserve">        </w:t>
-      </w:r>
-      <w:r>
-        <w:rPr>
-          <w:rFonts w:ascii="Consolas" w:eastAsia="Times New Roman" w:hAnsi="Consolas" w:cs="Times New Roman"/>
-          <w:color w:val="8250DF"/>
-          <w:kern w:val="0"/>
-          <w:sz w:val="21"/>
-          <w:szCs w:val="21"/>
-          <w14:ligatures w14:val="none"/>
-        </w:rPr>
-        <w:t>expect</w:t>
-      </w:r>
-      <w:r>
-        <w:rPr>
-          <w:rFonts w:ascii="Consolas" w:eastAsia="Times New Roman" w:hAnsi="Consolas" w:cs="Times New Roman"/>
-          <w:color w:val="1F2328"/>
-          <w:kern w:val="0"/>
-          <w:sz w:val="21"/>
-          <w:szCs w:val="21"/>
-          <w14:ligatures w14:val="none"/>
-        </w:rPr>
-        <w:t>(</w:t>
-      </w:r>
-      <w:proofErr w:type="gramStart"/>
-      <w:r>
-        <w:rPr>
-          <w:rFonts w:ascii="Consolas" w:eastAsia="Times New Roman" w:hAnsi="Consolas" w:cs="Times New Roman"/>
-          <w:color w:val="0550AE"/>
-          <w:kern w:val="0"/>
-          <w:sz w:val="21"/>
-          <w:szCs w:val="21"/>
-          <w14:ligatures w14:val="none"/>
-        </w:rPr>
-        <w:t>actual</w:t>
-      </w:r>
-      <w:r>
-        <w:rPr>
-          <w:rFonts w:ascii="Consolas" w:eastAsia="Times New Roman" w:hAnsi="Consolas" w:cs="Times New Roman"/>
-          <w:color w:val="1F2328"/>
-          <w:kern w:val="0"/>
-          <w:sz w:val="21"/>
-          <w:szCs w:val="21"/>
-          <w14:ligatures w14:val="none"/>
-        </w:rPr>
-        <w:t>.characters).</w:t>
-      </w:r>
-      <w:r>
-        <w:rPr>
-          <w:rFonts w:ascii="Consolas" w:eastAsia="Times New Roman" w:hAnsi="Consolas" w:cs="Times New Roman"/>
-          <w:color w:val="8250DF"/>
-          <w:kern w:val="0"/>
-          <w:sz w:val="21"/>
-          <w:szCs w:val="21"/>
-          <w14:ligatures w14:val="none"/>
-        </w:rPr>
-        <w:t>toContainEqual</w:t>
-      </w:r>
-      <w:proofErr w:type="gramEnd"/>
-      <w:r>
-        <w:rPr>
-          <w:rFonts w:ascii="Consolas" w:eastAsia="Times New Roman" w:hAnsi="Consolas" w:cs="Times New Roman"/>
-          <w:color w:val="1F2328"/>
-          <w:kern w:val="0"/>
-          <w:sz w:val="21"/>
-          <w:szCs w:val="21"/>
-          <w14:ligatures w14:val="none"/>
-        </w:rPr>
-        <w:t>(</w:t>
-      </w:r>
-      <w:r>
-        <w:rPr>
-          <w:rFonts w:ascii="Consolas" w:eastAsia="Times New Roman" w:hAnsi="Consolas" w:cs="Times New Roman"/>
-          <w:color w:val="0A3069"/>
-          <w:kern w:val="0"/>
-          <w:sz w:val="21"/>
-          <w:szCs w:val="21"/>
-          <w14:ligatures w14:val="none"/>
-        </w:rPr>
-        <w:t>'J'</w:t>
-      </w:r>
-      <w:r>
-        <w:rPr>
-          <w:rFonts w:ascii="Consolas" w:eastAsia="Times New Roman" w:hAnsi="Consolas" w:cs="Times New Roman"/>
-          <w:color w:val="1F2328"/>
-          <w:kern w:val="0"/>
-          <w:sz w:val="21"/>
-          <w:szCs w:val="21"/>
-          <w14:ligatures w14:val="none"/>
-        </w:rPr>
-        <w:t>)</w:t>
-      </w:r>
-    </w:p>
-    <w:p>
-      <w:pPr>
-        <w:shd w:val="clear" w:color="auto" w:fill="FFFFFF"/>
-        <w:spacing w:after="0" w:line="285" w:lineRule="atLeast"/>
-        <w:rPr>
-          <w:rFonts w:ascii="Consolas" w:eastAsia="Times New Roman" w:hAnsi="Consolas" w:cs="Times New Roman"/>
-          <w:color w:val="202020"/>
-          <w:kern w:val="0"/>
-          <w:sz w:val="21"/>
-          <w:szCs w:val="21"/>
-          <w14:ligatures w14:val="none"/>
-        </w:rPr>
-      </w:pPr>
-      <w:r>
-        <w:rPr>
-          <w:rFonts w:ascii="Consolas" w:eastAsia="Times New Roman" w:hAnsi="Consolas" w:cs="Times New Roman"/>
-          <w:color w:val="1F2328"/>
-          <w:kern w:val="0"/>
-          <w:sz w:val="21"/>
-          <w:szCs w:val="21"/>
-          <w14:ligatures w14:val="none"/>
-        </w:rPr>
-        <w:t xml:space="preserve">        </w:t>
-      </w:r>
-      <w:r>
-        <w:rPr>
-          <w:rFonts w:ascii="Consolas" w:eastAsia="Times New Roman" w:hAnsi="Consolas" w:cs="Times New Roman"/>
-          <w:color w:val="8250DF"/>
-          <w:kern w:val="0"/>
-          <w:sz w:val="21"/>
-          <w:szCs w:val="21"/>
-          <w14:ligatures w14:val="none"/>
-        </w:rPr>
-        <w:t>expect</w:t>
-      </w:r>
-      <w:r>
-        <w:rPr>
-          <w:rFonts w:ascii="Consolas" w:eastAsia="Times New Roman" w:hAnsi="Consolas" w:cs="Times New Roman"/>
-          <w:color w:val="1F2328"/>
-          <w:kern w:val="0"/>
-          <w:sz w:val="21"/>
-          <w:szCs w:val="21"/>
-          <w14:ligatures w14:val="none"/>
-        </w:rPr>
-        <w:t>(</w:t>
-      </w:r>
-      <w:proofErr w:type="gramStart"/>
-      <w:r>
-        <w:rPr>
-          <w:rFonts w:ascii="Consolas" w:eastAsia="Times New Roman" w:hAnsi="Consolas" w:cs="Times New Roman"/>
-          <w:color w:val="0550AE"/>
-          <w:kern w:val="0"/>
-          <w:sz w:val="21"/>
-          <w:szCs w:val="21"/>
-          <w14:ligatures w14:val="none"/>
-        </w:rPr>
-        <w:t>actual</w:t>
-      </w:r>
-      <w:r>
-        <w:rPr>
-          <w:rFonts w:ascii="Consolas" w:eastAsia="Times New Roman" w:hAnsi="Consolas" w:cs="Times New Roman"/>
-          <w:color w:val="1F2328"/>
-          <w:kern w:val="0"/>
-          <w:sz w:val="21"/>
-          <w:szCs w:val="21"/>
-          <w14:ligatures w14:val="none"/>
-        </w:rPr>
-        <w:t>.extraInfo).</w:t>
-      </w:r>
-      <w:r>
-        <w:rPr>
-          <w:rFonts w:ascii="Consolas" w:eastAsia="Times New Roman" w:hAnsi="Consolas" w:cs="Times New Roman"/>
-          <w:color w:val="8250DF"/>
-          <w:kern w:val="0"/>
-          <w:sz w:val="21"/>
-          <w:szCs w:val="21"/>
-          <w14:ligatures w14:val="none"/>
-        </w:rPr>
         <w:t>toMatchObject</w:t>
       </w:r>
-      <w:proofErr w:type="gramEnd"/>
       <w:r>
         <w:rPr>
           <w:rFonts w:ascii="Consolas" w:eastAsia="Times New Roman" w:hAnsi="Consolas" w:cs="Times New Roman"/>
@@ -4751,7 +4676,6 @@
         </w:rPr>
         <w:t xml:space="preserve">    </w:t>
       </w:r>
-      <w:proofErr w:type="gramStart"/>
       <w:r>
         <w:rPr>
           <w:rFonts w:ascii="Consolas" w:eastAsia="Times New Roman" w:hAnsi="Consolas" w:cs="Times New Roman"/>
@@ -4774,7 +4698,6 @@
         </w:rPr>
         <w:t>(</w:t>
       </w:r>
-      <w:proofErr w:type="gramEnd"/>
       <w:r>
         <w:rPr>
           <w:rFonts w:ascii="Consolas" w:eastAsia="Times New Roman" w:hAnsi="Consolas" w:cs="Times New Roman"/>
@@ -4842,19 +4765,7 @@
           <w:szCs w:val="21"/>
           <w14:ligatures w14:val="none"/>
         </w:rPr>
-        <w:t xml:space="preserve">        </w:t>
-      </w:r>
-      <w:proofErr w:type="gramStart"/>
-      <w:r>
-        <w:rPr>
-          <w:rFonts w:ascii="Consolas" w:eastAsia="Times New Roman" w:hAnsi="Consolas" w:cs="Times New Roman"/>
-          <w:color w:val="1F2328"/>
-          <w:kern w:val="0"/>
-          <w:sz w:val="21"/>
-          <w:szCs w:val="21"/>
-          <w14:ligatures w14:val="none"/>
-        </w:rPr>
-        <w:t>it.</w:t>
+        <w:t>        it.</w:t>
       </w:r>
       <w:r>
         <w:rPr>
@@ -4867,7 +4778,6 @@
         </w:rPr>
         <w:t>each</w:t>
       </w:r>
-      <w:proofErr w:type="gramEnd"/>
       <w:r>
         <w:rPr>
           <w:rFonts w:ascii="Consolas" w:eastAsia="Times New Roman" w:hAnsi="Consolas" w:cs="Times New Roman"/>
@@ -5241,21 +5151,8 @@
           <w:szCs w:val="21"/>
           <w14:ligatures w14:val="none"/>
         </w:rPr>
-        <w:t xml:space="preserve">        </w:t>
-      </w:r>
-      <w:proofErr w:type="gramStart"/>
-      <w:r>
-        <w:rPr>
-          <w:rFonts w:ascii="Consolas" w:eastAsia="Times New Roman" w:hAnsi="Consolas" w:cs="Times New Roman"/>
-          <w:color w:val="1F2328"/>
-          <w:kern w:val="0"/>
-          <w:sz w:val="21"/>
-          <w:szCs w:val="21"/>
-          <w14:ligatures w14:val="none"/>
-        </w:rPr>
-        <w:t>])(</w:t>
-      </w:r>
-      <w:proofErr w:type="gramEnd"/>
+        <w:t>        ])(</w:t>
+      </w:r>
       <w:r>
         <w:rPr>
           <w:rFonts w:ascii="Consolas" w:eastAsia="Times New Roman" w:hAnsi="Consolas" w:cs="Times New Roman"/>
@@ -5276,20 +5173,30 @@
           <w:szCs w:val="21"/>
           <w14:ligatures w14:val="none"/>
         </w:rPr>
+        <w:t xml:space="preserve">, ({ </w:t>
+      </w:r>
+      <w:r>
+        <w:rPr>
+          <w:rFonts w:ascii="Consolas" w:eastAsia="Times New Roman" w:hAnsi="Consolas" w:cs="Times New Roman"/>
+          <w:color w:val="953800"/>
+          <w:kern w:val="0"/>
+          <w:sz w:val="21"/>
+          <w:szCs w:val="21"/>
+          <w14:ligatures w14:val="none"/>
+        </w:rPr>
+        <w:t>data</w:t>
+      </w:r>
+      <w:r>
+        <w:rPr>
+          <w:rFonts w:ascii="Consolas" w:eastAsia="Times New Roman" w:hAnsi="Consolas" w:cs="Times New Roman"/>
+          <w:color w:val="1F2328"/>
+          <w:kern w:val="0"/>
+          <w:sz w:val="21"/>
+          <w:szCs w:val="21"/>
+          <w14:ligatures w14:val="none"/>
+        </w:rPr>
         <w:t xml:space="preserve">, </w:t>
       </w:r>
-      <w:proofErr w:type="gramStart"/>
-      <w:r>
-        <w:rPr>
-          <w:rFonts w:ascii="Consolas" w:eastAsia="Times New Roman" w:hAnsi="Consolas" w:cs="Times New Roman"/>
-          <w:color w:val="1F2328"/>
-          <w:kern w:val="0"/>
-          <w:sz w:val="21"/>
-          <w:szCs w:val="21"/>
-          <w14:ligatures w14:val="none"/>
-        </w:rPr>
-        <w:t xml:space="preserve">({ </w:t>
-      </w:r>
       <w:r>
         <w:rPr>
           <w:rFonts w:ascii="Consolas" w:eastAsia="Times New Roman" w:hAnsi="Consolas" w:cs="Times New Roman"/>
@@ -5299,101 +5206,131 @@
           <w:szCs w:val="21"/>
           <w14:ligatures w14:val="none"/>
         </w:rPr>
+        <w:t>expected</w:t>
+      </w:r>
+      <w:r>
+        <w:rPr>
+          <w:rFonts w:ascii="Consolas" w:eastAsia="Times New Roman" w:hAnsi="Consolas" w:cs="Times New Roman"/>
+          <w:color w:val="1F2328"/>
+          <w:kern w:val="0"/>
+          <w:sz w:val="21"/>
+          <w:szCs w:val="21"/>
+          <w14:ligatures w14:val="none"/>
+        </w:rPr>
+        <w:t xml:space="preserve"> }) </w:t>
+      </w:r>
+      <w:r>
+        <w:rPr>
+          <w:rFonts w:ascii="Consolas" w:eastAsia="Times New Roman" w:hAnsi="Consolas" w:cs="Times New Roman"/>
+          <w:color w:val="CF222E"/>
+          <w:kern w:val="0"/>
+          <w:sz w:val="21"/>
+          <w:szCs w:val="21"/>
+          <w14:ligatures w14:val="none"/>
+        </w:rPr>
+        <w:t>=&gt;</w:t>
+      </w:r>
+      <w:r>
+        <w:rPr>
+          <w:rFonts w:ascii="Consolas" w:eastAsia="Times New Roman" w:hAnsi="Consolas" w:cs="Times New Roman"/>
+          <w:color w:val="1F2328"/>
+          <w:kern w:val="0"/>
+          <w:sz w:val="21"/>
+          <w:szCs w:val="21"/>
+          <w14:ligatures w14:val="none"/>
+        </w:rPr>
+        <w:t xml:space="preserve"> {</w:t>
+      </w:r>
+    </w:p>
+    <w:p>
+      <w:pPr>
+        <w:shd w:val="clear" w:color="auto" w:fill="FFFFFF"/>
+        <w:spacing w:after="0" w:line="285" w:lineRule="atLeast"/>
+        <w:rPr>
+          <w:rFonts w:ascii="Consolas" w:eastAsia="Times New Roman" w:hAnsi="Consolas" w:cs="Times New Roman"/>
+          <w:color w:val="202020"/>
+          <w:kern w:val="0"/>
+          <w:sz w:val="21"/>
+          <w:szCs w:val="21"/>
+          <w14:ligatures w14:val="none"/>
+        </w:rPr>
+      </w:pPr>
+      <w:r>
+        <w:rPr>
+          <w:rFonts w:ascii="Consolas" w:eastAsia="Times New Roman" w:hAnsi="Consolas" w:cs="Times New Roman"/>
+          <w:color w:val="1F2328"/>
+          <w:kern w:val="0"/>
+          <w:sz w:val="21"/>
+          <w:szCs w:val="21"/>
+          <w14:ligatures w14:val="none"/>
+        </w:rPr>
+        <w:t xml:space="preserve">            </w:t>
+      </w:r>
+      <w:r>
+        <w:rPr>
+          <w:rFonts w:ascii="Consolas" w:eastAsia="Times New Roman" w:hAnsi="Consolas" w:cs="Times New Roman"/>
+          <w:color w:val="8250DF"/>
+          <w:kern w:val="0"/>
+          <w:sz w:val="21"/>
+          <w:szCs w:val="21"/>
+          <w14:ligatures w14:val="none"/>
+        </w:rPr>
+        <w:t>expect</w:t>
+      </w:r>
+      <w:r>
+        <w:rPr>
+          <w:rFonts w:ascii="Consolas" w:eastAsia="Times New Roman" w:hAnsi="Consolas" w:cs="Times New Roman"/>
+          <w:color w:val="1F2328"/>
+          <w:kern w:val="0"/>
+          <w:sz w:val="21"/>
+          <w:szCs w:val="21"/>
+          <w14:ligatures w14:val="none"/>
+        </w:rPr>
+        <w:t>(</w:t>
+      </w:r>
+      <w:r>
+        <w:rPr>
+          <w:rFonts w:ascii="Consolas" w:eastAsia="Times New Roman" w:hAnsi="Consolas" w:cs="Times New Roman"/>
+          <w:color w:val="8250DF"/>
+          <w:kern w:val="0"/>
+          <w:sz w:val="21"/>
+          <w:szCs w:val="21"/>
+          <w14:ligatures w14:val="none"/>
+        </w:rPr>
+        <w:t>toUpperCase</w:t>
+      </w:r>
+      <w:r>
+        <w:rPr>
+          <w:rFonts w:ascii="Consolas" w:eastAsia="Times New Roman" w:hAnsi="Consolas" w:cs="Times New Roman"/>
+          <w:color w:val="1F2328"/>
+          <w:kern w:val="0"/>
+          <w:sz w:val="21"/>
+          <w:szCs w:val="21"/>
+          <w14:ligatures w14:val="none"/>
+        </w:rPr>
+        <w:t>(</w:t>
+      </w:r>
+      <w:r>
+        <w:rPr>
+          <w:rFonts w:ascii="Consolas" w:eastAsia="Times New Roman" w:hAnsi="Consolas" w:cs="Times New Roman"/>
+          <w:color w:val="953800"/>
+          <w:kern w:val="0"/>
+          <w:sz w:val="21"/>
+          <w:szCs w:val="21"/>
+          <w14:ligatures w14:val="none"/>
+        </w:rPr>
         <w:t>data</w:t>
       </w:r>
-      <w:proofErr w:type="gramEnd"/>
-      <w:r>
-        <w:rPr>
-          <w:rFonts w:ascii="Consolas" w:eastAsia="Times New Roman" w:hAnsi="Consolas" w:cs="Times New Roman"/>
-          <w:color w:val="1F2328"/>
-          <w:kern w:val="0"/>
-          <w:sz w:val="21"/>
-          <w:szCs w:val="21"/>
-          <w14:ligatures w14:val="none"/>
-        </w:rPr>
-        <w:t xml:space="preserve">, </w:t>
-      </w:r>
-      <w:proofErr w:type="gramStart"/>
-      <w:r>
-        <w:rPr>
-          <w:rFonts w:ascii="Consolas" w:eastAsia="Times New Roman" w:hAnsi="Consolas" w:cs="Times New Roman"/>
-          <w:color w:val="953800"/>
-          <w:kern w:val="0"/>
-          <w:sz w:val="21"/>
-          <w:szCs w:val="21"/>
-          <w14:ligatures w14:val="none"/>
-        </w:rPr>
-        <w:t>expected</w:t>
-      </w:r>
-      <w:r>
-        <w:rPr>
-          <w:rFonts w:ascii="Consolas" w:eastAsia="Times New Roman" w:hAnsi="Consolas" w:cs="Times New Roman"/>
-          <w:color w:val="1F2328"/>
-          <w:kern w:val="0"/>
-          <w:sz w:val="21"/>
-          <w:szCs w:val="21"/>
-          <w14:ligatures w14:val="none"/>
-        </w:rPr>
-        <w:t xml:space="preserve"> }</w:t>
-      </w:r>
-      <w:proofErr w:type="gramEnd"/>
-      <w:r>
-        <w:rPr>
-          <w:rFonts w:ascii="Consolas" w:eastAsia="Times New Roman" w:hAnsi="Consolas" w:cs="Times New Roman"/>
-          <w:color w:val="1F2328"/>
-          <w:kern w:val="0"/>
-          <w:sz w:val="21"/>
-          <w:szCs w:val="21"/>
-          <w14:ligatures w14:val="none"/>
-        </w:rPr>
-        <w:t xml:space="preserve">) </w:t>
-      </w:r>
-      <w:r>
-        <w:rPr>
-          <w:rFonts w:ascii="Consolas" w:eastAsia="Times New Roman" w:hAnsi="Consolas" w:cs="Times New Roman"/>
-          <w:color w:val="CF222E"/>
-          <w:kern w:val="0"/>
-          <w:sz w:val="21"/>
-          <w:szCs w:val="21"/>
-          <w14:ligatures w14:val="none"/>
-        </w:rPr>
-        <w:t>=&gt;</w:t>
-      </w:r>
-      <w:r>
-        <w:rPr>
-          <w:rFonts w:ascii="Consolas" w:eastAsia="Times New Roman" w:hAnsi="Consolas" w:cs="Times New Roman"/>
-          <w:color w:val="1F2328"/>
-          <w:kern w:val="0"/>
-          <w:sz w:val="21"/>
-          <w:szCs w:val="21"/>
-          <w14:ligatures w14:val="none"/>
-        </w:rPr>
-        <w:t xml:space="preserve"> {</w:t>
-      </w:r>
-    </w:p>
-    <w:p>
-      <w:pPr>
-        <w:shd w:val="clear" w:color="auto" w:fill="FFFFFF"/>
-        <w:spacing w:after="0" w:line="285" w:lineRule="atLeast"/>
-        <w:rPr>
-          <w:rFonts w:ascii="Consolas" w:eastAsia="Times New Roman" w:hAnsi="Consolas" w:cs="Times New Roman"/>
-          <w:color w:val="202020"/>
-          <w:kern w:val="0"/>
-          <w:sz w:val="21"/>
-          <w:szCs w:val="21"/>
-          <w14:ligatures w14:val="none"/>
-        </w:rPr>
-      </w:pPr>
-      <w:r>
-        <w:rPr>
-          <w:rFonts w:ascii="Consolas" w:eastAsia="Times New Roman" w:hAnsi="Consolas" w:cs="Times New Roman"/>
-          <w:color w:val="1F2328"/>
-          <w:kern w:val="0"/>
-          <w:sz w:val="21"/>
-          <w:szCs w:val="21"/>
-          <w14:ligatures w14:val="none"/>
-        </w:rPr>
-        <w:t xml:space="preserve">            </w:t>
+      <w:r>
+        <w:rPr>
+          <w:rFonts w:ascii="Consolas" w:eastAsia="Times New Roman" w:hAnsi="Consolas" w:cs="Times New Roman"/>
+          <w:color w:val="1F2328"/>
+          <w:kern w:val="0"/>
+          <w:sz w:val="21"/>
+          <w:szCs w:val="21"/>
+          <w14:ligatures w14:val="none"/>
+        </w:rPr>
+        <w:t>)).</w:t>
       </w:r>
       <w:r>
         <w:rPr>
@@ -5404,87 +5341,8 @@
           <w:szCs w:val="21"/>
           <w14:ligatures w14:val="none"/>
         </w:rPr>
-        <w:t>expect</w:t>
-      </w:r>
-      <w:r>
-        <w:rPr>
-          <w:rFonts w:ascii="Consolas" w:eastAsia="Times New Roman" w:hAnsi="Consolas" w:cs="Times New Roman"/>
-          <w:color w:val="1F2328"/>
-          <w:kern w:val="0"/>
-          <w:sz w:val="21"/>
-          <w:szCs w:val="21"/>
-          <w14:ligatures w14:val="none"/>
-        </w:rPr>
-        <w:t>(</w:t>
-      </w:r>
-      <w:r>
-        <w:rPr>
-          <w:rFonts w:ascii="Consolas" w:eastAsia="Times New Roman" w:hAnsi="Consolas" w:cs="Times New Roman"/>
-          <w:color w:val="8250DF"/>
-          <w:kern w:val="0"/>
-          <w:sz w:val="21"/>
-          <w:szCs w:val="21"/>
-          <w14:ligatures w14:val="none"/>
-        </w:rPr>
-        <w:t>toUpperCase</w:t>
-      </w:r>
-      <w:r>
-        <w:rPr>
-          <w:rFonts w:ascii="Consolas" w:eastAsia="Times New Roman" w:hAnsi="Consolas" w:cs="Times New Roman"/>
-          <w:color w:val="1F2328"/>
-          <w:kern w:val="0"/>
-          <w:sz w:val="21"/>
-          <w:szCs w:val="21"/>
-          <w14:ligatures w14:val="none"/>
-        </w:rPr>
-        <w:t>(</w:t>
-      </w:r>
-      <w:r>
-        <w:rPr>
-          <w:rFonts w:ascii="Consolas" w:eastAsia="Times New Roman" w:hAnsi="Consolas" w:cs="Times New Roman"/>
-          <w:color w:val="953800"/>
-          <w:kern w:val="0"/>
-          <w:sz w:val="21"/>
-          <w:szCs w:val="21"/>
-          <w14:ligatures w14:val="none"/>
-        </w:rPr>
-        <w:t>data</w:t>
-      </w:r>
-      <w:r>
-        <w:rPr>
-          <w:rFonts w:ascii="Consolas" w:eastAsia="Times New Roman" w:hAnsi="Consolas" w:cs="Times New Roman"/>
-          <w:color w:val="1F2328"/>
-          <w:kern w:val="0"/>
-          <w:sz w:val="21"/>
-          <w:szCs w:val="21"/>
-          <w14:ligatures w14:val="none"/>
-        </w:rPr>
-        <w:t>)</w:t>
-      </w:r>
-      <w:proofErr w:type="gramStart"/>
-      <w:r>
-        <w:rPr>
-          <w:rFonts w:ascii="Consolas" w:eastAsia="Times New Roman" w:hAnsi="Consolas" w:cs="Times New Roman"/>
-          <w:color w:val="1F2328"/>
-          <w:kern w:val="0"/>
-          <w:sz w:val="21"/>
-          <w:szCs w:val="21"/>
-          <w14:ligatures w14:val="none"/>
-        </w:rPr>
-        <w:t>).</w:t>
-      </w:r>
-      <w:r>
-        <w:rPr>
-          <w:rFonts w:ascii="Consolas" w:eastAsia="Times New Roman" w:hAnsi="Consolas" w:cs="Times New Roman"/>
-          <w:color w:val="8250DF"/>
-          <w:kern w:val="0"/>
-          <w:sz w:val="21"/>
-          <w:szCs w:val="21"/>
-          <w14:ligatures w14:val="none"/>
-        </w:rPr>
         <w:t>toBe</w:t>
       </w:r>
-      <w:proofErr w:type="gramEnd"/>
       <w:r>
         <w:rPr>
           <w:rFonts w:ascii="Consolas" w:eastAsia="Times New Roman" w:hAnsi="Consolas" w:cs="Times New Roman"/>
@@ -6156,19 +6014,7 @@
           <w:szCs w:val="21"/>
           <w14:ligatures w14:val="none"/>
         </w:rPr>
-        <w:t xml:space="preserve">    </w:t>
-      </w:r>
-      <w:proofErr w:type="gramStart"/>
-      <w:r>
-        <w:rPr>
-          <w:rFonts w:ascii="Consolas" w:eastAsia="Times New Roman" w:hAnsi="Consolas" w:cs="Times New Roman"/>
-          <w:color w:val="1F2328"/>
-          <w:kern w:val="0"/>
-          <w:sz w:val="21"/>
-          <w:szCs w:val="21"/>
-          <w14:ligatures w14:val="none"/>
-        </w:rPr>
-        <w:t>it.</w:t>
+        <w:t>    it.</w:t>
       </w:r>
       <w:r>
         <w:rPr>
@@ -6181,7 +6027,6 @@
         </w:rPr>
         <w:t>concurrent</w:t>
       </w:r>
-      <w:proofErr w:type="gramEnd"/>
       <w:r>
         <w:rPr>
           <w:rFonts w:ascii="Consolas" w:eastAsia="Times New Roman" w:hAnsi="Consolas" w:cs="Times New Roman"/>
@@ -6326,19 +6171,123 @@
           <w:szCs w:val="21"/>
           <w14:ligatures w14:val="none"/>
         </w:rPr>
+        <w:t>)).</w:t>
+      </w:r>
+      <w:r>
+        <w:rPr>
+          <w:rFonts w:ascii="Consolas" w:eastAsia="Times New Roman" w:hAnsi="Consolas" w:cs="Times New Roman"/>
+          <w:color w:val="8250DF"/>
+          <w:kern w:val="0"/>
+          <w:sz w:val="21"/>
+          <w:szCs w:val="21"/>
+          <w14:ligatures w14:val="none"/>
+        </w:rPr>
+        <w:t>toBe</w:t>
+      </w:r>
+      <w:r>
+        <w:rPr>
+          <w:rFonts w:ascii="Consolas" w:eastAsia="Times New Roman" w:hAnsi="Consolas" w:cs="Times New Roman"/>
+          <w:color w:val="1F2328"/>
+          <w:kern w:val="0"/>
+          <w:sz w:val="21"/>
+          <w:szCs w:val="21"/>
+          <w14:ligatures w14:val="none"/>
+        </w:rPr>
+        <w:t>(</w:t>
+      </w:r>
+      <w:r>
+        <w:rPr>
+          <w:rFonts w:ascii="Consolas" w:eastAsia="Times New Roman" w:hAnsi="Consolas" w:cs="Times New Roman"/>
+          <w:color w:val="0A3069"/>
+          <w:kern w:val="0"/>
+          <w:sz w:val="21"/>
+          <w:szCs w:val="21"/>
+          <w14:ligatures w14:val="none"/>
+        </w:rPr>
+        <w:t>"JLOKA"</w:t>
+      </w:r>
+      <w:r>
+        <w:rPr>
+          <w:rFonts w:ascii="Consolas" w:eastAsia="Times New Roman" w:hAnsi="Consolas" w:cs="Times New Roman"/>
+          <w:color w:val="1F2328"/>
+          <w:kern w:val="0"/>
+          <w:sz w:val="21"/>
+          <w:szCs w:val="21"/>
+          <w14:ligatures w14:val="none"/>
+        </w:rPr>
         <w:t>)</w:t>
       </w:r>
-      <w:proofErr w:type="gramStart"/>
-      <w:r>
-        <w:rPr>
-          <w:rFonts w:ascii="Consolas" w:eastAsia="Times New Roman" w:hAnsi="Consolas" w:cs="Times New Roman"/>
-          <w:color w:val="1F2328"/>
-          <w:kern w:val="0"/>
-          <w:sz w:val="21"/>
-          <w:szCs w:val="21"/>
-          <w14:ligatures w14:val="none"/>
-        </w:rPr>
-        <w:t>).</w:t>
+    </w:p>
+    <w:p>
+      <w:pPr>
+        <w:shd w:val="clear" w:color="auto" w:fill="FFFFFF"/>
+        <w:spacing w:after="0" w:line="285" w:lineRule="atLeast"/>
+        <w:rPr>
+          <w:rFonts w:ascii="Consolas" w:eastAsia="Times New Roman" w:hAnsi="Consolas" w:cs="Times New Roman"/>
+          <w:color w:val="202020"/>
+          <w:kern w:val="0"/>
+          <w:sz w:val="21"/>
+          <w:szCs w:val="21"/>
+          <w14:ligatures w14:val="none"/>
+        </w:rPr>
+      </w:pPr>
+      <w:r>
+        <w:rPr>
+          <w:rFonts w:ascii="Consolas" w:eastAsia="Times New Roman" w:hAnsi="Consolas" w:cs="Times New Roman"/>
+          <w:color w:val="1F2328"/>
+          <w:kern w:val="0"/>
+          <w:sz w:val="21"/>
+          <w:szCs w:val="21"/>
+          <w14:ligatures w14:val="none"/>
+        </w:rPr>
+        <w:t>    })</w:t>
+      </w:r>
+    </w:p>
+    <w:p>
+      <w:pPr>
+        <w:shd w:val="clear" w:color="auto" w:fill="FFFFFF"/>
+        <w:spacing w:after="0" w:line="285" w:lineRule="atLeast"/>
+        <w:ind w:left="2160"/>
+        <w:rPr>
+          <w:rFonts w:ascii="Sakkal Majalla" w:eastAsia="Times New Roman" w:hAnsi="Sakkal Majalla" w:cs="Sakkal Majalla"/>
+          <w:color w:val="202020"/>
+          <w:kern w:val="0"/>
+          <w14:ligatures w14:val="none"/>
+        </w:rPr>
+      </w:pPr>
+      <w:r>
+        <w:rPr>
+          <w:rFonts w:ascii="Sakkal Majalla" w:eastAsia="Times New Roman" w:hAnsi="Sakkal Majalla" w:cs="Sakkal Majalla"/>
+          <w:color w:val="202020"/>
+          <w:kern w:val="0"/>
+          <w14:ligatures w14:val="none"/>
+        </w:rPr>
+        <w:t>***************************************************************</w:t>
+      </w:r>
+    </w:p>
+    <w:p>
+      <w:pPr>
+        <w:shd w:val="clear" w:color="auto" w:fill="FFFFFF"/>
+        <w:spacing w:after="0" w:line="285" w:lineRule="atLeast"/>
+        <w:rPr>
+          <w:rFonts w:ascii="Consolas" w:eastAsia="Times New Roman" w:hAnsi="Consolas" w:cs="Times New Roman"/>
+          <w:color w:val="202020"/>
+          <w:kern w:val="0"/>
+          <w:sz w:val="21"/>
+          <w:szCs w:val="21"/>
+          <w14:ligatures w14:val="none"/>
+        </w:rPr>
+      </w:pPr>
+      <w:r>
+        <w:rPr>
+          <w:rFonts w:ascii="Consolas" w:eastAsia="Times New Roman" w:hAnsi="Consolas" w:cs="Times New Roman"/>
+          <w:color w:val="1F2328"/>
+          <w:kern w:val="0"/>
+          <w:sz w:val="21"/>
+          <w:szCs w:val="21"/>
+          <w14:ligatures w14:val="none"/>
+        </w:rPr>
+        <w:t>    describe.</w:t>
       </w:r>
       <w:r>
         <w:rPr>
@@ -6349,9 +6298,8 @@
           <w:szCs w:val="21"/>
           <w14:ligatures w14:val="none"/>
         </w:rPr>
-        <w:t>toBe</w:t>
-      </w:r>
-      <w:proofErr w:type="gramEnd"/>
+        <w:t>only</w:t>
+      </w:r>
       <w:r>
         <w:rPr>
           <w:rFonts w:ascii="Consolas" w:eastAsia="Times New Roman" w:hAnsi="Consolas" w:cs="Times New Roman"/>
@@ -6372,102 +6320,65 @@
           <w:szCs w:val="21"/>
           <w14:ligatures w14:val="none"/>
         </w:rPr>
-        <w:t>"JLOKA"</w:t>
-      </w:r>
-      <w:r>
-        <w:rPr>
-          <w:rFonts w:ascii="Consolas" w:eastAsia="Times New Roman" w:hAnsi="Consolas" w:cs="Times New Roman"/>
-          <w:color w:val="1F2328"/>
-          <w:kern w:val="0"/>
-          <w:sz w:val="21"/>
-          <w:szCs w:val="21"/>
-          <w14:ligatures w14:val="none"/>
-        </w:rPr>
-        <w:t>)</w:t>
-      </w:r>
-    </w:p>
-    <w:p>
-      <w:pPr>
-        <w:shd w:val="clear" w:color="auto" w:fill="FFFFFF"/>
-        <w:spacing w:after="0" w:line="285" w:lineRule="atLeast"/>
-        <w:rPr>
-          <w:rFonts w:ascii="Consolas" w:eastAsia="Times New Roman" w:hAnsi="Consolas" w:cs="Times New Roman"/>
-          <w:color w:val="202020"/>
-          <w:kern w:val="0"/>
-          <w:sz w:val="21"/>
-          <w:szCs w:val="21"/>
-          <w14:ligatures w14:val="none"/>
-        </w:rPr>
-      </w:pPr>
-      <w:r>
-        <w:rPr>
-          <w:rFonts w:ascii="Consolas" w:eastAsia="Times New Roman" w:hAnsi="Consolas" w:cs="Times New Roman"/>
-          <w:color w:val="1F2328"/>
-          <w:kern w:val="0"/>
-          <w:sz w:val="21"/>
-          <w:szCs w:val="21"/>
-          <w14:ligatures w14:val="none"/>
-        </w:rPr>
-        <w:t>    })</w:t>
-      </w:r>
-    </w:p>
-    <w:p>
-      <w:pPr>
-        <w:shd w:val="clear" w:color="auto" w:fill="FFFFFF"/>
-        <w:spacing w:after="0" w:line="285" w:lineRule="atLeast"/>
-        <w:ind w:left="2160"/>
-        <w:rPr>
-          <w:rFonts w:ascii="Sakkal Majalla" w:eastAsia="Times New Roman" w:hAnsi="Sakkal Majalla" w:cs="Sakkal Majalla"/>
-          <w:color w:val="202020"/>
-          <w:kern w:val="0"/>
-          <w14:ligatures w14:val="none"/>
-        </w:rPr>
-      </w:pPr>
-      <w:r>
-        <w:rPr>
-          <w:rFonts w:ascii="Sakkal Majalla" w:eastAsia="Times New Roman" w:hAnsi="Sakkal Majalla" w:cs="Sakkal Majalla"/>
-          <w:color w:val="202020"/>
-          <w:kern w:val="0"/>
-          <w14:ligatures w14:val="none"/>
-        </w:rPr>
-        <w:t>***************************************************************</w:t>
-      </w:r>
-    </w:p>
-    <w:p>
-      <w:pPr>
-        <w:shd w:val="clear" w:color="auto" w:fill="FFFFFF"/>
-        <w:spacing w:after="0" w:line="285" w:lineRule="atLeast"/>
-        <w:rPr>
-          <w:rFonts w:ascii="Consolas" w:eastAsia="Times New Roman" w:hAnsi="Consolas" w:cs="Times New Roman"/>
-          <w:color w:val="202020"/>
-          <w:kern w:val="0"/>
-          <w:sz w:val="21"/>
-          <w:szCs w:val="21"/>
-          <w14:ligatures w14:val="none"/>
-        </w:rPr>
-      </w:pPr>
-      <w:r>
-        <w:rPr>
-          <w:rFonts w:ascii="Consolas" w:eastAsia="Times New Roman" w:hAnsi="Consolas" w:cs="Times New Roman"/>
-          <w:color w:val="1F2328"/>
-          <w:kern w:val="0"/>
-          <w:sz w:val="21"/>
-          <w:szCs w:val="21"/>
-          <w14:ligatures w14:val="none"/>
-        </w:rPr>
-        <w:t xml:space="preserve">    </w:t>
-      </w:r>
-      <w:proofErr w:type="gramStart"/>
-      <w:r>
-        <w:rPr>
-          <w:rFonts w:ascii="Consolas" w:eastAsia="Times New Roman" w:hAnsi="Consolas" w:cs="Times New Roman"/>
-          <w:color w:val="1F2328"/>
-          <w:kern w:val="0"/>
-          <w:sz w:val="21"/>
-          <w:szCs w:val="21"/>
-          <w14:ligatures w14:val="none"/>
-        </w:rPr>
-        <w:t>describe.</w:t>
+        <w:t>"toUpperCase tests"</w:t>
+      </w:r>
+      <w:r>
+        <w:rPr>
+          <w:rFonts w:ascii="Consolas" w:eastAsia="Times New Roman" w:hAnsi="Consolas" w:cs="Times New Roman"/>
+          <w:color w:val="1F2328"/>
+          <w:kern w:val="0"/>
+          <w:sz w:val="21"/>
+          <w:szCs w:val="21"/>
+          <w14:ligatures w14:val="none"/>
+        </w:rPr>
+        <w:t xml:space="preserve">, () </w:t>
+      </w:r>
+      <w:r>
+        <w:rPr>
+          <w:rFonts w:ascii="Consolas" w:eastAsia="Times New Roman" w:hAnsi="Consolas" w:cs="Times New Roman"/>
+          <w:color w:val="CF222E"/>
+          <w:kern w:val="0"/>
+          <w:sz w:val="21"/>
+          <w:szCs w:val="21"/>
+          <w14:ligatures w14:val="none"/>
+        </w:rPr>
+        <w:t>=&gt;</w:t>
+      </w:r>
+      <w:r>
+        <w:rPr>
+          <w:rFonts w:ascii="Consolas" w:eastAsia="Times New Roman" w:hAnsi="Consolas" w:cs="Times New Roman"/>
+          <w:color w:val="1F2328"/>
+          <w:kern w:val="0"/>
+          <w:sz w:val="21"/>
+          <w:szCs w:val="21"/>
+          <w14:ligatures w14:val="none"/>
+        </w:rPr>
+        <w:t xml:space="preserve"> {</w:t>
+      </w:r>
+    </w:p>
+    <w:p>
+      <w:pPr>
+        <w:shd w:val="clear" w:color="auto" w:fill="FFFFFF"/>
+        <w:spacing w:after="0" w:line="285" w:lineRule="atLeast"/>
+        <w:rPr>
+          <w:rFonts w:ascii="Consolas" w:eastAsia="Times New Roman" w:hAnsi="Consolas" w:cs="Times New Roman"/>
+          <w:color w:val="202020"/>
+          <w:kern w:val="0"/>
+          <w:sz w:val="21"/>
+          <w:szCs w:val="21"/>
+          <w14:ligatures w14:val="none"/>
+        </w:rPr>
+      </w:pPr>
+      <w:r>
+        <w:rPr>
+          <w:rFonts w:ascii="Consolas" w:eastAsia="Times New Roman" w:hAnsi="Consolas" w:cs="Times New Roman"/>
+          <w:color w:val="1F2328"/>
+          <w:kern w:val="0"/>
+          <w:sz w:val="21"/>
+          <w:szCs w:val="21"/>
+          <w14:ligatures w14:val="none"/>
+        </w:rPr>
+        <w:t>        it.</w:t>
       </w:r>
       <w:r>
         <w:rPr>
@@ -6478,19 +6389,65 @@
           <w:szCs w:val="21"/>
           <w14:ligatures w14:val="none"/>
         </w:rPr>
-        <w:t>only</w:t>
-      </w:r>
-      <w:proofErr w:type="gramEnd"/>
-      <w:r>
-        <w:rPr>
-          <w:rFonts w:ascii="Consolas" w:eastAsia="Times New Roman" w:hAnsi="Consolas" w:cs="Times New Roman"/>
-          <w:color w:val="1F2328"/>
-          <w:kern w:val="0"/>
-          <w:sz w:val="21"/>
-          <w:szCs w:val="21"/>
-          <w14:ligatures w14:val="none"/>
-        </w:rPr>
-        <w:t>(</w:t>
+        <w:t>each</w:t>
+      </w:r>
+      <w:r>
+        <w:rPr>
+          <w:rFonts w:ascii="Consolas" w:eastAsia="Times New Roman" w:hAnsi="Consolas" w:cs="Times New Roman"/>
+          <w:color w:val="1F2328"/>
+          <w:kern w:val="0"/>
+          <w:sz w:val="21"/>
+          <w:szCs w:val="21"/>
+          <w14:ligatures w14:val="none"/>
+        </w:rPr>
+        <w:t>([</w:t>
+      </w:r>
+    </w:p>
+    <w:p>
+      <w:pPr>
+        <w:shd w:val="clear" w:color="auto" w:fill="FFFFFF"/>
+        <w:spacing w:after="0" w:line="285" w:lineRule="atLeast"/>
+        <w:rPr>
+          <w:rFonts w:ascii="Consolas" w:eastAsia="Times New Roman" w:hAnsi="Consolas" w:cs="Times New Roman"/>
+          <w:color w:val="202020"/>
+          <w:kern w:val="0"/>
+          <w:sz w:val="21"/>
+          <w:szCs w:val="21"/>
+          <w14:ligatures w14:val="none"/>
+        </w:rPr>
+      </w:pPr>
+      <w:r>
+        <w:rPr>
+          <w:rFonts w:ascii="Consolas" w:eastAsia="Times New Roman" w:hAnsi="Consolas" w:cs="Times New Roman"/>
+          <w:color w:val="1F2328"/>
+          <w:kern w:val="0"/>
+          <w:sz w:val="21"/>
+          <w:szCs w:val="21"/>
+          <w14:ligatures w14:val="none"/>
+        </w:rPr>
+        <w:t>            {data</w:t>
+      </w:r>
+      <w:r>
+        <w:rPr>
+          <w:rFonts w:ascii="Consolas" w:eastAsia="Times New Roman" w:hAnsi="Consolas" w:cs="Times New Roman"/>
+          <w:color w:val="001080"/>
+          <w:kern w:val="0"/>
+          <w:sz w:val="21"/>
+          <w:szCs w:val="21"/>
+          <w14:ligatures w14:val="none"/>
+        </w:rPr>
+        <w:t>:</w:t>
+      </w:r>
+      <w:r>
+        <w:rPr>
+          <w:rFonts w:ascii="Consolas" w:eastAsia="Times New Roman" w:hAnsi="Consolas" w:cs="Times New Roman"/>
+          <w:color w:val="1F2328"/>
+          <w:kern w:val="0"/>
+          <w:sz w:val="21"/>
+          <w:szCs w:val="21"/>
+          <w14:ligatures w14:val="none"/>
+        </w:rPr>
+        <w:t xml:space="preserve"> </w:t>
       </w:r>
       <w:r>
         <w:rPr>
@@ -6501,100 +6458,62 @@
           <w:szCs w:val="21"/>
           <w14:ligatures w14:val="none"/>
         </w:rPr>
-        <w:t>"toUpperCase tests"</w:t>
-      </w:r>
-      <w:r>
-        <w:rPr>
-          <w:rFonts w:ascii="Consolas" w:eastAsia="Times New Roman" w:hAnsi="Consolas" w:cs="Times New Roman"/>
-          <w:color w:val="1F2328"/>
-          <w:kern w:val="0"/>
-          <w:sz w:val="21"/>
-          <w:szCs w:val="21"/>
-          <w14:ligatures w14:val="none"/>
-        </w:rPr>
-        <w:t xml:space="preserve">, () </w:t>
-      </w:r>
-      <w:r>
-        <w:rPr>
-          <w:rFonts w:ascii="Consolas" w:eastAsia="Times New Roman" w:hAnsi="Consolas" w:cs="Times New Roman"/>
-          <w:color w:val="CF222E"/>
-          <w:kern w:val="0"/>
-          <w:sz w:val="21"/>
-          <w:szCs w:val="21"/>
-          <w14:ligatures w14:val="none"/>
-        </w:rPr>
-        <w:t>=&gt;</w:t>
-      </w:r>
-      <w:r>
-        <w:rPr>
-          <w:rFonts w:ascii="Consolas" w:eastAsia="Times New Roman" w:hAnsi="Consolas" w:cs="Times New Roman"/>
-          <w:color w:val="1F2328"/>
-          <w:kern w:val="0"/>
-          <w:sz w:val="21"/>
-          <w:szCs w:val="21"/>
-          <w14:ligatures w14:val="none"/>
-        </w:rPr>
-        <w:t xml:space="preserve"> {</w:t>
-      </w:r>
-    </w:p>
-    <w:p>
-      <w:pPr>
-        <w:shd w:val="clear" w:color="auto" w:fill="FFFFFF"/>
-        <w:spacing w:after="0" w:line="285" w:lineRule="atLeast"/>
-        <w:rPr>
-          <w:rFonts w:ascii="Consolas" w:eastAsia="Times New Roman" w:hAnsi="Consolas" w:cs="Times New Roman"/>
-          <w:color w:val="202020"/>
-          <w:kern w:val="0"/>
-          <w:sz w:val="21"/>
-          <w:szCs w:val="21"/>
-          <w14:ligatures w14:val="none"/>
-        </w:rPr>
-      </w:pPr>
-      <w:r>
-        <w:rPr>
-          <w:rFonts w:ascii="Consolas" w:eastAsia="Times New Roman" w:hAnsi="Consolas" w:cs="Times New Roman"/>
-          <w:color w:val="1F2328"/>
-          <w:kern w:val="0"/>
-          <w:sz w:val="21"/>
-          <w:szCs w:val="21"/>
-          <w14:ligatures w14:val="none"/>
-        </w:rPr>
-        <w:t xml:space="preserve">        </w:t>
-      </w:r>
-      <w:proofErr w:type="gramStart"/>
-      <w:r>
-        <w:rPr>
-          <w:rFonts w:ascii="Consolas" w:eastAsia="Times New Roman" w:hAnsi="Consolas" w:cs="Times New Roman"/>
-          <w:color w:val="1F2328"/>
-          <w:kern w:val="0"/>
-          <w:sz w:val="21"/>
-          <w:szCs w:val="21"/>
-          <w14:ligatures w14:val="none"/>
-        </w:rPr>
-        <w:t>it.</w:t>
-      </w:r>
-      <w:r>
-        <w:rPr>
-          <w:rFonts w:ascii="Consolas" w:eastAsia="Times New Roman" w:hAnsi="Consolas" w:cs="Times New Roman"/>
-          <w:color w:val="8250DF"/>
-          <w:kern w:val="0"/>
-          <w:sz w:val="21"/>
-          <w:szCs w:val="21"/>
-          <w14:ligatures w14:val="none"/>
-        </w:rPr>
-        <w:t>each</w:t>
-      </w:r>
-      <w:proofErr w:type="gramEnd"/>
-      <w:r>
-        <w:rPr>
-          <w:rFonts w:ascii="Consolas" w:eastAsia="Times New Roman" w:hAnsi="Consolas" w:cs="Times New Roman"/>
-          <w:color w:val="1F2328"/>
-          <w:kern w:val="0"/>
-          <w:sz w:val="21"/>
-          <w:szCs w:val="21"/>
-          <w14:ligatures w14:val="none"/>
-        </w:rPr>
-        <w:t>([</w:t>
+        <w:t>'Jafar-Loka-01'</w:t>
+      </w:r>
+      <w:r>
+        <w:rPr>
+          <w:rFonts w:ascii="Consolas" w:eastAsia="Times New Roman" w:hAnsi="Consolas" w:cs="Times New Roman"/>
+          <w:color w:val="1F2328"/>
+          <w:kern w:val="0"/>
+          <w:sz w:val="21"/>
+          <w:szCs w:val="21"/>
+          <w14:ligatures w14:val="none"/>
+        </w:rPr>
+        <w:t>, expected</w:t>
+      </w:r>
+      <w:r>
+        <w:rPr>
+          <w:rFonts w:ascii="Consolas" w:eastAsia="Times New Roman" w:hAnsi="Consolas" w:cs="Times New Roman"/>
+          <w:color w:val="001080"/>
+          <w:kern w:val="0"/>
+          <w:sz w:val="21"/>
+          <w:szCs w:val="21"/>
+          <w14:ligatures w14:val="none"/>
+        </w:rPr>
+        <w:t>:</w:t>
+      </w:r>
+      <w:r>
+        <w:rPr>
+          <w:rFonts w:ascii="Consolas" w:eastAsia="Times New Roman" w:hAnsi="Consolas" w:cs="Times New Roman"/>
+          <w:color w:val="1F2328"/>
+          <w:kern w:val="0"/>
+          <w:sz w:val="21"/>
+          <w:szCs w:val="21"/>
+          <w14:ligatures w14:val="none"/>
+        </w:rPr>
+        <w:t xml:space="preserve"> </w:t>
+      </w:r>
+      <w:r>
+        <w:rPr>
+          <w:rFonts w:ascii="Consolas" w:eastAsia="Times New Roman" w:hAnsi="Consolas" w:cs="Times New Roman"/>
+          <w:color w:val="0A3069"/>
+          <w:kern w:val="0"/>
+          <w:sz w:val="21"/>
+          <w:szCs w:val="21"/>
+          <w14:ligatures w14:val="none"/>
+        </w:rPr>
+        <w:t>'JAFAR-LOKA-01'</w:t>
+      </w:r>
+      <w:r>
+        <w:rPr>
+          <w:rFonts w:ascii="Consolas" w:eastAsia="Times New Roman" w:hAnsi="Consolas" w:cs="Times New Roman"/>
+          <w:color w:val="1F2328"/>
+          <w:kern w:val="0"/>
+          <w:sz w:val="21"/>
+          <w:szCs w:val="21"/>
+          <w14:ligatures w14:val="none"/>
+        </w:rPr>
+        <w:t>},</w:t>
       </w:r>
     </w:p>
     <w:p>
@@ -6652,7 +6571,7 @@
           <w:szCs w:val="21"/>
           <w14:ligatures w14:val="none"/>
         </w:rPr>
-        <w:t>'Jafar-Loka-01'</w:t>
+        <w:t>'j-l-01'</w:t>
       </w:r>
       <w:r>
         <w:rPr>
@@ -6696,7 +6615,7 @@
           <w:szCs w:val="21"/>
           <w14:ligatures w14:val="none"/>
         </w:rPr>
-        <w:t>'JAFAR-LOKA-01'</w:t>
+        <w:t>'J-L-01'</w:t>
       </w:r>
       <w:r>
         <w:rPr>
@@ -6765,7 +6684,7 @@
           <w:szCs w:val="21"/>
           <w14:ligatures w14:val="none"/>
         </w:rPr>
-        <w:t>'j-l-01'</w:t>
+        <w:t>'Jafar-Test-01'</w:t>
       </w:r>
       <w:r>
         <w:rPr>
@@ -6809,7 +6728,7 @@
           <w:szCs w:val="21"/>
           <w14:ligatures w14:val="none"/>
         </w:rPr>
-        <w:t>'J-L-01'</w:t>
+        <w:t>'JAFAR-TEST-01'</w:t>
       </w:r>
       <w:r>
         <w:rPr>
@@ -6845,29 +6764,7 @@
           <w:szCs w:val="21"/>
           <w14:ligatures w14:val="none"/>
         </w:rPr>
-        <w:t>            {data</w:t>
-      </w:r>
-      <w:r>
-        <w:rPr>
-          <w:rFonts w:ascii="Consolas" w:eastAsia="Times New Roman" w:hAnsi="Consolas" w:cs="Times New Roman"/>
-          <w:color w:val="001080"/>
-          <w:kern w:val="0"/>
-          <w:sz w:val="21"/>
-          <w:szCs w:val="21"/>
-          <w14:ligatures w14:val="none"/>
-        </w:rPr>
-        <w:t>:</w:t>
-      </w:r>
-      <w:r>
-        <w:rPr>
-          <w:rFonts w:ascii="Consolas" w:eastAsia="Times New Roman" w:hAnsi="Consolas" w:cs="Times New Roman"/>
-          <w:color w:val="1F2328"/>
-          <w:kern w:val="0"/>
-          <w:sz w:val="21"/>
-          <w:szCs w:val="21"/>
-          <w14:ligatures w14:val="none"/>
-        </w:rPr>
-        <w:t xml:space="preserve"> </w:t>
+        <w:t>        ])(</w:t>
       </w:r>
       <w:r>
         <w:rPr>
@@ -6878,110 +6775,6 @@
           <w:szCs w:val="21"/>
           <w14:ligatures w14:val="none"/>
         </w:rPr>
-        <w:t>'Jafar-Test-01'</w:t>
-      </w:r>
-      <w:r>
-        <w:rPr>
-          <w:rFonts w:ascii="Consolas" w:eastAsia="Times New Roman" w:hAnsi="Consolas" w:cs="Times New Roman"/>
-          <w:color w:val="1F2328"/>
-          <w:kern w:val="0"/>
-          <w:sz w:val="21"/>
-          <w:szCs w:val="21"/>
-          <w14:ligatures w14:val="none"/>
-        </w:rPr>
-        <w:t>, expected</w:t>
-      </w:r>
-      <w:r>
-        <w:rPr>
-          <w:rFonts w:ascii="Consolas" w:eastAsia="Times New Roman" w:hAnsi="Consolas" w:cs="Times New Roman"/>
-          <w:color w:val="001080"/>
-          <w:kern w:val="0"/>
-          <w:sz w:val="21"/>
-          <w:szCs w:val="21"/>
-          <w14:ligatures w14:val="none"/>
-        </w:rPr>
-        <w:t>:</w:t>
-      </w:r>
-      <w:r>
-        <w:rPr>
-          <w:rFonts w:ascii="Consolas" w:eastAsia="Times New Roman" w:hAnsi="Consolas" w:cs="Times New Roman"/>
-          <w:color w:val="1F2328"/>
-          <w:kern w:val="0"/>
-          <w:sz w:val="21"/>
-          <w:szCs w:val="21"/>
-          <w14:ligatures w14:val="none"/>
-        </w:rPr>
-        <w:t xml:space="preserve"> </w:t>
-      </w:r>
-      <w:r>
-        <w:rPr>
-          <w:rFonts w:ascii="Consolas" w:eastAsia="Times New Roman" w:hAnsi="Consolas" w:cs="Times New Roman"/>
-          <w:color w:val="0A3069"/>
-          <w:kern w:val="0"/>
-          <w:sz w:val="21"/>
-          <w:szCs w:val="21"/>
-          <w14:ligatures w14:val="none"/>
-        </w:rPr>
-        <w:t>'JAFAR-TEST-01'</w:t>
-      </w:r>
-      <w:r>
-        <w:rPr>
-          <w:rFonts w:ascii="Consolas" w:eastAsia="Times New Roman" w:hAnsi="Consolas" w:cs="Times New Roman"/>
-          <w:color w:val="1F2328"/>
-          <w:kern w:val="0"/>
-          <w:sz w:val="21"/>
-          <w:szCs w:val="21"/>
-          <w14:ligatures w14:val="none"/>
-        </w:rPr>
-        <w:t>},</w:t>
-      </w:r>
-    </w:p>
-    <w:p>
-      <w:pPr>
-        <w:shd w:val="clear" w:color="auto" w:fill="FFFFFF"/>
-        <w:spacing w:after="0" w:line="285" w:lineRule="atLeast"/>
-        <w:rPr>
-          <w:rFonts w:ascii="Consolas" w:eastAsia="Times New Roman" w:hAnsi="Consolas" w:cs="Times New Roman"/>
-          <w:color w:val="202020"/>
-          <w:kern w:val="0"/>
-          <w:sz w:val="21"/>
-          <w:szCs w:val="21"/>
-          <w14:ligatures w14:val="none"/>
-        </w:rPr>
-      </w:pPr>
-      <w:r>
-        <w:rPr>
-          <w:rFonts w:ascii="Consolas" w:eastAsia="Times New Roman" w:hAnsi="Consolas" w:cs="Times New Roman"/>
-          <w:color w:val="1F2328"/>
-          <w:kern w:val="0"/>
-          <w:sz w:val="21"/>
-          <w:szCs w:val="21"/>
-          <w14:ligatures w14:val="none"/>
-        </w:rPr>
-        <w:t xml:space="preserve">        </w:t>
-      </w:r>
-      <w:proofErr w:type="gramStart"/>
-      <w:r>
-        <w:rPr>
-          <w:rFonts w:ascii="Consolas" w:eastAsia="Times New Roman" w:hAnsi="Consolas" w:cs="Times New Roman"/>
-          <w:color w:val="1F2328"/>
-          <w:kern w:val="0"/>
-          <w:sz w:val="21"/>
-          <w:szCs w:val="21"/>
-          <w14:ligatures w14:val="none"/>
-        </w:rPr>
-        <w:t>])(</w:t>
-      </w:r>
-      <w:proofErr w:type="gramEnd"/>
-      <w:r>
-        <w:rPr>
-          <w:rFonts w:ascii="Consolas" w:eastAsia="Times New Roman" w:hAnsi="Consolas" w:cs="Times New Roman"/>
-          <w:color w:val="0A3069"/>
-          <w:kern w:val="0"/>
-          <w:sz w:val="21"/>
-          <w:szCs w:val="21"/>
-          <w14:ligatures w14:val="none"/>
-        </w:rPr>
         <w:t>"Test parametrize with $data expected $expected"</w:t>
       </w:r>
       <w:r>
@@ -6993,20 +6786,30 @@
           <w:szCs w:val="21"/>
           <w14:ligatures w14:val="none"/>
         </w:rPr>
+        <w:t xml:space="preserve">, ({ </w:t>
+      </w:r>
+      <w:r>
+        <w:rPr>
+          <w:rFonts w:ascii="Consolas" w:eastAsia="Times New Roman" w:hAnsi="Consolas" w:cs="Times New Roman"/>
+          <w:color w:val="953800"/>
+          <w:kern w:val="0"/>
+          <w:sz w:val="21"/>
+          <w:szCs w:val="21"/>
+          <w14:ligatures w14:val="none"/>
+        </w:rPr>
+        <w:t>data</w:t>
+      </w:r>
+      <w:r>
+        <w:rPr>
+          <w:rFonts w:ascii="Consolas" w:eastAsia="Times New Roman" w:hAnsi="Consolas" w:cs="Times New Roman"/>
+          <w:color w:val="1F2328"/>
+          <w:kern w:val="0"/>
+          <w:sz w:val="21"/>
+          <w:szCs w:val="21"/>
+          <w14:ligatures w14:val="none"/>
+        </w:rPr>
         <w:t xml:space="preserve">, </w:t>
       </w:r>
-      <w:proofErr w:type="gramStart"/>
-      <w:r>
-        <w:rPr>
-          <w:rFonts w:ascii="Consolas" w:eastAsia="Times New Roman" w:hAnsi="Consolas" w:cs="Times New Roman"/>
-          <w:color w:val="1F2328"/>
-          <w:kern w:val="0"/>
-          <w:sz w:val="21"/>
-          <w:szCs w:val="21"/>
-          <w14:ligatures w14:val="none"/>
-        </w:rPr>
-        <w:t xml:space="preserve">({ </w:t>
-      </w:r>
       <w:r>
         <w:rPr>
           <w:rFonts w:ascii="Consolas" w:eastAsia="Times New Roman" w:hAnsi="Consolas" w:cs="Times New Roman"/>
@@ -7016,30 +6819,6 @@
           <w:szCs w:val="21"/>
           <w14:ligatures w14:val="none"/>
         </w:rPr>
-        <w:t>data</w:t>
-      </w:r>
-      <w:proofErr w:type="gramEnd"/>
-      <w:r>
-        <w:rPr>
-          <w:rFonts w:ascii="Consolas" w:eastAsia="Times New Roman" w:hAnsi="Consolas" w:cs="Times New Roman"/>
-          <w:color w:val="1F2328"/>
-          <w:kern w:val="0"/>
-          <w:sz w:val="21"/>
-          <w:szCs w:val="21"/>
-          <w14:ligatures w14:val="none"/>
-        </w:rPr>
-        <w:t xml:space="preserve">, </w:t>
-      </w:r>
-      <w:proofErr w:type="gramStart"/>
-      <w:r>
-        <w:rPr>
-          <w:rFonts w:ascii="Consolas" w:eastAsia="Times New Roman" w:hAnsi="Consolas" w:cs="Times New Roman"/>
-          <w:color w:val="953800"/>
-          <w:kern w:val="0"/>
-          <w:sz w:val="21"/>
-          <w:szCs w:val="21"/>
-          <w14:ligatures w14:val="none"/>
-        </w:rPr>
         <w:t>expected</w:t>
       </w:r>
       <w:r>
@@ -7051,19 +6830,7 @@
           <w:szCs w:val="21"/>
           <w14:ligatures w14:val="none"/>
         </w:rPr>
-        <w:t xml:space="preserve"> }</w:t>
-      </w:r>
-      <w:proofErr w:type="gramEnd"/>
-      <w:r>
-        <w:rPr>
-          <w:rFonts w:ascii="Consolas" w:eastAsia="Times New Roman" w:hAnsi="Consolas" w:cs="Times New Roman"/>
-          <w:color w:val="1F2328"/>
-          <w:kern w:val="0"/>
-          <w:sz w:val="21"/>
-          <w:szCs w:val="21"/>
-          <w14:ligatures w14:val="none"/>
-        </w:rPr>
-        <w:t xml:space="preserve">) </w:t>
+        <w:t xml:space="preserve"> }) </w:t>
       </w:r>
       <w:r>
         <w:rPr>
@@ -7177,19 +6944,148 @@
           <w:szCs w:val="21"/>
           <w14:ligatures w14:val="none"/>
         </w:rPr>
+        <w:t>)).</w:t>
+      </w:r>
+      <w:r>
+        <w:rPr>
+          <w:rFonts w:ascii="Consolas" w:eastAsia="Times New Roman" w:hAnsi="Consolas" w:cs="Times New Roman"/>
+          <w:color w:val="8250DF"/>
+          <w:kern w:val="0"/>
+          <w:sz w:val="21"/>
+          <w:szCs w:val="21"/>
+          <w14:ligatures w14:val="none"/>
+        </w:rPr>
+        <w:t>toBe</w:t>
+      </w:r>
+      <w:r>
+        <w:rPr>
+          <w:rFonts w:ascii="Consolas" w:eastAsia="Times New Roman" w:hAnsi="Consolas" w:cs="Times New Roman"/>
+          <w:color w:val="1F2328"/>
+          <w:kern w:val="0"/>
+          <w:sz w:val="21"/>
+          <w:szCs w:val="21"/>
+          <w14:ligatures w14:val="none"/>
+        </w:rPr>
+        <w:t>(</w:t>
+      </w:r>
+      <w:r>
+        <w:rPr>
+          <w:rFonts w:ascii="Consolas" w:eastAsia="Times New Roman" w:hAnsi="Consolas" w:cs="Times New Roman"/>
+          <w:color w:val="953800"/>
+          <w:kern w:val="0"/>
+          <w:sz w:val="21"/>
+          <w:szCs w:val="21"/>
+          <w14:ligatures w14:val="none"/>
+        </w:rPr>
+        <w:t>expected</w:t>
+      </w:r>
+      <w:r>
+        <w:rPr>
+          <w:rFonts w:ascii="Consolas" w:eastAsia="Times New Roman" w:hAnsi="Consolas" w:cs="Times New Roman"/>
+          <w:color w:val="1F2328"/>
+          <w:kern w:val="0"/>
+          <w:sz w:val="21"/>
+          <w:szCs w:val="21"/>
+          <w14:ligatures w14:val="none"/>
+        </w:rPr>
         <w:t>)</w:t>
       </w:r>
-      <w:proofErr w:type="gramStart"/>
-      <w:r>
-        <w:rPr>
-          <w:rFonts w:ascii="Consolas" w:eastAsia="Times New Roman" w:hAnsi="Consolas" w:cs="Times New Roman"/>
-          <w:color w:val="1F2328"/>
-          <w:kern w:val="0"/>
-          <w:sz w:val="21"/>
-          <w:szCs w:val="21"/>
-          <w14:ligatures w14:val="none"/>
-        </w:rPr>
-        <w:t>).</w:t>
+    </w:p>
+    <w:p>
+      <w:pPr>
+        <w:shd w:val="clear" w:color="auto" w:fill="FFFFFF"/>
+        <w:spacing w:after="0" w:line="285" w:lineRule="atLeast"/>
+        <w:rPr>
+          <w:rFonts w:ascii="Consolas" w:eastAsia="Times New Roman" w:hAnsi="Consolas" w:cs="Times New Roman"/>
+          <w:color w:val="202020"/>
+          <w:kern w:val="0"/>
+          <w:sz w:val="21"/>
+          <w:szCs w:val="21"/>
+          <w14:ligatures w14:val="none"/>
+        </w:rPr>
+      </w:pPr>
+      <w:r>
+        <w:rPr>
+          <w:rFonts w:ascii="Consolas" w:eastAsia="Times New Roman" w:hAnsi="Consolas" w:cs="Times New Roman"/>
+          <w:color w:val="1F2328"/>
+          <w:kern w:val="0"/>
+          <w:sz w:val="21"/>
+          <w:szCs w:val="21"/>
+          <w14:ligatures w14:val="none"/>
+        </w:rPr>
+        <w:t>        })</w:t>
+      </w:r>
+    </w:p>
+    <w:p>
+      <w:pPr>
+        <w:shd w:val="clear" w:color="auto" w:fill="FFFFFF"/>
+        <w:spacing w:after="0" w:line="285" w:lineRule="atLeast"/>
+        <w:rPr>
+          <w:rFonts w:ascii="Consolas" w:eastAsia="Times New Roman" w:hAnsi="Consolas" w:cs="Times New Roman"/>
+          <w:color w:val="202020"/>
+          <w:kern w:val="0"/>
+          <w:sz w:val="21"/>
+          <w:szCs w:val="21"/>
+          <w14:ligatures w14:val="none"/>
+        </w:rPr>
+      </w:pPr>
+      <w:r>
+        <w:rPr>
+          <w:rFonts w:ascii="Consolas" w:eastAsia="Times New Roman" w:hAnsi="Consolas" w:cs="Times New Roman"/>
+          <w:color w:val="1F2328"/>
+          <w:kern w:val="0"/>
+          <w:sz w:val="21"/>
+          <w:szCs w:val="21"/>
+          <w14:ligatures w14:val="none"/>
+        </w:rPr>
+        <w:t>    })</w:t>
+      </w:r>
+    </w:p>
+    <w:p>
+      <w:pPr>
+        <w:shd w:val="clear" w:color="auto" w:fill="FFFFFF"/>
+        <w:spacing w:after="0" w:line="285" w:lineRule="atLeast"/>
+        <w:ind w:left="2160"/>
+        <w:rPr>
+          <w:rFonts w:ascii="Sakkal Majalla" w:eastAsia="Times New Roman" w:hAnsi="Sakkal Majalla" w:cs="Sakkal Majalla"/>
+          <w:color w:val="202020"/>
+          <w:kern w:val="0"/>
+          <w14:ligatures w14:val="none"/>
+        </w:rPr>
+      </w:pPr>
+      <w:r>
+        <w:rPr>
+          <w:rFonts w:ascii="Sakkal Majalla" w:eastAsia="Times New Roman" w:hAnsi="Sakkal Majalla" w:cs="Sakkal Majalla"/>
+          <w:color w:val="202020"/>
+          <w:kern w:val="0"/>
+          <w14:ligatures w14:val="none"/>
+        </w:rPr>
+        <w:t>***************************************************************</w:t>
+      </w:r>
+    </w:p>
+    <w:p>
+      <w:pPr>
+        <w:shd w:val="clear" w:color="auto" w:fill="FFFFFF"/>
+        <w:spacing w:after="0" w:line="285" w:lineRule="atLeast"/>
+        <w:rPr>
+          <w:rFonts w:ascii="Consolas" w:eastAsia="Times New Roman" w:hAnsi="Consolas" w:cs="Times New Roman"/>
+          <w:color w:val="202020"/>
+          <w:kern w:val="0"/>
+          <w:sz w:val="21"/>
+          <w:szCs w:val="21"/>
+          <w14:ligatures w14:val="none"/>
+        </w:rPr>
+      </w:pPr>
+      <w:r>
+        <w:rPr>
+          <w:rFonts w:ascii="Consolas" w:eastAsia="Times New Roman" w:hAnsi="Consolas" w:cs="Times New Roman"/>
+          <w:color w:val="1F2328"/>
+          <w:kern w:val="0"/>
+          <w:sz w:val="21"/>
+          <w:szCs w:val="21"/>
+          <w14:ligatures w14:val="none"/>
+        </w:rPr>
+        <w:t>    describe.</w:t>
       </w:r>
       <w:r>
         <w:rPr>
@@ -7200,9 +7096,664 @@
           <w:szCs w:val="21"/>
           <w14:ligatures w14:val="none"/>
         </w:rPr>
+        <w:t>skip</w:t>
+      </w:r>
+      <w:r>
+        <w:rPr>
+          <w:rFonts w:ascii="Consolas" w:eastAsia="Times New Roman" w:hAnsi="Consolas" w:cs="Times New Roman"/>
+          <w:color w:val="1F2328"/>
+          <w:kern w:val="0"/>
+          <w:sz w:val="21"/>
+          <w:szCs w:val="21"/>
+          <w14:ligatures w14:val="none"/>
+        </w:rPr>
+        <w:t>(</w:t>
+      </w:r>
+      <w:r>
+        <w:rPr>
+          <w:rFonts w:ascii="Consolas" w:eastAsia="Times New Roman" w:hAnsi="Consolas" w:cs="Times New Roman"/>
+          <w:color w:val="0A3069"/>
+          <w:kern w:val="0"/>
+          <w:sz w:val="21"/>
+          <w:szCs w:val="21"/>
+          <w14:ligatures w14:val="none"/>
+        </w:rPr>
+        <w:t>"toUpperCase tests"</w:t>
+      </w:r>
+      <w:r>
+        <w:rPr>
+          <w:rFonts w:ascii="Consolas" w:eastAsia="Times New Roman" w:hAnsi="Consolas" w:cs="Times New Roman"/>
+          <w:color w:val="1F2328"/>
+          <w:kern w:val="0"/>
+          <w:sz w:val="21"/>
+          <w:szCs w:val="21"/>
+          <w14:ligatures w14:val="none"/>
+        </w:rPr>
+        <w:t xml:space="preserve">, () </w:t>
+      </w:r>
+      <w:r>
+        <w:rPr>
+          <w:rFonts w:ascii="Consolas" w:eastAsia="Times New Roman" w:hAnsi="Consolas" w:cs="Times New Roman"/>
+          <w:color w:val="CF222E"/>
+          <w:kern w:val="0"/>
+          <w:sz w:val="21"/>
+          <w:szCs w:val="21"/>
+          <w14:ligatures w14:val="none"/>
+        </w:rPr>
+        <w:t>=&gt;</w:t>
+      </w:r>
+      <w:r>
+        <w:rPr>
+          <w:rFonts w:ascii="Consolas" w:eastAsia="Times New Roman" w:hAnsi="Consolas" w:cs="Times New Roman"/>
+          <w:color w:val="1F2328"/>
+          <w:kern w:val="0"/>
+          <w:sz w:val="21"/>
+          <w:szCs w:val="21"/>
+          <w14:ligatures w14:val="none"/>
+        </w:rPr>
+        <w:t xml:space="preserve"> {</w:t>
+      </w:r>
+    </w:p>
+    <w:p>
+      <w:pPr>
+        <w:shd w:val="clear" w:color="auto" w:fill="FFFFFF"/>
+        <w:spacing w:after="0" w:line="285" w:lineRule="atLeast"/>
+        <w:rPr>
+          <w:rFonts w:ascii="Consolas" w:eastAsia="Times New Roman" w:hAnsi="Consolas" w:cs="Times New Roman"/>
+          <w:color w:val="202020"/>
+          <w:kern w:val="0"/>
+          <w:sz w:val="21"/>
+          <w:szCs w:val="21"/>
+          <w14:ligatures w14:val="none"/>
+        </w:rPr>
+      </w:pPr>
+      <w:r>
+        <w:rPr>
+          <w:rFonts w:ascii="Consolas" w:eastAsia="Times New Roman" w:hAnsi="Consolas" w:cs="Times New Roman"/>
+          <w:color w:val="1F2328"/>
+          <w:kern w:val="0"/>
+          <w:sz w:val="21"/>
+          <w:szCs w:val="21"/>
+          <w14:ligatures w14:val="none"/>
+        </w:rPr>
+        <w:t>        it.</w:t>
+      </w:r>
+      <w:r>
+        <w:rPr>
+          <w:rFonts w:ascii="Consolas" w:eastAsia="Times New Roman" w:hAnsi="Consolas" w:cs="Times New Roman"/>
+          <w:color w:val="8250DF"/>
+          <w:kern w:val="0"/>
+          <w:sz w:val="21"/>
+          <w:szCs w:val="21"/>
+          <w14:ligatures w14:val="none"/>
+        </w:rPr>
+        <w:t>each</w:t>
+      </w:r>
+      <w:r>
+        <w:rPr>
+          <w:rFonts w:ascii="Consolas" w:eastAsia="Times New Roman" w:hAnsi="Consolas" w:cs="Times New Roman"/>
+          <w:color w:val="1F2328"/>
+          <w:kern w:val="0"/>
+          <w:sz w:val="21"/>
+          <w:szCs w:val="21"/>
+          <w14:ligatures w14:val="none"/>
+        </w:rPr>
+        <w:t>([</w:t>
+      </w:r>
+    </w:p>
+    <w:p>
+      <w:pPr>
+        <w:shd w:val="clear" w:color="auto" w:fill="FFFFFF"/>
+        <w:spacing w:after="0" w:line="285" w:lineRule="atLeast"/>
+        <w:rPr>
+          <w:rFonts w:ascii="Consolas" w:eastAsia="Times New Roman" w:hAnsi="Consolas" w:cs="Times New Roman"/>
+          <w:color w:val="202020"/>
+          <w:kern w:val="0"/>
+          <w:sz w:val="21"/>
+          <w:szCs w:val="21"/>
+          <w14:ligatures w14:val="none"/>
+        </w:rPr>
+      </w:pPr>
+      <w:r>
+        <w:rPr>
+          <w:rFonts w:ascii="Consolas" w:eastAsia="Times New Roman" w:hAnsi="Consolas" w:cs="Times New Roman"/>
+          <w:color w:val="1F2328"/>
+          <w:kern w:val="0"/>
+          <w:sz w:val="21"/>
+          <w:szCs w:val="21"/>
+          <w14:ligatures w14:val="none"/>
+        </w:rPr>
+        <w:t>            {data</w:t>
+      </w:r>
+      <w:r>
+        <w:rPr>
+          <w:rFonts w:ascii="Consolas" w:eastAsia="Times New Roman" w:hAnsi="Consolas" w:cs="Times New Roman"/>
+          <w:color w:val="001080"/>
+          <w:kern w:val="0"/>
+          <w:sz w:val="21"/>
+          <w:szCs w:val="21"/>
+          <w14:ligatures w14:val="none"/>
+        </w:rPr>
+        <w:t>:</w:t>
+      </w:r>
+      <w:r>
+        <w:rPr>
+          <w:rFonts w:ascii="Consolas" w:eastAsia="Times New Roman" w:hAnsi="Consolas" w:cs="Times New Roman"/>
+          <w:color w:val="1F2328"/>
+          <w:kern w:val="0"/>
+          <w:sz w:val="21"/>
+          <w:szCs w:val="21"/>
+          <w14:ligatures w14:val="none"/>
+        </w:rPr>
+        <w:t xml:space="preserve"> </w:t>
+      </w:r>
+      <w:r>
+        <w:rPr>
+          <w:rFonts w:ascii="Consolas" w:eastAsia="Times New Roman" w:hAnsi="Consolas" w:cs="Times New Roman"/>
+          <w:color w:val="0A3069"/>
+          <w:kern w:val="0"/>
+          <w:sz w:val="21"/>
+          <w:szCs w:val="21"/>
+          <w14:ligatures w14:val="none"/>
+        </w:rPr>
+        <w:t>'Jafar-Loka-01'</w:t>
+      </w:r>
+      <w:r>
+        <w:rPr>
+          <w:rFonts w:ascii="Consolas" w:eastAsia="Times New Roman" w:hAnsi="Consolas" w:cs="Times New Roman"/>
+          <w:color w:val="1F2328"/>
+          <w:kern w:val="0"/>
+          <w:sz w:val="21"/>
+          <w:szCs w:val="21"/>
+          <w14:ligatures w14:val="none"/>
+        </w:rPr>
+        <w:t>, expected</w:t>
+      </w:r>
+      <w:r>
+        <w:rPr>
+          <w:rFonts w:ascii="Consolas" w:eastAsia="Times New Roman" w:hAnsi="Consolas" w:cs="Times New Roman"/>
+          <w:color w:val="001080"/>
+          <w:kern w:val="0"/>
+          <w:sz w:val="21"/>
+          <w:szCs w:val="21"/>
+          <w14:ligatures w14:val="none"/>
+        </w:rPr>
+        <w:t>:</w:t>
+      </w:r>
+      <w:r>
+        <w:rPr>
+          <w:rFonts w:ascii="Consolas" w:eastAsia="Times New Roman" w:hAnsi="Consolas" w:cs="Times New Roman"/>
+          <w:color w:val="1F2328"/>
+          <w:kern w:val="0"/>
+          <w:sz w:val="21"/>
+          <w:szCs w:val="21"/>
+          <w14:ligatures w14:val="none"/>
+        </w:rPr>
+        <w:t xml:space="preserve"> </w:t>
+      </w:r>
+      <w:r>
+        <w:rPr>
+          <w:rFonts w:ascii="Consolas" w:eastAsia="Times New Roman" w:hAnsi="Consolas" w:cs="Times New Roman"/>
+          <w:color w:val="0A3069"/>
+          <w:kern w:val="0"/>
+          <w:sz w:val="21"/>
+          <w:szCs w:val="21"/>
+          <w14:ligatures w14:val="none"/>
+        </w:rPr>
+        <w:t>'JAFAR-LOKA-01'</w:t>
+      </w:r>
+      <w:r>
+        <w:rPr>
+          <w:rFonts w:ascii="Consolas" w:eastAsia="Times New Roman" w:hAnsi="Consolas" w:cs="Times New Roman"/>
+          <w:color w:val="1F2328"/>
+          <w:kern w:val="0"/>
+          <w:sz w:val="21"/>
+          <w:szCs w:val="21"/>
+          <w14:ligatures w14:val="none"/>
+        </w:rPr>
+        <w:t>},</w:t>
+      </w:r>
+    </w:p>
+    <w:p>
+      <w:pPr>
+        <w:shd w:val="clear" w:color="auto" w:fill="FFFFFF"/>
+        <w:spacing w:after="0" w:line="285" w:lineRule="atLeast"/>
+        <w:rPr>
+          <w:rFonts w:ascii="Consolas" w:eastAsia="Times New Roman" w:hAnsi="Consolas" w:cs="Times New Roman"/>
+          <w:color w:val="202020"/>
+          <w:kern w:val="0"/>
+          <w:sz w:val="21"/>
+          <w:szCs w:val="21"/>
+          <w14:ligatures w14:val="none"/>
+        </w:rPr>
+      </w:pPr>
+      <w:r>
+        <w:rPr>
+          <w:rFonts w:ascii="Consolas" w:eastAsia="Times New Roman" w:hAnsi="Consolas" w:cs="Times New Roman"/>
+          <w:color w:val="1F2328"/>
+          <w:kern w:val="0"/>
+          <w:sz w:val="21"/>
+          <w:szCs w:val="21"/>
+          <w14:ligatures w14:val="none"/>
+        </w:rPr>
+        <w:t>            {data</w:t>
+      </w:r>
+      <w:r>
+        <w:rPr>
+          <w:rFonts w:ascii="Consolas" w:eastAsia="Times New Roman" w:hAnsi="Consolas" w:cs="Times New Roman"/>
+          <w:color w:val="001080"/>
+          <w:kern w:val="0"/>
+          <w:sz w:val="21"/>
+          <w:szCs w:val="21"/>
+          <w14:ligatures w14:val="none"/>
+        </w:rPr>
+        <w:t>:</w:t>
+      </w:r>
+      <w:r>
+        <w:rPr>
+          <w:rFonts w:ascii="Consolas" w:eastAsia="Times New Roman" w:hAnsi="Consolas" w:cs="Times New Roman"/>
+          <w:color w:val="1F2328"/>
+          <w:kern w:val="0"/>
+          <w:sz w:val="21"/>
+          <w:szCs w:val="21"/>
+          <w14:ligatures w14:val="none"/>
+        </w:rPr>
+        <w:t xml:space="preserve"> </w:t>
+      </w:r>
+      <w:r>
+        <w:rPr>
+          <w:rFonts w:ascii="Consolas" w:eastAsia="Times New Roman" w:hAnsi="Consolas" w:cs="Times New Roman"/>
+          <w:color w:val="0A3069"/>
+          <w:kern w:val="0"/>
+          <w:sz w:val="21"/>
+          <w:szCs w:val="21"/>
+          <w14:ligatures w14:val="none"/>
+        </w:rPr>
+        <w:t>'j-l-01'</w:t>
+      </w:r>
+      <w:r>
+        <w:rPr>
+          <w:rFonts w:ascii="Consolas" w:eastAsia="Times New Roman" w:hAnsi="Consolas" w:cs="Times New Roman"/>
+          <w:color w:val="1F2328"/>
+          <w:kern w:val="0"/>
+          <w:sz w:val="21"/>
+          <w:szCs w:val="21"/>
+          <w14:ligatures w14:val="none"/>
+        </w:rPr>
+        <w:t>, expected</w:t>
+      </w:r>
+      <w:r>
+        <w:rPr>
+          <w:rFonts w:ascii="Consolas" w:eastAsia="Times New Roman" w:hAnsi="Consolas" w:cs="Times New Roman"/>
+          <w:color w:val="001080"/>
+          <w:kern w:val="0"/>
+          <w:sz w:val="21"/>
+          <w:szCs w:val="21"/>
+          <w14:ligatures w14:val="none"/>
+        </w:rPr>
+        <w:t>:</w:t>
+      </w:r>
+      <w:r>
+        <w:rPr>
+          <w:rFonts w:ascii="Consolas" w:eastAsia="Times New Roman" w:hAnsi="Consolas" w:cs="Times New Roman"/>
+          <w:color w:val="1F2328"/>
+          <w:kern w:val="0"/>
+          <w:sz w:val="21"/>
+          <w:szCs w:val="21"/>
+          <w14:ligatures w14:val="none"/>
+        </w:rPr>
+        <w:t xml:space="preserve"> </w:t>
+      </w:r>
+      <w:r>
+        <w:rPr>
+          <w:rFonts w:ascii="Consolas" w:eastAsia="Times New Roman" w:hAnsi="Consolas" w:cs="Times New Roman"/>
+          <w:color w:val="0A3069"/>
+          <w:kern w:val="0"/>
+          <w:sz w:val="21"/>
+          <w:szCs w:val="21"/>
+          <w14:ligatures w14:val="none"/>
+        </w:rPr>
+        <w:t>'J-L-01'</w:t>
+      </w:r>
+      <w:r>
+        <w:rPr>
+          <w:rFonts w:ascii="Consolas" w:eastAsia="Times New Roman" w:hAnsi="Consolas" w:cs="Times New Roman"/>
+          <w:color w:val="1F2328"/>
+          <w:kern w:val="0"/>
+          <w:sz w:val="21"/>
+          <w:szCs w:val="21"/>
+          <w14:ligatures w14:val="none"/>
+        </w:rPr>
+        <w:t>},</w:t>
+      </w:r>
+    </w:p>
+    <w:p>
+      <w:pPr>
+        <w:shd w:val="clear" w:color="auto" w:fill="FFFFFF"/>
+        <w:spacing w:after="0" w:line="285" w:lineRule="atLeast"/>
+        <w:rPr>
+          <w:rFonts w:ascii="Consolas" w:eastAsia="Times New Roman" w:hAnsi="Consolas" w:cs="Times New Roman"/>
+          <w:color w:val="202020"/>
+          <w:kern w:val="0"/>
+          <w:sz w:val="21"/>
+          <w:szCs w:val="21"/>
+          <w14:ligatures w14:val="none"/>
+        </w:rPr>
+      </w:pPr>
+      <w:r>
+        <w:rPr>
+          <w:rFonts w:ascii="Consolas" w:eastAsia="Times New Roman" w:hAnsi="Consolas" w:cs="Times New Roman"/>
+          <w:color w:val="1F2328"/>
+          <w:kern w:val="0"/>
+          <w:sz w:val="21"/>
+          <w:szCs w:val="21"/>
+          <w14:ligatures w14:val="none"/>
+        </w:rPr>
+        <w:t>            {data</w:t>
+      </w:r>
+      <w:r>
+        <w:rPr>
+          <w:rFonts w:ascii="Consolas" w:eastAsia="Times New Roman" w:hAnsi="Consolas" w:cs="Times New Roman"/>
+          <w:color w:val="001080"/>
+          <w:kern w:val="0"/>
+          <w:sz w:val="21"/>
+          <w:szCs w:val="21"/>
+          <w14:ligatures w14:val="none"/>
+        </w:rPr>
+        <w:t>:</w:t>
+      </w:r>
+      <w:r>
+        <w:rPr>
+          <w:rFonts w:ascii="Consolas" w:eastAsia="Times New Roman" w:hAnsi="Consolas" w:cs="Times New Roman"/>
+          <w:color w:val="1F2328"/>
+          <w:kern w:val="0"/>
+          <w:sz w:val="21"/>
+          <w:szCs w:val="21"/>
+          <w14:ligatures w14:val="none"/>
+        </w:rPr>
+        <w:t xml:space="preserve"> </w:t>
+      </w:r>
+      <w:r>
+        <w:rPr>
+          <w:rFonts w:ascii="Consolas" w:eastAsia="Times New Roman" w:hAnsi="Consolas" w:cs="Times New Roman"/>
+          <w:color w:val="0A3069"/>
+          <w:kern w:val="0"/>
+          <w:sz w:val="21"/>
+          <w:szCs w:val="21"/>
+          <w14:ligatures w14:val="none"/>
+        </w:rPr>
+        <w:t>'Jafar-Test-01'</w:t>
+      </w:r>
+      <w:r>
+        <w:rPr>
+          <w:rFonts w:ascii="Consolas" w:eastAsia="Times New Roman" w:hAnsi="Consolas" w:cs="Times New Roman"/>
+          <w:color w:val="1F2328"/>
+          <w:kern w:val="0"/>
+          <w:sz w:val="21"/>
+          <w:szCs w:val="21"/>
+          <w14:ligatures w14:val="none"/>
+        </w:rPr>
+        <w:t>, expected</w:t>
+      </w:r>
+      <w:r>
+        <w:rPr>
+          <w:rFonts w:ascii="Consolas" w:eastAsia="Times New Roman" w:hAnsi="Consolas" w:cs="Times New Roman"/>
+          <w:color w:val="001080"/>
+          <w:kern w:val="0"/>
+          <w:sz w:val="21"/>
+          <w:szCs w:val="21"/>
+          <w14:ligatures w14:val="none"/>
+        </w:rPr>
+        <w:t>:</w:t>
+      </w:r>
+      <w:r>
+        <w:rPr>
+          <w:rFonts w:ascii="Consolas" w:eastAsia="Times New Roman" w:hAnsi="Consolas" w:cs="Times New Roman"/>
+          <w:color w:val="1F2328"/>
+          <w:kern w:val="0"/>
+          <w:sz w:val="21"/>
+          <w:szCs w:val="21"/>
+          <w14:ligatures w14:val="none"/>
+        </w:rPr>
+        <w:t xml:space="preserve"> </w:t>
+      </w:r>
+      <w:r>
+        <w:rPr>
+          <w:rFonts w:ascii="Consolas" w:eastAsia="Times New Roman" w:hAnsi="Consolas" w:cs="Times New Roman"/>
+          <w:color w:val="0A3069"/>
+          <w:kern w:val="0"/>
+          <w:sz w:val="21"/>
+          <w:szCs w:val="21"/>
+          <w14:ligatures w14:val="none"/>
+        </w:rPr>
+        <w:t>'JAFAR-TEST-01'</w:t>
+      </w:r>
+      <w:r>
+        <w:rPr>
+          <w:rFonts w:ascii="Consolas" w:eastAsia="Times New Roman" w:hAnsi="Consolas" w:cs="Times New Roman"/>
+          <w:color w:val="1F2328"/>
+          <w:kern w:val="0"/>
+          <w:sz w:val="21"/>
+          <w:szCs w:val="21"/>
+          <w14:ligatures w14:val="none"/>
+        </w:rPr>
+        <w:t>},</w:t>
+      </w:r>
+    </w:p>
+    <w:p>
+      <w:pPr>
+        <w:shd w:val="clear" w:color="auto" w:fill="FFFFFF"/>
+        <w:spacing w:after="0" w:line="285" w:lineRule="atLeast"/>
+        <w:rPr>
+          <w:rFonts w:ascii="Consolas" w:eastAsia="Times New Roman" w:hAnsi="Consolas" w:cs="Times New Roman"/>
+          <w:color w:val="202020"/>
+          <w:kern w:val="0"/>
+          <w:sz w:val="21"/>
+          <w:szCs w:val="21"/>
+          <w14:ligatures w14:val="none"/>
+        </w:rPr>
+      </w:pPr>
+      <w:r>
+        <w:rPr>
+          <w:rFonts w:ascii="Consolas" w:eastAsia="Times New Roman" w:hAnsi="Consolas" w:cs="Times New Roman"/>
+          <w:color w:val="1F2328"/>
+          <w:kern w:val="0"/>
+          <w:sz w:val="21"/>
+          <w:szCs w:val="21"/>
+          <w14:ligatures w14:val="none"/>
+        </w:rPr>
+        <w:t>        ])(</w:t>
+      </w:r>
+      <w:r>
+        <w:rPr>
+          <w:rFonts w:ascii="Consolas" w:eastAsia="Times New Roman" w:hAnsi="Consolas" w:cs="Times New Roman"/>
+          <w:color w:val="0A3069"/>
+          <w:kern w:val="0"/>
+          <w:sz w:val="21"/>
+          <w:szCs w:val="21"/>
+          <w14:ligatures w14:val="none"/>
+        </w:rPr>
+        <w:t>"Test parametrize with $data expected $expected"</w:t>
+      </w:r>
+      <w:r>
+        <w:rPr>
+          <w:rFonts w:ascii="Consolas" w:eastAsia="Times New Roman" w:hAnsi="Consolas" w:cs="Times New Roman"/>
+          <w:color w:val="1F2328"/>
+          <w:kern w:val="0"/>
+          <w:sz w:val="21"/>
+          <w:szCs w:val="21"/>
+          <w14:ligatures w14:val="none"/>
+        </w:rPr>
+        <w:t xml:space="preserve">, ({ </w:t>
+      </w:r>
+      <w:r>
+        <w:rPr>
+          <w:rFonts w:ascii="Consolas" w:eastAsia="Times New Roman" w:hAnsi="Consolas" w:cs="Times New Roman"/>
+          <w:color w:val="953800"/>
+          <w:kern w:val="0"/>
+          <w:sz w:val="21"/>
+          <w:szCs w:val="21"/>
+          <w14:ligatures w14:val="none"/>
+        </w:rPr>
+        <w:t>data</w:t>
+      </w:r>
+      <w:r>
+        <w:rPr>
+          <w:rFonts w:ascii="Consolas" w:eastAsia="Times New Roman" w:hAnsi="Consolas" w:cs="Times New Roman"/>
+          <w:color w:val="1F2328"/>
+          <w:kern w:val="0"/>
+          <w:sz w:val="21"/>
+          <w:szCs w:val="21"/>
+          <w14:ligatures w14:val="none"/>
+        </w:rPr>
+        <w:t xml:space="preserve">, </w:t>
+      </w:r>
+      <w:r>
+        <w:rPr>
+          <w:rFonts w:ascii="Consolas" w:eastAsia="Times New Roman" w:hAnsi="Consolas" w:cs="Times New Roman"/>
+          <w:color w:val="953800"/>
+          <w:kern w:val="0"/>
+          <w:sz w:val="21"/>
+          <w:szCs w:val="21"/>
+          <w14:ligatures w14:val="none"/>
+        </w:rPr>
+        <w:t>expected</w:t>
+      </w:r>
+      <w:r>
+        <w:rPr>
+          <w:rFonts w:ascii="Consolas" w:eastAsia="Times New Roman" w:hAnsi="Consolas" w:cs="Times New Roman"/>
+          <w:color w:val="1F2328"/>
+          <w:kern w:val="0"/>
+          <w:sz w:val="21"/>
+          <w:szCs w:val="21"/>
+          <w14:ligatures w14:val="none"/>
+        </w:rPr>
+        <w:t xml:space="preserve"> }) </w:t>
+      </w:r>
+      <w:r>
+        <w:rPr>
+          <w:rFonts w:ascii="Consolas" w:eastAsia="Times New Roman" w:hAnsi="Consolas" w:cs="Times New Roman"/>
+          <w:color w:val="CF222E"/>
+          <w:kern w:val="0"/>
+          <w:sz w:val="21"/>
+          <w:szCs w:val="21"/>
+          <w14:ligatures w14:val="none"/>
+        </w:rPr>
+        <w:t>=&gt;</w:t>
+      </w:r>
+      <w:r>
+        <w:rPr>
+          <w:rFonts w:ascii="Consolas" w:eastAsia="Times New Roman" w:hAnsi="Consolas" w:cs="Times New Roman"/>
+          <w:color w:val="1F2328"/>
+          <w:kern w:val="0"/>
+          <w:sz w:val="21"/>
+          <w:szCs w:val="21"/>
+          <w14:ligatures w14:val="none"/>
+        </w:rPr>
+        <w:t xml:space="preserve"> {</w:t>
+      </w:r>
+    </w:p>
+    <w:p>
+      <w:pPr>
+        <w:shd w:val="clear" w:color="auto" w:fill="FFFFFF"/>
+        <w:spacing w:after="0" w:line="285" w:lineRule="atLeast"/>
+        <w:rPr>
+          <w:rFonts w:ascii="Consolas" w:eastAsia="Times New Roman" w:hAnsi="Consolas" w:cs="Times New Roman"/>
+          <w:color w:val="202020"/>
+          <w:kern w:val="0"/>
+          <w:sz w:val="21"/>
+          <w:szCs w:val="21"/>
+          <w14:ligatures w14:val="none"/>
+        </w:rPr>
+      </w:pPr>
+      <w:r>
+        <w:rPr>
+          <w:rFonts w:ascii="Consolas" w:eastAsia="Times New Roman" w:hAnsi="Consolas" w:cs="Times New Roman"/>
+          <w:color w:val="1F2328"/>
+          <w:kern w:val="0"/>
+          <w:sz w:val="21"/>
+          <w:szCs w:val="21"/>
+          <w14:ligatures w14:val="none"/>
+        </w:rPr>
+        <w:t xml:space="preserve">            </w:t>
+      </w:r>
+      <w:r>
+        <w:rPr>
+          <w:rFonts w:ascii="Consolas" w:eastAsia="Times New Roman" w:hAnsi="Consolas" w:cs="Times New Roman"/>
+          <w:color w:val="8250DF"/>
+          <w:kern w:val="0"/>
+          <w:sz w:val="21"/>
+          <w:szCs w:val="21"/>
+          <w14:ligatures w14:val="none"/>
+        </w:rPr>
+        <w:t>expect</w:t>
+      </w:r>
+      <w:r>
+        <w:rPr>
+          <w:rFonts w:ascii="Consolas" w:eastAsia="Times New Roman" w:hAnsi="Consolas" w:cs="Times New Roman"/>
+          <w:color w:val="1F2328"/>
+          <w:kern w:val="0"/>
+          <w:sz w:val="21"/>
+          <w:szCs w:val="21"/>
+          <w14:ligatures w14:val="none"/>
+        </w:rPr>
+        <w:t>(</w:t>
+      </w:r>
+      <w:r>
+        <w:rPr>
+          <w:rFonts w:ascii="Consolas" w:eastAsia="Times New Roman" w:hAnsi="Consolas" w:cs="Times New Roman"/>
+          <w:color w:val="8250DF"/>
+          <w:kern w:val="0"/>
+          <w:sz w:val="21"/>
+          <w:szCs w:val="21"/>
+          <w14:ligatures w14:val="none"/>
+        </w:rPr>
+        <w:t>toUpperCase</w:t>
+      </w:r>
+      <w:r>
+        <w:rPr>
+          <w:rFonts w:ascii="Consolas" w:eastAsia="Times New Roman" w:hAnsi="Consolas" w:cs="Times New Roman"/>
+          <w:color w:val="1F2328"/>
+          <w:kern w:val="0"/>
+          <w:sz w:val="21"/>
+          <w:szCs w:val="21"/>
+          <w14:ligatures w14:val="none"/>
+        </w:rPr>
+        <w:t>(</w:t>
+      </w:r>
+      <w:r>
+        <w:rPr>
+          <w:rFonts w:ascii="Consolas" w:eastAsia="Times New Roman" w:hAnsi="Consolas" w:cs="Times New Roman"/>
+          <w:color w:val="953800"/>
+          <w:kern w:val="0"/>
+          <w:sz w:val="21"/>
+          <w:szCs w:val="21"/>
+          <w14:ligatures w14:val="none"/>
+        </w:rPr>
+        <w:t>data</w:t>
+      </w:r>
+      <w:r>
+        <w:rPr>
+          <w:rFonts w:ascii="Consolas" w:eastAsia="Times New Roman" w:hAnsi="Consolas" w:cs="Times New Roman"/>
+          <w:color w:val="1F2328"/>
+          <w:kern w:val="0"/>
+          <w:sz w:val="21"/>
+          <w:szCs w:val="21"/>
+          <w14:ligatures w14:val="none"/>
+        </w:rPr>
+        <w:t>)).</w:t>
+      </w:r>
+      <w:r>
+        <w:rPr>
+          <w:rFonts w:ascii="Consolas" w:eastAsia="Times New Roman" w:hAnsi="Consolas" w:cs="Times New Roman"/>
+          <w:color w:val="8250DF"/>
+          <w:kern w:val="0"/>
+          <w:sz w:val="21"/>
+          <w:szCs w:val="21"/>
+          <w14:ligatures w14:val="none"/>
+        </w:rPr>
         <w:t>toBe</w:t>
       </w:r>
-      <w:proofErr w:type="gramEnd"/>
       <w:r>
         <w:rPr>
           <w:rFonts w:ascii="Consolas" w:eastAsia="Times New Roman" w:hAnsi="Consolas" w:cs="Times New Roman"/>
@@ -7333,18 +7884,6 @@
         </w:rPr>
         <w:t xml:space="preserve">    </w:t>
       </w:r>
-      <w:proofErr w:type="gramStart"/>
-      <w:r>
-        <w:rPr>
-          <w:rFonts w:ascii="Consolas" w:eastAsia="Times New Roman" w:hAnsi="Consolas" w:cs="Times New Roman"/>
-          <w:color w:val="1F2328"/>
-          <w:kern w:val="0"/>
-          <w:sz w:val="21"/>
-          <w:szCs w:val="21"/>
-          <w14:ligatures w14:val="none"/>
-        </w:rPr>
-        <w:t>describe.</w:t>
-      </w:r>
       <w:r>
         <w:rPr>
           <w:rFonts w:ascii="Consolas" w:eastAsia="Times New Roman" w:hAnsi="Consolas" w:cs="Times New Roman"/>
@@ -7354,9 +7893,8 @@
           <w:szCs w:val="21"/>
           <w14:ligatures w14:val="none"/>
         </w:rPr>
-        <w:t>skip</w:t>
-      </w:r>
-      <w:proofErr w:type="gramEnd"/>
+        <w:t>describe</w:t>
+      </w:r>
       <w:r>
         <w:rPr>
           <w:rFonts w:ascii="Consolas" w:eastAsia="Times New Roman" w:hAnsi="Consolas" w:cs="Times New Roman"/>
@@ -7435,19 +7973,7 @@
           <w:szCs w:val="21"/>
           <w14:ligatures w14:val="none"/>
         </w:rPr>
-        <w:t xml:space="preserve">        </w:t>
-      </w:r>
-      <w:proofErr w:type="gramStart"/>
-      <w:r>
-        <w:rPr>
-          <w:rFonts w:ascii="Consolas" w:eastAsia="Times New Roman" w:hAnsi="Consolas" w:cs="Times New Roman"/>
-          <w:color w:val="1F2328"/>
-          <w:kern w:val="0"/>
-          <w:sz w:val="21"/>
-          <w:szCs w:val="21"/>
-          <w14:ligatures w14:val="none"/>
-        </w:rPr>
-        <w:t>it.</w:t>
+        <w:t>        it.</w:t>
       </w:r>
       <w:r>
         <w:rPr>
@@ -7460,7 +7986,6 @@
         </w:rPr>
         <w:t>each</w:t>
       </w:r>
-      <w:proofErr w:type="gramEnd"/>
       <w:r>
         <w:rPr>
           <w:rFonts w:ascii="Consolas" w:eastAsia="Times New Roman" w:hAnsi="Consolas" w:cs="Times New Roman"/>
@@ -7834,21 +8359,8 @@
           <w:szCs w:val="21"/>
           <w14:ligatures w14:val="none"/>
         </w:rPr>
-        <w:t xml:space="preserve">        </w:t>
-      </w:r>
-      <w:proofErr w:type="gramStart"/>
-      <w:r>
-        <w:rPr>
-          <w:rFonts w:ascii="Consolas" w:eastAsia="Times New Roman" w:hAnsi="Consolas" w:cs="Times New Roman"/>
-          <w:color w:val="1F2328"/>
-          <w:kern w:val="0"/>
-          <w:sz w:val="21"/>
-          <w:szCs w:val="21"/>
-          <w14:ligatures w14:val="none"/>
-        </w:rPr>
-        <w:t>])(</w:t>
-      </w:r>
-      <w:proofErr w:type="gramEnd"/>
+        <w:t>        ])(</w:t>
+      </w:r>
       <w:r>
         <w:rPr>
           <w:rFonts w:ascii="Consolas" w:eastAsia="Times New Roman" w:hAnsi="Consolas" w:cs="Times New Roman"/>
@@ -7869,20 +8381,30 @@
           <w:szCs w:val="21"/>
           <w14:ligatures w14:val="none"/>
         </w:rPr>
+        <w:t xml:space="preserve">, ({ </w:t>
+      </w:r>
+      <w:r>
+        <w:rPr>
+          <w:rFonts w:ascii="Consolas" w:eastAsia="Times New Roman" w:hAnsi="Consolas" w:cs="Times New Roman"/>
+          <w:color w:val="953800"/>
+          <w:kern w:val="0"/>
+          <w:sz w:val="21"/>
+          <w:szCs w:val="21"/>
+          <w14:ligatures w14:val="none"/>
+        </w:rPr>
+        <w:t>data</w:t>
+      </w:r>
+      <w:r>
+        <w:rPr>
+          <w:rFonts w:ascii="Consolas" w:eastAsia="Times New Roman" w:hAnsi="Consolas" w:cs="Times New Roman"/>
+          <w:color w:val="1F2328"/>
+          <w:kern w:val="0"/>
+          <w:sz w:val="21"/>
+          <w:szCs w:val="21"/>
+          <w14:ligatures w14:val="none"/>
+        </w:rPr>
         <w:t xml:space="preserve">, </w:t>
       </w:r>
-      <w:proofErr w:type="gramStart"/>
-      <w:r>
-        <w:rPr>
-          <w:rFonts w:ascii="Consolas" w:eastAsia="Times New Roman" w:hAnsi="Consolas" w:cs="Times New Roman"/>
-          <w:color w:val="1F2328"/>
-          <w:kern w:val="0"/>
-          <w:sz w:val="21"/>
-          <w:szCs w:val="21"/>
-          <w14:ligatures w14:val="none"/>
-        </w:rPr>
-        <w:t xml:space="preserve">({ </w:t>
-      </w:r>
       <w:r>
         <w:rPr>
           <w:rFonts w:ascii="Consolas" w:eastAsia="Times New Roman" w:hAnsi="Consolas" w:cs="Times New Roman"/>
@@ -7892,21 +8414,154 @@
           <w:szCs w:val="21"/>
           <w14:ligatures w14:val="none"/>
         </w:rPr>
+        <w:t>expected</w:t>
+      </w:r>
+      <w:r>
+        <w:rPr>
+          <w:rFonts w:ascii="Consolas" w:eastAsia="Times New Roman" w:hAnsi="Consolas" w:cs="Times New Roman"/>
+          <w:color w:val="1F2328"/>
+          <w:kern w:val="0"/>
+          <w:sz w:val="21"/>
+          <w:szCs w:val="21"/>
+          <w14:ligatures w14:val="none"/>
+        </w:rPr>
+        <w:t xml:space="preserve"> }) </w:t>
+      </w:r>
+      <w:r>
+        <w:rPr>
+          <w:rFonts w:ascii="Consolas" w:eastAsia="Times New Roman" w:hAnsi="Consolas" w:cs="Times New Roman"/>
+          <w:color w:val="CF222E"/>
+          <w:kern w:val="0"/>
+          <w:sz w:val="21"/>
+          <w:szCs w:val="21"/>
+          <w14:ligatures w14:val="none"/>
+        </w:rPr>
+        <w:t>=&gt;</w:t>
+      </w:r>
+      <w:r>
+        <w:rPr>
+          <w:rFonts w:ascii="Consolas" w:eastAsia="Times New Roman" w:hAnsi="Consolas" w:cs="Times New Roman"/>
+          <w:color w:val="1F2328"/>
+          <w:kern w:val="0"/>
+          <w:sz w:val="21"/>
+          <w:szCs w:val="21"/>
+          <w14:ligatures w14:val="none"/>
+        </w:rPr>
+        <w:t xml:space="preserve"> {</w:t>
+      </w:r>
+    </w:p>
+    <w:p>
+      <w:pPr>
+        <w:shd w:val="clear" w:color="auto" w:fill="FFFFFF"/>
+        <w:spacing w:after="0" w:line="285" w:lineRule="atLeast"/>
+        <w:rPr>
+          <w:rFonts w:ascii="Consolas" w:eastAsia="Times New Roman" w:hAnsi="Consolas" w:cs="Times New Roman"/>
+          <w:color w:val="202020"/>
+          <w:kern w:val="0"/>
+          <w:sz w:val="21"/>
+          <w:szCs w:val="21"/>
+          <w14:ligatures w14:val="none"/>
+        </w:rPr>
+      </w:pPr>
+      <w:r>
+        <w:rPr>
+          <w:rFonts w:ascii="Consolas" w:eastAsia="Times New Roman" w:hAnsi="Consolas" w:cs="Times New Roman"/>
+          <w:color w:val="1F2328"/>
+          <w:kern w:val="0"/>
+          <w:sz w:val="21"/>
+          <w:szCs w:val="21"/>
+          <w14:ligatures w14:val="none"/>
+        </w:rPr>
+        <w:t xml:space="preserve">            </w:t>
+      </w:r>
+      <w:r>
+        <w:rPr>
+          <w:rFonts w:ascii="Consolas" w:eastAsia="Times New Roman" w:hAnsi="Consolas" w:cs="Times New Roman"/>
+          <w:color w:val="8250DF"/>
+          <w:kern w:val="0"/>
+          <w:sz w:val="21"/>
+          <w:szCs w:val="21"/>
+          <w14:ligatures w14:val="none"/>
+        </w:rPr>
+        <w:t>expect</w:t>
+      </w:r>
+      <w:r>
+        <w:rPr>
+          <w:rFonts w:ascii="Consolas" w:eastAsia="Times New Roman" w:hAnsi="Consolas" w:cs="Times New Roman"/>
+          <w:color w:val="1F2328"/>
+          <w:kern w:val="0"/>
+          <w:sz w:val="21"/>
+          <w:szCs w:val="21"/>
+          <w14:ligatures w14:val="none"/>
+        </w:rPr>
+        <w:t>(</w:t>
+      </w:r>
+      <w:r>
+        <w:rPr>
+          <w:rFonts w:ascii="Consolas" w:eastAsia="Times New Roman" w:hAnsi="Consolas" w:cs="Times New Roman"/>
+          <w:color w:val="8250DF"/>
+          <w:kern w:val="0"/>
+          <w:sz w:val="21"/>
+          <w:szCs w:val="21"/>
+          <w14:ligatures w14:val="none"/>
+        </w:rPr>
+        <w:t>toUpperCase</w:t>
+      </w:r>
+      <w:r>
+        <w:rPr>
+          <w:rFonts w:ascii="Consolas" w:eastAsia="Times New Roman" w:hAnsi="Consolas" w:cs="Times New Roman"/>
+          <w:color w:val="1F2328"/>
+          <w:kern w:val="0"/>
+          <w:sz w:val="21"/>
+          <w:szCs w:val="21"/>
+          <w14:ligatures w14:val="none"/>
+        </w:rPr>
+        <w:t>(</w:t>
+      </w:r>
+      <w:r>
+        <w:rPr>
+          <w:rFonts w:ascii="Consolas" w:eastAsia="Times New Roman" w:hAnsi="Consolas" w:cs="Times New Roman"/>
+          <w:color w:val="953800"/>
+          <w:kern w:val="0"/>
+          <w:sz w:val="21"/>
+          <w:szCs w:val="21"/>
+          <w14:ligatures w14:val="none"/>
+        </w:rPr>
         <w:t>data</w:t>
       </w:r>
-      <w:proofErr w:type="gramEnd"/>
-      <w:r>
-        <w:rPr>
-          <w:rFonts w:ascii="Consolas" w:eastAsia="Times New Roman" w:hAnsi="Consolas" w:cs="Times New Roman"/>
-          <w:color w:val="1F2328"/>
-          <w:kern w:val="0"/>
-          <w:sz w:val="21"/>
-          <w:szCs w:val="21"/>
-          <w14:ligatures w14:val="none"/>
-        </w:rPr>
-        <w:t xml:space="preserve">, </w:t>
-      </w:r>
-      <w:proofErr w:type="gramStart"/>
+      <w:r>
+        <w:rPr>
+          <w:rFonts w:ascii="Consolas" w:eastAsia="Times New Roman" w:hAnsi="Consolas" w:cs="Times New Roman"/>
+          <w:color w:val="1F2328"/>
+          <w:kern w:val="0"/>
+          <w:sz w:val="21"/>
+          <w:szCs w:val="21"/>
+          <w14:ligatures w14:val="none"/>
+        </w:rPr>
+        <w:t>)).</w:t>
+      </w:r>
+      <w:r>
+        <w:rPr>
+          <w:rFonts w:ascii="Consolas" w:eastAsia="Times New Roman" w:hAnsi="Consolas" w:cs="Times New Roman"/>
+          <w:color w:val="8250DF"/>
+          <w:kern w:val="0"/>
+          <w:sz w:val="21"/>
+          <w:szCs w:val="21"/>
+          <w14:ligatures w14:val="none"/>
+        </w:rPr>
+        <w:t>toBe</w:t>
+      </w:r>
+      <w:r>
+        <w:rPr>
+          <w:rFonts w:ascii="Consolas" w:eastAsia="Times New Roman" w:hAnsi="Consolas" w:cs="Times New Roman"/>
+          <w:color w:val="1F2328"/>
+          <w:kern w:val="0"/>
+          <w:sz w:val="21"/>
+          <w:szCs w:val="21"/>
+          <w14:ligatures w14:val="none"/>
+        </w:rPr>
+        <w:t>(</w:t>
+      </w:r>
       <w:r>
         <w:rPr>
           <w:rFonts w:ascii="Consolas" w:eastAsia="Times New Roman" w:hAnsi="Consolas" w:cs="Times New Roman"/>
@@ -7927,66 +8582,71 @@
           <w:szCs w:val="21"/>
           <w14:ligatures w14:val="none"/>
         </w:rPr>
-        <w:t xml:space="preserve"> }</w:t>
-      </w:r>
-      <w:proofErr w:type="gramEnd"/>
-      <w:r>
-        <w:rPr>
-          <w:rFonts w:ascii="Consolas" w:eastAsia="Times New Roman" w:hAnsi="Consolas" w:cs="Times New Roman"/>
-          <w:color w:val="1F2328"/>
-          <w:kern w:val="0"/>
-          <w:sz w:val="21"/>
-          <w:szCs w:val="21"/>
-          <w14:ligatures w14:val="none"/>
-        </w:rPr>
-        <w:t xml:space="preserve">) </w:t>
-      </w:r>
-      <w:r>
-        <w:rPr>
-          <w:rFonts w:ascii="Consolas" w:eastAsia="Times New Roman" w:hAnsi="Consolas" w:cs="Times New Roman"/>
-          <w:color w:val="CF222E"/>
-          <w:kern w:val="0"/>
-          <w:sz w:val="21"/>
-          <w:szCs w:val="21"/>
-          <w14:ligatures w14:val="none"/>
-        </w:rPr>
-        <w:t>=&gt;</w:t>
-      </w:r>
-      <w:r>
-        <w:rPr>
-          <w:rFonts w:ascii="Consolas" w:eastAsia="Times New Roman" w:hAnsi="Consolas" w:cs="Times New Roman"/>
-          <w:color w:val="1F2328"/>
-          <w:kern w:val="0"/>
-          <w:sz w:val="21"/>
-          <w:szCs w:val="21"/>
-          <w14:ligatures w14:val="none"/>
-        </w:rPr>
-        <w:t xml:space="preserve"> {</w:t>
-      </w:r>
-    </w:p>
-    <w:p>
-      <w:pPr>
-        <w:shd w:val="clear" w:color="auto" w:fill="FFFFFF"/>
-        <w:spacing w:after="0" w:line="285" w:lineRule="atLeast"/>
-        <w:rPr>
-          <w:rFonts w:ascii="Consolas" w:eastAsia="Times New Roman" w:hAnsi="Consolas" w:cs="Times New Roman"/>
-          <w:color w:val="202020"/>
-          <w:kern w:val="0"/>
-          <w:sz w:val="21"/>
-          <w:szCs w:val="21"/>
-          <w14:ligatures w14:val="none"/>
-        </w:rPr>
-      </w:pPr>
-      <w:r>
-        <w:rPr>
-          <w:rFonts w:ascii="Consolas" w:eastAsia="Times New Roman" w:hAnsi="Consolas" w:cs="Times New Roman"/>
-          <w:color w:val="1F2328"/>
-          <w:kern w:val="0"/>
-          <w:sz w:val="21"/>
-          <w:szCs w:val="21"/>
-          <w14:ligatures w14:val="none"/>
-        </w:rPr>
-        <w:t xml:space="preserve">            </w:t>
+        <w:t>)</w:t>
+      </w:r>
+    </w:p>
+    <w:p>
+      <w:pPr>
+        <w:shd w:val="clear" w:color="auto" w:fill="FFFFFF"/>
+        <w:spacing w:after="0" w:line="285" w:lineRule="atLeast"/>
+        <w:rPr>
+          <w:rFonts w:ascii="Consolas" w:eastAsia="Times New Roman" w:hAnsi="Consolas" w:cs="Times New Roman"/>
+          <w:color w:val="202020"/>
+          <w:kern w:val="0"/>
+          <w:sz w:val="21"/>
+          <w:szCs w:val="21"/>
+          <w14:ligatures w14:val="none"/>
+        </w:rPr>
+      </w:pPr>
+      <w:r>
+        <w:rPr>
+          <w:rFonts w:ascii="Consolas" w:eastAsia="Times New Roman" w:hAnsi="Consolas" w:cs="Times New Roman"/>
+          <w:color w:val="1F2328"/>
+          <w:kern w:val="0"/>
+          <w:sz w:val="21"/>
+          <w:szCs w:val="21"/>
+          <w14:ligatures w14:val="none"/>
+        </w:rPr>
+        <w:t>        })</w:t>
+      </w:r>
+    </w:p>
+    <w:p>
+      <w:pPr>
+        <w:shd w:val="clear" w:color="auto" w:fill="FFFFFF"/>
+        <w:spacing w:after="0" w:line="285" w:lineRule="atLeast"/>
+        <w:rPr>
+          <w:rFonts w:ascii="Consolas" w:eastAsia="Times New Roman" w:hAnsi="Consolas" w:cs="Times New Roman"/>
+          <w:color w:val="202020"/>
+          <w:kern w:val="0"/>
+          <w:sz w:val="21"/>
+          <w:szCs w:val="21"/>
+          <w14:ligatures w14:val="none"/>
+        </w:rPr>
+      </w:pPr>
+    </w:p>
+    <w:p>
+      <w:pPr>
+        <w:shd w:val="clear" w:color="auto" w:fill="FFFFFF"/>
+        <w:spacing w:after="0" w:line="285" w:lineRule="atLeast"/>
+        <w:rPr>
+          <w:rFonts w:ascii="Consolas" w:eastAsia="Times New Roman" w:hAnsi="Consolas" w:cs="Times New Roman"/>
+          <w:color w:val="202020"/>
+          <w:kern w:val="0"/>
+          <w:sz w:val="21"/>
+          <w:szCs w:val="21"/>
+          <w14:ligatures w14:val="none"/>
+        </w:rPr>
+      </w:pPr>
+      <w:r>
+        <w:rPr>
+          <w:rFonts w:ascii="Consolas" w:eastAsia="Times New Roman" w:hAnsi="Consolas" w:cs="Times New Roman"/>
+          <w:color w:val="1F2328"/>
+          <w:kern w:val="0"/>
+          <w:sz w:val="21"/>
+          <w:szCs w:val="21"/>
+          <w14:ligatures w14:val="none"/>
+        </w:rPr>
+        <w:t>        it.</w:t>
       </w:r>
       <w:r>
         <w:rPr>
@@ -7997,1072 +8657,8 @@
           <w:szCs w:val="21"/>
           <w14:ligatures w14:val="none"/>
         </w:rPr>
-        <w:t>expect</w:t>
-      </w:r>
-      <w:r>
-        <w:rPr>
-          <w:rFonts w:ascii="Consolas" w:eastAsia="Times New Roman" w:hAnsi="Consolas" w:cs="Times New Roman"/>
-          <w:color w:val="1F2328"/>
-          <w:kern w:val="0"/>
-          <w:sz w:val="21"/>
-          <w:szCs w:val="21"/>
-          <w14:ligatures w14:val="none"/>
-        </w:rPr>
-        <w:t>(</w:t>
-      </w:r>
-      <w:r>
-        <w:rPr>
-          <w:rFonts w:ascii="Consolas" w:eastAsia="Times New Roman" w:hAnsi="Consolas" w:cs="Times New Roman"/>
-          <w:color w:val="8250DF"/>
-          <w:kern w:val="0"/>
-          <w:sz w:val="21"/>
-          <w:szCs w:val="21"/>
-          <w14:ligatures w14:val="none"/>
-        </w:rPr>
-        <w:t>toUpperCase</w:t>
-      </w:r>
-      <w:r>
-        <w:rPr>
-          <w:rFonts w:ascii="Consolas" w:eastAsia="Times New Roman" w:hAnsi="Consolas" w:cs="Times New Roman"/>
-          <w:color w:val="1F2328"/>
-          <w:kern w:val="0"/>
-          <w:sz w:val="21"/>
-          <w:szCs w:val="21"/>
-          <w14:ligatures w14:val="none"/>
-        </w:rPr>
-        <w:t>(</w:t>
-      </w:r>
-      <w:r>
-        <w:rPr>
-          <w:rFonts w:ascii="Consolas" w:eastAsia="Times New Roman" w:hAnsi="Consolas" w:cs="Times New Roman"/>
-          <w:color w:val="953800"/>
-          <w:kern w:val="0"/>
-          <w:sz w:val="21"/>
-          <w:szCs w:val="21"/>
-          <w14:ligatures w14:val="none"/>
-        </w:rPr>
-        <w:t>data</w:t>
-      </w:r>
-      <w:r>
-        <w:rPr>
-          <w:rFonts w:ascii="Consolas" w:eastAsia="Times New Roman" w:hAnsi="Consolas" w:cs="Times New Roman"/>
-          <w:color w:val="1F2328"/>
-          <w:kern w:val="0"/>
-          <w:sz w:val="21"/>
-          <w:szCs w:val="21"/>
-          <w14:ligatures w14:val="none"/>
-        </w:rPr>
-        <w:t>)</w:t>
-      </w:r>
-      <w:proofErr w:type="gramStart"/>
-      <w:r>
-        <w:rPr>
-          <w:rFonts w:ascii="Consolas" w:eastAsia="Times New Roman" w:hAnsi="Consolas" w:cs="Times New Roman"/>
-          <w:color w:val="1F2328"/>
-          <w:kern w:val="0"/>
-          <w:sz w:val="21"/>
-          <w:szCs w:val="21"/>
-          <w14:ligatures w14:val="none"/>
-        </w:rPr>
-        <w:t>).</w:t>
-      </w:r>
-      <w:r>
-        <w:rPr>
-          <w:rFonts w:ascii="Consolas" w:eastAsia="Times New Roman" w:hAnsi="Consolas" w:cs="Times New Roman"/>
-          <w:color w:val="8250DF"/>
-          <w:kern w:val="0"/>
-          <w:sz w:val="21"/>
-          <w:szCs w:val="21"/>
-          <w14:ligatures w14:val="none"/>
-        </w:rPr>
-        <w:t>toBe</w:t>
-      </w:r>
-      <w:proofErr w:type="gramEnd"/>
-      <w:r>
-        <w:rPr>
-          <w:rFonts w:ascii="Consolas" w:eastAsia="Times New Roman" w:hAnsi="Consolas" w:cs="Times New Roman"/>
-          <w:color w:val="1F2328"/>
-          <w:kern w:val="0"/>
-          <w:sz w:val="21"/>
-          <w:szCs w:val="21"/>
-          <w14:ligatures w14:val="none"/>
-        </w:rPr>
-        <w:t>(</w:t>
-      </w:r>
-      <w:r>
-        <w:rPr>
-          <w:rFonts w:ascii="Consolas" w:eastAsia="Times New Roman" w:hAnsi="Consolas" w:cs="Times New Roman"/>
-          <w:color w:val="953800"/>
-          <w:kern w:val="0"/>
-          <w:sz w:val="21"/>
-          <w:szCs w:val="21"/>
-          <w14:ligatures w14:val="none"/>
-        </w:rPr>
-        <w:t>expected</w:t>
-      </w:r>
-      <w:r>
-        <w:rPr>
-          <w:rFonts w:ascii="Consolas" w:eastAsia="Times New Roman" w:hAnsi="Consolas" w:cs="Times New Roman"/>
-          <w:color w:val="1F2328"/>
-          <w:kern w:val="0"/>
-          <w:sz w:val="21"/>
-          <w:szCs w:val="21"/>
-          <w14:ligatures w14:val="none"/>
-        </w:rPr>
-        <w:t>)</w:t>
-      </w:r>
-    </w:p>
-    <w:p>
-      <w:pPr>
-        <w:shd w:val="clear" w:color="auto" w:fill="FFFFFF"/>
-        <w:spacing w:after="0" w:line="285" w:lineRule="atLeast"/>
-        <w:rPr>
-          <w:rFonts w:ascii="Consolas" w:eastAsia="Times New Roman" w:hAnsi="Consolas" w:cs="Times New Roman"/>
-          <w:color w:val="202020"/>
-          <w:kern w:val="0"/>
-          <w:sz w:val="21"/>
-          <w:szCs w:val="21"/>
-          <w14:ligatures w14:val="none"/>
-        </w:rPr>
-      </w:pPr>
-      <w:r>
-        <w:rPr>
-          <w:rFonts w:ascii="Consolas" w:eastAsia="Times New Roman" w:hAnsi="Consolas" w:cs="Times New Roman"/>
-          <w:color w:val="1F2328"/>
-          <w:kern w:val="0"/>
-          <w:sz w:val="21"/>
-          <w:szCs w:val="21"/>
-          <w14:ligatures w14:val="none"/>
-        </w:rPr>
-        <w:t>        })</w:t>
-      </w:r>
-    </w:p>
-    <w:p>
-      <w:pPr>
-        <w:shd w:val="clear" w:color="auto" w:fill="FFFFFF"/>
-        <w:spacing w:after="0" w:line="285" w:lineRule="atLeast"/>
-        <w:rPr>
-          <w:rFonts w:ascii="Consolas" w:eastAsia="Times New Roman" w:hAnsi="Consolas" w:cs="Times New Roman"/>
-          <w:color w:val="202020"/>
-          <w:kern w:val="0"/>
-          <w:sz w:val="21"/>
-          <w:szCs w:val="21"/>
-          <w14:ligatures w14:val="none"/>
-        </w:rPr>
-      </w:pPr>
-      <w:r>
-        <w:rPr>
-          <w:rFonts w:ascii="Consolas" w:eastAsia="Times New Roman" w:hAnsi="Consolas" w:cs="Times New Roman"/>
-          <w:color w:val="1F2328"/>
-          <w:kern w:val="0"/>
-          <w:sz w:val="21"/>
-          <w:szCs w:val="21"/>
-          <w14:ligatures w14:val="none"/>
-        </w:rPr>
-        <w:t>    })</w:t>
-      </w:r>
-    </w:p>
-    <w:p>
-      <w:pPr>
-        <w:shd w:val="clear" w:color="auto" w:fill="FFFFFF"/>
-        <w:spacing w:after="0" w:line="285" w:lineRule="atLeast"/>
-        <w:ind w:left="2160"/>
-        <w:rPr>
-          <w:rFonts w:ascii="Sakkal Majalla" w:eastAsia="Times New Roman" w:hAnsi="Sakkal Majalla" w:cs="Sakkal Majalla"/>
-          <w:color w:val="202020"/>
-          <w:kern w:val="0"/>
-          <w14:ligatures w14:val="none"/>
-        </w:rPr>
-      </w:pPr>
-      <w:r>
-        <w:rPr>
-          <w:rFonts w:ascii="Sakkal Majalla" w:eastAsia="Times New Roman" w:hAnsi="Sakkal Majalla" w:cs="Sakkal Majalla"/>
-          <w:color w:val="202020"/>
-          <w:kern w:val="0"/>
-          <w14:ligatures w14:val="none"/>
-        </w:rPr>
-        <w:t>***************************************************************</w:t>
-      </w:r>
-    </w:p>
-    <w:p>
-      <w:pPr>
-        <w:shd w:val="clear" w:color="auto" w:fill="FFFFFF"/>
-        <w:spacing w:after="0" w:line="285" w:lineRule="atLeast"/>
-        <w:rPr>
-          <w:rFonts w:ascii="Consolas" w:eastAsia="Times New Roman" w:hAnsi="Consolas" w:cs="Times New Roman"/>
-          <w:color w:val="202020"/>
-          <w:kern w:val="0"/>
-          <w:sz w:val="21"/>
-          <w:szCs w:val="21"/>
-          <w14:ligatures w14:val="none"/>
-        </w:rPr>
-      </w:pPr>
-      <w:r>
-        <w:rPr>
-          <w:rFonts w:ascii="Consolas" w:eastAsia="Times New Roman" w:hAnsi="Consolas" w:cs="Times New Roman"/>
-          <w:color w:val="1F2328"/>
-          <w:kern w:val="0"/>
-          <w:sz w:val="21"/>
-          <w:szCs w:val="21"/>
-          <w14:ligatures w14:val="none"/>
-        </w:rPr>
-        <w:t xml:space="preserve">    </w:t>
-      </w:r>
-      <w:proofErr w:type="gramStart"/>
-      <w:r>
-        <w:rPr>
-          <w:rFonts w:ascii="Consolas" w:eastAsia="Times New Roman" w:hAnsi="Consolas" w:cs="Times New Roman"/>
-          <w:color w:val="8250DF"/>
-          <w:kern w:val="0"/>
-          <w:sz w:val="21"/>
-          <w:szCs w:val="21"/>
-          <w14:ligatures w14:val="none"/>
-        </w:rPr>
-        <w:t>describe</w:t>
-      </w:r>
-      <w:r>
-        <w:rPr>
-          <w:rFonts w:ascii="Consolas" w:eastAsia="Times New Roman" w:hAnsi="Consolas" w:cs="Times New Roman"/>
-          <w:color w:val="1F2328"/>
-          <w:kern w:val="0"/>
-          <w:sz w:val="21"/>
-          <w:szCs w:val="21"/>
-          <w14:ligatures w14:val="none"/>
-        </w:rPr>
-        <w:t>(</w:t>
-      </w:r>
-      <w:proofErr w:type="gramEnd"/>
-      <w:r>
-        <w:rPr>
-          <w:rFonts w:ascii="Consolas" w:eastAsia="Times New Roman" w:hAnsi="Consolas" w:cs="Times New Roman"/>
-          <w:color w:val="0A3069"/>
-          <w:kern w:val="0"/>
-          <w:sz w:val="21"/>
-          <w:szCs w:val="21"/>
-          <w14:ligatures w14:val="none"/>
-        </w:rPr>
-        <w:t>"toUpperCase tests"</w:t>
-      </w:r>
-      <w:r>
-        <w:rPr>
-          <w:rFonts w:ascii="Consolas" w:eastAsia="Times New Roman" w:hAnsi="Consolas" w:cs="Times New Roman"/>
-          <w:color w:val="1F2328"/>
-          <w:kern w:val="0"/>
-          <w:sz w:val="21"/>
-          <w:szCs w:val="21"/>
-          <w14:ligatures w14:val="none"/>
-        </w:rPr>
-        <w:t xml:space="preserve">, () </w:t>
-      </w:r>
-      <w:r>
-        <w:rPr>
-          <w:rFonts w:ascii="Consolas" w:eastAsia="Times New Roman" w:hAnsi="Consolas" w:cs="Times New Roman"/>
-          <w:color w:val="CF222E"/>
-          <w:kern w:val="0"/>
-          <w:sz w:val="21"/>
-          <w:szCs w:val="21"/>
-          <w14:ligatures w14:val="none"/>
-        </w:rPr>
-        <w:t>=&gt;</w:t>
-      </w:r>
-      <w:r>
-        <w:rPr>
-          <w:rFonts w:ascii="Consolas" w:eastAsia="Times New Roman" w:hAnsi="Consolas" w:cs="Times New Roman"/>
-          <w:color w:val="1F2328"/>
-          <w:kern w:val="0"/>
-          <w:sz w:val="21"/>
-          <w:szCs w:val="21"/>
-          <w14:ligatures w14:val="none"/>
-        </w:rPr>
-        <w:t xml:space="preserve"> {</w:t>
-      </w:r>
-    </w:p>
-    <w:p>
-      <w:pPr>
-        <w:shd w:val="clear" w:color="auto" w:fill="FFFFFF"/>
-        <w:spacing w:after="0" w:line="285" w:lineRule="atLeast"/>
-        <w:rPr>
-          <w:rFonts w:ascii="Consolas" w:eastAsia="Times New Roman" w:hAnsi="Consolas" w:cs="Times New Roman"/>
-          <w:color w:val="202020"/>
-          <w:kern w:val="0"/>
-          <w:sz w:val="21"/>
-          <w:szCs w:val="21"/>
-          <w14:ligatures w14:val="none"/>
-        </w:rPr>
-      </w:pPr>
-      <w:r>
-        <w:rPr>
-          <w:rFonts w:ascii="Consolas" w:eastAsia="Times New Roman" w:hAnsi="Consolas" w:cs="Times New Roman"/>
-          <w:color w:val="1F2328"/>
-          <w:kern w:val="0"/>
-          <w:sz w:val="21"/>
-          <w:szCs w:val="21"/>
-          <w14:ligatures w14:val="none"/>
-        </w:rPr>
-        <w:t xml:space="preserve">        </w:t>
-      </w:r>
-      <w:proofErr w:type="gramStart"/>
-      <w:r>
-        <w:rPr>
-          <w:rFonts w:ascii="Consolas" w:eastAsia="Times New Roman" w:hAnsi="Consolas" w:cs="Times New Roman"/>
-          <w:color w:val="1F2328"/>
-          <w:kern w:val="0"/>
-          <w:sz w:val="21"/>
-          <w:szCs w:val="21"/>
-          <w14:ligatures w14:val="none"/>
-        </w:rPr>
-        <w:t>it.</w:t>
-      </w:r>
-      <w:r>
-        <w:rPr>
-          <w:rFonts w:ascii="Consolas" w:eastAsia="Times New Roman" w:hAnsi="Consolas" w:cs="Times New Roman"/>
-          <w:color w:val="8250DF"/>
-          <w:kern w:val="0"/>
-          <w:sz w:val="21"/>
-          <w:szCs w:val="21"/>
-          <w14:ligatures w14:val="none"/>
-        </w:rPr>
-        <w:t>each</w:t>
-      </w:r>
-      <w:proofErr w:type="gramEnd"/>
-      <w:r>
-        <w:rPr>
-          <w:rFonts w:ascii="Consolas" w:eastAsia="Times New Roman" w:hAnsi="Consolas" w:cs="Times New Roman"/>
-          <w:color w:val="1F2328"/>
-          <w:kern w:val="0"/>
-          <w:sz w:val="21"/>
-          <w:szCs w:val="21"/>
-          <w14:ligatures w14:val="none"/>
-        </w:rPr>
-        <w:t>([</w:t>
-      </w:r>
-    </w:p>
-    <w:p>
-      <w:pPr>
-        <w:shd w:val="clear" w:color="auto" w:fill="FFFFFF"/>
-        <w:spacing w:after="0" w:line="285" w:lineRule="atLeast"/>
-        <w:rPr>
-          <w:rFonts w:ascii="Consolas" w:eastAsia="Times New Roman" w:hAnsi="Consolas" w:cs="Times New Roman"/>
-          <w:color w:val="202020"/>
-          <w:kern w:val="0"/>
-          <w:sz w:val="21"/>
-          <w:szCs w:val="21"/>
-          <w14:ligatures w14:val="none"/>
-        </w:rPr>
-      </w:pPr>
-      <w:r>
-        <w:rPr>
-          <w:rFonts w:ascii="Consolas" w:eastAsia="Times New Roman" w:hAnsi="Consolas" w:cs="Times New Roman"/>
-          <w:color w:val="1F2328"/>
-          <w:kern w:val="0"/>
-          <w:sz w:val="21"/>
-          <w:szCs w:val="21"/>
-          <w14:ligatures w14:val="none"/>
-        </w:rPr>
-        <w:t>            {data</w:t>
-      </w:r>
-      <w:r>
-        <w:rPr>
-          <w:rFonts w:ascii="Consolas" w:eastAsia="Times New Roman" w:hAnsi="Consolas" w:cs="Times New Roman"/>
-          <w:color w:val="001080"/>
-          <w:kern w:val="0"/>
-          <w:sz w:val="21"/>
-          <w:szCs w:val="21"/>
-          <w14:ligatures w14:val="none"/>
-        </w:rPr>
-        <w:t>:</w:t>
-      </w:r>
-      <w:r>
-        <w:rPr>
-          <w:rFonts w:ascii="Consolas" w:eastAsia="Times New Roman" w:hAnsi="Consolas" w:cs="Times New Roman"/>
-          <w:color w:val="1F2328"/>
-          <w:kern w:val="0"/>
-          <w:sz w:val="21"/>
-          <w:szCs w:val="21"/>
-          <w14:ligatures w14:val="none"/>
-        </w:rPr>
-        <w:t xml:space="preserve"> </w:t>
-      </w:r>
-      <w:r>
-        <w:rPr>
-          <w:rFonts w:ascii="Consolas" w:eastAsia="Times New Roman" w:hAnsi="Consolas" w:cs="Times New Roman"/>
-          <w:color w:val="0A3069"/>
-          <w:kern w:val="0"/>
-          <w:sz w:val="21"/>
-          <w:szCs w:val="21"/>
-          <w14:ligatures w14:val="none"/>
-        </w:rPr>
-        <w:t>'Jafar-Loka-01'</w:t>
-      </w:r>
-      <w:r>
-        <w:rPr>
-          <w:rFonts w:ascii="Consolas" w:eastAsia="Times New Roman" w:hAnsi="Consolas" w:cs="Times New Roman"/>
-          <w:color w:val="1F2328"/>
-          <w:kern w:val="0"/>
-          <w:sz w:val="21"/>
-          <w:szCs w:val="21"/>
-          <w14:ligatures w14:val="none"/>
-        </w:rPr>
-        <w:t>, expected</w:t>
-      </w:r>
-      <w:r>
-        <w:rPr>
-          <w:rFonts w:ascii="Consolas" w:eastAsia="Times New Roman" w:hAnsi="Consolas" w:cs="Times New Roman"/>
-          <w:color w:val="001080"/>
-          <w:kern w:val="0"/>
-          <w:sz w:val="21"/>
-          <w:szCs w:val="21"/>
-          <w14:ligatures w14:val="none"/>
-        </w:rPr>
-        <w:t>:</w:t>
-      </w:r>
-      <w:r>
-        <w:rPr>
-          <w:rFonts w:ascii="Consolas" w:eastAsia="Times New Roman" w:hAnsi="Consolas" w:cs="Times New Roman"/>
-          <w:color w:val="1F2328"/>
-          <w:kern w:val="0"/>
-          <w:sz w:val="21"/>
-          <w:szCs w:val="21"/>
-          <w14:ligatures w14:val="none"/>
-        </w:rPr>
-        <w:t xml:space="preserve"> </w:t>
-      </w:r>
-      <w:r>
-        <w:rPr>
-          <w:rFonts w:ascii="Consolas" w:eastAsia="Times New Roman" w:hAnsi="Consolas" w:cs="Times New Roman"/>
-          <w:color w:val="0A3069"/>
-          <w:kern w:val="0"/>
-          <w:sz w:val="21"/>
-          <w:szCs w:val="21"/>
-          <w14:ligatures w14:val="none"/>
-        </w:rPr>
-        <w:t>'JAFAR-LOKA-01'</w:t>
-      </w:r>
-      <w:r>
-        <w:rPr>
-          <w:rFonts w:ascii="Consolas" w:eastAsia="Times New Roman" w:hAnsi="Consolas" w:cs="Times New Roman"/>
-          <w:color w:val="1F2328"/>
-          <w:kern w:val="0"/>
-          <w:sz w:val="21"/>
-          <w:szCs w:val="21"/>
-          <w14:ligatures w14:val="none"/>
-        </w:rPr>
-        <w:t>},</w:t>
-      </w:r>
-    </w:p>
-    <w:p>
-      <w:pPr>
-        <w:shd w:val="clear" w:color="auto" w:fill="FFFFFF"/>
-        <w:spacing w:after="0" w:line="285" w:lineRule="atLeast"/>
-        <w:rPr>
-          <w:rFonts w:ascii="Consolas" w:eastAsia="Times New Roman" w:hAnsi="Consolas" w:cs="Times New Roman"/>
-          <w:color w:val="202020"/>
-          <w:kern w:val="0"/>
-          <w:sz w:val="21"/>
-          <w:szCs w:val="21"/>
-          <w14:ligatures w14:val="none"/>
-        </w:rPr>
-      </w:pPr>
-      <w:r>
-        <w:rPr>
-          <w:rFonts w:ascii="Consolas" w:eastAsia="Times New Roman" w:hAnsi="Consolas" w:cs="Times New Roman"/>
-          <w:color w:val="1F2328"/>
-          <w:kern w:val="0"/>
-          <w:sz w:val="21"/>
-          <w:szCs w:val="21"/>
-          <w14:ligatures w14:val="none"/>
-        </w:rPr>
-        <w:t>            {data</w:t>
-      </w:r>
-      <w:r>
-        <w:rPr>
-          <w:rFonts w:ascii="Consolas" w:eastAsia="Times New Roman" w:hAnsi="Consolas" w:cs="Times New Roman"/>
-          <w:color w:val="001080"/>
-          <w:kern w:val="0"/>
-          <w:sz w:val="21"/>
-          <w:szCs w:val="21"/>
-          <w14:ligatures w14:val="none"/>
-        </w:rPr>
-        <w:t>:</w:t>
-      </w:r>
-      <w:r>
-        <w:rPr>
-          <w:rFonts w:ascii="Consolas" w:eastAsia="Times New Roman" w:hAnsi="Consolas" w:cs="Times New Roman"/>
-          <w:color w:val="1F2328"/>
-          <w:kern w:val="0"/>
-          <w:sz w:val="21"/>
-          <w:szCs w:val="21"/>
-          <w14:ligatures w14:val="none"/>
-        </w:rPr>
-        <w:t xml:space="preserve"> </w:t>
-      </w:r>
-      <w:r>
-        <w:rPr>
-          <w:rFonts w:ascii="Consolas" w:eastAsia="Times New Roman" w:hAnsi="Consolas" w:cs="Times New Roman"/>
-          <w:color w:val="0A3069"/>
-          <w:kern w:val="0"/>
-          <w:sz w:val="21"/>
-          <w:szCs w:val="21"/>
-          <w14:ligatures w14:val="none"/>
-        </w:rPr>
-        <w:t>'j-l-01'</w:t>
-      </w:r>
-      <w:r>
-        <w:rPr>
-          <w:rFonts w:ascii="Consolas" w:eastAsia="Times New Roman" w:hAnsi="Consolas" w:cs="Times New Roman"/>
-          <w:color w:val="1F2328"/>
-          <w:kern w:val="0"/>
-          <w:sz w:val="21"/>
-          <w:szCs w:val="21"/>
-          <w14:ligatures w14:val="none"/>
-        </w:rPr>
-        <w:t>, expected</w:t>
-      </w:r>
-      <w:r>
-        <w:rPr>
-          <w:rFonts w:ascii="Consolas" w:eastAsia="Times New Roman" w:hAnsi="Consolas" w:cs="Times New Roman"/>
-          <w:color w:val="001080"/>
-          <w:kern w:val="0"/>
-          <w:sz w:val="21"/>
-          <w:szCs w:val="21"/>
-          <w14:ligatures w14:val="none"/>
-        </w:rPr>
-        <w:t>:</w:t>
-      </w:r>
-      <w:r>
-        <w:rPr>
-          <w:rFonts w:ascii="Consolas" w:eastAsia="Times New Roman" w:hAnsi="Consolas" w:cs="Times New Roman"/>
-          <w:color w:val="1F2328"/>
-          <w:kern w:val="0"/>
-          <w:sz w:val="21"/>
-          <w:szCs w:val="21"/>
-          <w14:ligatures w14:val="none"/>
-        </w:rPr>
-        <w:t xml:space="preserve"> </w:t>
-      </w:r>
-      <w:r>
-        <w:rPr>
-          <w:rFonts w:ascii="Consolas" w:eastAsia="Times New Roman" w:hAnsi="Consolas" w:cs="Times New Roman"/>
-          <w:color w:val="0A3069"/>
-          <w:kern w:val="0"/>
-          <w:sz w:val="21"/>
-          <w:szCs w:val="21"/>
-          <w14:ligatures w14:val="none"/>
-        </w:rPr>
-        <w:t>'J-L-01'</w:t>
-      </w:r>
-      <w:r>
-        <w:rPr>
-          <w:rFonts w:ascii="Consolas" w:eastAsia="Times New Roman" w:hAnsi="Consolas" w:cs="Times New Roman"/>
-          <w:color w:val="1F2328"/>
-          <w:kern w:val="0"/>
-          <w:sz w:val="21"/>
-          <w:szCs w:val="21"/>
-          <w14:ligatures w14:val="none"/>
-        </w:rPr>
-        <w:t>},</w:t>
-      </w:r>
-    </w:p>
-    <w:p>
-      <w:pPr>
-        <w:shd w:val="clear" w:color="auto" w:fill="FFFFFF"/>
-        <w:spacing w:after="0" w:line="285" w:lineRule="atLeast"/>
-        <w:rPr>
-          <w:rFonts w:ascii="Consolas" w:eastAsia="Times New Roman" w:hAnsi="Consolas" w:cs="Times New Roman"/>
-          <w:color w:val="202020"/>
-          <w:kern w:val="0"/>
-          <w:sz w:val="21"/>
-          <w:szCs w:val="21"/>
-          <w14:ligatures w14:val="none"/>
-        </w:rPr>
-      </w:pPr>
-      <w:r>
-        <w:rPr>
-          <w:rFonts w:ascii="Consolas" w:eastAsia="Times New Roman" w:hAnsi="Consolas" w:cs="Times New Roman"/>
-          <w:color w:val="1F2328"/>
-          <w:kern w:val="0"/>
-          <w:sz w:val="21"/>
-          <w:szCs w:val="21"/>
-          <w14:ligatures w14:val="none"/>
-        </w:rPr>
-        <w:t>            {data</w:t>
-      </w:r>
-      <w:r>
-        <w:rPr>
-          <w:rFonts w:ascii="Consolas" w:eastAsia="Times New Roman" w:hAnsi="Consolas" w:cs="Times New Roman"/>
-          <w:color w:val="001080"/>
-          <w:kern w:val="0"/>
-          <w:sz w:val="21"/>
-          <w:szCs w:val="21"/>
-          <w14:ligatures w14:val="none"/>
-        </w:rPr>
-        <w:t>:</w:t>
-      </w:r>
-      <w:r>
-        <w:rPr>
-          <w:rFonts w:ascii="Consolas" w:eastAsia="Times New Roman" w:hAnsi="Consolas" w:cs="Times New Roman"/>
-          <w:color w:val="1F2328"/>
-          <w:kern w:val="0"/>
-          <w:sz w:val="21"/>
-          <w:szCs w:val="21"/>
-          <w14:ligatures w14:val="none"/>
-        </w:rPr>
-        <w:t xml:space="preserve"> </w:t>
-      </w:r>
-      <w:r>
-        <w:rPr>
-          <w:rFonts w:ascii="Consolas" w:eastAsia="Times New Roman" w:hAnsi="Consolas" w:cs="Times New Roman"/>
-          <w:color w:val="0A3069"/>
-          <w:kern w:val="0"/>
-          <w:sz w:val="21"/>
-          <w:szCs w:val="21"/>
-          <w14:ligatures w14:val="none"/>
-        </w:rPr>
-        <w:t>'Jafar-Test-01'</w:t>
-      </w:r>
-      <w:r>
-        <w:rPr>
-          <w:rFonts w:ascii="Consolas" w:eastAsia="Times New Roman" w:hAnsi="Consolas" w:cs="Times New Roman"/>
-          <w:color w:val="1F2328"/>
-          <w:kern w:val="0"/>
-          <w:sz w:val="21"/>
-          <w:szCs w:val="21"/>
-          <w14:ligatures w14:val="none"/>
-        </w:rPr>
-        <w:t>, expected</w:t>
-      </w:r>
-      <w:r>
-        <w:rPr>
-          <w:rFonts w:ascii="Consolas" w:eastAsia="Times New Roman" w:hAnsi="Consolas" w:cs="Times New Roman"/>
-          <w:color w:val="001080"/>
-          <w:kern w:val="0"/>
-          <w:sz w:val="21"/>
-          <w:szCs w:val="21"/>
-          <w14:ligatures w14:val="none"/>
-        </w:rPr>
-        <w:t>:</w:t>
-      </w:r>
-      <w:r>
-        <w:rPr>
-          <w:rFonts w:ascii="Consolas" w:eastAsia="Times New Roman" w:hAnsi="Consolas" w:cs="Times New Roman"/>
-          <w:color w:val="1F2328"/>
-          <w:kern w:val="0"/>
-          <w:sz w:val="21"/>
-          <w:szCs w:val="21"/>
-          <w14:ligatures w14:val="none"/>
-        </w:rPr>
-        <w:t xml:space="preserve"> </w:t>
-      </w:r>
-      <w:r>
-        <w:rPr>
-          <w:rFonts w:ascii="Consolas" w:eastAsia="Times New Roman" w:hAnsi="Consolas" w:cs="Times New Roman"/>
-          <w:color w:val="0A3069"/>
-          <w:kern w:val="0"/>
-          <w:sz w:val="21"/>
-          <w:szCs w:val="21"/>
-          <w14:ligatures w14:val="none"/>
-        </w:rPr>
-        <w:t>'JAFAR-TEST-01'</w:t>
-      </w:r>
-      <w:r>
-        <w:rPr>
-          <w:rFonts w:ascii="Consolas" w:eastAsia="Times New Roman" w:hAnsi="Consolas" w:cs="Times New Roman"/>
-          <w:color w:val="1F2328"/>
-          <w:kern w:val="0"/>
-          <w:sz w:val="21"/>
-          <w:szCs w:val="21"/>
-          <w14:ligatures w14:val="none"/>
-        </w:rPr>
-        <w:t>},</w:t>
-      </w:r>
-    </w:p>
-    <w:p>
-      <w:pPr>
-        <w:shd w:val="clear" w:color="auto" w:fill="FFFFFF"/>
-        <w:spacing w:after="0" w:line="285" w:lineRule="atLeast"/>
-        <w:rPr>
-          <w:rFonts w:ascii="Consolas" w:eastAsia="Times New Roman" w:hAnsi="Consolas" w:cs="Times New Roman"/>
-          <w:color w:val="202020"/>
-          <w:kern w:val="0"/>
-          <w:sz w:val="21"/>
-          <w:szCs w:val="21"/>
-          <w14:ligatures w14:val="none"/>
-        </w:rPr>
-      </w:pPr>
-      <w:r>
-        <w:rPr>
-          <w:rFonts w:ascii="Consolas" w:eastAsia="Times New Roman" w:hAnsi="Consolas" w:cs="Times New Roman"/>
-          <w:color w:val="1F2328"/>
-          <w:kern w:val="0"/>
-          <w:sz w:val="21"/>
-          <w:szCs w:val="21"/>
-          <w14:ligatures w14:val="none"/>
-        </w:rPr>
-        <w:t xml:space="preserve">        </w:t>
-      </w:r>
-      <w:proofErr w:type="gramStart"/>
-      <w:r>
-        <w:rPr>
-          <w:rFonts w:ascii="Consolas" w:eastAsia="Times New Roman" w:hAnsi="Consolas" w:cs="Times New Roman"/>
-          <w:color w:val="1F2328"/>
-          <w:kern w:val="0"/>
-          <w:sz w:val="21"/>
-          <w:szCs w:val="21"/>
-          <w14:ligatures w14:val="none"/>
-        </w:rPr>
-        <w:t>])(</w:t>
-      </w:r>
-      <w:proofErr w:type="gramEnd"/>
-      <w:r>
-        <w:rPr>
-          <w:rFonts w:ascii="Consolas" w:eastAsia="Times New Roman" w:hAnsi="Consolas" w:cs="Times New Roman"/>
-          <w:color w:val="0A3069"/>
-          <w:kern w:val="0"/>
-          <w:sz w:val="21"/>
-          <w:szCs w:val="21"/>
-          <w14:ligatures w14:val="none"/>
-        </w:rPr>
-        <w:t>"Test parametrize with $data expected $expected"</w:t>
-      </w:r>
-      <w:r>
-        <w:rPr>
-          <w:rFonts w:ascii="Consolas" w:eastAsia="Times New Roman" w:hAnsi="Consolas" w:cs="Times New Roman"/>
-          <w:color w:val="1F2328"/>
-          <w:kern w:val="0"/>
-          <w:sz w:val="21"/>
-          <w:szCs w:val="21"/>
-          <w14:ligatures w14:val="none"/>
-        </w:rPr>
-        <w:t xml:space="preserve">, </w:t>
-      </w:r>
-      <w:proofErr w:type="gramStart"/>
-      <w:r>
-        <w:rPr>
-          <w:rFonts w:ascii="Consolas" w:eastAsia="Times New Roman" w:hAnsi="Consolas" w:cs="Times New Roman"/>
-          <w:color w:val="1F2328"/>
-          <w:kern w:val="0"/>
-          <w:sz w:val="21"/>
-          <w:szCs w:val="21"/>
-          <w14:ligatures w14:val="none"/>
-        </w:rPr>
-        <w:t xml:space="preserve">({ </w:t>
-      </w:r>
-      <w:r>
-        <w:rPr>
-          <w:rFonts w:ascii="Consolas" w:eastAsia="Times New Roman" w:hAnsi="Consolas" w:cs="Times New Roman"/>
-          <w:color w:val="953800"/>
-          <w:kern w:val="0"/>
-          <w:sz w:val="21"/>
-          <w:szCs w:val="21"/>
-          <w14:ligatures w14:val="none"/>
-        </w:rPr>
-        <w:t>data</w:t>
-      </w:r>
-      <w:proofErr w:type="gramEnd"/>
-      <w:r>
-        <w:rPr>
-          <w:rFonts w:ascii="Consolas" w:eastAsia="Times New Roman" w:hAnsi="Consolas" w:cs="Times New Roman"/>
-          <w:color w:val="1F2328"/>
-          <w:kern w:val="0"/>
-          <w:sz w:val="21"/>
-          <w:szCs w:val="21"/>
-          <w14:ligatures w14:val="none"/>
-        </w:rPr>
-        <w:t xml:space="preserve">, </w:t>
-      </w:r>
-      <w:proofErr w:type="gramStart"/>
-      <w:r>
-        <w:rPr>
-          <w:rFonts w:ascii="Consolas" w:eastAsia="Times New Roman" w:hAnsi="Consolas" w:cs="Times New Roman"/>
-          <w:color w:val="953800"/>
-          <w:kern w:val="0"/>
-          <w:sz w:val="21"/>
-          <w:szCs w:val="21"/>
-          <w14:ligatures w14:val="none"/>
-        </w:rPr>
-        <w:t>expected</w:t>
-      </w:r>
-      <w:r>
-        <w:rPr>
-          <w:rFonts w:ascii="Consolas" w:eastAsia="Times New Roman" w:hAnsi="Consolas" w:cs="Times New Roman"/>
-          <w:color w:val="1F2328"/>
-          <w:kern w:val="0"/>
-          <w:sz w:val="21"/>
-          <w:szCs w:val="21"/>
-          <w14:ligatures w14:val="none"/>
-        </w:rPr>
-        <w:t xml:space="preserve"> }</w:t>
-      </w:r>
-      <w:proofErr w:type="gramEnd"/>
-      <w:r>
-        <w:rPr>
-          <w:rFonts w:ascii="Consolas" w:eastAsia="Times New Roman" w:hAnsi="Consolas" w:cs="Times New Roman"/>
-          <w:color w:val="1F2328"/>
-          <w:kern w:val="0"/>
-          <w:sz w:val="21"/>
-          <w:szCs w:val="21"/>
-          <w14:ligatures w14:val="none"/>
-        </w:rPr>
-        <w:t xml:space="preserve">) </w:t>
-      </w:r>
-      <w:r>
-        <w:rPr>
-          <w:rFonts w:ascii="Consolas" w:eastAsia="Times New Roman" w:hAnsi="Consolas" w:cs="Times New Roman"/>
-          <w:color w:val="CF222E"/>
-          <w:kern w:val="0"/>
-          <w:sz w:val="21"/>
-          <w:szCs w:val="21"/>
-          <w14:ligatures w14:val="none"/>
-        </w:rPr>
-        <w:t>=&gt;</w:t>
-      </w:r>
-      <w:r>
-        <w:rPr>
-          <w:rFonts w:ascii="Consolas" w:eastAsia="Times New Roman" w:hAnsi="Consolas" w:cs="Times New Roman"/>
-          <w:color w:val="1F2328"/>
-          <w:kern w:val="0"/>
-          <w:sz w:val="21"/>
-          <w:szCs w:val="21"/>
-          <w14:ligatures w14:val="none"/>
-        </w:rPr>
-        <w:t xml:space="preserve"> {</w:t>
-      </w:r>
-    </w:p>
-    <w:p>
-      <w:pPr>
-        <w:shd w:val="clear" w:color="auto" w:fill="FFFFFF"/>
-        <w:spacing w:after="0" w:line="285" w:lineRule="atLeast"/>
-        <w:rPr>
-          <w:rFonts w:ascii="Consolas" w:eastAsia="Times New Roman" w:hAnsi="Consolas" w:cs="Times New Roman"/>
-          <w:color w:val="202020"/>
-          <w:kern w:val="0"/>
-          <w:sz w:val="21"/>
-          <w:szCs w:val="21"/>
-          <w14:ligatures w14:val="none"/>
-        </w:rPr>
-      </w:pPr>
-      <w:r>
-        <w:rPr>
-          <w:rFonts w:ascii="Consolas" w:eastAsia="Times New Roman" w:hAnsi="Consolas" w:cs="Times New Roman"/>
-          <w:color w:val="1F2328"/>
-          <w:kern w:val="0"/>
-          <w:sz w:val="21"/>
-          <w:szCs w:val="21"/>
-          <w14:ligatures w14:val="none"/>
-        </w:rPr>
-        <w:t xml:space="preserve">            </w:t>
-      </w:r>
-      <w:r>
-        <w:rPr>
-          <w:rFonts w:ascii="Consolas" w:eastAsia="Times New Roman" w:hAnsi="Consolas" w:cs="Times New Roman"/>
-          <w:color w:val="8250DF"/>
-          <w:kern w:val="0"/>
-          <w:sz w:val="21"/>
-          <w:szCs w:val="21"/>
-          <w14:ligatures w14:val="none"/>
-        </w:rPr>
-        <w:t>expect</w:t>
-      </w:r>
-      <w:r>
-        <w:rPr>
-          <w:rFonts w:ascii="Consolas" w:eastAsia="Times New Roman" w:hAnsi="Consolas" w:cs="Times New Roman"/>
-          <w:color w:val="1F2328"/>
-          <w:kern w:val="0"/>
-          <w:sz w:val="21"/>
-          <w:szCs w:val="21"/>
-          <w14:ligatures w14:val="none"/>
-        </w:rPr>
-        <w:t>(</w:t>
-      </w:r>
-      <w:r>
-        <w:rPr>
-          <w:rFonts w:ascii="Consolas" w:eastAsia="Times New Roman" w:hAnsi="Consolas" w:cs="Times New Roman"/>
-          <w:color w:val="8250DF"/>
-          <w:kern w:val="0"/>
-          <w:sz w:val="21"/>
-          <w:szCs w:val="21"/>
-          <w14:ligatures w14:val="none"/>
-        </w:rPr>
-        <w:t>toUpperCase</w:t>
-      </w:r>
-      <w:r>
-        <w:rPr>
-          <w:rFonts w:ascii="Consolas" w:eastAsia="Times New Roman" w:hAnsi="Consolas" w:cs="Times New Roman"/>
-          <w:color w:val="1F2328"/>
-          <w:kern w:val="0"/>
-          <w:sz w:val="21"/>
-          <w:szCs w:val="21"/>
-          <w14:ligatures w14:val="none"/>
-        </w:rPr>
-        <w:t>(</w:t>
-      </w:r>
-      <w:r>
-        <w:rPr>
-          <w:rFonts w:ascii="Consolas" w:eastAsia="Times New Roman" w:hAnsi="Consolas" w:cs="Times New Roman"/>
-          <w:color w:val="953800"/>
-          <w:kern w:val="0"/>
-          <w:sz w:val="21"/>
-          <w:szCs w:val="21"/>
-          <w14:ligatures w14:val="none"/>
-        </w:rPr>
-        <w:t>data</w:t>
-      </w:r>
-      <w:r>
-        <w:rPr>
-          <w:rFonts w:ascii="Consolas" w:eastAsia="Times New Roman" w:hAnsi="Consolas" w:cs="Times New Roman"/>
-          <w:color w:val="1F2328"/>
-          <w:kern w:val="0"/>
-          <w:sz w:val="21"/>
-          <w:szCs w:val="21"/>
-          <w14:ligatures w14:val="none"/>
-        </w:rPr>
-        <w:t>)</w:t>
-      </w:r>
-      <w:proofErr w:type="gramStart"/>
-      <w:r>
-        <w:rPr>
-          <w:rFonts w:ascii="Consolas" w:eastAsia="Times New Roman" w:hAnsi="Consolas" w:cs="Times New Roman"/>
-          <w:color w:val="1F2328"/>
-          <w:kern w:val="0"/>
-          <w:sz w:val="21"/>
-          <w:szCs w:val="21"/>
-          <w14:ligatures w14:val="none"/>
-        </w:rPr>
-        <w:t>).</w:t>
-      </w:r>
-      <w:r>
-        <w:rPr>
-          <w:rFonts w:ascii="Consolas" w:eastAsia="Times New Roman" w:hAnsi="Consolas" w:cs="Times New Roman"/>
-          <w:color w:val="8250DF"/>
-          <w:kern w:val="0"/>
-          <w:sz w:val="21"/>
-          <w:szCs w:val="21"/>
-          <w14:ligatures w14:val="none"/>
-        </w:rPr>
-        <w:t>toBe</w:t>
-      </w:r>
-      <w:proofErr w:type="gramEnd"/>
-      <w:r>
-        <w:rPr>
-          <w:rFonts w:ascii="Consolas" w:eastAsia="Times New Roman" w:hAnsi="Consolas" w:cs="Times New Roman"/>
-          <w:color w:val="1F2328"/>
-          <w:kern w:val="0"/>
-          <w:sz w:val="21"/>
-          <w:szCs w:val="21"/>
-          <w14:ligatures w14:val="none"/>
-        </w:rPr>
-        <w:t>(</w:t>
-      </w:r>
-      <w:r>
-        <w:rPr>
-          <w:rFonts w:ascii="Consolas" w:eastAsia="Times New Roman" w:hAnsi="Consolas" w:cs="Times New Roman"/>
-          <w:color w:val="953800"/>
-          <w:kern w:val="0"/>
-          <w:sz w:val="21"/>
-          <w:szCs w:val="21"/>
-          <w14:ligatures w14:val="none"/>
-        </w:rPr>
-        <w:t>expected</w:t>
-      </w:r>
-      <w:r>
-        <w:rPr>
-          <w:rFonts w:ascii="Consolas" w:eastAsia="Times New Roman" w:hAnsi="Consolas" w:cs="Times New Roman"/>
-          <w:color w:val="1F2328"/>
-          <w:kern w:val="0"/>
-          <w:sz w:val="21"/>
-          <w:szCs w:val="21"/>
-          <w14:ligatures w14:val="none"/>
-        </w:rPr>
-        <w:t>)</w:t>
-      </w:r>
-    </w:p>
-    <w:p>
-      <w:pPr>
-        <w:shd w:val="clear" w:color="auto" w:fill="FFFFFF"/>
-        <w:spacing w:after="0" w:line="285" w:lineRule="atLeast"/>
-        <w:rPr>
-          <w:rFonts w:ascii="Consolas" w:eastAsia="Times New Roman" w:hAnsi="Consolas" w:cs="Times New Roman"/>
-          <w:color w:val="202020"/>
-          <w:kern w:val="0"/>
-          <w:sz w:val="21"/>
-          <w:szCs w:val="21"/>
-          <w14:ligatures w14:val="none"/>
-        </w:rPr>
-      </w:pPr>
-      <w:r>
-        <w:rPr>
-          <w:rFonts w:ascii="Consolas" w:eastAsia="Times New Roman" w:hAnsi="Consolas" w:cs="Times New Roman"/>
-          <w:color w:val="1F2328"/>
-          <w:kern w:val="0"/>
-          <w:sz w:val="21"/>
-          <w:szCs w:val="21"/>
-          <w14:ligatures w14:val="none"/>
-        </w:rPr>
-        <w:t>        })</w:t>
-      </w:r>
-    </w:p>
-    <w:p>
-      <w:pPr>
-        <w:shd w:val="clear" w:color="auto" w:fill="FFFFFF"/>
-        <w:spacing w:after="0" w:line="285" w:lineRule="atLeast"/>
-        <w:rPr>
-          <w:rFonts w:ascii="Consolas" w:eastAsia="Times New Roman" w:hAnsi="Consolas" w:cs="Times New Roman"/>
-          <w:color w:val="202020"/>
-          <w:kern w:val="0"/>
-          <w:sz w:val="21"/>
-          <w:szCs w:val="21"/>
-          <w14:ligatures w14:val="none"/>
-        </w:rPr>
-      </w:pPr>
-    </w:p>
-    <w:p>
-      <w:pPr>
-        <w:shd w:val="clear" w:color="auto" w:fill="FFFFFF"/>
-        <w:spacing w:after="0" w:line="285" w:lineRule="atLeast"/>
-        <w:rPr>
-          <w:rFonts w:ascii="Consolas" w:eastAsia="Times New Roman" w:hAnsi="Consolas" w:cs="Times New Roman"/>
-          <w:color w:val="202020"/>
-          <w:kern w:val="0"/>
-          <w:sz w:val="21"/>
-          <w:szCs w:val="21"/>
-          <w14:ligatures w14:val="none"/>
-        </w:rPr>
-      </w:pPr>
-      <w:r>
-        <w:rPr>
-          <w:rFonts w:ascii="Consolas" w:eastAsia="Times New Roman" w:hAnsi="Consolas" w:cs="Times New Roman"/>
-          <w:color w:val="1F2328"/>
-          <w:kern w:val="0"/>
-          <w:sz w:val="21"/>
-          <w:szCs w:val="21"/>
-          <w14:ligatures w14:val="none"/>
-        </w:rPr>
-        <w:t xml:space="preserve">        </w:t>
-      </w:r>
-      <w:proofErr w:type="gramStart"/>
-      <w:r>
-        <w:rPr>
-          <w:rFonts w:ascii="Consolas" w:eastAsia="Times New Roman" w:hAnsi="Consolas" w:cs="Times New Roman"/>
-          <w:color w:val="1F2328"/>
-          <w:kern w:val="0"/>
-          <w:sz w:val="21"/>
-          <w:szCs w:val="21"/>
-          <w14:ligatures w14:val="none"/>
-        </w:rPr>
-        <w:t>it.</w:t>
-      </w:r>
-      <w:r>
-        <w:rPr>
-          <w:rFonts w:ascii="Consolas" w:eastAsia="Times New Roman" w:hAnsi="Consolas" w:cs="Times New Roman"/>
-          <w:color w:val="8250DF"/>
-          <w:kern w:val="0"/>
-          <w:sz w:val="21"/>
-          <w:szCs w:val="21"/>
-          <w14:ligatures w14:val="none"/>
-        </w:rPr>
         <w:t>todo</w:t>
       </w:r>
-      <w:proofErr w:type="gramEnd"/>
       <w:r>
         <w:rPr>
           <w:rFonts w:ascii="Consolas" w:eastAsia="Times New Roman" w:hAnsi="Consolas" w:cs="Times New Roman"/>
@@ -10508,20 +10104,42 @@
       <w:pPr>
         <w:shd w:val="clear" w:color="auto" w:fill="FFFFFF"/>
         <w:spacing w:after="0" w:line="285" w:lineRule="atLeast"/>
+        <w:ind w:left="1440" w:firstLine="720"/>
+        <w:rPr>
+          <w:rFonts w:ascii="Sakkal Majalla" w:eastAsia="Times New Roman" w:hAnsi="Sakkal Majalla" w:cs="Sakkal Majalla"/>
+          <w:color w:val="202020"/>
+          <w:kern w:val="0"/>
+          <w14:ligatures w14:val="none"/>
+        </w:rPr>
+      </w:pPr>
+      <w:r>
         <w:rPr>
           <w:rFonts w:ascii="Sakkal Majalla" w:eastAsia="Times New Roman" w:hAnsi="Sakkal Majalla" w:cs="Sakkal Majalla" w:hint="cs"/>
           <w:color w:val="202020"/>
           <w:kern w:val="0"/>
           <w14:ligatures w14:val="none"/>
         </w:rPr>
-      </w:pPr>
-    </w:p>
-    <w:p>
-      <w:pPr>
-        <w:shd w:val="clear" w:color="auto" w:fill="FFFFFF"/>
-        <w:spacing w:after="0" w:line="285" w:lineRule="atLeast"/>
-        <w:rPr>
-          <w:rFonts w:ascii="Sakkal Majalla" w:eastAsia="Times New Roman" w:hAnsi="Sakkal Majalla" w:cs="Sakkal Majalla" w:hint="cs"/>
+        <w:t>====================================================</w:t>
+      </w:r>
+    </w:p>
+    <w:p>
+      <w:pPr>
+        <w:shd w:val="clear" w:color="auto" w:fill="FFFFFF"/>
+        <w:spacing w:after="0" w:line="285" w:lineRule="atLeast"/>
+        <w:rPr>
+          <w:rFonts w:ascii="Sakkal Majalla" w:eastAsia="Times New Roman" w:hAnsi="Sakkal Majalla" w:cs="Sakkal Majalla"/>
+          <w:color w:val="202020"/>
+          <w:kern w:val="0"/>
+          <w14:ligatures w14:val="none"/>
+        </w:rPr>
+      </w:pPr>
+    </w:p>
+    <w:p>
+      <w:pPr>
+        <w:shd w:val="clear" w:color="auto" w:fill="FFFFFF"/>
+        <w:spacing w:after="0" w:line="285" w:lineRule="atLeast"/>
+        <w:rPr>
+          <w:rFonts w:ascii="Sakkal Majalla" w:eastAsia="Times New Roman" w:hAnsi="Sakkal Majalla" w:cs="Sakkal Majalla"/>
           <w:color w:val="202020"/>
           <w:kern w:val="0"/>
           <w14:ligatures w14:val="none"/>
@@ -11376,6 +10994,7 @@
   <w:style w:type="character" w:default="1" w:styleId="DefaultParagraphFont">
     <w:name w:val="Default Paragraph Font"/>
     <w:uiPriority w:val="1"/>
+    <w:semiHidden/>
     <w:unhideWhenUsed/>
   </w:style>
   <w:style w:type="table" w:default="1" w:styleId="TableNormal">
